--- a/IELTS Notes/Vocabulary of IELTS Test/Vocabulary of Listening Test.docx
+++ b/IELTS Notes/Vocabulary of IELTS Test/Vocabulary of Listening Test.docx
@@ -5373,16 +5373,16 @@
     <w:p>
       <w:pPr>
         <w:rPr>
-          <w:rFonts w:ascii="Times New Roman" w:eastAsia="华文宋体" w:hAnsi="Times New Roman" w:cs="Times New Roman" w:hint="eastAsia"/>
-          <w:sz w:val="24"/>
-          <w:szCs w:val="24"/>
-        </w:rPr>
-      </w:pPr>
-    </w:p>
-    <w:p>
-      <w:pPr>
-        <w:rPr>
-          <w:rFonts w:ascii="Times New Roman" w:hAnsi="Times New Roman" w:cs="Times New Roman" w:hint="eastAsia"/>
+          <w:rFonts w:ascii="Times New Roman" w:eastAsia="华文宋体" w:hAnsi="Times New Roman" w:cs="Times New Roman"/>
+          <w:sz w:val="24"/>
+          <w:szCs w:val="24"/>
+        </w:rPr>
+      </w:pPr>
+    </w:p>
+    <w:p>
+      <w:pPr>
+        <w:rPr>
+          <w:rFonts w:ascii="Times New Roman" w:hAnsi="Times New Roman" w:cs="Times New Roman"/>
           <w:b/>
           <w:bCs/>
           <w:i/>
@@ -5407,7 +5407,7 @@
     <w:p>
       <w:pPr>
         <w:rPr>
-          <w:rFonts w:ascii="Times New Roman" w:eastAsia="华文宋体" w:hAnsi="Times New Roman" w:cs="Times New Roman" w:hint="eastAsia"/>
+          <w:rFonts w:ascii="Times New Roman" w:eastAsia="华文宋体" w:hAnsi="Times New Roman" w:cs="Times New Roman"/>
           <w:sz w:val="24"/>
           <w:szCs w:val="24"/>
         </w:rPr>
@@ -5441,7 +5441,7 @@
     <w:p>
       <w:pPr>
         <w:rPr>
-          <w:rFonts w:ascii="Times New Roman" w:eastAsia="华文宋体" w:hAnsi="Times New Roman" w:cs="Times New Roman" w:hint="eastAsia"/>
+          <w:rFonts w:ascii="Times New Roman" w:eastAsia="华文宋体" w:hAnsi="Times New Roman" w:cs="Times New Roman"/>
           <w:sz w:val="24"/>
           <w:szCs w:val="24"/>
         </w:rPr>
@@ -5532,7 +5532,7 @@
     <w:p>
       <w:pPr>
         <w:rPr>
-          <w:rFonts w:ascii="Times New Roman" w:eastAsia="华文宋体" w:hAnsi="Times New Roman" w:cs="Times New Roman" w:hint="eastAsia"/>
+          <w:rFonts w:ascii="Times New Roman" w:eastAsia="华文宋体" w:hAnsi="Times New Roman" w:cs="Times New Roman"/>
           <w:sz w:val="24"/>
           <w:szCs w:val="24"/>
         </w:rPr>
@@ -5583,7 +5583,7 @@
     <w:p>
       <w:pPr>
         <w:rPr>
-          <w:rFonts w:ascii="Times New Roman" w:eastAsia="华文宋体" w:hAnsi="Times New Roman" w:cs="Times New Roman" w:hint="eastAsia"/>
+          <w:rFonts w:ascii="Times New Roman" w:eastAsia="华文宋体" w:hAnsi="Times New Roman" w:cs="Times New Roman"/>
           <w:sz w:val="24"/>
           <w:szCs w:val="24"/>
         </w:rPr>
@@ -5633,7 +5633,7 @@
     <w:p>
       <w:pPr>
         <w:rPr>
-          <w:rFonts w:ascii="Times New Roman" w:eastAsia="华文宋体" w:hAnsi="Times New Roman" w:cs="Times New Roman" w:hint="eastAsia"/>
+          <w:rFonts w:ascii="Times New Roman" w:eastAsia="华文宋体" w:hAnsi="Times New Roman" w:cs="Times New Roman"/>
           <w:sz w:val="24"/>
           <w:szCs w:val="24"/>
         </w:rPr>
@@ -5675,7 +5675,7 @@
     <w:p>
       <w:pPr>
         <w:rPr>
-          <w:rFonts w:ascii="Times New Roman" w:eastAsia="华文宋体" w:hAnsi="Times New Roman" w:cs="Times New Roman" w:hint="eastAsia"/>
+          <w:rFonts w:ascii="Times New Roman" w:eastAsia="华文宋体" w:hAnsi="Times New Roman" w:cs="Times New Roman"/>
           <w:sz w:val="24"/>
           <w:szCs w:val="24"/>
         </w:rPr>
@@ -5782,7 +5782,7 @@
     <w:p>
       <w:pPr>
         <w:rPr>
-          <w:rFonts w:ascii="Times New Roman" w:eastAsia="华文宋体" w:hAnsi="Times New Roman" w:cs="Times New Roman" w:hint="eastAsia"/>
+          <w:rFonts w:ascii="Times New Roman" w:eastAsia="华文宋体" w:hAnsi="Times New Roman" w:cs="Times New Roman"/>
           <w:sz w:val="24"/>
           <w:szCs w:val="24"/>
         </w:rPr>
@@ -5928,7 +5928,7 @@
     <w:p>
       <w:pPr>
         <w:rPr>
-          <w:rFonts w:ascii="Times New Roman" w:eastAsia="华文宋体" w:hAnsi="Times New Roman" w:cs="Times New Roman" w:hint="eastAsia"/>
+          <w:rFonts w:ascii="Times New Roman" w:eastAsia="华文宋体" w:hAnsi="Times New Roman" w:cs="Times New Roman"/>
           <w:sz w:val="24"/>
           <w:szCs w:val="24"/>
         </w:rPr>
@@ -6092,181 +6092,296 @@
     <w:p>
       <w:pPr>
         <w:rPr>
-          <w:rFonts w:ascii="Times New Roman" w:eastAsia="华文宋体" w:hAnsi="Times New Roman" w:cs="Times New Roman" w:hint="eastAsia"/>
-          <w:sz w:val="24"/>
-          <w:szCs w:val="24"/>
-        </w:rPr>
-      </w:pPr>
-      <w:r>
-        <w:rPr>
-          <w:rFonts w:ascii="Times New Roman" w:eastAsia="华文宋体" w:hAnsi="Times New Roman" w:cs="Times New Roman" w:hint="eastAsia"/>
-          <w:b/>
-          <w:sz w:val="24"/>
-          <w:szCs w:val="24"/>
-        </w:rPr>
-        <w:t xml:space="preserve">retain </w:t>
-      </w:r>
-      <w:r>
-        <w:rPr>
-          <w:rFonts w:ascii="Times New Roman" w:eastAsia="华文宋体" w:hAnsi="Times New Roman" w:cs="Times New Roman"/>
-          <w:sz w:val="24"/>
-          <w:szCs w:val="24"/>
-        </w:rPr>
-        <w:br/>
-      </w:r>
-      <w:r>
-        <w:rPr>
-          <w:rFonts w:ascii="Times New Roman" w:eastAsia="华文宋体" w:hAnsi="Times New Roman" w:cs="Times New Roman" w:hint="eastAsia"/>
-          <w:sz w:val="24"/>
-          <w:szCs w:val="24"/>
-        </w:rPr>
-        <w:t>[vt.] to keep something.</w:t>
-      </w:r>
-      <w:r>
-        <w:rPr>
-          <w:rFonts w:ascii="Times New Roman" w:eastAsia="华文宋体" w:hAnsi="Times New Roman" w:cs="Times New Roman"/>
-          <w:sz w:val="24"/>
-          <w:szCs w:val="24"/>
-        </w:rPr>
-        <w:br/>
-      </w:r>
-      <w:r>
-        <w:rPr>
-          <w:rFonts w:ascii="Times New Roman" w:eastAsia="华文宋体" w:hAnsi="Times New Roman" w:cs="Times New Roman" w:hint="eastAsia"/>
-          <w:sz w:val="24"/>
-          <w:szCs w:val="24"/>
-        </w:rPr>
-        <w:t xml:space="preserve">This would have helped the pots to retain water. </w:t>
-      </w:r>
-    </w:p>
-    <w:p>
-      <w:pPr>
-        <w:rPr>
-          <w:rFonts w:ascii="Times New Roman" w:eastAsia="华文宋体" w:hAnsi="Times New Roman" w:cs="Times New Roman" w:hint="eastAsia"/>
-          <w:sz w:val="24"/>
-          <w:szCs w:val="24"/>
-        </w:rPr>
-      </w:pPr>
-      <w:r>
-        <w:rPr>
-          <w:rFonts w:ascii="Times New Roman" w:eastAsia="华文宋体" w:hAnsi="Times New Roman" w:cs="Times New Roman" w:hint="eastAsia"/>
-          <w:b/>
-          <w:sz w:val="24"/>
-          <w:szCs w:val="24"/>
-        </w:rPr>
-        <w:t xml:space="preserve">glaze </w:t>
-      </w:r>
-      <w:r>
-        <w:rPr>
-          <w:rFonts w:ascii="Times New Roman" w:eastAsia="华文宋体" w:hAnsi="Times New Roman" w:cs="Times New Roman"/>
-          <w:b/>
-          <w:sz w:val="24"/>
-          <w:szCs w:val="24"/>
-        </w:rPr>
-        <w:br/>
-      </w:r>
-      <w:r>
-        <w:rPr>
-          <w:rFonts w:ascii="Times New Roman" w:eastAsia="华文宋体" w:hAnsi="Times New Roman" w:cs="Times New Roman" w:hint="eastAsia"/>
-          <w:sz w:val="24"/>
-          <w:szCs w:val="24"/>
-        </w:rPr>
-        <w:t xml:space="preserve">[vt.] </w:t>
-      </w:r>
-      <w:r>
-        <w:rPr>
-          <w:rFonts w:ascii="Times New Roman" w:eastAsia="华文宋体" w:hAnsi="Times New Roman" w:cs="Times New Roman" w:hint="eastAsia"/>
-          <w:sz w:val="24"/>
-          <w:szCs w:val="24"/>
-        </w:rPr>
-        <w:t>上釉；上光</w:t>
-      </w:r>
-    </w:p>
-    <w:p>
-      <w:pPr>
-        <w:rPr>
-          <w:rFonts w:ascii="Times New Roman" w:eastAsia="华文宋体" w:hAnsi="Times New Roman" w:cs="Times New Roman" w:hint="eastAsia"/>
-          <w:sz w:val="24"/>
-          <w:szCs w:val="24"/>
-        </w:rPr>
-      </w:pPr>
-      <w:r>
-        <w:rPr>
-          <w:rFonts w:ascii="Times New Roman" w:eastAsia="华文宋体" w:hAnsi="Times New Roman" w:cs="Times New Roman" w:hint="eastAsia"/>
-          <w:b/>
-          <w:sz w:val="24"/>
-          <w:szCs w:val="24"/>
-        </w:rPr>
-        <w:t xml:space="preserve">stitch </w:t>
-      </w:r>
-      <w:r>
-        <w:rPr>
-          <w:rFonts w:ascii="Times New Roman" w:eastAsia="华文宋体" w:hAnsi="Times New Roman" w:cs="Times New Roman"/>
-          <w:sz w:val="24"/>
-          <w:szCs w:val="24"/>
-        </w:rPr>
-        <w:br/>
-      </w:r>
-      <w:r>
-        <w:rPr>
-          <w:rFonts w:ascii="Times New Roman" w:eastAsia="华文宋体" w:hAnsi="Times New Roman" w:cs="Times New Roman" w:hint="eastAsia"/>
-          <w:sz w:val="24"/>
-          <w:szCs w:val="24"/>
-        </w:rPr>
-        <w:t>[C.] one of the small lines of thread that you can see on a piece of cloth after it has been sewn.</w:t>
-      </w:r>
-    </w:p>
-    <w:p>
-      <w:pPr>
-        <w:rPr>
-          <w:rFonts w:ascii="Times New Roman" w:eastAsia="华文宋体" w:hAnsi="Times New Roman" w:cs="Times New Roman"/>
-          <w:sz w:val="24"/>
-          <w:szCs w:val="24"/>
-        </w:rPr>
-      </w:pPr>
-      <w:r>
-        <w:rPr>
-          <w:rFonts w:ascii="Times New Roman" w:eastAsia="华文宋体" w:hAnsi="Times New Roman" w:cs="Times New Roman" w:hint="eastAsia"/>
-          <w:b/>
-          <w:sz w:val="24"/>
-          <w:szCs w:val="24"/>
-        </w:rPr>
-        <w:t>vessel</w:t>
-      </w:r>
-      <w:r>
-        <w:rPr>
-          <w:rFonts w:ascii="Times New Roman" w:eastAsia="华文宋体" w:hAnsi="Times New Roman" w:cs="Times New Roman"/>
-          <w:sz w:val="24"/>
-          <w:szCs w:val="24"/>
-        </w:rPr>
-        <w:br/>
-      </w:r>
-      <w:r>
-        <w:rPr>
-          <w:rFonts w:ascii="Times New Roman" w:eastAsia="华文宋体" w:hAnsi="Times New Roman" w:cs="Times New Roman" w:hint="eastAsia"/>
-          <w:sz w:val="24"/>
-          <w:szCs w:val="24"/>
-        </w:rPr>
-        <w:t>1. [C.] a container used for holding liquids, such as a bowl, a cup, etc.</w:t>
-      </w:r>
-      <w:r>
-        <w:rPr>
-          <w:rFonts w:ascii="Times New Roman" w:eastAsia="华文宋体" w:hAnsi="Times New Roman" w:cs="Times New Roman"/>
-          <w:sz w:val="24"/>
-          <w:szCs w:val="24"/>
-        </w:rPr>
-        <w:br/>
-      </w:r>
-      <w:r>
-        <w:rPr>
-          <w:rFonts w:ascii="Times New Roman" w:eastAsia="华文宋体" w:hAnsi="Times New Roman" w:cs="Times New Roman" w:hint="eastAsia"/>
-          <w:sz w:val="24"/>
-          <w:szCs w:val="24"/>
-        </w:rPr>
-        <w:t>2. [C.] a large ship or boat.</w:t>
+          <w:rFonts w:ascii="Times New Roman" w:eastAsia="华文宋体" w:hAnsi="Times New Roman" w:cs="Times New Roman"/>
+          <w:sz w:val="24"/>
+          <w:szCs w:val="24"/>
+        </w:rPr>
+      </w:pPr>
+      <w:r>
+        <w:rPr>
+          <w:rFonts w:ascii="Times New Roman" w:eastAsia="华文宋体" w:hAnsi="Times New Roman" w:cs="Times New Roman" w:hint="eastAsia"/>
+          <w:b/>
+          <w:sz w:val="24"/>
+          <w:szCs w:val="24"/>
+        </w:rPr>
+        <w:t>sheer</w:t>
+      </w:r>
+      <w:r>
+        <w:rPr>
+          <w:rFonts w:ascii="Times New Roman" w:eastAsia="华文宋体" w:hAnsi="Times New Roman" w:cs="Times New Roman"/>
+          <w:sz w:val="24"/>
+          <w:szCs w:val="24"/>
+        </w:rPr>
+        <w:br/>
+      </w:r>
+      <w:r>
+        <w:rPr>
+          <w:rFonts w:ascii="Times New Roman" w:eastAsia="华文宋体" w:hAnsi="Times New Roman" w:cs="Times New Roman" w:hint="eastAsia"/>
+          <w:sz w:val="24"/>
+          <w:szCs w:val="24"/>
+        </w:rPr>
+        <w:t>[adj.] used to emphasize the size, degree or amount of sth.</w:t>
+      </w:r>
+      <w:r>
+        <w:rPr>
+          <w:rFonts w:ascii="Times New Roman" w:eastAsia="华文宋体" w:hAnsi="Times New Roman" w:cs="Times New Roman" w:hint="eastAsia"/>
+          <w:sz w:val="24"/>
+          <w:szCs w:val="24"/>
+        </w:rPr>
+        <w:t xml:space="preserve"> </w:t>
+      </w:r>
+      <w:r>
+        <w:rPr>
+          <w:rFonts w:ascii="Times New Roman" w:eastAsia="华文宋体" w:hAnsi="Times New Roman" w:cs="Times New Roman" w:hint="eastAsia"/>
+          <w:sz w:val="24"/>
+          <w:szCs w:val="24"/>
+        </w:rPr>
+        <w:t>(</w:t>
+      </w:r>
+      <w:r>
+        <w:rPr>
+          <w:rFonts w:ascii="Times New Roman" w:eastAsia="华文宋体" w:hAnsi="Times New Roman" w:cs="Times New Roman" w:hint="eastAsia"/>
+          <w:sz w:val="24"/>
+          <w:szCs w:val="24"/>
+        </w:rPr>
+        <w:t>As far as I know, t</w:t>
       </w:r>
       <w:bookmarkStart w:id="0" w:name="_GoBack"/>
       <w:bookmarkEnd w:id="0"/>
+      <w:r>
+        <w:rPr>
+          <w:rFonts w:ascii="Times New Roman" w:eastAsia="华文宋体" w:hAnsi="Times New Roman" w:cs="Times New Roman" w:hint="eastAsia"/>
+          <w:sz w:val="24"/>
+          <w:szCs w:val="24"/>
+        </w:rPr>
+        <w:t>here is non any coordinated Chinese words to it.)</w:t>
+      </w:r>
+      <w:r>
+        <w:rPr>
+          <w:rFonts w:ascii="Times New Roman" w:eastAsia="华文宋体" w:hAnsi="Times New Roman" w:cs="Times New Roman"/>
+          <w:sz w:val="24"/>
+          <w:szCs w:val="24"/>
+        </w:rPr>
+        <w:br/>
+      </w:r>
+      <w:r>
+        <w:rPr>
+          <w:rFonts w:ascii="Times New Roman" w:eastAsia="华文宋体" w:hAnsi="Times New Roman" w:cs="Times New Roman" w:hint="eastAsia"/>
+          <w:b/>
+          <w:sz w:val="24"/>
+          <w:szCs w:val="24"/>
+        </w:rPr>
+        <w:t>sheer volume</w:t>
+      </w:r>
+      <w:r>
+        <w:rPr>
+          <w:rFonts w:ascii="Times New Roman" w:eastAsia="华文宋体" w:hAnsi="Times New Roman" w:cs="Times New Roman" w:hint="eastAsia"/>
+          <w:sz w:val="24"/>
+          <w:szCs w:val="24"/>
+        </w:rPr>
+        <w:t xml:space="preserve"> of animal</w:t>
+      </w:r>
+      <w:r>
+        <w:rPr>
+          <w:rFonts w:ascii="Times New Roman" w:eastAsia="华文宋体" w:hAnsi="Times New Roman" w:cs="Times New Roman" w:hint="eastAsia"/>
+          <w:sz w:val="24"/>
+          <w:szCs w:val="24"/>
+        </w:rPr>
+        <w:t>.</w:t>
+      </w:r>
+      <w:r>
+        <w:rPr>
+          <w:rFonts w:ascii="Times New Roman" w:eastAsia="华文宋体" w:hAnsi="Times New Roman" w:cs="Times New Roman"/>
+          <w:sz w:val="24"/>
+          <w:szCs w:val="24"/>
+        </w:rPr>
+        <w:br/>
+      </w:r>
+      <w:r>
+        <w:rPr>
+          <w:rFonts w:ascii="Times New Roman" w:eastAsia="华文宋体" w:hAnsi="Times New Roman" w:cs="Times New Roman" w:hint="eastAsia"/>
+          <w:sz w:val="24"/>
+          <w:szCs w:val="24"/>
+        </w:rPr>
+        <w:t xml:space="preserve">The area is under threat from the sheer number of tourists using it. </w:t>
+      </w:r>
+    </w:p>
+    <w:p>
+      <w:pPr>
+        <w:rPr>
+          <w:rFonts w:ascii="Times New Roman" w:eastAsia="华文宋体" w:hAnsi="Times New Roman" w:cs="Times New Roman"/>
+          <w:sz w:val="24"/>
+          <w:szCs w:val="24"/>
+        </w:rPr>
+      </w:pPr>
+      <w:r>
+        <w:rPr>
+          <w:rFonts w:ascii="Times New Roman" w:eastAsia="华文宋体" w:hAnsi="Times New Roman" w:cs="Times New Roman" w:hint="eastAsia"/>
+          <w:b/>
+          <w:sz w:val="24"/>
+          <w:szCs w:val="24"/>
+        </w:rPr>
+        <w:t xml:space="preserve">retain </w:t>
+      </w:r>
+      <w:r>
+        <w:rPr>
+          <w:rFonts w:ascii="Times New Roman" w:eastAsia="华文宋体" w:hAnsi="Times New Roman" w:cs="Times New Roman"/>
+          <w:sz w:val="24"/>
+          <w:szCs w:val="24"/>
+        </w:rPr>
+        <w:br/>
+      </w:r>
+      <w:r>
+        <w:rPr>
+          <w:rFonts w:ascii="Times New Roman" w:eastAsia="华文宋体" w:hAnsi="Times New Roman" w:cs="Times New Roman" w:hint="eastAsia"/>
+          <w:sz w:val="24"/>
+          <w:szCs w:val="24"/>
+        </w:rPr>
+        <w:t>[vt.] to keep something.</w:t>
+      </w:r>
+      <w:r>
+        <w:rPr>
+          <w:rFonts w:ascii="Times New Roman" w:eastAsia="华文宋体" w:hAnsi="Times New Roman" w:cs="Times New Roman"/>
+          <w:sz w:val="24"/>
+          <w:szCs w:val="24"/>
+        </w:rPr>
+        <w:br/>
+      </w:r>
+      <w:r>
+        <w:rPr>
+          <w:rFonts w:ascii="Times New Roman" w:eastAsia="华文宋体" w:hAnsi="Times New Roman" w:cs="Times New Roman" w:hint="eastAsia"/>
+          <w:sz w:val="24"/>
+          <w:szCs w:val="24"/>
+        </w:rPr>
+        <w:t xml:space="preserve">This would have helped the pots to retain water. </w:t>
+      </w:r>
+    </w:p>
+    <w:p>
+      <w:pPr>
+        <w:rPr>
+          <w:rFonts w:ascii="Times New Roman" w:eastAsia="华文宋体" w:hAnsi="Times New Roman" w:cs="Times New Roman"/>
+          <w:sz w:val="24"/>
+          <w:szCs w:val="24"/>
+        </w:rPr>
+      </w:pPr>
+      <w:r>
+        <w:rPr>
+          <w:rFonts w:ascii="Times New Roman" w:eastAsia="华文宋体" w:hAnsi="Times New Roman" w:cs="Times New Roman" w:hint="eastAsia"/>
+          <w:b/>
+          <w:sz w:val="24"/>
+          <w:szCs w:val="24"/>
+        </w:rPr>
+        <w:t xml:space="preserve">glaze </w:t>
+      </w:r>
+      <w:r>
+        <w:rPr>
+          <w:rFonts w:ascii="Times New Roman" w:eastAsia="华文宋体" w:hAnsi="Times New Roman" w:cs="Times New Roman"/>
+          <w:b/>
+          <w:sz w:val="24"/>
+          <w:szCs w:val="24"/>
+        </w:rPr>
+        <w:br/>
+      </w:r>
+      <w:r>
+        <w:rPr>
+          <w:rFonts w:ascii="Times New Roman" w:eastAsia="华文宋体" w:hAnsi="Times New Roman" w:cs="Times New Roman" w:hint="eastAsia"/>
+          <w:sz w:val="24"/>
+          <w:szCs w:val="24"/>
+        </w:rPr>
+        <w:t xml:space="preserve">[vt.] </w:t>
+      </w:r>
+      <w:r>
+        <w:rPr>
+          <w:rFonts w:ascii="Times New Roman" w:eastAsia="华文宋体" w:hAnsi="Times New Roman" w:cs="Times New Roman" w:hint="eastAsia"/>
+          <w:sz w:val="24"/>
+          <w:szCs w:val="24"/>
+        </w:rPr>
+        <w:t>上釉；上光</w:t>
+      </w:r>
+    </w:p>
+    <w:p>
+      <w:pPr>
+        <w:rPr>
+          <w:rFonts w:ascii="Times New Roman" w:eastAsia="华文宋体" w:hAnsi="Times New Roman" w:cs="Times New Roman"/>
+          <w:sz w:val="24"/>
+          <w:szCs w:val="24"/>
+        </w:rPr>
+      </w:pPr>
+      <w:r>
+        <w:rPr>
+          <w:rFonts w:ascii="Times New Roman" w:eastAsia="华文宋体" w:hAnsi="Times New Roman" w:cs="Times New Roman" w:hint="eastAsia"/>
+          <w:b/>
+          <w:sz w:val="24"/>
+          <w:szCs w:val="24"/>
+        </w:rPr>
+        <w:t xml:space="preserve">stitch </w:t>
+      </w:r>
+      <w:r>
+        <w:rPr>
+          <w:rFonts w:ascii="Times New Roman" w:eastAsia="华文宋体" w:hAnsi="Times New Roman" w:cs="Times New Roman"/>
+          <w:sz w:val="24"/>
+          <w:szCs w:val="24"/>
+        </w:rPr>
+        <w:br/>
+      </w:r>
+      <w:r>
+        <w:rPr>
+          <w:rFonts w:ascii="Times New Roman" w:eastAsia="华文宋体" w:hAnsi="Times New Roman" w:cs="Times New Roman" w:hint="eastAsia"/>
+          <w:sz w:val="24"/>
+          <w:szCs w:val="24"/>
+        </w:rPr>
+        <w:t>[C.] one of the small lines of thread that you can see on a piece of cloth after it has been sewn.</w:t>
+      </w:r>
+    </w:p>
+    <w:p>
+      <w:pPr>
+        <w:rPr>
+          <w:rFonts w:ascii="Times New Roman" w:eastAsia="华文宋体" w:hAnsi="Times New Roman" w:cs="Times New Roman"/>
+          <w:sz w:val="24"/>
+          <w:szCs w:val="24"/>
+        </w:rPr>
+      </w:pPr>
+      <w:r>
+        <w:rPr>
+          <w:rFonts w:ascii="Times New Roman" w:eastAsia="华文宋体" w:hAnsi="Times New Roman" w:cs="Times New Roman" w:hint="eastAsia"/>
+          <w:b/>
+          <w:sz w:val="24"/>
+          <w:szCs w:val="24"/>
+        </w:rPr>
+        <w:t>vessel</w:t>
+      </w:r>
+      <w:r>
+        <w:rPr>
+          <w:rFonts w:ascii="Times New Roman" w:eastAsia="华文宋体" w:hAnsi="Times New Roman" w:cs="Times New Roman"/>
+          <w:sz w:val="24"/>
+          <w:szCs w:val="24"/>
+        </w:rPr>
+        <w:br/>
+      </w:r>
+      <w:r>
+        <w:rPr>
+          <w:rFonts w:ascii="Times New Roman" w:eastAsia="华文宋体" w:hAnsi="Times New Roman" w:cs="Times New Roman" w:hint="eastAsia"/>
+          <w:sz w:val="24"/>
+          <w:szCs w:val="24"/>
+        </w:rPr>
+        <w:t>1. [C.] a container used for holding liquids, such as a bowl, a cup, etc.</w:t>
+      </w:r>
+      <w:r>
+        <w:rPr>
+          <w:rFonts w:ascii="Times New Roman" w:eastAsia="华文宋体" w:hAnsi="Times New Roman" w:cs="Times New Roman"/>
+          <w:sz w:val="24"/>
+          <w:szCs w:val="24"/>
+        </w:rPr>
+        <w:br/>
+      </w:r>
+      <w:r>
+        <w:rPr>
+          <w:rFonts w:ascii="Times New Roman" w:eastAsia="华文宋体" w:hAnsi="Times New Roman" w:cs="Times New Roman" w:hint="eastAsia"/>
+          <w:sz w:val="24"/>
+          <w:szCs w:val="24"/>
+        </w:rPr>
+        <w:t>2. [C.] a large ship or boat.</w:t>
+      </w:r>
     </w:p>
     <w:sectPr>
       <w:pgSz w:w="11906" w:h="16838"/>
@@ -7149,7 +7264,7 @@
   <a:extraClrSchemeLst/>
   <a:extLst>
     <a:ext uri="{05A4C25C-085E-4340-85A3-A5531E510DB2}">
-      <thm15:themeFamily xmlns:thm15="http://schemas.microsoft.com/office/thememl/2012/main" xmlns="" name="Office Theme" id="{62F939B6-93AF-4DB8-9C6B-D6C7DFDC589F}" vid="{4A3C46E8-61CC-4603-A589-7422A47A8E4A}"/>
+      <thm15:themeFamily xmlns="" xmlns:thm15="http://schemas.microsoft.com/office/thememl/2012/main" name="Office Theme" id="{62F939B6-93AF-4DB8-9C6B-D6C7DFDC589F}" vid="{4A3C46E8-61CC-4603-A589-7422A47A8E4A}"/>
     </a:ext>
   </a:extLst>
 </a:theme>

--- a/IELTS Notes/Vocabulary of IELTS Test/Vocabulary of Listening Test.docx
+++ b/IELTS Notes/Vocabulary of IELTS Test/Vocabulary of Listening Test.docx
@@ -5922,7 +5922,23 @@
           <w:sz w:val="24"/>
           <w:szCs w:val="24"/>
         </w:rPr>
-        <w:t>[n.] the activity of diggin in the ground to look for old buildings or objects that have been buried for a long time.</w:t>
+        <w:t>[n.] the activity of diggin</w:t>
+      </w:r>
+      <w:r>
+        <w:rPr>
+          <w:rFonts w:ascii="Times New Roman" w:eastAsia="华文宋体" w:hAnsi="Times New Roman" w:cs="Times New Roman" w:hint="eastAsia"/>
+          <w:sz w:val="24"/>
+          <w:szCs w:val="24"/>
+        </w:rPr>
+        <w:t>g</w:t>
+      </w:r>
+      <w:r>
+        <w:rPr>
+          <w:rFonts w:ascii="Times New Roman" w:eastAsia="华文宋体" w:hAnsi="Times New Roman" w:cs="Times New Roman" w:hint="eastAsia"/>
+          <w:sz w:val="24"/>
+          <w:szCs w:val="24"/>
+        </w:rPr>
+        <w:t xml:space="preserve"> in the ground to look for old buildings or objects that have been buried for a long time.</w:t>
       </w:r>
     </w:p>
     <w:p>
@@ -5978,7 +5994,7 @@
     <w:p>
       <w:pPr>
         <w:rPr>
-          <w:rFonts w:ascii="Times New Roman" w:eastAsia="华文宋体" w:hAnsi="Times New Roman" w:cs="Times New Roman" w:hint="eastAsia"/>
+          <w:rFonts w:ascii="Times New Roman" w:eastAsia="华文宋体" w:hAnsi="Times New Roman" w:cs="Times New Roman"/>
           <w:sz w:val="24"/>
           <w:szCs w:val="24"/>
         </w:rPr>
@@ -6145,243 +6161,275 @@
           <w:szCs w:val="24"/>
         </w:rPr>
         <w:t>As far as I know, t</w:t>
+      </w:r>
+      <w:r>
+        <w:rPr>
+          <w:rFonts w:ascii="Times New Roman" w:eastAsia="华文宋体" w:hAnsi="Times New Roman" w:cs="Times New Roman" w:hint="eastAsia"/>
+          <w:sz w:val="24"/>
+          <w:szCs w:val="24"/>
+        </w:rPr>
+        <w:t>here is non any coordinated Chinese words to it.)</w:t>
+      </w:r>
+      <w:r>
+        <w:rPr>
+          <w:rFonts w:ascii="Times New Roman" w:eastAsia="华文宋体" w:hAnsi="Times New Roman" w:cs="Times New Roman"/>
+          <w:sz w:val="24"/>
+          <w:szCs w:val="24"/>
+        </w:rPr>
+        <w:br/>
+      </w:r>
+      <w:r>
+        <w:rPr>
+          <w:rFonts w:ascii="Times New Roman" w:eastAsia="华文宋体" w:hAnsi="Times New Roman" w:cs="Times New Roman" w:hint="eastAsia"/>
+          <w:b/>
+          <w:sz w:val="24"/>
+          <w:szCs w:val="24"/>
+        </w:rPr>
+        <w:t>sheer volume</w:t>
+      </w:r>
+      <w:r>
+        <w:rPr>
+          <w:rFonts w:ascii="Times New Roman" w:eastAsia="华文宋体" w:hAnsi="Times New Roman" w:cs="Times New Roman" w:hint="eastAsia"/>
+          <w:sz w:val="24"/>
+          <w:szCs w:val="24"/>
+        </w:rPr>
+        <w:t xml:space="preserve"> of animal</w:t>
+      </w:r>
+      <w:r>
+        <w:rPr>
+          <w:rFonts w:ascii="Times New Roman" w:eastAsia="华文宋体" w:hAnsi="Times New Roman" w:cs="Times New Roman" w:hint="eastAsia"/>
+          <w:sz w:val="24"/>
+          <w:szCs w:val="24"/>
+        </w:rPr>
+        <w:t>.</w:t>
+      </w:r>
+      <w:r>
+        <w:rPr>
+          <w:rFonts w:ascii="Times New Roman" w:eastAsia="华文宋体" w:hAnsi="Times New Roman" w:cs="Times New Roman"/>
+          <w:sz w:val="24"/>
+          <w:szCs w:val="24"/>
+        </w:rPr>
+        <w:br/>
+      </w:r>
+      <w:r>
+        <w:rPr>
+          <w:rFonts w:ascii="Times New Roman" w:eastAsia="华文宋体" w:hAnsi="Times New Roman" w:cs="Times New Roman" w:hint="eastAsia"/>
+          <w:sz w:val="24"/>
+          <w:szCs w:val="24"/>
+        </w:rPr>
+        <w:t xml:space="preserve">The area is under threat from the sheer number of tourists using it. </w:t>
+      </w:r>
+    </w:p>
+    <w:p>
+      <w:pPr>
+        <w:rPr>
+          <w:rFonts w:ascii="Times New Roman" w:eastAsia="华文宋体" w:hAnsi="Times New Roman" w:cs="Times New Roman"/>
+          <w:sz w:val="24"/>
+          <w:szCs w:val="24"/>
+        </w:rPr>
+      </w:pPr>
+      <w:r>
+        <w:rPr>
+          <w:rFonts w:ascii="Times New Roman" w:eastAsia="华文宋体" w:hAnsi="Times New Roman" w:cs="Times New Roman" w:hint="eastAsia"/>
+          <w:b/>
+          <w:sz w:val="24"/>
+          <w:szCs w:val="24"/>
+        </w:rPr>
+        <w:t xml:space="preserve">retain </w:t>
+      </w:r>
+      <w:r>
+        <w:rPr>
+          <w:rFonts w:ascii="Times New Roman" w:eastAsia="华文宋体" w:hAnsi="Times New Roman" w:cs="Times New Roman"/>
+          <w:sz w:val="24"/>
+          <w:szCs w:val="24"/>
+        </w:rPr>
+        <w:br/>
+      </w:r>
+      <w:r>
+        <w:rPr>
+          <w:rFonts w:ascii="Times New Roman" w:eastAsia="华文宋体" w:hAnsi="Times New Roman" w:cs="Times New Roman" w:hint="eastAsia"/>
+          <w:sz w:val="24"/>
+          <w:szCs w:val="24"/>
+        </w:rPr>
+        <w:t>[vt.] to keep something.</w:t>
+      </w:r>
+      <w:r>
+        <w:rPr>
+          <w:rFonts w:ascii="Times New Roman" w:eastAsia="华文宋体" w:hAnsi="Times New Roman" w:cs="Times New Roman"/>
+          <w:sz w:val="24"/>
+          <w:szCs w:val="24"/>
+        </w:rPr>
+        <w:br/>
+      </w:r>
+      <w:r>
+        <w:rPr>
+          <w:rFonts w:ascii="Times New Roman" w:eastAsia="华文宋体" w:hAnsi="Times New Roman" w:cs="Times New Roman" w:hint="eastAsia"/>
+          <w:sz w:val="24"/>
+          <w:szCs w:val="24"/>
+        </w:rPr>
+        <w:t xml:space="preserve">This would have helped the pots to retain water. </w:t>
+      </w:r>
+    </w:p>
+    <w:p>
+      <w:pPr>
+        <w:rPr>
+          <w:rFonts w:ascii="Times New Roman" w:eastAsia="华文宋体" w:hAnsi="Times New Roman" w:cs="Times New Roman"/>
+          <w:sz w:val="24"/>
+          <w:szCs w:val="24"/>
+        </w:rPr>
+      </w:pPr>
+      <w:r>
+        <w:rPr>
+          <w:rFonts w:ascii="Times New Roman" w:eastAsia="华文宋体" w:hAnsi="Times New Roman" w:cs="Times New Roman" w:hint="eastAsia"/>
+          <w:b/>
+          <w:sz w:val="24"/>
+          <w:szCs w:val="24"/>
+        </w:rPr>
+        <w:t xml:space="preserve">glaze </w:t>
+      </w:r>
+      <w:r>
+        <w:rPr>
+          <w:rFonts w:ascii="Times New Roman" w:eastAsia="华文宋体" w:hAnsi="Times New Roman" w:cs="Times New Roman"/>
+          <w:b/>
+          <w:sz w:val="24"/>
+          <w:szCs w:val="24"/>
+        </w:rPr>
+        <w:br/>
+      </w:r>
+      <w:r>
+        <w:rPr>
+          <w:rFonts w:ascii="Times New Roman" w:eastAsia="华文宋体" w:hAnsi="Times New Roman" w:cs="Times New Roman" w:hint="eastAsia"/>
+          <w:sz w:val="24"/>
+          <w:szCs w:val="24"/>
+        </w:rPr>
+        <w:t xml:space="preserve">[vt.] </w:t>
+      </w:r>
+      <w:r>
+        <w:rPr>
+          <w:rFonts w:ascii="Times New Roman" w:eastAsia="华文宋体" w:hAnsi="Times New Roman" w:cs="Times New Roman" w:hint="eastAsia"/>
+          <w:sz w:val="24"/>
+          <w:szCs w:val="24"/>
+        </w:rPr>
+        <w:t>上釉；上光</w:t>
+      </w:r>
+    </w:p>
+    <w:p>
+      <w:pPr>
+        <w:rPr>
+          <w:rFonts w:ascii="Times New Roman" w:eastAsia="华文宋体" w:hAnsi="Times New Roman" w:cs="Times New Roman"/>
+          <w:sz w:val="24"/>
+          <w:szCs w:val="24"/>
+        </w:rPr>
+      </w:pPr>
+      <w:r>
+        <w:rPr>
+          <w:rFonts w:ascii="Times New Roman" w:eastAsia="华文宋体" w:hAnsi="Times New Roman" w:cs="Times New Roman" w:hint="eastAsia"/>
+          <w:b/>
+          <w:sz w:val="24"/>
+          <w:szCs w:val="24"/>
+        </w:rPr>
+        <w:t xml:space="preserve">stitch </w:t>
+      </w:r>
+      <w:r>
+        <w:rPr>
+          <w:rFonts w:ascii="Times New Roman" w:eastAsia="华文宋体" w:hAnsi="Times New Roman" w:cs="Times New Roman"/>
+          <w:sz w:val="24"/>
+          <w:szCs w:val="24"/>
+        </w:rPr>
+        <w:br/>
+      </w:r>
+      <w:r>
+        <w:rPr>
+          <w:rFonts w:ascii="Times New Roman" w:eastAsia="华文宋体" w:hAnsi="Times New Roman" w:cs="Times New Roman" w:hint="eastAsia"/>
+          <w:sz w:val="24"/>
+          <w:szCs w:val="24"/>
+        </w:rPr>
+        <w:t>[C.] one of the small lines of thread that you can see on a piece of cloth after it has been sewn.</w:t>
+      </w:r>
+    </w:p>
+    <w:p>
+      <w:pPr>
+        <w:rPr>
+          <w:rFonts w:ascii="Times New Roman" w:eastAsia="华文宋体" w:hAnsi="Times New Roman" w:cs="Times New Roman"/>
+          <w:sz w:val="24"/>
+          <w:szCs w:val="24"/>
+        </w:rPr>
+      </w:pPr>
+      <w:r>
+        <w:rPr>
+          <w:rFonts w:ascii="Times New Roman" w:eastAsia="华文宋体" w:hAnsi="Times New Roman" w:cs="Times New Roman" w:hint="eastAsia"/>
+          <w:b/>
+          <w:sz w:val="24"/>
+          <w:szCs w:val="24"/>
+        </w:rPr>
+        <w:t>vessel</w:t>
+      </w:r>
+      <w:r>
+        <w:rPr>
+          <w:rFonts w:ascii="Times New Roman" w:eastAsia="华文宋体" w:hAnsi="Times New Roman" w:cs="Times New Roman"/>
+          <w:sz w:val="24"/>
+          <w:szCs w:val="24"/>
+        </w:rPr>
+        <w:br/>
+      </w:r>
+      <w:r>
+        <w:rPr>
+          <w:rFonts w:ascii="Times New Roman" w:eastAsia="华文宋体" w:hAnsi="Times New Roman" w:cs="Times New Roman" w:hint="eastAsia"/>
+          <w:sz w:val="24"/>
+          <w:szCs w:val="24"/>
+        </w:rPr>
+        <w:t>1. [C.] a container used for holding liquids, such as a bowl, a cup, etc.</w:t>
+      </w:r>
+      <w:r>
+        <w:rPr>
+          <w:rFonts w:ascii="Times New Roman" w:eastAsia="华文宋体" w:hAnsi="Times New Roman" w:cs="Times New Roman"/>
+          <w:sz w:val="24"/>
+          <w:szCs w:val="24"/>
+        </w:rPr>
+        <w:br/>
+      </w:r>
+      <w:r>
+        <w:rPr>
+          <w:rFonts w:ascii="Times New Roman" w:eastAsia="华文宋体" w:hAnsi="Times New Roman" w:cs="Times New Roman" w:hint="eastAsia"/>
+          <w:sz w:val="24"/>
+          <w:szCs w:val="24"/>
+        </w:rPr>
+        <w:t>a Bronze Age drinking vessel.</w:t>
+      </w:r>
+      <w:r>
+        <w:rPr>
+          <w:rFonts w:ascii="Times New Roman" w:eastAsia="华文宋体" w:hAnsi="Times New Roman" w:cs="Times New Roman"/>
+          <w:sz w:val="24"/>
+          <w:szCs w:val="24"/>
+        </w:rPr>
+        <w:br/>
+      </w:r>
+      <w:r>
+        <w:rPr>
+          <w:rFonts w:ascii="Times New Roman" w:eastAsia="华文宋体" w:hAnsi="Times New Roman" w:cs="Times New Roman" w:hint="eastAsia"/>
+          <w:sz w:val="24"/>
+          <w:szCs w:val="24"/>
+        </w:rPr>
+        <w:t>2. [C.] a large ship or boat.</w:t>
+      </w:r>
+      <w:r>
+        <w:rPr>
+          <w:rFonts w:ascii="Times New Roman" w:eastAsia="华文宋体" w:hAnsi="Times New Roman" w:cs="Times New Roman"/>
+          <w:sz w:val="24"/>
+          <w:szCs w:val="24"/>
+        </w:rPr>
+        <w:br/>
+      </w:r>
+      <w:r>
+        <w:rPr>
+          <w:rFonts w:ascii="Times New Roman" w:eastAsia="华文宋体" w:hAnsi="Times New Roman" w:cs="Times New Roman" w:hint="eastAsia"/>
+          <w:sz w:val="24"/>
+          <w:szCs w:val="24"/>
+        </w:rPr>
+        <w:t>ocean-going vessels.</w:t>
       </w:r>
       <w:bookmarkStart w:id="0" w:name="_GoBack"/>
       <w:bookmarkEnd w:id="0"/>
-      <w:r>
-        <w:rPr>
-          <w:rFonts w:ascii="Times New Roman" w:eastAsia="华文宋体" w:hAnsi="Times New Roman" w:cs="Times New Roman" w:hint="eastAsia"/>
-          <w:sz w:val="24"/>
-          <w:szCs w:val="24"/>
-        </w:rPr>
-        <w:t>here is non any coordinated Chinese words to it.)</w:t>
-      </w:r>
-      <w:r>
-        <w:rPr>
-          <w:rFonts w:ascii="Times New Roman" w:eastAsia="华文宋体" w:hAnsi="Times New Roman" w:cs="Times New Roman"/>
-          <w:sz w:val="24"/>
-          <w:szCs w:val="24"/>
-        </w:rPr>
-        <w:br/>
-      </w:r>
-      <w:r>
-        <w:rPr>
-          <w:rFonts w:ascii="Times New Roman" w:eastAsia="华文宋体" w:hAnsi="Times New Roman" w:cs="Times New Roman" w:hint="eastAsia"/>
-          <w:b/>
-          <w:sz w:val="24"/>
-          <w:szCs w:val="24"/>
-        </w:rPr>
-        <w:t>sheer volume</w:t>
-      </w:r>
-      <w:r>
-        <w:rPr>
-          <w:rFonts w:ascii="Times New Roman" w:eastAsia="华文宋体" w:hAnsi="Times New Roman" w:cs="Times New Roman" w:hint="eastAsia"/>
-          <w:sz w:val="24"/>
-          <w:szCs w:val="24"/>
-        </w:rPr>
-        <w:t xml:space="preserve"> of animal</w:t>
-      </w:r>
-      <w:r>
-        <w:rPr>
-          <w:rFonts w:ascii="Times New Roman" w:eastAsia="华文宋体" w:hAnsi="Times New Roman" w:cs="Times New Roman" w:hint="eastAsia"/>
-          <w:sz w:val="24"/>
-          <w:szCs w:val="24"/>
-        </w:rPr>
-        <w:t>.</w:t>
-      </w:r>
-      <w:r>
-        <w:rPr>
-          <w:rFonts w:ascii="Times New Roman" w:eastAsia="华文宋体" w:hAnsi="Times New Roman" w:cs="Times New Roman"/>
-          <w:sz w:val="24"/>
-          <w:szCs w:val="24"/>
-        </w:rPr>
-        <w:br/>
-      </w:r>
-      <w:r>
-        <w:rPr>
-          <w:rFonts w:ascii="Times New Roman" w:eastAsia="华文宋体" w:hAnsi="Times New Roman" w:cs="Times New Roman" w:hint="eastAsia"/>
-          <w:sz w:val="24"/>
-          <w:szCs w:val="24"/>
-        </w:rPr>
-        <w:t xml:space="preserve">The area is under threat from the sheer number of tourists using it. </w:t>
-      </w:r>
-    </w:p>
-    <w:p>
-      <w:pPr>
-        <w:rPr>
-          <w:rFonts w:ascii="Times New Roman" w:eastAsia="华文宋体" w:hAnsi="Times New Roman" w:cs="Times New Roman"/>
-          <w:sz w:val="24"/>
-          <w:szCs w:val="24"/>
-        </w:rPr>
-      </w:pPr>
-      <w:r>
-        <w:rPr>
-          <w:rFonts w:ascii="Times New Roman" w:eastAsia="华文宋体" w:hAnsi="Times New Roman" w:cs="Times New Roman" w:hint="eastAsia"/>
-          <w:b/>
-          <w:sz w:val="24"/>
-          <w:szCs w:val="24"/>
-        </w:rPr>
-        <w:t xml:space="preserve">retain </w:t>
-      </w:r>
-      <w:r>
-        <w:rPr>
-          <w:rFonts w:ascii="Times New Roman" w:eastAsia="华文宋体" w:hAnsi="Times New Roman" w:cs="Times New Roman"/>
-          <w:sz w:val="24"/>
-          <w:szCs w:val="24"/>
-        </w:rPr>
-        <w:br/>
-      </w:r>
-      <w:r>
-        <w:rPr>
-          <w:rFonts w:ascii="Times New Roman" w:eastAsia="华文宋体" w:hAnsi="Times New Roman" w:cs="Times New Roman" w:hint="eastAsia"/>
-          <w:sz w:val="24"/>
-          <w:szCs w:val="24"/>
-        </w:rPr>
-        <w:t>[vt.] to keep something.</w:t>
-      </w:r>
-      <w:r>
-        <w:rPr>
-          <w:rFonts w:ascii="Times New Roman" w:eastAsia="华文宋体" w:hAnsi="Times New Roman" w:cs="Times New Roman"/>
-          <w:sz w:val="24"/>
-          <w:szCs w:val="24"/>
-        </w:rPr>
-        <w:br/>
-      </w:r>
-      <w:r>
-        <w:rPr>
-          <w:rFonts w:ascii="Times New Roman" w:eastAsia="华文宋体" w:hAnsi="Times New Roman" w:cs="Times New Roman" w:hint="eastAsia"/>
-          <w:sz w:val="24"/>
-          <w:szCs w:val="24"/>
-        </w:rPr>
-        <w:t xml:space="preserve">This would have helped the pots to retain water. </w:t>
-      </w:r>
-    </w:p>
-    <w:p>
-      <w:pPr>
-        <w:rPr>
-          <w:rFonts w:ascii="Times New Roman" w:eastAsia="华文宋体" w:hAnsi="Times New Roman" w:cs="Times New Roman"/>
-          <w:sz w:val="24"/>
-          <w:szCs w:val="24"/>
-        </w:rPr>
-      </w:pPr>
-      <w:r>
-        <w:rPr>
-          <w:rFonts w:ascii="Times New Roman" w:eastAsia="华文宋体" w:hAnsi="Times New Roman" w:cs="Times New Roman" w:hint="eastAsia"/>
-          <w:b/>
-          <w:sz w:val="24"/>
-          <w:szCs w:val="24"/>
-        </w:rPr>
-        <w:t xml:space="preserve">glaze </w:t>
-      </w:r>
-      <w:r>
-        <w:rPr>
-          <w:rFonts w:ascii="Times New Roman" w:eastAsia="华文宋体" w:hAnsi="Times New Roman" w:cs="Times New Roman"/>
-          <w:b/>
-          <w:sz w:val="24"/>
-          <w:szCs w:val="24"/>
-        </w:rPr>
-        <w:br/>
-      </w:r>
-      <w:r>
-        <w:rPr>
-          <w:rFonts w:ascii="Times New Roman" w:eastAsia="华文宋体" w:hAnsi="Times New Roman" w:cs="Times New Roman" w:hint="eastAsia"/>
-          <w:sz w:val="24"/>
-          <w:szCs w:val="24"/>
-        </w:rPr>
-        <w:t xml:space="preserve">[vt.] </w:t>
-      </w:r>
-      <w:r>
-        <w:rPr>
-          <w:rFonts w:ascii="Times New Roman" w:eastAsia="华文宋体" w:hAnsi="Times New Roman" w:cs="Times New Roman" w:hint="eastAsia"/>
-          <w:sz w:val="24"/>
-          <w:szCs w:val="24"/>
-        </w:rPr>
-        <w:t>上釉；上光</w:t>
-      </w:r>
-    </w:p>
-    <w:p>
-      <w:pPr>
-        <w:rPr>
-          <w:rFonts w:ascii="Times New Roman" w:eastAsia="华文宋体" w:hAnsi="Times New Roman" w:cs="Times New Roman"/>
-          <w:sz w:val="24"/>
-          <w:szCs w:val="24"/>
-        </w:rPr>
-      </w:pPr>
-      <w:r>
-        <w:rPr>
-          <w:rFonts w:ascii="Times New Roman" w:eastAsia="华文宋体" w:hAnsi="Times New Roman" w:cs="Times New Roman" w:hint="eastAsia"/>
-          <w:b/>
-          <w:sz w:val="24"/>
-          <w:szCs w:val="24"/>
-        </w:rPr>
-        <w:t xml:space="preserve">stitch </w:t>
-      </w:r>
-      <w:r>
-        <w:rPr>
-          <w:rFonts w:ascii="Times New Roman" w:eastAsia="华文宋体" w:hAnsi="Times New Roman" w:cs="Times New Roman"/>
-          <w:sz w:val="24"/>
-          <w:szCs w:val="24"/>
-        </w:rPr>
-        <w:br/>
-      </w:r>
-      <w:r>
-        <w:rPr>
-          <w:rFonts w:ascii="Times New Roman" w:eastAsia="华文宋体" w:hAnsi="Times New Roman" w:cs="Times New Roman" w:hint="eastAsia"/>
-          <w:sz w:val="24"/>
-          <w:szCs w:val="24"/>
-        </w:rPr>
-        <w:t>[C.] one of the small lines of thread that you can see on a piece of cloth after it has been sewn.</w:t>
-      </w:r>
-    </w:p>
-    <w:p>
-      <w:pPr>
-        <w:rPr>
-          <w:rFonts w:ascii="Times New Roman" w:eastAsia="华文宋体" w:hAnsi="Times New Roman" w:cs="Times New Roman"/>
-          <w:sz w:val="24"/>
-          <w:szCs w:val="24"/>
-        </w:rPr>
-      </w:pPr>
-      <w:r>
-        <w:rPr>
-          <w:rFonts w:ascii="Times New Roman" w:eastAsia="华文宋体" w:hAnsi="Times New Roman" w:cs="Times New Roman" w:hint="eastAsia"/>
-          <w:b/>
-          <w:sz w:val="24"/>
-          <w:szCs w:val="24"/>
-        </w:rPr>
-        <w:t>vessel</w:t>
-      </w:r>
-      <w:r>
-        <w:rPr>
-          <w:rFonts w:ascii="Times New Roman" w:eastAsia="华文宋体" w:hAnsi="Times New Roman" w:cs="Times New Roman"/>
-          <w:sz w:val="24"/>
-          <w:szCs w:val="24"/>
-        </w:rPr>
-        <w:br/>
-      </w:r>
-      <w:r>
-        <w:rPr>
-          <w:rFonts w:ascii="Times New Roman" w:eastAsia="华文宋体" w:hAnsi="Times New Roman" w:cs="Times New Roman" w:hint="eastAsia"/>
-          <w:sz w:val="24"/>
-          <w:szCs w:val="24"/>
-        </w:rPr>
-        <w:t>1. [C.] a container used for holding liquids, such as a bowl, a cup, etc.</w:t>
-      </w:r>
-      <w:r>
-        <w:rPr>
-          <w:rFonts w:ascii="Times New Roman" w:eastAsia="华文宋体" w:hAnsi="Times New Roman" w:cs="Times New Roman"/>
-          <w:sz w:val="24"/>
-          <w:szCs w:val="24"/>
-        </w:rPr>
-        <w:br/>
-      </w:r>
-      <w:r>
-        <w:rPr>
-          <w:rFonts w:ascii="Times New Roman" w:eastAsia="华文宋体" w:hAnsi="Times New Roman" w:cs="Times New Roman" w:hint="eastAsia"/>
-          <w:sz w:val="24"/>
-          <w:szCs w:val="24"/>
-        </w:rPr>
-        <w:t>2. [C.] a large ship or boat.</w:t>
-      </w:r>
     </w:p>
     <w:sectPr>
       <w:pgSz w:w="11906" w:h="16838"/>
@@ -7264,7 +7312,7 @@
   <a:extraClrSchemeLst/>
   <a:extLst>
     <a:ext uri="{05A4C25C-085E-4340-85A3-A5531E510DB2}">
-      <thm15:themeFamily xmlns="" xmlns:thm15="http://schemas.microsoft.com/office/thememl/2012/main" name="Office Theme" id="{62F939B6-93AF-4DB8-9C6B-D6C7DFDC589F}" vid="{4A3C46E8-61CC-4603-A589-7422A47A8E4A}"/>
+      <thm15:themeFamily xmlns:thm15="http://schemas.microsoft.com/office/thememl/2012/main" xmlns="" name="Office Theme" id="{62F939B6-93AF-4DB8-9C6B-D6C7DFDC589F}" vid="{4A3C46E8-61CC-4603-A589-7422A47A8E4A}"/>
     </a:ext>
   </a:extLst>
 </a:theme>

--- a/IELTS Notes/Vocabulary of IELTS Test/Vocabulary of Listening Test.docx
+++ b/IELTS Notes/Vocabulary of IELTS Test/Vocabulary of Listening Test.docx
@@ -6350,7 +6350,7 @@
     <w:p>
       <w:pPr>
         <w:rPr>
-          <w:rFonts w:ascii="Times New Roman" w:eastAsia="华文宋体" w:hAnsi="Times New Roman" w:cs="Times New Roman"/>
+          <w:rFonts w:ascii="Times New Roman" w:eastAsia="华文宋体" w:hAnsi="Times New Roman" w:cs="Times New Roman" w:hint="eastAsia"/>
           <w:sz w:val="24"/>
           <w:szCs w:val="24"/>
         </w:rPr>
@@ -6427,9 +6427,258 @@
           <w:szCs w:val="24"/>
         </w:rPr>
         <w:t>ocean-going vessels.</w:t>
+      </w:r>
+    </w:p>
+    <w:p>
+      <w:pPr>
+        <w:rPr>
+          <w:rFonts w:ascii="Times New Roman" w:eastAsia="华文宋体" w:hAnsi="Times New Roman" w:cs="Times New Roman" w:hint="eastAsia"/>
+          <w:sz w:val="24"/>
+          <w:szCs w:val="24"/>
+        </w:rPr>
+      </w:pPr>
+    </w:p>
+    <w:p>
+      <w:pPr>
+        <w:outlineLvl w:val="2"/>
+        <w:rPr>
+          <w:rFonts w:ascii="Times New Roman" w:hAnsi="Times New Roman" w:cs="Times New Roman"/>
+          <w:b/>
+          <w:bCs/>
+          <w:sz w:val="28"/>
+          <w:szCs w:val="28"/>
+        </w:rPr>
+      </w:pPr>
+      <w:r>
+        <w:rPr>
+          <w:rFonts w:ascii="Times New Roman" w:hAnsi="Times New Roman" w:cs="Times New Roman" w:hint="eastAsia"/>
+          <w:b/>
+          <w:bCs/>
+          <w:sz w:val="28"/>
+          <w:szCs w:val="28"/>
+        </w:rPr>
+        <w:t>Test 4</w:t>
+      </w:r>
+    </w:p>
+    <w:p>
+      <w:pPr>
+        <w:rPr>
+          <w:rFonts w:ascii="Times New Roman" w:hAnsi="Times New Roman" w:cs="Times New Roman"/>
+          <w:b/>
+          <w:bCs/>
+          <w:i/>
+          <w:iCs/>
+          <w:sz w:val="28"/>
+          <w:szCs w:val="24"/>
+        </w:rPr>
+      </w:pPr>
+      <w:r>
+        <w:rPr>
+          <w:rFonts w:ascii="Times New Roman" w:hAnsi="Times New Roman" w:cs="Times New Roman" w:hint="eastAsia"/>
+          <w:b/>
+          <w:bCs/>
+          <w:i/>
+          <w:iCs/>
+          <w:sz w:val="28"/>
+          <w:szCs w:val="24"/>
+        </w:rPr>
+        <w:t>Section 3</w:t>
+      </w:r>
+    </w:p>
+    <w:p>
+      <w:pPr>
+        <w:rPr>
+          <w:rFonts w:ascii="Times New Roman" w:eastAsia="华文宋体" w:hAnsi="Times New Roman" w:cs="Times New Roman" w:hint="eastAsia"/>
+          <w:sz w:val="24"/>
+          <w:szCs w:val="24"/>
+        </w:rPr>
+      </w:pPr>
+      <w:r>
+        <w:rPr>
+          <w:rFonts w:ascii="Times New Roman" w:eastAsia="华文宋体" w:hAnsi="Times New Roman" w:cs="Times New Roman" w:hint="eastAsia"/>
+          <w:b/>
+          <w:sz w:val="24"/>
+          <w:szCs w:val="24"/>
+        </w:rPr>
+        <w:t xml:space="preserve">periodical </w:t>
+      </w:r>
+      <w:r>
+        <w:rPr>
+          <w:rFonts w:ascii="Times New Roman" w:eastAsia="华文宋体" w:hAnsi="Times New Roman" w:cs="Times New Roman"/>
+          <w:sz w:val="24"/>
+          <w:szCs w:val="24"/>
+        </w:rPr>
+        <w:br/>
+      </w:r>
+      <w:r>
+        <w:rPr>
+          <w:rFonts w:ascii="Times New Roman" w:eastAsia="华文宋体" w:hAnsi="Times New Roman" w:cs="Times New Roman" w:hint="eastAsia"/>
+          <w:sz w:val="24"/>
+          <w:szCs w:val="24"/>
+        </w:rPr>
+        <w:t>[</w:t>
+      </w:r>
+      <w:r>
+        <w:rPr>
+          <w:rFonts w:ascii="Times New Roman" w:eastAsia="华文宋体" w:hAnsi="Times New Roman" w:cs="Times New Roman" w:hint="eastAsia"/>
+          <w:sz w:val="24"/>
+          <w:szCs w:val="24"/>
+        </w:rPr>
+        <w:t>C</w:t>
+      </w:r>
+      <w:r>
+        <w:rPr>
+          <w:rFonts w:ascii="Times New Roman" w:eastAsia="华文宋体" w:hAnsi="Times New Roman" w:cs="Times New Roman" w:hint="eastAsia"/>
+          <w:sz w:val="24"/>
+          <w:szCs w:val="24"/>
+        </w:rPr>
+        <w:t>.]</w:t>
+      </w:r>
+      <w:r>
+        <w:rPr>
+          <w:rFonts w:ascii="Times New Roman" w:eastAsia="华文宋体" w:hAnsi="Times New Roman" w:cs="Times New Roman" w:hint="eastAsia"/>
+          <w:sz w:val="24"/>
+          <w:szCs w:val="24"/>
+        </w:rPr>
+        <w:t xml:space="preserve"> a magazien that is published every week, month, etc. especially one that is concerned with academic subject.</w:t>
+      </w:r>
+      <w:r>
+        <w:rPr>
+          <w:rFonts w:ascii="Times New Roman" w:eastAsia="华文宋体" w:hAnsi="Times New Roman" w:cs="Times New Roman"/>
+          <w:sz w:val="24"/>
+          <w:szCs w:val="24"/>
+        </w:rPr>
+        <w:br/>
+      </w:r>
+      <w:r>
+        <w:rPr>
+          <w:rFonts w:ascii="Times New Roman" w:eastAsia="华文宋体" w:hAnsi="Times New Roman" w:cs="Times New Roman" w:hint="eastAsia"/>
+          <w:sz w:val="24"/>
+          <w:szCs w:val="24"/>
+        </w:rPr>
+        <w:t>Is there any periodical in this library?</w:t>
+      </w:r>
+    </w:p>
+    <w:p>
+      <w:pPr>
+        <w:rPr>
+          <w:rFonts w:ascii="Times New Roman" w:eastAsia="华文宋体" w:hAnsi="Times New Roman" w:cs="Times New Roman" w:hint="eastAsia"/>
+          <w:sz w:val="24"/>
+          <w:szCs w:val="24"/>
+        </w:rPr>
+      </w:pPr>
+      <w:r>
+        <w:rPr>
+          <w:rFonts w:ascii="Times New Roman" w:eastAsia="华文宋体" w:hAnsi="Times New Roman" w:cs="Times New Roman" w:hint="eastAsia"/>
+          <w:b/>
+          <w:sz w:val="24"/>
+          <w:szCs w:val="24"/>
+        </w:rPr>
+        <w:t>overdue</w:t>
+      </w:r>
+      <w:r>
+        <w:rPr>
+          <w:rFonts w:ascii="Times New Roman" w:eastAsia="华文宋体" w:hAnsi="Times New Roman" w:cs="Times New Roman"/>
+          <w:sz w:val="24"/>
+          <w:szCs w:val="24"/>
+        </w:rPr>
+        <w:br/>
+      </w:r>
+      <w:r>
+        <w:rPr>
+          <w:rFonts w:ascii="Times New Roman" w:eastAsia="华文宋体" w:hAnsi="Times New Roman" w:cs="Times New Roman" w:hint="eastAsia"/>
+          <w:sz w:val="24"/>
+          <w:szCs w:val="24"/>
+        </w:rPr>
+        <w:t>[adj.] not paid, done, returned, etc. by the required or expected time.</w:t>
+      </w:r>
+    </w:p>
+    <w:p>
+      <w:pPr>
+        <w:rPr>
+          <w:rFonts w:ascii="Times New Roman" w:eastAsia="华文宋体" w:hAnsi="Times New Roman" w:cs="Times New Roman" w:hint="eastAsia"/>
+          <w:sz w:val="24"/>
+          <w:szCs w:val="24"/>
+        </w:rPr>
+      </w:pPr>
+      <w:r>
+        <w:rPr>
+          <w:rFonts w:ascii="Times New Roman" w:eastAsia="华文宋体" w:hAnsi="Times New Roman" w:cs="Times New Roman" w:hint="eastAsia"/>
+          <w:sz w:val="24"/>
+          <w:szCs w:val="24"/>
+        </w:rPr>
+        <w:lastRenderedPageBreak/>
+        <w:t>an overdue library book.</w:t>
+      </w:r>
+    </w:p>
+    <w:p>
+      <w:pPr>
+        <w:rPr>
+          <w:rFonts w:ascii="Times New Roman" w:eastAsia="华文宋体" w:hAnsi="Times New Roman" w:cs="Times New Roman" w:hint="eastAsia"/>
+          <w:sz w:val="24"/>
+          <w:szCs w:val="24"/>
+        </w:rPr>
+      </w:pPr>
+      <w:r>
+        <w:rPr>
+          <w:rFonts w:ascii="Times New Roman" w:eastAsia="华文宋体" w:hAnsi="Times New Roman" w:cs="Times New Roman" w:hint="eastAsia"/>
+          <w:b/>
+          <w:sz w:val="24"/>
+          <w:szCs w:val="24"/>
+        </w:rPr>
+        <w:t>workshop</w:t>
+      </w:r>
+      <w:r>
+        <w:rPr>
+          <w:rFonts w:ascii="Times New Roman" w:eastAsia="华文宋体" w:hAnsi="Times New Roman" w:cs="Times New Roman"/>
+          <w:sz w:val="24"/>
+          <w:szCs w:val="24"/>
+        </w:rPr>
+        <w:br/>
+      </w:r>
+      <w:r>
+        <w:rPr>
+          <w:rFonts w:ascii="Times New Roman" w:eastAsia="华文宋体" w:hAnsi="Times New Roman" w:cs="Times New Roman" w:hint="eastAsia"/>
+          <w:sz w:val="24"/>
+          <w:szCs w:val="24"/>
+        </w:rPr>
+        <w:t>[n.] a period of discussion and practical work on a particular subject, in which a group of people share theire knowledge and experience.</w:t>
+      </w:r>
+      <w:r>
+        <w:rPr>
+          <w:rFonts w:ascii="Times New Roman" w:eastAsia="华文宋体" w:hAnsi="Times New Roman" w:cs="Times New Roman"/>
+          <w:sz w:val="24"/>
+          <w:szCs w:val="24"/>
+        </w:rPr>
+        <w:br/>
+      </w:r>
+      <w:r>
+        <w:rPr>
+          <w:rFonts w:ascii="Times New Roman" w:eastAsia="华文宋体" w:hAnsi="Times New Roman" w:cs="Times New Roman" w:hint="eastAsia"/>
+          <w:sz w:val="24"/>
+          <w:szCs w:val="24"/>
+        </w:rPr>
+        <w:t xml:space="preserve">e.g. </w:t>
       </w:r>
       <w:bookmarkStart w:id="0" w:name="_GoBack"/>
       <w:bookmarkEnd w:id="0"/>
+      <w:r>
+        <w:rPr>
+          <w:rFonts w:ascii="Times New Roman" w:eastAsia="华文宋体" w:hAnsi="Times New Roman" w:cs="Times New Roman" w:hint="eastAsia"/>
+          <w:sz w:val="24"/>
+          <w:szCs w:val="24"/>
+        </w:rPr>
+        <w:t>three study skills workshops.</w:t>
+      </w:r>
+    </w:p>
+    <w:p>
+      <w:pPr>
+        <w:rPr>
+          <w:rFonts w:ascii="Times New Roman" w:eastAsia="华文宋体" w:hAnsi="Times New Roman" w:cs="Times New Roman"/>
+          <w:sz w:val="24"/>
+          <w:szCs w:val="24"/>
+        </w:rPr>
+      </w:pPr>
     </w:p>
     <w:sectPr>
       <w:pgSz w:w="11906" w:h="16838"/>
@@ -7312,7 +7561,7 @@
   <a:extraClrSchemeLst/>
   <a:extLst>
     <a:ext uri="{05A4C25C-085E-4340-85A3-A5531E510DB2}">
-      <thm15:themeFamily xmlns:thm15="http://schemas.microsoft.com/office/thememl/2012/main" xmlns="" name="Office Theme" id="{62F939B6-93AF-4DB8-9C6B-D6C7DFDC589F}" vid="{4A3C46E8-61CC-4603-A589-7422A47A8E4A}"/>
+      <thm15:themeFamily xmlns="" xmlns:thm15="http://schemas.microsoft.com/office/thememl/2012/main" name="Office Theme" id="{62F939B6-93AF-4DB8-9C6B-D6C7DFDC589F}" vid="{4A3C46E8-61CC-4603-A589-7422A47A8E4A}"/>
     </a:ext>
   </a:extLst>
 </a:theme>

--- a/IELTS Notes/Vocabulary of IELTS Test/Vocabulary of Listening Test.docx
+++ b/IELTS Notes/Vocabulary of IELTS Test/Vocabulary of Listening Test.docx
@@ -3962,7 +3962,7 @@
     <w:p>
       <w:pPr>
         <w:rPr>
-          <w:rFonts w:ascii="Times New Roman" w:eastAsia="华文宋体" w:hAnsi="Times New Roman" w:cs="Times New Roman"/>
+          <w:rFonts w:ascii="Times New Roman" w:eastAsia="华文宋体" w:hAnsi="Times New Roman" w:cs="Times New Roman" w:hint="eastAsia"/>
           <w:sz w:val="24"/>
           <w:szCs w:val="24"/>
         </w:rPr>
@@ -3991,6 +3991,77 @@
         </w:rPr>
         <w:t>t be a problem.</w:t>
       </w:r>
+    </w:p>
+    <w:p>
+      <w:pPr>
+        <w:rPr>
+          <w:rFonts w:ascii="Times New Roman" w:eastAsia="华文宋体" w:hAnsi="Times New Roman" w:cs="Times New Roman"/>
+          <w:sz w:val="24"/>
+          <w:szCs w:val="24"/>
+        </w:rPr>
+      </w:pPr>
+      <w:r>
+        <w:rPr>
+          <w:rFonts w:ascii="Times New Roman" w:eastAsia="华文宋体" w:hAnsi="Times New Roman" w:cs="Times New Roman" w:hint="eastAsia"/>
+          <w:b/>
+          <w:sz w:val="24"/>
+          <w:szCs w:val="24"/>
+        </w:rPr>
+        <w:t>marsh</w:t>
+      </w:r>
+      <w:r>
+        <w:rPr>
+          <w:rFonts w:ascii="Times New Roman" w:eastAsia="华文宋体" w:hAnsi="Times New Roman" w:cs="Times New Roman" w:hint="eastAsia"/>
+          <w:sz w:val="24"/>
+          <w:szCs w:val="24"/>
+        </w:rPr>
+        <w:br/>
+        <w:t xml:space="preserve">[C.] an area of low land that is always soft and wet because there is nowhere for the </w:t>
+      </w:r>
+      <w:r>
+        <w:rPr>
+          <w:rFonts w:ascii="Times New Roman" w:eastAsia="华文宋体" w:hAnsi="Times New Roman" w:cs="Times New Roman" w:hint="eastAsia"/>
+          <w:sz w:val="24"/>
+          <w:szCs w:val="24"/>
+        </w:rPr>
+        <w:lastRenderedPageBreak/>
+        <w:t xml:space="preserve">water to flow away to. </w:t>
+      </w:r>
+      <w:r>
+        <w:rPr>
+          <w:rFonts w:ascii="Times New Roman" w:eastAsia="华文宋体" w:hAnsi="Times New Roman" w:cs="Times New Roman" w:hint="eastAsia"/>
+          <w:sz w:val="24"/>
+          <w:szCs w:val="24"/>
+        </w:rPr>
+        <w:br/>
+      </w:r>
+      <w:r>
+        <w:rPr>
+          <w:rFonts w:ascii="Times New Roman" w:eastAsia="华文宋体" w:hAnsi="Times New Roman" w:cs="Times New Roman" w:hint="eastAsia"/>
+          <w:sz w:val="24"/>
+          <w:szCs w:val="24"/>
+        </w:rPr>
+        <w:t>沼泽</w:t>
+      </w:r>
+      <w:r>
+        <w:rPr>
+          <w:rFonts w:ascii="宋体" w:eastAsia="宋体" w:hAnsi="宋体" w:cs="宋体" w:hint="eastAsia"/>
+          <w:sz w:val="24"/>
+          <w:szCs w:val="24"/>
+        </w:rPr>
+        <w:t>；湿地.</w:t>
+      </w:r>
+    </w:p>
+    <w:p>
+      <w:pPr>
+        <w:rPr>
+          <w:rFonts w:ascii="Times New Roman" w:eastAsia="华文宋体" w:hAnsi="Times New Roman" w:cs="Times New Roman"/>
+          <w:sz w:val="24"/>
+          <w:szCs w:val="24"/>
+        </w:rPr>
+      </w:pPr>
+      <w:bookmarkStart w:id="0" w:name="_GoBack"/>
+      <w:bookmarkEnd w:id="0"/>
     </w:p>
     <w:p>
       <w:pPr>
@@ -4029,7 +4100,6 @@
           <w:sz w:val="24"/>
           <w:szCs w:val="24"/>
         </w:rPr>
-        <w:lastRenderedPageBreak/>
         <w:t>leatlet</w:t>
       </w:r>
       <w:r>
@@ -4944,6 +5014,7 @@
           <w:sz w:val="24"/>
           <w:szCs w:val="24"/>
         </w:rPr>
+        <w:lastRenderedPageBreak/>
         <w:t>tile</w:t>
       </w:r>
       <w:r>
@@ -5082,7 +5153,6 @@
           <w:sz w:val="24"/>
           <w:szCs w:val="24"/>
         </w:rPr>
-        <w:lastRenderedPageBreak/>
         <w:t>chimney stack</w:t>
       </w:r>
       <w:r>
@@ -5645,6 +5715,7 @@
           <w:sz w:val="24"/>
           <w:szCs w:val="24"/>
         </w:rPr>
+        <w:lastRenderedPageBreak/>
         <w:t>descend</w:t>
       </w:r>
       <w:r>
@@ -5751,16 +5822,7 @@
           <w:sz w:val="24"/>
           <w:szCs w:val="24"/>
         </w:rPr>
-        <w:t xml:space="preserve">[n.] a large piece of farming equipment with one or serval curved blades to dig and </w:t>
-      </w:r>
-      <w:r>
-        <w:rPr>
-          <w:rFonts w:ascii="Times New Roman" w:eastAsia="华文宋体" w:hAnsi="Times New Roman" w:cs="Times New Roman" w:hint="eastAsia"/>
-          <w:sz w:val="24"/>
-          <w:szCs w:val="24"/>
-        </w:rPr>
-        <w:lastRenderedPageBreak/>
-        <w:t xml:space="preserve">trun over soil. </w:t>
+        <w:t xml:space="preserve">[n.] a large piece of farming equipment with one or serval curved blades to dig and trun over soil. </w:t>
       </w:r>
       <w:r>
         <w:rPr>
@@ -6350,7 +6412,7 @@
     <w:p>
       <w:pPr>
         <w:rPr>
-          <w:rFonts w:ascii="Times New Roman" w:eastAsia="华文宋体" w:hAnsi="Times New Roman" w:cs="Times New Roman" w:hint="eastAsia"/>
+          <w:rFonts w:ascii="Times New Roman" w:eastAsia="华文宋体" w:hAnsi="Times New Roman" w:cs="Times New Roman"/>
           <w:sz w:val="24"/>
           <w:szCs w:val="24"/>
         </w:rPr>
@@ -6432,7 +6494,7 @@
     <w:p>
       <w:pPr>
         <w:rPr>
-          <w:rFonts w:ascii="Times New Roman" w:eastAsia="华文宋体" w:hAnsi="Times New Roman" w:cs="Times New Roman" w:hint="eastAsia"/>
+          <w:rFonts w:ascii="Times New Roman" w:eastAsia="华文宋体" w:hAnsi="Times New Roman" w:cs="Times New Roman"/>
           <w:sz w:val="24"/>
           <w:szCs w:val="24"/>
         </w:rPr>
@@ -6488,7 +6550,7 @@
     <w:p>
       <w:pPr>
         <w:rPr>
-          <w:rFonts w:ascii="Times New Roman" w:eastAsia="华文宋体" w:hAnsi="Times New Roman" w:cs="Times New Roman" w:hint="eastAsia"/>
+          <w:rFonts w:ascii="Times New Roman" w:eastAsia="华文宋体" w:hAnsi="Times New Roman" w:cs="Times New Roman"/>
           <w:sz w:val="24"/>
           <w:szCs w:val="24"/>
         </w:rPr>
@@ -6516,31 +6578,16 @@
           <w:sz w:val="24"/>
           <w:szCs w:val="24"/>
         </w:rPr>
-        <w:t>[</w:t>
-      </w:r>
-      <w:r>
-        <w:rPr>
-          <w:rFonts w:ascii="Times New Roman" w:eastAsia="华文宋体" w:hAnsi="Times New Roman" w:cs="Times New Roman" w:hint="eastAsia"/>
-          <w:sz w:val="24"/>
-          <w:szCs w:val="24"/>
-        </w:rPr>
-        <w:t>C</w:t>
-      </w:r>
-      <w:r>
-        <w:rPr>
-          <w:rFonts w:ascii="Times New Roman" w:eastAsia="华文宋体" w:hAnsi="Times New Roman" w:cs="Times New Roman" w:hint="eastAsia"/>
-          <w:sz w:val="24"/>
-          <w:szCs w:val="24"/>
-        </w:rPr>
-        <w:t>.]</w:t>
-      </w:r>
-      <w:r>
-        <w:rPr>
-          <w:rFonts w:ascii="Times New Roman" w:eastAsia="华文宋体" w:hAnsi="Times New Roman" w:cs="Times New Roman" w:hint="eastAsia"/>
-          <w:sz w:val="24"/>
-          <w:szCs w:val="24"/>
-        </w:rPr>
-        <w:t xml:space="preserve"> a magazien that is published every week, month, etc. especially one that is concerned with academic subject.</w:t>
+        <w:t xml:space="preserve">[C.] a magazien that is published every week, month, etc. especially one that is </w:t>
+      </w:r>
+      <w:r>
+        <w:rPr>
+          <w:rFonts w:ascii="Times New Roman" w:eastAsia="华文宋体" w:hAnsi="Times New Roman" w:cs="Times New Roman" w:hint="eastAsia"/>
+          <w:sz w:val="24"/>
+          <w:szCs w:val="24"/>
+        </w:rPr>
+        <w:lastRenderedPageBreak/>
+        <w:t>concerned with academic subject.</w:t>
       </w:r>
       <w:r>
         <w:rPr>
@@ -6562,7 +6609,7 @@
     <w:p>
       <w:pPr>
         <w:rPr>
-          <w:rFonts w:ascii="Times New Roman" w:eastAsia="华文宋体" w:hAnsi="Times New Roman" w:cs="Times New Roman" w:hint="eastAsia"/>
+          <w:rFonts w:ascii="Times New Roman" w:eastAsia="华文宋体" w:hAnsi="Times New Roman" w:cs="Times New Roman"/>
           <w:sz w:val="24"/>
           <w:szCs w:val="24"/>
         </w:rPr>
@@ -6596,25 +6643,24 @@
     <w:p>
       <w:pPr>
         <w:rPr>
-          <w:rFonts w:ascii="Times New Roman" w:eastAsia="华文宋体" w:hAnsi="Times New Roman" w:cs="Times New Roman" w:hint="eastAsia"/>
-          <w:sz w:val="24"/>
-          <w:szCs w:val="24"/>
-        </w:rPr>
-      </w:pPr>
-      <w:r>
-        <w:rPr>
-          <w:rFonts w:ascii="Times New Roman" w:eastAsia="华文宋体" w:hAnsi="Times New Roman" w:cs="Times New Roman" w:hint="eastAsia"/>
-          <w:sz w:val="24"/>
-          <w:szCs w:val="24"/>
-        </w:rPr>
-        <w:lastRenderedPageBreak/>
+          <w:rFonts w:ascii="Times New Roman" w:eastAsia="华文宋体" w:hAnsi="Times New Roman" w:cs="Times New Roman"/>
+          <w:sz w:val="24"/>
+          <w:szCs w:val="24"/>
+        </w:rPr>
+      </w:pPr>
+      <w:r>
+        <w:rPr>
+          <w:rFonts w:ascii="Times New Roman" w:eastAsia="华文宋体" w:hAnsi="Times New Roman" w:cs="Times New Roman" w:hint="eastAsia"/>
+          <w:sz w:val="24"/>
+          <w:szCs w:val="24"/>
+        </w:rPr>
         <w:t>an overdue library book.</w:t>
       </w:r>
     </w:p>
     <w:p>
       <w:pPr>
         <w:rPr>
-          <w:rFonts w:ascii="Times New Roman" w:eastAsia="华文宋体" w:hAnsi="Times New Roman" w:cs="Times New Roman" w:hint="eastAsia"/>
+          <w:rFonts w:ascii="Times New Roman" w:eastAsia="华文宋体" w:hAnsi="Times New Roman" w:cs="Times New Roman"/>
           <w:sz w:val="24"/>
           <w:szCs w:val="24"/>
         </w:rPr>
@@ -6660,8 +6706,6 @@
         </w:rPr>
         <w:t xml:space="preserve">e.g. </w:t>
       </w:r>
-      <w:bookmarkStart w:id="0" w:name="_GoBack"/>
-      <w:bookmarkEnd w:id="0"/>
       <w:r>
         <w:rPr>
           <w:rFonts w:ascii="Times New Roman" w:eastAsia="华文宋体" w:hAnsi="Times New Roman" w:cs="Times New Roman" w:hint="eastAsia"/>
@@ -7561,7 +7605,7 @@
   <a:extraClrSchemeLst/>
   <a:extLst>
     <a:ext uri="{05A4C25C-085E-4340-85A3-A5531E510DB2}">
-      <thm15:themeFamily xmlns="" xmlns:thm15="http://schemas.microsoft.com/office/thememl/2012/main" name="Office Theme" id="{62F939B6-93AF-4DB8-9C6B-D6C7DFDC589F}" vid="{4A3C46E8-61CC-4603-A589-7422A47A8E4A}"/>
+      <thm15:themeFamily xmlns:thm15="http://schemas.microsoft.com/office/thememl/2012/main" xmlns="" name="Office Theme" id="{62F939B6-93AF-4DB8-9C6B-D6C7DFDC589F}" vid="{4A3C46E8-61CC-4603-A589-7422A47A8E4A}"/>
     </a:ext>
   </a:extLst>
 </a:theme>

--- a/IELTS Notes/Vocabulary of IELTS Test/Vocabulary of Listening Test.docx
+++ b/IELTS Notes/Vocabulary of IELTS Test/Vocabulary of Listening Test.docx
@@ -3962,7 +3962,7 @@
     <w:p>
       <w:pPr>
         <w:rPr>
-          <w:rFonts w:ascii="Times New Roman" w:eastAsia="华文宋体" w:hAnsi="Times New Roman" w:cs="Times New Roman" w:hint="eastAsia"/>
+          <w:rFonts w:ascii="Times New Roman" w:eastAsia="华文宋体" w:hAnsi="Times New Roman" w:cs="Times New Roman"/>
           <w:sz w:val="24"/>
           <w:szCs w:val="24"/>
         </w:rPr>
@@ -4060,8 +4060,6 @@
           <w:szCs w:val="24"/>
         </w:rPr>
       </w:pPr>
-      <w:bookmarkStart w:id="0" w:name="_GoBack"/>
-      <w:bookmarkEnd w:id="0"/>
     </w:p>
     <w:p>
       <w:pPr>
@@ -6660,7 +6658,7 @@
     <w:p>
       <w:pPr>
         <w:rPr>
-          <w:rFonts w:ascii="Times New Roman" w:eastAsia="华文宋体" w:hAnsi="Times New Roman" w:cs="Times New Roman"/>
+          <w:rFonts w:ascii="Times New Roman" w:eastAsia="华文宋体" w:hAnsi="Times New Roman" w:cs="Times New Roman" w:hint="eastAsia"/>
           <w:sz w:val="24"/>
           <w:szCs w:val="24"/>
         </w:rPr>
@@ -6714,6 +6712,221 @@
         </w:rPr>
         <w:t>three study skills workshops.</w:t>
       </w:r>
+    </w:p>
+    <w:p>
+      <w:pPr>
+        <w:rPr>
+          <w:rFonts w:ascii="Times New Roman" w:hAnsi="Times New Roman" w:cs="Times New Roman" w:hint="eastAsia"/>
+          <w:b/>
+          <w:bCs/>
+          <w:i/>
+          <w:iCs/>
+          <w:sz w:val="28"/>
+          <w:szCs w:val="24"/>
+        </w:rPr>
+      </w:pPr>
+      <w:r>
+        <w:rPr>
+          <w:rFonts w:ascii="Times New Roman" w:hAnsi="Times New Roman" w:cs="Times New Roman" w:hint="eastAsia"/>
+          <w:b/>
+          <w:bCs/>
+          <w:i/>
+          <w:iCs/>
+          <w:sz w:val="28"/>
+          <w:szCs w:val="24"/>
+        </w:rPr>
+        <w:t>Section 4</w:t>
+      </w:r>
+    </w:p>
+    <w:p>
+      <w:pPr>
+        <w:rPr>
+          <w:rFonts w:ascii="Times New Roman" w:eastAsia="华文宋体" w:hAnsi="Times New Roman" w:cs="Times New Roman" w:hint="eastAsia"/>
+          <w:sz w:val="24"/>
+          <w:szCs w:val="24"/>
+        </w:rPr>
+      </w:pPr>
+      <w:r>
+        <w:rPr>
+          <w:rFonts w:ascii="Times New Roman" w:eastAsia="华文宋体" w:hAnsi="Times New Roman" w:cs="Times New Roman" w:hint="eastAsia"/>
+          <w:b/>
+          <w:sz w:val="24"/>
+          <w:szCs w:val="24"/>
+        </w:rPr>
+        <w:t>mane</w:t>
+      </w:r>
+      <w:r>
+        <w:rPr>
+          <w:rFonts w:ascii="Times New Roman" w:eastAsia="华文宋体" w:hAnsi="Times New Roman" w:cs="Times New Roman"/>
+          <w:sz w:val="24"/>
+          <w:szCs w:val="24"/>
+        </w:rPr>
+        <w:br/>
+      </w:r>
+      <w:r>
+        <w:rPr>
+          <w:rFonts w:ascii="Times New Roman" w:eastAsia="华文宋体" w:hAnsi="Times New Roman" w:cs="Times New Roman" w:hint="eastAsia"/>
+          <w:sz w:val="24"/>
+          <w:szCs w:val="24"/>
+        </w:rPr>
+        <w:t>[n.] the long hair on the neck of a horse or a lion.</w:t>
+      </w:r>
+    </w:p>
+    <w:p>
+      <w:pPr>
+        <w:rPr>
+          <w:rFonts w:ascii="Times New Roman" w:eastAsia="华文宋体" w:hAnsi="Times New Roman" w:cs="Times New Roman"/>
+          <w:sz w:val="24"/>
+          <w:szCs w:val="24"/>
+        </w:rPr>
+      </w:pPr>
+      <w:r>
+        <w:rPr>
+          <w:rFonts w:ascii="Times New Roman" w:eastAsia="华文宋体" w:hAnsi="Times New Roman" w:cs="Times New Roman" w:hint="eastAsia"/>
+          <w:b/>
+          <w:sz w:val="24"/>
+          <w:szCs w:val="24"/>
+        </w:rPr>
+        <w:t>sanctuary</w:t>
+      </w:r>
+      <w:r>
+        <w:rPr>
+          <w:rFonts w:ascii="Times New Roman" w:eastAsia="华文宋体" w:hAnsi="Times New Roman" w:cs="Times New Roman" w:hint="eastAsia"/>
+          <w:sz w:val="24"/>
+          <w:szCs w:val="24"/>
+        </w:rPr>
+        <w:t xml:space="preserve"> /</w:t>
+      </w:r>
+      <w:r>
+        <w:rPr>
+          <w:rFonts w:ascii="GWIPA" w:eastAsia="华文宋体" w:hAnsi="GWIPA" w:cs="Times New Roman"/>
+          <w:sz w:val="24"/>
+          <w:szCs w:val="24"/>
+        </w:rPr>
+        <w:t></w:t>
+      </w:r>
+      <w:r>
+        <w:rPr>
+          <w:rFonts w:ascii="GWIPA" w:eastAsia="华文宋体" w:hAnsi="GWIPA" w:cs="Times New Roman"/>
+          <w:sz w:val="24"/>
+          <w:szCs w:val="24"/>
+        </w:rPr>
+        <w:t></w:t>
+      </w:r>
+      <w:r>
+        <w:rPr>
+          <w:rFonts w:ascii="GWIPA" w:eastAsia="华文宋体" w:hAnsi="GWIPA" w:cs="Times New Roman"/>
+          <w:sz w:val="24"/>
+          <w:szCs w:val="24"/>
+        </w:rPr>
+        <w:t></w:t>
+      </w:r>
+      <w:r>
+        <w:rPr>
+          <w:rFonts w:ascii="GWIPA" w:eastAsia="华文宋体" w:hAnsi="GWIPA" w:cs="Times New Roman"/>
+          <w:sz w:val="24"/>
+          <w:szCs w:val="24"/>
+        </w:rPr>
+        <w:t></w:t>
+      </w:r>
+      <w:r>
+        <w:rPr>
+          <w:rFonts w:ascii="GWIPA" w:eastAsia="华文宋体" w:hAnsi="GWIPA" w:cs="Times New Roman"/>
+          <w:sz w:val="24"/>
+          <w:szCs w:val="24"/>
+        </w:rPr>
+        <w:t></w:t>
+      </w:r>
+      <w:r>
+        <w:rPr>
+          <w:rFonts w:ascii="GWIPA" w:eastAsia="华文宋体" w:hAnsi="GWIPA" w:cs="Times New Roman"/>
+          <w:sz w:val="24"/>
+          <w:szCs w:val="24"/>
+        </w:rPr>
+        <w:t></w:t>
+      </w:r>
+      <w:r>
+        <w:rPr>
+          <w:rFonts w:ascii="GWIPA" w:eastAsia="华文宋体" w:hAnsi="GWIPA" w:cs="Times New Roman"/>
+          <w:sz w:val="24"/>
+          <w:szCs w:val="24"/>
+        </w:rPr>
+        <w:t></w:t>
+      </w:r>
+      <w:r>
+        <w:rPr>
+          <w:rFonts w:ascii="GWIPA" w:eastAsia="华文宋体" w:hAnsi="GWIPA" w:cs="Times New Roman"/>
+          <w:sz w:val="24"/>
+          <w:szCs w:val="24"/>
+        </w:rPr>
+        <w:t></w:t>
+      </w:r>
+      <w:r>
+        <w:rPr>
+          <w:rFonts w:ascii="GWIPA" w:eastAsia="华文宋体" w:hAnsi="GWIPA" w:cs="Times New Roman"/>
+          <w:sz w:val="24"/>
+          <w:szCs w:val="24"/>
+        </w:rPr>
+        <w:t></w:t>
+      </w:r>
+      <w:r>
+        <w:rPr>
+          <w:rFonts w:ascii="GWIPA" w:eastAsia="华文宋体" w:hAnsi="GWIPA" w:cs="Times New Roman"/>
+          <w:sz w:val="24"/>
+          <w:szCs w:val="24"/>
+        </w:rPr>
+        <w:t></w:t>
+      </w:r>
+      <w:r>
+        <w:rPr>
+          <w:rFonts w:ascii="GWIPA" w:eastAsia="华文宋体" w:hAnsi="GWIPA" w:cs="Times New Roman"/>
+          <w:sz w:val="24"/>
+          <w:szCs w:val="24"/>
+        </w:rPr>
+        <w:t></w:t>
+      </w:r>
+      <w:r>
+        <w:rPr>
+          <w:rFonts w:ascii="Times New Roman" w:eastAsia="华文宋体" w:hAnsi="Times New Roman" w:cs="Times New Roman" w:hint="eastAsia"/>
+          <w:sz w:val="24"/>
+          <w:szCs w:val="24"/>
+        </w:rPr>
+        <w:t>/</w:t>
+      </w:r>
+      <w:r>
+        <w:rPr>
+          <w:rFonts w:ascii="Times New Roman" w:eastAsia="华文宋体" w:hAnsi="Times New Roman" w:cs="Times New Roman"/>
+          <w:sz w:val="24"/>
+          <w:szCs w:val="24"/>
+        </w:rPr>
+        <w:br/>
+      </w:r>
+      <w:r>
+        <w:rPr>
+          <w:rFonts w:ascii="Times New Roman" w:eastAsia="华文宋体" w:hAnsi="Times New Roman" w:cs="Times New Roman" w:hint="eastAsia"/>
+          <w:sz w:val="24"/>
+          <w:szCs w:val="24"/>
+        </w:rPr>
+        <w:t>[C.] an area where wild birds or animals are protected and encouraged to breed.</w:t>
+      </w:r>
+      <w:r>
+        <w:rPr>
+          <w:rFonts w:ascii="Times New Roman" w:eastAsia="华文宋体" w:hAnsi="Times New Roman" w:cs="Times New Roman"/>
+          <w:sz w:val="24"/>
+          <w:szCs w:val="24"/>
+        </w:rPr>
+        <w:br/>
+      </w:r>
+      <w:r>
+        <w:rPr>
+          <w:rFonts w:ascii="Times New Roman" w:eastAsia="华文宋体" w:hAnsi="Times New Roman" w:cs="Times New Roman" w:hint="eastAsia"/>
+          <w:sz w:val="24"/>
+          <w:szCs w:val="24"/>
+        </w:rPr>
+        <w:t>a wildlife sanctuary.</w:t>
+      </w:r>
+      <w:bookmarkStart w:id="0" w:name="_GoBack"/>
+      <w:bookmarkEnd w:id="0"/>
     </w:p>
     <w:p>
       <w:pPr>
@@ -7605,7 +7818,7 @@
   <a:extraClrSchemeLst/>
   <a:extLst>
     <a:ext uri="{05A4C25C-085E-4340-85A3-A5531E510DB2}">
-      <thm15:themeFamily xmlns:thm15="http://schemas.microsoft.com/office/thememl/2012/main" xmlns="" name="Office Theme" id="{62F939B6-93AF-4DB8-9C6B-D6C7DFDC589F}" vid="{4A3C46E8-61CC-4603-A589-7422A47A8E4A}"/>
+      <thm15:themeFamily xmlns="" xmlns:thm15="http://schemas.microsoft.com/office/thememl/2012/main" name="Office Theme" id="{62F939B6-93AF-4DB8-9C6B-D6C7DFDC589F}" vid="{4A3C46E8-61CC-4603-A589-7422A47A8E4A}"/>
     </a:ext>
   </a:extLst>
 </a:theme>

--- a/IELTS Notes/Vocabulary of IELTS Test/Vocabulary of Listening Test.docx
+++ b/IELTS Notes/Vocabulary of IELTS Test/Vocabulary of Listening Test.docx
@@ -44,7 +44,17 @@
           <w:sz w:val="32"/>
           <w:szCs w:val="32"/>
         </w:rPr>
-        <w:t xml:space="preserve">Cambridge IELTS 5 </w:t>
+        <w:t xml:space="preserve">Cambridge IELTS </w:t>
+      </w:r>
+      <w:r>
+        <w:rPr>
+          <w:rFonts w:ascii="Times New Roman" w:hAnsi="Times New Roman" w:cs="Times New Roman" w:hint="eastAsia"/>
+          <w:b/>
+          <w:bCs/>
+          <w:sz w:val="32"/>
+          <w:szCs w:val="32"/>
+        </w:rPr>
+        <w:t>4</w:t>
       </w:r>
     </w:p>
     <w:p>
@@ -91,56 +101,11 @@
           <w:sz w:val="24"/>
           <w:szCs w:val="24"/>
         </w:rPr>
-        <w:t>Section 1</w:t>
-      </w:r>
-    </w:p>
-    <w:p>
-      <w:pPr>
-        <w:rPr>
-          <w:rFonts w:ascii="华文宋体" w:eastAsia="华文宋体" w:hAnsi="华文宋体" w:cs="Times New Roman"/>
-          <w:sz w:val="24"/>
-          <w:szCs w:val="24"/>
-        </w:rPr>
-      </w:pPr>
-      <w:r>
-        <w:rPr>
-          <w:rFonts w:ascii="Times New Roman" w:hAnsi="Times New Roman" w:cs="Times New Roman" w:hint="eastAsia"/>
-          <w:b/>
-          <w:bCs/>
-          <w:sz w:val="24"/>
-          <w:szCs w:val="24"/>
-        </w:rPr>
-        <w:t>reptile</w:t>
-      </w:r>
-      <w:r>
-        <w:rPr>
-          <w:rFonts w:ascii="Times New Roman" w:hAnsi="Times New Roman" w:cs="Times New Roman"/>
-          <w:sz w:val="24"/>
-          <w:szCs w:val="24"/>
-        </w:rPr>
-        <w:br/>
-      </w:r>
-      <w:r>
-        <w:rPr>
-          <w:rFonts w:ascii="Times New Roman" w:hAnsi="Times New Roman" w:cs="Times New Roman" w:hint="eastAsia"/>
-          <w:sz w:val="24"/>
-          <w:szCs w:val="24"/>
-        </w:rPr>
-        <w:t xml:space="preserve">[n.] </w:t>
-      </w:r>
-      <w:r>
-        <w:rPr>
-          <w:rFonts w:ascii="华文宋体" w:eastAsia="华文宋体" w:hAnsi="华文宋体" w:cs="Times New Roman" w:hint="eastAsia"/>
-          <w:sz w:val="24"/>
-          <w:szCs w:val="24"/>
-        </w:rPr>
-        <w:t>爬行动物</w:t>
-      </w:r>
-    </w:p>
-    <w:p>
-      <w:pPr>
-        <w:rPr>
-          <w:rFonts w:ascii="Times New Roman" w:hAnsi="Times New Roman" w:cs="Times New Roman"/>
+        <w:t xml:space="preserve">Section </w:t>
+      </w:r>
+      <w:r>
+        <w:rPr>
+          <w:rFonts w:ascii="Times New Roman" w:hAnsi="Times New Roman" w:cs="Times New Roman" w:hint="eastAsia"/>
           <w:b/>
           <w:bCs/>
           <w:i/>
@@ -148,10 +113,193 @@
           <w:sz w:val="24"/>
           <w:szCs w:val="24"/>
         </w:rPr>
-      </w:pPr>
-      <w:r>
-        <w:rPr>
-          <w:rFonts w:ascii="Times New Roman" w:hAnsi="Times New Roman" w:cs="Times New Roman" w:hint="eastAsia"/>
+        <w:t>4</w:t>
+      </w:r>
+    </w:p>
+    <w:p>
+      <w:pPr>
+        <w:rPr>
+          <w:rFonts w:ascii="Times New Roman" w:hAnsi="Times New Roman" w:cs="Times New Roman" w:hint="eastAsia"/>
+          <w:sz w:val="24"/>
+          <w:szCs w:val="24"/>
+        </w:rPr>
+      </w:pPr>
+      <w:r>
+        <w:rPr>
+          <w:rFonts w:ascii="Times New Roman" w:hAnsi="Times New Roman" w:cs="Times New Roman" w:hint="eastAsia"/>
+          <w:b/>
+          <w:bCs/>
+          <w:sz w:val="24"/>
+          <w:szCs w:val="24"/>
+        </w:rPr>
+        <w:t>evaporate</w:t>
+      </w:r>
+      <w:r>
+        <w:rPr>
+          <w:rFonts w:ascii="Times New Roman" w:hAnsi="Times New Roman" w:cs="Times New Roman"/>
+          <w:sz w:val="24"/>
+          <w:szCs w:val="24"/>
+        </w:rPr>
+        <w:br/>
+      </w:r>
+      <w:r>
+        <w:rPr>
+          <w:rFonts w:ascii="Times New Roman" w:hAnsi="Times New Roman" w:cs="Times New Roman" w:hint="eastAsia"/>
+          <w:sz w:val="24"/>
+          <w:szCs w:val="24"/>
+        </w:rPr>
+        <w:t>[vt</w:t>
+      </w:r>
+      <w:r>
+        <w:rPr>
+          <w:rFonts w:ascii="Times New Roman" w:hAnsi="Times New Roman" w:cs="Times New Roman" w:hint="eastAsia"/>
+          <w:sz w:val="24"/>
+          <w:szCs w:val="24"/>
+        </w:rPr>
+        <w:t xml:space="preserve">.] </w:t>
+      </w:r>
+      <w:r>
+        <w:rPr>
+          <w:rFonts w:ascii="Times New Roman" w:hAnsi="Times New Roman" w:cs="Times New Roman" w:hint="eastAsia"/>
+          <w:sz w:val="24"/>
+          <w:szCs w:val="24"/>
+        </w:rPr>
+        <w:t>to change liquid inot a gas, especially steam</w:t>
+      </w:r>
+    </w:p>
+    <w:p>
+      <w:pPr>
+        <w:rPr>
+          <w:rFonts w:ascii="华文宋体" w:eastAsia="华文宋体" w:hAnsi="华文宋体" w:cs="Times New Roman" w:hint="eastAsia"/>
+          <w:sz w:val="24"/>
+          <w:szCs w:val="24"/>
+        </w:rPr>
+      </w:pPr>
+      <w:r>
+        <w:rPr>
+          <w:rFonts w:ascii="Times New Roman" w:hAnsi="Times New Roman" w:cs="Times New Roman" w:hint="eastAsia"/>
+          <w:b/>
+          <w:sz w:val="24"/>
+          <w:szCs w:val="24"/>
+        </w:rPr>
+        <w:t>gust</w:t>
+      </w:r>
+      <w:r>
+        <w:rPr>
+          <w:rFonts w:ascii="Times New Roman" w:hAnsi="Times New Roman" w:cs="Times New Roman"/>
+          <w:sz w:val="24"/>
+          <w:szCs w:val="24"/>
+        </w:rPr>
+        <w:br/>
+      </w:r>
+      <w:r>
+        <w:rPr>
+          <w:rFonts w:ascii="Times New Roman" w:hAnsi="Times New Roman" w:cs="Times New Roman" w:hint="eastAsia"/>
+          <w:sz w:val="24"/>
+          <w:szCs w:val="24"/>
+        </w:rPr>
+        <w:t>[C.] a sudden increase in the amount and speed of wind that is blowing.</w:t>
+      </w:r>
+      <w:r>
+        <w:rPr>
+          <w:rFonts w:ascii="Times New Roman" w:hAnsi="Times New Roman" w:cs="Times New Roman"/>
+          <w:sz w:val="24"/>
+          <w:szCs w:val="24"/>
+        </w:rPr>
+        <w:br/>
+      </w:r>
+      <w:r>
+        <w:rPr>
+          <w:rFonts w:ascii="Times New Roman" w:hAnsi="Times New Roman" w:cs="Times New Roman" w:hint="eastAsia"/>
+          <w:sz w:val="24"/>
+          <w:szCs w:val="24"/>
+        </w:rPr>
+        <w:t>[vi.] to suddenly blow very hard</w:t>
+      </w:r>
+      <w:r>
+        <w:rPr>
+          <w:rFonts w:ascii="Times New Roman" w:hAnsi="Times New Roman" w:cs="Times New Roman"/>
+          <w:sz w:val="24"/>
+          <w:szCs w:val="24"/>
+        </w:rPr>
+        <w:br/>
+      </w:r>
+      <w:r>
+        <w:rPr>
+          <w:rFonts w:ascii="Times New Roman" w:hAnsi="Times New Roman" w:cs="Times New Roman" w:hint="eastAsia"/>
+          <w:sz w:val="24"/>
+          <w:szCs w:val="24"/>
+        </w:rPr>
+        <w:t>The wind gusted through the branches</w:t>
+      </w:r>
+      <w:bookmarkStart w:id="0" w:name="_GoBack"/>
+      <w:bookmarkEnd w:id="0"/>
+      <w:r>
+        <w:rPr>
+          <w:rFonts w:ascii="Times New Roman" w:hAnsi="Times New Roman" w:cs="Times New Roman" w:hint="eastAsia"/>
+          <w:sz w:val="24"/>
+          <w:szCs w:val="24"/>
+        </w:rPr>
+        <w:t>.</w:t>
+      </w:r>
+    </w:p>
+    <w:p>
+      <w:pPr>
+        <w:rPr>
+          <w:rFonts w:ascii="华文宋体" w:eastAsia="华文宋体" w:hAnsi="华文宋体" w:cs="Times New Roman" w:hint="eastAsia"/>
+          <w:sz w:val="24"/>
+          <w:szCs w:val="24"/>
+        </w:rPr>
+      </w:pPr>
+    </w:p>
+    <w:p>
+      <w:pPr>
+        <w:outlineLvl w:val="1"/>
+        <w:rPr>
+          <w:rFonts w:ascii="Times New Roman" w:hAnsi="Times New Roman" w:cs="Times New Roman"/>
+          <w:b/>
+          <w:bCs/>
+          <w:sz w:val="32"/>
+          <w:szCs w:val="32"/>
+        </w:rPr>
+      </w:pPr>
+      <w:r>
+        <w:rPr>
+          <w:rFonts w:ascii="Times New Roman" w:hAnsi="Times New Roman" w:cs="Times New Roman"/>
+          <w:b/>
+          <w:bCs/>
+          <w:sz w:val="32"/>
+          <w:szCs w:val="32"/>
+        </w:rPr>
+        <w:t xml:space="preserve">Cambridge IELTS 5 </w:t>
+      </w:r>
+    </w:p>
+    <w:p>
+      <w:pPr>
+        <w:outlineLvl w:val="2"/>
+        <w:rPr>
+          <w:rFonts w:ascii="Times New Roman" w:hAnsi="Times New Roman" w:cs="Times New Roman"/>
+          <w:b/>
+          <w:bCs/>
+          <w:sz w:val="28"/>
+          <w:szCs w:val="28"/>
+        </w:rPr>
+      </w:pPr>
+      <w:r>
+        <w:rPr>
+          <w:rFonts w:ascii="Times New Roman" w:hAnsi="Times New Roman" w:cs="Times New Roman"/>
+          <w:b/>
+          <w:bCs/>
+          <w:sz w:val="28"/>
+          <w:szCs w:val="28"/>
+        </w:rPr>
+        <w:t>Test 1</w:t>
+      </w:r>
+    </w:p>
+    <w:p>
+      <w:pPr>
+        <w:rPr>
+          <w:rFonts w:ascii="Times New Roman" w:hAnsi="Times New Roman" w:cs="Times New Roman"/>
           <w:b/>
           <w:bCs/>
           <w:i/>
@@ -159,350 +307,8 @@
           <w:sz w:val="24"/>
           <w:szCs w:val="24"/>
         </w:rPr>
-        <w:t>Sectioin 2</w:t>
-      </w:r>
-    </w:p>
-    <w:p>
-      <w:pPr>
-        <w:rPr>
-          <w:rFonts w:ascii="Times New Roman" w:hAnsi="Times New Roman" w:cs="Times New Roman"/>
-          <w:sz w:val="24"/>
-          <w:szCs w:val="24"/>
-        </w:rPr>
-      </w:pPr>
-      <w:r>
-        <w:rPr>
-          <w:rFonts w:ascii="Times New Roman" w:hAnsi="Times New Roman" w:cs="Times New Roman" w:hint="eastAsia"/>
-          <w:b/>
-          <w:bCs/>
-          <w:sz w:val="24"/>
-          <w:szCs w:val="24"/>
-        </w:rPr>
-        <w:t>cot</w:t>
-      </w:r>
-      <w:r>
-        <w:rPr>
-          <w:rFonts w:ascii="Times New Roman" w:hAnsi="Times New Roman" w:cs="Times New Roman" w:hint="eastAsia"/>
-          <w:sz w:val="24"/>
-          <w:szCs w:val="24"/>
-        </w:rPr>
-        <w:t xml:space="preserve"> /</w:t>
-      </w:r>
-      <w:r>
-        <w:rPr>
-          <w:rFonts w:ascii="GWIPA" w:hAnsi="GWIPA" w:cs="Times New Roman"/>
-          <w:sz w:val="24"/>
-          <w:szCs w:val="24"/>
-        </w:rPr>
-        <w:t></w:t>
-      </w:r>
-      <w:r>
-        <w:rPr>
-          <w:rFonts w:ascii="GWIPA" w:hAnsi="GWIPA" w:cs="Times New Roman"/>
-          <w:sz w:val="24"/>
-          <w:szCs w:val="24"/>
-        </w:rPr>
-        <w:t></w:t>
-      </w:r>
-      <w:r>
-        <w:rPr>
-          <w:rFonts w:ascii="GWIPA" w:hAnsi="GWIPA" w:cs="Times New Roman"/>
-          <w:sz w:val="24"/>
-          <w:szCs w:val="24"/>
-        </w:rPr>
-        <w:t></w:t>
-      </w:r>
-      <w:r>
-        <w:rPr>
-          <w:rFonts w:ascii="Times New Roman" w:hAnsi="Times New Roman" w:cs="Times New Roman" w:hint="eastAsia"/>
-          <w:sz w:val="24"/>
-          <w:szCs w:val="24"/>
-        </w:rPr>
-        <w:t>/</w:t>
-      </w:r>
-      <w:r>
-        <w:rPr>
-          <w:rFonts w:ascii="Times New Roman" w:hAnsi="Times New Roman" w:cs="Times New Roman"/>
-          <w:sz w:val="24"/>
-          <w:szCs w:val="24"/>
-        </w:rPr>
-        <w:br/>
-      </w:r>
-      <w:r>
-        <w:rPr>
-          <w:rFonts w:ascii="Times New Roman" w:hAnsi="Times New Roman" w:cs="Times New Roman" w:hint="eastAsia"/>
-          <w:sz w:val="24"/>
-          <w:szCs w:val="24"/>
-        </w:rPr>
-        <w:t>[n.] a small bed with high side for a baby or a child</w:t>
-      </w:r>
-    </w:p>
-    <w:p>
-      <w:pPr>
-        <w:rPr>
-          <w:rFonts w:ascii="Times New Roman" w:hAnsi="Times New Roman" w:cs="Times New Roman"/>
-          <w:sz w:val="24"/>
-          <w:szCs w:val="24"/>
-        </w:rPr>
-      </w:pPr>
-      <w:r>
-        <w:rPr>
-          <w:rFonts w:ascii="Times New Roman" w:hAnsi="Times New Roman" w:cs="Times New Roman" w:hint="eastAsia"/>
-          <w:b/>
-          <w:bCs/>
-          <w:sz w:val="24"/>
-          <w:szCs w:val="24"/>
-        </w:rPr>
-        <w:t>minus</w:t>
-      </w:r>
-      <w:r>
-        <w:rPr>
-          <w:rFonts w:ascii="Times New Roman" w:hAnsi="Times New Roman" w:cs="Times New Roman"/>
-          <w:sz w:val="24"/>
-          <w:szCs w:val="24"/>
-        </w:rPr>
-        <w:br/>
-      </w:r>
-      <w:r>
-        <w:rPr>
-          <w:rFonts w:ascii="Times New Roman" w:hAnsi="Times New Roman" w:cs="Times New Roman" w:hint="eastAsia"/>
-          <w:sz w:val="24"/>
-          <w:szCs w:val="24"/>
-        </w:rPr>
-        <w:t>[adj.] make something seem nagative and less attractive or good</w:t>
-      </w:r>
-      <w:r>
-        <w:rPr>
-          <w:rFonts w:ascii="Times New Roman" w:hAnsi="Times New Roman" w:cs="Times New Roman"/>
-          <w:sz w:val="24"/>
-          <w:szCs w:val="24"/>
-        </w:rPr>
-        <w:br/>
-      </w:r>
-      <w:r>
-        <w:rPr>
-          <w:rFonts w:ascii="Times New Roman" w:hAnsi="Times New Roman" w:cs="Times New Roman" w:hint="eastAsia"/>
-          <w:sz w:val="24"/>
-          <w:szCs w:val="24"/>
-        </w:rPr>
-        <w:t>o</w:t>
-      </w:r>
-      <w:r>
-        <w:rPr>
-          <w:rFonts w:ascii="Times New Roman" w:hAnsi="Times New Roman" w:cs="Times New Roman" w:hint="eastAsia"/>
-          <w:sz w:val="24"/>
-          <w:szCs w:val="24"/>
-        </w:rPr>
-        <w:t xml:space="preserve">n the minus side : </w:t>
-      </w:r>
-      <w:r>
-        <w:rPr>
-          <w:rFonts w:ascii="Times New Roman" w:hAnsi="Times New Roman" w:cs="Times New Roman" w:hint="eastAsia"/>
-          <w:sz w:val="24"/>
-          <w:szCs w:val="24"/>
-        </w:rPr>
-        <w:t>不足</w:t>
-      </w:r>
-      <w:r>
-        <w:rPr>
-          <w:rFonts w:ascii="Times New Roman" w:hAnsi="Times New Roman" w:cs="Times New Roman" w:hint="eastAsia"/>
-          <w:sz w:val="24"/>
-          <w:szCs w:val="24"/>
-        </w:rPr>
-        <w:t>之处</w:t>
-      </w:r>
-    </w:p>
-    <w:p>
-      <w:pPr>
-        <w:rPr>
-          <w:rFonts w:ascii="Times New Roman" w:hAnsi="Times New Roman" w:cs="Times New Roman"/>
-          <w:sz w:val="24"/>
-          <w:szCs w:val="24"/>
-        </w:rPr>
-      </w:pPr>
-      <w:r>
-        <w:rPr>
-          <w:rFonts w:ascii="Times New Roman" w:hAnsi="Times New Roman" w:cs="Times New Roman" w:hint="eastAsia"/>
-          <w:b/>
-          <w:bCs/>
-          <w:sz w:val="24"/>
-          <w:szCs w:val="24"/>
-        </w:rPr>
-        <w:t>niggle</w:t>
-      </w:r>
-      <w:r>
-        <w:rPr>
-          <w:rFonts w:ascii="Times New Roman" w:hAnsi="Times New Roman" w:cs="Times New Roman"/>
-          <w:sz w:val="24"/>
-          <w:szCs w:val="24"/>
-        </w:rPr>
-        <w:br/>
-      </w:r>
-      <w:r>
-        <w:rPr>
-          <w:rFonts w:ascii="Times New Roman" w:hAnsi="Times New Roman" w:cs="Times New Roman" w:hint="eastAsia"/>
-          <w:sz w:val="24"/>
-          <w:szCs w:val="24"/>
-        </w:rPr>
-        <w:t>[n.] a small critism or complaint.</w:t>
-      </w:r>
-      <w:r>
-        <w:rPr>
-          <w:rFonts w:ascii="Times New Roman" w:hAnsi="Times New Roman" w:cs="Times New Roman"/>
-          <w:sz w:val="24"/>
-          <w:szCs w:val="24"/>
-        </w:rPr>
-        <w:br/>
-      </w:r>
-      <w:r>
-        <w:rPr>
-          <w:rFonts w:ascii="Times New Roman" w:hAnsi="Times New Roman" w:cs="Times New Roman" w:hint="eastAsia"/>
-          <w:sz w:val="24"/>
-          <w:szCs w:val="24"/>
-        </w:rPr>
-        <w:t xml:space="preserve">My only niggle is that they should have told me sooner. </w:t>
-      </w:r>
-    </w:p>
-    <w:p>
-      <w:pPr>
-        <w:rPr>
-          <w:rFonts w:ascii="Times New Roman" w:hAnsi="Times New Roman" w:cs="Times New Roman"/>
-          <w:sz w:val="24"/>
-          <w:szCs w:val="24"/>
-        </w:rPr>
-      </w:pPr>
-      <w:r>
-        <w:rPr>
-          <w:rFonts w:ascii="Times New Roman" w:hAnsi="Times New Roman" w:cs="Times New Roman" w:hint="eastAsia"/>
-          <w:b/>
-          <w:bCs/>
-          <w:sz w:val="24"/>
-          <w:szCs w:val="24"/>
-        </w:rPr>
-        <w:t>rust</w:t>
-      </w:r>
-      <w:r>
-        <w:rPr>
-          <w:rFonts w:ascii="Times New Roman" w:hAnsi="Times New Roman" w:cs="Times New Roman"/>
-          <w:sz w:val="24"/>
-          <w:szCs w:val="24"/>
-        </w:rPr>
-        <w:br/>
-      </w:r>
-      <w:r>
-        <w:rPr>
-          <w:rFonts w:ascii="Times New Roman" w:hAnsi="Times New Roman" w:cs="Times New Roman" w:hint="eastAsia"/>
-          <w:sz w:val="24"/>
-          <w:szCs w:val="24"/>
-        </w:rPr>
-        <w:t>[n.] a reddish-brown substance that is formed on some metals by the action of water and air.</w:t>
-      </w:r>
-      <w:r>
-        <w:rPr>
-          <w:rFonts w:ascii="Times New Roman" w:hAnsi="Times New Roman" w:cs="Times New Roman"/>
-          <w:sz w:val="24"/>
-          <w:szCs w:val="24"/>
-        </w:rPr>
-        <w:br/>
-      </w:r>
-      <w:r>
-        <w:rPr>
-          <w:rFonts w:ascii="Times New Roman" w:hAnsi="Times New Roman" w:cs="Times New Roman" w:hint="eastAsia"/>
-          <w:sz w:val="24"/>
-          <w:szCs w:val="24"/>
-        </w:rPr>
-        <w:t>[vt.]</w:t>
-      </w:r>
-      <w:r>
-        <w:rPr>
-          <w:rFonts w:ascii="Times New Roman" w:hAnsi="Times New Roman" w:cs="Times New Roman" w:hint="eastAsia"/>
-          <w:sz w:val="24"/>
-          <w:szCs w:val="24"/>
-        </w:rPr>
-        <w:t xml:space="preserve"> </w:t>
-      </w:r>
-    </w:p>
-    <w:p>
-      <w:pPr>
-        <w:rPr>
-          <w:rFonts w:ascii="Times New Roman" w:hAnsi="Times New Roman" w:cs="Times New Roman"/>
-          <w:sz w:val="24"/>
-          <w:szCs w:val="24"/>
-        </w:rPr>
-      </w:pPr>
-      <w:r>
-        <w:rPr>
-          <w:rFonts w:ascii="Times New Roman" w:hAnsi="Times New Roman" w:cs="Times New Roman" w:hint="eastAsia"/>
-          <w:b/>
-          <w:bCs/>
-          <w:sz w:val="24"/>
-          <w:szCs w:val="24"/>
-        </w:rPr>
-        <w:t>todd</w:t>
-      </w:r>
-      <w:r>
-        <w:rPr>
-          <w:rFonts w:ascii="Times New Roman" w:hAnsi="Times New Roman" w:cs="Times New Roman" w:hint="eastAsia"/>
-          <w:b/>
-          <w:bCs/>
-          <w:sz w:val="24"/>
-          <w:szCs w:val="24"/>
-        </w:rPr>
-        <w:t>l</w:t>
-      </w:r>
-      <w:r>
-        <w:rPr>
-          <w:rFonts w:ascii="Times New Roman" w:hAnsi="Times New Roman" w:cs="Times New Roman" w:hint="eastAsia"/>
-          <w:b/>
-          <w:bCs/>
-          <w:sz w:val="24"/>
-          <w:szCs w:val="24"/>
-        </w:rPr>
-        <w:t>er</w:t>
-      </w:r>
-      <w:r>
-        <w:rPr>
-          <w:rFonts w:ascii="Times New Roman" w:hAnsi="Times New Roman" w:cs="Times New Roman"/>
-          <w:b/>
-          <w:bCs/>
-          <w:sz w:val="24"/>
-          <w:szCs w:val="24"/>
-        </w:rPr>
-        <w:br/>
-      </w:r>
-      <w:r>
-        <w:rPr>
-          <w:rFonts w:ascii="Times New Roman" w:hAnsi="Times New Roman" w:cs="Times New Roman" w:hint="eastAsia"/>
-          <w:sz w:val="24"/>
-          <w:szCs w:val="24"/>
-        </w:rPr>
-        <w:t xml:space="preserve">[n.] </w:t>
-      </w:r>
-      <w:r>
-        <w:rPr>
-          <w:rFonts w:ascii="Times New Roman" w:hAnsi="Times New Roman" w:cs="Times New Roman" w:hint="eastAsia"/>
-          <w:sz w:val="24"/>
-          <w:szCs w:val="24"/>
-        </w:rPr>
-        <w:t>a child who has only recently learnt to wa</w:t>
-      </w:r>
-      <w:r>
-        <w:rPr>
-          <w:rFonts w:ascii="Times New Roman" w:hAnsi="Times New Roman" w:cs="Times New Roman" w:hint="eastAsia"/>
-          <w:sz w:val="24"/>
-          <w:szCs w:val="24"/>
-        </w:rPr>
-        <w:t>lk.</w:t>
-      </w:r>
-      <w:r>
-        <w:rPr>
-          <w:rFonts w:ascii="Times New Roman" w:hAnsi="Times New Roman" w:cs="Times New Roman"/>
-        </w:rPr>
-        <w:br/>
-      </w:r>
-    </w:p>
-    <w:p>
-      <w:pPr>
+      </w:pPr>
+      <w:r>
         <w:rPr>
           <w:rFonts w:ascii="Times New Roman" w:hAnsi="Times New Roman" w:cs="Times New Roman"/>
           <w:b/>
@@ -512,10 +318,56 @@
           <w:sz w:val="24"/>
           <w:szCs w:val="24"/>
         </w:rPr>
-      </w:pPr>
-      <w:r>
-        <w:rPr>
-          <w:rFonts w:ascii="Times New Roman" w:hAnsi="Times New Roman" w:cs="Times New Roman" w:hint="eastAsia"/>
+        <w:t>Section 1</w:t>
+      </w:r>
+    </w:p>
+    <w:p>
+      <w:pPr>
+        <w:rPr>
+          <w:rFonts w:ascii="华文宋体" w:eastAsia="华文宋体" w:hAnsi="华文宋体" w:cs="Times New Roman"/>
+          <w:sz w:val="24"/>
+          <w:szCs w:val="24"/>
+        </w:rPr>
+      </w:pPr>
+      <w:r>
+        <w:rPr>
+          <w:rFonts w:ascii="Times New Roman" w:hAnsi="Times New Roman" w:cs="Times New Roman" w:hint="eastAsia"/>
+          <w:b/>
+          <w:bCs/>
+          <w:sz w:val="24"/>
+          <w:szCs w:val="24"/>
+        </w:rPr>
+        <w:t>reptile</w:t>
+      </w:r>
+      <w:r>
+        <w:rPr>
+          <w:rFonts w:ascii="Times New Roman" w:hAnsi="Times New Roman" w:cs="Times New Roman"/>
+          <w:sz w:val="24"/>
+          <w:szCs w:val="24"/>
+        </w:rPr>
+        <w:br/>
+      </w:r>
+      <w:r>
+        <w:rPr>
+          <w:rFonts w:ascii="Times New Roman" w:hAnsi="Times New Roman" w:cs="Times New Roman" w:hint="eastAsia"/>
+          <w:sz w:val="24"/>
+          <w:szCs w:val="24"/>
+        </w:rPr>
+        <w:t xml:space="preserve">[n.] </w:t>
+      </w:r>
+      <w:r>
+        <w:rPr>
+          <w:rFonts w:ascii="华文宋体" w:eastAsia="华文宋体" w:hAnsi="华文宋体" w:cs="Times New Roman" w:hint="eastAsia"/>
+          <w:sz w:val="24"/>
+          <w:szCs w:val="24"/>
+        </w:rPr>
+        <w:t>爬行动物</w:t>
+      </w:r>
+    </w:p>
+    <w:p>
+      <w:pPr>
+        <w:rPr>
+          <w:rFonts w:ascii="Times New Roman" w:hAnsi="Times New Roman" w:cs="Times New Roman"/>
           <w:b/>
           <w:bCs/>
           <w:i/>
@@ -523,48 +375,10 @@
           <w:sz w:val="24"/>
           <w:szCs w:val="24"/>
         </w:rPr>
-        <w:t>Section 3</w:t>
-      </w:r>
-    </w:p>
-    <w:p>
-      <w:pPr>
-        <w:rPr>
-          <w:rFonts w:ascii="Times New Roman" w:hAnsi="Times New Roman" w:cs="Times New Roman"/>
-          <w:sz w:val="24"/>
-          <w:szCs w:val="24"/>
-        </w:rPr>
-      </w:pPr>
-      <w:r>
-        <w:rPr>
-          <w:rFonts w:ascii="Times New Roman" w:hAnsi="Times New Roman" w:cs="Times New Roman" w:hint="eastAsia"/>
-          <w:b/>
-          <w:bCs/>
-          <w:sz w:val="24"/>
-          <w:szCs w:val="24"/>
-        </w:rPr>
-        <w:t>prospectus</w:t>
-      </w:r>
-      <w:r>
-        <w:rPr>
-          <w:rFonts w:ascii="Times New Roman" w:hAnsi="Times New Roman" w:cs="Times New Roman"/>
-          <w:sz w:val="24"/>
-          <w:szCs w:val="24"/>
-        </w:rPr>
-        <w:br/>
-      </w:r>
-      <w:r>
-        <w:rPr>
-          <w:rFonts w:ascii="Times New Roman" w:hAnsi="Times New Roman" w:cs="Times New Roman" w:hint="eastAsia"/>
-          <w:sz w:val="24"/>
-          <w:szCs w:val="24"/>
-        </w:rPr>
-        <w:t>[n.] a book or a printed document that gives information about a school, college, etc. in order to advise it.</w:t>
-      </w:r>
-    </w:p>
-    <w:p>
-      <w:pPr>
-        <w:rPr>
-          <w:rFonts w:ascii="Times New Roman" w:hAnsi="Times New Roman" w:cs="Times New Roman"/>
+      </w:pPr>
+      <w:r>
+        <w:rPr>
+          <w:rFonts w:ascii="Times New Roman" w:hAnsi="Times New Roman" w:cs="Times New Roman" w:hint="eastAsia"/>
           <w:b/>
           <w:bCs/>
           <w:i/>
@@ -572,10 +386,352 @@
           <w:sz w:val="24"/>
           <w:szCs w:val="24"/>
         </w:rPr>
-      </w:pPr>
-      <w:r>
-        <w:rPr>
-          <w:rFonts w:ascii="Times New Roman" w:hAnsi="Times New Roman" w:cs="Times New Roman" w:hint="eastAsia"/>
+        <w:t>Sectioin 2</w:t>
+      </w:r>
+    </w:p>
+    <w:p>
+      <w:pPr>
+        <w:rPr>
+          <w:rFonts w:ascii="Times New Roman" w:hAnsi="Times New Roman" w:cs="Times New Roman"/>
+          <w:sz w:val="24"/>
+          <w:szCs w:val="24"/>
+        </w:rPr>
+      </w:pPr>
+      <w:r>
+        <w:rPr>
+          <w:rFonts w:ascii="Times New Roman" w:hAnsi="Times New Roman" w:cs="Times New Roman" w:hint="eastAsia"/>
+          <w:b/>
+          <w:bCs/>
+          <w:sz w:val="24"/>
+          <w:szCs w:val="24"/>
+        </w:rPr>
+        <w:t>cot</w:t>
+      </w:r>
+      <w:r>
+        <w:rPr>
+          <w:rFonts w:ascii="Times New Roman" w:hAnsi="Times New Roman" w:cs="Times New Roman" w:hint="eastAsia"/>
+          <w:sz w:val="24"/>
+          <w:szCs w:val="24"/>
+        </w:rPr>
+        <w:t xml:space="preserve"> /</w:t>
+      </w:r>
+      <w:r>
+        <w:rPr>
+          <w:rFonts w:ascii="GWIPA" w:hAnsi="GWIPA" w:cs="Times New Roman"/>
+          <w:sz w:val="24"/>
+          <w:szCs w:val="24"/>
+        </w:rPr>
+        <w:t></w:t>
+      </w:r>
+      <w:r>
+        <w:rPr>
+          <w:rFonts w:ascii="GWIPA" w:hAnsi="GWIPA" w:cs="Times New Roman"/>
+          <w:sz w:val="24"/>
+          <w:szCs w:val="24"/>
+        </w:rPr>
+        <w:t></w:t>
+      </w:r>
+      <w:r>
+        <w:rPr>
+          <w:rFonts w:ascii="GWIPA" w:hAnsi="GWIPA" w:cs="Times New Roman"/>
+          <w:sz w:val="24"/>
+          <w:szCs w:val="24"/>
+        </w:rPr>
+        <w:t></w:t>
+      </w:r>
+      <w:r>
+        <w:rPr>
+          <w:rFonts w:ascii="Times New Roman" w:hAnsi="Times New Roman" w:cs="Times New Roman" w:hint="eastAsia"/>
+          <w:sz w:val="24"/>
+          <w:szCs w:val="24"/>
+        </w:rPr>
+        <w:t>/</w:t>
+      </w:r>
+      <w:r>
+        <w:rPr>
+          <w:rFonts w:ascii="Times New Roman" w:hAnsi="Times New Roman" w:cs="Times New Roman"/>
+          <w:sz w:val="24"/>
+          <w:szCs w:val="24"/>
+        </w:rPr>
+        <w:br/>
+      </w:r>
+      <w:r>
+        <w:rPr>
+          <w:rFonts w:ascii="Times New Roman" w:hAnsi="Times New Roman" w:cs="Times New Roman" w:hint="eastAsia"/>
+          <w:sz w:val="24"/>
+          <w:szCs w:val="24"/>
+        </w:rPr>
+        <w:t>[n.] a small bed with high side for a baby or a child</w:t>
+      </w:r>
+    </w:p>
+    <w:p>
+      <w:pPr>
+        <w:rPr>
+          <w:rFonts w:ascii="Times New Roman" w:hAnsi="Times New Roman" w:cs="Times New Roman"/>
+          <w:sz w:val="24"/>
+          <w:szCs w:val="24"/>
+        </w:rPr>
+      </w:pPr>
+      <w:r>
+        <w:rPr>
+          <w:rFonts w:ascii="Times New Roman" w:hAnsi="Times New Roman" w:cs="Times New Roman" w:hint="eastAsia"/>
+          <w:b/>
+          <w:bCs/>
+          <w:sz w:val="24"/>
+          <w:szCs w:val="24"/>
+        </w:rPr>
+        <w:t>minus</w:t>
+      </w:r>
+      <w:r>
+        <w:rPr>
+          <w:rFonts w:ascii="Times New Roman" w:hAnsi="Times New Roman" w:cs="Times New Roman"/>
+          <w:sz w:val="24"/>
+          <w:szCs w:val="24"/>
+        </w:rPr>
+        <w:br/>
+      </w:r>
+      <w:r>
+        <w:rPr>
+          <w:rFonts w:ascii="Times New Roman" w:hAnsi="Times New Roman" w:cs="Times New Roman" w:hint="eastAsia"/>
+          <w:sz w:val="24"/>
+          <w:szCs w:val="24"/>
+        </w:rPr>
+        <w:t>[adj.] make something seem nagative and less attractive or good</w:t>
+      </w:r>
+      <w:r>
+        <w:rPr>
+          <w:rFonts w:ascii="Times New Roman" w:hAnsi="Times New Roman" w:cs="Times New Roman"/>
+          <w:sz w:val="24"/>
+          <w:szCs w:val="24"/>
+        </w:rPr>
+        <w:br/>
+      </w:r>
+      <w:r>
+        <w:rPr>
+          <w:rFonts w:ascii="Times New Roman" w:hAnsi="Times New Roman" w:cs="Times New Roman" w:hint="eastAsia"/>
+          <w:sz w:val="24"/>
+          <w:szCs w:val="24"/>
+        </w:rPr>
+        <w:t>o</w:t>
+      </w:r>
+      <w:r>
+        <w:rPr>
+          <w:rFonts w:ascii="Times New Roman" w:hAnsi="Times New Roman" w:cs="Times New Roman" w:hint="eastAsia"/>
+          <w:sz w:val="24"/>
+          <w:szCs w:val="24"/>
+        </w:rPr>
+        <w:t xml:space="preserve">n the minus side : </w:t>
+      </w:r>
+      <w:r>
+        <w:rPr>
+          <w:rFonts w:ascii="Times New Roman" w:hAnsi="Times New Roman" w:cs="Times New Roman" w:hint="eastAsia"/>
+          <w:sz w:val="24"/>
+          <w:szCs w:val="24"/>
+        </w:rPr>
+        <w:t>不足</w:t>
+      </w:r>
+      <w:r>
+        <w:rPr>
+          <w:rFonts w:ascii="Times New Roman" w:hAnsi="Times New Roman" w:cs="Times New Roman" w:hint="eastAsia"/>
+          <w:sz w:val="24"/>
+          <w:szCs w:val="24"/>
+        </w:rPr>
+        <w:t>之处</w:t>
+      </w:r>
+    </w:p>
+    <w:p>
+      <w:pPr>
+        <w:rPr>
+          <w:rFonts w:ascii="Times New Roman" w:hAnsi="Times New Roman" w:cs="Times New Roman"/>
+          <w:sz w:val="24"/>
+          <w:szCs w:val="24"/>
+        </w:rPr>
+      </w:pPr>
+      <w:r>
+        <w:rPr>
+          <w:rFonts w:ascii="Times New Roman" w:hAnsi="Times New Roman" w:cs="Times New Roman" w:hint="eastAsia"/>
+          <w:b/>
+          <w:bCs/>
+          <w:sz w:val="24"/>
+          <w:szCs w:val="24"/>
+        </w:rPr>
+        <w:t>niggle</w:t>
+      </w:r>
+      <w:r>
+        <w:rPr>
+          <w:rFonts w:ascii="Times New Roman" w:hAnsi="Times New Roman" w:cs="Times New Roman"/>
+          <w:sz w:val="24"/>
+          <w:szCs w:val="24"/>
+        </w:rPr>
+        <w:br/>
+      </w:r>
+      <w:r>
+        <w:rPr>
+          <w:rFonts w:ascii="Times New Roman" w:hAnsi="Times New Roman" w:cs="Times New Roman" w:hint="eastAsia"/>
+          <w:sz w:val="24"/>
+          <w:szCs w:val="24"/>
+        </w:rPr>
+        <w:t>[n.] a small critism or complaint.</w:t>
+      </w:r>
+      <w:r>
+        <w:rPr>
+          <w:rFonts w:ascii="Times New Roman" w:hAnsi="Times New Roman" w:cs="Times New Roman"/>
+          <w:sz w:val="24"/>
+          <w:szCs w:val="24"/>
+        </w:rPr>
+        <w:br/>
+      </w:r>
+      <w:r>
+        <w:rPr>
+          <w:rFonts w:ascii="Times New Roman" w:hAnsi="Times New Roman" w:cs="Times New Roman" w:hint="eastAsia"/>
+          <w:sz w:val="24"/>
+          <w:szCs w:val="24"/>
+        </w:rPr>
+        <w:t xml:space="preserve">My only niggle is that they should have told me sooner. </w:t>
+      </w:r>
+    </w:p>
+    <w:p>
+      <w:pPr>
+        <w:rPr>
+          <w:rFonts w:ascii="Times New Roman" w:hAnsi="Times New Roman" w:cs="Times New Roman"/>
+          <w:sz w:val="24"/>
+          <w:szCs w:val="24"/>
+        </w:rPr>
+      </w:pPr>
+      <w:r>
+        <w:rPr>
+          <w:rFonts w:ascii="Times New Roman" w:hAnsi="Times New Roman" w:cs="Times New Roman" w:hint="eastAsia"/>
+          <w:b/>
+          <w:bCs/>
+          <w:sz w:val="24"/>
+          <w:szCs w:val="24"/>
+        </w:rPr>
+        <w:t>rust</w:t>
+      </w:r>
+      <w:r>
+        <w:rPr>
+          <w:rFonts w:ascii="Times New Roman" w:hAnsi="Times New Roman" w:cs="Times New Roman"/>
+          <w:sz w:val="24"/>
+          <w:szCs w:val="24"/>
+        </w:rPr>
+        <w:br/>
+      </w:r>
+      <w:r>
+        <w:rPr>
+          <w:rFonts w:ascii="Times New Roman" w:hAnsi="Times New Roman" w:cs="Times New Roman" w:hint="eastAsia"/>
+          <w:sz w:val="24"/>
+          <w:szCs w:val="24"/>
+        </w:rPr>
+        <w:t>[n.] a reddish-brown substance that is formed on some metals by the action of water and air.</w:t>
+      </w:r>
+      <w:r>
+        <w:rPr>
+          <w:rFonts w:ascii="Times New Roman" w:hAnsi="Times New Roman" w:cs="Times New Roman"/>
+          <w:sz w:val="24"/>
+          <w:szCs w:val="24"/>
+        </w:rPr>
+        <w:br/>
+      </w:r>
+      <w:r>
+        <w:rPr>
+          <w:rFonts w:ascii="Times New Roman" w:hAnsi="Times New Roman" w:cs="Times New Roman" w:hint="eastAsia"/>
+          <w:sz w:val="24"/>
+          <w:szCs w:val="24"/>
+        </w:rPr>
+        <w:t>[vt.]</w:t>
+      </w:r>
+      <w:r>
+        <w:rPr>
+          <w:rFonts w:ascii="Times New Roman" w:hAnsi="Times New Roman" w:cs="Times New Roman" w:hint="eastAsia"/>
+          <w:sz w:val="24"/>
+          <w:szCs w:val="24"/>
+        </w:rPr>
+        <w:t xml:space="preserve"> </w:t>
+      </w:r>
+    </w:p>
+    <w:p>
+      <w:pPr>
+        <w:rPr>
+          <w:rFonts w:ascii="Times New Roman" w:hAnsi="Times New Roman" w:cs="Times New Roman"/>
+          <w:sz w:val="24"/>
+          <w:szCs w:val="24"/>
+        </w:rPr>
+      </w:pPr>
+      <w:r>
+        <w:rPr>
+          <w:rFonts w:ascii="Times New Roman" w:hAnsi="Times New Roman" w:cs="Times New Roman" w:hint="eastAsia"/>
+          <w:b/>
+          <w:bCs/>
+          <w:sz w:val="24"/>
+          <w:szCs w:val="24"/>
+        </w:rPr>
+        <w:t>todd</w:t>
+      </w:r>
+      <w:r>
+        <w:rPr>
+          <w:rFonts w:ascii="Times New Roman" w:hAnsi="Times New Roman" w:cs="Times New Roman" w:hint="eastAsia"/>
+          <w:b/>
+          <w:bCs/>
+          <w:sz w:val="24"/>
+          <w:szCs w:val="24"/>
+        </w:rPr>
+        <w:t>l</w:t>
+      </w:r>
+      <w:r>
+        <w:rPr>
+          <w:rFonts w:ascii="Times New Roman" w:hAnsi="Times New Roman" w:cs="Times New Roman" w:hint="eastAsia"/>
+          <w:b/>
+          <w:bCs/>
+          <w:sz w:val="24"/>
+          <w:szCs w:val="24"/>
+        </w:rPr>
+        <w:t>er</w:t>
+      </w:r>
+      <w:r>
+        <w:rPr>
+          <w:rFonts w:ascii="Times New Roman" w:hAnsi="Times New Roman" w:cs="Times New Roman"/>
+          <w:b/>
+          <w:bCs/>
+          <w:sz w:val="24"/>
+          <w:szCs w:val="24"/>
+        </w:rPr>
+        <w:br/>
+      </w:r>
+      <w:r>
+        <w:rPr>
+          <w:rFonts w:ascii="Times New Roman" w:hAnsi="Times New Roman" w:cs="Times New Roman" w:hint="eastAsia"/>
+          <w:sz w:val="24"/>
+          <w:szCs w:val="24"/>
+        </w:rPr>
+        <w:t xml:space="preserve">[n.] </w:t>
+      </w:r>
+      <w:r>
+        <w:rPr>
+          <w:rFonts w:ascii="Times New Roman" w:hAnsi="Times New Roman" w:cs="Times New Roman" w:hint="eastAsia"/>
+          <w:sz w:val="24"/>
+          <w:szCs w:val="24"/>
+        </w:rPr>
+        <w:t>a child who has only recently learnt to wa</w:t>
+      </w:r>
+      <w:r>
+        <w:rPr>
+          <w:rFonts w:ascii="Times New Roman" w:hAnsi="Times New Roman" w:cs="Times New Roman" w:hint="eastAsia"/>
+          <w:sz w:val="24"/>
+          <w:szCs w:val="24"/>
+        </w:rPr>
+        <w:t>lk.</w:t>
+      </w:r>
+      <w:r>
+        <w:rPr>
+          <w:rFonts w:ascii="Times New Roman" w:hAnsi="Times New Roman" w:cs="Times New Roman"/>
+        </w:rPr>
+        <w:br/>
+      </w:r>
+    </w:p>
+    <w:p>
+      <w:pPr>
+        <w:rPr>
+          <w:rFonts w:ascii="Times New Roman" w:hAnsi="Times New Roman" w:cs="Times New Roman"/>
           <w:b/>
           <w:bCs/>
           <w:i/>
@@ -583,6 +739,78 @@
           <w:sz w:val="24"/>
           <w:szCs w:val="24"/>
         </w:rPr>
+      </w:pPr>
+      <w:r>
+        <w:rPr>
+          <w:rFonts w:ascii="Times New Roman" w:hAnsi="Times New Roman" w:cs="Times New Roman" w:hint="eastAsia"/>
+          <w:b/>
+          <w:bCs/>
+          <w:i/>
+          <w:iCs/>
+          <w:sz w:val="24"/>
+          <w:szCs w:val="24"/>
+        </w:rPr>
+        <w:t>Section 3</w:t>
+      </w:r>
+    </w:p>
+    <w:p>
+      <w:pPr>
+        <w:rPr>
+          <w:rFonts w:ascii="Times New Roman" w:hAnsi="Times New Roman" w:cs="Times New Roman"/>
+          <w:sz w:val="24"/>
+          <w:szCs w:val="24"/>
+        </w:rPr>
+      </w:pPr>
+      <w:r>
+        <w:rPr>
+          <w:rFonts w:ascii="Times New Roman" w:hAnsi="Times New Roman" w:cs="Times New Roman" w:hint="eastAsia"/>
+          <w:b/>
+          <w:bCs/>
+          <w:sz w:val="24"/>
+          <w:szCs w:val="24"/>
+        </w:rPr>
+        <w:lastRenderedPageBreak/>
+        <w:t>prospectus</w:t>
+      </w:r>
+      <w:r>
+        <w:rPr>
+          <w:rFonts w:ascii="Times New Roman" w:hAnsi="Times New Roman" w:cs="Times New Roman"/>
+          <w:sz w:val="24"/>
+          <w:szCs w:val="24"/>
+        </w:rPr>
+        <w:br/>
+      </w:r>
+      <w:r>
+        <w:rPr>
+          <w:rFonts w:ascii="Times New Roman" w:hAnsi="Times New Roman" w:cs="Times New Roman" w:hint="eastAsia"/>
+          <w:sz w:val="24"/>
+          <w:szCs w:val="24"/>
+        </w:rPr>
+        <w:t>[n.] a book or a printed document that gives information about a school, college, etc. in order to advise it.</w:t>
+      </w:r>
+    </w:p>
+    <w:p>
+      <w:pPr>
+        <w:rPr>
+          <w:rFonts w:ascii="Times New Roman" w:hAnsi="Times New Roman" w:cs="Times New Roman"/>
+          <w:b/>
+          <w:bCs/>
+          <w:i/>
+          <w:iCs/>
+          <w:sz w:val="24"/>
+          <w:szCs w:val="24"/>
+        </w:rPr>
+      </w:pPr>
+      <w:r>
+        <w:rPr>
+          <w:rFonts w:ascii="Times New Roman" w:hAnsi="Times New Roman" w:cs="Times New Roman" w:hint="eastAsia"/>
+          <w:b/>
+          <w:bCs/>
+          <w:i/>
+          <w:iCs/>
+          <w:sz w:val="24"/>
+          <w:szCs w:val="24"/>
+        </w:rPr>
         <w:t>Section 4</w:t>
       </w:r>
     </w:p>
@@ -703,7 +931,6 @@
           <w:sz w:val="28"/>
           <w:szCs w:val="28"/>
         </w:rPr>
-        <w:lastRenderedPageBreak/>
         <w:t>Test 2</w:t>
       </w:r>
     </w:p>
@@ -1266,6 +1493,7 @@
           <w:sz w:val="28"/>
           <w:szCs w:val="28"/>
         </w:rPr>
+        <w:lastRenderedPageBreak/>
         <w:t>Section 2</w:t>
       </w:r>
     </w:p>
@@ -1544,7 +1772,6 @@
           <w:sz w:val="24"/>
           <w:szCs w:val="24"/>
         </w:rPr>
-        <w:lastRenderedPageBreak/>
         <w:t>norm</w:t>
       </w:r>
       <w:r>
@@ -2421,6 +2648,7 @@
           <w:sz w:val="24"/>
           <w:szCs w:val="24"/>
         </w:rPr>
+        <w:lastRenderedPageBreak/>
         <w:t>session</w:t>
       </w:r>
       <w:r>
@@ -2784,7 +3012,6 @@
           <w:sz w:val="28"/>
           <w:szCs w:val="28"/>
         </w:rPr>
-        <w:lastRenderedPageBreak/>
         <w:t>Section 4</w:t>
       </w:r>
     </w:p>
@@ -3773,6 +4000,7 @@
           <w:sz w:val="28"/>
           <w:szCs w:val="24"/>
         </w:rPr>
+        <w:lastRenderedPageBreak/>
         <w:t xml:space="preserve">Section </w:t>
       </w:r>
       <w:r>
@@ -4016,16 +4244,7 @@
           <w:szCs w:val="24"/>
         </w:rPr>
         <w:br/>
-        <w:t xml:space="preserve">[C.] an area of low land that is always soft and wet because there is nowhere for the </w:t>
-      </w:r>
-      <w:r>
-        <w:rPr>
-          <w:rFonts w:ascii="Times New Roman" w:eastAsia="华文宋体" w:hAnsi="Times New Roman" w:cs="Times New Roman" w:hint="eastAsia"/>
-          <w:sz w:val="24"/>
-          <w:szCs w:val="24"/>
-        </w:rPr>
-        <w:lastRenderedPageBreak/>
-        <w:t xml:space="preserve">water to flow away to. </w:t>
+        <w:t xml:space="preserve">[C.] an area of low land that is always soft and wet because there is nowhere for the water to flow away to. </w:t>
       </w:r>
       <w:r>
         <w:rPr>
@@ -4758,6 +4977,7 @@
           <w:sz w:val="24"/>
           <w:szCs w:val="24"/>
         </w:rPr>
+        <w:lastRenderedPageBreak/>
         <w:t xml:space="preserve">let </w:t>
       </w:r>
       <w:r>
@@ -5012,7 +5232,6 @@
           <w:sz w:val="24"/>
           <w:szCs w:val="24"/>
         </w:rPr>
-        <w:lastRenderedPageBreak/>
         <w:t>tile</w:t>
       </w:r>
       <w:r>
@@ -5487,6 +5706,7 @@
           <w:sz w:val="24"/>
           <w:szCs w:val="24"/>
         </w:rPr>
+        <w:lastRenderedPageBreak/>
         <w:t>hunter-gatherer</w:t>
       </w:r>
       <w:r>
@@ -5713,681 +5933,681 @@
           <w:sz w:val="24"/>
           <w:szCs w:val="24"/>
         </w:rPr>
+        <w:t>descend</w:t>
+      </w:r>
+      <w:r>
+        <w:rPr>
+          <w:rFonts w:ascii="Times New Roman" w:eastAsia="华文宋体" w:hAnsi="Times New Roman" w:cs="Times New Roman"/>
+          <w:sz w:val="24"/>
+          <w:szCs w:val="24"/>
+        </w:rPr>
+        <w:br/>
+      </w:r>
+      <w:r>
+        <w:rPr>
+          <w:rFonts w:ascii="Times New Roman" w:eastAsia="华文宋体" w:hAnsi="Times New Roman" w:cs="Times New Roman" w:hint="eastAsia"/>
+          <w:sz w:val="24"/>
+          <w:szCs w:val="24"/>
+        </w:rPr>
+        <w:t xml:space="preserve">[vt.] </w:t>
+      </w:r>
+      <w:r>
+        <w:rPr>
+          <w:rFonts w:ascii="Times New Roman" w:eastAsia="华文宋体" w:hAnsi="Times New Roman" w:cs="Times New Roman" w:hint="eastAsia"/>
+          <w:sz w:val="24"/>
+          <w:szCs w:val="24"/>
+        </w:rPr>
+        <w:t xml:space="preserve">be a blood relative of </w:t>
+      </w:r>
+    </w:p>
+    <w:p>
+      <w:pPr>
+        <w:rPr>
+          <w:rFonts w:ascii="Times New Roman" w:eastAsia="华文宋体" w:hAnsi="Times New Roman" w:cs="Times New Roman"/>
+          <w:sz w:val="24"/>
+          <w:szCs w:val="24"/>
+        </w:rPr>
+      </w:pPr>
+      <w:r>
+        <w:rPr>
+          <w:rFonts w:ascii="Times New Roman" w:eastAsia="华文宋体" w:hAnsi="Times New Roman" w:cs="Times New Roman" w:hint="eastAsia"/>
+          <w:b/>
+          <w:sz w:val="24"/>
+          <w:szCs w:val="24"/>
+        </w:rPr>
+        <w:t>plough</w:t>
+      </w:r>
+      <w:r>
+        <w:rPr>
+          <w:rFonts w:ascii="Times New Roman" w:eastAsia="华文宋体" w:hAnsi="Times New Roman" w:cs="Times New Roman" w:hint="eastAsia"/>
+          <w:sz w:val="24"/>
+          <w:szCs w:val="24"/>
+        </w:rPr>
+        <w:t xml:space="preserve"> /</w:t>
+      </w:r>
+      <w:r>
+        <w:rPr>
+          <w:rFonts w:ascii="GWIPA" w:eastAsia="华文宋体" w:hAnsi="GWIPA" w:cs="Times New Roman"/>
+          <w:sz w:val="24"/>
+          <w:szCs w:val="24"/>
+        </w:rPr>
+        <w:t></w:t>
+      </w:r>
+      <w:r>
+        <w:rPr>
+          <w:rFonts w:ascii="GWIPA" w:eastAsia="华文宋体" w:hAnsi="GWIPA" w:cs="Times New Roman"/>
+          <w:sz w:val="24"/>
+          <w:szCs w:val="24"/>
+        </w:rPr>
+        <w:t></w:t>
+      </w:r>
+      <w:r>
+        <w:rPr>
+          <w:rFonts w:ascii="GWIPA" w:eastAsia="华文宋体" w:hAnsi="GWIPA" w:cs="Times New Roman"/>
+          <w:sz w:val="24"/>
+          <w:szCs w:val="24"/>
+        </w:rPr>
+        <w:t></w:t>
+      </w:r>
+      <w:r>
+        <w:rPr>
+          <w:rFonts w:ascii="GWIPA" w:eastAsia="华文宋体" w:hAnsi="GWIPA" w:cs="Times New Roman"/>
+          <w:sz w:val="24"/>
+          <w:szCs w:val="24"/>
+        </w:rPr>
+        <w:t></w:t>
+      </w:r>
+      <w:r>
+        <w:rPr>
+          <w:rFonts w:ascii="Times New Roman" w:eastAsia="华文宋体" w:hAnsi="Times New Roman" w:cs="Times New Roman" w:hint="eastAsia"/>
+          <w:sz w:val="24"/>
+          <w:szCs w:val="24"/>
+        </w:rPr>
+        <w:t>/</w:t>
+      </w:r>
+      <w:r>
+        <w:rPr>
+          <w:rFonts w:ascii="Times New Roman" w:eastAsia="华文宋体" w:hAnsi="Times New Roman" w:cs="Times New Roman"/>
+          <w:sz w:val="24"/>
+          <w:szCs w:val="24"/>
+        </w:rPr>
+        <w:br/>
+      </w:r>
+      <w:r>
+        <w:rPr>
+          <w:rFonts w:ascii="Times New Roman" w:eastAsia="华文宋体" w:hAnsi="Times New Roman" w:cs="Times New Roman" w:hint="eastAsia"/>
+          <w:sz w:val="24"/>
+          <w:szCs w:val="24"/>
+        </w:rPr>
+        <w:t xml:space="preserve">[n.] a large piece of farming equipment with one or serval curved blades to dig and trun over soil. </w:t>
+      </w:r>
+      <w:r>
+        <w:rPr>
+          <w:rFonts w:ascii="Times New Roman" w:eastAsia="华文宋体" w:hAnsi="Times New Roman" w:cs="Times New Roman"/>
+          <w:sz w:val="24"/>
+          <w:szCs w:val="24"/>
+        </w:rPr>
+        <w:br/>
+      </w:r>
+      <w:r>
+        <w:rPr>
+          <w:rFonts w:ascii="Times New Roman" w:eastAsia="华文宋体" w:hAnsi="Times New Roman" w:cs="Times New Roman" w:hint="eastAsia"/>
+          <w:sz w:val="24"/>
+          <w:szCs w:val="24"/>
+        </w:rPr>
+        <w:t>[vt.vi.] to dig and trun over a field or other area of land with a plough.</w:t>
+      </w:r>
+    </w:p>
+    <w:p>
+      <w:pPr>
+        <w:rPr>
+          <w:rFonts w:ascii="Times New Roman" w:eastAsia="华文宋体" w:hAnsi="Times New Roman" w:cs="Times New Roman"/>
+          <w:sz w:val="24"/>
+          <w:szCs w:val="24"/>
+        </w:rPr>
+      </w:pPr>
+      <w:r>
+        <w:rPr>
+          <w:rFonts w:ascii="Times New Roman" w:eastAsia="华文宋体" w:hAnsi="Times New Roman" w:cs="Times New Roman" w:hint="eastAsia"/>
+          <w:b/>
+          <w:sz w:val="24"/>
+          <w:szCs w:val="24"/>
+        </w:rPr>
+        <w:t>excavation</w:t>
+      </w:r>
+      <w:r>
+        <w:rPr>
+          <w:rFonts w:ascii="Times New Roman" w:eastAsia="华文宋体" w:hAnsi="Times New Roman" w:cs="Times New Roman" w:hint="eastAsia"/>
+          <w:sz w:val="24"/>
+          <w:szCs w:val="24"/>
+        </w:rPr>
+        <w:t xml:space="preserve"> /</w:t>
+      </w:r>
+      <w:r>
+        <w:rPr>
+          <w:rFonts w:ascii="GWIPA" w:eastAsia="华文宋体" w:hAnsi="GWIPA" w:cs="Times New Roman"/>
+          <w:sz w:val="24"/>
+          <w:szCs w:val="24"/>
+        </w:rPr>
+        <w:t></w:t>
+      </w:r>
+      <w:r>
+        <w:rPr>
+          <w:rFonts w:ascii="GWIPA" w:eastAsia="华文宋体" w:hAnsi="GWIPA" w:cs="Times New Roman"/>
+          <w:sz w:val="24"/>
+          <w:szCs w:val="24"/>
+        </w:rPr>
+        <w:t></w:t>
+      </w:r>
+      <w:r>
+        <w:rPr>
+          <w:rFonts w:ascii="GWIPA" w:eastAsia="华文宋体" w:hAnsi="GWIPA" w:cs="Times New Roman"/>
+          <w:sz w:val="24"/>
+          <w:szCs w:val="24"/>
+        </w:rPr>
+        <w:t></w:t>
+      </w:r>
+      <w:r>
+        <w:rPr>
+          <w:rFonts w:ascii="GWIPA" w:eastAsia="华文宋体" w:hAnsi="GWIPA" w:cs="Times New Roman"/>
+          <w:sz w:val="24"/>
+          <w:szCs w:val="24"/>
+        </w:rPr>
+        <w:t></w:t>
+      </w:r>
+      <w:r>
+        <w:rPr>
+          <w:rFonts w:ascii="GWIPA" w:eastAsia="华文宋体" w:hAnsi="GWIPA" w:cs="Times New Roman"/>
+          <w:sz w:val="24"/>
+          <w:szCs w:val="24"/>
+        </w:rPr>
+        <w:t></w:t>
+      </w:r>
+      <w:r>
+        <w:rPr>
+          <w:rFonts w:ascii="GWIPA" w:eastAsia="华文宋体" w:hAnsi="GWIPA" w:cs="Times New Roman"/>
+          <w:sz w:val="24"/>
+          <w:szCs w:val="24"/>
+        </w:rPr>
+        <w:t></w:t>
+      </w:r>
+      <w:r>
+        <w:rPr>
+          <w:rFonts w:ascii="GWIPA" w:eastAsia="华文宋体" w:hAnsi="GWIPA" w:cs="Times New Roman"/>
+          <w:sz w:val="24"/>
+          <w:szCs w:val="24"/>
+        </w:rPr>
+        <w:t></w:t>
+      </w:r>
+      <w:r>
+        <w:rPr>
+          <w:rFonts w:ascii="GWIPA" w:eastAsia="华文宋体" w:hAnsi="GWIPA" w:cs="Times New Roman"/>
+          <w:sz w:val="24"/>
+          <w:szCs w:val="24"/>
+        </w:rPr>
+        <w:t></w:t>
+      </w:r>
+      <w:r>
+        <w:rPr>
+          <w:rFonts w:ascii="GWIPA" w:eastAsia="华文宋体" w:hAnsi="GWIPA" w:cs="Times New Roman"/>
+          <w:sz w:val="24"/>
+          <w:szCs w:val="24"/>
+        </w:rPr>
+        <w:t></w:t>
+      </w:r>
+      <w:r>
+        <w:rPr>
+          <w:rFonts w:ascii="GWIPA" w:eastAsia="华文宋体" w:hAnsi="GWIPA" w:cs="Times New Roman"/>
+          <w:sz w:val="24"/>
+          <w:szCs w:val="24"/>
+        </w:rPr>
+        <w:t></w:t>
+      </w:r>
+      <w:r>
+        <w:rPr>
+          <w:rFonts w:ascii="GWIPA" w:eastAsia="华文宋体" w:hAnsi="GWIPA" w:cs="Times New Roman"/>
+          <w:sz w:val="24"/>
+          <w:szCs w:val="24"/>
+        </w:rPr>
+        <w:t></w:t>
+      </w:r>
+      <w:r>
+        <w:rPr>
+          <w:rFonts w:ascii="GWIPA" w:eastAsia="华文宋体" w:hAnsi="GWIPA" w:cs="Times New Roman"/>
+          <w:sz w:val="24"/>
+          <w:szCs w:val="24"/>
+        </w:rPr>
+        <w:t></w:t>
+      </w:r>
+      <w:r>
+        <w:rPr>
+          <w:rFonts w:ascii="Times New Roman" w:eastAsia="华文宋体" w:hAnsi="Times New Roman" w:cs="Times New Roman" w:hint="eastAsia"/>
+          <w:sz w:val="24"/>
+          <w:szCs w:val="24"/>
+        </w:rPr>
+        <w:t>/</w:t>
+      </w:r>
+      <w:r>
+        <w:rPr>
+          <w:rFonts w:ascii="Times New Roman" w:eastAsia="华文宋体" w:hAnsi="Times New Roman" w:cs="Times New Roman"/>
+          <w:sz w:val="24"/>
+          <w:szCs w:val="24"/>
+        </w:rPr>
+        <w:br/>
+      </w:r>
+      <w:r>
+        <w:rPr>
+          <w:rFonts w:ascii="Times New Roman" w:eastAsia="华文宋体" w:hAnsi="Times New Roman" w:cs="Times New Roman" w:hint="eastAsia"/>
+          <w:sz w:val="24"/>
+          <w:szCs w:val="24"/>
+        </w:rPr>
+        <w:t>[n.] the activity of diggin</w:t>
+      </w:r>
+      <w:r>
+        <w:rPr>
+          <w:rFonts w:ascii="Times New Roman" w:eastAsia="华文宋体" w:hAnsi="Times New Roman" w:cs="Times New Roman" w:hint="eastAsia"/>
+          <w:sz w:val="24"/>
+          <w:szCs w:val="24"/>
+        </w:rPr>
+        <w:t>g</w:t>
+      </w:r>
+      <w:r>
+        <w:rPr>
+          <w:rFonts w:ascii="Times New Roman" w:eastAsia="华文宋体" w:hAnsi="Times New Roman" w:cs="Times New Roman" w:hint="eastAsia"/>
+          <w:sz w:val="24"/>
+          <w:szCs w:val="24"/>
+        </w:rPr>
+        <w:t xml:space="preserve"> in the ground to look for old buildings or objects that have been buried for a long time.</w:t>
+      </w:r>
+    </w:p>
+    <w:p>
+      <w:pPr>
+        <w:rPr>
+          <w:rFonts w:ascii="Times New Roman" w:eastAsia="华文宋体" w:hAnsi="Times New Roman" w:cs="Times New Roman"/>
+          <w:sz w:val="24"/>
+          <w:szCs w:val="24"/>
+        </w:rPr>
+      </w:pPr>
+      <w:r>
+        <w:rPr>
+          <w:rFonts w:ascii="Times New Roman" w:eastAsia="华文宋体" w:hAnsi="Times New Roman" w:cs="Times New Roman" w:hint="eastAsia"/>
+          <w:b/>
+          <w:sz w:val="24"/>
+          <w:szCs w:val="24"/>
+        </w:rPr>
+        <w:t xml:space="preserve">husbandry </w:t>
+      </w:r>
+      <w:r>
+        <w:rPr>
+          <w:rFonts w:ascii="Times New Roman" w:eastAsia="华文宋体" w:hAnsi="Times New Roman" w:cs="Times New Roman"/>
+          <w:sz w:val="24"/>
+          <w:szCs w:val="24"/>
+        </w:rPr>
+        <w:br/>
+      </w:r>
+      <w:r>
+        <w:rPr>
+          <w:rFonts w:ascii="Times New Roman" w:eastAsia="华文宋体" w:hAnsi="Times New Roman" w:cs="Times New Roman" w:hint="eastAsia"/>
+          <w:sz w:val="24"/>
+          <w:szCs w:val="24"/>
+        </w:rPr>
+        <w:t>[n.] farming, especially when done carefully and well.</w:t>
+      </w:r>
+      <w:r>
+        <w:rPr>
+          <w:rFonts w:ascii="Times New Roman" w:eastAsia="华文宋体" w:hAnsi="Times New Roman" w:cs="Times New Roman"/>
+          <w:sz w:val="24"/>
+          <w:szCs w:val="24"/>
+        </w:rPr>
+        <w:br/>
+      </w:r>
+      <w:r>
+        <w:rPr>
+          <w:rFonts w:ascii="Times New Roman" w:eastAsia="华文宋体" w:hAnsi="Times New Roman" w:cs="Times New Roman" w:hint="eastAsia"/>
+          <w:sz w:val="24"/>
+          <w:szCs w:val="24"/>
+        </w:rPr>
+        <w:t>animal/crop husbandry.</w:t>
+      </w:r>
+    </w:p>
+    <w:p>
+      <w:pPr>
+        <w:rPr>
+          <w:rFonts w:ascii="Times New Roman" w:eastAsia="华文宋体" w:hAnsi="Times New Roman" w:cs="Times New Roman"/>
+          <w:sz w:val="24"/>
+          <w:szCs w:val="24"/>
+        </w:rPr>
+      </w:pPr>
+      <w:r>
+        <w:rPr>
+          <w:rFonts w:ascii="Times New Roman" w:eastAsia="华文宋体" w:hAnsi="Times New Roman" w:cs="Times New Roman" w:hint="eastAsia"/>
+          <w:b/>
+          <w:sz w:val="24"/>
+          <w:szCs w:val="24"/>
+        </w:rPr>
+        <w:t>quarry</w:t>
+      </w:r>
+      <w:r>
+        <w:rPr>
+          <w:rFonts w:ascii="Times New Roman" w:eastAsia="华文宋体" w:hAnsi="Times New Roman" w:cs="Times New Roman" w:hint="eastAsia"/>
+          <w:sz w:val="24"/>
+          <w:szCs w:val="24"/>
+        </w:rPr>
+        <w:t xml:space="preserve"> /</w:t>
+      </w:r>
+      <w:r>
+        <w:rPr>
+          <w:rFonts w:ascii="GWIPA" w:eastAsia="华文宋体" w:hAnsi="GWIPA" w:cs="Times New Roman"/>
+          <w:sz w:val="24"/>
+          <w:szCs w:val="24"/>
+        </w:rPr>
+        <w:t></w:t>
+      </w:r>
+      <w:r>
+        <w:rPr>
+          <w:rFonts w:ascii="GWIPA" w:eastAsia="华文宋体" w:hAnsi="GWIPA" w:cs="Times New Roman"/>
+          <w:sz w:val="24"/>
+          <w:szCs w:val="24"/>
+        </w:rPr>
+        <w:t></w:t>
+      </w:r>
+      <w:r>
+        <w:rPr>
+          <w:rFonts w:ascii="GWIPA" w:eastAsia="华文宋体" w:hAnsi="GWIPA" w:cs="Times New Roman"/>
+          <w:sz w:val="24"/>
+          <w:szCs w:val="24"/>
+        </w:rPr>
+        <w:t></w:t>
+      </w:r>
+      <w:r>
+        <w:rPr>
+          <w:rFonts w:ascii="GWIPA" w:eastAsia="华文宋体" w:hAnsi="GWIPA" w:cs="Times New Roman"/>
+          <w:sz w:val="24"/>
+          <w:szCs w:val="24"/>
+        </w:rPr>
+        <w:t></w:t>
+      </w:r>
+      <w:r>
+        <w:rPr>
+          <w:rFonts w:ascii="GWIPA" w:eastAsia="华文宋体" w:hAnsi="GWIPA" w:cs="Times New Roman"/>
+          <w:sz w:val="24"/>
+          <w:szCs w:val="24"/>
+        </w:rPr>
+        <w:t></w:t>
+      </w:r>
+      <w:r>
+        <w:rPr>
+          <w:rFonts w:ascii="GWIPA" w:eastAsia="华文宋体" w:hAnsi="GWIPA" w:cs="Times New Roman"/>
+          <w:sz w:val="24"/>
+          <w:szCs w:val="24"/>
+        </w:rPr>
+        <w:t></w:t>
+      </w:r>
+      <w:r>
+        <w:rPr>
+          <w:rFonts w:ascii="GWIPA" w:eastAsia="华文宋体" w:hAnsi="GWIPA" w:cs="Times New Roman"/>
+          <w:sz w:val="24"/>
+          <w:szCs w:val="24"/>
+        </w:rPr>
+        <w:t></w:t>
+      </w:r>
+      <w:r>
+        <w:rPr>
+          <w:rFonts w:ascii="GWIPA" w:eastAsia="华文宋体" w:hAnsi="GWIPA" w:cs="Times New Roman"/>
+          <w:sz w:val="24"/>
+          <w:szCs w:val="24"/>
+        </w:rPr>
+        <w:br/>
+      </w:r>
+      <w:r>
+        <w:rPr>
+          <w:rFonts w:ascii="Times New Roman" w:eastAsia="华文宋体" w:hAnsi="Times New Roman" w:cs="Times New Roman" w:hint="eastAsia"/>
+          <w:sz w:val="24"/>
+          <w:szCs w:val="24"/>
+        </w:rPr>
+        <w:t>[C.] a place where large amounts of stone, etc. are dug out of the ground.</w:t>
+      </w:r>
+      <w:r>
+        <w:rPr>
+          <w:rFonts w:ascii="Times New Roman" w:eastAsia="华文宋体" w:hAnsi="Times New Roman" w:cs="Times New Roman"/>
+          <w:sz w:val="24"/>
+          <w:szCs w:val="24"/>
+        </w:rPr>
+        <w:br/>
+      </w:r>
+      <w:r>
+        <w:rPr>
+          <w:rFonts w:ascii="Times New Roman" w:eastAsia="华文宋体" w:hAnsi="Times New Roman" w:cs="Times New Roman" w:hint="eastAsia"/>
+          <w:sz w:val="24"/>
+          <w:szCs w:val="24"/>
+        </w:rPr>
+        <w:t>a slate quarry.</w:t>
+      </w:r>
+    </w:p>
+    <w:p>
+      <w:pPr>
+        <w:rPr>
+          <w:rFonts w:ascii="Times New Roman" w:eastAsia="华文宋体" w:hAnsi="Times New Roman" w:cs="Times New Roman"/>
+          <w:sz w:val="24"/>
+          <w:szCs w:val="24"/>
+        </w:rPr>
+      </w:pPr>
+      <w:r>
+        <w:rPr>
+          <w:rFonts w:ascii="Times New Roman" w:eastAsia="华文宋体" w:hAnsi="Times New Roman" w:cs="Times New Roman" w:hint="eastAsia"/>
+          <w:b/>
+          <w:sz w:val="24"/>
+          <w:szCs w:val="24"/>
+        </w:rPr>
+        <w:t>sheer</w:t>
+      </w:r>
+      <w:r>
+        <w:rPr>
+          <w:rFonts w:ascii="Times New Roman" w:eastAsia="华文宋体" w:hAnsi="Times New Roman" w:cs="Times New Roman"/>
+          <w:sz w:val="24"/>
+          <w:szCs w:val="24"/>
+        </w:rPr>
+        <w:br/>
+      </w:r>
+      <w:r>
+        <w:rPr>
+          <w:rFonts w:ascii="Times New Roman" w:eastAsia="华文宋体" w:hAnsi="Times New Roman" w:cs="Times New Roman" w:hint="eastAsia"/>
+          <w:sz w:val="24"/>
+          <w:szCs w:val="24"/>
+        </w:rPr>
+        <w:t>[adj.] used to emphasize the size, degree or amount of sth.</w:t>
+      </w:r>
+      <w:r>
+        <w:rPr>
+          <w:rFonts w:ascii="Times New Roman" w:eastAsia="华文宋体" w:hAnsi="Times New Roman" w:cs="Times New Roman" w:hint="eastAsia"/>
+          <w:sz w:val="24"/>
+          <w:szCs w:val="24"/>
+        </w:rPr>
+        <w:t xml:space="preserve"> </w:t>
+      </w:r>
+      <w:r>
+        <w:rPr>
+          <w:rFonts w:ascii="Times New Roman" w:eastAsia="华文宋体" w:hAnsi="Times New Roman" w:cs="Times New Roman" w:hint="eastAsia"/>
+          <w:sz w:val="24"/>
+          <w:szCs w:val="24"/>
+        </w:rPr>
+        <w:t>(</w:t>
+      </w:r>
+      <w:r>
+        <w:rPr>
+          <w:rFonts w:ascii="Times New Roman" w:eastAsia="华文宋体" w:hAnsi="Times New Roman" w:cs="Times New Roman" w:hint="eastAsia"/>
+          <w:sz w:val="24"/>
+          <w:szCs w:val="24"/>
+        </w:rPr>
+        <w:t>As far as I know, t</w:t>
+      </w:r>
+      <w:r>
+        <w:rPr>
+          <w:rFonts w:ascii="Times New Roman" w:eastAsia="华文宋体" w:hAnsi="Times New Roman" w:cs="Times New Roman" w:hint="eastAsia"/>
+          <w:sz w:val="24"/>
+          <w:szCs w:val="24"/>
+        </w:rPr>
+        <w:t>here is non any coordinated Chinese words to it.)</w:t>
+      </w:r>
+      <w:r>
+        <w:rPr>
+          <w:rFonts w:ascii="Times New Roman" w:eastAsia="华文宋体" w:hAnsi="Times New Roman" w:cs="Times New Roman"/>
+          <w:sz w:val="24"/>
+          <w:szCs w:val="24"/>
+        </w:rPr>
+        <w:br/>
+      </w:r>
+      <w:r>
+        <w:rPr>
+          <w:rFonts w:ascii="Times New Roman" w:eastAsia="华文宋体" w:hAnsi="Times New Roman" w:cs="Times New Roman" w:hint="eastAsia"/>
+          <w:b/>
+          <w:sz w:val="24"/>
+          <w:szCs w:val="24"/>
+        </w:rPr>
+        <w:t>sheer volume</w:t>
+      </w:r>
+      <w:r>
+        <w:rPr>
+          <w:rFonts w:ascii="Times New Roman" w:eastAsia="华文宋体" w:hAnsi="Times New Roman" w:cs="Times New Roman" w:hint="eastAsia"/>
+          <w:sz w:val="24"/>
+          <w:szCs w:val="24"/>
+        </w:rPr>
+        <w:t xml:space="preserve"> of animal</w:t>
+      </w:r>
+      <w:r>
+        <w:rPr>
+          <w:rFonts w:ascii="Times New Roman" w:eastAsia="华文宋体" w:hAnsi="Times New Roman" w:cs="Times New Roman" w:hint="eastAsia"/>
+          <w:sz w:val="24"/>
+          <w:szCs w:val="24"/>
+        </w:rPr>
+        <w:t>.</w:t>
+      </w:r>
+      <w:r>
+        <w:rPr>
+          <w:rFonts w:ascii="Times New Roman" w:eastAsia="华文宋体" w:hAnsi="Times New Roman" w:cs="Times New Roman"/>
+          <w:sz w:val="24"/>
+          <w:szCs w:val="24"/>
+        </w:rPr>
+        <w:br/>
+      </w:r>
+      <w:r>
+        <w:rPr>
+          <w:rFonts w:ascii="Times New Roman" w:eastAsia="华文宋体" w:hAnsi="Times New Roman" w:cs="Times New Roman" w:hint="eastAsia"/>
+          <w:sz w:val="24"/>
+          <w:szCs w:val="24"/>
+        </w:rPr>
+        <w:t xml:space="preserve">The area is under threat from the sheer number of tourists using it. </w:t>
+      </w:r>
+    </w:p>
+    <w:p>
+      <w:pPr>
+        <w:rPr>
+          <w:rFonts w:ascii="Times New Roman" w:eastAsia="华文宋体" w:hAnsi="Times New Roman" w:cs="Times New Roman"/>
+          <w:sz w:val="24"/>
+          <w:szCs w:val="24"/>
+        </w:rPr>
+      </w:pPr>
+      <w:r>
+        <w:rPr>
+          <w:rFonts w:ascii="Times New Roman" w:eastAsia="华文宋体" w:hAnsi="Times New Roman" w:cs="Times New Roman" w:hint="eastAsia"/>
+          <w:b/>
+          <w:sz w:val="24"/>
+          <w:szCs w:val="24"/>
+        </w:rPr>
+        <w:t xml:space="preserve">retain </w:t>
+      </w:r>
+      <w:r>
+        <w:rPr>
+          <w:rFonts w:ascii="Times New Roman" w:eastAsia="华文宋体" w:hAnsi="Times New Roman" w:cs="Times New Roman"/>
+          <w:sz w:val="24"/>
+          <w:szCs w:val="24"/>
+        </w:rPr>
+        <w:br/>
+      </w:r>
+      <w:r>
+        <w:rPr>
+          <w:rFonts w:ascii="Times New Roman" w:eastAsia="华文宋体" w:hAnsi="Times New Roman" w:cs="Times New Roman" w:hint="eastAsia"/>
+          <w:sz w:val="24"/>
+          <w:szCs w:val="24"/>
+        </w:rPr>
+        <w:t>[vt.] to keep something.</w:t>
+      </w:r>
+      <w:r>
+        <w:rPr>
+          <w:rFonts w:ascii="Times New Roman" w:eastAsia="华文宋体" w:hAnsi="Times New Roman" w:cs="Times New Roman"/>
+          <w:sz w:val="24"/>
+          <w:szCs w:val="24"/>
+        </w:rPr>
+        <w:br/>
+      </w:r>
+      <w:r>
+        <w:rPr>
+          <w:rFonts w:ascii="Times New Roman" w:eastAsia="华文宋体" w:hAnsi="Times New Roman" w:cs="Times New Roman" w:hint="eastAsia"/>
+          <w:sz w:val="24"/>
+          <w:szCs w:val="24"/>
+        </w:rPr>
+        <w:t xml:space="preserve">This would have helped the pots to retain water. </w:t>
+      </w:r>
+    </w:p>
+    <w:p>
+      <w:pPr>
+        <w:rPr>
+          <w:rFonts w:ascii="Times New Roman" w:eastAsia="华文宋体" w:hAnsi="Times New Roman" w:cs="Times New Roman"/>
+          <w:sz w:val="24"/>
+          <w:szCs w:val="24"/>
+        </w:rPr>
+      </w:pPr>
+      <w:r>
+        <w:rPr>
+          <w:rFonts w:ascii="Times New Roman" w:eastAsia="华文宋体" w:hAnsi="Times New Roman" w:cs="Times New Roman" w:hint="eastAsia"/>
+          <w:b/>
+          <w:sz w:val="24"/>
+          <w:szCs w:val="24"/>
+        </w:rPr>
+        <w:t xml:space="preserve">glaze </w:t>
+      </w:r>
+      <w:r>
+        <w:rPr>
+          <w:rFonts w:ascii="Times New Roman" w:eastAsia="华文宋体" w:hAnsi="Times New Roman" w:cs="Times New Roman"/>
+          <w:b/>
+          <w:sz w:val="24"/>
+          <w:szCs w:val="24"/>
+        </w:rPr>
+        <w:br/>
+      </w:r>
+      <w:r>
+        <w:rPr>
+          <w:rFonts w:ascii="Times New Roman" w:eastAsia="华文宋体" w:hAnsi="Times New Roman" w:cs="Times New Roman" w:hint="eastAsia"/>
+          <w:sz w:val="24"/>
+          <w:szCs w:val="24"/>
+        </w:rPr>
+        <w:t xml:space="preserve">[vt.] </w:t>
+      </w:r>
+      <w:r>
+        <w:rPr>
+          <w:rFonts w:ascii="Times New Roman" w:eastAsia="华文宋体" w:hAnsi="Times New Roman" w:cs="Times New Roman" w:hint="eastAsia"/>
+          <w:sz w:val="24"/>
+          <w:szCs w:val="24"/>
+        </w:rPr>
+        <w:t>上釉；上光</w:t>
+      </w:r>
+    </w:p>
+    <w:p>
+      <w:pPr>
+        <w:rPr>
+          <w:rFonts w:ascii="Times New Roman" w:eastAsia="华文宋体" w:hAnsi="Times New Roman" w:cs="Times New Roman"/>
+          <w:sz w:val="24"/>
+          <w:szCs w:val="24"/>
+        </w:rPr>
+      </w:pPr>
+      <w:r>
+        <w:rPr>
+          <w:rFonts w:ascii="Times New Roman" w:eastAsia="华文宋体" w:hAnsi="Times New Roman" w:cs="Times New Roman" w:hint="eastAsia"/>
+          <w:b/>
+          <w:sz w:val="24"/>
+          <w:szCs w:val="24"/>
+        </w:rPr>
         <w:lastRenderedPageBreak/>
-        <w:t>descend</w:t>
-      </w:r>
-      <w:r>
-        <w:rPr>
-          <w:rFonts w:ascii="Times New Roman" w:eastAsia="华文宋体" w:hAnsi="Times New Roman" w:cs="Times New Roman"/>
-          <w:sz w:val="24"/>
-          <w:szCs w:val="24"/>
-        </w:rPr>
-        <w:br/>
-      </w:r>
-      <w:r>
-        <w:rPr>
-          <w:rFonts w:ascii="Times New Roman" w:eastAsia="华文宋体" w:hAnsi="Times New Roman" w:cs="Times New Roman" w:hint="eastAsia"/>
-          <w:sz w:val="24"/>
-          <w:szCs w:val="24"/>
-        </w:rPr>
-        <w:t xml:space="preserve">[vt.] </w:t>
-      </w:r>
-      <w:r>
-        <w:rPr>
-          <w:rFonts w:ascii="Times New Roman" w:eastAsia="华文宋体" w:hAnsi="Times New Roman" w:cs="Times New Roman" w:hint="eastAsia"/>
-          <w:sz w:val="24"/>
-          <w:szCs w:val="24"/>
-        </w:rPr>
-        <w:t xml:space="preserve">be a blood relative of </w:t>
-      </w:r>
-    </w:p>
-    <w:p>
-      <w:pPr>
-        <w:rPr>
-          <w:rFonts w:ascii="Times New Roman" w:eastAsia="华文宋体" w:hAnsi="Times New Roman" w:cs="Times New Roman"/>
-          <w:sz w:val="24"/>
-          <w:szCs w:val="24"/>
-        </w:rPr>
-      </w:pPr>
-      <w:r>
-        <w:rPr>
-          <w:rFonts w:ascii="Times New Roman" w:eastAsia="华文宋体" w:hAnsi="Times New Roman" w:cs="Times New Roman" w:hint="eastAsia"/>
-          <w:b/>
-          <w:sz w:val="24"/>
-          <w:szCs w:val="24"/>
-        </w:rPr>
-        <w:t>plough</w:t>
-      </w:r>
-      <w:r>
-        <w:rPr>
-          <w:rFonts w:ascii="Times New Roman" w:eastAsia="华文宋体" w:hAnsi="Times New Roman" w:cs="Times New Roman" w:hint="eastAsia"/>
-          <w:sz w:val="24"/>
-          <w:szCs w:val="24"/>
-        </w:rPr>
-        <w:t xml:space="preserve"> /</w:t>
-      </w:r>
-      <w:r>
-        <w:rPr>
-          <w:rFonts w:ascii="GWIPA" w:eastAsia="华文宋体" w:hAnsi="GWIPA" w:cs="Times New Roman"/>
-          <w:sz w:val="24"/>
-          <w:szCs w:val="24"/>
-        </w:rPr>
-        <w:t></w:t>
-      </w:r>
-      <w:r>
-        <w:rPr>
-          <w:rFonts w:ascii="GWIPA" w:eastAsia="华文宋体" w:hAnsi="GWIPA" w:cs="Times New Roman"/>
-          <w:sz w:val="24"/>
-          <w:szCs w:val="24"/>
-        </w:rPr>
-        <w:t></w:t>
-      </w:r>
-      <w:r>
-        <w:rPr>
-          <w:rFonts w:ascii="GWIPA" w:eastAsia="华文宋体" w:hAnsi="GWIPA" w:cs="Times New Roman"/>
-          <w:sz w:val="24"/>
-          <w:szCs w:val="24"/>
-        </w:rPr>
-        <w:t></w:t>
-      </w:r>
-      <w:r>
-        <w:rPr>
-          <w:rFonts w:ascii="GWIPA" w:eastAsia="华文宋体" w:hAnsi="GWIPA" w:cs="Times New Roman"/>
-          <w:sz w:val="24"/>
-          <w:szCs w:val="24"/>
-        </w:rPr>
-        <w:t></w:t>
-      </w:r>
-      <w:r>
-        <w:rPr>
-          <w:rFonts w:ascii="Times New Roman" w:eastAsia="华文宋体" w:hAnsi="Times New Roman" w:cs="Times New Roman" w:hint="eastAsia"/>
-          <w:sz w:val="24"/>
-          <w:szCs w:val="24"/>
-        </w:rPr>
-        <w:t>/</w:t>
-      </w:r>
-      <w:r>
-        <w:rPr>
-          <w:rFonts w:ascii="Times New Roman" w:eastAsia="华文宋体" w:hAnsi="Times New Roman" w:cs="Times New Roman"/>
-          <w:sz w:val="24"/>
-          <w:szCs w:val="24"/>
-        </w:rPr>
-        <w:br/>
-      </w:r>
-      <w:r>
-        <w:rPr>
-          <w:rFonts w:ascii="Times New Roman" w:eastAsia="华文宋体" w:hAnsi="Times New Roman" w:cs="Times New Roman" w:hint="eastAsia"/>
-          <w:sz w:val="24"/>
-          <w:szCs w:val="24"/>
-        </w:rPr>
-        <w:t xml:space="preserve">[n.] a large piece of farming equipment with one or serval curved blades to dig and trun over soil. </w:t>
-      </w:r>
-      <w:r>
-        <w:rPr>
-          <w:rFonts w:ascii="Times New Roman" w:eastAsia="华文宋体" w:hAnsi="Times New Roman" w:cs="Times New Roman"/>
-          <w:sz w:val="24"/>
-          <w:szCs w:val="24"/>
-        </w:rPr>
-        <w:br/>
-      </w:r>
-      <w:r>
-        <w:rPr>
-          <w:rFonts w:ascii="Times New Roman" w:eastAsia="华文宋体" w:hAnsi="Times New Roman" w:cs="Times New Roman" w:hint="eastAsia"/>
-          <w:sz w:val="24"/>
-          <w:szCs w:val="24"/>
-        </w:rPr>
-        <w:t>[vt.vi.] to dig and trun over a field or other area of land with a plough.</w:t>
-      </w:r>
-    </w:p>
-    <w:p>
-      <w:pPr>
-        <w:rPr>
-          <w:rFonts w:ascii="Times New Roman" w:eastAsia="华文宋体" w:hAnsi="Times New Roman" w:cs="Times New Roman"/>
-          <w:sz w:val="24"/>
-          <w:szCs w:val="24"/>
-        </w:rPr>
-      </w:pPr>
-      <w:r>
-        <w:rPr>
-          <w:rFonts w:ascii="Times New Roman" w:eastAsia="华文宋体" w:hAnsi="Times New Roman" w:cs="Times New Roman" w:hint="eastAsia"/>
-          <w:b/>
-          <w:sz w:val="24"/>
-          <w:szCs w:val="24"/>
-        </w:rPr>
-        <w:t>excavation</w:t>
-      </w:r>
-      <w:r>
-        <w:rPr>
-          <w:rFonts w:ascii="Times New Roman" w:eastAsia="华文宋体" w:hAnsi="Times New Roman" w:cs="Times New Roman" w:hint="eastAsia"/>
-          <w:sz w:val="24"/>
-          <w:szCs w:val="24"/>
-        </w:rPr>
-        <w:t xml:space="preserve"> /</w:t>
-      </w:r>
-      <w:r>
-        <w:rPr>
-          <w:rFonts w:ascii="GWIPA" w:eastAsia="华文宋体" w:hAnsi="GWIPA" w:cs="Times New Roman"/>
-          <w:sz w:val="24"/>
-          <w:szCs w:val="24"/>
-        </w:rPr>
-        <w:t></w:t>
-      </w:r>
-      <w:r>
-        <w:rPr>
-          <w:rFonts w:ascii="GWIPA" w:eastAsia="华文宋体" w:hAnsi="GWIPA" w:cs="Times New Roman"/>
-          <w:sz w:val="24"/>
-          <w:szCs w:val="24"/>
-        </w:rPr>
-        <w:t></w:t>
-      </w:r>
-      <w:r>
-        <w:rPr>
-          <w:rFonts w:ascii="GWIPA" w:eastAsia="华文宋体" w:hAnsi="GWIPA" w:cs="Times New Roman"/>
-          <w:sz w:val="24"/>
-          <w:szCs w:val="24"/>
-        </w:rPr>
-        <w:t></w:t>
-      </w:r>
-      <w:r>
-        <w:rPr>
-          <w:rFonts w:ascii="GWIPA" w:eastAsia="华文宋体" w:hAnsi="GWIPA" w:cs="Times New Roman"/>
-          <w:sz w:val="24"/>
-          <w:szCs w:val="24"/>
-        </w:rPr>
-        <w:t></w:t>
-      </w:r>
-      <w:r>
-        <w:rPr>
-          <w:rFonts w:ascii="GWIPA" w:eastAsia="华文宋体" w:hAnsi="GWIPA" w:cs="Times New Roman"/>
-          <w:sz w:val="24"/>
-          <w:szCs w:val="24"/>
-        </w:rPr>
-        <w:t></w:t>
-      </w:r>
-      <w:r>
-        <w:rPr>
-          <w:rFonts w:ascii="GWIPA" w:eastAsia="华文宋体" w:hAnsi="GWIPA" w:cs="Times New Roman"/>
-          <w:sz w:val="24"/>
-          <w:szCs w:val="24"/>
-        </w:rPr>
-        <w:t></w:t>
-      </w:r>
-      <w:r>
-        <w:rPr>
-          <w:rFonts w:ascii="GWIPA" w:eastAsia="华文宋体" w:hAnsi="GWIPA" w:cs="Times New Roman"/>
-          <w:sz w:val="24"/>
-          <w:szCs w:val="24"/>
-        </w:rPr>
-        <w:t></w:t>
-      </w:r>
-      <w:r>
-        <w:rPr>
-          <w:rFonts w:ascii="GWIPA" w:eastAsia="华文宋体" w:hAnsi="GWIPA" w:cs="Times New Roman"/>
-          <w:sz w:val="24"/>
-          <w:szCs w:val="24"/>
-        </w:rPr>
-        <w:t></w:t>
-      </w:r>
-      <w:r>
-        <w:rPr>
-          <w:rFonts w:ascii="GWIPA" w:eastAsia="华文宋体" w:hAnsi="GWIPA" w:cs="Times New Roman"/>
-          <w:sz w:val="24"/>
-          <w:szCs w:val="24"/>
-        </w:rPr>
-        <w:t></w:t>
-      </w:r>
-      <w:r>
-        <w:rPr>
-          <w:rFonts w:ascii="GWIPA" w:eastAsia="华文宋体" w:hAnsi="GWIPA" w:cs="Times New Roman"/>
-          <w:sz w:val="24"/>
-          <w:szCs w:val="24"/>
-        </w:rPr>
-        <w:t></w:t>
-      </w:r>
-      <w:r>
-        <w:rPr>
-          <w:rFonts w:ascii="GWIPA" w:eastAsia="华文宋体" w:hAnsi="GWIPA" w:cs="Times New Roman"/>
-          <w:sz w:val="24"/>
-          <w:szCs w:val="24"/>
-        </w:rPr>
-        <w:t></w:t>
-      </w:r>
-      <w:r>
-        <w:rPr>
-          <w:rFonts w:ascii="GWIPA" w:eastAsia="华文宋体" w:hAnsi="GWIPA" w:cs="Times New Roman"/>
-          <w:sz w:val="24"/>
-          <w:szCs w:val="24"/>
-        </w:rPr>
-        <w:t></w:t>
-      </w:r>
-      <w:r>
-        <w:rPr>
-          <w:rFonts w:ascii="Times New Roman" w:eastAsia="华文宋体" w:hAnsi="Times New Roman" w:cs="Times New Roman" w:hint="eastAsia"/>
-          <w:sz w:val="24"/>
-          <w:szCs w:val="24"/>
-        </w:rPr>
-        <w:t>/</w:t>
-      </w:r>
-      <w:r>
-        <w:rPr>
-          <w:rFonts w:ascii="Times New Roman" w:eastAsia="华文宋体" w:hAnsi="Times New Roman" w:cs="Times New Roman"/>
-          <w:sz w:val="24"/>
-          <w:szCs w:val="24"/>
-        </w:rPr>
-        <w:br/>
-      </w:r>
-      <w:r>
-        <w:rPr>
-          <w:rFonts w:ascii="Times New Roman" w:eastAsia="华文宋体" w:hAnsi="Times New Roman" w:cs="Times New Roman" w:hint="eastAsia"/>
-          <w:sz w:val="24"/>
-          <w:szCs w:val="24"/>
-        </w:rPr>
-        <w:t>[n.] the activity of diggin</w:t>
-      </w:r>
-      <w:r>
-        <w:rPr>
-          <w:rFonts w:ascii="Times New Roman" w:eastAsia="华文宋体" w:hAnsi="Times New Roman" w:cs="Times New Roman" w:hint="eastAsia"/>
-          <w:sz w:val="24"/>
-          <w:szCs w:val="24"/>
-        </w:rPr>
-        <w:t>g</w:t>
-      </w:r>
-      <w:r>
-        <w:rPr>
-          <w:rFonts w:ascii="Times New Roman" w:eastAsia="华文宋体" w:hAnsi="Times New Roman" w:cs="Times New Roman" w:hint="eastAsia"/>
-          <w:sz w:val="24"/>
-          <w:szCs w:val="24"/>
-        </w:rPr>
-        <w:t xml:space="preserve"> in the ground to look for old buildings or objects that have been buried for a long time.</w:t>
-      </w:r>
-    </w:p>
-    <w:p>
-      <w:pPr>
-        <w:rPr>
-          <w:rFonts w:ascii="Times New Roman" w:eastAsia="华文宋体" w:hAnsi="Times New Roman" w:cs="Times New Roman"/>
-          <w:sz w:val="24"/>
-          <w:szCs w:val="24"/>
-        </w:rPr>
-      </w:pPr>
-      <w:r>
-        <w:rPr>
-          <w:rFonts w:ascii="Times New Roman" w:eastAsia="华文宋体" w:hAnsi="Times New Roman" w:cs="Times New Roman" w:hint="eastAsia"/>
-          <w:b/>
-          <w:sz w:val="24"/>
-          <w:szCs w:val="24"/>
-        </w:rPr>
-        <w:t xml:space="preserve">husbandry </w:t>
-      </w:r>
-      <w:r>
-        <w:rPr>
-          <w:rFonts w:ascii="Times New Roman" w:eastAsia="华文宋体" w:hAnsi="Times New Roman" w:cs="Times New Roman"/>
-          <w:sz w:val="24"/>
-          <w:szCs w:val="24"/>
-        </w:rPr>
-        <w:br/>
-      </w:r>
-      <w:r>
-        <w:rPr>
-          <w:rFonts w:ascii="Times New Roman" w:eastAsia="华文宋体" w:hAnsi="Times New Roman" w:cs="Times New Roman" w:hint="eastAsia"/>
-          <w:sz w:val="24"/>
-          <w:szCs w:val="24"/>
-        </w:rPr>
-        <w:t>[n.] farming, especially when done carefully and well.</w:t>
-      </w:r>
-      <w:r>
-        <w:rPr>
-          <w:rFonts w:ascii="Times New Roman" w:eastAsia="华文宋体" w:hAnsi="Times New Roman" w:cs="Times New Roman"/>
-          <w:sz w:val="24"/>
-          <w:szCs w:val="24"/>
-        </w:rPr>
-        <w:br/>
-      </w:r>
-      <w:r>
-        <w:rPr>
-          <w:rFonts w:ascii="Times New Roman" w:eastAsia="华文宋体" w:hAnsi="Times New Roman" w:cs="Times New Roman" w:hint="eastAsia"/>
-          <w:sz w:val="24"/>
-          <w:szCs w:val="24"/>
-        </w:rPr>
-        <w:t>animal/crop husbandry.</w:t>
-      </w:r>
-    </w:p>
-    <w:p>
-      <w:pPr>
-        <w:rPr>
-          <w:rFonts w:ascii="Times New Roman" w:eastAsia="华文宋体" w:hAnsi="Times New Roman" w:cs="Times New Roman"/>
-          <w:sz w:val="24"/>
-          <w:szCs w:val="24"/>
-        </w:rPr>
-      </w:pPr>
-      <w:r>
-        <w:rPr>
-          <w:rFonts w:ascii="Times New Roman" w:eastAsia="华文宋体" w:hAnsi="Times New Roman" w:cs="Times New Roman" w:hint="eastAsia"/>
-          <w:b/>
-          <w:sz w:val="24"/>
-          <w:szCs w:val="24"/>
-        </w:rPr>
-        <w:t>quarry</w:t>
-      </w:r>
-      <w:r>
-        <w:rPr>
-          <w:rFonts w:ascii="Times New Roman" w:eastAsia="华文宋体" w:hAnsi="Times New Roman" w:cs="Times New Roman" w:hint="eastAsia"/>
-          <w:sz w:val="24"/>
-          <w:szCs w:val="24"/>
-        </w:rPr>
-        <w:t xml:space="preserve"> /</w:t>
-      </w:r>
-      <w:r>
-        <w:rPr>
-          <w:rFonts w:ascii="GWIPA" w:eastAsia="华文宋体" w:hAnsi="GWIPA" w:cs="Times New Roman"/>
-          <w:sz w:val="24"/>
-          <w:szCs w:val="24"/>
-        </w:rPr>
-        <w:t></w:t>
-      </w:r>
-      <w:r>
-        <w:rPr>
-          <w:rFonts w:ascii="GWIPA" w:eastAsia="华文宋体" w:hAnsi="GWIPA" w:cs="Times New Roman"/>
-          <w:sz w:val="24"/>
-          <w:szCs w:val="24"/>
-        </w:rPr>
-        <w:t></w:t>
-      </w:r>
-      <w:r>
-        <w:rPr>
-          <w:rFonts w:ascii="GWIPA" w:eastAsia="华文宋体" w:hAnsi="GWIPA" w:cs="Times New Roman"/>
-          <w:sz w:val="24"/>
-          <w:szCs w:val="24"/>
-        </w:rPr>
-        <w:t></w:t>
-      </w:r>
-      <w:r>
-        <w:rPr>
-          <w:rFonts w:ascii="GWIPA" w:eastAsia="华文宋体" w:hAnsi="GWIPA" w:cs="Times New Roman"/>
-          <w:sz w:val="24"/>
-          <w:szCs w:val="24"/>
-        </w:rPr>
-        <w:t></w:t>
-      </w:r>
-      <w:r>
-        <w:rPr>
-          <w:rFonts w:ascii="GWIPA" w:eastAsia="华文宋体" w:hAnsi="GWIPA" w:cs="Times New Roman"/>
-          <w:sz w:val="24"/>
-          <w:szCs w:val="24"/>
-        </w:rPr>
-        <w:t></w:t>
-      </w:r>
-      <w:r>
-        <w:rPr>
-          <w:rFonts w:ascii="GWIPA" w:eastAsia="华文宋体" w:hAnsi="GWIPA" w:cs="Times New Roman"/>
-          <w:sz w:val="24"/>
-          <w:szCs w:val="24"/>
-        </w:rPr>
-        <w:t></w:t>
-      </w:r>
-      <w:r>
-        <w:rPr>
-          <w:rFonts w:ascii="GWIPA" w:eastAsia="华文宋体" w:hAnsi="GWIPA" w:cs="Times New Roman"/>
-          <w:sz w:val="24"/>
-          <w:szCs w:val="24"/>
-        </w:rPr>
-        <w:t></w:t>
-      </w:r>
-      <w:r>
-        <w:rPr>
-          <w:rFonts w:ascii="GWIPA" w:eastAsia="华文宋体" w:hAnsi="GWIPA" w:cs="Times New Roman"/>
-          <w:sz w:val="24"/>
-          <w:szCs w:val="24"/>
-        </w:rPr>
-        <w:br/>
-      </w:r>
-      <w:r>
-        <w:rPr>
-          <w:rFonts w:ascii="Times New Roman" w:eastAsia="华文宋体" w:hAnsi="Times New Roman" w:cs="Times New Roman" w:hint="eastAsia"/>
-          <w:sz w:val="24"/>
-          <w:szCs w:val="24"/>
-        </w:rPr>
-        <w:t>[C.] a place where large amounts of stone, etc. are dug out of the ground.</w:t>
-      </w:r>
-      <w:r>
-        <w:rPr>
-          <w:rFonts w:ascii="Times New Roman" w:eastAsia="华文宋体" w:hAnsi="Times New Roman" w:cs="Times New Roman"/>
-          <w:sz w:val="24"/>
-          <w:szCs w:val="24"/>
-        </w:rPr>
-        <w:br/>
-      </w:r>
-      <w:r>
-        <w:rPr>
-          <w:rFonts w:ascii="Times New Roman" w:eastAsia="华文宋体" w:hAnsi="Times New Roman" w:cs="Times New Roman" w:hint="eastAsia"/>
-          <w:sz w:val="24"/>
-          <w:szCs w:val="24"/>
-        </w:rPr>
-        <w:t>a slate quarry.</w:t>
-      </w:r>
-    </w:p>
-    <w:p>
-      <w:pPr>
-        <w:rPr>
-          <w:rFonts w:ascii="Times New Roman" w:eastAsia="华文宋体" w:hAnsi="Times New Roman" w:cs="Times New Roman"/>
-          <w:sz w:val="24"/>
-          <w:szCs w:val="24"/>
-        </w:rPr>
-      </w:pPr>
-      <w:r>
-        <w:rPr>
-          <w:rFonts w:ascii="Times New Roman" w:eastAsia="华文宋体" w:hAnsi="Times New Roman" w:cs="Times New Roman" w:hint="eastAsia"/>
-          <w:b/>
-          <w:sz w:val="24"/>
-          <w:szCs w:val="24"/>
-        </w:rPr>
-        <w:t>sheer</w:t>
-      </w:r>
-      <w:r>
-        <w:rPr>
-          <w:rFonts w:ascii="Times New Roman" w:eastAsia="华文宋体" w:hAnsi="Times New Roman" w:cs="Times New Roman"/>
-          <w:sz w:val="24"/>
-          <w:szCs w:val="24"/>
-        </w:rPr>
-        <w:br/>
-      </w:r>
-      <w:r>
-        <w:rPr>
-          <w:rFonts w:ascii="Times New Roman" w:eastAsia="华文宋体" w:hAnsi="Times New Roman" w:cs="Times New Roman" w:hint="eastAsia"/>
-          <w:sz w:val="24"/>
-          <w:szCs w:val="24"/>
-        </w:rPr>
-        <w:t>[adj.] used to emphasize the size, degree or amount of sth.</w:t>
-      </w:r>
-      <w:r>
-        <w:rPr>
-          <w:rFonts w:ascii="Times New Roman" w:eastAsia="华文宋体" w:hAnsi="Times New Roman" w:cs="Times New Roman" w:hint="eastAsia"/>
-          <w:sz w:val="24"/>
-          <w:szCs w:val="24"/>
-        </w:rPr>
-        <w:t xml:space="preserve"> </w:t>
-      </w:r>
-      <w:r>
-        <w:rPr>
-          <w:rFonts w:ascii="Times New Roman" w:eastAsia="华文宋体" w:hAnsi="Times New Roman" w:cs="Times New Roman" w:hint="eastAsia"/>
-          <w:sz w:val="24"/>
-          <w:szCs w:val="24"/>
-        </w:rPr>
-        <w:t>(</w:t>
-      </w:r>
-      <w:r>
-        <w:rPr>
-          <w:rFonts w:ascii="Times New Roman" w:eastAsia="华文宋体" w:hAnsi="Times New Roman" w:cs="Times New Roman" w:hint="eastAsia"/>
-          <w:sz w:val="24"/>
-          <w:szCs w:val="24"/>
-        </w:rPr>
-        <w:t>As far as I know, t</w:t>
-      </w:r>
-      <w:r>
-        <w:rPr>
-          <w:rFonts w:ascii="Times New Roman" w:eastAsia="华文宋体" w:hAnsi="Times New Roman" w:cs="Times New Roman" w:hint="eastAsia"/>
-          <w:sz w:val="24"/>
-          <w:szCs w:val="24"/>
-        </w:rPr>
-        <w:t>here is non any coordinated Chinese words to it.)</w:t>
-      </w:r>
-      <w:r>
-        <w:rPr>
-          <w:rFonts w:ascii="Times New Roman" w:eastAsia="华文宋体" w:hAnsi="Times New Roman" w:cs="Times New Roman"/>
-          <w:sz w:val="24"/>
-          <w:szCs w:val="24"/>
-        </w:rPr>
-        <w:br/>
-      </w:r>
-      <w:r>
-        <w:rPr>
-          <w:rFonts w:ascii="Times New Roman" w:eastAsia="华文宋体" w:hAnsi="Times New Roman" w:cs="Times New Roman" w:hint="eastAsia"/>
-          <w:b/>
-          <w:sz w:val="24"/>
-          <w:szCs w:val="24"/>
-        </w:rPr>
-        <w:t>sheer volume</w:t>
-      </w:r>
-      <w:r>
-        <w:rPr>
-          <w:rFonts w:ascii="Times New Roman" w:eastAsia="华文宋体" w:hAnsi="Times New Roman" w:cs="Times New Roman" w:hint="eastAsia"/>
-          <w:sz w:val="24"/>
-          <w:szCs w:val="24"/>
-        </w:rPr>
-        <w:t xml:space="preserve"> of animal</w:t>
-      </w:r>
-      <w:r>
-        <w:rPr>
-          <w:rFonts w:ascii="Times New Roman" w:eastAsia="华文宋体" w:hAnsi="Times New Roman" w:cs="Times New Roman" w:hint="eastAsia"/>
-          <w:sz w:val="24"/>
-          <w:szCs w:val="24"/>
-        </w:rPr>
-        <w:t>.</w:t>
-      </w:r>
-      <w:r>
-        <w:rPr>
-          <w:rFonts w:ascii="Times New Roman" w:eastAsia="华文宋体" w:hAnsi="Times New Roman" w:cs="Times New Roman"/>
-          <w:sz w:val="24"/>
-          <w:szCs w:val="24"/>
-        </w:rPr>
-        <w:br/>
-      </w:r>
-      <w:r>
-        <w:rPr>
-          <w:rFonts w:ascii="Times New Roman" w:eastAsia="华文宋体" w:hAnsi="Times New Roman" w:cs="Times New Roman" w:hint="eastAsia"/>
-          <w:sz w:val="24"/>
-          <w:szCs w:val="24"/>
-        </w:rPr>
-        <w:t xml:space="preserve">The area is under threat from the sheer number of tourists using it. </w:t>
-      </w:r>
-    </w:p>
-    <w:p>
-      <w:pPr>
-        <w:rPr>
-          <w:rFonts w:ascii="Times New Roman" w:eastAsia="华文宋体" w:hAnsi="Times New Roman" w:cs="Times New Roman"/>
-          <w:sz w:val="24"/>
-          <w:szCs w:val="24"/>
-        </w:rPr>
-      </w:pPr>
-      <w:r>
-        <w:rPr>
-          <w:rFonts w:ascii="Times New Roman" w:eastAsia="华文宋体" w:hAnsi="Times New Roman" w:cs="Times New Roman" w:hint="eastAsia"/>
-          <w:b/>
-          <w:sz w:val="24"/>
-          <w:szCs w:val="24"/>
-        </w:rPr>
-        <w:t xml:space="preserve">retain </w:t>
-      </w:r>
-      <w:r>
-        <w:rPr>
-          <w:rFonts w:ascii="Times New Roman" w:eastAsia="华文宋体" w:hAnsi="Times New Roman" w:cs="Times New Roman"/>
-          <w:sz w:val="24"/>
-          <w:szCs w:val="24"/>
-        </w:rPr>
-        <w:br/>
-      </w:r>
-      <w:r>
-        <w:rPr>
-          <w:rFonts w:ascii="Times New Roman" w:eastAsia="华文宋体" w:hAnsi="Times New Roman" w:cs="Times New Roman" w:hint="eastAsia"/>
-          <w:sz w:val="24"/>
-          <w:szCs w:val="24"/>
-        </w:rPr>
-        <w:t>[vt.] to keep something.</w:t>
-      </w:r>
-      <w:r>
-        <w:rPr>
-          <w:rFonts w:ascii="Times New Roman" w:eastAsia="华文宋体" w:hAnsi="Times New Roman" w:cs="Times New Roman"/>
-          <w:sz w:val="24"/>
-          <w:szCs w:val="24"/>
-        </w:rPr>
-        <w:br/>
-      </w:r>
-      <w:r>
-        <w:rPr>
-          <w:rFonts w:ascii="Times New Roman" w:eastAsia="华文宋体" w:hAnsi="Times New Roman" w:cs="Times New Roman" w:hint="eastAsia"/>
-          <w:sz w:val="24"/>
-          <w:szCs w:val="24"/>
-        </w:rPr>
-        <w:t xml:space="preserve">This would have helped the pots to retain water. </w:t>
-      </w:r>
-    </w:p>
-    <w:p>
-      <w:pPr>
-        <w:rPr>
-          <w:rFonts w:ascii="Times New Roman" w:eastAsia="华文宋体" w:hAnsi="Times New Roman" w:cs="Times New Roman"/>
-          <w:sz w:val="24"/>
-          <w:szCs w:val="24"/>
-        </w:rPr>
-      </w:pPr>
-      <w:r>
-        <w:rPr>
-          <w:rFonts w:ascii="Times New Roman" w:eastAsia="华文宋体" w:hAnsi="Times New Roman" w:cs="Times New Roman" w:hint="eastAsia"/>
-          <w:b/>
-          <w:sz w:val="24"/>
-          <w:szCs w:val="24"/>
-        </w:rPr>
-        <w:t xml:space="preserve">glaze </w:t>
-      </w:r>
-      <w:r>
-        <w:rPr>
-          <w:rFonts w:ascii="Times New Roman" w:eastAsia="华文宋体" w:hAnsi="Times New Roman" w:cs="Times New Roman"/>
-          <w:b/>
-          <w:sz w:val="24"/>
-          <w:szCs w:val="24"/>
-        </w:rPr>
-        <w:br/>
-      </w:r>
-      <w:r>
-        <w:rPr>
-          <w:rFonts w:ascii="Times New Roman" w:eastAsia="华文宋体" w:hAnsi="Times New Roman" w:cs="Times New Roman" w:hint="eastAsia"/>
-          <w:sz w:val="24"/>
-          <w:szCs w:val="24"/>
-        </w:rPr>
-        <w:t xml:space="preserve">[vt.] </w:t>
-      </w:r>
-      <w:r>
-        <w:rPr>
-          <w:rFonts w:ascii="Times New Roman" w:eastAsia="华文宋体" w:hAnsi="Times New Roman" w:cs="Times New Roman" w:hint="eastAsia"/>
-          <w:sz w:val="24"/>
-          <w:szCs w:val="24"/>
-        </w:rPr>
-        <w:t>上釉；上光</w:t>
-      </w:r>
-    </w:p>
-    <w:p>
-      <w:pPr>
-        <w:rPr>
-          <w:rFonts w:ascii="Times New Roman" w:eastAsia="华文宋体" w:hAnsi="Times New Roman" w:cs="Times New Roman"/>
-          <w:sz w:val="24"/>
-          <w:szCs w:val="24"/>
-        </w:rPr>
-      </w:pPr>
-      <w:r>
-        <w:rPr>
-          <w:rFonts w:ascii="Times New Roman" w:eastAsia="华文宋体" w:hAnsi="Times New Roman" w:cs="Times New Roman" w:hint="eastAsia"/>
-          <w:b/>
-          <w:sz w:val="24"/>
-          <w:szCs w:val="24"/>
-        </w:rPr>
         <w:t xml:space="preserve">stitch </w:t>
       </w:r>
       <w:r>
@@ -6576,16 +6796,7 @@
           <w:sz w:val="24"/>
           <w:szCs w:val="24"/>
         </w:rPr>
-        <w:t xml:space="preserve">[C.] a magazien that is published every week, month, etc. especially one that is </w:t>
-      </w:r>
-      <w:r>
-        <w:rPr>
-          <w:rFonts w:ascii="Times New Roman" w:eastAsia="华文宋体" w:hAnsi="Times New Roman" w:cs="Times New Roman" w:hint="eastAsia"/>
-          <w:sz w:val="24"/>
-          <w:szCs w:val="24"/>
-        </w:rPr>
-        <w:lastRenderedPageBreak/>
-        <w:t>concerned with academic subject.</w:t>
+        <w:t>[C.] a magazien that is published every week, month, etc. especially one that is concerned with academic subject.</w:t>
       </w:r>
       <w:r>
         <w:rPr>
@@ -6658,7 +6869,7 @@
     <w:p>
       <w:pPr>
         <w:rPr>
-          <w:rFonts w:ascii="Times New Roman" w:eastAsia="华文宋体" w:hAnsi="Times New Roman" w:cs="Times New Roman" w:hint="eastAsia"/>
+          <w:rFonts w:ascii="Times New Roman" w:eastAsia="华文宋体" w:hAnsi="Times New Roman" w:cs="Times New Roman"/>
           <w:sz w:val="24"/>
           <w:szCs w:val="24"/>
         </w:rPr>
@@ -6716,7 +6927,7 @@
     <w:p>
       <w:pPr>
         <w:rPr>
-          <w:rFonts w:ascii="Times New Roman" w:hAnsi="Times New Roman" w:cs="Times New Roman" w:hint="eastAsia"/>
+          <w:rFonts w:ascii="Times New Roman" w:hAnsi="Times New Roman" w:cs="Times New Roman"/>
           <w:b/>
           <w:bCs/>
           <w:i/>
@@ -6741,7 +6952,7 @@
     <w:p>
       <w:pPr>
         <w:rPr>
-          <w:rFonts w:ascii="Times New Roman" w:eastAsia="华文宋体" w:hAnsi="Times New Roman" w:cs="Times New Roman" w:hint="eastAsia"/>
+          <w:rFonts w:ascii="Times New Roman" w:eastAsia="华文宋体" w:hAnsi="Times New Roman" w:cs="Times New Roman"/>
           <w:sz w:val="24"/>
           <w:szCs w:val="24"/>
         </w:rPr>
@@ -6925,8 +7136,6 @@
         </w:rPr>
         <w:t>a wildlife sanctuary.</w:t>
       </w:r>
-      <w:bookmarkStart w:id="0" w:name="_GoBack"/>
-      <w:bookmarkEnd w:id="0"/>
     </w:p>
     <w:p>
       <w:pPr>
@@ -7818,7 +8027,7 @@
   <a:extraClrSchemeLst/>
   <a:extLst>
     <a:ext uri="{05A4C25C-085E-4340-85A3-A5531E510DB2}">
-      <thm15:themeFamily xmlns="" xmlns:thm15="http://schemas.microsoft.com/office/thememl/2012/main" name="Office Theme" id="{62F939B6-93AF-4DB8-9C6B-D6C7DFDC589F}" vid="{4A3C46E8-61CC-4603-A589-7422A47A8E4A}"/>
+      <thm15:themeFamily xmlns:thm15="http://schemas.microsoft.com/office/thememl/2012/main" xmlns="" name="Office Theme" id="{62F939B6-93AF-4DB8-9C6B-D6C7DFDC589F}" vid="{4A3C46E8-61CC-4603-A589-7422A47A8E4A}"/>
     </a:ext>
   </a:extLst>
 </a:theme>

--- a/IELTS Notes/Vocabulary of IELTS Test/Vocabulary of Listening Test.docx
+++ b/IELTS Notes/Vocabulary of IELTS Test/Vocabulary of Listening Test.docx
@@ -132,6 +132,298 @@
           <w:sz w:val="24"/>
           <w:szCs w:val="24"/>
         </w:rPr>
+        <w:t>account</w:t>
+      </w:r>
+      <w:r>
+        <w:rPr>
+          <w:rFonts w:ascii="Times New Roman" w:hAnsi="Times New Roman" w:cs="Times New Roman"/>
+          <w:b/>
+          <w:bCs/>
+          <w:sz w:val="24"/>
+          <w:szCs w:val="24"/>
+        </w:rPr>
+        <w:br/>
+      </w:r>
+      <w:r>
+        <w:rPr>
+          <w:rFonts w:ascii="Times New Roman" w:hAnsi="Times New Roman" w:cs="Times New Roman" w:hint="eastAsia"/>
+          <w:sz w:val="24"/>
+          <w:szCs w:val="24"/>
+        </w:rPr>
+        <w:t>[n</w:t>
+      </w:r>
+      <w:r>
+        <w:rPr>
+          <w:rFonts w:ascii="Times New Roman" w:hAnsi="Times New Roman" w:cs="Times New Roman" w:hint="eastAsia"/>
+          <w:sz w:val="24"/>
+          <w:szCs w:val="24"/>
+        </w:rPr>
+        <w:t>.</w:t>
+      </w:r>
+      <w:r>
+        <w:rPr>
+          <w:rFonts w:ascii="Times New Roman" w:hAnsi="Times New Roman" w:cs="Times New Roman" w:hint="eastAsia"/>
+          <w:sz w:val="24"/>
+          <w:szCs w:val="24"/>
+        </w:rPr>
+        <w:t>C.</w:t>
+      </w:r>
+      <w:r>
+        <w:rPr>
+          <w:rFonts w:ascii="Times New Roman" w:hAnsi="Times New Roman" w:cs="Times New Roman" w:hint="eastAsia"/>
+          <w:sz w:val="24"/>
+          <w:szCs w:val="24"/>
+        </w:rPr>
+        <w:t xml:space="preserve">] </w:t>
+      </w:r>
+      <w:r>
+        <w:rPr>
+          <w:rFonts w:ascii="Times New Roman" w:hAnsi="Times New Roman" w:cs="Times New Roman" w:hint="eastAsia"/>
+          <w:sz w:val="24"/>
+          <w:szCs w:val="24"/>
+        </w:rPr>
+        <w:t>a written or spoken of something that has happened</w:t>
+      </w:r>
+      <w:r>
+        <w:rPr>
+          <w:rFonts w:ascii="Times New Roman" w:hAnsi="Times New Roman" w:cs="Times New Roman" w:hint="eastAsia"/>
+          <w:sz w:val="24"/>
+          <w:szCs w:val="24"/>
+        </w:rPr>
+        <w:t>.</w:t>
+      </w:r>
+      <w:r>
+        <w:rPr>
+          <w:rFonts w:ascii="Times New Roman" w:hAnsi="Times New Roman" w:cs="Times New Roman"/>
+          <w:sz w:val="24"/>
+          <w:szCs w:val="24"/>
+        </w:rPr>
+        <w:br/>
+      </w:r>
+      <w:r>
+        <w:rPr>
+          <w:rFonts w:ascii="Times New Roman" w:hAnsi="Times New Roman" w:cs="Times New Roman" w:hint="eastAsia"/>
+          <w:sz w:val="24"/>
+          <w:szCs w:val="24"/>
+        </w:rPr>
+        <w:t>She gave the police a full account of the incident.</w:t>
+      </w:r>
+    </w:p>
+    <w:p>
+      <w:pPr>
+        <w:rPr>
+          <w:rFonts w:ascii="Times New Roman" w:hAnsi="Times New Roman" w:cs="Times New Roman" w:hint="eastAsia"/>
+          <w:sz w:val="24"/>
+          <w:szCs w:val="24"/>
+        </w:rPr>
+      </w:pPr>
+      <w:r>
+        <w:rPr>
+          <w:rFonts w:ascii="Times New Roman" w:hAnsi="Times New Roman" w:cs="Times New Roman" w:hint="eastAsia"/>
+          <w:b/>
+          <w:sz w:val="24"/>
+          <w:szCs w:val="24"/>
+        </w:rPr>
+        <w:t>roam</w:t>
+      </w:r>
+      <w:r>
+        <w:rPr>
+          <w:rFonts w:ascii="Times New Roman" w:hAnsi="Times New Roman" w:cs="Times New Roman"/>
+          <w:sz w:val="24"/>
+          <w:szCs w:val="24"/>
+        </w:rPr>
+        <w:br/>
+      </w:r>
+      <w:r>
+        <w:rPr>
+          <w:rFonts w:ascii="Times New Roman" w:hAnsi="Times New Roman" w:cs="Times New Roman" w:hint="eastAsia"/>
+          <w:sz w:val="24"/>
+          <w:szCs w:val="24"/>
+        </w:rPr>
+        <w:t>[vi.vt.] to walk or travel around an area without any definite aim or direction.</w:t>
+      </w:r>
+      <w:r>
+        <w:rPr>
+          <w:rFonts w:ascii="Times New Roman" w:hAnsi="Times New Roman" w:cs="Times New Roman"/>
+          <w:sz w:val="24"/>
+          <w:szCs w:val="24"/>
+        </w:rPr>
+        <w:br/>
+      </w:r>
+      <w:r>
+        <w:rPr>
+          <w:rFonts w:ascii="Times New Roman" w:hAnsi="Times New Roman" w:cs="Times New Roman" w:hint="eastAsia"/>
+          <w:sz w:val="24"/>
+          <w:szCs w:val="24"/>
+        </w:rPr>
+        <w:t xml:space="preserve">The sheep are allowed to roam freely on this land. </w:t>
+      </w:r>
+    </w:p>
+    <w:p>
+      <w:pPr>
+        <w:rPr>
+          <w:rFonts w:ascii="Times New Roman" w:hAnsi="Times New Roman" w:cs="Times New Roman" w:hint="eastAsia"/>
+          <w:sz w:val="24"/>
+          <w:szCs w:val="24"/>
+        </w:rPr>
+      </w:pPr>
+      <w:r>
+        <w:rPr>
+          <w:rFonts w:ascii="Times New Roman" w:hAnsi="Times New Roman" w:cs="Times New Roman" w:hint="eastAsia"/>
+          <w:b/>
+          <w:sz w:val="24"/>
+          <w:szCs w:val="24"/>
+        </w:rPr>
+        <w:t>stable</w:t>
+      </w:r>
+      <w:r>
+        <w:rPr>
+          <w:rFonts w:ascii="Times New Roman" w:hAnsi="Times New Roman" w:cs="Times New Roman"/>
+          <w:b/>
+          <w:sz w:val="24"/>
+          <w:szCs w:val="24"/>
+        </w:rPr>
+        <w:br/>
+      </w:r>
+      <w:r>
+        <w:rPr>
+          <w:rFonts w:ascii="Times New Roman" w:hAnsi="Times New Roman" w:cs="Times New Roman" w:hint="eastAsia"/>
+          <w:sz w:val="24"/>
+          <w:szCs w:val="24"/>
+        </w:rPr>
+        <w:t>[n.C.] a building in which horses are kept.</w:t>
+      </w:r>
+      <w:r>
+        <w:rPr>
+          <w:rFonts w:ascii="Times New Roman" w:hAnsi="Times New Roman" w:cs="Times New Roman"/>
+          <w:sz w:val="24"/>
+          <w:szCs w:val="24"/>
+        </w:rPr>
+        <w:br/>
+      </w:r>
+      <w:r>
+        <w:rPr>
+          <w:rFonts w:ascii="Times New Roman" w:hAnsi="Times New Roman" w:cs="Times New Roman" w:hint="eastAsia"/>
+          <w:sz w:val="24"/>
+          <w:szCs w:val="24"/>
+        </w:rPr>
+        <w:t>The hosre was led back to its stable.</w:t>
+      </w:r>
+    </w:p>
+    <w:p>
+      <w:pPr>
+        <w:rPr>
+          <w:rFonts w:ascii="Times New Roman" w:hAnsi="Times New Roman" w:cs="Times New Roman" w:hint="eastAsia"/>
+          <w:sz w:val="24"/>
+          <w:szCs w:val="24"/>
+        </w:rPr>
+      </w:pPr>
+      <w:bookmarkStart w:id="0" w:name="_GoBack"/>
+      <w:r>
+        <w:rPr>
+          <w:rFonts w:ascii="Times New Roman" w:hAnsi="Times New Roman" w:cs="Times New Roman" w:hint="eastAsia"/>
+          <w:b/>
+          <w:sz w:val="24"/>
+          <w:szCs w:val="24"/>
+        </w:rPr>
+        <w:t>account</w:t>
+      </w:r>
+      <w:bookmarkEnd w:id="0"/>
+      <w:r>
+        <w:rPr>
+          <w:rFonts w:ascii="Times New Roman" w:hAnsi="Times New Roman" w:cs="Times New Roman"/>
+          <w:sz w:val="24"/>
+          <w:szCs w:val="24"/>
+        </w:rPr>
+        <w:br/>
+      </w:r>
+      <w:r>
+        <w:rPr>
+          <w:rFonts w:ascii="Times New Roman" w:hAnsi="Times New Roman" w:cs="Times New Roman" w:hint="eastAsia"/>
+          <w:sz w:val="24"/>
+          <w:szCs w:val="24"/>
+        </w:rPr>
+        <w:t>[C.] a written record of money that owed to a business and of money that has paid by it.</w:t>
+      </w:r>
+      <w:r>
+        <w:rPr>
+          <w:rFonts w:ascii="Times New Roman" w:hAnsi="Times New Roman" w:cs="Times New Roman"/>
+          <w:sz w:val="24"/>
+          <w:szCs w:val="24"/>
+        </w:rPr>
+        <w:br/>
+      </w:r>
+      <w:r>
+        <w:rPr>
+          <w:rFonts w:ascii="Times New Roman" w:hAnsi="Times New Roman" w:cs="Times New Roman" w:hint="eastAsia"/>
+          <w:sz w:val="24"/>
+          <w:szCs w:val="24"/>
+        </w:rPr>
+        <w:t>e.g. to keep the accounts up to date.</w:t>
+      </w:r>
+    </w:p>
+    <w:p>
+      <w:pPr>
+        <w:rPr>
+          <w:rFonts w:ascii="Times New Roman" w:hAnsi="Times New Roman" w:cs="Times New Roman" w:hint="eastAsia"/>
+          <w:sz w:val="24"/>
+          <w:szCs w:val="24"/>
+        </w:rPr>
+      </w:pPr>
+    </w:p>
+    <w:p>
+      <w:pPr>
+        <w:rPr>
+          <w:rFonts w:ascii="Times New Roman" w:hAnsi="Times New Roman" w:cs="Times New Roman"/>
+          <w:b/>
+          <w:bCs/>
+          <w:i/>
+          <w:iCs/>
+          <w:sz w:val="24"/>
+          <w:szCs w:val="24"/>
+        </w:rPr>
+      </w:pPr>
+      <w:r>
+        <w:rPr>
+          <w:rFonts w:ascii="Times New Roman" w:hAnsi="Times New Roman" w:cs="Times New Roman"/>
+          <w:b/>
+          <w:bCs/>
+          <w:i/>
+          <w:iCs/>
+          <w:sz w:val="24"/>
+          <w:szCs w:val="24"/>
+        </w:rPr>
+        <w:t xml:space="preserve">Section </w:t>
+      </w:r>
+      <w:r>
+        <w:rPr>
+          <w:rFonts w:ascii="Times New Roman" w:hAnsi="Times New Roman" w:cs="Times New Roman" w:hint="eastAsia"/>
+          <w:b/>
+          <w:bCs/>
+          <w:i/>
+          <w:iCs/>
+          <w:sz w:val="24"/>
+          <w:szCs w:val="24"/>
+        </w:rPr>
+        <w:t>4</w:t>
+      </w:r>
+    </w:p>
+    <w:p>
+      <w:pPr>
+        <w:rPr>
+          <w:rFonts w:ascii="Times New Roman" w:hAnsi="Times New Roman" w:cs="Times New Roman"/>
+          <w:sz w:val="24"/>
+          <w:szCs w:val="24"/>
+        </w:rPr>
+      </w:pPr>
+      <w:r>
+        <w:rPr>
+          <w:rFonts w:ascii="Times New Roman" w:hAnsi="Times New Roman" w:cs="Times New Roman" w:hint="eastAsia"/>
+          <w:b/>
+          <w:bCs/>
+          <w:sz w:val="24"/>
+          <w:szCs w:val="24"/>
+        </w:rPr>
         <w:t>evaporate</w:t>
       </w:r>
       <w:r>
@@ -164,13 +456,29 @@
           <w:sz w:val="24"/>
           <w:szCs w:val="24"/>
         </w:rPr>
-        <w:t>to change liquid inot a gas, especially steam</w:t>
-      </w:r>
-    </w:p>
-    <w:p>
-      <w:pPr>
-        <w:rPr>
-          <w:rFonts w:ascii="华文宋体" w:eastAsia="华文宋体" w:hAnsi="华文宋体" w:cs="Times New Roman" w:hint="eastAsia"/>
+        <w:t>to change liquid into</w:t>
+      </w:r>
+      <w:r>
+        <w:rPr>
+          <w:rFonts w:ascii="Times New Roman" w:hAnsi="Times New Roman" w:cs="Times New Roman" w:hint="eastAsia"/>
+          <w:sz w:val="24"/>
+          <w:szCs w:val="24"/>
+        </w:rPr>
+        <w:t xml:space="preserve"> a gas, especially steam</w:t>
+      </w:r>
+      <w:r>
+        <w:rPr>
+          <w:rFonts w:ascii="Times New Roman" w:hAnsi="Times New Roman" w:cs="Times New Roman" w:hint="eastAsia"/>
+          <w:sz w:val="24"/>
+          <w:szCs w:val="24"/>
+        </w:rPr>
+        <w:t>.</w:t>
+      </w:r>
+    </w:p>
+    <w:p>
+      <w:pPr>
+        <w:rPr>
+          <w:rFonts w:ascii="华文宋体" w:eastAsia="华文宋体" w:hAnsi="华文宋体" w:cs="Times New Roman"/>
           <w:sz w:val="24"/>
           <w:szCs w:val="24"/>
         </w:rPr>
@@ -230,23 +538,13 @@
           <w:sz w:val="24"/>
           <w:szCs w:val="24"/>
         </w:rPr>
-        <w:t>The wind gusted through the branches</w:t>
-      </w:r>
-      <w:bookmarkStart w:id="0" w:name="_GoBack"/>
-      <w:bookmarkEnd w:id="0"/>
-      <w:r>
-        <w:rPr>
-          <w:rFonts w:ascii="Times New Roman" w:hAnsi="Times New Roman" w:cs="Times New Roman" w:hint="eastAsia"/>
-          <w:sz w:val="24"/>
-          <w:szCs w:val="24"/>
-        </w:rPr>
-        <w:t>.</w:t>
-      </w:r>
-    </w:p>
-    <w:p>
-      <w:pPr>
-        <w:rPr>
-          <w:rFonts w:ascii="华文宋体" w:eastAsia="华文宋体" w:hAnsi="华文宋体" w:cs="Times New Roman" w:hint="eastAsia"/>
+        <w:t>The wind gusted through the branches.</w:t>
+      </w:r>
+    </w:p>
+    <w:p>
+      <w:pPr>
+        <w:rPr>
+          <w:rFonts w:ascii="华文宋体" w:eastAsia="华文宋体" w:hAnsi="华文宋体" w:cs="Times New Roman"/>
           <w:sz w:val="24"/>
           <w:szCs w:val="24"/>
         </w:rPr>
@@ -480,6 +778,7 @@
           <w:sz w:val="24"/>
           <w:szCs w:val="24"/>
         </w:rPr>
+        <w:lastRenderedPageBreak/>
         <w:t>minus</w:t>
       </w:r>
       <w:r>
@@ -769,7 +1068,6 @@
           <w:sz w:val="24"/>
           <w:szCs w:val="24"/>
         </w:rPr>
-        <w:lastRenderedPageBreak/>
         <w:t>prospectus</w:t>
       </w:r>
       <w:r>
@@ -1103,6 +1401,7 @@
           <w:b/>
           <w:bCs/>
         </w:rPr>
+        <w:lastRenderedPageBreak/>
         <w:t>consignment</w:t>
       </w:r>
       <w:r>
@@ -1493,7 +1792,6 @@
           <w:sz w:val="28"/>
           <w:szCs w:val="28"/>
         </w:rPr>
-        <w:lastRenderedPageBreak/>
         <w:t>Section 2</w:t>
       </w:r>
     </w:p>
@@ -2196,6 +2494,7 @@
           <w:sz w:val="24"/>
           <w:szCs w:val="24"/>
         </w:rPr>
+        <w:lastRenderedPageBreak/>
         <w:t>baling</w:t>
       </w:r>
       <w:r>
@@ -2648,7 +2947,6 @@
           <w:sz w:val="24"/>
           <w:szCs w:val="24"/>
         </w:rPr>
-        <w:lastRenderedPageBreak/>
         <w:t>session</w:t>
       </w:r>
       <w:r>
@@ -3289,6 +3587,7 @@
           <w:sz w:val="32"/>
           <w:szCs w:val="32"/>
         </w:rPr>
+        <w:lastRenderedPageBreak/>
         <w:t xml:space="preserve">Cambridge IELTS </w:t>
       </w:r>
       <w:r>
@@ -4000,7 +4299,6 @@
           <w:sz w:val="28"/>
           <w:szCs w:val="24"/>
         </w:rPr>
-        <w:lastRenderedPageBreak/>
         <w:t xml:space="preserve">Section </w:t>
       </w:r>
       <w:r>
@@ -4578,6 +4876,7 @@
           <w:sz w:val="24"/>
           <w:szCs w:val="24"/>
         </w:rPr>
+        <w:lastRenderedPageBreak/>
         <w:t>e</w:t>
       </w:r>
       <w:r>
@@ -4977,7 +5276,6 @@
           <w:sz w:val="24"/>
           <w:szCs w:val="24"/>
         </w:rPr>
-        <w:lastRenderedPageBreak/>
         <w:t xml:space="preserve">let </w:t>
       </w:r>
       <w:r>
@@ -5495,6 +5793,7 @@
           <w:sz w:val="24"/>
           <w:szCs w:val="24"/>
         </w:rPr>
+        <w:lastRenderedPageBreak/>
         <w:t>footbridge</w:t>
       </w:r>
       <w:r>
@@ -5706,238 +6005,870 @@
           <w:sz w:val="24"/>
           <w:szCs w:val="24"/>
         </w:rPr>
+        <w:t>hunter-gatherer</w:t>
+      </w:r>
+      <w:r>
+        <w:rPr>
+          <w:rFonts w:ascii="Times New Roman" w:eastAsia="华文宋体" w:hAnsi="Times New Roman" w:cs="Times New Roman"/>
+          <w:sz w:val="24"/>
+          <w:szCs w:val="24"/>
+        </w:rPr>
+        <w:br/>
+      </w:r>
+      <w:r>
+        <w:rPr>
+          <w:rFonts w:ascii="Times New Roman" w:eastAsia="华文宋体" w:hAnsi="Times New Roman" w:cs="Times New Roman" w:hint="eastAsia"/>
+          <w:sz w:val="24"/>
+          <w:szCs w:val="24"/>
+        </w:rPr>
+        <w:t>a number of a group of people who do not live in one place but move around and live by hunting, fishing and gathering plants</w:t>
+      </w:r>
+    </w:p>
+    <w:p>
+      <w:pPr>
+        <w:rPr>
+          <w:rFonts w:ascii="Times New Roman" w:eastAsia="华文宋体" w:hAnsi="Times New Roman" w:cs="Times New Roman"/>
+          <w:sz w:val="24"/>
+          <w:szCs w:val="24"/>
+        </w:rPr>
+      </w:pPr>
+      <w:r>
+        <w:rPr>
+          <w:rFonts w:ascii="Times New Roman" w:eastAsia="华文宋体" w:hAnsi="Times New Roman" w:cs="Times New Roman" w:hint="eastAsia"/>
+          <w:b/>
+          <w:sz w:val="24"/>
+          <w:szCs w:val="24"/>
+        </w:rPr>
+        <w:t>beforehand</w:t>
+      </w:r>
+      <w:r>
+        <w:rPr>
+          <w:rFonts w:ascii="Times New Roman" w:eastAsia="华文宋体" w:hAnsi="Times New Roman" w:cs="Times New Roman"/>
+          <w:b/>
+          <w:sz w:val="24"/>
+          <w:szCs w:val="24"/>
+        </w:rPr>
+        <w:br/>
+      </w:r>
+      <w:r>
+        <w:rPr>
+          <w:rFonts w:ascii="Times New Roman" w:eastAsia="华文宋体" w:hAnsi="Times New Roman" w:cs="Times New Roman" w:hint="eastAsia"/>
+          <w:sz w:val="24"/>
+          <w:szCs w:val="24"/>
+        </w:rPr>
+        <w:t>[adv.]</w:t>
+      </w:r>
+      <w:r>
+        <w:rPr>
+          <w:rFonts w:ascii="Times New Roman" w:eastAsia="华文宋体" w:hAnsi="Times New Roman" w:cs="Times New Roman"/>
+          <w:sz w:val="24"/>
+          <w:szCs w:val="24"/>
+        </w:rPr>
+        <w:br/>
+      </w:r>
+      <w:r>
+        <w:rPr>
+          <w:rFonts w:ascii="Times New Roman" w:eastAsia="华文宋体" w:hAnsi="Times New Roman" w:cs="Times New Roman" w:hint="eastAsia"/>
+          <w:sz w:val="24"/>
+          <w:szCs w:val="24"/>
+        </w:rPr>
+        <w:t>earlier; before something else happens or is done</w:t>
+      </w:r>
+      <w:r>
+        <w:rPr>
+          <w:rFonts w:ascii="Times New Roman" w:eastAsia="华文宋体" w:hAnsi="Times New Roman" w:cs="Times New Roman"/>
+          <w:sz w:val="24"/>
+          <w:szCs w:val="24"/>
+        </w:rPr>
+        <w:br/>
+      </w:r>
+      <w:r>
+        <w:rPr>
+          <w:rFonts w:ascii="Times New Roman" w:eastAsia="华文宋体" w:hAnsi="Times New Roman" w:cs="Times New Roman" w:hint="eastAsia"/>
+          <w:sz w:val="24"/>
+          <w:szCs w:val="24"/>
+        </w:rPr>
+        <w:t>I wish we</w:t>
+      </w:r>
+      <w:r>
+        <w:rPr>
+          <w:rFonts w:ascii="Times New Roman" w:eastAsia="华文宋体" w:hAnsi="Times New Roman" w:cs="Times New Roman"/>
+          <w:sz w:val="24"/>
+          <w:szCs w:val="24"/>
+        </w:rPr>
+        <w:t>’</w:t>
+      </w:r>
+      <w:r>
+        <w:rPr>
+          <w:rFonts w:ascii="Times New Roman" w:eastAsia="华文宋体" w:hAnsi="Times New Roman" w:cs="Times New Roman" w:hint="eastAsia"/>
+          <w:sz w:val="24"/>
+          <w:szCs w:val="24"/>
+        </w:rPr>
+        <w:t xml:space="preserve">d known about it </w:t>
+      </w:r>
+      <w:r>
+        <w:rPr>
+          <w:rFonts w:ascii="Times New Roman" w:eastAsia="华文宋体" w:hAnsi="Times New Roman" w:cs="Times New Roman" w:hint="eastAsia"/>
+          <w:sz w:val="24"/>
+          <w:szCs w:val="24"/>
+        </w:rPr>
+        <w:t>beforehand.</w:t>
+      </w:r>
+    </w:p>
+    <w:p>
+      <w:pPr>
+        <w:rPr>
+          <w:rFonts w:ascii="Times New Roman" w:eastAsia="华文宋体" w:hAnsi="Times New Roman" w:cs="Times New Roman"/>
+          <w:sz w:val="24"/>
+          <w:szCs w:val="24"/>
+        </w:rPr>
+      </w:pPr>
+      <w:r>
+        <w:rPr>
+          <w:rFonts w:ascii="Times New Roman" w:eastAsia="华文宋体" w:hAnsi="Times New Roman" w:cs="Times New Roman" w:hint="eastAsia"/>
+          <w:b/>
+          <w:sz w:val="24"/>
+          <w:szCs w:val="24"/>
+        </w:rPr>
+        <w:t xml:space="preserve">viable </w:t>
+      </w:r>
+      <w:r>
+        <w:rPr>
+          <w:rFonts w:ascii="Times New Roman" w:eastAsia="华文宋体" w:hAnsi="Times New Roman" w:cs="Times New Roman"/>
+          <w:b/>
+          <w:sz w:val="24"/>
+          <w:szCs w:val="24"/>
+        </w:rPr>
+        <w:br/>
+      </w:r>
+      <w:r>
+        <w:rPr>
+          <w:rFonts w:ascii="Times New Roman" w:eastAsia="华文宋体" w:hAnsi="Times New Roman" w:cs="Times New Roman" w:hint="eastAsia"/>
+          <w:sz w:val="24"/>
+          <w:szCs w:val="24"/>
+        </w:rPr>
+        <w:t xml:space="preserve">[adj.] capable of developing and surviving independently. </w:t>
+      </w:r>
+      <w:r>
+        <w:rPr>
+          <w:rFonts w:ascii="Times New Roman" w:eastAsia="华文宋体" w:hAnsi="Times New Roman" w:cs="Times New Roman"/>
+          <w:sz w:val="24"/>
+          <w:szCs w:val="24"/>
+        </w:rPr>
+        <w:br/>
+      </w:r>
+      <w:r>
+        <w:rPr>
+          <w:rFonts w:ascii="Times New Roman" w:eastAsia="华文宋体" w:hAnsi="Times New Roman" w:cs="Times New Roman" w:hint="eastAsia"/>
+          <w:sz w:val="24"/>
+          <w:szCs w:val="24"/>
+        </w:rPr>
+        <w:t xml:space="preserve">to establish a viable population. </w:t>
+      </w:r>
+    </w:p>
+    <w:p>
+      <w:pPr>
+        <w:rPr>
+          <w:rFonts w:ascii="Times New Roman" w:eastAsia="华文宋体" w:hAnsi="Times New Roman" w:cs="Times New Roman"/>
+          <w:sz w:val="24"/>
+          <w:szCs w:val="24"/>
+        </w:rPr>
+      </w:pPr>
+      <w:r>
+        <w:rPr>
+          <w:rFonts w:ascii="Times New Roman" w:eastAsia="华文宋体" w:hAnsi="Times New Roman" w:cs="Times New Roman" w:hint="eastAsia"/>
+          <w:b/>
+          <w:sz w:val="24"/>
+          <w:szCs w:val="24"/>
+        </w:rPr>
+        <w:t>sufficient</w:t>
+      </w:r>
+      <w:r>
+        <w:rPr>
+          <w:rFonts w:ascii="Times New Roman" w:eastAsia="华文宋体" w:hAnsi="Times New Roman" w:cs="Times New Roman"/>
+          <w:sz w:val="24"/>
+          <w:szCs w:val="24"/>
+        </w:rPr>
+        <w:br/>
+      </w:r>
+      <w:r>
+        <w:rPr>
+          <w:rFonts w:ascii="Times New Roman" w:eastAsia="华文宋体" w:hAnsi="Times New Roman" w:cs="Times New Roman" w:hint="eastAsia"/>
+          <w:sz w:val="24"/>
+          <w:szCs w:val="24"/>
+        </w:rPr>
+        <w:t>[adj.] enough for a particular purpose.</w:t>
+      </w:r>
+      <w:r>
+        <w:rPr>
+          <w:rFonts w:ascii="Times New Roman" w:eastAsia="华文宋体" w:hAnsi="Times New Roman" w:cs="Times New Roman"/>
+          <w:sz w:val="24"/>
+          <w:szCs w:val="24"/>
+        </w:rPr>
+        <w:br/>
+      </w:r>
+      <w:r>
+        <w:rPr>
+          <w:rFonts w:ascii="Times New Roman" w:eastAsia="华文宋体" w:hAnsi="Times New Roman" w:cs="Times New Roman" w:hint="eastAsia"/>
+          <w:sz w:val="24"/>
+          <w:szCs w:val="24"/>
+        </w:rPr>
+        <w:t>e.g. a sufficient number of men and women were transported to Ireland.</w:t>
+      </w:r>
+    </w:p>
+    <w:p>
+      <w:pPr>
+        <w:rPr>
+          <w:rFonts w:ascii="Times New Roman" w:eastAsia="华文宋体" w:hAnsi="Times New Roman" w:cs="Times New Roman"/>
+          <w:sz w:val="24"/>
+          <w:szCs w:val="24"/>
+        </w:rPr>
+      </w:pPr>
+      <w:r>
+        <w:rPr>
+          <w:rFonts w:ascii="Times New Roman" w:eastAsia="华文宋体" w:hAnsi="Times New Roman" w:cs="Times New Roman" w:hint="eastAsia"/>
+          <w:b/>
+          <w:sz w:val="24"/>
+          <w:szCs w:val="24"/>
+        </w:rPr>
+        <w:t>descend</w:t>
+      </w:r>
+      <w:r>
+        <w:rPr>
+          <w:rFonts w:ascii="Times New Roman" w:eastAsia="华文宋体" w:hAnsi="Times New Roman" w:cs="Times New Roman"/>
+          <w:sz w:val="24"/>
+          <w:szCs w:val="24"/>
+        </w:rPr>
+        <w:br/>
+      </w:r>
+      <w:r>
+        <w:rPr>
+          <w:rFonts w:ascii="Times New Roman" w:eastAsia="华文宋体" w:hAnsi="Times New Roman" w:cs="Times New Roman" w:hint="eastAsia"/>
+          <w:sz w:val="24"/>
+          <w:szCs w:val="24"/>
+        </w:rPr>
+        <w:t xml:space="preserve">[vt.] </w:t>
+      </w:r>
+      <w:r>
+        <w:rPr>
+          <w:rFonts w:ascii="Times New Roman" w:eastAsia="华文宋体" w:hAnsi="Times New Roman" w:cs="Times New Roman" w:hint="eastAsia"/>
+          <w:sz w:val="24"/>
+          <w:szCs w:val="24"/>
+        </w:rPr>
+        <w:t xml:space="preserve">be a blood relative of </w:t>
+      </w:r>
+    </w:p>
+    <w:p>
+      <w:pPr>
+        <w:rPr>
+          <w:rFonts w:ascii="Times New Roman" w:eastAsia="华文宋体" w:hAnsi="Times New Roman" w:cs="Times New Roman"/>
+          <w:sz w:val="24"/>
+          <w:szCs w:val="24"/>
+        </w:rPr>
+      </w:pPr>
+      <w:r>
+        <w:rPr>
+          <w:rFonts w:ascii="Times New Roman" w:eastAsia="华文宋体" w:hAnsi="Times New Roman" w:cs="Times New Roman" w:hint="eastAsia"/>
+          <w:b/>
+          <w:sz w:val="24"/>
+          <w:szCs w:val="24"/>
+        </w:rPr>
+        <w:t>plough</w:t>
+      </w:r>
+      <w:r>
+        <w:rPr>
+          <w:rFonts w:ascii="Times New Roman" w:eastAsia="华文宋体" w:hAnsi="Times New Roman" w:cs="Times New Roman" w:hint="eastAsia"/>
+          <w:sz w:val="24"/>
+          <w:szCs w:val="24"/>
+        </w:rPr>
+        <w:t xml:space="preserve"> /</w:t>
+      </w:r>
+      <w:r>
+        <w:rPr>
+          <w:rFonts w:ascii="GWIPA" w:eastAsia="华文宋体" w:hAnsi="GWIPA" w:cs="Times New Roman"/>
+          <w:sz w:val="24"/>
+          <w:szCs w:val="24"/>
+        </w:rPr>
+        <w:t></w:t>
+      </w:r>
+      <w:r>
+        <w:rPr>
+          <w:rFonts w:ascii="GWIPA" w:eastAsia="华文宋体" w:hAnsi="GWIPA" w:cs="Times New Roman"/>
+          <w:sz w:val="24"/>
+          <w:szCs w:val="24"/>
+        </w:rPr>
+        <w:t></w:t>
+      </w:r>
+      <w:r>
+        <w:rPr>
+          <w:rFonts w:ascii="GWIPA" w:eastAsia="华文宋体" w:hAnsi="GWIPA" w:cs="Times New Roman"/>
+          <w:sz w:val="24"/>
+          <w:szCs w:val="24"/>
+        </w:rPr>
+        <w:t></w:t>
+      </w:r>
+      <w:r>
+        <w:rPr>
+          <w:rFonts w:ascii="GWIPA" w:eastAsia="华文宋体" w:hAnsi="GWIPA" w:cs="Times New Roman"/>
+          <w:sz w:val="24"/>
+          <w:szCs w:val="24"/>
+        </w:rPr>
+        <w:t></w:t>
+      </w:r>
+      <w:r>
+        <w:rPr>
+          <w:rFonts w:ascii="Times New Roman" w:eastAsia="华文宋体" w:hAnsi="Times New Roman" w:cs="Times New Roman" w:hint="eastAsia"/>
+          <w:sz w:val="24"/>
+          <w:szCs w:val="24"/>
+        </w:rPr>
+        <w:t>/</w:t>
+      </w:r>
+      <w:r>
+        <w:rPr>
+          <w:rFonts w:ascii="Times New Roman" w:eastAsia="华文宋体" w:hAnsi="Times New Roman" w:cs="Times New Roman"/>
+          <w:sz w:val="24"/>
+          <w:szCs w:val="24"/>
+        </w:rPr>
+        <w:br/>
+      </w:r>
+      <w:r>
+        <w:rPr>
+          <w:rFonts w:ascii="Times New Roman" w:eastAsia="华文宋体" w:hAnsi="Times New Roman" w:cs="Times New Roman" w:hint="eastAsia"/>
+          <w:sz w:val="24"/>
+          <w:szCs w:val="24"/>
+        </w:rPr>
+        <w:t xml:space="preserve">[n.] a large piece of farming equipment with one or serval curved blades to dig and trun over soil. </w:t>
+      </w:r>
+      <w:r>
+        <w:rPr>
+          <w:rFonts w:ascii="Times New Roman" w:eastAsia="华文宋体" w:hAnsi="Times New Roman" w:cs="Times New Roman"/>
+          <w:sz w:val="24"/>
+          <w:szCs w:val="24"/>
+        </w:rPr>
+        <w:br/>
+      </w:r>
+      <w:r>
+        <w:rPr>
+          <w:rFonts w:ascii="Times New Roman" w:eastAsia="华文宋体" w:hAnsi="Times New Roman" w:cs="Times New Roman" w:hint="eastAsia"/>
+          <w:sz w:val="24"/>
+          <w:szCs w:val="24"/>
+        </w:rPr>
+        <w:t>[vt.vi.] to dig and trun over a field or other area of land with a plough.</w:t>
+      </w:r>
+    </w:p>
+    <w:p>
+      <w:pPr>
+        <w:rPr>
+          <w:rFonts w:ascii="Times New Roman" w:eastAsia="华文宋体" w:hAnsi="Times New Roman" w:cs="Times New Roman"/>
+          <w:sz w:val="24"/>
+          <w:szCs w:val="24"/>
+        </w:rPr>
+      </w:pPr>
+      <w:r>
+        <w:rPr>
+          <w:rFonts w:ascii="Times New Roman" w:eastAsia="华文宋体" w:hAnsi="Times New Roman" w:cs="Times New Roman" w:hint="eastAsia"/>
+          <w:b/>
+          <w:sz w:val="24"/>
+          <w:szCs w:val="24"/>
+        </w:rPr>
+        <w:t>excavation</w:t>
+      </w:r>
+      <w:r>
+        <w:rPr>
+          <w:rFonts w:ascii="Times New Roman" w:eastAsia="华文宋体" w:hAnsi="Times New Roman" w:cs="Times New Roman" w:hint="eastAsia"/>
+          <w:sz w:val="24"/>
+          <w:szCs w:val="24"/>
+        </w:rPr>
+        <w:t xml:space="preserve"> /</w:t>
+      </w:r>
+      <w:r>
+        <w:rPr>
+          <w:rFonts w:ascii="GWIPA" w:eastAsia="华文宋体" w:hAnsi="GWIPA" w:cs="Times New Roman"/>
+          <w:sz w:val="24"/>
+          <w:szCs w:val="24"/>
+        </w:rPr>
+        <w:t></w:t>
+      </w:r>
+      <w:r>
+        <w:rPr>
+          <w:rFonts w:ascii="GWIPA" w:eastAsia="华文宋体" w:hAnsi="GWIPA" w:cs="Times New Roman"/>
+          <w:sz w:val="24"/>
+          <w:szCs w:val="24"/>
+        </w:rPr>
+        <w:t></w:t>
+      </w:r>
+      <w:r>
+        <w:rPr>
+          <w:rFonts w:ascii="GWIPA" w:eastAsia="华文宋体" w:hAnsi="GWIPA" w:cs="Times New Roman"/>
+          <w:sz w:val="24"/>
+          <w:szCs w:val="24"/>
+        </w:rPr>
+        <w:t></w:t>
+      </w:r>
+      <w:r>
+        <w:rPr>
+          <w:rFonts w:ascii="GWIPA" w:eastAsia="华文宋体" w:hAnsi="GWIPA" w:cs="Times New Roman"/>
+          <w:sz w:val="24"/>
+          <w:szCs w:val="24"/>
+        </w:rPr>
+        <w:t></w:t>
+      </w:r>
+      <w:r>
+        <w:rPr>
+          <w:rFonts w:ascii="GWIPA" w:eastAsia="华文宋体" w:hAnsi="GWIPA" w:cs="Times New Roman"/>
+          <w:sz w:val="24"/>
+          <w:szCs w:val="24"/>
+        </w:rPr>
+        <w:t></w:t>
+      </w:r>
+      <w:r>
+        <w:rPr>
+          <w:rFonts w:ascii="GWIPA" w:eastAsia="华文宋体" w:hAnsi="GWIPA" w:cs="Times New Roman"/>
+          <w:sz w:val="24"/>
+          <w:szCs w:val="24"/>
+        </w:rPr>
+        <w:t></w:t>
+      </w:r>
+      <w:r>
+        <w:rPr>
+          <w:rFonts w:ascii="GWIPA" w:eastAsia="华文宋体" w:hAnsi="GWIPA" w:cs="Times New Roman"/>
+          <w:sz w:val="24"/>
+          <w:szCs w:val="24"/>
+        </w:rPr>
+        <w:t></w:t>
+      </w:r>
+      <w:r>
+        <w:rPr>
+          <w:rFonts w:ascii="GWIPA" w:eastAsia="华文宋体" w:hAnsi="GWIPA" w:cs="Times New Roman"/>
+          <w:sz w:val="24"/>
+          <w:szCs w:val="24"/>
+        </w:rPr>
+        <w:t></w:t>
+      </w:r>
+      <w:r>
+        <w:rPr>
+          <w:rFonts w:ascii="GWIPA" w:eastAsia="华文宋体" w:hAnsi="GWIPA" w:cs="Times New Roman"/>
+          <w:sz w:val="24"/>
+          <w:szCs w:val="24"/>
+        </w:rPr>
+        <w:t></w:t>
+      </w:r>
+      <w:r>
+        <w:rPr>
+          <w:rFonts w:ascii="GWIPA" w:eastAsia="华文宋体" w:hAnsi="GWIPA" w:cs="Times New Roman"/>
+          <w:sz w:val="24"/>
+          <w:szCs w:val="24"/>
+        </w:rPr>
+        <w:t></w:t>
+      </w:r>
+      <w:r>
+        <w:rPr>
+          <w:rFonts w:ascii="GWIPA" w:eastAsia="华文宋体" w:hAnsi="GWIPA" w:cs="Times New Roman"/>
+          <w:sz w:val="24"/>
+          <w:szCs w:val="24"/>
+        </w:rPr>
+        <w:t></w:t>
+      </w:r>
+      <w:r>
+        <w:rPr>
+          <w:rFonts w:ascii="GWIPA" w:eastAsia="华文宋体" w:hAnsi="GWIPA" w:cs="Times New Roman"/>
+          <w:sz w:val="24"/>
+          <w:szCs w:val="24"/>
+        </w:rPr>
+        <w:t></w:t>
+      </w:r>
+      <w:r>
+        <w:rPr>
+          <w:rFonts w:ascii="Times New Roman" w:eastAsia="华文宋体" w:hAnsi="Times New Roman" w:cs="Times New Roman" w:hint="eastAsia"/>
+          <w:sz w:val="24"/>
+          <w:szCs w:val="24"/>
+        </w:rPr>
+        <w:t>/</w:t>
+      </w:r>
+      <w:r>
+        <w:rPr>
+          <w:rFonts w:ascii="Times New Roman" w:eastAsia="华文宋体" w:hAnsi="Times New Roman" w:cs="Times New Roman"/>
+          <w:sz w:val="24"/>
+          <w:szCs w:val="24"/>
+        </w:rPr>
+        <w:br/>
+      </w:r>
+      <w:r>
+        <w:rPr>
+          <w:rFonts w:ascii="Times New Roman" w:eastAsia="华文宋体" w:hAnsi="Times New Roman" w:cs="Times New Roman" w:hint="eastAsia"/>
+          <w:sz w:val="24"/>
+          <w:szCs w:val="24"/>
+        </w:rPr>
+        <w:t>[n.] the activity of diggin</w:t>
+      </w:r>
+      <w:r>
+        <w:rPr>
+          <w:rFonts w:ascii="Times New Roman" w:eastAsia="华文宋体" w:hAnsi="Times New Roman" w:cs="Times New Roman" w:hint="eastAsia"/>
+          <w:sz w:val="24"/>
+          <w:szCs w:val="24"/>
+        </w:rPr>
+        <w:t>g</w:t>
+      </w:r>
+      <w:r>
+        <w:rPr>
+          <w:rFonts w:ascii="Times New Roman" w:eastAsia="华文宋体" w:hAnsi="Times New Roman" w:cs="Times New Roman" w:hint="eastAsia"/>
+          <w:sz w:val="24"/>
+          <w:szCs w:val="24"/>
+        </w:rPr>
+        <w:t xml:space="preserve"> in the ground to look for old buildings or objects that have been buried for a long time.</w:t>
+      </w:r>
+    </w:p>
+    <w:p>
+      <w:pPr>
+        <w:rPr>
+          <w:rFonts w:ascii="Times New Roman" w:eastAsia="华文宋体" w:hAnsi="Times New Roman" w:cs="Times New Roman"/>
+          <w:sz w:val="24"/>
+          <w:szCs w:val="24"/>
+        </w:rPr>
+      </w:pPr>
+      <w:r>
+        <w:rPr>
+          <w:rFonts w:ascii="Times New Roman" w:eastAsia="华文宋体" w:hAnsi="Times New Roman" w:cs="Times New Roman" w:hint="eastAsia"/>
+          <w:b/>
+          <w:sz w:val="24"/>
+          <w:szCs w:val="24"/>
+        </w:rPr>
+        <w:t xml:space="preserve">husbandry </w:t>
+      </w:r>
+      <w:r>
+        <w:rPr>
+          <w:rFonts w:ascii="Times New Roman" w:eastAsia="华文宋体" w:hAnsi="Times New Roman" w:cs="Times New Roman"/>
+          <w:sz w:val="24"/>
+          <w:szCs w:val="24"/>
+        </w:rPr>
+        <w:br/>
+      </w:r>
+      <w:r>
+        <w:rPr>
+          <w:rFonts w:ascii="Times New Roman" w:eastAsia="华文宋体" w:hAnsi="Times New Roman" w:cs="Times New Roman" w:hint="eastAsia"/>
+          <w:sz w:val="24"/>
+          <w:szCs w:val="24"/>
+        </w:rPr>
+        <w:t>[n.] farming, especially when done carefully and well.</w:t>
+      </w:r>
+      <w:r>
+        <w:rPr>
+          <w:rFonts w:ascii="Times New Roman" w:eastAsia="华文宋体" w:hAnsi="Times New Roman" w:cs="Times New Roman"/>
+          <w:sz w:val="24"/>
+          <w:szCs w:val="24"/>
+        </w:rPr>
+        <w:br/>
+      </w:r>
+      <w:r>
+        <w:rPr>
+          <w:rFonts w:ascii="Times New Roman" w:eastAsia="华文宋体" w:hAnsi="Times New Roman" w:cs="Times New Roman" w:hint="eastAsia"/>
+          <w:sz w:val="24"/>
+          <w:szCs w:val="24"/>
+        </w:rPr>
+        <w:t>animal/crop husbandry.</w:t>
+      </w:r>
+    </w:p>
+    <w:p>
+      <w:pPr>
+        <w:rPr>
+          <w:rFonts w:ascii="Times New Roman" w:eastAsia="华文宋体" w:hAnsi="Times New Roman" w:cs="Times New Roman"/>
+          <w:sz w:val="24"/>
+          <w:szCs w:val="24"/>
+        </w:rPr>
+      </w:pPr>
+      <w:r>
+        <w:rPr>
+          <w:rFonts w:ascii="Times New Roman" w:eastAsia="华文宋体" w:hAnsi="Times New Roman" w:cs="Times New Roman" w:hint="eastAsia"/>
+          <w:b/>
+          <w:sz w:val="24"/>
+          <w:szCs w:val="24"/>
+        </w:rPr>
         <w:lastRenderedPageBreak/>
-        <w:t>hunter-gatherer</w:t>
-      </w:r>
-      <w:r>
-        <w:rPr>
-          <w:rFonts w:ascii="Times New Roman" w:eastAsia="华文宋体" w:hAnsi="Times New Roman" w:cs="Times New Roman"/>
-          <w:sz w:val="24"/>
-          <w:szCs w:val="24"/>
-        </w:rPr>
-        <w:br/>
-      </w:r>
-      <w:r>
-        <w:rPr>
-          <w:rFonts w:ascii="Times New Roman" w:eastAsia="华文宋体" w:hAnsi="Times New Roman" w:cs="Times New Roman" w:hint="eastAsia"/>
-          <w:sz w:val="24"/>
-          <w:szCs w:val="24"/>
-        </w:rPr>
-        <w:t>a number of a group of people who do not live in one place but move around and live by hunting, fishing and gathering plants</w:t>
-      </w:r>
-    </w:p>
-    <w:p>
-      <w:pPr>
-        <w:rPr>
-          <w:rFonts w:ascii="Times New Roman" w:eastAsia="华文宋体" w:hAnsi="Times New Roman" w:cs="Times New Roman"/>
-          <w:sz w:val="24"/>
-          <w:szCs w:val="24"/>
-        </w:rPr>
-      </w:pPr>
-      <w:r>
-        <w:rPr>
-          <w:rFonts w:ascii="Times New Roman" w:eastAsia="华文宋体" w:hAnsi="Times New Roman" w:cs="Times New Roman" w:hint="eastAsia"/>
-          <w:b/>
-          <w:sz w:val="24"/>
-          <w:szCs w:val="24"/>
-        </w:rPr>
-        <w:t>beforehand</w:t>
-      </w:r>
-      <w:r>
-        <w:rPr>
-          <w:rFonts w:ascii="Times New Roman" w:eastAsia="华文宋体" w:hAnsi="Times New Roman" w:cs="Times New Roman"/>
-          <w:b/>
-          <w:sz w:val="24"/>
-          <w:szCs w:val="24"/>
-        </w:rPr>
-        <w:br/>
-      </w:r>
-      <w:r>
-        <w:rPr>
-          <w:rFonts w:ascii="Times New Roman" w:eastAsia="华文宋体" w:hAnsi="Times New Roman" w:cs="Times New Roman" w:hint="eastAsia"/>
-          <w:sz w:val="24"/>
-          <w:szCs w:val="24"/>
-        </w:rPr>
-        <w:t>[adv.]</w:t>
-      </w:r>
-      <w:r>
-        <w:rPr>
-          <w:rFonts w:ascii="Times New Roman" w:eastAsia="华文宋体" w:hAnsi="Times New Roman" w:cs="Times New Roman"/>
-          <w:sz w:val="24"/>
-          <w:szCs w:val="24"/>
-        </w:rPr>
-        <w:br/>
-      </w:r>
-      <w:r>
-        <w:rPr>
-          <w:rFonts w:ascii="Times New Roman" w:eastAsia="华文宋体" w:hAnsi="Times New Roman" w:cs="Times New Roman" w:hint="eastAsia"/>
-          <w:sz w:val="24"/>
-          <w:szCs w:val="24"/>
-        </w:rPr>
-        <w:t>earlier; before something else happens or is done</w:t>
-      </w:r>
-      <w:r>
-        <w:rPr>
-          <w:rFonts w:ascii="Times New Roman" w:eastAsia="华文宋体" w:hAnsi="Times New Roman" w:cs="Times New Roman"/>
-          <w:sz w:val="24"/>
-          <w:szCs w:val="24"/>
-        </w:rPr>
-        <w:br/>
-      </w:r>
-      <w:r>
-        <w:rPr>
-          <w:rFonts w:ascii="Times New Roman" w:eastAsia="华文宋体" w:hAnsi="Times New Roman" w:cs="Times New Roman" w:hint="eastAsia"/>
-          <w:sz w:val="24"/>
-          <w:szCs w:val="24"/>
-        </w:rPr>
-        <w:t>I wish we</w:t>
-      </w:r>
-      <w:r>
-        <w:rPr>
-          <w:rFonts w:ascii="Times New Roman" w:eastAsia="华文宋体" w:hAnsi="Times New Roman" w:cs="Times New Roman"/>
-          <w:sz w:val="24"/>
-          <w:szCs w:val="24"/>
-        </w:rPr>
-        <w:t>’</w:t>
-      </w:r>
-      <w:r>
-        <w:rPr>
-          <w:rFonts w:ascii="Times New Roman" w:eastAsia="华文宋体" w:hAnsi="Times New Roman" w:cs="Times New Roman" w:hint="eastAsia"/>
-          <w:sz w:val="24"/>
-          <w:szCs w:val="24"/>
-        </w:rPr>
-        <w:t xml:space="preserve">d known about it </w:t>
-      </w:r>
-      <w:r>
-        <w:rPr>
-          <w:rFonts w:ascii="Times New Roman" w:eastAsia="华文宋体" w:hAnsi="Times New Roman" w:cs="Times New Roman" w:hint="eastAsia"/>
-          <w:sz w:val="24"/>
-          <w:szCs w:val="24"/>
-        </w:rPr>
-        <w:t>beforehand.</w:t>
-      </w:r>
-    </w:p>
-    <w:p>
-      <w:pPr>
-        <w:rPr>
-          <w:rFonts w:ascii="Times New Roman" w:eastAsia="华文宋体" w:hAnsi="Times New Roman" w:cs="Times New Roman"/>
-          <w:sz w:val="24"/>
-          <w:szCs w:val="24"/>
-        </w:rPr>
-      </w:pPr>
-      <w:r>
-        <w:rPr>
-          <w:rFonts w:ascii="Times New Roman" w:eastAsia="华文宋体" w:hAnsi="Times New Roman" w:cs="Times New Roman" w:hint="eastAsia"/>
-          <w:b/>
-          <w:sz w:val="24"/>
-          <w:szCs w:val="24"/>
-        </w:rPr>
-        <w:t xml:space="preserve">viable </w:t>
-      </w:r>
-      <w:r>
-        <w:rPr>
-          <w:rFonts w:ascii="Times New Roman" w:eastAsia="华文宋体" w:hAnsi="Times New Roman" w:cs="Times New Roman"/>
-          <w:b/>
-          <w:sz w:val="24"/>
-          <w:szCs w:val="24"/>
-        </w:rPr>
-        <w:br/>
-      </w:r>
-      <w:r>
-        <w:rPr>
-          <w:rFonts w:ascii="Times New Roman" w:eastAsia="华文宋体" w:hAnsi="Times New Roman" w:cs="Times New Roman" w:hint="eastAsia"/>
-          <w:sz w:val="24"/>
-          <w:szCs w:val="24"/>
-        </w:rPr>
-        <w:t xml:space="preserve">[adj.] capable of developing and surviving independently. </w:t>
-      </w:r>
-      <w:r>
-        <w:rPr>
-          <w:rFonts w:ascii="Times New Roman" w:eastAsia="华文宋体" w:hAnsi="Times New Roman" w:cs="Times New Roman"/>
-          <w:sz w:val="24"/>
-          <w:szCs w:val="24"/>
-        </w:rPr>
-        <w:br/>
-      </w:r>
-      <w:r>
-        <w:rPr>
-          <w:rFonts w:ascii="Times New Roman" w:eastAsia="华文宋体" w:hAnsi="Times New Roman" w:cs="Times New Roman" w:hint="eastAsia"/>
-          <w:sz w:val="24"/>
-          <w:szCs w:val="24"/>
-        </w:rPr>
-        <w:t xml:space="preserve">to establish a viable population. </w:t>
-      </w:r>
-    </w:p>
-    <w:p>
-      <w:pPr>
-        <w:rPr>
-          <w:rFonts w:ascii="Times New Roman" w:eastAsia="华文宋体" w:hAnsi="Times New Roman" w:cs="Times New Roman"/>
-          <w:sz w:val="24"/>
-          <w:szCs w:val="24"/>
-        </w:rPr>
-      </w:pPr>
-      <w:r>
-        <w:rPr>
-          <w:rFonts w:ascii="Times New Roman" w:eastAsia="华文宋体" w:hAnsi="Times New Roman" w:cs="Times New Roman" w:hint="eastAsia"/>
-          <w:b/>
-          <w:sz w:val="24"/>
-          <w:szCs w:val="24"/>
-        </w:rPr>
-        <w:t>sufficient</w:t>
-      </w:r>
-      <w:r>
-        <w:rPr>
-          <w:rFonts w:ascii="Times New Roman" w:eastAsia="华文宋体" w:hAnsi="Times New Roman" w:cs="Times New Roman"/>
-          <w:sz w:val="24"/>
-          <w:szCs w:val="24"/>
-        </w:rPr>
-        <w:br/>
-      </w:r>
-      <w:r>
-        <w:rPr>
-          <w:rFonts w:ascii="Times New Roman" w:eastAsia="华文宋体" w:hAnsi="Times New Roman" w:cs="Times New Roman" w:hint="eastAsia"/>
-          <w:sz w:val="24"/>
-          <w:szCs w:val="24"/>
-        </w:rPr>
-        <w:t>[adj.] enough for a particular purpose.</w:t>
-      </w:r>
-      <w:r>
-        <w:rPr>
-          <w:rFonts w:ascii="Times New Roman" w:eastAsia="华文宋体" w:hAnsi="Times New Roman" w:cs="Times New Roman"/>
-          <w:sz w:val="24"/>
-          <w:szCs w:val="24"/>
-        </w:rPr>
-        <w:br/>
-      </w:r>
-      <w:r>
-        <w:rPr>
-          <w:rFonts w:ascii="Times New Roman" w:eastAsia="华文宋体" w:hAnsi="Times New Roman" w:cs="Times New Roman" w:hint="eastAsia"/>
-          <w:sz w:val="24"/>
-          <w:szCs w:val="24"/>
-        </w:rPr>
-        <w:t>e.g. a sufficient number of men and women were transported to Ireland.</w:t>
-      </w:r>
-    </w:p>
-    <w:p>
-      <w:pPr>
-        <w:rPr>
-          <w:rFonts w:ascii="Times New Roman" w:eastAsia="华文宋体" w:hAnsi="Times New Roman" w:cs="Times New Roman"/>
-          <w:sz w:val="24"/>
-          <w:szCs w:val="24"/>
-        </w:rPr>
-      </w:pPr>
-      <w:r>
-        <w:rPr>
-          <w:rFonts w:ascii="Times New Roman" w:eastAsia="华文宋体" w:hAnsi="Times New Roman" w:cs="Times New Roman" w:hint="eastAsia"/>
-          <w:b/>
-          <w:sz w:val="24"/>
-          <w:szCs w:val="24"/>
-        </w:rPr>
-        <w:t>descend</w:t>
-      </w:r>
-      <w:r>
-        <w:rPr>
-          <w:rFonts w:ascii="Times New Roman" w:eastAsia="华文宋体" w:hAnsi="Times New Roman" w:cs="Times New Roman"/>
+        <w:t>quarry</w:t>
+      </w:r>
+      <w:r>
+        <w:rPr>
+          <w:rFonts w:ascii="Times New Roman" w:eastAsia="华文宋体" w:hAnsi="Times New Roman" w:cs="Times New Roman" w:hint="eastAsia"/>
+          <w:sz w:val="24"/>
+          <w:szCs w:val="24"/>
+        </w:rPr>
+        <w:t xml:space="preserve"> /</w:t>
+      </w:r>
+      <w:r>
+        <w:rPr>
+          <w:rFonts w:ascii="GWIPA" w:eastAsia="华文宋体" w:hAnsi="GWIPA" w:cs="Times New Roman"/>
+          <w:sz w:val="24"/>
+          <w:szCs w:val="24"/>
+        </w:rPr>
+        <w:t></w:t>
+      </w:r>
+      <w:r>
+        <w:rPr>
+          <w:rFonts w:ascii="GWIPA" w:eastAsia="华文宋体" w:hAnsi="GWIPA" w:cs="Times New Roman"/>
+          <w:sz w:val="24"/>
+          <w:szCs w:val="24"/>
+        </w:rPr>
+        <w:t></w:t>
+      </w:r>
+      <w:r>
+        <w:rPr>
+          <w:rFonts w:ascii="GWIPA" w:eastAsia="华文宋体" w:hAnsi="GWIPA" w:cs="Times New Roman"/>
+          <w:sz w:val="24"/>
+          <w:szCs w:val="24"/>
+        </w:rPr>
+        <w:t></w:t>
+      </w:r>
+      <w:r>
+        <w:rPr>
+          <w:rFonts w:ascii="GWIPA" w:eastAsia="华文宋体" w:hAnsi="GWIPA" w:cs="Times New Roman"/>
+          <w:sz w:val="24"/>
+          <w:szCs w:val="24"/>
+        </w:rPr>
+        <w:t></w:t>
+      </w:r>
+      <w:r>
+        <w:rPr>
+          <w:rFonts w:ascii="GWIPA" w:eastAsia="华文宋体" w:hAnsi="GWIPA" w:cs="Times New Roman"/>
+          <w:sz w:val="24"/>
+          <w:szCs w:val="24"/>
+        </w:rPr>
+        <w:t></w:t>
+      </w:r>
+      <w:r>
+        <w:rPr>
+          <w:rFonts w:ascii="GWIPA" w:eastAsia="华文宋体" w:hAnsi="GWIPA" w:cs="Times New Roman"/>
+          <w:sz w:val="24"/>
+          <w:szCs w:val="24"/>
+        </w:rPr>
+        <w:t></w:t>
+      </w:r>
+      <w:r>
+        <w:rPr>
+          <w:rFonts w:ascii="GWIPA" w:eastAsia="华文宋体" w:hAnsi="GWIPA" w:cs="Times New Roman"/>
+          <w:sz w:val="24"/>
+          <w:szCs w:val="24"/>
+        </w:rPr>
+        <w:t></w:t>
+      </w:r>
+      <w:r>
+        <w:rPr>
+          <w:rFonts w:ascii="GWIPA" w:eastAsia="华文宋体" w:hAnsi="GWIPA" w:cs="Times New Roman"/>
+          <w:sz w:val="24"/>
+          <w:szCs w:val="24"/>
+        </w:rPr>
+        <w:br/>
+      </w:r>
+      <w:r>
+        <w:rPr>
+          <w:rFonts w:ascii="Times New Roman" w:eastAsia="华文宋体" w:hAnsi="Times New Roman" w:cs="Times New Roman" w:hint="eastAsia"/>
+          <w:sz w:val="24"/>
+          <w:szCs w:val="24"/>
+        </w:rPr>
+        <w:t>[C.] a place where large amounts of stone, etc. are dug out of the ground.</w:t>
+      </w:r>
+      <w:r>
+        <w:rPr>
+          <w:rFonts w:ascii="Times New Roman" w:eastAsia="华文宋体" w:hAnsi="Times New Roman" w:cs="Times New Roman"/>
+          <w:sz w:val="24"/>
+          <w:szCs w:val="24"/>
+        </w:rPr>
+        <w:br/>
+      </w:r>
+      <w:r>
+        <w:rPr>
+          <w:rFonts w:ascii="Times New Roman" w:eastAsia="华文宋体" w:hAnsi="Times New Roman" w:cs="Times New Roman" w:hint="eastAsia"/>
+          <w:sz w:val="24"/>
+          <w:szCs w:val="24"/>
+        </w:rPr>
+        <w:t>a slate quarry.</w:t>
+      </w:r>
+    </w:p>
+    <w:p>
+      <w:pPr>
+        <w:rPr>
+          <w:rFonts w:ascii="Times New Roman" w:eastAsia="华文宋体" w:hAnsi="Times New Roman" w:cs="Times New Roman"/>
+          <w:sz w:val="24"/>
+          <w:szCs w:val="24"/>
+        </w:rPr>
+      </w:pPr>
+      <w:r>
+        <w:rPr>
+          <w:rFonts w:ascii="Times New Roman" w:eastAsia="华文宋体" w:hAnsi="Times New Roman" w:cs="Times New Roman" w:hint="eastAsia"/>
+          <w:b/>
+          <w:sz w:val="24"/>
+          <w:szCs w:val="24"/>
+        </w:rPr>
+        <w:t>sheer</w:t>
+      </w:r>
+      <w:r>
+        <w:rPr>
+          <w:rFonts w:ascii="Times New Roman" w:eastAsia="华文宋体" w:hAnsi="Times New Roman" w:cs="Times New Roman"/>
+          <w:sz w:val="24"/>
+          <w:szCs w:val="24"/>
+        </w:rPr>
+        <w:br/>
+      </w:r>
+      <w:r>
+        <w:rPr>
+          <w:rFonts w:ascii="Times New Roman" w:eastAsia="华文宋体" w:hAnsi="Times New Roman" w:cs="Times New Roman" w:hint="eastAsia"/>
+          <w:sz w:val="24"/>
+          <w:szCs w:val="24"/>
+        </w:rPr>
+        <w:t>[adj.] used to emphasize the size, degree or amount of sth.</w:t>
+      </w:r>
+      <w:r>
+        <w:rPr>
+          <w:rFonts w:ascii="Times New Roman" w:eastAsia="华文宋体" w:hAnsi="Times New Roman" w:cs="Times New Roman" w:hint="eastAsia"/>
+          <w:sz w:val="24"/>
+          <w:szCs w:val="24"/>
+        </w:rPr>
+        <w:t xml:space="preserve"> </w:t>
+      </w:r>
+      <w:r>
+        <w:rPr>
+          <w:rFonts w:ascii="Times New Roman" w:eastAsia="华文宋体" w:hAnsi="Times New Roman" w:cs="Times New Roman" w:hint="eastAsia"/>
+          <w:sz w:val="24"/>
+          <w:szCs w:val="24"/>
+        </w:rPr>
+        <w:t>(</w:t>
+      </w:r>
+      <w:r>
+        <w:rPr>
+          <w:rFonts w:ascii="Times New Roman" w:eastAsia="华文宋体" w:hAnsi="Times New Roman" w:cs="Times New Roman" w:hint="eastAsia"/>
+          <w:sz w:val="24"/>
+          <w:szCs w:val="24"/>
+        </w:rPr>
+        <w:t>As far as I know, t</w:t>
+      </w:r>
+      <w:r>
+        <w:rPr>
+          <w:rFonts w:ascii="Times New Roman" w:eastAsia="华文宋体" w:hAnsi="Times New Roman" w:cs="Times New Roman" w:hint="eastAsia"/>
+          <w:sz w:val="24"/>
+          <w:szCs w:val="24"/>
+        </w:rPr>
+        <w:t>here is non any coordinated Chinese words to it.)</w:t>
+      </w:r>
+      <w:r>
+        <w:rPr>
+          <w:rFonts w:ascii="Times New Roman" w:eastAsia="华文宋体" w:hAnsi="Times New Roman" w:cs="Times New Roman"/>
+          <w:sz w:val="24"/>
+          <w:szCs w:val="24"/>
+        </w:rPr>
+        <w:br/>
+      </w:r>
+      <w:r>
+        <w:rPr>
+          <w:rFonts w:ascii="Times New Roman" w:eastAsia="华文宋体" w:hAnsi="Times New Roman" w:cs="Times New Roman" w:hint="eastAsia"/>
+          <w:b/>
+          <w:sz w:val="24"/>
+          <w:szCs w:val="24"/>
+        </w:rPr>
+        <w:t>sheer volume</w:t>
+      </w:r>
+      <w:r>
+        <w:rPr>
+          <w:rFonts w:ascii="Times New Roman" w:eastAsia="华文宋体" w:hAnsi="Times New Roman" w:cs="Times New Roman" w:hint="eastAsia"/>
+          <w:sz w:val="24"/>
+          <w:szCs w:val="24"/>
+        </w:rPr>
+        <w:t xml:space="preserve"> of animal</w:t>
+      </w:r>
+      <w:r>
+        <w:rPr>
+          <w:rFonts w:ascii="Times New Roman" w:eastAsia="华文宋体" w:hAnsi="Times New Roman" w:cs="Times New Roman" w:hint="eastAsia"/>
+          <w:sz w:val="24"/>
+          <w:szCs w:val="24"/>
+        </w:rPr>
+        <w:t>.</w:t>
+      </w:r>
+      <w:r>
+        <w:rPr>
+          <w:rFonts w:ascii="Times New Roman" w:eastAsia="华文宋体" w:hAnsi="Times New Roman" w:cs="Times New Roman"/>
+          <w:sz w:val="24"/>
+          <w:szCs w:val="24"/>
+        </w:rPr>
+        <w:br/>
+      </w:r>
+      <w:r>
+        <w:rPr>
+          <w:rFonts w:ascii="Times New Roman" w:eastAsia="华文宋体" w:hAnsi="Times New Roman" w:cs="Times New Roman" w:hint="eastAsia"/>
+          <w:sz w:val="24"/>
+          <w:szCs w:val="24"/>
+        </w:rPr>
+        <w:t xml:space="preserve">The area is under threat from the sheer number of tourists using it. </w:t>
+      </w:r>
+    </w:p>
+    <w:p>
+      <w:pPr>
+        <w:rPr>
+          <w:rFonts w:ascii="Times New Roman" w:eastAsia="华文宋体" w:hAnsi="Times New Roman" w:cs="Times New Roman"/>
+          <w:sz w:val="24"/>
+          <w:szCs w:val="24"/>
+        </w:rPr>
+      </w:pPr>
+      <w:r>
+        <w:rPr>
+          <w:rFonts w:ascii="Times New Roman" w:eastAsia="华文宋体" w:hAnsi="Times New Roman" w:cs="Times New Roman" w:hint="eastAsia"/>
+          <w:b/>
+          <w:sz w:val="24"/>
+          <w:szCs w:val="24"/>
+        </w:rPr>
+        <w:t xml:space="preserve">retain </w:t>
+      </w:r>
+      <w:r>
+        <w:rPr>
+          <w:rFonts w:ascii="Times New Roman" w:eastAsia="华文宋体" w:hAnsi="Times New Roman" w:cs="Times New Roman"/>
+          <w:sz w:val="24"/>
+          <w:szCs w:val="24"/>
+        </w:rPr>
+        <w:br/>
+      </w:r>
+      <w:r>
+        <w:rPr>
+          <w:rFonts w:ascii="Times New Roman" w:eastAsia="华文宋体" w:hAnsi="Times New Roman" w:cs="Times New Roman" w:hint="eastAsia"/>
+          <w:sz w:val="24"/>
+          <w:szCs w:val="24"/>
+        </w:rPr>
+        <w:t>[vt.] to keep something.</w:t>
+      </w:r>
+      <w:r>
+        <w:rPr>
+          <w:rFonts w:ascii="Times New Roman" w:eastAsia="华文宋体" w:hAnsi="Times New Roman" w:cs="Times New Roman"/>
+          <w:sz w:val="24"/>
+          <w:szCs w:val="24"/>
+        </w:rPr>
+        <w:br/>
+      </w:r>
+      <w:r>
+        <w:rPr>
+          <w:rFonts w:ascii="Times New Roman" w:eastAsia="华文宋体" w:hAnsi="Times New Roman" w:cs="Times New Roman" w:hint="eastAsia"/>
+          <w:sz w:val="24"/>
+          <w:szCs w:val="24"/>
+        </w:rPr>
+        <w:t xml:space="preserve">This would have helped the pots to retain water. </w:t>
+      </w:r>
+    </w:p>
+    <w:p>
+      <w:pPr>
+        <w:rPr>
+          <w:rFonts w:ascii="Times New Roman" w:eastAsia="华文宋体" w:hAnsi="Times New Roman" w:cs="Times New Roman"/>
+          <w:sz w:val="24"/>
+          <w:szCs w:val="24"/>
+        </w:rPr>
+      </w:pPr>
+      <w:r>
+        <w:rPr>
+          <w:rFonts w:ascii="Times New Roman" w:eastAsia="华文宋体" w:hAnsi="Times New Roman" w:cs="Times New Roman" w:hint="eastAsia"/>
+          <w:b/>
+          <w:sz w:val="24"/>
+          <w:szCs w:val="24"/>
+        </w:rPr>
+        <w:t xml:space="preserve">glaze </w:t>
+      </w:r>
+      <w:r>
+        <w:rPr>
+          <w:rFonts w:ascii="Times New Roman" w:eastAsia="华文宋体" w:hAnsi="Times New Roman" w:cs="Times New Roman"/>
+          <w:b/>
           <w:sz w:val="24"/>
           <w:szCs w:val="24"/>
         </w:rPr>
@@ -5957,638 +6888,6 @@
           <w:sz w:val="24"/>
           <w:szCs w:val="24"/>
         </w:rPr>
-        <w:t xml:space="preserve">be a blood relative of </w:t>
-      </w:r>
-    </w:p>
-    <w:p>
-      <w:pPr>
-        <w:rPr>
-          <w:rFonts w:ascii="Times New Roman" w:eastAsia="华文宋体" w:hAnsi="Times New Roman" w:cs="Times New Roman"/>
-          <w:sz w:val="24"/>
-          <w:szCs w:val="24"/>
-        </w:rPr>
-      </w:pPr>
-      <w:r>
-        <w:rPr>
-          <w:rFonts w:ascii="Times New Roman" w:eastAsia="华文宋体" w:hAnsi="Times New Roman" w:cs="Times New Roman" w:hint="eastAsia"/>
-          <w:b/>
-          <w:sz w:val="24"/>
-          <w:szCs w:val="24"/>
-        </w:rPr>
-        <w:t>plough</w:t>
-      </w:r>
-      <w:r>
-        <w:rPr>
-          <w:rFonts w:ascii="Times New Roman" w:eastAsia="华文宋体" w:hAnsi="Times New Roman" w:cs="Times New Roman" w:hint="eastAsia"/>
-          <w:sz w:val="24"/>
-          <w:szCs w:val="24"/>
-        </w:rPr>
-        <w:t xml:space="preserve"> /</w:t>
-      </w:r>
-      <w:r>
-        <w:rPr>
-          <w:rFonts w:ascii="GWIPA" w:eastAsia="华文宋体" w:hAnsi="GWIPA" w:cs="Times New Roman"/>
-          <w:sz w:val="24"/>
-          <w:szCs w:val="24"/>
-        </w:rPr>
-        <w:t></w:t>
-      </w:r>
-      <w:r>
-        <w:rPr>
-          <w:rFonts w:ascii="GWIPA" w:eastAsia="华文宋体" w:hAnsi="GWIPA" w:cs="Times New Roman"/>
-          <w:sz w:val="24"/>
-          <w:szCs w:val="24"/>
-        </w:rPr>
-        <w:t></w:t>
-      </w:r>
-      <w:r>
-        <w:rPr>
-          <w:rFonts w:ascii="GWIPA" w:eastAsia="华文宋体" w:hAnsi="GWIPA" w:cs="Times New Roman"/>
-          <w:sz w:val="24"/>
-          <w:szCs w:val="24"/>
-        </w:rPr>
-        <w:t></w:t>
-      </w:r>
-      <w:r>
-        <w:rPr>
-          <w:rFonts w:ascii="GWIPA" w:eastAsia="华文宋体" w:hAnsi="GWIPA" w:cs="Times New Roman"/>
-          <w:sz w:val="24"/>
-          <w:szCs w:val="24"/>
-        </w:rPr>
-        <w:t></w:t>
-      </w:r>
-      <w:r>
-        <w:rPr>
-          <w:rFonts w:ascii="Times New Roman" w:eastAsia="华文宋体" w:hAnsi="Times New Roman" w:cs="Times New Roman" w:hint="eastAsia"/>
-          <w:sz w:val="24"/>
-          <w:szCs w:val="24"/>
-        </w:rPr>
-        <w:t>/</w:t>
-      </w:r>
-      <w:r>
-        <w:rPr>
-          <w:rFonts w:ascii="Times New Roman" w:eastAsia="华文宋体" w:hAnsi="Times New Roman" w:cs="Times New Roman"/>
-          <w:sz w:val="24"/>
-          <w:szCs w:val="24"/>
-        </w:rPr>
-        <w:br/>
-      </w:r>
-      <w:r>
-        <w:rPr>
-          <w:rFonts w:ascii="Times New Roman" w:eastAsia="华文宋体" w:hAnsi="Times New Roman" w:cs="Times New Roman" w:hint="eastAsia"/>
-          <w:sz w:val="24"/>
-          <w:szCs w:val="24"/>
-        </w:rPr>
-        <w:t xml:space="preserve">[n.] a large piece of farming equipment with one or serval curved blades to dig and trun over soil. </w:t>
-      </w:r>
-      <w:r>
-        <w:rPr>
-          <w:rFonts w:ascii="Times New Roman" w:eastAsia="华文宋体" w:hAnsi="Times New Roman" w:cs="Times New Roman"/>
-          <w:sz w:val="24"/>
-          <w:szCs w:val="24"/>
-        </w:rPr>
-        <w:br/>
-      </w:r>
-      <w:r>
-        <w:rPr>
-          <w:rFonts w:ascii="Times New Roman" w:eastAsia="华文宋体" w:hAnsi="Times New Roman" w:cs="Times New Roman" w:hint="eastAsia"/>
-          <w:sz w:val="24"/>
-          <w:szCs w:val="24"/>
-        </w:rPr>
-        <w:t>[vt.vi.] to dig and trun over a field or other area of land with a plough.</w:t>
-      </w:r>
-    </w:p>
-    <w:p>
-      <w:pPr>
-        <w:rPr>
-          <w:rFonts w:ascii="Times New Roman" w:eastAsia="华文宋体" w:hAnsi="Times New Roman" w:cs="Times New Roman"/>
-          <w:sz w:val="24"/>
-          <w:szCs w:val="24"/>
-        </w:rPr>
-      </w:pPr>
-      <w:r>
-        <w:rPr>
-          <w:rFonts w:ascii="Times New Roman" w:eastAsia="华文宋体" w:hAnsi="Times New Roman" w:cs="Times New Roman" w:hint="eastAsia"/>
-          <w:b/>
-          <w:sz w:val="24"/>
-          <w:szCs w:val="24"/>
-        </w:rPr>
-        <w:t>excavation</w:t>
-      </w:r>
-      <w:r>
-        <w:rPr>
-          <w:rFonts w:ascii="Times New Roman" w:eastAsia="华文宋体" w:hAnsi="Times New Roman" w:cs="Times New Roman" w:hint="eastAsia"/>
-          <w:sz w:val="24"/>
-          <w:szCs w:val="24"/>
-        </w:rPr>
-        <w:t xml:space="preserve"> /</w:t>
-      </w:r>
-      <w:r>
-        <w:rPr>
-          <w:rFonts w:ascii="GWIPA" w:eastAsia="华文宋体" w:hAnsi="GWIPA" w:cs="Times New Roman"/>
-          <w:sz w:val="24"/>
-          <w:szCs w:val="24"/>
-        </w:rPr>
-        <w:t></w:t>
-      </w:r>
-      <w:r>
-        <w:rPr>
-          <w:rFonts w:ascii="GWIPA" w:eastAsia="华文宋体" w:hAnsi="GWIPA" w:cs="Times New Roman"/>
-          <w:sz w:val="24"/>
-          <w:szCs w:val="24"/>
-        </w:rPr>
-        <w:t></w:t>
-      </w:r>
-      <w:r>
-        <w:rPr>
-          <w:rFonts w:ascii="GWIPA" w:eastAsia="华文宋体" w:hAnsi="GWIPA" w:cs="Times New Roman"/>
-          <w:sz w:val="24"/>
-          <w:szCs w:val="24"/>
-        </w:rPr>
-        <w:t></w:t>
-      </w:r>
-      <w:r>
-        <w:rPr>
-          <w:rFonts w:ascii="GWIPA" w:eastAsia="华文宋体" w:hAnsi="GWIPA" w:cs="Times New Roman"/>
-          <w:sz w:val="24"/>
-          <w:szCs w:val="24"/>
-        </w:rPr>
-        <w:t></w:t>
-      </w:r>
-      <w:r>
-        <w:rPr>
-          <w:rFonts w:ascii="GWIPA" w:eastAsia="华文宋体" w:hAnsi="GWIPA" w:cs="Times New Roman"/>
-          <w:sz w:val="24"/>
-          <w:szCs w:val="24"/>
-        </w:rPr>
-        <w:t></w:t>
-      </w:r>
-      <w:r>
-        <w:rPr>
-          <w:rFonts w:ascii="GWIPA" w:eastAsia="华文宋体" w:hAnsi="GWIPA" w:cs="Times New Roman"/>
-          <w:sz w:val="24"/>
-          <w:szCs w:val="24"/>
-        </w:rPr>
-        <w:t></w:t>
-      </w:r>
-      <w:r>
-        <w:rPr>
-          <w:rFonts w:ascii="GWIPA" w:eastAsia="华文宋体" w:hAnsi="GWIPA" w:cs="Times New Roman"/>
-          <w:sz w:val="24"/>
-          <w:szCs w:val="24"/>
-        </w:rPr>
-        <w:t></w:t>
-      </w:r>
-      <w:r>
-        <w:rPr>
-          <w:rFonts w:ascii="GWIPA" w:eastAsia="华文宋体" w:hAnsi="GWIPA" w:cs="Times New Roman"/>
-          <w:sz w:val="24"/>
-          <w:szCs w:val="24"/>
-        </w:rPr>
-        <w:t></w:t>
-      </w:r>
-      <w:r>
-        <w:rPr>
-          <w:rFonts w:ascii="GWIPA" w:eastAsia="华文宋体" w:hAnsi="GWIPA" w:cs="Times New Roman"/>
-          <w:sz w:val="24"/>
-          <w:szCs w:val="24"/>
-        </w:rPr>
-        <w:t></w:t>
-      </w:r>
-      <w:r>
-        <w:rPr>
-          <w:rFonts w:ascii="GWIPA" w:eastAsia="华文宋体" w:hAnsi="GWIPA" w:cs="Times New Roman"/>
-          <w:sz w:val="24"/>
-          <w:szCs w:val="24"/>
-        </w:rPr>
-        <w:t></w:t>
-      </w:r>
-      <w:r>
-        <w:rPr>
-          <w:rFonts w:ascii="GWIPA" w:eastAsia="华文宋体" w:hAnsi="GWIPA" w:cs="Times New Roman"/>
-          <w:sz w:val="24"/>
-          <w:szCs w:val="24"/>
-        </w:rPr>
-        <w:t></w:t>
-      </w:r>
-      <w:r>
-        <w:rPr>
-          <w:rFonts w:ascii="GWIPA" w:eastAsia="华文宋体" w:hAnsi="GWIPA" w:cs="Times New Roman"/>
-          <w:sz w:val="24"/>
-          <w:szCs w:val="24"/>
-        </w:rPr>
-        <w:t></w:t>
-      </w:r>
-      <w:r>
-        <w:rPr>
-          <w:rFonts w:ascii="Times New Roman" w:eastAsia="华文宋体" w:hAnsi="Times New Roman" w:cs="Times New Roman" w:hint="eastAsia"/>
-          <w:sz w:val="24"/>
-          <w:szCs w:val="24"/>
-        </w:rPr>
-        <w:t>/</w:t>
-      </w:r>
-      <w:r>
-        <w:rPr>
-          <w:rFonts w:ascii="Times New Roman" w:eastAsia="华文宋体" w:hAnsi="Times New Roman" w:cs="Times New Roman"/>
-          <w:sz w:val="24"/>
-          <w:szCs w:val="24"/>
-        </w:rPr>
-        <w:br/>
-      </w:r>
-      <w:r>
-        <w:rPr>
-          <w:rFonts w:ascii="Times New Roman" w:eastAsia="华文宋体" w:hAnsi="Times New Roman" w:cs="Times New Roman" w:hint="eastAsia"/>
-          <w:sz w:val="24"/>
-          <w:szCs w:val="24"/>
-        </w:rPr>
-        <w:t>[n.] the activity of diggin</w:t>
-      </w:r>
-      <w:r>
-        <w:rPr>
-          <w:rFonts w:ascii="Times New Roman" w:eastAsia="华文宋体" w:hAnsi="Times New Roman" w:cs="Times New Roman" w:hint="eastAsia"/>
-          <w:sz w:val="24"/>
-          <w:szCs w:val="24"/>
-        </w:rPr>
-        <w:t>g</w:t>
-      </w:r>
-      <w:r>
-        <w:rPr>
-          <w:rFonts w:ascii="Times New Roman" w:eastAsia="华文宋体" w:hAnsi="Times New Roman" w:cs="Times New Roman" w:hint="eastAsia"/>
-          <w:sz w:val="24"/>
-          <w:szCs w:val="24"/>
-        </w:rPr>
-        <w:t xml:space="preserve"> in the ground to look for old buildings or objects that have been buried for a long time.</w:t>
-      </w:r>
-    </w:p>
-    <w:p>
-      <w:pPr>
-        <w:rPr>
-          <w:rFonts w:ascii="Times New Roman" w:eastAsia="华文宋体" w:hAnsi="Times New Roman" w:cs="Times New Roman"/>
-          <w:sz w:val="24"/>
-          <w:szCs w:val="24"/>
-        </w:rPr>
-      </w:pPr>
-      <w:r>
-        <w:rPr>
-          <w:rFonts w:ascii="Times New Roman" w:eastAsia="华文宋体" w:hAnsi="Times New Roman" w:cs="Times New Roman" w:hint="eastAsia"/>
-          <w:b/>
-          <w:sz w:val="24"/>
-          <w:szCs w:val="24"/>
-        </w:rPr>
-        <w:t xml:space="preserve">husbandry </w:t>
-      </w:r>
-      <w:r>
-        <w:rPr>
-          <w:rFonts w:ascii="Times New Roman" w:eastAsia="华文宋体" w:hAnsi="Times New Roman" w:cs="Times New Roman"/>
-          <w:sz w:val="24"/>
-          <w:szCs w:val="24"/>
-        </w:rPr>
-        <w:br/>
-      </w:r>
-      <w:r>
-        <w:rPr>
-          <w:rFonts w:ascii="Times New Roman" w:eastAsia="华文宋体" w:hAnsi="Times New Roman" w:cs="Times New Roman" w:hint="eastAsia"/>
-          <w:sz w:val="24"/>
-          <w:szCs w:val="24"/>
-        </w:rPr>
-        <w:t>[n.] farming, especially when done carefully and well.</w:t>
-      </w:r>
-      <w:r>
-        <w:rPr>
-          <w:rFonts w:ascii="Times New Roman" w:eastAsia="华文宋体" w:hAnsi="Times New Roman" w:cs="Times New Roman"/>
-          <w:sz w:val="24"/>
-          <w:szCs w:val="24"/>
-        </w:rPr>
-        <w:br/>
-      </w:r>
-      <w:r>
-        <w:rPr>
-          <w:rFonts w:ascii="Times New Roman" w:eastAsia="华文宋体" w:hAnsi="Times New Roman" w:cs="Times New Roman" w:hint="eastAsia"/>
-          <w:sz w:val="24"/>
-          <w:szCs w:val="24"/>
-        </w:rPr>
-        <w:t>animal/crop husbandry.</w:t>
-      </w:r>
-    </w:p>
-    <w:p>
-      <w:pPr>
-        <w:rPr>
-          <w:rFonts w:ascii="Times New Roman" w:eastAsia="华文宋体" w:hAnsi="Times New Roman" w:cs="Times New Roman"/>
-          <w:sz w:val="24"/>
-          <w:szCs w:val="24"/>
-        </w:rPr>
-      </w:pPr>
-      <w:r>
-        <w:rPr>
-          <w:rFonts w:ascii="Times New Roman" w:eastAsia="华文宋体" w:hAnsi="Times New Roman" w:cs="Times New Roman" w:hint="eastAsia"/>
-          <w:b/>
-          <w:sz w:val="24"/>
-          <w:szCs w:val="24"/>
-        </w:rPr>
-        <w:t>quarry</w:t>
-      </w:r>
-      <w:r>
-        <w:rPr>
-          <w:rFonts w:ascii="Times New Roman" w:eastAsia="华文宋体" w:hAnsi="Times New Roman" w:cs="Times New Roman" w:hint="eastAsia"/>
-          <w:sz w:val="24"/>
-          <w:szCs w:val="24"/>
-        </w:rPr>
-        <w:t xml:space="preserve"> /</w:t>
-      </w:r>
-      <w:r>
-        <w:rPr>
-          <w:rFonts w:ascii="GWIPA" w:eastAsia="华文宋体" w:hAnsi="GWIPA" w:cs="Times New Roman"/>
-          <w:sz w:val="24"/>
-          <w:szCs w:val="24"/>
-        </w:rPr>
-        <w:t></w:t>
-      </w:r>
-      <w:r>
-        <w:rPr>
-          <w:rFonts w:ascii="GWIPA" w:eastAsia="华文宋体" w:hAnsi="GWIPA" w:cs="Times New Roman"/>
-          <w:sz w:val="24"/>
-          <w:szCs w:val="24"/>
-        </w:rPr>
-        <w:t></w:t>
-      </w:r>
-      <w:r>
-        <w:rPr>
-          <w:rFonts w:ascii="GWIPA" w:eastAsia="华文宋体" w:hAnsi="GWIPA" w:cs="Times New Roman"/>
-          <w:sz w:val="24"/>
-          <w:szCs w:val="24"/>
-        </w:rPr>
-        <w:t></w:t>
-      </w:r>
-      <w:r>
-        <w:rPr>
-          <w:rFonts w:ascii="GWIPA" w:eastAsia="华文宋体" w:hAnsi="GWIPA" w:cs="Times New Roman"/>
-          <w:sz w:val="24"/>
-          <w:szCs w:val="24"/>
-        </w:rPr>
-        <w:t></w:t>
-      </w:r>
-      <w:r>
-        <w:rPr>
-          <w:rFonts w:ascii="GWIPA" w:eastAsia="华文宋体" w:hAnsi="GWIPA" w:cs="Times New Roman"/>
-          <w:sz w:val="24"/>
-          <w:szCs w:val="24"/>
-        </w:rPr>
-        <w:t></w:t>
-      </w:r>
-      <w:r>
-        <w:rPr>
-          <w:rFonts w:ascii="GWIPA" w:eastAsia="华文宋体" w:hAnsi="GWIPA" w:cs="Times New Roman"/>
-          <w:sz w:val="24"/>
-          <w:szCs w:val="24"/>
-        </w:rPr>
-        <w:t></w:t>
-      </w:r>
-      <w:r>
-        <w:rPr>
-          <w:rFonts w:ascii="GWIPA" w:eastAsia="华文宋体" w:hAnsi="GWIPA" w:cs="Times New Roman"/>
-          <w:sz w:val="24"/>
-          <w:szCs w:val="24"/>
-        </w:rPr>
-        <w:t></w:t>
-      </w:r>
-      <w:r>
-        <w:rPr>
-          <w:rFonts w:ascii="GWIPA" w:eastAsia="华文宋体" w:hAnsi="GWIPA" w:cs="Times New Roman"/>
-          <w:sz w:val="24"/>
-          <w:szCs w:val="24"/>
-        </w:rPr>
-        <w:br/>
-      </w:r>
-      <w:r>
-        <w:rPr>
-          <w:rFonts w:ascii="Times New Roman" w:eastAsia="华文宋体" w:hAnsi="Times New Roman" w:cs="Times New Roman" w:hint="eastAsia"/>
-          <w:sz w:val="24"/>
-          <w:szCs w:val="24"/>
-        </w:rPr>
-        <w:t>[C.] a place where large amounts of stone, etc. are dug out of the ground.</w:t>
-      </w:r>
-      <w:r>
-        <w:rPr>
-          <w:rFonts w:ascii="Times New Roman" w:eastAsia="华文宋体" w:hAnsi="Times New Roman" w:cs="Times New Roman"/>
-          <w:sz w:val="24"/>
-          <w:szCs w:val="24"/>
-        </w:rPr>
-        <w:br/>
-      </w:r>
-      <w:r>
-        <w:rPr>
-          <w:rFonts w:ascii="Times New Roman" w:eastAsia="华文宋体" w:hAnsi="Times New Roman" w:cs="Times New Roman" w:hint="eastAsia"/>
-          <w:sz w:val="24"/>
-          <w:szCs w:val="24"/>
-        </w:rPr>
-        <w:t>a slate quarry.</w:t>
-      </w:r>
-    </w:p>
-    <w:p>
-      <w:pPr>
-        <w:rPr>
-          <w:rFonts w:ascii="Times New Roman" w:eastAsia="华文宋体" w:hAnsi="Times New Roman" w:cs="Times New Roman"/>
-          <w:sz w:val="24"/>
-          <w:szCs w:val="24"/>
-        </w:rPr>
-      </w:pPr>
-      <w:r>
-        <w:rPr>
-          <w:rFonts w:ascii="Times New Roman" w:eastAsia="华文宋体" w:hAnsi="Times New Roman" w:cs="Times New Roman" w:hint="eastAsia"/>
-          <w:b/>
-          <w:sz w:val="24"/>
-          <w:szCs w:val="24"/>
-        </w:rPr>
-        <w:t>sheer</w:t>
-      </w:r>
-      <w:r>
-        <w:rPr>
-          <w:rFonts w:ascii="Times New Roman" w:eastAsia="华文宋体" w:hAnsi="Times New Roman" w:cs="Times New Roman"/>
-          <w:sz w:val="24"/>
-          <w:szCs w:val="24"/>
-        </w:rPr>
-        <w:br/>
-      </w:r>
-      <w:r>
-        <w:rPr>
-          <w:rFonts w:ascii="Times New Roman" w:eastAsia="华文宋体" w:hAnsi="Times New Roman" w:cs="Times New Roman" w:hint="eastAsia"/>
-          <w:sz w:val="24"/>
-          <w:szCs w:val="24"/>
-        </w:rPr>
-        <w:t>[adj.] used to emphasize the size, degree or amount of sth.</w:t>
-      </w:r>
-      <w:r>
-        <w:rPr>
-          <w:rFonts w:ascii="Times New Roman" w:eastAsia="华文宋体" w:hAnsi="Times New Roman" w:cs="Times New Roman" w:hint="eastAsia"/>
-          <w:sz w:val="24"/>
-          <w:szCs w:val="24"/>
-        </w:rPr>
-        <w:t xml:space="preserve"> </w:t>
-      </w:r>
-      <w:r>
-        <w:rPr>
-          <w:rFonts w:ascii="Times New Roman" w:eastAsia="华文宋体" w:hAnsi="Times New Roman" w:cs="Times New Roman" w:hint="eastAsia"/>
-          <w:sz w:val="24"/>
-          <w:szCs w:val="24"/>
-        </w:rPr>
-        <w:t>(</w:t>
-      </w:r>
-      <w:r>
-        <w:rPr>
-          <w:rFonts w:ascii="Times New Roman" w:eastAsia="华文宋体" w:hAnsi="Times New Roman" w:cs="Times New Roman" w:hint="eastAsia"/>
-          <w:sz w:val="24"/>
-          <w:szCs w:val="24"/>
-        </w:rPr>
-        <w:t>As far as I know, t</w:t>
-      </w:r>
-      <w:r>
-        <w:rPr>
-          <w:rFonts w:ascii="Times New Roman" w:eastAsia="华文宋体" w:hAnsi="Times New Roman" w:cs="Times New Roman" w:hint="eastAsia"/>
-          <w:sz w:val="24"/>
-          <w:szCs w:val="24"/>
-        </w:rPr>
-        <w:t>here is non any coordinated Chinese words to it.)</w:t>
-      </w:r>
-      <w:r>
-        <w:rPr>
-          <w:rFonts w:ascii="Times New Roman" w:eastAsia="华文宋体" w:hAnsi="Times New Roman" w:cs="Times New Roman"/>
-          <w:sz w:val="24"/>
-          <w:szCs w:val="24"/>
-        </w:rPr>
-        <w:br/>
-      </w:r>
-      <w:r>
-        <w:rPr>
-          <w:rFonts w:ascii="Times New Roman" w:eastAsia="华文宋体" w:hAnsi="Times New Roman" w:cs="Times New Roman" w:hint="eastAsia"/>
-          <w:b/>
-          <w:sz w:val="24"/>
-          <w:szCs w:val="24"/>
-        </w:rPr>
-        <w:t>sheer volume</w:t>
-      </w:r>
-      <w:r>
-        <w:rPr>
-          <w:rFonts w:ascii="Times New Roman" w:eastAsia="华文宋体" w:hAnsi="Times New Roman" w:cs="Times New Roman" w:hint="eastAsia"/>
-          <w:sz w:val="24"/>
-          <w:szCs w:val="24"/>
-        </w:rPr>
-        <w:t xml:space="preserve"> of animal</w:t>
-      </w:r>
-      <w:r>
-        <w:rPr>
-          <w:rFonts w:ascii="Times New Roman" w:eastAsia="华文宋体" w:hAnsi="Times New Roman" w:cs="Times New Roman" w:hint="eastAsia"/>
-          <w:sz w:val="24"/>
-          <w:szCs w:val="24"/>
-        </w:rPr>
-        <w:t>.</w:t>
-      </w:r>
-      <w:r>
-        <w:rPr>
-          <w:rFonts w:ascii="Times New Roman" w:eastAsia="华文宋体" w:hAnsi="Times New Roman" w:cs="Times New Roman"/>
-          <w:sz w:val="24"/>
-          <w:szCs w:val="24"/>
-        </w:rPr>
-        <w:br/>
-      </w:r>
-      <w:r>
-        <w:rPr>
-          <w:rFonts w:ascii="Times New Roman" w:eastAsia="华文宋体" w:hAnsi="Times New Roman" w:cs="Times New Roman" w:hint="eastAsia"/>
-          <w:sz w:val="24"/>
-          <w:szCs w:val="24"/>
-        </w:rPr>
-        <w:t xml:space="preserve">The area is under threat from the sheer number of tourists using it. </w:t>
-      </w:r>
-    </w:p>
-    <w:p>
-      <w:pPr>
-        <w:rPr>
-          <w:rFonts w:ascii="Times New Roman" w:eastAsia="华文宋体" w:hAnsi="Times New Roman" w:cs="Times New Roman"/>
-          <w:sz w:val="24"/>
-          <w:szCs w:val="24"/>
-        </w:rPr>
-      </w:pPr>
-      <w:r>
-        <w:rPr>
-          <w:rFonts w:ascii="Times New Roman" w:eastAsia="华文宋体" w:hAnsi="Times New Roman" w:cs="Times New Roman" w:hint="eastAsia"/>
-          <w:b/>
-          <w:sz w:val="24"/>
-          <w:szCs w:val="24"/>
-        </w:rPr>
-        <w:t xml:space="preserve">retain </w:t>
-      </w:r>
-      <w:r>
-        <w:rPr>
-          <w:rFonts w:ascii="Times New Roman" w:eastAsia="华文宋体" w:hAnsi="Times New Roman" w:cs="Times New Roman"/>
-          <w:sz w:val="24"/>
-          <w:szCs w:val="24"/>
-        </w:rPr>
-        <w:br/>
-      </w:r>
-      <w:r>
-        <w:rPr>
-          <w:rFonts w:ascii="Times New Roman" w:eastAsia="华文宋体" w:hAnsi="Times New Roman" w:cs="Times New Roman" w:hint="eastAsia"/>
-          <w:sz w:val="24"/>
-          <w:szCs w:val="24"/>
-        </w:rPr>
-        <w:t>[vt.] to keep something.</w:t>
-      </w:r>
-      <w:r>
-        <w:rPr>
-          <w:rFonts w:ascii="Times New Roman" w:eastAsia="华文宋体" w:hAnsi="Times New Roman" w:cs="Times New Roman"/>
-          <w:sz w:val="24"/>
-          <w:szCs w:val="24"/>
-        </w:rPr>
-        <w:br/>
-      </w:r>
-      <w:r>
-        <w:rPr>
-          <w:rFonts w:ascii="Times New Roman" w:eastAsia="华文宋体" w:hAnsi="Times New Roman" w:cs="Times New Roman" w:hint="eastAsia"/>
-          <w:sz w:val="24"/>
-          <w:szCs w:val="24"/>
-        </w:rPr>
-        <w:t xml:space="preserve">This would have helped the pots to retain water. </w:t>
-      </w:r>
-    </w:p>
-    <w:p>
-      <w:pPr>
-        <w:rPr>
-          <w:rFonts w:ascii="Times New Roman" w:eastAsia="华文宋体" w:hAnsi="Times New Roman" w:cs="Times New Roman"/>
-          <w:sz w:val="24"/>
-          <w:szCs w:val="24"/>
-        </w:rPr>
-      </w:pPr>
-      <w:r>
-        <w:rPr>
-          <w:rFonts w:ascii="Times New Roman" w:eastAsia="华文宋体" w:hAnsi="Times New Roman" w:cs="Times New Roman" w:hint="eastAsia"/>
-          <w:b/>
-          <w:sz w:val="24"/>
-          <w:szCs w:val="24"/>
-        </w:rPr>
-        <w:t xml:space="preserve">glaze </w:t>
-      </w:r>
-      <w:r>
-        <w:rPr>
-          <w:rFonts w:ascii="Times New Roman" w:eastAsia="华文宋体" w:hAnsi="Times New Roman" w:cs="Times New Roman"/>
-          <w:b/>
-          <w:sz w:val="24"/>
-          <w:szCs w:val="24"/>
-        </w:rPr>
-        <w:br/>
-      </w:r>
-      <w:r>
-        <w:rPr>
-          <w:rFonts w:ascii="Times New Roman" w:eastAsia="华文宋体" w:hAnsi="Times New Roman" w:cs="Times New Roman" w:hint="eastAsia"/>
-          <w:sz w:val="24"/>
-          <w:szCs w:val="24"/>
-        </w:rPr>
-        <w:t xml:space="preserve">[vt.] </w:t>
-      </w:r>
-      <w:r>
-        <w:rPr>
-          <w:rFonts w:ascii="Times New Roman" w:eastAsia="华文宋体" w:hAnsi="Times New Roman" w:cs="Times New Roman" w:hint="eastAsia"/>
-          <w:sz w:val="24"/>
-          <w:szCs w:val="24"/>
-        </w:rPr>
         <w:t>上釉；上光</w:t>
       </w:r>
     </w:p>
@@ -6607,7 +6906,6 @@
           <w:sz w:val="24"/>
           <w:szCs w:val="24"/>
         </w:rPr>
-        <w:lastRenderedPageBreak/>
         <w:t xml:space="preserve">stitch </w:t>
       </w:r>
       <w:r>
@@ -6998,6 +7296,7 @@
           <w:sz w:val="24"/>
           <w:szCs w:val="24"/>
         </w:rPr>
+        <w:lastRenderedPageBreak/>
         <w:t>sanctuary</w:t>
       </w:r>
       <w:r>
@@ -8027,7 +8326,7 @@
   <a:extraClrSchemeLst/>
   <a:extLst>
     <a:ext uri="{05A4C25C-085E-4340-85A3-A5531E510DB2}">
-      <thm15:themeFamily xmlns:thm15="http://schemas.microsoft.com/office/thememl/2012/main" xmlns="" name="Office Theme" id="{62F939B6-93AF-4DB8-9C6B-D6C7DFDC589F}" vid="{4A3C46E8-61CC-4603-A589-7422A47A8E4A}"/>
+      <thm15:themeFamily xmlns="" xmlns:thm15="http://schemas.microsoft.com/office/thememl/2012/main" name="Office Theme" id="{62F939B6-93AF-4DB8-9C6B-D6C7DFDC589F}" vid="{4A3C46E8-61CC-4603-A589-7422A47A8E4A}"/>
     </a:ext>
   </a:extLst>
 </a:theme>

--- a/IELTS Notes/Vocabulary of IELTS Test/Vocabulary of Listening Test.docx
+++ b/IELTS Notes/Vocabulary of IELTS Test/Vocabulary of Listening Test.docx
@@ -59,7 +59,17 @@
     </w:p>
     <w:p>
       <w:pPr>
-        <w:outlineLvl w:val="2"/>
+        <w:rPr>
+          <w:rFonts w:ascii="Times New Roman" w:hAnsi="Times New Roman" w:cs="Times New Roman" w:hint="eastAsia"/>
+          <w:b/>
+          <w:bCs/>
+          <w:i/>
+          <w:iCs/>
+          <w:sz w:val="24"/>
+          <w:szCs w:val="24"/>
+        </w:rPr>
+      </w:pPr>
+      <w:r>
         <w:rPr>
           <w:rFonts w:ascii="Times New Roman" w:hAnsi="Times New Roman" w:cs="Times New Roman"/>
           <w:b/>
@@ -67,8 +77,819 @@
           <w:sz w:val="28"/>
           <w:szCs w:val="28"/>
         </w:rPr>
-      </w:pPr>
-      <w:r>
+        <w:t>Test 1</w:t>
+      </w:r>
+      <w:r>
+        <w:rPr>
+          <w:rFonts w:ascii="Times New Roman" w:hAnsi="Times New Roman" w:cs="Times New Roman"/>
+          <w:b/>
+          <w:bCs/>
+          <w:i/>
+          <w:iCs/>
+          <w:sz w:val="24"/>
+          <w:szCs w:val="24"/>
+        </w:rPr>
+        <w:t xml:space="preserve"> </w:t>
+      </w:r>
+    </w:p>
+    <w:p>
+      <w:pPr>
+        <w:rPr>
+          <w:rFonts w:ascii="Times New Roman" w:hAnsi="Times New Roman" w:cs="Times New Roman"/>
+          <w:b/>
+          <w:bCs/>
+          <w:i/>
+          <w:iCs/>
+          <w:sz w:val="24"/>
+          <w:szCs w:val="24"/>
+        </w:rPr>
+      </w:pPr>
+      <w:r>
+        <w:rPr>
+          <w:rFonts w:ascii="Times New Roman" w:hAnsi="Times New Roman" w:cs="Times New Roman"/>
+          <w:b/>
+          <w:bCs/>
+          <w:i/>
+          <w:iCs/>
+          <w:sz w:val="24"/>
+          <w:szCs w:val="24"/>
+        </w:rPr>
+        <w:t xml:space="preserve">Section </w:t>
+      </w:r>
+      <w:r>
+        <w:rPr>
+          <w:rFonts w:ascii="Times New Roman" w:hAnsi="Times New Roman" w:cs="Times New Roman" w:hint="eastAsia"/>
+          <w:b/>
+          <w:bCs/>
+          <w:i/>
+          <w:iCs/>
+          <w:sz w:val="24"/>
+          <w:szCs w:val="24"/>
+        </w:rPr>
+        <w:t>3</w:t>
+      </w:r>
+    </w:p>
+    <w:p>
+      <w:pPr>
+        <w:rPr>
+          <w:rFonts w:ascii="Times New Roman" w:hAnsi="Times New Roman" w:cs="Times New Roman" w:hint="eastAsia"/>
+          <w:sz w:val="24"/>
+          <w:szCs w:val="24"/>
+        </w:rPr>
+      </w:pPr>
+      <w:r>
+        <w:rPr>
+          <w:rFonts w:ascii="Times New Roman" w:hAnsi="Times New Roman" w:cs="Times New Roman" w:hint="eastAsia"/>
+          <w:b/>
+          <w:bCs/>
+          <w:sz w:val="24"/>
+          <w:szCs w:val="24"/>
+        </w:rPr>
+        <w:t>compassionate</w:t>
+      </w:r>
+      <w:r>
+        <w:rPr>
+          <w:rFonts w:ascii="Times New Roman" w:hAnsi="Times New Roman" w:cs="Times New Roman" w:hint="eastAsia"/>
+          <w:b/>
+          <w:bCs/>
+          <w:sz w:val="24"/>
+          <w:szCs w:val="24"/>
+        </w:rPr>
+        <w:t xml:space="preserve"> </w:t>
+      </w:r>
+      <w:bookmarkStart w:id="0" w:name="_GoBack"/>
+      <w:r>
+        <w:rPr>
+          <w:rFonts w:ascii="Times New Roman" w:hAnsi="Times New Roman" w:cs="Times New Roman" w:hint="eastAsia"/>
+          <w:bCs/>
+          <w:sz w:val="24"/>
+          <w:szCs w:val="24"/>
+        </w:rPr>
+        <w:t>/</w:t>
+      </w:r>
+      <w:r>
+        <w:rPr>
+          <w:rFonts w:ascii="GWIPA" w:hAnsi="GWIPA" w:cs="Times New Roman"/>
+          <w:bCs/>
+          <w:sz w:val="24"/>
+          <w:szCs w:val="24"/>
+        </w:rPr>
+        <w:t></w:t>
+      </w:r>
+      <w:r>
+        <w:rPr>
+          <w:rFonts w:ascii="GWIPA" w:hAnsi="GWIPA" w:cs="Times New Roman"/>
+          <w:bCs/>
+          <w:sz w:val="24"/>
+          <w:szCs w:val="24"/>
+        </w:rPr>
+        <w:t></w:t>
+      </w:r>
+      <w:r>
+        <w:rPr>
+          <w:rFonts w:ascii="GWIPA" w:hAnsi="GWIPA" w:cs="Times New Roman"/>
+          <w:bCs/>
+          <w:sz w:val="24"/>
+          <w:szCs w:val="24"/>
+        </w:rPr>
+        <w:t></w:t>
+      </w:r>
+      <w:r>
+        <w:rPr>
+          <w:rFonts w:ascii="GWIPA" w:hAnsi="GWIPA" w:cs="Times New Roman"/>
+          <w:bCs/>
+          <w:sz w:val="24"/>
+          <w:szCs w:val="24"/>
+        </w:rPr>
+        <w:t></w:t>
+      </w:r>
+      <w:r>
+        <w:rPr>
+          <w:rFonts w:ascii="GWIPA" w:hAnsi="GWIPA" w:cs="Times New Roman"/>
+          <w:bCs/>
+          <w:sz w:val="24"/>
+          <w:szCs w:val="24"/>
+        </w:rPr>
+        <w:t></w:t>
+      </w:r>
+      <w:r>
+        <w:rPr>
+          <w:rFonts w:ascii="GWIPA" w:hAnsi="GWIPA" w:cs="Times New Roman"/>
+          <w:bCs/>
+          <w:sz w:val="24"/>
+          <w:szCs w:val="24"/>
+        </w:rPr>
+        <w:t></w:t>
+      </w:r>
+      <w:r>
+        <w:rPr>
+          <w:rFonts w:ascii="GWIPA" w:hAnsi="GWIPA" w:cs="Times New Roman"/>
+          <w:bCs/>
+          <w:sz w:val="24"/>
+          <w:szCs w:val="24"/>
+        </w:rPr>
+        <w:t></w:t>
+      </w:r>
+      <w:r>
+        <w:rPr>
+          <w:rFonts w:ascii="GWIPA" w:hAnsi="GWIPA" w:cs="Times New Roman"/>
+          <w:bCs/>
+          <w:sz w:val="24"/>
+          <w:szCs w:val="24"/>
+        </w:rPr>
+        <w:t></w:t>
+      </w:r>
+      <w:r>
+        <w:rPr>
+          <w:rFonts w:ascii="GWIPA" w:hAnsi="GWIPA" w:cs="Times New Roman"/>
+          <w:bCs/>
+          <w:sz w:val="24"/>
+          <w:szCs w:val="24"/>
+        </w:rPr>
+        <w:t></w:t>
+      </w:r>
+      <w:r>
+        <w:rPr>
+          <w:rFonts w:ascii="GWIPA" w:hAnsi="GWIPA" w:cs="Times New Roman"/>
+          <w:bCs/>
+          <w:sz w:val="24"/>
+          <w:szCs w:val="24"/>
+        </w:rPr>
+        <w:t></w:t>
+      </w:r>
+      <w:r>
+        <w:rPr>
+          <w:rFonts w:ascii="GWIPA" w:hAnsi="GWIPA" w:cs="Times New Roman"/>
+          <w:bCs/>
+          <w:sz w:val="24"/>
+          <w:szCs w:val="24"/>
+        </w:rPr>
+        <w:t></w:t>
+      </w:r>
+      <w:bookmarkEnd w:id="0"/>
+      <w:r>
+        <w:rPr>
+          <w:rFonts w:ascii="Times New Roman" w:hAnsi="Times New Roman" w:cs="Times New Roman" w:hint="eastAsia"/>
+          <w:b/>
+          <w:bCs/>
+          <w:sz w:val="24"/>
+          <w:szCs w:val="24"/>
+        </w:rPr>
+        <w:t>/</w:t>
+      </w:r>
+      <w:r>
+        <w:rPr>
+          <w:rFonts w:ascii="Times New Roman" w:hAnsi="Times New Roman" w:cs="Times New Roman"/>
+          <w:b/>
+          <w:bCs/>
+          <w:sz w:val="24"/>
+          <w:szCs w:val="24"/>
+        </w:rPr>
+        <w:br/>
+      </w:r>
+      <w:r>
+        <w:rPr>
+          <w:rFonts w:ascii="Times New Roman" w:hAnsi="Times New Roman" w:cs="Times New Roman" w:hint="eastAsia"/>
+          <w:sz w:val="24"/>
+          <w:szCs w:val="24"/>
+        </w:rPr>
+        <w:t>[adj.] feeling or showing sympathy for people who are suffering.</w:t>
+      </w:r>
+      <w:r>
+        <w:rPr>
+          <w:rFonts w:ascii="Times New Roman" w:hAnsi="Times New Roman" w:cs="Times New Roman"/>
+          <w:sz w:val="24"/>
+          <w:szCs w:val="24"/>
+        </w:rPr>
+        <w:br/>
+      </w:r>
+      <w:r>
+        <w:rPr>
+          <w:rFonts w:ascii="Times New Roman" w:hAnsi="Times New Roman" w:cs="Times New Roman" w:hint="eastAsia"/>
+          <w:sz w:val="24"/>
+          <w:szCs w:val="24"/>
+        </w:rPr>
+        <w:t>medical or compassionate reasons.</w:t>
+      </w:r>
+    </w:p>
+    <w:p>
+      <w:pPr>
+        <w:rPr>
+          <w:rFonts w:ascii="Times New Roman" w:hAnsi="Times New Roman" w:cs="Times New Roman"/>
+          <w:sz w:val="24"/>
+          <w:szCs w:val="24"/>
+        </w:rPr>
+      </w:pPr>
+      <w:r>
+        <w:rPr>
+          <w:rFonts w:ascii="Times New Roman" w:hAnsi="Times New Roman" w:cs="Times New Roman" w:hint="eastAsia"/>
+          <w:b/>
+          <w:sz w:val="24"/>
+          <w:szCs w:val="24"/>
+        </w:rPr>
+        <w:t>proximity</w:t>
+      </w:r>
+      <w:r>
+        <w:rPr>
+          <w:rFonts w:ascii="Times New Roman" w:hAnsi="Times New Roman" w:cs="Times New Roman"/>
+          <w:b/>
+          <w:sz w:val="24"/>
+          <w:szCs w:val="24"/>
+        </w:rPr>
+        <w:br/>
+      </w:r>
+      <w:r>
+        <w:rPr>
+          <w:rFonts w:ascii="Times New Roman" w:hAnsi="Times New Roman" w:cs="Times New Roman" w:hint="eastAsia"/>
+          <w:sz w:val="24"/>
+          <w:szCs w:val="24"/>
+        </w:rPr>
+        <w:t>[n.C.] (</w:t>
+      </w:r>
+      <w:r>
+        <w:rPr>
+          <w:rFonts w:ascii="Times New Roman" w:hAnsi="Times New Roman" w:cs="Times New Roman" w:hint="eastAsia"/>
+          <w:i/>
+          <w:sz w:val="24"/>
+          <w:szCs w:val="24"/>
+        </w:rPr>
+        <w:t>formal</w:t>
+      </w:r>
+      <w:r>
+        <w:rPr>
+          <w:rFonts w:ascii="Times New Roman" w:hAnsi="Times New Roman" w:cs="Times New Roman" w:hint="eastAsia"/>
+          <w:sz w:val="24"/>
+          <w:szCs w:val="24"/>
+        </w:rPr>
+        <w:t>) the state of being near sb/sth in distance or time.</w:t>
+      </w:r>
+      <w:r>
+        <w:rPr>
+          <w:rFonts w:ascii="Times New Roman" w:hAnsi="Times New Roman" w:cs="Times New Roman"/>
+          <w:sz w:val="24"/>
+          <w:szCs w:val="24"/>
+        </w:rPr>
+        <w:br/>
+      </w:r>
+      <w:r>
+        <w:rPr>
+          <w:rFonts w:ascii="Times New Roman" w:hAnsi="Times New Roman" w:cs="Times New Roman" w:hint="eastAsia"/>
+          <w:sz w:val="24"/>
+          <w:szCs w:val="24"/>
+        </w:rPr>
+        <w:t>a house in the proximity of the motorway.</w:t>
+      </w:r>
+      <w:r>
+        <w:rPr>
+          <w:rFonts w:ascii="Times New Roman" w:hAnsi="Times New Roman" w:cs="Times New Roman"/>
+          <w:sz w:val="24"/>
+          <w:szCs w:val="24"/>
+        </w:rPr>
+        <w:br/>
+      </w:r>
+      <w:r>
+        <w:rPr>
+          <w:rFonts w:ascii="Times New Roman" w:hAnsi="Times New Roman" w:cs="Times New Roman" w:hint="eastAsia"/>
+          <w:sz w:val="24"/>
+          <w:szCs w:val="24"/>
+        </w:rPr>
+        <w:t>The proximity of the college to London makes it very popular.</w:t>
+      </w:r>
+    </w:p>
+    <w:p>
+      <w:pPr>
+        <w:rPr>
+          <w:rFonts w:ascii="Times New Roman" w:hAnsi="Times New Roman" w:cs="Times New Roman"/>
+          <w:b/>
+          <w:bCs/>
+          <w:i/>
+          <w:iCs/>
+          <w:sz w:val="24"/>
+          <w:szCs w:val="24"/>
+        </w:rPr>
+      </w:pPr>
+      <w:r>
+        <w:rPr>
+          <w:rFonts w:ascii="Times New Roman" w:hAnsi="Times New Roman" w:cs="Times New Roman"/>
+          <w:b/>
+          <w:bCs/>
+          <w:i/>
+          <w:iCs/>
+          <w:sz w:val="24"/>
+          <w:szCs w:val="24"/>
+        </w:rPr>
+        <w:t xml:space="preserve">Section </w:t>
+      </w:r>
+      <w:r>
+        <w:rPr>
+          <w:rFonts w:ascii="Times New Roman" w:hAnsi="Times New Roman" w:cs="Times New Roman" w:hint="eastAsia"/>
+          <w:b/>
+          <w:bCs/>
+          <w:i/>
+          <w:iCs/>
+          <w:sz w:val="24"/>
+          <w:szCs w:val="24"/>
+        </w:rPr>
+        <w:t>4</w:t>
+      </w:r>
+    </w:p>
+    <w:p>
+      <w:pPr>
+        <w:rPr>
+          <w:rFonts w:ascii="Times New Roman" w:hAnsi="Times New Roman" w:cs="Times New Roman"/>
+          <w:sz w:val="24"/>
+          <w:szCs w:val="24"/>
+        </w:rPr>
+      </w:pPr>
+      <w:r>
+        <w:rPr>
+          <w:rFonts w:ascii="Times New Roman" w:hAnsi="Times New Roman" w:cs="Times New Roman" w:hint="eastAsia"/>
+          <w:b/>
+          <w:bCs/>
+          <w:sz w:val="24"/>
+          <w:szCs w:val="24"/>
+        </w:rPr>
+        <w:t>account</w:t>
+      </w:r>
+      <w:r>
+        <w:rPr>
+          <w:rFonts w:ascii="Times New Roman" w:hAnsi="Times New Roman" w:cs="Times New Roman"/>
+          <w:b/>
+          <w:bCs/>
+          <w:sz w:val="24"/>
+          <w:szCs w:val="24"/>
+        </w:rPr>
+        <w:br/>
+      </w:r>
+      <w:r>
+        <w:rPr>
+          <w:rFonts w:ascii="Times New Roman" w:hAnsi="Times New Roman" w:cs="Times New Roman" w:hint="eastAsia"/>
+          <w:sz w:val="24"/>
+          <w:szCs w:val="24"/>
+        </w:rPr>
+        <w:t>[n</w:t>
+      </w:r>
+      <w:r>
+        <w:rPr>
+          <w:rFonts w:ascii="Times New Roman" w:hAnsi="Times New Roman" w:cs="Times New Roman" w:hint="eastAsia"/>
+          <w:sz w:val="24"/>
+          <w:szCs w:val="24"/>
+        </w:rPr>
+        <w:t>.</w:t>
+      </w:r>
+      <w:r>
+        <w:rPr>
+          <w:rFonts w:ascii="Times New Roman" w:hAnsi="Times New Roman" w:cs="Times New Roman" w:hint="eastAsia"/>
+          <w:sz w:val="24"/>
+          <w:szCs w:val="24"/>
+        </w:rPr>
+        <w:t>C.</w:t>
+      </w:r>
+      <w:r>
+        <w:rPr>
+          <w:rFonts w:ascii="Times New Roman" w:hAnsi="Times New Roman" w:cs="Times New Roman" w:hint="eastAsia"/>
+          <w:sz w:val="24"/>
+          <w:szCs w:val="24"/>
+        </w:rPr>
+        <w:t xml:space="preserve">] </w:t>
+      </w:r>
+      <w:r>
+        <w:rPr>
+          <w:rFonts w:ascii="Times New Roman" w:hAnsi="Times New Roman" w:cs="Times New Roman" w:hint="eastAsia"/>
+          <w:sz w:val="24"/>
+          <w:szCs w:val="24"/>
+        </w:rPr>
+        <w:t>a written or spoken of something that has happened</w:t>
+      </w:r>
+      <w:r>
+        <w:rPr>
+          <w:rFonts w:ascii="Times New Roman" w:hAnsi="Times New Roman" w:cs="Times New Roman" w:hint="eastAsia"/>
+          <w:sz w:val="24"/>
+          <w:szCs w:val="24"/>
+        </w:rPr>
+        <w:t>.</w:t>
+      </w:r>
+      <w:r>
+        <w:rPr>
+          <w:rFonts w:ascii="Times New Roman" w:hAnsi="Times New Roman" w:cs="Times New Roman"/>
+          <w:sz w:val="24"/>
+          <w:szCs w:val="24"/>
+        </w:rPr>
+        <w:br/>
+      </w:r>
+      <w:r>
+        <w:rPr>
+          <w:rFonts w:ascii="Times New Roman" w:hAnsi="Times New Roman" w:cs="Times New Roman" w:hint="eastAsia"/>
+          <w:sz w:val="24"/>
+          <w:szCs w:val="24"/>
+        </w:rPr>
+        <w:t>She gave the police a full account of the incident.</w:t>
+      </w:r>
+    </w:p>
+    <w:p>
+      <w:pPr>
+        <w:rPr>
+          <w:rFonts w:ascii="Times New Roman" w:hAnsi="Times New Roman" w:cs="Times New Roman"/>
+          <w:sz w:val="24"/>
+          <w:szCs w:val="24"/>
+        </w:rPr>
+      </w:pPr>
+      <w:r>
+        <w:rPr>
+          <w:rFonts w:ascii="Times New Roman" w:hAnsi="Times New Roman" w:cs="Times New Roman" w:hint="eastAsia"/>
+          <w:b/>
+          <w:sz w:val="24"/>
+          <w:szCs w:val="24"/>
+        </w:rPr>
+        <w:t>roam</w:t>
+      </w:r>
+      <w:r>
+        <w:rPr>
+          <w:rFonts w:ascii="Times New Roman" w:hAnsi="Times New Roman" w:cs="Times New Roman"/>
+          <w:sz w:val="24"/>
+          <w:szCs w:val="24"/>
+        </w:rPr>
+        <w:br/>
+      </w:r>
+      <w:r>
+        <w:rPr>
+          <w:rFonts w:ascii="Times New Roman" w:hAnsi="Times New Roman" w:cs="Times New Roman" w:hint="eastAsia"/>
+          <w:sz w:val="24"/>
+          <w:szCs w:val="24"/>
+        </w:rPr>
+        <w:t>[vi.vt.] to walk or travel around an area without any definite aim or direction.</w:t>
+      </w:r>
+      <w:r>
+        <w:rPr>
+          <w:rFonts w:ascii="Times New Roman" w:hAnsi="Times New Roman" w:cs="Times New Roman"/>
+          <w:sz w:val="24"/>
+          <w:szCs w:val="24"/>
+        </w:rPr>
+        <w:br/>
+      </w:r>
+      <w:r>
+        <w:rPr>
+          <w:rFonts w:ascii="Times New Roman" w:hAnsi="Times New Roman" w:cs="Times New Roman" w:hint="eastAsia"/>
+          <w:sz w:val="24"/>
+          <w:szCs w:val="24"/>
+        </w:rPr>
+        <w:t xml:space="preserve">The sheep are allowed to roam freely on this land. </w:t>
+      </w:r>
+    </w:p>
+    <w:p>
+      <w:pPr>
+        <w:rPr>
+          <w:rFonts w:ascii="Times New Roman" w:hAnsi="Times New Roman" w:cs="Times New Roman"/>
+          <w:sz w:val="24"/>
+          <w:szCs w:val="24"/>
+        </w:rPr>
+      </w:pPr>
+      <w:r>
+        <w:rPr>
+          <w:rFonts w:ascii="Times New Roman" w:hAnsi="Times New Roman" w:cs="Times New Roman" w:hint="eastAsia"/>
+          <w:b/>
+          <w:sz w:val="24"/>
+          <w:szCs w:val="24"/>
+        </w:rPr>
+        <w:t>stable</w:t>
+      </w:r>
+      <w:r>
+        <w:rPr>
+          <w:rFonts w:ascii="Times New Roman" w:hAnsi="Times New Roman" w:cs="Times New Roman"/>
+          <w:b/>
+          <w:sz w:val="24"/>
+          <w:szCs w:val="24"/>
+        </w:rPr>
+        <w:br/>
+      </w:r>
+      <w:r>
+        <w:rPr>
+          <w:rFonts w:ascii="Times New Roman" w:hAnsi="Times New Roman" w:cs="Times New Roman" w:hint="eastAsia"/>
+          <w:sz w:val="24"/>
+          <w:szCs w:val="24"/>
+        </w:rPr>
+        <w:t>[n.C.] a building in which horses are kept.</w:t>
+      </w:r>
+      <w:r>
+        <w:rPr>
+          <w:rFonts w:ascii="Times New Roman" w:hAnsi="Times New Roman" w:cs="Times New Roman"/>
+          <w:sz w:val="24"/>
+          <w:szCs w:val="24"/>
+        </w:rPr>
+        <w:br/>
+      </w:r>
+      <w:r>
+        <w:rPr>
+          <w:rFonts w:ascii="Times New Roman" w:hAnsi="Times New Roman" w:cs="Times New Roman" w:hint="eastAsia"/>
+          <w:sz w:val="24"/>
+          <w:szCs w:val="24"/>
+        </w:rPr>
+        <w:t>The hosre was led back to its stable.</w:t>
+      </w:r>
+    </w:p>
+    <w:p>
+      <w:pPr>
+        <w:rPr>
+          <w:rFonts w:ascii="Times New Roman" w:hAnsi="Times New Roman" w:cs="Times New Roman"/>
+          <w:sz w:val="24"/>
+          <w:szCs w:val="24"/>
+        </w:rPr>
+      </w:pPr>
+      <w:r>
+        <w:rPr>
+          <w:rFonts w:ascii="Times New Roman" w:hAnsi="Times New Roman" w:cs="Times New Roman" w:hint="eastAsia"/>
+          <w:b/>
+          <w:sz w:val="24"/>
+          <w:szCs w:val="24"/>
+        </w:rPr>
+        <w:t>account</w:t>
+      </w:r>
+      <w:r>
+        <w:rPr>
+          <w:rFonts w:ascii="Times New Roman" w:hAnsi="Times New Roman" w:cs="Times New Roman"/>
+          <w:sz w:val="24"/>
+          <w:szCs w:val="24"/>
+        </w:rPr>
+        <w:br/>
+      </w:r>
+      <w:r>
+        <w:rPr>
+          <w:rFonts w:ascii="Times New Roman" w:hAnsi="Times New Roman" w:cs="Times New Roman" w:hint="eastAsia"/>
+          <w:sz w:val="24"/>
+          <w:szCs w:val="24"/>
+        </w:rPr>
+        <w:t>[C.] a written record of money that owed to a business and of money that has paid by it.</w:t>
+      </w:r>
+      <w:r>
+        <w:rPr>
+          <w:rFonts w:ascii="Times New Roman" w:hAnsi="Times New Roman" w:cs="Times New Roman"/>
+          <w:sz w:val="24"/>
+          <w:szCs w:val="24"/>
+        </w:rPr>
+        <w:br/>
+      </w:r>
+      <w:r>
+        <w:rPr>
+          <w:rFonts w:ascii="Times New Roman" w:hAnsi="Times New Roman" w:cs="Times New Roman" w:hint="eastAsia"/>
+          <w:sz w:val="24"/>
+          <w:szCs w:val="24"/>
+        </w:rPr>
+        <w:t>e.g. to keep the accounts up to date.</w:t>
+      </w:r>
+    </w:p>
+    <w:p>
+      <w:pPr>
+        <w:rPr>
+          <w:rFonts w:ascii="Times New Roman" w:hAnsi="Times New Roman" w:cs="Times New Roman"/>
+          <w:sz w:val="24"/>
+          <w:szCs w:val="24"/>
+        </w:rPr>
+      </w:pPr>
+    </w:p>
+    <w:p>
+      <w:pPr>
+        <w:rPr>
+          <w:rFonts w:ascii="Times New Roman" w:hAnsi="Times New Roman" w:cs="Times New Roman"/>
+          <w:b/>
+          <w:bCs/>
+          <w:i/>
+          <w:iCs/>
+          <w:sz w:val="24"/>
+          <w:szCs w:val="24"/>
+        </w:rPr>
+      </w:pPr>
+      <w:r>
+        <w:rPr>
+          <w:rFonts w:ascii="Times New Roman" w:hAnsi="Times New Roman" w:cs="Times New Roman"/>
+          <w:b/>
+          <w:bCs/>
+          <w:i/>
+          <w:iCs/>
+          <w:sz w:val="24"/>
+          <w:szCs w:val="24"/>
+        </w:rPr>
+        <w:t xml:space="preserve">Section </w:t>
+      </w:r>
+      <w:r>
+        <w:rPr>
+          <w:rFonts w:ascii="Times New Roman" w:hAnsi="Times New Roman" w:cs="Times New Roman" w:hint="eastAsia"/>
+          <w:b/>
+          <w:bCs/>
+          <w:i/>
+          <w:iCs/>
+          <w:sz w:val="24"/>
+          <w:szCs w:val="24"/>
+        </w:rPr>
+        <w:t>4</w:t>
+      </w:r>
+    </w:p>
+    <w:p>
+      <w:pPr>
+        <w:rPr>
+          <w:rFonts w:ascii="Times New Roman" w:hAnsi="Times New Roman" w:cs="Times New Roman"/>
+          <w:sz w:val="24"/>
+          <w:szCs w:val="24"/>
+        </w:rPr>
+      </w:pPr>
+      <w:r>
+        <w:rPr>
+          <w:rFonts w:ascii="Times New Roman" w:hAnsi="Times New Roman" w:cs="Times New Roman" w:hint="eastAsia"/>
+          <w:b/>
+          <w:bCs/>
+          <w:sz w:val="24"/>
+          <w:szCs w:val="24"/>
+        </w:rPr>
+        <w:t>evaporate</w:t>
+      </w:r>
+      <w:r>
+        <w:rPr>
+          <w:rFonts w:ascii="Times New Roman" w:hAnsi="Times New Roman" w:cs="Times New Roman"/>
+          <w:sz w:val="24"/>
+          <w:szCs w:val="24"/>
+        </w:rPr>
+        <w:br/>
+      </w:r>
+      <w:r>
+        <w:rPr>
+          <w:rFonts w:ascii="Times New Roman" w:hAnsi="Times New Roman" w:cs="Times New Roman" w:hint="eastAsia"/>
+          <w:sz w:val="24"/>
+          <w:szCs w:val="24"/>
+        </w:rPr>
+        <w:t>[vt</w:t>
+      </w:r>
+      <w:r>
+        <w:rPr>
+          <w:rFonts w:ascii="Times New Roman" w:hAnsi="Times New Roman" w:cs="Times New Roman" w:hint="eastAsia"/>
+          <w:sz w:val="24"/>
+          <w:szCs w:val="24"/>
+        </w:rPr>
+        <w:t xml:space="preserve">.] </w:t>
+      </w:r>
+      <w:r>
+        <w:rPr>
+          <w:rFonts w:ascii="Times New Roman" w:hAnsi="Times New Roman" w:cs="Times New Roman" w:hint="eastAsia"/>
+          <w:sz w:val="24"/>
+          <w:szCs w:val="24"/>
+        </w:rPr>
+        <w:t>to change liquid into</w:t>
+      </w:r>
+      <w:r>
+        <w:rPr>
+          <w:rFonts w:ascii="Times New Roman" w:hAnsi="Times New Roman" w:cs="Times New Roman" w:hint="eastAsia"/>
+          <w:sz w:val="24"/>
+          <w:szCs w:val="24"/>
+        </w:rPr>
+        <w:t xml:space="preserve"> a gas, especially steam</w:t>
+      </w:r>
+      <w:r>
+        <w:rPr>
+          <w:rFonts w:ascii="Times New Roman" w:hAnsi="Times New Roman" w:cs="Times New Roman" w:hint="eastAsia"/>
+          <w:sz w:val="24"/>
+          <w:szCs w:val="24"/>
+        </w:rPr>
+        <w:t>.</w:t>
+      </w:r>
+    </w:p>
+    <w:p>
+      <w:pPr>
+        <w:rPr>
+          <w:rFonts w:ascii="华文宋体" w:eastAsia="华文宋体" w:hAnsi="华文宋体" w:cs="Times New Roman"/>
+          <w:sz w:val="24"/>
+          <w:szCs w:val="24"/>
+        </w:rPr>
+      </w:pPr>
+      <w:r>
+        <w:rPr>
+          <w:rFonts w:ascii="Times New Roman" w:hAnsi="Times New Roman" w:cs="Times New Roman" w:hint="eastAsia"/>
+          <w:b/>
+          <w:sz w:val="24"/>
+          <w:szCs w:val="24"/>
+        </w:rPr>
+        <w:t>gust</w:t>
+      </w:r>
+      <w:r>
+        <w:rPr>
+          <w:rFonts w:ascii="Times New Roman" w:hAnsi="Times New Roman" w:cs="Times New Roman"/>
+          <w:sz w:val="24"/>
+          <w:szCs w:val="24"/>
+        </w:rPr>
+        <w:br/>
+      </w:r>
+      <w:r>
+        <w:rPr>
+          <w:rFonts w:ascii="Times New Roman" w:hAnsi="Times New Roman" w:cs="Times New Roman" w:hint="eastAsia"/>
+          <w:sz w:val="24"/>
+          <w:szCs w:val="24"/>
+        </w:rPr>
+        <w:t>[C.] a sudden increase in the amount and speed of wind that is blowing.</w:t>
+      </w:r>
+      <w:r>
+        <w:rPr>
+          <w:rFonts w:ascii="Times New Roman" w:hAnsi="Times New Roman" w:cs="Times New Roman"/>
+          <w:sz w:val="24"/>
+          <w:szCs w:val="24"/>
+        </w:rPr>
+        <w:br/>
+      </w:r>
+      <w:r>
+        <w:rPr>
+          <w:rFonts w:ascii="Times New Roman" w:hAnsi="Times New Roman" w:cs="Times New Roman" w:hint="eastAsia"/>
+          <w:sz w:val="24"/>
+          <w:szCs w:val="24"/>
+        </w:rPr>
+        <w:t>[vi.] to suddenly blow very hard</w:t>
+      </w:r>
+      <w:r>
+        <w:rPr>
+          <w:rFonts w:ascii="Times New Roman" w:hAnsi="Times New Roman" w:cs="Times New Roman"/>
+          <w:sz w:val="24"/>
+          <w:szCs w:val="24"/>
+        </w:rPr>
+        <w:br/>
+      </w:r>
+      <w:r>
+        <w:rPr>
+          <w:rFonts w:ascii="Times New Roman" w:hAnsi="Times New Roman" w:cs="Times New Roman" w:hint="eastAsia"/>
+          <w:sz w:val="24"/>
+          <w:szCs w:val="24"/>
+        </w:rPr>
+        <w:t>The wind gusted through the branches.</w:t>
+      </w:r>
+    </w:p>
+    <w:p>
+      <w:pPr>
+        <w:rPr>
+          <w:rFonts w:ascii="华文宋体" w:eastAsia="华文宋体" w:hAnsi="华文宋体" w:cs="Times New Roman"/>
+          <w:sz w:val="24"/>
+          <w:szCs w:val="24"/>
+        </w:rPr>
+      </w:pPr>
+    </w:p>
+    <w:p>
+      <w:pPr>
+        <w:outlineLvl w:val="1"/>
+        <w:rPr>
+          <w:rFonts w:ascii="Times New Roman" w:hAnsi="Times New Roman" w:cs="Times New Roman"/>
+          <w:b/>
+          <w:bCs/>
+          <w:sz w:val="32"/>
+          <w:szCs w:val="32"/>
+        </w:rPr>
+      </w:pPr>
+      <w:r>
+        <w:rPr>
+          <w:rFonts w:ascii="Times New Roman" w:hAnsi="Times New Roman" w:cs="Times New Roman"/>
+          <w:b/>
+          <w:bCs/>
+          <w:sz w:val="32"/>
+          <w:szCs w:val="32"/>
+        </w:rPr>
+        <w:t xml:space="preserve">Cambridge IELTS 5 </w:t>
+      </w:r>
+    </w:p>
+    <w:p>
+      <w:pPr>
+        <w:outlineLvl w:val="2"/>
         <w:rPr>
           <w:rFonts w:ascii="Times New Roman" w:hAnsi="Times New Roman" w:cs="Times New Roman"/>
           <w:b/>
@@ -76,6 +897,16 @@
           <w:sz w:val="28"/>
           <w:szCs w:val="28"/>
         </w:rPr>
+      </w:pPr>
+      <w:r>
+        <w:rPr>
+          <w:rFonts w:ascii="Times New Roman" w:hAnsi="Times New Roman" w:cs="Times New Roman"/>
+          <w:b/>
+          <w:bCs/>
+          <w:sz w:val="28"/>
+          <w:szCs w:val="28"/>
+        </w:rPr>
+        <w:lastRenderedPageBreak/>
         <w:t>Test 1</w:t>
       </w:r>
     </w:p>
@@ -101,11 +932,56 @@
           <w:sz w:val="24"/>
           <w:szCs w:val="24"/>
         </w:rPr>
-        <w:t xml:space="preserve">Section </w:t>
-      </w:r>
-      <w:r>
-        <w:rPr>
-          <w:rFonts w:ascii="Times New Roman" w:hAnsi="Times New Roman" w:cs="Times New Roman" w:hint="eastAsia"/>
+        <w:t>Section 1</w:t>
+      </w:r>
+    </w:p>
+    <w:p>
+      <w:pPr>
+        <w:rPr>
+          <w:rFonts w:ascii="华文宋体" w:eastAsia="华文宋体" w:hAnsi="华文宋体" w:cs="Times New Roman"/>
+          <w:sz w:val="24"/>
+          <w:szCs w:val="24"/>
+        </w:rPr>
+      </w:pPr>
+      <w:r>
+        <w:rPr>
+          <w:rFonts w:ascii="Times New Roman" w:hAnsi="Times New Roman" w:cs="Times New Roman" w:hint="eastAsia"/>
+          <w:b/>
+          <w:bCs/>
+          <w:sz w:val="24"/>
+          <w:szCs w:val="24"/>
+        </w:rPr>
+        <w:t>reptile</w:t>
+      </w:r>
+      <w:r>
+        <w:rPr>
+          <w:rFonts w:ascii="Times New Roman" w:hAnsi="Times New Roman" w:cs="Times New Roman"/>
+          <w:sz w:val="24"/>
+          <w:szCs w:val="24"/>
+        </w:rPr>
+        <w:br/>
+      </w:r>
+      <w:r>
+        <w:rPr>
+          <w:rFonts w:ascii="Times New Roman" w:hAnsi="Times New Roman" w:cs="Times New Roman" w:hint="eastAsia"/>
+          <w:sz w:val="24"/>
+          <w:szCs w:val="24"/>
+        </w:rPr>
+        <w:t xml:space="preserve">[n.] </w:t>
+      </w:r>
+      <w:r>
+        <w:rPr>
+          <w:rFonts w:ascii="华文宋体" w:eastAsia="华文宋体" w:hAnsi="华文宋体" w:cs="Times New Roman" w:hint="eastAsia"/>
+          <w:sz w:val="24"/>
+          <w:szCs w:val="24"/>
+        </w:rPr>
+        <w:t>爬行动物</w:t>
+      </w:r>
+    </w:p>
+    <w:p>
+      <w:pPr>
+        <w:rPr>
+          <w:rFonts w:ascii="Times New Roman" w:hAnsi="Times New Roman" w:cs="Times New Roman"/>
           <w:b/>
           <w:bCs/>
           <w:i/>
@@ -113,268 +989,10 @@
           <w:sz w:val="24"/>
           <w:szCs w:val="24"/>
         </w:rPr>
-        <w:t>4</w:t>
-      </w:r>
-    </w:p>
-    <w:p>
-      <w:pPr>
-        <w:rPr>
-          <w:rFonts w:ascii="Times New Roman" w:hAnsi="Times New Roman" w:cs="Times New Roman" w:hint="eastAsia"/>
-          <w:sz w:val="24"/>
-          <w:szCs w:val="24"/>
-        </w:rPr>
-      </w:pPr>
-      <w:r>
-        <w:rPr>
-          <w:rFonts w:ascii="Times New Roman" w:hAnsi="Times New Roman" w:cs="Times New Roman" w:hint="eastAsia"/>
-          <w:b/>
-          <w:bCs/>
-          <w:sz w:val="24"/>
-          <w:szCs w:val="24"/>
-        </w:rPr>
-        <w:t>account</w:t>
-      </w:r>
-      <w:r>
-        <w:rPr>
-          <w:rFonts w:ascii="Times New Roman" w:hAnsi="Times New Roman" w:cs="Times New Roman"/>
-          <w:b/>
-          <w:bCs/>
-          <w:sz w:val="24"/>
-          <w:szCs w:val="24"/>
-        </w:rPr>
-        <w:br/>
-      </w:r>
-      <w:r>
-        <w:rPr>
-          <w:rFonts w:ascii="Times New Roman" w:hAnsi="Times New Roman" w:cs="Times New Roman" w:hint="eastAsia"/>
-          <w:sz w:val="24"/>
-          <w:szCs w:val="24"/>
-        </w:rPr>
-        <w:t>[n</w:t>
-      </w:r>
-      <w:r>
-        <w:rPr>
-          <w:rFonts w:ascii="Times New Roman" w:hAnsi="Times New Roman" w:cs="Times New Roman" w:hint="eastAsia"/>
-          <w:sz w:val="24"/>
-          <w:szCs w:val="24"/>
-        </w:rPr>
-        <w:t>.</w:t>
-      </w:r>
-      <w:r>
-        <w:rPr>
-          <w:rFonts w:ascii="Times New Roman" w:hAnsi="Times New Roman" w:cs="Times New Roman" w:hint="eastAsia"/>
-          <w:sz w:val="24"/>
-          <w:szCs w:val="24"/>
-        </w:rPr>
-        <w:t>C.</w:t>
-      </w:r>
-      <w:r>
-        <w:rPr>
-          <w:rFonts w:ascii="Times New Roman" w:hAnsi="Times New Roman" w:cs="Times New Roman" w:hint="eastAsia"/>
-          <w:sz w:val="24"/>
-          <w:szCs w:val="24"/>
-        </w:rPr>
-        <w:t xml:space="preserve">] </w:t>
-      </w:r>
-      <w:r>
-        <w:rPr>
-          <w:rFonts w:ascii="Times New Roman" w:hAnsi="Times New Roman" w:cs="Times New Roman" w:hint="eastAsia"/>
-          <w:sz w:val="24"/>
-          <w:szCs w:val="24"/>
-        </w:rPr>
-        <w:t>a written or spoken of something that has happened</w:t>
-      </w:r>
-      <w:r>
-        <w:rPr>
-          <w:rFonts w:ascii="Times New Roman" w:hAnsi="Times New Roman" w:cs="Times New Roman" w:hint="eastAsia"/>
-          <w:sz w:val="24"/>
-          <w:szCs w:val="24"/>
-        </w:rPr>
-        <w:t>.</w:t>
-      </w:r>
-      <w:r>
-        <w:rPr>
-          <w:rFonts w:ascii="Times New Roman" w:hAnsi="Times New Roman" w:cs="Times New Roman"/>
-          <w:sz w:val="24"/>
-          <w:szCs w:val="24"/>
-        </w:rPr>
-        <w:br/>
-      </w:r>
-      <w:r>
-        <w:rPr>
-          <w:rFonts w:ascii="Times New Roman" w:hAnsi="Times New Roman" w:cs="Times New Roman" w:hint="eastAsia"/>
-          <w:sz w:val="24"/>
-          <w:szCs w:val="24"/>
-        </w:rPr>
-        <w:t>She gave the police a full account of the incident.</w:t>
-      </w:r>
-    </w:p>
-    <w:p>
-      <w:pPr>
-        <w:rPr>
-          <w:rFonts w:ascii="Times New Roman" w:hAnsi="Times New Roman" w:cs="Times New Roman" w:hint="eastAsia"/>
-          <w:sz w:val="24"/>
-          <w:szCs w:val="24"/>
-        </w:rPr>
-      </w:pPr>
-      <w:r>
-        <w:rPr>
-          <w:rFonts w:ascii="Times New Roman" w:hAnsi="Times New Roman" w:cs="Times New Roman" w:hint="eastAsia"/>
-          <w:b/>
-          <w:sz w:val="24"/>
-          <w:szCs w:val="24"/>
-        </w:rPr>
-        <w:t>roam</w:t>
-      </w:r>
-      <w:r>
-        <w:rPr>
-          <w:rFonts w:ascii="Times New Roman" w:hAnsi="Times New Roman" w:cs="Times New Roman"/>
-          <w:sz w:val="24"/>
-          <w:szCs w:val="24"/>
-        </w:rPr>
-        <w:br/>
-      </w:r>
-      <w:r>
-        <w:rPr>
-          <w:rFonts w:ascii="Times New Roman" w:hAnsi="Times New Roman" w:cs="Times New Roman" w:hint="eastAsia"/>
-          <w:sz w:val="24"/>
-          <w:szCs w:val="24"/>
-        </w:rPr>
-        <w:t>[vi.vt.] to walk or travel around an area without any definite aim or direction.</w:t>
-      </w:r>
-      <w:r>
-        <w:rPr>
-          <w:rFonts w:ascii="Times New Roman" w:hAnsi="Times New Roman" w:cs="Times New Roman"/>
-          <w:sz w:val="24"/>
-          <w:szCs w:val="24"/>
-        </w:rPr>
-        <w:br/>
-      </w:r>
-      <w:r>
-        <w:rPr>
-          <w:rFonts w:ascii="Times New Roman" w:hAnsi="Times New Roman" w:cs="Times New Roman" w:hint="eastAsia"/>
-          <w:sz w:val="24"/>
-          <w:szCs w:val="24"/>
-        </w:rPr>
-        <w:t xml:space="preserve">The sheep are allowed to roam freely on this land. </w:t>
-      </w:r>
-    </w:p>
-    <w:p>
-      <w:pPr>
-        <w:rPr>
-          <w:rFonts w:ascii="Times New Roman" w:hAnsi="Times New Roman" w:cs="Times New Roman" w:hint="eastAsia"/>
-          <w:sz w:val="24"/>
-          <w:szCs w:val="24"/>
-        </w:rPr>
-      </w:pPr>
-      <w:r>
-        <w:rPr>
-          <w:rFonts w:ascii="Times New Roman" w:hAnsi="Times New Roman" w:cs="Times New Roman" w:hint="eastAsia"/>
-          <w:b/>
-          <w:sz w:val="24"/>
-          <w:szCs w:val="24"/>
-        </w:rPr>
-        <w:t>stable</w:t>
-      </w:r>
-      <w:r>
-        <w:rPr>
-          <w:rFonts w:ascii="Times New Roman" w:hAnsi="Times New Roman" w:cs="Times New Roman"/>
-          <w:b/>
-          <w:sz w:val="24"/>
-          <w:szCs w:val="24"/>
-        </w:rPr>
-        <w:br/>
-      </w:r>
-      <w:r>
-        <w:rPr>
-          <w:rFonts w:ascii="Times New Roman" w:hAnsi="Times New Roman" w:cs="Times New Roman" w:hint="eastAsia"/>
-          <w:sz w:val="24"/>
-          <w:szCs w:val="24"/>
-        </w:rPr>
-        <w:t>[n.C.] a building in which horses are kept.</w:t>
-      </w:r>
-      <w:r>
-        <w:rPr>
-          <w:rFonts w:ascii="Times New Roman" w:hAnsi="Times New Roman" w:cs="Times New Roman"/>
-          <w:sz w:val="24"/>
-          <w:szCs w:val="24"/>
-        </w:rPr>
-        <w:br/>
-      </w:r>
-      <w:r>
-        <w:rPr>
-          <w:rFonts w:ascii="Times New Roman" w:hAnsi="Times New Roman" w:cs="Times New Roman" w:hint="eastAsia"/>
-          <w:sz w:val="24"/>
-          <w:szCs w:val="24"/>
-        </w:rPr>
-        <w:t>The hosre was led back to its stable.</w:t>
-      </w:r>
-    </w:p>
-    <w:p>
-      <w:pPr>
-        <w:rPr>
-          <w:rFonts w:ascii="Times New Roman" w:hAnsi="Times New Roman" w:cs="Times New Roman" w:hint="eastAsia"/>
-          <w:sz w:val="24"/>
-          <w:szCs w:val="24"/>
-        </w:rPr>
-      </w:pPr>
-      <w:bookmarkStart w:id="0" w:name="_GoBack"/>
-      <w:r>
-        <w:rPr>
-          <w:rFonts w:ascii="Times New Roman" w:hAnsi="Times New Roman" w:cs="Times New Roman" w:hint="eastAsia"/>
-          <w:b/>
-          <w:sz w:val="24"/>
-          <w:szCs w:val="24"/>
-        </w:rPr>
-        <w:t>account</w:t>
-      </w:r>
-      <w:bookmarkEnd w:id="0"/>
-      <w:r>
-        <w:rPr>
-          <w:rFonts w:ascii="Times New Roman" w:hAnsi="Times New Roman" w:cs="Times New Roman"/>
-          <w:sz w:val="24"/>
-          <w:szCs w:val="24"/>
-        </w:rPr>
-        <w:br/>
-      </w:r>
-      <w:r>
-        <w:rPr>
-          <w:rFonts w:ascii="Times New Roman" w:hAnsi="Times New Roman" w:cs="Times New Roman" w:hint="eastAsia"/>
-          <w:sz w:val="24"/>
-          <w:szCs w:val="24"/>
-        </w:rPr>
-        <w:t>[C.] a written record of money that owed to a business and of money that has paid by it.</w:t>
-      </w:r>
-      <w:r>
-        <w:rPr>
-          <w:rFonts w:ascii="Times New Roman" w:hAnsi="Times New Roman" w:cs="Times New Roman"/>
-          <w:sz w:val="24"/>
-          <w:szCs w:val="24"/>
-        </w:rPr>
-        <w:br/>
-      </w:r>
-      <w:r>
-        <w:rPr>
-          <w:rFonts w:ascii="Times New Roman" w:hAnsi="Times New Roman" w:cs="Times New Roman" w:hint="eastAsia"/>
-          <w:sz w:val="24"/>
-          <w:szCs w:val="24"/>
-        </w:rPr>
-        <w:t>e.g. to keep the accounts up to date.</w:t>
-      </w:r>
-    </w:p>
-    <w:p>
-      <w:pPr>
-        <w:rPr>
-          <w:rFonts w:ascii="Times New Roman" w:hAnsi="Times New Roman" w:cs="Times New Roman" w:hint="eastAsia"/>
-          <w:sz w:val="24"/>
-          <w:szCs w:val="24"/>
-        </w:rPr>
-      </w:pPr>
-    </w:p>
-    <w:p>
-      <w:pPr>
-        <w:rPr>
-          <w:rFonts w:ascii="Times New Roman" w:hAnsi="Times New Roman" w:cs="Times New Roman"/>
+      </w:pPr>
+      <w:r>
+        <w:rPr>
+          <w:rFonts w:ascii="Times New Roman" w:hAnsi="Times New Roman" w:cs="Times New Roman" w:hint="eastAsia"/>
           <w:b/>
           <w:bCs/>
           <w:i/>
@@ -382,8 +1000,350 @@
           <w:sz w:val="24"/>
           <w:szCs w:val="24"/>
         </w:rPr>
-      </w:pPr>
-      <w:r>
+        <w:t>Sectioin 2</w:t>
+      </w:r>
+    </w:p>
+    <w:p>
+      <w:pPr>
+        <w:rPr>
+          <w:rFonts w:ascii="Times New Roman" w:hAnsi="Times New Roman" w:cs="Times New Roman"/>
+          <w:sz w:val="24"/>
+          <w:szCs w:val="24"/>
+        </w:rPr>
+      </w:pPr>
+      <w:r>
+        <w:rPr>
+          <w:rFonts w:ascii="Times New Roman" w:hAnsi="Times New Roman" w:cs="Times New Roman" w:hint="eastAsia"/>
+          <w:b/>
+          <w:bCs/>
+          <w:sz w:val="24"/>
+          <w:szCs w:val="24"/>
+        </w:rPr>
+        <w:t>cot</w:t>
+      </w:r>
+      <w:r>
+        <w:rPr>
+          <w:rFonts w:ascii="Times New Roman" w:hAnsi="Times New Roman" w:cs="Times New Roman" w:hint="eastAsia"/>
+          <w:sz w:val="24"/>
+          <w:szCs w:val="24"/>
+        </w:rPr>
+        <w:t xml:space="preserve"> /</w:t>
+      </w:r>
+      <w:r>
+        <w:rPr>
+          <w:rFonts w:ascii="GWIPA" w:hAnsi="GWIPA" w:cs="Times New Roman"/>
+          <w:sz w:val="24"/>
+          <w:szCs w:val="24"/>
+        </w:rPr>
+        <w:t></w:t>
+      </w:r>
+      <w:r>
+        <w:rPr>
+          <w:rFonts w:ascii="GWIPA" w:hAnsi="GWIPA" w:cs="Times New Roman"/>
+          <w:sz w:val="24"/>
+          <w:szCs w:val="24"/>
+        </w:rPr>
+        <w:t></w:t>
+      </w:r>
+      <w:r>
+        <w:rPr>
+          <w:rFonts w:ascii="GWIPA" w:hAnsi="GWIPA" w:cs="Times New Roman"/>
+          <w:sz w:val="24"/>
+          <w:szCs w:val="24"/>
+        </w:rPr>
+        <w:t></w:t>
+      </w:r>
+      <w:r>
+        <w:rPr>
+          <w:rFonts w:ascii="Times New Roman" w:hAnsi="Times New Roman" w:cs="Times New Roman" w:hint="eastAsia"/>
+          <w:sz w:val="24"/>
+          <w:szCs w:val="24"/>
+        </w:rPr>
+        <w:t>/</w:t>
+      </w:r>
+      <w:r>
+        <w:rPr>
+          <w:rFonts w:ascii="Times New Roman" w:hAnsi="Times New Roman" w:cs="Times New Roman"/>
+          <w:sz w:val="24"/>
+          <w:szCs w:val="24"/>
+        </w:rPr>
+        <w:br/>
+      </w:r>
+      <w:r>
+        <w:rPr>
+          <w:rFonts w:ascii="Times New Roman" w:hAnsi="Times New Roman" w:cs="Times New Roman" w:hint="eastAsia"/>
+          <w:sz w:val="24"/>
+          <w:szCs w:val="24"/>
+        </w:rPr>
+        <w:t>[n.] a small bed with high side for a baby or a child</w:t>
+      </w:r>
+    </w:p>
+    <w:p>
+      <w:pPr>
+        <w:rPr>
+          <w:rFonts w:ascii="Times New Roman" w:hAnsi="Times New Roman" w:cs="Times New Roman"/>
+          <w:sz w:val="24"/>
+          <w:szCs w:val="24"/>
+        </w:rPr>
+      </w:pPr>
+      <w:r>
+        <w:rPr>
+          <w:rFonts w:ascii="Times New Roman" w:hAnsi="Times New Roman" w:cs="Times New Roman" w:hint="eastAsia"/>
+          <w:b/>
+          <w:bCs/>
+          <w:sz w:val="24"/>
+          <w:szCs w:val="24"/>
+        </w:rPr>
+        <w:t>minus</w:t>
+      </w:r>
+      <w:r>
+        <w:rPr>
+          <w:rFonts w:ascii="Times New Roman" w:hAnsi="Times New Roman" w:cs="Times New Roman"/>
+          <w:sz w:val="24"/>
+          <w:szCs w:val="24"/>
+        </w:rPr>
+        <w:br/>
+      </w:r>
+      <w:r>
+        <w:rPr>
+          <w:rFonts w:ascii="Times New Roman" w:hAnsi="Times New Roman" w:cs="Times New Roman" w:hint="eastAsia"/>
+          <w:sz w:val="24"/>
+          <w:szCs w:val="24"/>
+        </w:rPr>
+        <w:t>[adj.] make something seem nagative and less attractive or good</w:t>
+      </w:r>
+      <w:r>
+        <w:rPr>
+          <w:rFonts w:ascii="Times New Roman" w:hAnsi="Times New Roman" w:cs="Times New Roman"/>
+          <w:sz w:val="24"/>
+          <w:szCs w:val="24"/>
+        </w:rPr>
+        <w:br/>
+      </w:r>
+      <w:r>
+        <w:rPr>
+          <w:rFonts w:ascii="Times New Roman" w:hAnsi="Times New Roman" w:cs="Times New Roman" w:hint="eastAsia"/>
+          <w:sz w:val="24"/>
+          <w:szCs w:val="24"/>
+        </w:rPr>
+        <w:t>o</w:t>
+      </w:r>
+      <w:r>
+        <w:rPr>
+          <w:rFonts w:ascii="Times New Roman" w:hAnsi="Times New Roman" w:cs="Times New Roman" w:hint="eastAsia"/>
+          <w:sz w:val="24"/>
+          <w:szCs w:val="24"/>
+        </w:rPr>
+        <w:t xml:space="preserve">n the minus side : </w:t>
+      </w:r>
+      <w:r>
+        <w:rPr>
+          <w:rFonts w:ascii="Times New Roman" w:hAnsi="Times New Roman" w:cs="Times New Roman" w:hint="eastAsia"/>
+          <w:sz w:val="24"/>
+          <w:szCs w:val="24"/>
+        </w:rPr>
+        <w:t>不足</w:t>
+      </w:r>
+      <w:r>
+        <w:rPr>
+          <w:rFonts w:ascii="Times New Roman" w:hAnsi="Times New Roman" w:cs="Times New Roman" w:hint="eastAsia"/>
+          <w:sz w:val="24"/>
+          <w:szCs w:val="24"/>
+        </w:rPr>
+        <w:t>之处</w:t>
+      </w:r>
+    </w:p>
+    <w:p>
+      <w:pPr>
+        <w:rPr>
+          <w:rFonts w:ascii="Times New Roman" w:hAnsi="Times New Roman" w:cs="Times New Roman"/>
+          <w:sz w:val="24"/>
+          <w:szCs w:val="24"/>
+        </w:rPr>
+      </w:pPr>
+      <w:r>
+        <w:rPr>
+          <w:rFonts w:ascii="Times New Roman" w:hAnsi="Times New Roman" w:cs="Times New Roman" w:hint="eastAsia"/>
+          <w:b/>
+          <w:bCs/>
+          <w:sz w:val="24"/>
+          <w:szCs w:val="24"/>
+        </w:rPr>
+        <w:t>niggle</w:t>
+      </w:r>
+      <w:r>
+        <w:rPr>
+          <w:rFonts w:ascii="Times New Roman" w:hAnsi="Times New Roman" w:cs="Times New Roman"/>
+          <w:sz w:val="24"/>
+          <w:szCs w:val="24"/>
+        </w:rPr>
+        <w:br/>
+      </w:r>
+      <w:r>
+        <w:rPr>
+          <w:rFonts w:ascii="Times New Roman" w:hAnsi="Times New Roman" w:cs="Times New Roman" w:hint="eastAsia"/>
+          <w:sz w:val="24"/>
+          <w:szCs w:val="24"/>
+        </w:rPr>
+        <w:t>[n.] a small critism or complaint.</w:t>
+      </w:r>
+      <w:r>
+        <w:rPr>
+          <w:rFonts w:ascii="Times New Roman" w:hAnsi="Times New Roman" w:cs="Times New Roman"/>
+          <w:sz w:val="24"/>
+          <w:szCs w:val="24"/>
+        </w:rPr>
+        <w:br/>
+      </w:r>
+      <w:r>
+        <w:rPr>
+          <w:rFonts w:ascii="Times New Roman" w:hAnsi="Times New Roman" w:cs="Times New Roman" w:hint="eastAsia"/>
+          <w:sz w:val="24"/>
+          <w:szCs w:val="24"/>
+        </w:rPr>
+        <w:t xml:space="preserve">My only niggle is that they should have told me sooner. </w:t>
+      </w:r>
+    </w:p>
+    <w:p>
+      <w:pPr>
+        <w:rPr>
+          <w:rFonts w:ascii="Times New Roman" w:hAnsi="Times New Roman" w:cs="Times New Roman"/>
+          <w:sz w:val="24"/>
+          <w:szCs w:val="24"/>
+        </w:rPr>
+      </w:pPr>
+      <w:r>
+        <w:rPr>
+          <w:rFonts w:ascii="Times New Roman" w:hAnsi="Times New Roman" w:cs="Times New Roman" w:hint="eastAsia"/>
+          <w:b/>
+          <w:bCs/>
+          <w:sz w:val="24"/>
+          <w:szCs w:val="24"/>
+        </w:rPr>
+        <w:t>rust</w:t>
+      </w:r>
+      <w:r>
+        <w:rPr>
+          <w:rFonts w:ascii="Times New Roman" w:hAnsi="Times New Roman" w:cs="Times New Roman"/>
+          <w:sz w:val="24"/>
+          <w:szCs w:val="24"/>
+        </w:rPr>
+        <w:br/>
+      </w:r>
+      <w:r>
+        <w:rPr>
+          <w:rFonts w:ascii="Times New Roman" w:hAnsi="Times New Roman" w:cs="Times New Roman" w:hint="eastAsia"/>
+          <w:sz w:val="24"/>
+          <w:szCs w:val="24"/>
+        </w:rPr>
+        <w:t>[n.] a reddish-brown substance that is formed on some metals by the action of water and air.</w:t>
+      </w:r>
+      <w:r>
+        <w:rPr>
+          <w:rFonts w:ascii="Times New Roman" w:hAnsi="Times New Roman" w:cs="Times New Roman"/>
+          <w:sz w:val="24"/>
+          <w:szCs w:val="24"/>
+        </w:rPr>
+        <w:br/>
+      </w:r>
+      <w:r>
+        <w:rPr>
+          <w:rFonts w:ascii="Times New Roman" w:hAnsi="Times New Roman" w:cs="Times New Roman" w:hint="eastAsia"/>
+          <w:sz w:val="24"/>
+          <w:szCs w:val="24"/>
+        </w:rPr>
+        <w:t>[vt.]</w:t>
+      </w:r>
+      <w:r>
+        <w:rPr>
+          <w:rFonts w:ascii="Times New Roman" w:hAnsi="Times New Roman" w:cs="Times New Roman" w:hint="eastAsia"/>
+          <w:sz w:val="24"/>
+          <w:szCs w:val="24"/>
+        </w:rPr>
+        <w:t xml:space="preserve"> </w:t>
+      </w:r>
+    </w:p>
+    <w:p>
+      <w:pPr>
+        <w:rPr>
+          <w:rFonts w:ascii="Times New Roman" w:hAnsi="Times New Roman" w:cs="Times New Roman"/>
+          <w:sz w:val="24"/>
+          <w:szCs w:val="24"/>
+        </w:rPr>
+      </w:pPr>
+      <w:r>
+        <w:rPr>
+          <w:rFonts w:ascii="Times New Roman" w:hAnsi="Times New Roman" w:cs="Times New Roman" w:hint="eastAsia"/>
+          <w:b/>
+          <w:bCs/>
+          <w:sz w:val="24"/>
+          <w:szCs w:val="24"/>
+        </w:rPr>
+        <w:t>todd</w:t>
+      </w:r>
+      <w:r>
+        <w:rPr>
+          <w:rFonts w:ascii="Times New Roman" w:hAnsi="Times New Roman" w:cs="Times New Roman" w:hint="eastAsia"/>
+          <w:b/>
+          <w:bCs/>
+          <w:sz w:val="24"/>
+          <w:szCs w:val="24"/>
+        </w:rPr>
+        <w:t>l</w:t>
+      </w:r>
+      <w:r>
+        <w:rPr>
+          <w:rFonts w:ascii="Times New Roman" w:hAnsi="Times New Roman" w:cs="Times New Roman" w:hint="eastAsia"/>
+          <w:b/>
+          <w:bCs/>
+          <w:sz w:val="24"/>
+          <w:szCs w:val="24"/>
+        </w:rPr>
+        <w:t>er</w:t>
+      </w:r>
+      <w:r>
+        <w:rPr>
+          <w:rFonts w:ascii="Times New Roman" w:hAnsi="Times New Roman" w:cs="Times New Roman"/>
+          <w:b/>
+          <w:bCs/>
+          <w:sz w:val="24"/>
+          <w:szCs w:val="24"/>
+        </w:rPr>
+        <w:br/>
+      </w:r>
+      <w:r>
+        <w:rPr>
+          <w:rFonts w:ascii="Times New Roman" w:hAnsi="Times New Roman" w:cs="Times New Roman" w:hint="eastAsia"/>
+          <w:sz w:val="24"/>
+          <w:szCs w:val="24"/>
+        </w:rPr>
+        <w:t xml:space="preserve">[n.] </w:t>
+      </w:r>
+      <w:r>
+        <w:rPr>
+          <w:rFonts w:ascii="Times New Roman" w:hAnsi="Times New Roman" w:cs="Times New Roman" w:hint="eastAsia"/>
+          <w:sz w:val="24"/>
+          <w:szCs w:val="24"/>
+        </w:rPr>
+        <w:t>a child who has only recently learnt to wa</w:t>
+      </w:r>
+      <w:r>
+        <w:rPr>
+          <w:rFonts w:ascii="Times New Roman" w:hAnsi="Times New Roman" w:cs="Times New Roman" w:hint="eastAsia"/>
+          <w:sz w:val="24"/>
+          <w:szCs w:val="24"/>
+        </w:rPr>
+        <w:t>lk.</w:t>
+      </w:r>
+      <w:r>
+        <w:rPr>
+          <w:rFonts w:ascii="Times New Roman" w:hAnsi="Times New Roman" w:cs="Times New Roman"/>
+        </w:rPr>
+        <w:br/>
+      </w:r>
+    </w:p>
+    <w:p>
+      <w:pPr>
         <w:rPr>
           <w:rFonts w:ascii="Times New Roman" w:hAnsi="Times New Roman" w:cs="Times New Roman"/>
           <w:b/>
@@ -393,8 +1353,7 @@
           <w:sz w:val="24"/>
           <w:szCs w:val="24"/>
         </w:rPr>
-        <w:t xml:space="preserve">Section </w:t>
-      </w:r>
+      </w:pPr>
       <w:r>
         <w:rPr>
           <w:rFonts w:ascii="Times New Roman" w:hAnsi="Times New Roman" w:cs="Times New Roman" w:hint="eastAsia"/>
@@ -405,172 +1364,166 @@
           <w:sz w:val="24"/>
           <w:szCs w:val="24"/>
         </w:rPr>
-        <w:t>4</w:t>
-      </w:r>
-    </w:p>
-    <w:p>
-      <w:pPr>
-        <w:rPr>
-          <w:rFonts w:ascii="Times New Roman" w:hAnsi="Times New Roman" w:cs="Times New Roman"/>
-          <w:sz w:val="24"/>
-          <w:szCs w:val="24"/>
-        </w:rPr>
-      </w:pPr>
-      <w:r>
-        <w:rPr>
-          <w:rFonts w:ascii="Times New Roman" w:hAnsi="Times New Roman" w:cs="Times New Roman" w:hint="eastAsia"/>
-          <w:b/>
-          <w:bCs/>
-          <w:sz w:val="24"/>
-          <w:szCs w:val="24"/>
-        </w:rPr>
-        <w:t>evaporate</w:t>
-      </w:r>
-      <w:r>
-        <w:rPr>
-          <w:rFonts w:ascii="Times New Roman" w:hAnsi="Times New Roman" w:cs="Times New Roman"/>
-          <w:sz w:val="24"/>
-          <w:szCs w:val="24"/>
-        </w:rPr>
-        <w:br/>
-      </w:r>
-      <w:r>
-        <w:rPr>
-          <w:rFonts w:ascii="Times New Roman" w:hAnsi="Times New Roman" w:cs="Times New Roman" w:hint="eastAsia"/>
-          <w:sz w:val="24"/>
-          <w:szCs w:val="24"/>
-        </w:rPr>
-        <w:t>[vt</w:t>
-      </w:r>
-      <w:r>
-        <w:rPr>
-          <w:rFonts w:ascii="Times New Roman" w:hAnsi="Times New Roman" w:cs="Times New Roman" w:hint="eastAsia"/>
-          <w:sz w:val="24"/>
-          <w:szCs w:val="24"/>
-        </w:rPr>
-        <w:t xml:space="preserve">.] </w:t>
-      </w:r>
-      <w:r>
-        <w:rPr>
-          <w:rFonts w:ascii="Times New Roman" w:hAnsi="Times New Roman" w:cs="Times New Roman" w:hint="eastAsia"/>
-          <w:sz w:val="24"/>
-          <w:szCs w:val="24"/>
-        </w:rPr>
-        <w:t>to change liquid into</w:t>
-      </w:r>
-      <w:r>
-        <w:rPr>
-          <w:rFonts w:ascii="Times New Roman" w:hAnsi="Times New Roman" w:cs="Times New Roman" w:hint="eastAsia"/>
-          <w:sz w:val="24"/>
-          <w:szCs w:val="24"/>
-        </w:rPr>
-        <w:t xml:space="preserve"> a gas, especially steam</w:t>
-      </w:r>
-      <w:r>
-        <w:rPr>
-          <w:rFonts w:ascii="Times New Roman" w:hAnsi="Times New Roman" w:cs="Times New Roman" w:hint="eastAsia"/>
-          <w:sz w:val="24"/>
-          <w:szCs w:val="24"/>
-        </w:rPr>
-        <w:t>.</w:t>
-      </w:r>
-    </w:p>
-    <w:p>
-      <w:pPr>
-        <w:rPr>
-          <w:rFonts w:ascii="华文宋体" w:eastAsia="华文宋体" w:hAnsi="华文宋体" w:cs="Times New Roman"/>
-          <w:sz w:val="24"/>
-          <w:szCs w:val="24"/>
-        </w:rPr>
-      </w:pPr>
-      <w:r>
-        <w:rPr>
-          <w:rFonts w:ascii="Times New Roman" w:hAnsi="Times New Roman" w:cs="Times New Roman" w:hint="eastAsia"/>
-          <w:b/>
-          <w:sz w:val="24"/>
-          <w:szCs w:val="24"/>
-        </w:rPr>
-        <w:t>gust</w:t>
-      </w:r>
-      <w:r>
-        <w:rPr>
-          <w:rFonts w:ascii="Times New Roman" w:hAnsi="Times New Roman" w:cs="Times New Roman"/>
-          <w:sz w:val="24"/>
-          <w:szCs w:val="24"/>
-        </w:rPr>
-        <w:br/>
-      </w:r>
-      <w:r>
-        <w:rPr>
-          <w:rFonts w:ascii="Times New Roman" w:hAnsi="Times New Roman" w:cs="Times New Roman" w:hint="eastAsia"/>
-          <w:sz w:val="24"/>
-          <w:szCs w:val="24"/>
-        </w:rPr>
-        <w:t>[C.] a sudden increase in the amount and speed of wind that is blowing.</w:t>
-      </w:r>
-      <w:r>
-        <w:rPr>
-          <w:rFonts w:ascii="Times New Roman" w:hAnsi="Times New Roman" w:cs="Times New Roman"/>
-          <w:sz w:val="24"/>
-          <w:szCs w:val="24"/>
-        </w:rPr>
-        <w:br/>
-      </w:r>
-      <w:r>
-        <w:rPr>
-          <w:rFonts w:ascii="Times New Roman" w:hAnsi="Times New Roman" w:cs="Times New Roman" w:hint="eastAsia"/>
-          <w:sz w:val="24"/>
-          <w:szCs w:val="24"/>
-        </w:rPr>
-        <w:t>[vi.] to suddenly blow very hard</w:t>
-      </w:r>
-      <w:r>
-        <w:rPr>
-          <w:rFonts w:ascii="Times New Roman" w:hAnsi="Times New Roman" w:cs="Times New Roman"/>
-          <w:sz w:val="24"/>
-          <w:szCs w:val="24"/>
-        </w:rPr>
-        <w:br/>
-      </w:r>
-      <w:r>
-        <w:rPr>
-          <w:rFonts w:ascii="Times New Roman" w:hAnsi="Times New Roman" w:cs="Times New Roman" w:hint="eastAsia"/>
-          <w:sz w:val="24"/>
-          <w:szCs w:val="24"/>
-        </w:rPr>
-        <w:t>The wind gusted through the branches.</w:t>
-      </w:r>
-    </w:p>
-    <w:p>
-      <w:pPr>
-        <w:rPr>
-          <w:rFonts w:ascii="华文宋体" w:eastAsia="华文宋体" w:hAnsi="华文宋体" w:cs="Times New Roman"/>
-          <w:sz w:val="24"/>
-          <w:szCs w:val="24"/>
-        </w:rPr>
-      </w:pPr>
-    </w:p>
-    <w:p>
-      <w:pPr>
-        <w:outlineLvl w:val="1"/>
-        <w:rPr>
-          <w:rFonts w:ascii="Times New Roman" w:hAnsi="Times New Roman" w:cs="Times New Roman"/>
-          <w:b/>
-          <w:bCs/>
-          <w:sz w:val="32"/>
-          <w:szCs w:val="32"/>
-        </w:rPr>
-      </w:pPr>
-      <w:r>
-        <w:rPr>
-          <w:rFonts w:ascii="Times New Roman" w:hAnsi="Times New Roman" w:cs="Times New Roman"/>
-          <w:b/>
-          <w:bCs/>
-          <w:sz w:val="32"/>
-          <w:szCs w:val="32"/>
-        </w:rPr>
-        <w:t xml:space="preserve">Cambridge IELTS 5 </w:t>
-      </w:r>
+        <w:t>Section 3</w:t>
+      </w:r>
+    </w:p>
+    <w:p>
+      <w:pPr>
+        <w:rPr>
+          <w:rFonts w:ascii="Times New Roman" w:hAnsi="Times New Roman" w:cs="Times New Roman"/>
+          <w:sz w:val="24"/>
+          <w:szCs w:val="24"/>
+        </w:rPr>
+      </w:pPr>
+      <w:r>
+        <w:rPr>
+          <w:rFonts w:ascii="Times New Roman" w:hAnsi="Times New Roman" w:cs="Times New Roman" w:hint="eastAsia"/>
+          <w:b/>
+          <w:bCs/>
+          <w:sz w:val="24"/>
+          <w:szCs w:val="24"/>
+        </w:rPr>
+        <w:t>prospectus</w:t>
+      </w:r>
+      <w:r>
+        <w:rPr>
+          <w:rFonts w:ascii="Times New Roman" w:hAnsi="Times New Roman" w:cs="Times New Roman"/>
+          <w:sz w:val="24"/>
+          <w:szCs w:val="24"/>
+        </w:rPr>
+        <w:br/>
+      </w:r>
+      <w:r>
+        <w:rPr>
+          <w:rFonts w:ascii="Times New Roman" w:hAnsi="Times New Roman" w:cs="Times New Roman" w:hint="eastAsia"/>
+          <w:sz w:val="24"/>
+          <w:szCs w:val="24"/>
+        </w:rPr>
+        <w:t>[n.] a book or a printed document that gives information about a school, college, etc. in order to advise it.</w:t>
+      </w:r>
+    </w:p>
+    <w:p>
+      <w:pPr>
+        <w:rPr>
+          <w:rFonts w:ascii="Times New Roman" w:hAnsi="Times New Roman" w:cs="Times New Roman"/>
+          <w:b/>
+          <w:bCs/>
+          <w:i/>
+          <w:iCs/>
+          <w:sz w:val="24"/>
+          <w:szCs w:val="24"/>
+        </w:rPr>
+      </w:pPr>
+      <w:r>
+        <w:rPr>
+          <w:rFonts w:ascii="Times New Roman" w:hAnsi="Times New Roman" w:cs="Times New Roman" w:hint="eastAsia"/>
+          <w:b/>
+          <w:bCs/>
+          <w:i/>
+          <w:iCs/>
+          <w:sz w:val="24"/>
+          <w:szCs w:val="24"/>
+        </w:rPr>
+        <w:t>Section 4</w:t>
+      </w:r>
+    </w:p>
+    <w:p>
+      <w:pPr>
+        <w:rPr>
+          <w:rFonts w:ascii="Times New Roman" w:hAnsi="Times New Roman" w:cs="Times New Roman"/>
+          <w:sz w:val="24"/>
+          <w:szCs w:val="24"/>
+        </w:rPr>
+      </w:pPr>
+      <w:r>
+        <w:rPr>
+          <w:rFonts w:ascii="Times New Roman" w:hAnsi="Times New Roman" w:cs="Times New Roman" w:hint="eastAsia"/>
+          <w:b/>
+          <w:bCs/>
+          <w:sz w:val="24"/>
+          <w:szCs w:val="24"/>
+        </w:rPr>
+        <w:t>pretension</w:t>
+      </w:r>
+      <w:r>
+        <w:rPr>
+          <w:rFonts w:ascii="Times New Roman" w:hAnsi="Times New Roman" w:cs="Times New Roman"/>
+          <w:sz w:val="24"/>
+          <w:szCs w:val="24"/>
+        </w:rPr>
+        <w:br/>
+      </w:r>
+      <w:r>
+        <w:rPr>
+          <w:rFonts w:ascii="Times New Roman" w:hAnsi="Times New Roman" w:cs="Times New Roman" w:hint="eastAsia"/>
+          <w:sz w:val="24"/>
+          <w:szCs w:val="24"/>
+        </w:rPr>
+        <w:t xml:space="preserve">[C. usually plural] the act of trying to appear more important, intelligent, etc. </w:t>
+      </w:r>
+      <w:r>
+        <w:rPr>
+          <w:rFonts w:ascii="Times New Roman" w:hAnsi="Times New Roman" w:cs="Times New Roman" w:hint="eastAsia"/>
+          <w:sz w:val="24"/>
+          <w:szCs w:val="24"/>
+        </w:rPr>
+        <w:t>than you are in order to impress people.</w:t>
+      </w:r>
+      <w:r>
+        <w:rPr>
+          <w:rFonts w:ascii="Times New Roman" w:hAnsi="Times New Roman" w:cs="Times New Roman"/>
+          <w:sz w:val="24"/>
+          <w:szCs w:val="24"/>
+        </w:rPr>
+        <w:br/>
+      </w:r>
+      <w:r>
+        <w:rPr>
+          <w:rFonts w:ascii="Times New Roman" w:hAnsi="Times New Roman" w:cs="Times New Roman" w:hint="eastAsia"/>
+          <w:sz w:val="24"/>
+          <w:szCs w:val="24"/>
+        </w:rPr>
+        <w:t>intellectual pretensions</w:t>
+      </w:r>
+      <w:r>
+        <w:rPr>
+          <w:rFonts w:ascii="Times New Roman" w:hAnsi="Times New Roman" w:cs="Times New Roman"/>
+          <w:sz w:val="24"/>
+          <w:szCs w:val="24"/>
+        </w:rPr>
+        <w:br/>
+      </w:r>
+      <w:r>
+        <w:rPr>
+          <w:rFonts w:ascii="Times New Roman" w:hAnsi="Times New Roman" w:cs="Times New Roman" w:hint="eastAsia"/>
+          <w:sz w:val="24"/>
+          <w:szCs w:val="24"/>
+        </w:rPr>
+        <w:t>He spoke without pretension.</w:t>
+      </w:r>
+    </w:p>
+    <w:p>
+      <w:pPr>
+        <w:rPr>
+          <w:rFonts w:ascii="Times New Roman" w:hAnsi="Times New Roman" w:cs="Times New Roman"/>
+          <w:sz w:val="24"/>
+          <w:szCs w:val="24"/>
+        </w:rPr>
+      </w:pPr>
+    </w:p>
+    <w:p>
+      <w:pPr>
+        <w:rPr>
+          <w:rFonts w:ascii="Times New Roman" w:hAnsi="Times New Roman" w:cs="Times New Roman"/>
+        </w:rPr>
+      </w:pPr>
+    </w:p>
+    <w:p>
+      <w:pPr>
+        <w:rPr>
+          <w:rFonts w:ascii="Times New Roman" w:hAnsi="Times New Roman" w:cs="Times New Roman"/>
+        </w:rPr>
+      </w:pPr>
     </w:p>
     <w:p>
       <w:pPr>
@@ -585,13 +1538,13 @@
       </w:pPr>
       <w:r>
         <w:rPr>
-          <w:rFonts w:ascii="Times New Roman" w:hAnsi="Times New Roman" w:cs="Times New Roman"/>
+          <w:rFonts w:ascii="Times New Roman" w:hAnsi="Times New Roman" w:cs="Times New Roman" w:hint="eastAsia"/>
           <w:b/>
           <w:bCs/>
           <w:sz w:val="28"/>
           <w:szCs w:val="28"/>
         </w:rPr>
-        <w:t>Test 1</w:t>
+        <w:t>Test 2</w:t>
       </w:r>
     </w:p>
     <w:p>
@@ -622,44 +1575,80 @@
     <w:p>
       <w:pPr>
         <w:rPr>
-          <w:rFonts w:ascii="华文宋体" w:eastAsia="华文宋体" w:hAnsi="华文宋体" w:cs="Times New Roman"/>
-          <w:sz w:val="24"/>
-          <w:szCs w:val="24"/>
-        </w:rPr>
-      </w:pPr>
-      <w:r>
-        <w:rPr>
-          <w:rFonts w:ascii="Times New Roman" w:hAnsi="Times New Roman" w:cs="Times New Roman" w:hint="eastAsia"/>
-          <w:b/>
-          <w:bCs/>
-          <w:sz w:val="24"/>
-          <w:szCs w:val="24"/>
-        </w:rPr>
-        <w:t>reptile</w:t>
-      </w:r>
-      <w:r>
-        <w:rPr>
-          <w:rFonts w:ascii="Times New Roman" w:hAnsi="Times New Roman" w:cs="Times New Roman"/>
-          <w:sz w:val="24"/>
-          <w:szCs w:val="24"/>
-        </w:rPr>
-        <w:br/>
-      </w:r>
-      <w:r>
-        <w:rPr>
-          <w:rFonts w:ascii="Times New Roman" w:hAnsi="Times New Roman" w:cs="Times New Roman" w:hint="eastAsia"/>
-          <w:sz w:val="24"/>
-          <w:szCs w:val="24"/>
-        </w:rPr>
-        <w:t xml:space="preserve">[n.] </w:t>
-      </w:r>
-      <w:r>
-        <w:rPr>
-          <w:rFonts w:ascii="华文宋体" w:eastAsia="华文宋体" w:hAnsi="华文宋体" w:cs="Times New Roman" w:hint="eastAsia"/>
-          <w:sz w:val="24"/>
-          <w:szCs w:val="24"/>
-        </w:rPr>
-        <w:t>爬行动物</w:t>
+          <w:rFonts w:ascii="Times New Roman" w:hAnsi="Times New Roman" w:cs="Times New Roman"/>
+        </w:rPr>
+      </w:pPr>
+      <w:r>
+        <w:rPr>
+          <w:rFonts w:ascii="Times New Roman" w:hAnsi="Times New Roman" w:cs="Times New Roman" w:hint="eastAsia"/>
+          <w:b/>
+          <w:bCs/>
+        </w:rPr>
+        <w:lastRenderedPageBreak/>
+        <w:t>booklet</w:t>
+      </w:r>
+      <w:r>
+        <w:rPr>
+          <w:rFonts w:ascii="Times New Roman" w:hAnsi="Times New Roman" w:cs="Times New Roman"/>
+        </w:rPr>
+        <w:br/>
+      </w:r>
+      <w:r>
+        <w:rPr>
+          <w:rFonts w:ascii="Times New Roman" w:hAnsi="Times New Roman" w:cs="Times New Roman" w:hint="eastAsia"/>
+        </w:rPr>
+        <w:t>[n.] a small thin book with a paper cover that contains information abou a particular subject</w:t>
+      </w:r>
+    </w:p>
+    <w:p>
+      <w:pPr>
+        <w:rPr>
+          <w:rFonts w:ascii="Times New Roman" w:hAnsi="Times New Roman" w:cs="Times New Roman"/>
+        </w:rPr>
+      </w:pPr>
+      <w:r>
+        <w:rPr>
+          <w:rFonts w:ascii="Times New Roman" w:hAnsi="Times New Roman" w:cs="Times New Roman" w:hint="eastAsia"/>
+          <w:b/>
+          <w:bCs/>
+        </w:rPr>
+        <w:t>nominal</w:t>
+      </w:r>
+      <w:r>
+        <w:rPr>
+          <w:rFonts w:ascii="Times New Roman" w:hAnsi="Times New Roman" w:cs="Times New Roman"/>
+        </w:rPr>
+        <w:br/>
+      </w:r>
+      <w:r>
+        <w:rPr>
+          <w:rFonts w:ascii="Times New Roman" w:hAnsi="Times New Roman" w:cs="Times New Roman" w:hint="eastAsia"/>
+        </w:rPr>
+        <w:t>[adj.] (of a sum of money) very small and much less that the normal cost or change.</w:t>
+      </w:r>
+      <w:r>
+        <w:rPr>
+          <w:rFonts w:ascii="Times New Roman" w:hAnsi="Times New Roman" w:cs="Times New Roman"/>
+        </w:rPr>
+        <w:br/>
+      </w:r>
+      <w:r>
+        <w:rPr>
+          <w:rFonts w:ascii="Times New Roman" w:hAnsi="Times New Roman" w:cs="Times New Roman" w:hint="eastAsia"/>
+        </w:rPr>
+        <w:t>We only pay a nominal rent.</w:t>
+      </w:r>
+      <w:r>
+        <w:rPr>
+          <w:rFonts w:ascii="Times New Roman" w:hAnsi="Times New Roman" w:cs="Times New Roman"/>
+        </w:rPr>
+        <w:br/>
+      </w:r>
+      <w:r>
+        <w:rPr>
+          <w:rFonts w:ascii="Times New Roman" w:hAnsi="Times New Roman" w:cs="Times New Roman" w:hint="eastAsia"/>
+        </w:rPr>
+        <w:t>We make a nominal charge of $1 thereafter.</w:t>
       </w:r>
     </w:p>
     <w:p>
@@ -684,679 +1673,6 @@
           <w:sz w:val="24"/>
           <w:szCs w:val="24"/>
         </w:rPr>
-        <w:t>Sectioin 2</w:t>
-      </w:r>
-    </w:p>
-    <w:p>
-      <w:pPr>
-        <w:rPr>
-          <w:rFonts w:ascii="Times New Roman" w:hAnsi="Times New Roman" w:cs="Times New Roman"/>
-          <w:sz w:val="24"/>
-          <w:szCs w:val="24"/>
-        </w:rPr>
-      </w:pPr>
-      <w:r>
-        <w:rPr>
-          <w:rFonts w:ascii="Times New Roman" w:hAnsi="Times New Roman" w:cs="Times New Roman" w:hint="eastAsia"/>
-          <w:b/>
-          <w:bCs/>
-          <w:sz w:val="24"/>
-          <w:szCs w:val="24"/>
-        </w:rPr>
-        <w:t>cot</w:t>
-      </w:r>
-      <w:r>
-        <w:rPr>
-          <w:rFonts w:ascii="Times New Roman" w:hAnsi="Times New Roman" w:cs="Times New Roman" w:hint="eastAsia"/>
-          <w:sz w:val="24"/>
-          <w:szCs w:val="24"/>
-        </w:rPr>
-        <w:t xml:space="preserve"> /</w:t>
-      </w:r>
-      <w:r>
-        <w:rPr>
-          <w:rFonts w:ascii="GWIPA" w:hAnsi="GWIPA" w:cs="Times New Roman"/>
-          <w:sz w:val="24"/>
-          <w:szCs w:val="24"/>
-        </w:rPr>
-        <w:t></w:t>
-      </w:r>
-      <w:r>
-        <w:rPr>
-          <w:rFonts w:ascii="GWIPA" w:hAnsi="GWIPA" w:cs="Times New Roman"/>
-          <w:sz w:val="24"/>
-          <w:szCs w:val="24"/>
-        </w:rPr>
-        <w:t></w:t>
-      </w:r>
-      <w:r>
-        <w:rPr>
-          <w:rFonts w:ascii="GWIPA" w:hAnsi="GWIPA" w:cs="Times New Roman"/>
-          <w:sz w:val="24"/>
-          <w:szCs w:val="24"/>
-        </w:rPr>
-        <w:t></w:t>
-      </w:r>
-      <w:r>
-        <w:rPr>
-          <w:rFonts w:ascii="Times New Roman" w:hAnsi="Times New Roman" w:cs="Times New Roman" w:hint="eastAsia"/>
-          <w:sz w:val="24"/>
-          <w:szCs w:val="24"/>
-        </w:rPr>
-        <w:t>/</w:t>
-      </w:r>
-      <w:r>
-        <w:rPr>
-          <w:rFonts w:ascii="Times New Roman" w:hAnsi="Times New Roman" w:cs="Times New Roman"/>
-          <w:sz w:val="24"/>
-          <w:szCs w:val="24"/>
-        </w:rPr>
-        <w:br/>
-      </w:r>
-      <w:r>
-        <w:rPr>
-          <w:rFonts w:ascii="Times New Roman" w:hAnsi="Times New Roman" w:cs="Times New Roman" w:hint="eastAsia"/>
-          <w:sz w:val="24"/>
-          <w:szCs w:val="24"/>
-        </w:rPr>
-        <w:t>[n.] a small bed with high side for a baby or a child</w:t>
-      </w:r>
-    </w:p>
-    <w:p>
-      <w:pPr>
-        <w:rPr>
-          <w:rFonts w:ascii="Times New Roman" w:hAnsi="Times New Roman" w:cs="Times New Roman"/>
-          <w:sz w:val="24"/>
-          <w:szCs w:val="24"/>
-        </w:rPr>
-      </w:pPr>
-      <w:r>
-        <w:rPr>
-          <w:rFonts w:ascii="Times New Roman" w:hAnsi="Times New Roman" w:cs="Times New Roman" w:hint="eastAsia"/>
-          <w:b/>
-          <w:bCs/>
-          <w:sz w:val="24"/>
-          <w:szCs w:val="24"/>
-        </w:rPr>
-        <w:lastRenderedPageBreak/>
-        <w:t>minus</w:t>
-      </w:r>
-      <w:r>
-        <w:rPr>
-          <w:rFonts w:ascii="Times New Roman" w:hAnsi="Times New Roman" w:cs="Times New Roman"/>
-          <w:sz w:val="24"/>
-          <w:szCs w:val="24"/>
-        </w:rPr>
-        <w:br/>
-      </w:r>
-      <w:r>
-        <w:rPr>
-          <w:rFonts w:ascii="Times New Roman" w:hAnsi="Times New Roman" w:cs="Times New Roman" w:hint="eastAsia"/>
-          <w:sz w:val="24"/>
-          <w:szCs w:val="24"/>
-        </w:rPr>
-        <w:t>[adj.] make something seem nagative and less attractive or good</w:t>
-      </w:r>
-      <w:r>
-        <w:rPr>
-          <w:rFonts w:ascii="Times New Roman" w:hAnsi="Times New Roman" w:cs="Times New Roman"/>
-          <w:sz w:val="24"/>
-          <w:szCs w:val="24"/>
-        </w:rPr>
-        <w:br/>
-      </w:r>
-      <w:r>
-        <w:rPr>
-          <w:rFonts w:ascii="Times New Roman" w:hAnsi="Times New Roman" w:cs="Times New Roman" w:hint="eastAsia"/>
-          <w:sz w:val="24"/>
-          <w:szCs w:val="24"/>
-        </w:rPr>
-        <w:t>o</w:t>
-      </w:r>
-      <w:r>
-        <w:rPr>
-          <w:rFonts w:ascii="Times New Roman" w:hAnsi="Times New Roman" w:cs="Times New Roman" w:hint="eastAsia"/>
-          <w:sz w:val="24"/>
-          <w:szCs w:val="24"/>
-        </w:rPr>
-        <w:t xml:space="preserve">n the minus side : </w:t>
-      </w:r>
-      <w:r>
-        <w:rPr>
-          <w:rFonts w:ascii="Times New Roman" w:hAnsi="Times New Roman" w:cs="Times New Roman" w:hint="eastAsia"/>
-          <w:sz w:val="24"/>
-          <w:szCs w:val="24"/>
-        </w:rPr>
-        <w:t>不足</w:t>
-      </w:r>
-      <w:r>
-        <w:rPr>
-          <w:rFonts w:ascii="Times New Roman" w:hAnsi="Times New Roman" w:cs="Times New Roman" w:hint="eastAsia"/>
-          <w:sz w:val="24"/>
-          <w:szCs w:val="24"/>
-        </w:rPr>
-        <w:t>之处</w:t>
-      </w:r>
-    </w:p>
-    <w:p>
-      <w:pPr>
-        <w:rPr>
-          <w:rFonts w:ascii="Times New Roman" w:hAnsi="Times New Roman" w:cs="Times New Roman"/>
-          <w:sz w:val="24"/>
-          <w:szCs w:val="24"/>
-        </w:rPr>
-      </w:pPr>
-      <w:r>
-        <w:rPr>
-          <w:rFonts w:ascii="Times New Roman" w:hAnsi="Times New Roman" w:cs="Times New Roman" w:hint="eastAsia"/>
-          <w:b/>
-          <w:bCs/>
-          <w:sz w:val="24"/>
-          <w:szCs w:val="24"/>
-        </w:rPr>
-        <w:t>niggle</w:t>
-      </w:r>
-      <w:r>
-        <w:rPr>
-          <w:rFonts w:ascii="Times New Roman" w:hAnsi="Times New Roman" w:cs="Times New Roman"/>
-          <w:sz w:val="24"/>
-          <w:szCs w:val="24"/>
-        </w:rPr>
-        <w:br/>
-      </w:r>
-      <w:r>
-        <w:rPr>
-          <w:rFonts w:ascii="Times New Roman" w:hAnsi="Times New Roman" w:cs="Times New Roman" w:hint="eastAsia"/>
-          <w:sz w:val="24"/>
-          <w:szCs w:val="24"/>
-        </w:rPr>
-        <w:t>[n.] a small critism or complaint.</w:t>
-      </w:r>
-      <w:r>
-        <w:rPr>
-          <w:rFonts w:ascii="Times New Roman" w:hAnsi="Times New Roman" w:cs="Times New Roman"/>
-          <w:sz w:val="24"/>
-          <w:szCs w:val="24"/>
-        </w:rPr>
-        <w:br/>
-      </w:r>
-      <w:r>
-        <w:rPr>
-          <w:rFonts w:ascii="Times New Roman" w:hAnsi="Times New Roman" w:cs="Times New Roman" w:hint="eastAsia"/>
-          <w:sz w:val="24"/>
-          <w:szCs w:val="24"/>
-        </w:rPr>
-        <w:t xml:space="preserve">My only niggle is that they should have told me sooner. </w:t>
-      </w:r>
-    </w:p>
-    <w:p>
-      <w:pPr>
-        <w:rPr>
-          <w:rFonts w:ascii="Times New Roman" w:hAnsi="Times New Roman" w:cs="Times New Roman"/>
-          <w:sz w:val="24"/>
-          <w:szCs w:val="24"/>
-        </w:rPr>
-      </w:pPr>
-      <w:r>
-        <w:rPr>
-          <w:rFonts w:ascii="Times New Roman" w:hAnsi="Times New Roman" w:cs="Times New Roman" w:hint="eastAsia"/>
-          <w:b/>
-          <w:bCs/>
-          <w:sz w:val="24"/>
-          <w:szCs w:val="24"/>
-        </w:rPr>
-        <w:t>rust</w:t>
-      </w:r>
-      <w:r>
-        <w:rPr>
-          <w:rFonts w:ascii="Times New Roman" w:hAnsi="Times New Roman" w:cs="Times New Roman"/>
-          <w:sz w:val="24"/>
-          <w:szCs w:val="24"/>
-        </w:rPr>
-        <w:br/>
-      </w:r>
-      <w:r>
-        <w:rPr>
-          <w:rFonts w:ascii="Times New Roman" w:hAnsi="Times New Roman" w:cs="Times New Roman" w:hint="eastAsia"/>
-          <w:sz w:val="24"/>
-          <w:szCs w:val="24"/>
-        </w:rPr>
-        <w:t>[n.] a reddish-brown substance that is formed on some metals by the action of water and air.</w:t>
-      </w:r>
-      <w:r>
-        <w:rPr>
-          <w:rFonts w:ascii="Times New Roman" w:hAnsi="Times New Roman" w:cs="Times New Roman"/>
-          <w:sz w:val="24"/>
-          <w:szCs w:val="24"/>
-        </w:rPr>
-        <w:br/>
-      </w:r>
-      <w:r>
-        <w:rPr>
-          <w:rFonts w:ascii="Times New Roman" w:hAnsi="Times New Roman" w:cs="Times New Roman" w:hint="eastAsia"/>
-          <w:sz w:val="24"/>
-          <w:szCs w:val="24"/>
-        </w:rPr>
-        <w:t>[vt.]</w:t>
-      </w:r>
-      <w:r>
-        <w:rPr>
-          <w:rFonts w:ascii="Times New Roman" w:hAnsi="Times New Roman" w:cs="Times New Roman" w:hint="eastAsia"/>
-          <w:sz w:val="24"/>
-          <w:szCs w:val="24"/>
-        </w:rPr>
-        <w:t xml:space="preserve"> </w:t>
-      </w:r>
-    </w:p>
-    <w:p>
-      <w:pPr>
-        <w:rPr>
-          <w:rFonts w:ascii="Times New Roman" w:hAnsi="Times New Roman" w:cs="Times New Roman"/>
-          <w:sz w:val="24"/>
-          <w:szCs w:val="24"/>
-        </w:rPr>
-      </w:pPr>
-      <w:r>
-        <w:rPr>
-          <w:rFonts w:ascii="Times New Roman" w:hAnsi="Times New Roman" w:cs="Times New Roman" w:hint="eastAsia"/>
-          <w:b/>
-          <w:bCs/>
-          <w:sz w:val="24"/>
-          <w:szCs w:val="24"/>
-        </w:rPr>
-        <w:t>todd</w:t>
-      </w:r>
-      <w:r>
-        <w:rPr>
-          <w:rFonts w:ascii="Times New Roman" w:hAnsi="Times New Roman" w:cs="Times New Roman" w:hint="eastAsia"/>
-          <w:b/>
-          <w:bCs/>
-          <w:sz w:val="24"/>
-          <w:szCs w:val="24"/>
-        </w:rPr>
-        <w:t>l</w:t>
-      </w:r>
-      <w:r>
-        <w:rPr>
-          <w:rFonts w:ascii="Times New Roman" w:hAnsi="Times New Roman" w:cs="Times New Roman" w:hint="eastAsia"/>
-          <w:b/>
-          <w:bCs/>
-          <w:sz w:val="24"/>
-          <w:szCs w:val="24"/>
-        </w:rPr>
-        <w:t>er</w:t>
-      </w:r>
-      <w:r>
-        <w:rPr>
-          <w:rFonts w:ascii="Times New Roman" w:hAnsi="Times New Roman" w:cs="Times New Roman"/>
-          <w:b/>
-          <w:bCs/>
-          <w:sz w:val="24"/>
-          <w:szCs w:val="24"/>
-        </w:rPr>
-        <w:br/>
-      </w:r>
-      <w:r>
-        <w:rPr>
-          <w:rFonts w:ascii="Times New Roman" w:hAnsi="Times New Roman" w:cs="Times New Roman" w:hint="eastAsia"/>
-          <w:sz w:val="24"/>
-          <w:szCs w:val="24"/>
-        </w:rPr>
-        <w:t xml:space="preserve">[n.] </w:t>
-      </w:r>
-      <w:r>
-        <w:rPr>
-          <w:rFonts w:ascii="Times New Roman" w:hAnsi="Times New Roman" w:cs="Times New Roman" w:hint="eastAsia"/>
-          <w:sz w:val="24"/>
-          <w:szCs w:val="24"/>
-        </w:rPr>
-        <w:t>a child who has only recently learnt to wa</w:t>
-      </w:r>
-      <w:r>
-        <w:rPr>
-          <w:rFonts w:ascii="Times New Roman" w:hAnsi="Times New Roman" w:cs="Times New Roman" w:hint="eastAsia"/>
-          <w:sz w:val="24"/>
-          <w:szCs w:val="24"/>
-        </w:rPr>
-        <w:t>lk.</w:t>
-      </w:r>
-      <w:r>
-        <w:rPr>
-          <w:rFonts w:ascii="Times New Roman" w:hAnsi="Times New Roman" w:cs="Times New Roman"/>
-        </w:rPr>
-        <w:br/>
-      </w:r>
-    </w:p>
-    <w:p>
-      <w:pPr>
-        <w:rPr>
-          <w:rFonts w:ascii="Times New Roman" w:hAnsi="Times New Roman" w:cs="Times New Roman"/>
-          <w:b/>
-          <w:bCs/>
-          <w:i/>
-          <w:iCs/>
-          <w:sz w:val="24"/>
-          <w:szCs w:val="24"/>
-        </w:rPr>
-      </w:pPr>
-      <w:r>
-        <w:rPr>
-          <w:rFonts w:ascii="Times New Roman" w:hAnsi="Times New Roman" w:cs="Times New Roman" w:hint="eastAsia"/>
-          <w:b/>
-          <w:bCs/>
-          <w:i/>
-          <w:iCs/>
-          <w:sz w:val="24"/>
-          <w:szCs w:val="24"/>
-        </w:rPr>
-        <w:t>Section 3</w:t>
-      </w:r>
-    </w:p>
-    <w:p>
-      <w:pPr>
-        <w:rPr>
-          <w:rFonts w:ascii="Times New Roman" w:hAnsi="Times New Roman" w:cs="Times New Roman"/>
-          <w:sz w:val="24"/>
-          <w:szCs w:val="24"/>
-        </w:rPr>
-      </w:pPr>
-      <w:r>
-        <w:rPr>
-          <w:rFonts w:ascii="Times New Roman" w:hAnsi="Times New Roman" w:cs="Times New Roman" w:hint="eastAsia"/>
-          <w:b/>
-          <w:bCs/>
-          <w:sz w:val="24"/>
-          <w:szCs w:val="24"/>
-        </w:rPr>
-        <w:t>prospectus</w:t>
-      </w:r>
-      <w:r>
-        <w:rPr>
-          <w:rFonts w:ascii="Times New Roman" w:hAnsi="Times New Roman" w:cs="Times New Roman"/>
-          <w:sz w:val="24"/>
-          <w:szCs w:val="24"/>
-        </w:rPr>
-        <w:br/>
-      </w:r>
-      <w:r>
-        <w:rPr>
-          <w:rFonts w:ascii="Times New Roman" w:hAnsi="Times New Roman" w:cs="Times New Roman" w:hint="eastAsia"/>
-          <w:sz w:val="24"/>
-          <w:szCs w:val="24"/>
-        </w:rPr>
-        <w:t>[n.] a book or a printed document that gives information about a school, college, etc. in order to advise it.</w:t>
-      </w:r>
-    </w:p>
-    <w:p>
-      <w:pPr>
-        <w:rPr>
-          <w:rFonts w:ascii="Times New Roman" w:hAnsi="Times New Roman" w:cs="Times New Roman"/>
-          <w:b/>
-          <w:bCs/>
-          <w:i/>
-          <w:iCs/>
-          <w:sz w:val="24"/>
-          <w:szCs w:val="24"/>
-        </w:rPr>
-      </w:pPr>
-      <w:r>
-        <w:rPr>
-          <w:rFonts w:ascii="Times New Roman" w:hAnsi="Times New Roman" w:cs="Times New Roman" w:hint="eastAsia"/>
-          <w:b/>
-          <w:bCs/>
-          <w:i/>
-          <w:iCs/>
-          <w:sz w:val="24"/>
-          <w:szCs w:val="24"/>
-        </w:rPr>
-        <w:t>Section 4</w:t>
-      </w:r>
-    </w:p>
-    <w:p>
-      <w:pPr>
-        <w:rPr>
-          <w:rFonts w:ascii="Times New Roman" w:hAnsi="Times New Roman" w:cs="Times New Roman"/>
-          <w:sz w:val="24"/>
-          <w:szCs w:val="24"/>
-        </w:rPr>
-      </w:pPr>
-      <w:r>
-        <w:rPr>
-          <w:rFonts w:ascii="Times New Roman" w:hAnsi="Times New Roman" w:cs="Times New Roman" w:hint="eastAsia"/>
-          <w:b/>
-          <w:bCs/>
-          <w:sz w:val="24"/>
-          <w:szCs w:val="24"/>
-        </w:rPr>
-        <w:t>pretension</w:t>
-      </w:r>
-      <w:r>
-        <w:rPr>
-          <w:rFonts w:ascii="Times New Roman" w:hAnsi="Times New Roman" w:cs="Times New Roman"/>
-          <w:sz w:val="24"/>
-          <w:szCs w:val="24"/>
-        </w:rPr>
-        <w:br/>
-      </w:r>
-      <w:r>
-        <w:rPr>
-          <w:rFonts w:ascii="Times New Roman" w:hAnsi="Times New Roman" w:cs="Times New Roman" w:hint="eastAsia"/>
-          <w:sz w:val="24"/>
-          <w:szCs w:val="24"/>
-        </w:rPr>
-        <w:t xml:space="preserve">[C. usually plural] the act of trying to appear more important, intelligent, etc. </w:t>
-      </w:r>
-      <w:r>
-        <w:rPr>
-          <w:rFonts w:ascii="Times New Roman" w:hAnsi="Times New Roman" w:cs="Times New Roman" w:hint="eastAsia"/>
-          <w:sz w:val="24"/>
-          <w:szCs w:val="24"/>
-        </w:rPr>
-        <w:t>than you are in order to impress people.</w:t>
-      </w:r>
-      <w:r>
-        <w:rPr>
-          <w:rFonts w:ascii="Times New Roman" w:hAnsi="Times New Roman" w:cs="Times New Roman"/>
-          <w:sz w:val="24"/>
-          <w:szCs w:val="24"/>
-        </w:rPr>
-        <w:br/>
-      </w:r>
-      <w:r>
-        <w:rPr>
-          <w:rFonts w:ascii="Times New Roman" w:hAnsi="Times New Roman" w:cs="Times New Roman" w:hint="eastAsia"/>
-          <w:sz w:val="24"/>
-          <w:szCs w:val="24"/>
-        </w:rPr>
-        <w:t>intellectual pretensions</w:t>
-      </w:r>
-      <w:r>
-        <w:rPr>
-          <w:rFonts w:ascii="Times New Roman" w:hAnsi="Times New Roman" w:cs="Times New Roman"/>
-          <w:sz w:val="24"/>
-          <w:szCs w:val="24"/>
-        </w:rPr>
-        <w:br/>
-      </w:r>
-      <w:r>
-        <w:rPr>
-          <w:rFonts w:ascii="Times New Roman" w:hAnsi="Times New Roman" w:cs="Times New Roman" w:hint="eastAsia"/>
-          <w:sz w:val="24"/>
-          <w:szCs w:val="24"/>
-        </w:rPr>
-        <w:t>He spoke without pretension.</w:t>
-      </w:r>
-    </w:p>
-    <w:p>
-      <w:pPr>
-        <w:rPr>
-          <w:rFonts w:ascii="Times New Roman" w:hAnsi="Times New Roman" w:cs="Times New Roman"/>
-          <w:sz w:val="24"/>
-          <w:szCs w:val="24"/>
-        </w:rPr>
-      </w:pPr>
-    </w:p>
-    <w:p>
-      <w:pPr>
-        <w:rPr>
-          <w:rFonts w:ascii="Times New Roman" w:hAnsi="Times New Roman" w:cs="Times New Roman"/>
-        </w:rPr>
-      </w:pPr>
-    </w:p>
-    <w:p>
-      <w:pPr>
-        <w:rPr>
-          <w:rFonts w:ascii="Times New Roman" w:hAnsi="Times New Roman" w:cs="Times New Roman"/>
-        </w:rPr>
-      </w:pPr>
-    </w:p>
-    <w:p>
-      <w:pPr>
-        <w:outlineLvl w:val="2"/>
-        <w:rPr>
-          <w:rFonts w:ascii="Times New Roman" w:hAnsi="Times New Roman" w:cs="Times New Roman"/>
-          <w:b/>
-          <w:bCs/>
-          <w:sz w:val="28"/>
-          <w:szCs w:val="28"/>
-        </w:rPr>
-      </w:pPr>
-      <w:r>
-        <w:rPr>
-          <w:rFonts w:ascii="Times New Roman" w:hAnsi="Times New Roman" w:cs="Times New Roman" w:hint="eastAsia"/>
-          <w:b/>
-          <w:bCs/>
-          <w:sz w:val="28"/>
-          <w:szCs w:val="28"/>
-        </w:rPr>
-        <w:t>Test 2</w:t>
-      </w:r>
-    </w:p>
-    <w:p>
-      <w:pPr>
-        <w:rPr>
-          <w:rFonts w:ascii="Times New Roman" w:hAnsi="Times New Roman" w:cs="Times New Roman"/>
-          <w:b/>
-          <w:bCs/>
-          <w:i/>
-          <w:iCs/>
-          <w:sz w:val="24"/>
-          <w:szCs w:val="24"/>
-        </w:rPr>
-      </w:pPr>
-      <w:r>
-        <w:rPr>
-          <w:rFonts w:ascii="Times New Roman" w:hAnsi="Times New Roman" w:cs="Times New Roman"/>
-          <w:b/>
-          <w:bCs/>
-          <w:i/>
-          <w:iCs/>
-          <w:sz w:val="24"/>
-          <w:szCs w:val="24"/>
-        </w:rPr>
-        <w:t>Section 1</w:t>
-      </w:r>
-    </w:p>
-    <w:p>
-      <w:pPr>
-        <w:rPr>
-          <w:rFonts w:ascii="Times New Roman" w:hAnsi="Times New Roman" w:cs="Times New Roman"/>
-        </w:rPr>
-      </w:pPr>
-      <w:r>
-        <w:rPr>
-          <w:rFonts w:ascii="Times New Roman" w:hAnsi="Times New Roman" w:cs="Times New Roman" w:hint="eastAsia"/>
-          <w:b/>
-          <w:bCs/>
-        </w:rPr>
-        <w:t>booklet</w:t>
-      </w:r>
-      <w:r>
-        <w:rPr>
-          <w:rFonts w:ascii="Times New Roman" w:hAnsi="Times New Roman" w:cs="Times New Roman"/>
-        </w:rPr>
-        <w:br/>
-      </w:r>
-      <w:r>
-        <w:rPr>
-          <w:rFonts w:ascii="Times New Roman" w:hAnsi="Times New Roman" w:cs="Times New Roman" w:hint="eastAsia"/>
-        </w:rPr>
-        <w:t>[n.] a small thin book with a paper cover that contains information abou a particular subject</w:t>
-      </w:r>
-    </w:p>
-    <w:p>
-      <w:pPr>
-        <w:rPr>
-          <w:rFonts w:ascii="Times New Roman" w:hAnsi="Times New Roman" w:cs="Times New Roman"/>
-        </w:rPr>
-      </w:pPr>
-      <w:r>
-        <w:rPr>
-          <w:rFonts w:ascii="Times New Roman" w:hAnsi="Times New Roman" w:cs="Times New Roman" w:hint="eastAsia"/>
-          <w:b/>
-          <w:bCs/>
-        </w:rPr>
-        <w:t>nominal</w:t>
-      </w:r>
-      <w:r>
-        <w:rPr>
-          <w:rFonts w:ascii="Times New Roman" w:hAnsi="Times New Roman" w:cs="Times New Roman"/>
-        </w:rPr>
-        <w:br/>
-      </w:r>
-      <w:r>
-        <w:rPr>
-          <w:rFonts w:ascii="Times New Roman" w:hAnsi="Times New Roman" w:cs="Times New Roman" w:hint="eastAsia"/>
-        </w:rPr>
-        <w:t>[adj.] (of a sum of money) very small and much less that the normal cost or change.</w:t>
-      </w:r>
-      <w:r>
-        <w:rPr>
-          <w:rFonts w:ascii="Times New Roman" w:hAnsi="Times New Roman" w:cs="Times New Roman"/>
-        </w:rPr>
-        <w:br/>
-      </w:r>
-      <w:r>
-        <w:rPr>
-          <w:rFonts w:ascii="Times New Roman" w:hAnsi="Times New Roman" w:cs="Times New Roman" w:hint="eastAsia"/>
-        </w:rPr>
-        <w:t>We only pay a nominal rent.</w:t>
-      </w:r>
-      <w:r>
-        <w:rPr>
-          <w:rFonts w:ascii="Times New Roman" w:hAnsi="Times New Roman" w:cs="Times New Roman"/>
-        </w:rPr>
-        <w:br/>
-      </w:r>
-      <w:r>
-        <w:rPr>
-          <w:rFonts w:ascii="Times New Roman" w:hAnsi="Times New Roman" w:cs="Times New Roman" w:hint="eastAsia"/>
-        </w:rPr>
-        <w:t>We make a nominal charge of $1 thereafter.</w:t>
-      </w:r>
-    </w:p>
-    <w:p>
-      <w:pPr>
-        <w:rPr>
-          <w:rFonts w:ascii="Times New Roman" w:hAnsi="Times New Roman" w:cs="Times New Roman"/>
-          <w:b/>
-          <w:bCs/>
-          <w:i/>
-          <w:iCs/>
-          <w:sz w:val="24"/>
-          <w:szCs w:val="24"/>
-        </w:rPr>
-      </w:pPr>
-      <w:r>
-        <w:rPr>
-          <w:rFonts w:ascii="Times New Roman" w:hAnsi="Times New Roman" w:cs="Times New Roman" w:hint="eastAsia"/>
-          <w:b/>
-          <w:bCs/>
-          <w:i/>
-          <w:iCs/>
-          <w:sz w:val="24"/>
-          <w:szCs w:val="24"/>
-        </w:rPr>
         <w:t>Section 2</w:t>
       </w:r>
     </w:p>
@@ -1401,7 +1717,6 @@
           <w:b/>
           <w:bCs/>
         </w:rPr>
-        <w:lastRenderedPageBreak/>
         <w:t>consignment</w:t>
       </w:r>
       <w:r>
@@ -2175,6 +2490,7 @@
           <w:sz w:val="24"/>
           <w:szCs w:val="24"/>
         </w:rPr>
+        <w:lastRenderedPageBreak/>
         <w:t>exceed</w:t>
       </w:r>
       <w:r>
@@ -2494,7 +2810,6 @@
           <w:sz w:val="24"/>
           <w:szCs w:val="24"/>
         </w:rPr>
-        <w:lastRenderedPageBreak/>
         <w:t>baling</w:t>
       </w:r>
       <w:r>
@@ -3329,6 +3644,7 @@
           <w:sz w:val="24"/>
           <w:szCs w:val="24"/>
         </w:rPr>
+        <w:lastRenderedPageBreak/>
         <w:t>muddle</w:t>
       </w:r>
       <w:r>
@@ -3587,7 +3903,6 @@
           <w:sz w:val="32"/>
           <w:szCs w:val="32"/>
         </w:rPr>
-        <w:lastRenderedPageBreak/>
         <w:t xml:space="preserve">Cambridge IELTS </w:t>
       </w:r>
       <w:r>
@@ -4876,7 +5191,6 @@
           <w:sz w:val="24"/>
           <w:szCs w:val="24"/>
         </w:rPr>
-        <w:lastRenderedPageBreak/>
         <w:t>e</w:t>
       </w:r>
       <w:r>
@@ -5594,7 +5908,16 @@
           <w:sz w:val="24"/>
           <w:szCs w:val="24"/>
         </w:rPr>
-        <w:t>[n.C.] a flat, usually square, pieced of baked clay, carpet or other material that is used in rows for covering walls and floors.</w:t>
+        <w:t xml:space="preserve">[n.C.] a flat, usually square, pieced of baked clay, carpet or other material that is used </w:t>
+      </w:r>
+      <w:r>
+        <w:rPr>
+          <w:rFonts w:ascii="Times New Roman" w:eastAsia="华文宋体" w:hAnsi="Times New Roman" w:cs="Times New Roman" w:hint="eastAsia"/>
+          <w:sz w:val="24"/>
+          <w:szCs w:val="24"/>
+        </w:rPr>
+        <w:lastRenderedPageBreak/>
+        <w:t>in rows for covering walls and floors.</w:t>
       </w:r>
       <w:r>
         <w:rPr>
@@ -5793,7 +6116,6 @@
           <w:sz w:val="24"/>
           <w:szCs w:val="24"/>
         </w:rPr>
-        <w:lastRenderedPageBreak/>
         <w:t>footbridge</w:t>
       </w:r>
       <w:r>
@@ -6273,6 +6595,7 @@
           <w:sz w:val="24"/>
           <w:szCs w:val="24"/>
         </w:rPr>
+        <w:lastRenderedPageBreak/>
         <w:t>plough</w:t>
       </w:r>
       <w:r>
@@ -6583,7 +6906,6 @@
           <w:sz w:val="24"/>
           <w:szCs w:val="24"/>
         </w:rPr>
-        <w:lastRenderedPageBreak/>
         <w:t>quarry</w:t>
       </w:r>
       <w:r>
@@ -7128,6 +7450,7 @@
           <w:sz w:val="24"/>
           <w:szCs w:val="24"/>
         </w:rPr>
+        <w:lastRenderedPageBreak/>
         <w:t>overdue</w:t>
       </w:r>
       <w:r>
@@ -7296,7 +7619,6 @@
           <w:sz w:val="24"/>
           <w:szCs w:val="24"/>
         </w:rPr>
-        <w:lastRenderedPageBreak/>
         <w:t>sanctuary</w:t>
       </w:r>
       <w:r>
@@ -8326,7 +8648,7 @@
   <a:extraClrSchemeLst/>
   <a:extLst>
     <a:ext uri="{05A4C25C-085E-4340-85A3-A5531E510DB2}">
-      <thm15:themeFamily xmlns="" xmlns:thm15="http://schemas.microsoft.com/office/thememl/2012/main" name="Office Theme" id="{62F939B6-93AF-4DB8-9C6B-D6C7DFDC589F}" vid="{4A3C46E8-61CC-4603-A589-7422A47A8E4A}"/>
+      <thm15:themeFamily xmlns:thm15="http://schemas.microsoft.com/office/thememl/2012/main" xmlns="" name="Office Theme" id="{62F939B6-93AF-4DB8-9C6B-D6C7DFDC589F}" vid="{4A3C46E8-61CC-4603-A589-7422A47A8E4A}"/>
     </a:ext>
   </a:extLst>
 </a:theme>

--- a/IELTS Notes/Vocabulary of IELTS Test/Vocabulary of Listening Test.docx
+++ b/IELTS Notes/Vocabulary of IELTS Test/Vocabulary of Listening Test.docx
@@ -59,8 +59,9 @@
     </w:p>
     <w:p>
       <w:pPr>
-        <w:rPr>
-          <w:rFonts w:ascii="Times New Roman" w:hAnsi="Times New Roman" w:cs="Times New Roman" w:hint="eastAsia"/>
+        <w:outlineLvl w:val="2"/>
+        <w:rPr>
+          <w:rFonts w:ascii="Times New Roman" w:hAnsi="Times New Roman" w:cs="Times New Roman"/>
           <w:b/>
           <w:bCs/>
           <w:i/>
@@ -132,7 +133,7 @@
     <w:p>
       <w:pPr>
         <w:rPr>
-          <w:rFonts w:ascii="Times New Roman" w:hAnsi="Times New Roman" w:cs="Times New Roman" w:hint="eastAsia"/>
+          <w:rFonts w:ascii="Times New Roman" w:hAnsi="Times New Roman" w:cs="Times New Roman"/>
           <w:sz w:val="24"/>
           <w:szCs w:val="24"/>
         </w:rPr>
@@ -157,7 +158,6 @@
         </w:rPr>
         <w:t xml:space="preserve"> </w:t>
       </w:r>
-      <w:bookmarkStart w:id="0" w:name="_GoBack"/>
       <w:r>
         <w:rPr>
           <w:rFonts w:ascii="Times New Roman" w:hAnsi="Times New Roman" w:cs="Times New Roman" w:hint="eastAsia"/>
@@ -266,7 +266,6 @@
         </w:rPr>
         <w:t></w:t>
       </w:r>
-      <w:bookmarkEnd w:id="0"/>
       <w:r>
         <w:rPr>
           <w:rFonts w:ascii="Times New Roman" w:hAnsi="Times New Roman" w:cs="Times New Roman" w:hint="eastAsia"/>
@@ -467,7 +466,199 @@
           <w:sz w:val="24"/>
           <w:szCs w:val="24"/>
         </w:rPr>
-        <w:t>[n</w:t>
+        <w:t>[C.] a written record of money that owed to a business and of money that has paid by it.</w:t>
+      </w:r>
+      <w:r>
+        <w:rPr>
+          <w:rFonts w:ascii="Times New Roman" w:hAnsi="Times New Roman" w:cs="Times New Roman"/>
+          <w:sz w:val="24"/>
+          <w:szCs w:val="24"/>
+        </w:rPr>
+        <w:br/>
+      </w:r>
+      <w:r>
+        <w:rPr>
+          <w:rFonts w:ascii="Times New Roman" w:hAnsi="Times New Roman" w:cs="Times New Roman" w:hint="eastAsia"/>
+          <w:sz w:val="24"/>
+          <w:szCs w:val="24"/>
+        </w:rPr>
+        <w:t>e.g. to keep the accounts up to date.</w:t>
+      </w:r>
+      <w:r>
+        <w:rPr>
+          <w:rFonts w:ascii="Times New Roman" w:hAnsi="Times New Roman" w:cs="Times New Roman"/>
+          <w:sz w:val="24"/>
+          <w:szCs w:val="24"/>
+        </w:rPr>
+        <w:br/>
+      </w:r>
+      <w:r>
+        <w:rPr>
+          <w:rFonts w:ascii="Times New Roman" w:hAnsi="Times New Roman" w:cs="Times New Roman" w:hint="eastAsia"/>
+          <w:sz w:val="24"/>
+          <w:szCs w:val="24"/>
+        </w:rPr>
+        <w:t>She gave the police a full account of the incident.</w:t>
+      </w:r>
+    </w:p>
+    <w:p>
+      <w:pPr>
+        <w:rPr>
+          <w:rFonts w:ascii="Times New Roman" w:hAnsi="Times New Roman" w:cs="Times New Roman"/>
+          <w:sz w:val="24"/>
+          <w:szCs w:val="24"/>
+        </w:rPr>
+      </w:pPr>
+      <w:r>
+        <w:rPr>
+          <w:rFonts w:ascii="Times New Roman" w:hAnsi="Times New Roman" w:cs="Times New Roman" w:hint="eastAsia"/>
+          <w:b/>
+          <w:sz w:val="24"/>
+          <w:szCs w:val="24"/>
+        </w:rPr>
+        <w:t>roam</w:t>
+      </w:r>
+      <w:r>
+        <w:rPr>
+          <w:rFonts w:ascii="Times New Roman" w:hAnsi="Times New Roman" w:cs="Times New Roman"/>
+          <w:sz w:val="24"/>
+          <w:szCs w:val="24"/>
+        </w:rPr>
+        <w:br/>
+      </w:r>
+      <w:r>
+        <w:rPr>
+          <w:rFonts w:ascii="Times New Roman" w:hAnsi="Times New Roman" w:cs="Times New Roman" w:hint="eastAsia"/>
+          <w:sz w:val="24"/>
+          <w:szCs w:val="24"/>
+        </w:rPr>
+        <w:t>[vi.vt.] to walk or travel around an area without any definite aim or direction.</w:t>
+      </w:r>
+      <w:r>
+        <w:rPr>
+          <w:rFonts w:ascii="Times New Roman" w:hAnsi="Times New Roman" w:cs="Times New Roman"/>
+          <w:sz w:val="24"/>
+          <w:szCs w:val="24"/>
+        </w:rPr>
+        <w:br/>
+      </w:r>
+      <w:r>
+        <w:rPr>
+          <w:rFonts w:ascii="Times New Roman" w:hAnsi="Times New Roman" w:cs="Times New Roman" w:hint="eastAsia"/>
+          <w:sz w:val="24"/>
+          <w:szCs w:val="24"/>
+        </w:rPr>
+        <w:t xml:space="preserve">The sheep are allowed to roam freely on this land. </w:t>
+      </w:r>
+    </w:p>
+    <w:p>
+      <w:pPr>
+        <w:rPr>
+          <w:rFonts w:ascii="Times New Roman" w:hAnsi="Times New Roman" w:cs="Times New Roman" w:hint="eastAsia"/>
+          <w:sz w:val="24"/>
+          <w:szCs w:val="24"/>
+        </w:rPr>
+      </w:pPr>
+      <w:r>
+        <w:rPr>
+          <w:rFonts w:ascii="Times New Roman" w:hAnsi="Times New Roman" w:cs="Times New Roman" w:hint="eastAsia"/>
+          <w:b/>
+          <w:sz w:val="24"/>
+          <w:szCs w:val="24"/>
+        </w:rPr>
+        <w:t>stable</w:t>
+      </w:r>
+      <w:r>
+        <w:rPr>
+          <w:rFonts w:ascii="Times New Roman" w:hAnsi="Times New Roman" w:cs="Times New Roman"/>
+          <w:b/>
+          <w:sz w:val="24"/>
+          <w:szCs w:val="24"/>
+        </w:rPr>
+        <w:br/>
+      </w:r>
+      <w:r>
+        <w:rPr>
+          <w:rFonts w:ascii="Times New Roman" w:hAnsi="Times New Roman" w:cs="Times New Roman" w:hint="eastAsia"/>
+          <w:sz w:val="24"/>
+          <w:szCs w:val="24"/>
+        </w:rPr>
+        <w:t>[n.C.] a building in which horses are kept.</w:t>
+      </w:r>
+      <w:r>
+        <w:rPr>
+          <w:rFonts w:ascii="Times New Roman" w:hAnsi="Times New Roman" w:cs="Times New Roman"/>
+          <w:sz w:val="24"/>
+          <w:szCs w:val="24"/>
+        </w:rPr>
+        <w:br/>
+      </w:r>
+      <w:r>
+        <w:rPr>
+          <w:rFonts w:ascii="Times New Roman" w:hAnsi="Times New Roman" w:cs="Times New Roman" w:hint="eastAsia"/>
+          <w:sz w:val="24"/>
+          <w:szCs w:val="24"/>
+        </w:rPr>
+        <w:t>The hosre was led back to its stable.</w:t>
+      </w:r>
+    </w:p>
+    <w:p>
+      <w:pPr>
+        <w:rPr>
+          <w:rFonts w:ascii="Times New Roman" w:hAnsi="Times New Roman" w:cs="Times New Roman"/>
+          <w:sz w:val="24"/>
+          <w:szCs w:val="24"/>
+        </w:rPr>
+      </w:pPr>
+      <w:r>
+        <w:rPr>
+          <w:rFonts w:ascii="Times New Roman" w:hAnsi="Times New Roman" w:cs="Times New Roman" w:hint="eastAsia"/>
+          <w:b/>
+          <w:bCs/>
+          <w:sz w:val="24"/>
+          <w:szCs w:val="24"/>
+        </w:rPr>
+        <w:t>evaporate</w:t>
+      </w:r>
+      <w:r>
+        <w:rPr>
+          <w:rFonts w:ascii="Times New Roman" w:hAnsi="Times New Roman" w:cs="Times New Roman"/>
+          <w:sz w:val="24"/>
+          <w:szCs w:val="24"/>
+        </w:rPr>
+        <w:br/>
+      </w:r>
+      <w:r>
+        <w:rPr>
+          <w:rFonts w:ascii="Times New Roman" w:hAnsi="Times New Roman" w:cs="Times New Roman" w:hint="eastAsia"/>
+          <w:sz w:val="24"/>
+          <w:szCs w:val="24"/>
+        </w:rPr>
+        <w:t>[vt</w:t>
+      </w:r>
+      <w:r>
+        <w:rPr>
+          <w:rFonts w:ascii="Times New Roman" w:hAnsi="Times New Roman" w:cs="Times New Roman" w:hint="eastAsia"/>
+          <w:sz w:val="24"/>
+          <w:szCs w:val="24"/>
+        </w:rPr>
+        <w:t xml:space="preserve">.] </w:t>
+      </w:r>
+      <w:r>
+        <w:rPr>
+          <w:rFonts w:ascii="Times New Roman" w:hAnsi="Times New Roman" w:cs="Times New Roman" w:hint="eastAsia"/>
+          <w:sz w:val="24"/>
+          <w:szCs w:val="24"/>
+        </w:rPr>
+        <w:t>to change liquid into</w:t>
+      </w:r>
+      <w:r>
+        <w:rPr>
+          <w:rFonts w:ascii="Times New Roman" w:hAnsi="Times New Roman" w:cs="Times New Roman" w:hint="eastAsia"/>
+          <w:sz w:val="24"/>
+          <w:szCs w:val="24"/>
+        </w:rPr>
+        <w:t xml:space="preserve"> a gas, especially steam</w:t>
       </w:r>
       <w:r>
         <w:rPr>
@@ -477,217 +668,76 @@
         </w:rPr>
         <w:t>.</w:t>
       </w:r>
-      <w:r>
-        <w:rPr>
-          <w:rFonts w:ascii="Times New Roman" w:hAnsi="Times New Roman" w:cs="Times New Roman" w:hint="eastAsia"/>
-          <w:sz w:val="24"/>
-          <w:szCs w:val="24"/>
-        </w:rPr>
-        <w:t>C.</w:t>
-      </w:r>
-      <w:r>
-        <w:rPr>
-          <w:rFonts w:ascii="Times New Roman" w:hAnsi="Times New Roman" w:cs="Times New Roman" w:hint="eastAsia"/>
-          <w:sz w:val="24"/>
-          <w:szCs w:val="24"/>
-        </w:rPr>
-        <w:t xml:space="preserve">] </w:t>
-      </w:r>
-      <w:r>
-        <w:rPr>
-          <w:rFonts w:ascii="Times New Roman" w:hAnsi="Times New Roman" w:cs="Times New Roman" w:hint="eastAsia"/>
-          <w:sz w:val="24"/>
-          <w:szCs w:val="24"/>
-        </w:rPr>
-        <w:t>a written or spoken of something that has happened</w:t>
-      </w:r>
-      <w:r>
-        <w:rPr>
-          <w:rFonts w:ascii="Times New Roman" w:hAnsi="Times New Roman" w:cs="Times New Roman" w:hint="eastAsia"/>
-          <w:sz w:val="24"/>
-          <w:szCs w:val="24"/>
-        </w:rPr>
-        <w:t>.</w:t>
-      </w:r>
-      <w:r>
-        <w:rPr>
-          <w:rFonts w:ascii="Times New Roman" w:hAnsi="Times New Roman" w:cs="Times New Roman"/>
-          <w:sz w:val="24"/>
-          <w:szCs w:val="24"/>
-        </w:rPr>
-        <w:br/>
-      </w:r>
-      <w:r>
-        <w:rPr>
-          <w:rFonts w:ascii="Times New Roman" w:hAnsi="Times New Roman" w:cs="Times New Roman" w:hint="eastAsia"/>
-          <w:sz w:val="24"/>
-          <w:szCs w:val="24"/>
-        </w:rPr>
-        <w:t>She gave the police a full account of the incident.</w:t>
-      </w:r>
-    </w:p>
-    <w:p>
-      <w:pPr>
-        <w:rPr>
-          <w:rFonts w:ascii="Times New Roman" w:hAnsi="Times New Roman" w:cs="Times New Roman"/>
-          <w:sz w:val="24"/>
-          <w:szCs w:val="24"/>
-        </w:rPr>
-      </w:pPr>
-      <w:r>
-        <w:rPr>
-          <w:rFonts w:ascii="Times New Roman" w:hAnsi="Times New Roman" w:cs="Times New Roman" w:hint="eastAsia"/>
-          <w:b/>
-          <w:sz w:val="24"/>
-          <w:szCs w:val="24"/>
-        </w:rPr>
-        <w:t>roam</w:t>
-      </w:r>
-      <w:r>
-        <w:rPr>
-          <w:rFonts w:ascii="Times New Roman" w:hAnsi="Times New Roman" w:cs="Times New Roman"/>
-          <w:sz w:val="24"/>
-          <w:szCs w:val="24"/>
-        </w:rPr>
-        <w:br/>
-      </w:r>
-      <w:r>
-        <w:rPr>
-          <w:rFonts w:ascii="Times New Roman" w:hAnsi="Times New Roman" w:cs="Times New Roman" w:hint="eastAsia"/>
-          <w:sz w:val="24"/>
-          <w:szCs w:val="24"/>
-        </w:rPr>
-        <w:t>[vi.vt.] to walk or travel around an area without any definite aim or direction.</w:t>
-      </w:r>
-      <w:r>
-        <w:rPr>
-          <w:rFonts w:ascii="Times New Roman" w:hAnsi="Times New Roman" w:cs="Times New Roman"/>
-          <w:sz w:val="24"/>
-          <w:szCs w:val="24"/>
-        </w:rPr>
-        <w:br/>
-      </w:r>
-      <w:r>
-        <w:rPr>
-          <w:rFonts w:ascii="Times New Roman" w:hAnsi="Times New Roman" w:cs="Times New Roman" w:hint="eastAsia"/>
-          <w:sz w:val="24"/>
-          <w:szCs w:val="24"/>
-        </w:rPr>
-        <w:t xml:space="preserve">The sheep are allowed to roam freely on this land. </w:t>
-      </w:r>
-    </w:p>
-    <w:p>
-      <w:pPr>
-        <w:rPr>
-          <w:rFonts w:ascii="Times New Roman" w:hAnsi="Times New Roman" w:cs="Times New Roman"/>
-          <w:sz w:val="24"/>
-          <w:szCs w:val="24"/>
-        </w:rPr>
-      </w:pPr>
-      <w:r>
-        <w:rPr>
-          <w:rFonts w:ascii="Times New Roman" w:hAnsi="Times New Roman" w:cs="Times New Roman" w:hint="eastAsia"/>
-          <w:b/>
-          <w:sz w:val="24"/>
-          <w:szCs w:val="24"/>
-        </w:rPr>
-        <w:t>stable</w:t>
-      </w:r>
-      <w:r>
-        <w:rPr>
-          <w:rFonts w:ascii="Times New Roman" w:hAnsi="Times New Roman" w:cs="Times New Roman"/>
-          <w:b/>
-          <w:sz w:val="24"/>
-          <w:szCs w:val="24"/>
-        </w:rPr>
-        <w:br/>
-      </w:r>
-      <w:r>
-        <w:rPr>
-          <w:rFonts w:ascii="Times New Roman" w:hAnsi="Times New Roman" w:cs="Times New Roman" w:hint="eastAsia"/>
-          <w:sz w:val="24"/>
-          <w:szCs w:val="24"/>
-        </w:rPr>
-        <w:t>[n.C.] a building in which horses are kept.</w:t>
-      </w:r>
-      <w:r>
-        <w:rPr>
-          <w:rFonts w:ascii="Times New Roman" w:hAnsi="Times New Roman" w:cs="Times New Roman"/>
-          <w:sz w:val="24"/>
-          <w:szCs w:val="24"/>
-        </w:rPr>
-        <w:br/>
-      </w:r>
-      <w:r>
-        <w:rPr>
-          <w:rFonts w:ascii="Times New Roman" w:hAnsi="Times New Roman" w:cs="Times New Roman" w:hint="eastAsia"/>
-          <w:sz w:val="24"/>
-          <w:szCs w:val="24"/>
-        </w:rPr>
-        <w:t>The hosre was led back to its stable.</w:t>
-      </w:r>
-    </w:p>
-    <w:p>
-      <w:pPr>
-        <w:rPr>
-          <w:rFonts w:ascii="Times New Roman" w:hAnsi="Times New Roman" w:cs="Times New Roman"/>
-          <w:sz w:val="24"/>
-          <w:szCs w:val="24"/>
-        </w:rPr>
-      </w:pPr>
-      <w:r>
-        <w:rPr>
-          <w:rFonts w:ascii="Times New Roman" w:hAnsi="Times New Roman" w:cs="Times New Roman" w:hint="eastAsia"/>
-          <w:b/>
-          <w:sz w:val="24"/>
-          <w:szCs w:val="24"/>
-        </w:rPr>
-        <w:t>account</w:t>
-      </w:r>
-      <w:r>
-        <w:rPr>
-          <w:rFonts w:ascii="Times New Roman" w:hAnsi="Times New Roman" w:cs="Times New Roman"/>
-          <w:sz w:val="24"/>
-          <w:szCs w:val="24"/>
-        </w:rPr>
-        <w:br/>
-      </w:r>
-      <w:r>
-        <w:rPr>
-          <w:rFonts w:ascii="Times New Roman" w:hAnsi="Times New Roman" w:cs="Times New Roman" w:hint="eastAsia"/>
-          <w:sz w:val="24"/>
-          <w:szCs w:val="24"/>
-        </w:rPr>
-        <w:t>[C.] a written record of money that owed to a business and of money that has paid by it.</w:t>
-      </w:r>
-      <w:r>
-        <w:rPr>
-          <w:rFonts w:ascii="Times New Roman" w:hAnsi="Times New Roman" w:cs="Times New Roman"/>
-          <w:sz w:val="24"/>
-          <w:szCs w:val="24"/>
-        </w:rPr>
-        <w:br/>
-      </w:r>
-      <w:r>
-        <w:rPr>
-          <w:rFonts w:ascii="Times New Roman" w:hAnsi="Times New Roman" w:cs="Times New Roman" w:hint="eastAsia"/>
-          <w:sz w:val="24"/>
-          <w:szCs w:val="24"/>
-        </w:rPr>
-        <w:t>e.g. to keep the accounts up to date.</w:t>
-      </w:r>
-    </w:p>
-    <w:p>
-      <w:pPr>
-        <w:rPr>
-          <w:rFonts w:ascii="Times New Roman" w:hAnsi="Times New Roman" w:cs="Times New Roman"/>
-          <w:sz w:val="24"/>
-          <w:szCs w:val="24"/>
-        </w:rPr>
-      </w:pPr>
-    </w:p>
-    <w:p>
-      <w:pPr>
+    </w:p>
+    <w:p>
+      <w:pPr>
+        <w:rPr>
+          <w:rFonts w:ascii="Times New Roman" w:hAnsi="Times New Roman" w:cs="Times New Roman" w:hint="eastAsia"/>
+          <w:sz w:val="24"/>
+          <w:szCs w:val="24"/>
+        </w:rPr>
+      </w:pPr>
+      <w:r>
+        <w:rPr>
+          <w:rFonts w:ascii="Times New Roman" w:hAnsi="Times New Roman" w:cs="Times New Roman" w:hint="eastAsia"/>
+          <w:b/>
+          <w:sz w:val="24"/>
+          <w:szCs w:val="24"/>
+        </w:rPr>
+        <w:t>gust</w:t>
+      </w:r>
+      <w:r>
+        <w:rPr>
+          <w:rFonts w:ascii="Times New Roman" w:hAnsi="Times New Roman" w:cs="Times New Roman"/>
+          <w:sz w:val="24"/>
+          <w:szCs w:val="24"/>
+        </w:rPr>
+        <w:br/>
+      </w:r>
+      <w:r>
+        <w:rPr>
+          <w:rFonts w:ascii="Times New Roman" w:hAnsi="Times New Roman" w:cs="Times New Roman" w:hint="eastAsia"/>
+          <w:sz w:val="24"/>
+          <w:szCs w:val="24"/>
+        </w:rPr>
+        <w:t>[C.] a sudden increase in the amount and speed of wind that is blowing.</w:t>
+      </w:r>
+      <w:r>
+        <w:rPr>
+          <w:rFonts w:ascii="Times New Roman" w:hAnsi="Times New Roman" w:cs="Times New Roman"/>
+          <w:sz w:val="24"/>
+          <w:szCs w:val="24"/>
+        </w:rPr>
+        <w:br/>
+      </w:r>
+      <w:r>
+        <w:rPr>
+          <w:rFonts w:ascii="Times New Roman" w:hAnsi="Times New Roman" w:cs="Times New Roman" w:hint="eastAsia"/>
+          <w:sz w:val="24"/>
+          <w:szCs w:val="24"/>
+        </w:rPr>
+        <w:t>[vi.] to suddenly blow very hard</w:t>
+      </w:r>
+      <w:r>
+        <w:rPr>
+          <w:rFonts w:ascii="Times New Roman" w:hAnsi="Times New Roman" w:cs="Times New Roman"/>
+          <w:sz w:val="24"/>
+          <w:szCs w:val="24"/>
+        </w:rPr>
+        <w:br/>
+      </w:r>
+      <w:r>
+        <w:rPr>
+          <w:rFonts w:ascii="Times New Roman" w:hAnsi="Times New Roman" w:cs="Times New Roman" w:hint="eastAsia"/>
+          <w:sz w:val="24"/>
+          <w:szCs w:val="24"/>
+        </w:rPr>
+        <w:t>The wind gusted through the branches.</w:t>
+      </w:r>
+    </w:p>
+    <w:p>
+      <w:pPr>
+        <w:outlineLvl w:val="2"/>
         <w:rPr>
           <w:rFonts w:ascii="Times New Roman" w:hAnsi="Times New Roman" w:cs="Times New Roman"/>
           <w:b/>
@@ -703,16 +753,37 @@
           <w:rFonts w:ascii="Times New Roman" w:hAnsi="Times New Roman" w:cs="Times New Roman"/>
           <w:b/>
           <w:bCs/>
+          <w:sz w:val="28"/>
+          <w:szCs w:val="28"/>
+        </w:rPr>
+        <w:t xml:space="preserve">Test </w:t>
+      </w:r>
+      <w:r>
+        <w:rPr>
+          <w:rFonts w:ascii="Times New Roman" w:hAnsi="Times New Roman" w:cs="Times New Roman" w:hint="eastAsia"/>
+          <w:b/>
+          <w:bCs/>
+          <w:sz w:val="28"/>
+          <w:szCs w:val="28"/>
+        </w:rPr>
+        <w:t>2</w:t>
+      </w:r>
+    </w:p>
+    <w:p>
+      <w:pPr>
+        <w:rPr>
+          <w:rFonts w:ascii="Times New Roman" w:hAnsi="Times New Roman" w:cs="Times New Roman"/>
+          <w:b/>
+          <w:bCs/>
           <w:i/>
           <w:iCs/>
           <w:sz w:val="24"/>
           <w:szCs w:val="24"/>
         </w:rPr>
-        <w:t xml:space="preserve">Section </w:t>
-      </w:r>
-      <w:r>
-        <w:rPr>
-          <w:rFonts w:ascii="Times New Roman" w:hAnsi="Times New Roman" w:cs="Times New Roman" w:hint="eastAsia"/>
+      </w:pPr>
+      <w:r>
+        <w:rPr>
+          <w:rFonts w:ascii="Times New Roman" w:hAnsi="Times New Roman" w:cs="Times New Roman"/>
           <w:b/>
           <w:bCs/>
           <w:i/>
@@ -720,66 +791,191 @@
           <w:sz w:val="24"/>
           <w:szCs w:val="24"/>
         </w:rPr>
-        <w:t>4</w:t>
-      </w:r>
-    </w:p>
-    <w:p>
-      <w:pPr>
-        <w:rPr>
-          <w:rFonts w:ascii="Times New Roman" w:hAnsi="Times New Roman" w:cs="Times New Roman"/>
-          <w:sz w:val="24"/>
-          <w:szCs w:val="24"/>
-        </w:rPr>
-      </w:pPr>
-      <w:r>
-        <w:rPr>
-          <w:rFonts w:ascii="Times New Roman" w:hAnsi="Times New Roman" w:cs="Times New Roman" w:hint="eastAsia"/>
-          <w:b/>
-          <w:bCs/>
-          <w:sz w:val="24"/>
-          <w:szCs w:val="24"/>
-        </w:rPr>
-        <w:t>evaporate</w:t>
-      </w:r>
-      <w:r>
-        <w:rPr>
-          <w:rFonts w:ascii="Times New Roman" w:hAnsi="Times New Roman" w:cs="Times New Roman"/>
-          <w:sz w:val="24"/>
-          <w:szCs w:val="24"/>
-        </w:rPr>
-        <w:br/>
-      </w:r>
-      <w:r>
-        <w:rPr>
-          <w:rFonts w:ascii="Times New Roman" w:hAnsi="Times New Roman" w:cs="Times New Roman" w:hint="eastAsia"/>
-          <w:sz w:val="24"/>
-          <w:szCs w:val="24"/>
-        </w:rPr>
-        <w:t>[vt</w:t>
-      </w:r>
-      <w:r>
-        <w:rPr>
-          <w:rFonts w:ascii="Times New Roman" w:hAnsi="Times New Roman" w:cs="Times New Roman" w:hint="eastAsia"/>
-          <w:sz w:val="24"/>
-          <w:szCs w:val="24"/>
-        </w:rPr>
-        <w:t xml:space="preserve">.] </w:t>
-      </w:r>
-      <w:r>
-        <w:rPr>
-          <w:rFonts w:ascii="Times New Roman" w:hAnsi="Times New Roman" w:cs="Times New Roman" w:hint="eastAsia"/>
-          <w:sz w:val="24"/>
-          <w:szCs w:val="24"/>
-        </w:rPr>
-        <w:t>to change liquid into</w:t>
-      </w:r>
-      <w:r>
-        <w:rPr>
-          <w:rFonts w:ascii="Times New Roman" w:hAnsi="Times New Roman" w:cs="Times New Roman" w:hint="eastAsia"/>
-          <w:sz w:val="24"/>
-          <w:szCs w:val="24"/>
-        </w:rPr>
-        <w:t xml:space="preserve"> a gas, especially steam</w:t>
+        <w:t xml:space="preserve">Section </w:t>
+      </w:r>
+      <w:r>
+        <w:rPr>
+          <w:rFonts w:ascii="Times New Roman" w:hAnsi="Times New Roman" w:cs="Times New Roman" w:hint="eastAsia"/>
+          <w:b/>
+          <w:bCs/>
+          <w:i/>
+          <w:iCs/>
+          <w:sz w:val="24"/>
+          <w:szCs w:val="24"/>
+        </w:rPr>
+        <w:t>1</w:t>
+      </w:r>
+    </w:p>
+    <w:p>
+      <w:pPr>
+        <w:rPr>
+          <w:rFonts w:ascii="Times New Roman" w:hAnsi="Times New Roman" w:cs="Times New Roman" w:hint="eastAsia"/>
+          <w:sz w:val="24"/>
+          <w:szCs w:val="24"/>
+        </w:rPr>
+      </w:pPr>
+      <w:r>
+        <w:rPr>
+          <w:rFonts w:ascii="Times New Roman" w:hAnsi="Times New Roman" w:cs="Times New Roman" w:hint="eastAsia"/>
+          <w:b/>
+          <w:bCs/>
+          <w:sz w:val="24"/>
+          <w:szCs w:val="24"/>
+        </w:rPr>
+        <w:t>chill</w:t>
+      </w:r>
+      <w:r>
+        <w:rPr>
+          <w:rFonts w:ascii="Times New Roman" w:hAnsi="Times New Roman" w:cs="Times New Roman" w:hint="eastAsia"/>
+          <w:b/>
+          <w:bCs/>
+          <w:sz w:val="24"/>
+          <w:szCs w:val="24"/>
+        </w:rPr>
+        <w:t xml:space="preserve"> </w:t>
+      </w:r>
+      <w:r>
+        <w:rPr>
+          <w:rFonts w:ascii="Times New Roman" w:hAnsi="Times New Roman" w:cs="Times New Roman"/>
+          <w:bCs/>
+          <w:sz w:val="24"/>
+          <w:szCs w:val="24"/>
+        </w:rPr>
+        <w:br/>
+      </w:r>
+      <w:r>
+        <w:rPr>
+          <w:rFonts w:ascii="Times New Roman" w:hAnsi="Times New Roman" w:cs="Times New Roman" w:hint="eastAsia"/>
+          <w:sz w:val="24"/>
+          <w:szCs w:val="24"/>
+        </w:rPr>
+        <w:t>[</w:t>
+      </w:r>
+      <w:r>
+        <w:rPr>
+          <w:rFonts w:ascii="Times New Roman" w:hAnsi="Times New Roman" w:cs="Times New Roman" w:hint="eastAsia"/>
+          <w:sz w:val="24"/>
+          <w:szCs w:val="24"/>
+        </w:rPr>
+        <w:t>vt.</w:t>
+      </w:r>
+      <w:r>
+        <w:rPr>
+          <w:rFonts w:ascii="Times New Roman" w:hAnsi="Times New Roman" w:cs="Times New Roman" w:hint="eastAsia"/>
+          <w:sz w:val="24"/>
+          <w:szCs w:val="24"/>
+        </w:rPr>
+        <w:t>vi.</w:t>
+      </w:r>
+      <w:r>
+        <w:rPr>
+          <w:rFonts w:ascii="Times New Roman" w:hAnsi="Times New Roman" w:cs="Times New Roman" w:hint="eastAsia"/>
+          <w:sz w:val="24"/>
+          <w:szCs w:val="24"/>
+        </w:rPr>
+        <w:t>]</w:t>
+      </w:r>
+      <w:r>
+        <w:rPr>
+          <w:rFonts w:ascii="Times New Roman" w:hAnsi="Times New Roman" w:cs="Times New Roman" w:hint="eastAsia"/>
+          <w:sz w:val="24"/>
+          <w:szCs w:val="24"/>
+        </w:rPr>
+        <w:t xml:space="preserve"> when food or a dink chills or when sb chills it, it is made very cold but not freeze.</w:t>
+      </w:r>
+      <w:r>
+        <w:rPr>
+          <w:rFonts w:ascii="Times New Roman" w:hAnsi="Times New Roman" w:cs="Times New Roman"/>
+          <w:sz w:val="24"/>
+          <w:szCs w:val="24"/>
+        </w:rPr>
+        <w:br/>
+      </w:r>
+      <w:r>
+        <w:rPr>
+          <w:rFonts w:ascii="Times New Roman" w:hAnsi="Times New Roman" w:cs="Times New Roman" w:hint="eastAsia"/>
+          <w:sz w:val="24"/>
+          <w:szCs w:val="24"/>
+        </w:rPr>
+        <w:t>chilled water.</w:t>
+      </w:r>
+    </w:p>
+    <w:p>
+      <w:pPr>
+        <w:rPr>
+          <w:rFonts w:ascii="Times New Roman" w:hAnsi="Times New Roman" w:cs="Times New Roman" w:hint="eastAsia"/>
+          <w:sz w:val="24"/>
+          <w:szCs w:val="24"/>
+        </w:rPr>
+      </w:pPr>
+    </w:p>
+    <w:p>
+      <w:pPr>
+        <w:rPr>
+          <w:rFonts w:ascii="Times New Roman" w:hAnsi="Times New Roman" w:cs="Times New Roman" w:hint="eastAsia"/>
+          <w:sz w:val="24"/>
+          <w:szCs w:val="24"/>
+        </w:rPr>
+      </w:pPr>
+      <w:r>
+        <w:rPr>
+          <w:rFonts w:ascii="Times New Roman" w:hAnsi="Times New Roman" w:cs="Times New Roman" w:hint="eastAsia"/>
+          <w:b/>
+          <w:sz w:val="24"/>
+          <w:szCs w:val="24"/>
+        </w:rPr>
+        <w:lastRenderedPageBreak/>
+        <w:t>teller</w:t>
+      </w:r>
+      <w:r>
+        <w:rPr>
+          <w:rFonts w:ascii="Times New Roman" w:hAnsi="Times New Roman" w:cs="Times New Roman" w:hint="eastAsia"/>
+          <w:b/>
+          <w:sz w:val="24"/>
+          <w:szCs w:val="24"/>
+        </w:rPr>
+        <w:t xml:space="preserve"> </w:t>
+      </w:r>
+      <w:r>
+        <w:rPr>
+          <w:rFonts w:ascii="Times New Roman" w:hAnsi="Times New Roman" w:cs="Times New Roman"/>
+          <w:b/>
+          <w:sz w:val="24"/>
+          <w:szCs w:val="24"/>
+        </w:rPr>
+        <w:br/>
+      </w:r>
+      <w:r>
+        <w:rPr>
+          <w:rFonts w:ascii="Times New Roman" w:hAnsi="Times New Roman" w:cs="Times New Roman" w:hint="eastAsia"/>
+          <w:sz w:val="24"/>
+          <w:szCs w:val="24"/>
+        </w:rPr>
+        <w:t xml:space="preserve">1. [C.] a person whose job is to receive an pay out money in a bank. </w:t>
+      </w:r>
+      <w:r>
+        <w:rPr>
+          <w:rFonts w:ascii="Times New Roman" w:hAnsi="Times New Roman" w:cs="Times New Roman"/>
+          <w:sz w:val="24"/>
+          <w:szCs w:val="24"/>
+        </w:rPr>
+        <w:br/>
+      </w:r>
+      <w:r>
+        <w:rPr>
+          <w:rFonts w:ascii="Times New Roman" w:hAnsi="Times New Roman" w:cs="Times New Roman" w:hint="eastAsia"/>
+          <w:sz w:val="24"/>
+          <w:szCs w:val="24"/>
+        </w:rPr>
+        <w:t xml:space="preserve">A female teller is in the town hall of a bank to help </w:t>
+      </w:r>
+      <w:r>
+        <w:rPr>
+          <w:rFonts w:ascii="Times New Roman" w:hAnsi="Times New Roman" w:cs="Times New Roman" w:hint="eastAsia"/>
+          <w:sz w:val="24"/>
+          <w:szCs w:val="24"/>
+        </w:rPr>
+        <w:t>the elderly</w:t>
       </w:r>
       <w:r>
         <w:rPr>
@@ -789,6 +985,197 @@
         </w:rPr>
         <w:t>.</w:t>
       </w:r>
+      <w:r>
+        <w:rPr>
+          <w:rFonts w:ascii="Times New Roman" w:hAnsi="Times New Roman" w:cs="Times New Roman"/>
+          <w:sz w:val="24"/>
+          <w:szCs w:val="24"/>
+        </w:rPr>
+        <w:br/>
+      </w:r>
+      <w:r>
+        <w:rPr>
+          <w:rFonts w:ascii="Times New Roman" w:hAnsi="Times New Roman" w:cs="Times New Roman" w:hint="eastAsia"/>
+          <w:sz w:val="24"/>
+          <w:szCs w:val="24"/>
+        </w:rPr>
+        <w:t>2. [C.] a machine that pays out money automatically.</w:t>
+      </w:r>
+      <w:r>
+        <w:rPr>
+          <w:rFonts w:ascii="Times New Roman" w:hAnsi="Times New Roman" w:cs="Times New Roman"/>
+          <w:sz w:val="24"/>
+          <w:szCs w:val="24"/>
+        </w:rPr>
+        <w:br/>
+      </w:r>
+      <w:r>
+        <w:rPr>
+          <w:rFonts w:ascii="Times New Roman" w:hAnsi="Times New Roman" w:cs="Times New Roman" w:hint="eastAsia"/>
+          <w:sz w:val="24"/>
+          <w:szCs w:val="24"/>
+        </w:rPr>
+        <w:t>ATM is an acronym of aotumatic teller machines.</w:t>
+      </w:r>
+    </w:p>
+    <w:p>
+      <w:pPr>
+        <w:rPr>
+          <w:rFonts w:ascii="Times New Roman" w:hAnsi="Times New Roman" w:cs="Times New Roman"/>
+          <w:sz w:val="24"/>
+          <w:szCs w:val="24"/>
+        </w:rPr>
+      </w:pPr>
+      <w:r>
+        <w:rPr>
+          <w:rFonts w:ascii="Times New Roman" w:hAnsi="Times New Roman" w:cs="Times New Roman" w:hint="eastAsia"/>
+          <w:b/>
+          <w:sz w:val="24"/>
+          <w:szCs w:val="24"/>
+        </w:rPr>
+        <w:t>cash</w:t>
+      </w:r>
+      <w:r>
+        <w:rPr>
+          <w:rFonts w:ascii="Times New Roman" w:hAnsi="Times New Roman" w:cs="Times New Roman"/>
+          <w:sz w:val="24"/>
+          <w:szCs w:val="24"/>
+        </w:rPr>
+        <w:br/>
+      </w:r>
+      <w:r>
+        <w:rPr>
+          <w:rFonts w:ascii="Times New Roman" w:hAnsi="Times New Roman" w:cs="Times New Roman" w:hint="eastAsia"/>
+          <w:sz w:val="24"/>
+          <w:szCs w:val="24"/>
+        </w:rPr>
+        <w:t xml:space="preserve">[vt.] </w:t>
+      </w:r>
+      <w:r>
+        <w:rPr>
+          <w:rFonts w:ascii="Times New Roman" w:hAnsi="Times New Roman" w:cs="Times New Roman" w:hint="eastAsia"/>
+          <w:sz w:val="24"/>
+          <w:szCs w:val="24"/>
+        </w:rPr>
+        <w:t>to exchange a cheque/check for the amount of money that is worth.</w:t>
+      </w:r>
+      <w:r>
+        <w:rPr>
+          <w:rFonts w:ascii="Times New Roman" w:hAnsi="Times New Roman" w:cs="Times New Roman"/>
+          <w:sz w:val="24"/>
+          <w:szCs w:val="24"/>
+        </w:rPr>
+        <w:br/>
+      </w:r>
+      <w:r>
+        <w:rPr>
+          <w:rFonts w:ascii="Times New Roman" w:hAnsi="Times New Roman" w:cs="Times New Roman" w:hint="eastAsia"/>
+          <w:sz w:val="24"/>
+          <w:szCs w:val="24"/>
+        </w:rPr>
+        <w:t>cash a cheque(BrE)/check(AmE)</w:t>
+      </w:r>
+      <w:r>
+        <w:rPr>
+          <w:rFonts w:ascii="Times New Roman" w:hAnsi="Times New Roman" w:cs="Times New Roman"/>
+          <w:sz w:val="24"/>
+          <w:szCs w:val="24"/>
+        </w:rPr>
+        <w:br/>
+      </w:r>
+      <w:r>
+        <w:rPr>
+          <w:rFonts w:ascii="Times New Roman" w:hAnsi="Times New Roman" w:cs="Times New Roman" w:hint="eastAsia"/>
+          <w:b/>
+          <w:sz w:val="24"/>
+          <w:szCs w:val="24"/>
+        </w:rPr>
+        <w:t>travellers</w:t>
+      </w:r>
+      <w:r>
+        <w:rPr>
+          <w:rFonts w:ascii="Times New Roman" w:hAnsi="Times New Roman" w:cs="Times New Roman"/>
+          <w:b/>
+          <w:sz w:val="24"/>
+          <w:szCs w:val="24"/>
+        </w:rPr>
+        <w:t>’</w:t>
+      </w:r>
+      <w:r>
+        <w:rPr>
+          <w:rFonts w:ascii="Times New Roman" w:hAnsi="Times New Roman" w:cs="Times New Roman" w:hint="eastAsia"/>
+          <w:b/>
+          <w:sz w:val="24"/>
+          <w:szCs w:val="24"/>
+        </w:rPr>
+        <w:t xml:space="preserve"> cheque</w:t>
+      </w:r>
+      <w:r>
+        <w:rPr>
+          <w:rFonts w:ascii="Times New Roman" w:hAnsi="Times New Roman" w:cs="Times New Roman"/>
+          <w:sz w:val="24"/>
+          <w:szCs w:val="24"/>
+        </w:rPr>
+        <w:br/>
+      </w:r>
+      <w:r>
+        <w:rPr>
+          <w:rFonts w:ascii="Times New Roman" w:hAnsi="Times New Roman" w:cs="Times New Roman" w:hint="eastAsia"/>
+          <w:sz w:val="24"/>
+          <w:szCs w:val="24"/>
+        </w:rPr>
+        <w:t>[collocation] a cheque for a fixed amount, sold by a bank or a travel agent that can be exchanged for cash in froeign countries.</w:t>
+      </w:r>
+      <w:r>
+        <w:rPr>
+          <w:rFonts w:ascii="Times New Roman" w:hAnsi="Times New Roman" w:cs="Times New Roman"/>
+          <w:sz w:val="24"/>
+          <w:szCs w:val="24"/>
+        </w:rPr>
+        <w:br/>
+      </w:r>
+      <w:r>
+        <w:rPr>
+          <w:rFonts w:ascii="Times New Roman" w:hAnsi="Times New Roman" w:cs="Times New Roman" w:hint="eastAsia"/>
+          <w:sz w:val="24"/>
+          <w:szCs w:val="24"/>
+        </w:rPr>
+        <w:t>Travellers</w:t>
+      </w:r>
+      <w:r>
+        <w:rPr>
+          <w:rFonts w:ascii="Times New Roman" w:hAnsi="Times New Roman" w:cs="Times New Roman"/>
+          <w:sz w:val="24"/>
+          <w:szCs w:val="24"/>
+        </w:rPr>
+        <w:t>’</w:t>
+      </w:r>
+      <w:r>
+        <w:rPr>
+          <w:rFonts w:ascii="Times New Roman" w:hAnsi="Times New Roman" w:cs="Times New Roman" w:hint="eastAsia"/>
+          <w:sz w:val="24"/>
+          <w:szCs w:val="24"/>
+        </w:rPr>
+        <w:t xml:space="preserve"> cheque</w:t>
+      </w:r>
+      <w:r>
+        <w:rPr>
+          <w:rFonts w:ascii="Times New Roman" w:hAnsi="Times New Roman" w:cs="Times New Roman" w:hint="eastAsia"/>
+          <w:sz w:val="24"/>
+          <w:szCs w:val="24"/>
+        </w:rPr>
+        <w:t>s can be cashed at</w:t>
+      </w:r>
+      <w:bookmarkStart w:id="0" w:name="_GoBack"/>
+      <w:bookmarkEnd w:id="0"/>
+      <w:r>
+        <w:rPr>
+          <w:rFonts w:ascii="Times New Roman" w:hAnsi="Times New Roman" w:cs="Times New Roman" w:hint="eastAsia"/>
+          <w:sz w:val="24"/>
+          <w:szCs w:val="24"/>
+        </w:rPr>
+        <w:t xml:space="preserve"> most hotels.</w:t>
+      </w:r>
     </w:p>
     <w:p>
       <w:pPr>
@@ -798,63 +1185,6 @@
           <w:szCs w:val="24"/>
         </w:rPr>
       </w:pPr>
-      <w:r>
-        <w:rPr>
-          <w:rFonts w:ascii="Times New Roman" w:hAnsi="Times New Roman" w:cs="Times New Roman" w:hint="eastAsia"/>
-          <w:b/>
-          <w:sz w:val="24"/>
-          <w:szCs w:val="24"/>
-        </w:rPr>
-        <w:t>gust</w:t>
-      </w:r>
-      <w:r>
-        <w:rPr>
-          <w:rFonts w:ascii="Times New Roman" w:hAnsi="Times New Roman" w:cs="Times New Roman"/>
-          <w:sz w:val="24"/>
-          <w:szCs w:val="24"/>
-        </w:rPr>
-        <w:br/>
-      </w:r>
-      <w:r>
-        <w:rPr>
-          <w:rFonts w:ascii="Times New Roman" w:hAnsi="Times New Roman" w:cs="Times New Roman" w:hint="eastAsia"/>
-          <w:sz w:val="24"/>
-          <w:szCs w:val="24"/>
-        </w:rPr>
-        <w:t>[C.] a sudden increase in the amount and speed of wind that is blowing.</w:t>
-      </w:r>
-      <w:r>
-        <w:rPr>
-          <w:rFonts w:ascii="Times New Roman" w:hAnsi="Times New Roman" w:cs="Times New Roman"/>
-          <w:sz w:val="24"/>
-          <w:szCs w:val="24"/>
-        </w:rPr>
-        <w:br/>
-      </w:r>
-      <w:r>
-        <w:rPr>
-          <w:rFonts w:ascii="Times New Roman" w:hAnsi="Times New Roman" w:cs="Times New Roman" w:hint="eastAsia"/>
-          <w:sz w:val="24"/>
-          <w:szCs w:val="24"/>
-        </w:rPr>
-        <w:t>[vi.] to suddenly blow very hard</w:t>
-      </w:r>
-      <w:r>
-        <w:rPr>
-          <w:rFonts w:ascii="Times New Roman" w:hAnsi="Times New Roman" w:cs="Times New Roman"/>
-          <w:sz w:val="24"/>
-          <w:szCs w:val="24"/>
-        </w:rPr>
-        <w:br/>
-      </w:r>
-      <w:r>
-        <w:rPr>
-          <w:rFonts w:ascii="Times New Roman" w:hAnsi="Times New Roman" w:cs="Times New Roman" w:hint="eastAsia"/>
-          <w:sz w:val="24"/>
-          <w:szCs w:val="24"/>
-        </w:rPr>
-        <w:t>The wind gusted through the branches.</w:t>
-      </w:r>
     </w:p>
     <w:p>
       <w:pPr>
@@ -906,7 +1236,6 @@
           <w:sz w:val="28"/>
           <w:szCs w:val="28"/>
         </w:rPr>
-        <w:lastRenderedPageBreak/>
         <w:t>Test 1</w:t>
       </w:r>
     </w:p>
@@ -1383,6 +1712,7 @@
           <w:sz w:val="24"/>
           <w:szCs w:val="24"/>
         </w:rPr>
+        <w:lastRenderedPageBreak/>
         <w:t>prospectus</w:t>
       </w:r>
       <w:r>
@@ -1584,7 +1914,6 @@
           <w:b/>
           <w:bCs/>
         </w:rPr>
-        <w:lastRenderedPageBreak/>
         <w:t>booklet</w:t>
       </w:r>
       <w:r>
@@ -2107,6 +2436,7 @@
           <w:sz w:val="28"/>
           <w:szCs w:val="28"/>
         </w:rPr>
+        <w:lastRenderedPageBreak/>
         <w:t>Section 2</w:t>
       </w:r>
     </w:p>
@@ -2490,7 +2820,6 @@
           <w:sz w:val="24"/>
           <w:szCs w:val="24"/>
         </w:rPr>
-        <w:lastRenderedPageBreak/>
         <w:t>exceed</w:t>
       </w:r>
       <w:r>
@@ -3262,6 +3591,7 @@
           <w:sz w:val="24"/>
           <w:szCs w:val="24"/>
         </w:rPr>
+        <w:lastRenderedPageBreak/>
         <w:t>session</w:t>
       </w:r>
       <w:r>
@@ -3644,7 +3974,6 @@
           <w:sz w:val="24"/>
           <w:szCs w:val="24"/>
         </w:rPr>
-        <w:lastRenderedPageBreak/>
         <w:t>muddle</w:t>
       </w:r>
       <w:r>
@@ -4614,6 +4943,7 @@
           <w:sz w:val="28"/>
           <w:szCs w:val="24"/>
         </w:rPr>
+        <w:lastRenderedPageBreak/>
         <w:t xml:space="preserve">Section </w:t>
       </w:r>
       <w:r>
@@ -5590,6 +5920,7 @@
           <w:sz w:val="24"/>
           <w:szCs w:val="24"/>
         </w:rPr>
+        <w:lastRenderedPageBreak/>
         <w:t xml:space="preserve">let </w:t>
       </w:r>
       <w:r>
@@ -5908,16 +6239,7 @@
           <w:sz w:val="24"/>
           <w:szCs w:val="24"/>
         </w:rPr>
-        <w:t xml:space="preserve">[n.C.] a flat, usually square, pieced of baked clay, carpet or other material that is used </w:t>
-      </w:r>
-      <w:r>
-        <w:rPr>
-          <w:rFonts w:ascii="Times New Roman" w:eastAsia="华文宋体" w:hAnsi="Times New Roman" w:cs="Times New Roman" w:hint="eastAsia"/>
-          <w:sz w:val="24"/>
-          <w:szCs w:val="24"/>
-        </w:rPr>
-        <w:lastRenderedPageBreak/>
-        <w:t>in rows for covering walls and floors.</w:t>
+        <w:t>[n.C.] a flat, usually square, pieced of baked clay, carpet or other material that is used in rows for covering walls and floors.</w:t>
       </w:r>
       <w:r>
         <w:rPr>
@@ -6327,6 +6649,7 @@
           <w:sz w:val="24"/>
           <w:szCs w:val="24"/>
         </w:rPr>
+        <w:lastRenderedPageBreak/>
         <w:t>hunter-gatherer</w:t>
       </w:r>
       <w:r>
@@ -6595,639 +6918,639 @@
           <w:sz w:val="24"/>
           <w:szCs w:val="24"/>
         </w:rPr>
+        <w:t>plough</w:t>
+      </w:r>
+      <w:r>
+        <w:rPr>
+          <w:rFonts w:ascii="Times New Roman" w:eastAsia="华文宋体" w:hAnsi="Times New Roman" w:cs="Times New Roman" w:hint="eastAsia"/>
+          <w:sz w:val="24"/>
+          <w:szCs w:val="24"/>
+        </w:rPr>
+        <w:t xml:space="preserve"> /</w:t>
+      </w:r>
+      <w:r>
+        <w:rPr>
+          <w:rFonts w:ascii="GWIPA" w:eastAsia="华文宋体" w:hAnsi="GWIPA" w:cs="Times New Roman"/>
+          <w:sz w:val="24"/>
+          <w:szCs w:val="24"/>
+        </w:rPr>
+        <w:t></w:t>
+      </w:r>
+      <w:r>
+        <w:rPr>
+          <w:rFonts w:ascii="GWIPA" w:eastAsia="华文宋体" w:hAnsi="GWIPA" w:cs="Times New Roman"/>
+          <w:sz w:val="24"/>
+          <w:szCs w:val="24"/>
+        </w:rPr>
+        <w:t></w:t>
+      </w:r>
+      <w:r>
+        <w:rPr>
+          <w:rFonts w:ascii="GWIPA" w:eastAsia="华文宋体" w:hAnsi="GWIPA" w:cs="Times New Roman"/>
+          <w:sz w:val="24"/>
+          <w:szCs w:val="24"/>
+        </w:rPr>
+        <w:t></w:t>
+      </w:r>
+      <w:r>
+        <w:rPr>
+          <w:rFonts w:ascii="GWIPA" w:eastAsia="华文宋体" w:hAnsi="GWIPA" w:cs="Times New Roman"/>
+          <w:sz w:val="24"/>
+          <w:szCs w:val="24"/>
+        </w:rPr>
+        <w:t></w:t>
+      </w:r>
+      <w:r>
+        <w:rPr>
+          <w:rFonts w:ascii="Times New Roman" w:eastAsia="华文宋体" w:hAnsi="Times New Roman" w:cs="Times New Roman" w:hint="eastAsia"/>
+          <w:sz w:val="24"/>
+          <w:szCs w:val="24"/>
+        </w:rPr>
+        <w:t>/</w:t>
+      </w:r>
+      <w:r>
+        <w:rPr>
+          <w:rFonts w:ascii="Times New Roman" w:eastAsia="华文宋体" w:hAnsi="Times New Roman" w:cs="Times New Roman"/>
+          <w:sz w:val="24"/>
+          <w:szCs w:val="24"/>
+        </w:rPr>
+        <w:br/>
+      </w:r>
+      <w:r>
+        <w:rPr>
+          <w:rFonts w:ascii="Times New Roman" w:eastAsia="华文宋体" w:hAnsi="Times New Roman" w:cs="Times New Roman" w:hint="eastAsia"/>
+          <w:sz w:val="24"/>
+          <w:szCs w:val="24"/>
+        </w:rPr>
+        <w:t xml:space="preserve">[n.] a large piece of farming equipment with one or serval curved blades to dig and trun over soil. </w:t>
+      </w:r>
+      <w:r>
+        <w:rPr>
+          <w:rFonts w:ascii="Times New Roman" w:eastAsia="华文宋体" w:hAnsi="Times New Roman" w:cs="Times New Roman"/>
+          <w:sz w:val="24"/>
+          <w:szCs w:val="24"/>
+        </w:rPr>
+        <w:br/>
+      </w:r>
+      <w:r>
+        <w:rPr>
+          <w:rFonts w:ascii="Times New Roman" w:eastAsia="华文宋体" w:hAnsi="Times New Roman" w:cs="Times New Roman" w:hint="eastAsia"/>
+          <w:sz w:val="24"/>
+          <w:szCs w:val="24"/>
+        </w:rPr>
+        <w:t>[vt.vi.] to dig and trun over a field or other area of land with a plough.</w:t>
+      </w:r>
+    </w:p>
+    <w:p>
+      <w:pPr>
+        <w:rPr>
+          <w:rFonts w:ascii="Times New Roman" w:eastAsia="华文宋体" w:hAnsi="Times New Roman" w:cs="Times New Roman"/>
+          <w:sz w:val="24"/>
+          <w:szCs w:val="24"/>
+        </w:rPr>
+      </w:pPr>
+      <w:r>
+        <w:rPr>
+          <w:rFonts w:ascii="Times New Roman" w:eastAsia="华文宋体" w:hAnsi="Times New Roman" w:cs="Times New Roman" w:hint="eastAsia"/>
+          <w:b/>
+          <w:sz w:val="24"/>
+          <w:szCs w:val="24"/>
+        </w:rPr>
+        <w:t>excavation</w:t>
+      </w:r>
+      <w:r>
+        <w:rPr>
+          <w:rFonts w:ascii="Times New Roman" w:eastAsia="华文宋体" w:hAnsi="Times New Roman" w:cs="Times New Roman" w:hint="eastAsia"/>
+          <w:sz w:val="24"/>
+          <w:szCs w:val="24"/>
+        </w:rPr>
+        <w:t xml:space="preserve"> /</w:t>
+      </w:r>
+      <w:r>
+        <w:rPr>
+          <w:rFonts w:ascii="GWIPA" w:eastAsia="华文宋体" w:hAnsi="GWIPA" w:cs="Times New Roman"/>
+          <w:sz w:val="24"/>
+          <w:szCs w:val="24"/>
+        </w:rPr>
+        <w:t></w:t>
+      </w:r>
+      <w:r>
+        <w:rPr>
+          <w:rFonts w:ascii="GWIPA" w:eastAsia="华文宋体" w:hAnsi="GWIPA" w:cs="Times New Roman"/>
+          <w:sz w:val="24"/>
+          <w:szCs w:val="24"/>
+        </w:rPr>
+        <w:t></w:t>
+      </w:r>
+      <w:r>
+        <w:rPr>
+          <w:rFonts w:ascii="GWIPA" w:eastAsia="华文宋体" w:hAnsi="GWIPA" w:cs="Times New Roman"/>
+          <w:sz w:val="24"/>
+          <w:szCs w:val="24"/>
+        </w:rPr>
+        <w:t></w:t>
+      </w:r>
+      <w:r>
+        <w:rPr>
+          <w:rFonts w:ascii="GWIPA" w:eastAsia="华文宋体" w:hAnsi="GWIPA" w:cs="Times New Roman"/>
+          <w:sz w:val="24"/>
+          <w:szCs w:val="24"/>
+        </w:rPr>
+        <w:t></w:t>
+      </w:r>
+      <w:r>
+        <w:rPr>
+          <w:rFonts w:ascii="GWIPA" w:eastAsia="华文宋体" w:hAnsi="GWIPA" w:cs="Times New Roman"/>
+          <w:sz w:val="24"/>
+          <w:szCs w:val="24"/>
+        </w:rPr>
+        <w:t></w:t>
+      </w:r>
+      <w:r>
+        <w:rPr>
+          <w:rFonts w:ascii="GWIPA" w:eastAsia="华文宋体" w:hAnsi="GWIPA" w:cs="Times New Roman"/>
+          <w:sz w:val="24"/>
+          <w:szCs w:val="24"/>
+        </w:rPr>
+        <w:t></w:t>
+      </w:r>
+      <w:r>
+        <w:rPr>
+          <w:rFonts w:ascii="GWIPA" w:eastAsia="华文宋体" w:hAnsi="GWIPA" w:cs="Times New Roman"/>
+          <w:sz w:val="24"/>
+          <w:szCs w:val="24"/>
+        </w:rPr>
+        <w:t></w:t>
+      </w:r>
+      <w:r>
+        <w:rPr>
+          <w:rFonts w:ascii="GWIPA" w:eastAsia="华文宋体" w:hAnsi="GWIPA" w:cs="Times New Roman"/>
+          <w:sz w:val="24"/>
+          <w:szCs w:val="24"/>
+        </w:rPr>
+        <w:t></w:t>
+      </w:r>
+      <w:r>
+        <w:rPr>
+          <w:rFonts w:ascii="GWIPA" w:eastAsia="华文宋体" w:hAnsi="GWIPA" w:cs="Times New Roman"/>
+          <w:sz w:val="24"/>
+          <w:szCs w:val="24"/>
+        </w:rPr>
+        <w:t></w:t>
+      </w:r>
+      <w:r>
+        <w:rPr>
+          <w:rFonts w:ascii="GWIPA" w:eastAsia="华文宋体" w:hAnsi="GWIPA" w:cs="Times New Roman"/>
+          <w:sz w:val="24"/>
+          <w:szCs w:val="24"/>
+        </w:rPr>
+        <w:t></w:t>
+      </w:r>
+      <w:r>
+        <w:rPr>
+          <w:rFonts w:ascii="GWIPA" w:eastAsia="华文宋体" w:hAnsi="GWIPA" w:cs="Times New Roman"/>
+          <w:sz w:val="24"/>
+          <w:szCs w:val="24"/>
+        </w:rPr>
+        <w:t></w:t>
+      </w:r>
+      <w:r>
+        <w:rPr>
+          <w:rFonts w:ascii="GWIPA" w:eastAsia="华文宋体" w:hAnsi="GWIPA" w:cs="Times New Roman"/>
+          <w:sz w:val="24"/>
+          <w:szCs w:val="24"/>
+        </w:rPr>
+        <w:t></w:t>
+      </w:r>
+      <w:r>
+        <w:rPr>
+          <w:rFonts w:ascii="Times New Roman" w:eastAsia="华文宋体" w:hAnsi="Times New Roman" w:cs="Times New Roman" w:hint="eastAsia"/>
+          <w:sz w:val="24"/>
+          <w:szCs w:val="24"/>
+        </w:rPr>
+        <w:t>/</w:t>
+      </w:r>
+      <w:r>
+        <w:rPr>
+          <w:rFonts w:ascii="Times New Roman" w:eastAsia="华文宋体" w:hAnsi="Times New Roman" w:cs="Times New Roman"/>
+          <w:sz w:val="24"/>
+          <w:szCs w:val="24"/>
+        </w:rPr>
+        <w:br/>
+      </w:r>
+      <w:r>
+        <w:rPr>
+          <w:rFonts w:ascii="Times New Roman" w:eastAsia="华文宋体" w:hAnsi="Times New Roman" w:cs="Times New Roman" w:hint="eastAsia"/>
+          <w:sz w:val="24"/>
+          <w:szCs w:val="24"/>
+        </w:rPr>
+        <w:t>[n.] the activity of diggin</w:t>
+      </w:r>
+      <w:r>
+        <w:rPr>
+          <w:rFonts w:ascii="Times New Roman" w:eastAsia="华文宋体" w:hAnsi="Times New Roman" w:cs="Times New Roman" w:hint="eastAsia"/>
+          <w:sz w:val="24"/>
+          <w:szCs w:val="24"/>
+        </w:rPr>
+        <w:t>g</w:t>
+      </w:r>
+      <w:r>
+        <w:rPr>
+          <w:rFonts w:ascii="Times New Roman" w:eastAsia="华文宋体" w:hAnsi="Times New Roman" w:cs="Times New Roman" w:hint="eastAsia"/>
+          <w:sz w:val="24"/>
+          <w:szCs w:val="24"/>
+        </w:rPr>
+        <w:t xml:space="preserve"> in the ground to look for old buildings or objects that have been buried for a long time.</w:t>
+      </w:r>
+    </w:p>
+    <w:p>
+      <w:pPr>
+        <w:rPr>
+          <w:rFonts w:ascii="Times New Roman" w:eastAsia="华文宋体" w:hAnsi="Times New Roman" w:cs="Times New Roman"/>
+          <w:sz w:val="24"/>
+          <w:szCs w:val="24"/>
+        </w:rPr>
+      </w:pPr>
+      <w:r>
+        <w:rPr>
+          <w:rFonts w:ascii="Times New Roman" w:eastAsia="华文宋体" w:hAnsi="Times New Roman" w:cs="Times New Roman" w:hint="eastAsia"/>
+          <w:b/>
+          <w:sz w:val="24"/>
+          <w:szCs w:val="24"/>
+        </w:rPr>
+        <w:t xml:space="preserve">husbandry </w:t>
+      </w:r>
+      <w:r>
+        <w:rPr>
+          <w:rFonts w:ascii="Times New Roman" w:eastAsia="华文宋体" w:hAnsi="Times New Roman" w:cs="Times New Roman"/>
+          <w:sz w:val="24"/>
+          <w:szCs w:val="24"/>
+        </w:rPr>
+        <w:br/>
+      </w:r>
+      <w:r>
+        <w:rPr>
+          <w:rFonts w:ascii="Times New Roman" w:eastAsia="华文宋体" w:hAnsi="Times New Roman" w:cs="Times New Roman" w:hint="eastAsia"/>
+          <w:sz w:val="24"/>
+          <w:szCs w:val="24"/>
+        </w:rPr>
+        <w:t>[n.] farming, especially when done carefully and well.</w:t>
+      </w:r>
+      <w:r>
+        <w:rPr>
+          <w:rFonts w:ascii="Times New Roman" w:eastAsia="华文宋体" w:hAnsi="Times New Roman" w:cs="Times New Roman"/>
+          <w:sz w:val="24"/>
+          <w:szCs w:val="24"/>
+        </w:rPr>
+        <w:br/>
+      </w:r>
+      <w:r>
+        <w:rPr>
+          <w:rFonts w:ascii="Times New Roman" w:eastAsia="华文宋体" w:hAnsi="Times New Roman" w:cs="Times New Roman" w:hint="eastAsia"/>
+          <w:sz w:val="24"/>
+          <w:szCs w:val="24"/>
+        </w:rPr>
+        <w:t>animal/crop husbandry.</w:t>
+      </w:r>
+    </w:p>
+    <w:p>
+      <w:pPr>
+        <w:rPr>
+          <w:rFonts w:ascii="Times New Roman" w:eastAsia="华文宋体" w:hAnsi="Times New Roman" w:cs="Times New Roman"/>
+          <w:sz w:val="24"/>
+          <w:szCs w:val="24"/>
+        </w:rPr>
+      </w:pPr>
+      <w:r>
+        <w:rPr>
+          <w:rFonts w:ascii="Times New Roman" w:eastAsia="华文宋体" w:hAnsi="Times New Roman" w:cs="Times New Roman" w:hint="eastAsia"/>
+          <w:b/>
+          <w:sz w:val="24"/>
+          <w:szCs w:val="24"/>
+        </w:rPr>
+        <w:t>quarry</w:t>
+      </w:r>
+      <w:r>
+        <w:rPr>
+          <w:rFonts w:ascii="Times New Roman" w:eastAsia="华文宋体" w:hAnsi="Times New Roman" w:cs="Times New Roman" w:hint="eastAsia"/>
+          <w:sz w:val="24"/>
+          <w:szCs w:val="24"/>
+        </w:rPr>
+        <w:t xml:space="preserve"> /</w:t>
+      </w:r>
+      <w:r>
+        <w:rPr>
+          <w:rFonts w:ascii="GWIPA" w:eastAsia="华文宋体" w:hAnsi="GWIPA" w:cs="Times New Roman"/>
+          <w:sz w:val="24"/>
+          <w:szCs w:val="24"/>
+        </w:rPr>
+        <w:t></w:t>
+      </w:r>
+      <w:r>
+        <w:rPr>
+          <w:rFonts w:ascii="GWIPA" w:eastAsia="华文宋体" w:hAnsi="GWIPA" w:cs="Times New Roman"/>
+          <w:sz w:val="24"/>
+          <w:szCs w:val="24"/>
+        </w:rPr>
+        <w:t></w:t>
+      </w:r>
+      <w:r>
+        <w:rPr>
+          <w:rFonts w:ascii="GWIPA" w:eastAsia="华文宋体" w:hAnsi="GWIPA" w:cs="Times New Roman"/>
+          <w:sz w:val="24"/>
+          <w:szCs w:val="24"/>
+        </w:rPr>
+        <w:t></w:t>
+      </w:r>
+      <w:r>
+        <w:rPr>
+          <w:rFonts w:ascii="GWIPA" w:eastAsia="华文宋体" w:hAnsi="GWIPA" w:cs="Times New Roman"/>
+          <w:sz w:val="24"/>
+          <w:szCs w:val="24"/>
+        </w:rPr>
+        <w:t></w:t>
+      </w:r>
+      <w:r>
+        <w:rPr>
+          <w:rFonts w:ascii="GWIPA" w:eastAsia="华文宋体" w:hAnsi="GWIPA" w:cs="Times New Roman"/>
+          <w:sz w:val="24"/>
+          <w:szCs w:val="24"/>
+        </w:rPr>
+        <w:t></w:t>
+      </w:r>
+      <w:r>
+        <w:rPr>
+          <w:rFonts w:ascii="GWIPA" w:eastAsia="华文宋体" w:hAnsi="GWIPA" w:cs="Times New Roman"/>
+          <w:sz w:val="24"/>
+          <w:szCs w:val="24"/>
+        </w:rPr>
+        <w:t></w:t>
+      </w:r>
+      <w:r>
+        <w:rPr>
+          <w:rFonts w:ascii="GWIPA" w:eastAsia="华文宋体" w:hAnsi="GWIPA" w:cs="Times New Roman"/>
+          <w:sz w:val="24"/>
+          <w:szCs w:val="24"/>
+        </w:rPr>
+        <w:t></w:t>
+      </w:r>
+      <w:r>
+        <w:rPr>
+          <w:rFonts w:ascii="GWIPA" w:eastAsia="华文宋体" w:hAnsi="GWIPA" w:cs="Times New Roman"/>
+          <w:sz w:val="24"/>
+          <w:szCs w:val="24"/>
+        </w:rPr>
+        <w:br/>
+      </w:r>
+      <w:r>
+        <w:rPr>
+          <w:rFonts w:ascii="Times New Roman" w:eastAsia="华文宋体" w:hAnsi="Times New Roman" w:cs="Times New Roman" w:hint="eastAsia"/>
+          <w:sz w:val="24"/>
+          <w:szCs w:val="24"/>
+        </w:rPr>
+        <w:t>[C.] a place where large amounts of stone, etc. are dug out of the ground.</w:t>
+      </w:r>
+      <w:r>
+        <w:rPr>
+          <w:rFonts w:ascii="Times New Roman" w:eastAsia="华文宋体" w:hAnsi="Times New Roman" w:cs="Times New Roman"/>
+          <w:sz w:val="24"/>
+          <w:szCs w:val="24"/>
+        </w:rPr>
+        <w:br/>
+      </w:r>
+      <w:r>
+        <w:rPr>
+          <w:rFonts w:ascii="Times New Roman" w:eastAsia="华文宋体" w:hAnsi="Times New Roman" w:cs="Times New Roman" w:hint="eastAsia"/>
+          <w:sz w:val="24"/>
+          <w:szCs w:val="24"/>
+        </w:rPr>
+        <w:t>a slate quarry.</w:t>
+      </w:r>
+    </w:p>
+    <w:p>
+      <w:pPr>
+        <w:rPr>
+          <w:rFonts w:ascii="Times New Roman" w:eastAsia="华文宋体" w:hAnsi="Times New Roman" w:cs="Times New Roman"/>
+          <w:sz w:val="24"/>
+          <w:szCs w:val="24"/>
+        </w:rPr>
+      </w:pPr>
+      <w:r>
+        <w:rPr>
+          <w:rFonts w:ascii="Times New Roman" w:eastAsia="华文宋体" w:hAnsi="Times New Roman" w:cs="Times New Roman" w:hint="eastAsia"/>
+          <w:b/>
+          <w:sz w:val="24"/>
+          <w:szCs w:val="24"/>
+        </w:rPr>
+        <w:t>sheer</w:t>
+      </w:r>
+      <w:r>
+        <w:rPr>
+          <w:rFonts w:ascii="Times New Roman" w:eastAsia="华文宋体" w:hAnsi="Times New Roman" w:cs="Times New Roman"/>
+          <w:sz w:val="24"/>
+          <w:szCs w:val="24"/>
+        </w:rPr>
+        <w:br/>
+      </w:r>
+      <w:r>
+        <w:rPr>
+          <w:rFonts w:ascii="Times New Roman" w:eastAsia="华文宋体" w:hAnsi="Times New Roman" w:cs="Times New Roman" w:hint="eastAsia"/>
+          <w:sz w:val="24"/>
+          <w:szCs w:val="24"/>
+        </w:rPr>
+        <w:t>[adj.] used to emphasize the size, degree or amount of sth.</w:t>
+      </w:r>
+      <w:r>
+        <w:rPr>
+          <w:rFonts w:ascii="Times New Roman" w:eastAsia="华文宋体" w:hAnsi="Times New Roman" w:cs="Times New Roman" w:hint="eastAsia"/>
+          <w:sz w:val="24"/>
+          <w:szCs w:val="24"/>
+        </w:rPr>
+        <w:t xml:space="preserve"> </w:t>
+      </w:r>
+      <w:r>
+        <w:rPr>
+          <w:rFonts w:ascii="Times New Roman" w:eastAsia="华文宋体" w:hAnsi="Times New Roman" w:cs="Times New Roman" w:hint="eastAsia"/>
+          <w:sz w:val="24"/>
+          <w:szCs w:val="24"/>
+        </w:rPr>
+        <w:t>(</w:t>
+      </w:r>
+      <w:r>
+        <w:rPr>
+          <w:rFonts w:ascii="Times New Roman" w:eastAsia="华文宋体" w:hAnsi="Times New Roman" w:cs="Times New Roman" w:hint="eastAsia"/>
+          <w:sz w:val="24"/>
+          <w:szCs w:val="24"/>
+        </w:rPr>
+        <w:t>As far as I know, t</w:t>
+      </w:r>
+      <w:r>
+        <w:rPr>
+          <w:rFonts w:ascii="Times New Roman" w:eastAsia="华文宋体" w:hAnsi="Times New Roman" w:cs="Times New Roman" w:hint="eastAsia"/>
+          <w:sz w:val="24"/>
+          <w:szCs w:val="24"/>
+        </w:rPr>
+        <w:t>here is non any coordinated Chinese words to it.)</w:t>
+      </w:r>
+      <w:r>
+        <w:rPr>
+          <w:rFonts w:ascii="Times New Roman" w:eastAsia="华文宋体" w:hAnsi="Times New Roman" w:cs="Times New Roman"/>
+          <w:sz w:val="24"/>
+          <w:szCs w:val="24"/>
+        </w:rPr>
+        <w:br/>
+      </w:r>
+      <w:r>
+        <w:rPr>
+          <w:rFonts w:ascii="Times New Roman" w:eastAsia="华文宋体" w:hAnsi="Times New Roman" w:cs="Times New Roman" w:hint="eastAsia"/>
+          <w:b/>
+          <w:sz w:val="24"/>
+          <w:szCs w:val="24"/>
+        </w:rPr>
+        <w:t>sheer volume</w:t>
+      </w:r>
+      <w:r>
+        <w:rPr>
+          <w:rFonts w:ascii="Times New Roman" w:eastAsia="华文宋体" w:hAnsi="Times New Roman" w:cs="Times New Roman" w:hint="eastAsia"/>
+          <w:sz w:val="24"/>
+          <w:szCs w:val="24"/>
+        </w:rPr>
+        <w:t xml:space="preserve"> of animal</w:t>
+      </w:r>
+      <w:r>
+        <w:rPr>
+          <w:rFonts w:ascii="Times New Roman" w:eastAsia="华文宋体" w:hAnsi="Times New Roman" w:cs="Times New Roman" w:hint="eastAsia"/>
+          <w:sz w:val="24"/>
+          <w:szCs w:val="24"/>
+        </w:rPr>
+        <w:t>.</w:t>
+      </w:r>
+      <w:r>
+        <w:rPr>
+          <w:rFonts w:ascii="Times New Roman" w:eastAsia="华文宋体" w:hAnsi="Times New Roman" w:cs="Times New Roman"/>
+          <w:sz w:val="24"/>
+          <w:szCs w:val="24"/>
+        </w:rPr>
+        <w:br/>
+      </w:r>
+      <w:r>
+        <w:rPr>
+          <w:rFonts w:ascii="Times New Roman" w:eastAsia="华文宋体" w:hAnsi="Times New Roman" w:cs="Times New Roman" w:hint="eastAsia"/>
+          <w:sz w:val="24"/>
+          <w:szCs w:val="24"/>
+        </w:rPr>
+        <w:t xml:space="preserve">The area is under threat from the sheer number of tourists using it. </w:t>
+      </w:r>
+    </w:p>
+    <w:p>
+      <w:pPr>
+        <w:rPr>
+          <w:rFonts w:ascii="Times New Roman" w:eastAsia="华文宋体" w:hAnsi="Times New Roman" w:cs="Times New Roman"/>
+          <w:sz w:val="24"/>
+          <w:szCs w:val="24"/>
+        </w:rPr>
+      </w:pPr>
+      <w:r>
+        <w:rPr>
+          <w:rFonts w:ascii="Times New Roman" w:eastAsia="华文宋体" w:hAnsi="Times New Roman" w:cs="Times New Roman" w:hint="eastAsia"/>
+          <w:b/>
+          <w:sz w:val="24"/>
+          <w:szCs w:val="24"/>
+        </w:rPr>
+        <w:t xml:space="preserve">retain </w:t>
+      </w:r>
+      <w:r>
+        <w:rPr>
+          <w:rFonts w:ascii="Times New Roman" w:eastAsia="华文宋体" w:hAnsi="Times New Roman" w:cs="Times New Roman"/>
+          <w:sz w:val="24"/>
+          <w:szCs w:val="24"/>
+        </w:rPr>
+        <w:br/>
+      </w:r>
+      <w:r>
+        <w:rPr>
+          <w:rFonts w:ascii="Times New Roman" w:eastAsia="华文宋体" w:hAnsi="Times New Roman" w:cs="Times New Roman" w:hint="eastAsia"/>
+          <w:sz w:val="24"/>
+          <w:szCs w:val="24"/>
+        </w:rPr>
+        <w:t>[vt.] to keep something.</w:t>
+      </w:r>
+      <w:r>
+        <w:rPr>
+          <w:rFonts w:ascii="Times New Roman" w:eastAsia="华文宋体" w:hAnsi="Times New Roman" w:cs="Times New Roman"/>
+          <w:sz w:val="24"/>
+          <w:szCs w:val="24"/>
+        </w:rPr>
+        <w:br/>
+      </w:r>
+      <w:r>
+        <w:rPr>
+          <w:rFonts w:ascii="Times New Roman" w:eastAsia="华文宋体" w:hAnsi="Times New Roman" w:cs="Times New Roman" w:hint="eastAsia"/>
+          <w:sz w:val="24"/>
+          <w:szCs w:val="24"/>
+        </w:rPr>
+        <w:t xml:space="preserve">This would have helped the pots to retain water. </w:t>
+      </w:r>
+    </w:p>
+    <w:p>
+      <w:pPr>
+        <w:rPr>
+          <w:rFonts w:ascii="Times New Roman" w:eastAsia="华文宋体" w:hAnsi="Times New Roman" w:cs="Times New Roman"/>
+          <w:sz w:val="24"/>
+          <w:szCs w:val="24"/>
+        </w:rPr>
+      </w:pPr>
+      <w:r>
+        <w:rPr>
+          <w:rFonts w:ascii="Times New Roman" w:eastAsia="华文宋体" w:hAnsi="Times New Roman" w:cs="Times New Roman" w:hint="eastAsia"/>
+          <w:b/>
+          <w:sz w:val="24"/>
+          <w:szCs w:val="24"/>
+        </w:rPr>
+        <w:t xml:space="preserve">glaze </w:t>
+      </w:r>
+      <w:r>
+        <w:rPr>
+          <w:rFonts w:ascii="Times New Roman" w:eastAsia="华文宋体" w:hAnsi="Times New Roman" w:cs="Times New Roman"/>
+          <w:b/>
+          <w:sz w:val="24"/>
+          <w:szCs w:val="24"/>
+        </w:rPr>
+        <w:br/>
+      </w:r>
+      <w:r>
+        <w:rPr>
+          <w:rFonts w:ascii="Times New Roman" w:eastAsia="华文宋体" w:hAnsi="Times New Roman" w:cs="Times New Roman" w:hint="eastAsia"/>
+          <w:sz w:val="24"/>
+          <w:szCs w:val="24"/>
+        </w:rPr>
+        <w:t xml:space="preserve">[vt.] </w:t>
+      </w:r>
+      <w:r>
+        <w:rPr>
+          <w:rFonts w:ascii="Times New Roman" w:eastAsia="华文宋体" w:hAnsi="Times New Roman" w:cs="Times New Roman" w:hint="eastAsia"/>
+          <w:sz w:val="24"/>
+          <w:szCs w:val="24"/>
+        </w:rPr>
+        <w:t>上釉；上光</w:t>
+      </w:r>
+    </w:p>
+    <w:p>
+      <w:pPr>
+        <w:rPr>
+          <w:rFonts w:ascii="Times New Roman" w:eastAsia="华文宋体" w:hAnsi="Times New Roman" w:cs="Times New Roman"/>
+          <w:sz w:val="24"/>
+          <w:szCs w:val="24"/>
+        </w:rPr>
+      </w:pPr>
+      <w:r>
+        <w:rPr>
+          <w:rFonts w:ascii="Times New Roman" w:eastAsia="华文宋体" w:hAnsi="Times New Roman" w:cs="Times New Roman" w:hint="eastAsia"/>
+          <w:b/>
+          <w:sz w:val="24"/>
+          <w:szCs w:val="24"/>
+        </w:rPr>
         <w:lastRenderedPageBreak/>
-        <w:t>plough</w:t>
-      </w:r>
-      <w:r>
-        <w:rPr>
-          <w:rFonts w:ascii="Times New Roman" w:eastAsia="华文宋体" w:hAnsi="Times New Roman" w:cs="Times New Roman" w:hint="eastAsia"/>
-          <w:sz w:val="24"/>
-          <w:szCs w:val="24"/>
-        </w:rPr>
-        <w:t xml:space="preserve"> /</w:t>
-      </w:r>
-      <w:r>
-        <w:rPr>
-          <w:rFonts w:ascii="GWIPA" w:eastAsia="华文宋体" w:hAnsi="GWIPA" w:cs="Times New Roman"/>
-          <w:sz w:val="24"/>
-          <w:szCs w:val="24"/>
-        </w:rPr>
-        <w:t></w:t>
-      </w:r>
-      <w:r>
-        <w:rPr>
-          <w:rFonts w:ascii="GWIPA" w:eastAsia="华文宋体" w:hAnsi="GWIPA" w:cs="Times New Roman"/>
-          <w:sz w:val="24"/>
-          <w:szCs w:val="24"/>
-        </w:rPr>
-        <w:t></w:t>
-      </w:r>
-      <w:r>
-        <w:rPr>
-          <w:rFonts w:ascii="GWIPA" w:eastAsia="华文宋体" w:hAnsi="GWIPA" w:cs="Times New Roman"/>
-          <w:sz w:val="24"/>
-          <w:szCs w:val="24"/>
-        </w:rPr>
-        <w:t></w:t>
-      </w:r>
-      <w:r>
-        <w:rPr>
-          <w:rFonts w:ascii="GWIPA" w:eastAsia="华文宋体" w:hAnsi="GWIPA" w:cs="Times New Roman"/>
-          <w:sz w:val="24"/>
-          <w:szCs w:val="24"/>
-        </w:rPr>
-        <w:t></w:t>
-      </w:r>
-      <w:r>
-        <w:rPr>
-          <w:rFonts w:ascii="Times New Roman" w:eastAsia="华文宋体" w:hAnsi="Times New Roman" w:cs="Times New Roman" w:hint="eastAsia"/>
-          <w:sz w:val="24"/>
-          <w:szCs w:val="24"/>
-        </w:rPr>
-        <w:t>/</w:t>
-      </w:r>
-      <w:r>
-        <w:rPr>
-          <w:rFonts w:ascii="Times New Roman" w:eastAsia="华文宋体" w:hAnsi="Times New Roman" w:cs="Times New Roman"/>
-          <w:sz w:val="24"/>
-          <w:szCs w:val="24"/>
-        </w:rPr>
-        <w:br/>
-      </w:r>
-      <w:r>
-        <w:rPr>
-          <w:rFonts w:ascii="Times New Roman" w:eastAsia="华文宋体" w:hAnsi="Times New Roman" w:cs="Times New Roman" w:hint="eastAsia"/>
-          <w:sz w:val="24"/>
-          <w:szCs w:val="24"/>
-        </w:rPr>
-        <w:t xml:space="preserve">[n.] a large piece of farming equipment with one or serval curved blades to dig and trun over soil. </w:t>
-      </w:r>
-      <w:r>
-        <w:rPr>
-          <w:rFonts w:ascii="Times New Roman" w:eastAsia="华文宋体" w:hAnsi="Times New Roman" w:cs="Times New Roman"/>
-          <w:sz w:val="24"/>
-          <w:szCs w:val="24"/>
-        </w:rPr>
-        <w:br/>
-      </w:r>
-      <w:r>
-        <w:rPr>
-          <w:rFonts w:ascii="Times New Roman" w:eastAsia="华文宋体" w:hAnsi="Times New Roman" w:cs="Times New Roman" w:hint="eastAsia"/>
-          <w:sz w:val="24"/>
-          <w:szCs w:val="24"/>
-        </w:rPr>
-        <w:t>[vt.vi.] to dig and trun over a field or other area of land with a plough.</w:t>
-      </w:r>
-    </w:p>
-    <w:p>
-      <w:pPr>
-        <w:rPr>
-          <w:rFonts w:ascii="Times New Roman" w:eastAsia="华文宋体" w:hAnsi="Times New Roman" w:cs="Times New Roman"/>
-          <w:sz w:val="24"/>
-          <w:szCs w:val="24"/>
-        </w:rPr>
-      </w:pPr>
-      <w:r>
-        <w:rPr>
-          <w:rFonts w:ascii="Times New Roman" w:eastAsia="华文宋体" w:hAnsi="Times New Roman" w:cs="Times New Roman" w:hint="eastAsia"/>
-          <w:b/>
-          <w:sz w:val="24"/>
-          <w:szCs w:val="24"/>
-        </w:rPr>
-        <w:t>excavation</w:t>
-      </w:r>
-      <w:r>
-        <w:rPr>
-          <w:rFonts w:ascii="Times New Roman" w:eastAsia="华文宋体" w:hAnsi="Times New Roman" w:cs="Times New Roman" w:hint="eastAsia"/>
-          <w:sz w:val="24"/>
-          <w:szCs w:val="24"/>
-        </w:rPr>
-        <w:t xml:space="preserve"> /</w:t>
-      </w:r>
-      <w:r>
-        <w:rPr>
-          <w:rFonts w:ascii="GWIPA" w:eastAsia="华文宋体" w:hAnsi="GWIPA" w:cs="Times New Roman"/>
-          <w:sz w:val="24"/>
-          <w:szCs w:val="24"/>
-        </w:rPr>
-        <w:t></w:t>
-      </w:r>
-      <w:r>
-        <w:rPr>
-          <w:rFonts w:ascii="GWIPA" w:eastAsia="华文宋体" w:hAnsi="GWIPA" w:cs="Times New Roman"/>
-          <w:sz w:val="24"/>
-          <w:szCs w:val="24"/>
-        </w:rPr>
-        <w:t></w:t>
-      </w:r>
-      <w:r>
-        <w:rPr>
-          <w:rFonts w:ascii="GWIPA" w:eastAsia="华文宋体" w:hAnsi="GWIPA" w:cs="Times New Roman"/>
-          <w:sz w:val="24"/>
-          <w:szCs w:val="24"/>
-        </w:rPr>
-        <w:t></w:t>
-      </w:r>
-      <w:r>
-        <w:rPr>
-          <w:rFonts w:ascii="GWIPA" w:eastAsia="华文宋体" w:hAnsi="GWIPA" w:cs="Times New Roman"/>
-          <w:sz w:val="24"/>
-          <w:szCs w:val="24"/>
-        </w:rPr>
-        <w:t></w:t>
-      </w:r>
-      <w:r>
-        <w:rPr>
-          <w:rFonts w:ascii="GWIPA" w:eastAsia="华文宋体" w:hAnsi="GWIPA" w:cs="Times New Roman"/>
-          <w:sz w:val="24"/>
-          <w:szCs w:val="24"/>
-        </w:rPr>
-        <w:t></w:t>
-      </w:r>
-      <w:r>
-        <w:rPr>
-          <w:rFonts w:ascii="GWIPA" w:eastAsia="华文宋体" w:hAnsi="GWIPA" w:cs="Times New Roman"/>
-          <w:sz w:val="24"/>
-          <w:szCs w:val="24"/>
-        </w:rPr>
-        <w:t></w:t>
-      </w:r>
-      <w:r>
-        <w:rPr>
-          <w:rFonts w:ascii="GWIPA" w:eastAsia="华文宋体" w:hAnsi="GWIPA" w:cs="Times New Roman"/>
-          <w:sz w:val="24"/>
-          <w:szCs w:val="24"/>
-        </w:rPr>
-        <w:t></w:t>
-      </w:r>
-      <w:r>
-        <w:rPr>
-          <w:rFonts w:ascii="GWIPA" w:eastAsia="华文宋体" w:hAnsi="GWIPA" w:cs="Times New Roman"/>
-          <w:sz w:val="24"/>
-          <w:szCs w:val="24"/>
-        </w:rPr>
-        <w:t></w:t>
-      </w:r>
-      <w:r>
-        <w:rPr>
-          <w:rFonts w:ascii="GWIPA" w:eastAsia="华文宋体" w:hAnsi="GWIPA" w:cs="Times New Roman"/>
-          <w:sz w:val="24"/>
-          <w:szCs w:val="24"/>
-        </w:rPr>
-        <w:t></w:t>
-      </w:r>
-      <w:r>
-        <w:rPr>
-          <w:rFonts w:ascii="GWIPA" w:eastAsia="华文宋体" w:hAnsi="GWIPA" w:cs="Times New Roman"/>
-          <w:sz w:val="24"/>
-          <w:szCs w:val="24"/>
-        </w:rPr>
-        <w:t></w:t>
-      </w:r>
-      <w:r>
-        <w:rPr>
-          <w:rFonts w:ascii="GWIPA" w:eastAsia="华文宋体" w:hAnsi="GWIPA" w:cs="Times New Roman"/>
-          <w:sz w:val="24"/>
-          <w:szCs w:val="24"/>
-        </w:rPr>
-        <w:t></w:t>
-      </w:r>
-      <w:r>
-        <w:rPr>
-          <w:rFonts w:ascii="GWIPA" w:eastAsia="华文宋体" w:hAnsi="GWIPA" w:cs="Times New Roman"/>
-          <w:sz w:val="24"/>
-          <w:szCs w:val="24"/>
-        </w:rPr>
-        <w:t></w:t>
-      </w:r>
-      <w:r>
-        <w:rPr>
-          <w:rFonts w:ascii="Times New Roman" w:eastAsia="华文宋体" w:hAnsi="Times New Roman" w:cs="Times New Roman" w:hint="eastAsia"/>
-          <w:sz w:val="24"/>
-          <w:szCs w:val="24"/>
-        </w:rPr>
-        <w:t>/</w:t>
-      </w:r>
-      <w:r>
-        <w:rPr>
-          <w:rFonts w:ascii="Times New Roman" w:eastAsia="华文宋体" w:hAnsi="Times New Roman" w:cs="Times New Roman"/>
-          <w:sz w:val="24"/>
-          <w:szCs w:val="24"/>
-        </w:rPr>
-        <w:br/>
-      </w:r>
-      <w:r>
-        <w:rPr>
-          <w:rFonts w:ascii="Times New Roman" w:eastAsia="华文宋体" w:hAnsi="Times New Roman" w:cs="Times New Roman" w:hint="eastAsia"/>
-          <w:sz w:val="24"/>
-          <w:szCs w:val="24"/>
-        </w:rPr>
-        <w:t>[n.] the activity of diggin</w:t>
-      </w:r>
-      <w:r>
-        <w:rPr>
-          <w:rFonts w:ascii="Times New Roman" w:eastAsia="华文宋体" w:hAnsi="Times New Roman" w:cs="Times New Roman" w:hint="eastAsia"/>
-          <w:sz w:val="24"/>
-          <w:szCs w:val="24"/>
-        </w:rPr>
-        <w:t>g</w:t>
-      </w:r>
-      <w:r>
-        <w:rPr>
-          <w:rFonts w:ascii="Times New Roman" w:eastAsia="华文宋体" w:hAnsi="Times New Roman" w:cs="Times New Roman" w:hint="eastAsia"/>
-          <w:sz w:val="24"/>
-          <w:szCs w:val="24"/>
-        </w:rPr>
-        <w:t xml:space="preserve"> in the ground to look for old buildings or objects that have been buried for a long time.</w:t>
-      </w:r>
-    </w:p>
-    <w:p>
-      <w:pPr>
-        <w:rPr>
-          <w:rFonts w:ascii="Times New Roman" w:eastAsia="华文宋体" w:hAnsi="Times New Roman" w:cs="Times New Roman"/>
-          <w:sz w:val="24"/>
-          <w:szCs w:val="24"/>
-        </w:rPr>
-      </w:pPr>
-      <w:r>
-        <w:rPr>
-          <w:rFonts w:ascii="Times New Roman" w:eastAsia="华文宋体" w:hAnsi="Times New Roman" w:cs="Times New Roman" w:hint="eastAsia"/>
-          <w:b/>
-          <w:sz w:val="24"/>
-          <w:szCs w:val="24"/>
-        </w:rPr>
-        <w:t xml:space="preserve">husbandry </w:t>
-      </w:r>
-      <w:r>
-        <w:rPr>
-          <w:rFonts w:ascii="Times New Roman" w:eastAsia="华文宋体" w:hAnsi="Times New Roman" w:cs="Times New Roman"/>
-          <w:sz w:val="24"/>
-          <w:szCs w:val="24"/>
-        </w:rPr>
-        <w:br/>
-      </w:r>
-      <w:r>
-        <w:rPr>
-          <w:rFonts w:ascii="Times New Roman" w:eastAsia="华文宋体" w:hAnsi="Times New Roman" w:cs="Times New Roman" w:hint="eastAsia"/>
-          <w:sz w:val="24"/>
-          <w:szCs w:val="24"/>
-        </w:rPr>
-        <w:t>[n.] farming, especially when done carefully and well.</w:t>
-      </w:r>
-      <w:r>
-        <w:rPr>
-          <w:rFonts w:ascii="Times New Roman" w:eastAsia="华文宋体" w:hAnsi="Times New Roman" w:cs="Times New Roman"/>
-          <w:sz w:val="24"/>
-          <w:szCs w:val="24"/>
-        </w:rPr>
-        <w:br/>
-      </w:r>
-      <w:r>
-        <w:rPr>
-          <w:rFonts w:ascii="Times New Roman" w:eastAsia="华文宋体" w:hAnsi="Times New Roman" w:cs="Times New Roman" w:hint="eastAsia"/>
-          <w:sz w:val="24"/>
-          <w:szCs w:val="24"/>
-        </w:rPr>
-        <w:t>animal/crop husbandry.</w:t>
-      </w:r>
-    </w:p>
-    <w:p>
-      <w:pPr>
-        <w:rPr>
-          <w:rFonts w:ascii="Times New Roman" w:eastAsia="华文宋体" w:hAnsi="Times New Roman" w:cs="Times New Roman"/>
-          <w:sz w:val="24"/>
-          <w:szCs w:val="24"/>
-        </w:rPr>
-      </w:pPr>
-      <w:r>
-        <w:rPr>
-          <w:rFonts w:ascii="Times New Roman" w:eastAsia="华文宋体" w:hAnsi="Times New Roman" w:cs="Times New Roman" w:hint="eastAsia"/>
-          <w:b/>
-          <w:sz w:val="24"/>
-          <w:szCs w:val="24"/>
-        </w:rPr>
-        <w:t>quarry</w:t>
-      </w:r>
-      <w:r>
-        <w:rPr>
-          <w:rFonts w:ascii="Times New Roman" w:eastAsia="华文宋体" w:hAnsi="Times New Roman" w:cs="Times New Roman" w:hint="eastAsia"/>
-          <w:sz w:val="24"/>
-          <w:szCs w:val="24"/>
-        </w:rPr>
-        <w:t xml:space="preserve"> /</w:t>
-      </w:r>
-      <w:r>
-        <w:rPr>
-          <w:rFonts w:ascii="GWIPA" w:eastAsia="华文宋体" w:hAnsi="GWIPA" w:cs="Times New Roman"/>
-          <w:sz w:val="24"/>
-          <w:szCs w:val="24"/>
-        </w:rPr>
-        <w:t></w:t>
-      </w:r>
-      <w:r>
-        <w:rPr>
-          <w:rFonts w:ascii="GWIPA" w:eastAsia="华文宋体" w:hAnsi="GWIPA" w:cs="Times New Roman"/>
-          <w:sz w:val="24"/>
-          <w:szCs w:val="24"/>
-        </w:rPr>
-        <w:t></w:t>
-      </w:r>
-      <w:r>
-        <w:rPr>
-          <w:rFonts w:ascii="GWIPA" w:eastAsia="华文宋体" w:hAnsi="GWIPA" w:cs="Times New Roman"/>
-          <w:sz w:val="24"/>
-          <w:szCs w:val="24"/>
-        </w:rPr>
-        <w:t></w:t>
-      </w:r>
-      <w:r>
-        <w:rPr>
-          <w:rFonts w:ascii="GWIPA" w:eastAsia="华文宋体" w:hAnsi="GWIPA" w:cs="Times New Roman"/>
-          <w:sz w:val="24"/>
-          <w:szCs w:val="24"/>
-        </w:rPr>
-        <w:t></w:t>
-      </w:r>
-      <w:r>
-        <w:rPr>
-          <w:rFonts w:ascii="GWIPA" w:eastAsia="华文宋体" w:hAnsi="GWIPA" w:cs="Times New Roman"/>
-          <w:sz w:val="24"/>
-          <w:szCs w:val="24"/>
-        </w:rPr>
-        <w:t></w:t>
-      </w:r>
-      <w:r>
-        <w:rPr>
-          <w:rFonts w:ascii="GWIPA" w:eastAsia="华文宋体" w:hAnsi="GWIPA" w:cs="Times New Roman"/>
-          <w:sz w:val="24"/>
-          <w:szCs w:val="24"/>
-        </w:rPr>
-        <w:t></w:t>
-      </w:r>
-      <w:r>
-        <w:rPr>
-          <w:rFonts w:ascii="GWIPA" w:eastAsia="华文宋体" w:hAnsi="GWIPA" w:cs="Times New Roman"/>
-          <w:sz w:val="24"/>
-          <w:szCs w:val="24"/>
-        </w:rPr>
-        <w:t></w:t>
-      </w:r>
-      <w:r>
-        <w:rPr>
-          <w:rFonts w:ascii="GWIPA" w:eastAsia="华文宋体" w:hAnsi="GWIPA" w:cs="Times New Roman"/>
-          <w:sz w:val="24"/>
-          <w:szCs w:val="24"/>
-        </w:rPr>
-        <w:br/>
-      </w:r>
-      <w:r>
-        <w:rPr>
-          <w:rFonts w:ascii="Times New Roman" w:eastAsia="华文宋体" w:hAnsi="Times New Roman" w:cs="Times New Roman" w:hint="eastAsia"/>
-          <w:sz w:val="24"/>
-          <w:szCs w:val="24"/>
-        </w:rPr>
-        <w:t>[C.] a place where large amounts of stone, etc. are dug out of the ground.</w:t>
-      </w:r>
-      <w:r>
-        <w:rPr>
-          <w:rFonts w:ascii="Times New Roman" w:eastAsia="华文宋体" w:hAnsi="Times New Roman" w:cs="Times New Roman"/>
-          <w:sz w:val="24"/>
-          <w:szCs w:val="24"/>
-        </w:rPr>
-        <w:br/>
-      </w:r>
-      <w:r>
-        <w:rPr>
-          <w:rFonts w:ascii="Times New Roman" w:eastAsia="华文宋体" w:hAnsi="Times New Roman" w:cs="Times New Roman" w:hint="eastAsia"/>
-          <w:sz w:val="24"/>
-          <w:szCs w:val="24"/>
-        </w:rPr>
-        <w:t>a slate quarry.</w:t>
-      </w:r>
-    </w:p>
-    <w:p>
-      <w:pPr>
-        <w:rPr>
-          <w:rFonts w:ascii="Times New Roman" w:eastAsia="华文宋体" w:hAnsi="Times New Roman" w:cs="Times New Roman"/>
-          <w:sz w:val="24"/>
-          <w:szCs w:val="24"/>
-        </w:rPr>
-      </w:pPr>
-      <w:r>
-        <w:rPr>
-          <w:rFonts w:ascii="Times New Roman" w:eastAsia="华文宋体" w:hAnsi="Times New Roman" w:cs="Times New Roman" w:hint="eastAsia"/>
-          <w:b/>
-          <w:sz w:val="24"/>
-          <w:szCs w:val="24"/>
-        </w:rPr>
-        <w:t>sheer</w:t>
-      </w:r>
-      <w:r>
-        <w:rPr>
-          <w:rFonts w:ascii="Times New Roman" w:eastAsia="华文宋体" w:hAnsi="Times New Roman" w:cs="Times New Roman"/>
-          <w:sz w:val="24"/>
-          <w:szCs w:val="24"/>
-        </w:rPr>
-        <w:br/>
-      </w:r>
-      <w:r>
-        <w:rPr>
-          <w:rFonts w:ascii="Times New Roman" w:eastAsia="华文宋体" w:hAnsi="Times New Roman" w:cs="Times New Roman" w:hint="eastAsia"/>
-          <w:sz w:val="24"/>
-          <w:szCs w:val="24"/>
-        </w:rPr>
-        <w:t>[adj.] used to emphasize the size, degree or amount of sth.</w:t>
-      </w:r>
-      <w:r>
-        <w:rPr>
-          <w:rFonts w:ascii="Times New Roman" w:eastAsia="华文宋体" w:hAnsi="Times New Roman" w:cs="Times New Roman" w:hint="eastAsia"/>
-          <w:sz w:val="24"/>
-          <w:szCs w:val="24"/>
-        </w:rPr>
-        <w:t xml:space="preserve"> </w:t>
-      </w:r>
-      <w:r>
-        <w:rPr>
-          <w:rFonts w:ascii="Times New Roman" w:eastAsia="华文宋体" w:hAnsi="Times New Roman" w:cs="Times New Roman" w:hint="eastAsia"/>
-          <w:sz w:val="24"/>
-          <w:szCs w:val="24"/>
-        </w:rPr>
-        <w:t>(</w:t>
-      </w:r>
-      <w:r>
-        <w:rPr>
-          <w:rFonts w:ascii="Times New Roman" w:eastAsia="华文宋体" w:hAnsi="Times New Roman" w:cs="Times New Roman" w:hint="eastAsia"/>
-          <w:sz w:val="24"/>
-          <w:szCs w:val="24"/>
-        </w:rPr>
-        <w:t>As far as I know, t</w:t>
-      </w:r>
-      <w:r>
-        <w:rPr>
-          <w:rFonts w:ascii="Times New Roman" w:eastAsia="华文宋体" w:hAnsi="Times New Roman" w:cs="Times New Roman" w:hint="eastAsia"/>
-          <w:sz w:val="24"/>
-          <w:szCs w:val="24"/>
-        </w:rPr>
-        <w:t>here is non any coordinated Chinese words to it.)</w:t>
-      </w:r>
-      <w:r>
-        <w:rPr>
-          <w:rFonts w:ascii="Times New Roman" w:eastAsia="华文宋体" w:hAnsi="Times New Roman" w:cs="Times New Roman"/>
-          <w:sz w:val="24"/>
-          <w:szCs w:val="24"/>
-        </w:rPr>
-        <w:br/>
-      </w:r>
-      <w:r>
-        <w:rPr>
-          <w:rFonts w:ascii="Times New Roman" w:eastAsia="华文宋体" w:hAnsi="Times New Roman" w:cs="Times New Roman" w:hint="eastAsia"/>
-          <w:b/>
-          <w:sz w:val="24"/>
-          <w:szCs w:val="24"/>
-        </w:rPr>
-        <w:t>sheer volume</w:t>
-      </w:r>
-      <w:r>
-        <w:rPr>
-          <w:rFonts w:ascii="Times New Roman" w:eastAsia="华文宋体" w:hAnsi="Times New Roman" w:cs="Times New Roman" w:hint="eastAsia"/>
-          <w:sz w:val="24"/>
-          <w:szCs w:val="24"/>
-        </w:rPr>
-        <w:t xml:space="preserve"> of animal</w:t>
-      </w:r>
-      <w:r>
-        <w:rPr>
-          <w:rFonts w:ascii="Times New Roman" w:eastAsia="华文宋体" w:hAnsi="Times New Roman" w:cs="Times New Roman" w:hint="eastAsia"/>
-          <w:sz w:val="24"/>
-          <w:szCs w:val="24"/>
-        </w:rPr>
-        <w:t>.</w:t>
-      </w:r>
-      <w:r>
-        <w:rPr>
-          <w:rFonts w:ascii="Times New Roman" w:eastAsia="华文宋体" w:hAnsi="Times New Roman" w:cs="Times New Roman"/>
-          <w:sz w:val="24"/>
-          <w:szCs w:val="24"/>
-        </w:rPr>
-        <w:br/>
-      </w:r>
-      <w:r>
-        <w:rPr>
-          <w:rFonts w:ascii="Times New Roman" w:eastAsia="华文宋体" w:hAnsi="Times New Roman" w:cs="Times New Roman" w:hint="eastAsia"/>
-          <w:sz w:val="24"/>
-          <w:szCs w:val="24"/>
-        </w:rPr>
-        <w:t xml:space="preserve">The area is under threat from the sheer number of tourists using it. </w:t>
-      </w:r>
-    </w:p>
-    <w:p>
-      <w:pPr>
-        <w:rPr>
-          <w:rFonts w:ascii="Times New Roman" w:eastAsia="华文宋体" w:hAnsi="Times New Roman" w:cs="Times New Roman"/>
-          <w:sz w:val="24"/>
-          <w:szCs w:val="24"/>
-        </w:rPr>
-      </w:pPr>
-      <w:r>
-        <w:rPr>
-          <w:rFonts w:ascii="Times New Roman" w:eastAsia="华文宋体" w:hAnsi="Times New Roman" w:cs="Times New Roman" w:hint="eastAsia"/>
-          <w:b/>
-          <w:sz w:val="24"/>
-          <w:szCs w:val="24"/>
-        </w:rPr>
-        <w:t xml:space="preserve">retain </w:t>
-      </w:r>
-      <w:r>
-        <w:rPr>
-          <w:rFonts w:ascii="Times New Roman" w:eastAsia="华文宋体" w:hAnsi="Times New Roman" w:cs="Times New Roman"/>
-          <w:sz w:val="24"/>
-          <w:szCs w:val="24"/>
-        </w:rPr>
-        <w:br/>
-      </w:r>
-      <w:r>
-        <w:rPr>
-          <w:rFonts w:ascii="Times New Roman" w:eastAsia="华文宋体" w:hAnsi="Times New Roman" w:cs="Times New Roman" w:hint="eastAsia"/>
-          <w:sz w:val="24"/>
-          <w:szCs w:val="24"/>
-        </w:rPr>
-        <w:t>[vt.] to keep something.</w:t>
-      </w:r>
-      <w:r>
-        <w:rPr>
-          <w:rFonts w:ascii="Times New Roman" w:eastAsia="华文宋体" w:hAnsi="Times New Roman" w:cs="Times New Roman"/>
-          <w:sz w:val="24"/>
-          <w:szCs w:val="24"/>
-        </w:rPr>
-        <w:br/>
-      </w:r>
-      <w:r>
-        <w:rPr>
-          <w:rFonts w:ascii="Times New Roman" w:eastAsia="华文宋体" w:hAnsi="Times New Roman" w:cs="Times New Roman" w:hint="eastAsia"/>
-          <w:sz w:val="24"/>
-          <w:szCs w:val="24"/>
-        </w:rPr>
-        <w:t xml:space="preserve">This would have helped the pots to retain water. </w:t>
-      </w:r>
-    </w:p>
-    <w:p>
-      <w:pPr>
-        <w:rPr>
-          <w:rFonts w:ascii="Times New Roman" w:eastAsia="华文宋体" w:hAnsi="Times New Roman" w:cs="Times New Roman"/>
-          <w:sz w:val="24"/>
-          <w:szCs w:val="24"/>
-        </w:rPr>
-      </w:pPr>
-      <w:r>
-        <w:rPr>
-          <w:rFonts w:ascii="Times New Roman" w:eastAsia="华文宋体" w:hAnsi="Times New Roman" w:cs="Times New Roman" w:hint="eastAsia"/>
-          <w:b/>
-          <w:sz w:val="24"/>
-          <w:szCs w:val="24"/>
-        </w:rPr>
-        <w:t xml:space="preserve">glaze </w:t>
-      </w:r>
-      <w:r>
-        <w:rPr>
-          <w:rFonts w:ascii="Times New Roman" w:eastAsia="华文宋体" w:hAnsi="Times New Roman" w:cs="Times New Roman"/>
-          <w:b/>
-          <w:sz w:val="24"/>
-          <w:szCs w:val="24"/>
-        </w:rPr>
-        <w:br/>
-      </w:r>
-      <w:r>
-        <w:rPr>
-          <w:rFonts w:ascii="Times New Roman" w:eastAsia="华文宋体" w:hAnsi="Times New Roman" w:cs="Times New Roman" w:hint="eastAsia"/>
-          <w:sz w:val="24"/>
-          <w:szCs w:val="24"/>
-        </w:rPr>
-        <w:t xml:space="preserve">[vt.] </w:t>
-      </w:r>
-      <w:r>
-        <w:rPr>
-          <w:rFonts w:ascii="Times New Roman" w:eastAsia="华文宋体" w:hAnsi="Times New Roman" w:cs="Times New Roman" w:hint="eastAsia"/>
-          <w:sz w:val="24"/>
-          <w:szCs w:val="24"/>
-        </w:rPr>
-        <w:t>上釉；上光</w:t>
-      </w:r>
-    </w:p>
-    <w:p>
-      <w:pPr>
-        <w:rPr>
-          <w:rFonts w:ascii="Times New Roman" w:eastAsia="华文宋体" w:hAnsi="Times New Roman" w:cs="Times New Roman"/>
-          <w:sz w:val="24"/>
-          <w:szCs w:val="24"/>
-        </w:rPr>
-      </w:pPr>
-      <w:r>
-        <w:rPr>
-          <w:rFonts w:ascii="Times New Roman" w:eastAsia="华文宋体" w:hAnsi="Times New Roman" w:cs="Times New Roman" w:hint="eastAsia"/>
-          <w:b/>
-          <w:sz w:val="24"/>
-          <w:szCs w:val="24"/>
-        </w:rPr>
         <w:t xml:space="preserve">stitch </w:t>
       </w:r>
       <w:r>
@@ -7450,7 +7773,6 @@
           <w:sz w:val="24"/>
           <w:szCs w:val="24"/>
         </w:rPr>
-        <w:lastRenderedPageBreak/>
         <w:t>overdue</w:t>
       </w:r>
       <w:r>
@@ -8648,7 +8970,7 @@
   <a:extraClrSchemeLst/>
   <a:extLst>
     <a:ext uri="{05A4C25C-085E-4340-85A3-A5531E510DB2}">
-      <thm15:themeFamily xmlns:thm15="http://schemas.microsoft.com/office/thememl/2012/main" xmlns="" name="Office Theme" id="{62F939B6-93AF-4DB8-9C6B-D6C7DFDC589F}" vid="{4A3C46E8-61CC-4603-A589-7422A47A8E4A}"/>
+      <thm15:themeFamily xmlns="" xmlns:thm15="http://schemas.microsoft.com/office/thememl/2012/main" name="Office Theme" id="{62F939B6-93AF-4DB8-9C6B-D6C7DFDC589F}" vid="{4A3C46E8-61CC-4603-A589-7422A47A8E4A}"/>
     </a:ext>
   </a:extLst>
 </a:theme>

--- a/IELTS Notes/Vocabulary of IELTS Test/Vocabulary of Listening Test.docx
+++ b/IELTS Notes/Vocabulary of IELTS Test/Vocabulary of Listening Test.docx
@@ -554,7 +554,7 @@
     <w:p>
       <w:pPr>
         <w:rPr>
-          <w:rFonts w:ascii="Times New Roman" w:hAnsi="Times New Roman" w:cs="Times New Roman" w:hint="eastAsia"/>
+          <w:rFonts w:ascii="Times New Roman" w:hAnsi="Times New Roman" w:cs="Times New Roman"/>
           <w:sz w:val="24"/>
           <w:szCs w:val="24"/>
         </w:rPr>
@@ -672,7 +672,7 @@
     <w:p>
       <w:pPr>
         <w:rPr>
-          <w:rFonts w:ascii="Times New Roman" w:hAnsi="Times New Roman" w:cs="Times New Roman" w:hint="eastAsia"/>
+          <w:rFonts w:ascii="Times New Roman" w:hAnsi="Times New Roman" w:cs="Times New Roman"/>
           <w:sz w:val="24"/>
           <w:szCs w:val="24"/>
         </w:rPr>
@@ -809,7 +809,7 @@
     <w:p>
       <w:pPr>
         <w:rPr>
-          <w:rFonts w:ascii="Times New Roman" w:hAnsi="Times New Roman" w:cs="Times New Roman" w:hint="eastAsia"/>
+          <w:rFonts w:ascii="Times New Roman" w:hAnsi="Times New Roman" w:cs="Times New Roman"/>
           <w:sz w:val="24"/>
           <w:szCs w:val="24"/>
         </w:rPr>
@@ -903,16 +903,16 @@
     <w:p>
       <w:pPr>
         <w:rPr>
-          <w:rFonts w:ascii="Times New Roman" w:hAnsi="Times New Roman" w:cs="Times New Roman" w:hint="eastAsia"/>
-          <w:sz w:val="24"/>
-          <w:szCs w:val="24"/>
-        </w:rPr>
-      </w:pPr>
-    </w:p>
-    <w:p>
-      <w:pPr>
-        <w:rPr>
-          <w:rFonts w:ascii="Times New Roman" w:hAnsi="Times New Roman" w:cs="Times New Roman" w:hint="eastAsia"/>
+          <w:rFonts w:ascii="Times New Roman" w:hAnsi="Times New Roman" w:cs="Times New Roman"/>
+          <w:sz w:val="24"/>
+          <w:szCs w:val="24"/>
+        </w:rPr>
+      </w:pPr>
+    </w:p>
+    <w:p>
+      <w:pPr>
+        <w:rPr>
+          <w:rFonts w:ascii="Times New Roman" w:hAnsi="Times New Roman" w:cs="Times New Roman"/>
           <w:sz w:val="24"/>
           <w:szCs w:val="24"/>
         </w:rPr>
@@ -1166,25 +1166,625 @@
         </w:rPr>
         <w:t>s can be cashed at</w:t>
       </w:r>
+      <w:r>
+        <w:rPr>
+          <w:rFonts w:ascii="Times New Roman" w:hAnsi="Times New Roman" w:cs="Times New Roman" w:hint="eastAsia"/>
+          <w:sz w:val="24"/>
+          <w:szCs w:val="24"/>
+        </w:rPr>
+        <w:t xml:space="preserve"> most hotels.</w:t>
+      </w:r>
+    </w:p>
+    <w:p>
+      <w:pPr>
+        <w:rPr>
+          <w:rFonts w:ascii="Times New Roman" w:hAnsi="Times New Roman" w:cs="Times New Roman"/>
+          <w:b/>
+          <w:bCs/>
+          <w:i/>
+          <w:iCs/>
+          <w:sz w:val="24"/>
+          <w:szCs w:val="24"/>
+        </w:rPr>
+      </w:pPr>
+      <w:r>
+        <w:rPr>
+          <w:rFonts w:ascii="Times New Roman" w:hAnsi="Times New Roman" w:cs="Times New Roman"/>
+          <w:b/>
+          <w:bCs/>
+          <w:i/>
+          <w:iCs/>
+          <w:sz w:val="24"/>
+          <w:szCs w:val="24"/>
+        </w:rPr>
+        <w:t xml:space="preserve">Section </w:t>
+      </w:r>
+      <w:r>
+        <w:rPr>
+          <w:rFonts w:ascii="Times New Roman" w:hAnsi="Times New Roman" w:cs="Times New Roman" w:hint="eastAsia"/>
+          <w:b/>
+          <w:bCs/>
+          <w:i/>
+          <w:iCs/>
+          <w:sz w:val="24"/>
+          <w:szCs w:val="24"/>
+        </w:rPr>
+        <w:t>2</w:t>
+      </w:r>
+    </w:p>
+    <w:p>
+      <w:pPr>
+        <w:rPr>
+          <w:rFonts w:ascii="Times New Roman" w:hAnsi="Times New Roman" w:cs="Times New Roman"/>
+          <w:sz w:val="24"/>
+          <w:szCs w:val="24"/>
+        </w:rPr>
+      </w:pPr>
+      <w:r>
+        <w:rPr>
+          <w:rFonts w:ascii="Times New Roman" w:hAnsi="Times New Roman" w:cs="Times New Roman" w:hint="eastAsia"/>
+          <w:b/>
+          <w:bCs/>
+          <w:sz w:val="24"/>
+          <w:szCs w:val="24"/>
+        </w:rPr>
+        <w:t>chaplain /</w:t>
+      </w:r>
+      <w:r>
+        <w:rPr>
+          <w:rFonts w:ascii="GWIPA" w:hAnsi="GWIPA" w:cs="Times New Roman"/>
+          <w:bCs/>
+          <w:sz w:val="24"/>
+          <w:szCs w:val="24"/>
+        </w:rPr>
+        <w:t></w:t>
+      </w:r>
+      <w:r>
+        <w:rPr>
+          <w:rFonts w:ascii="GWIPA" w:hAnsi="GWIPA" w:cs="Times New Roman"/>
+          <w:bCs/>
+          <w:sz w:val="24"/>
+          <w:szCs w:val="24"/>
+        </w:rPr>
+        <w:t></w:t>
+      </w:r>
+      <w:r>
+        <w:rPr>
+          <w:rFonts w:ascii="GWIPA" w:hAnsi="GWIPA" w:cs="Times New Roman"/>
+          <w:bCs/>
+          <w:sz w:val="24"/>
+          <w:szCs w:val="24"/>
+        </w:rPr>
+        <w:t></w:t>
+      </w:r>
+      <w:r>
+        <w:rPr>
+          <w:rFonts w:ascii="GWIPA" w:hAnsi="GWIPA" w:cs="Times New Roman"/>
+          <w:bCs/>
+          <w:sz w:val="24"/>
+          <w:szCs w:val="24"/>
+        </w:rPr>
+        <w:t></w:t>
+      </w:r>
+      <w:r>
+        <w:rPr>
+          <w:rFonts w:ascii="GWIPA" w:hAnsi="GWIPA" w:cs="Times New Roman"/>
+          <w:bCs/>
+          <w:sz w:val="24"/>
+          <w:szCs w:val="24"/>
+        </w:rPr>
+        <w:t></w:t>
+      </w:r>
+      <w:r>
+        <w:rPr>
+          <w:rFonts w:ascii="GWIPA" w:hAnsi="GWIPA" w:cs="Times New Roman"/>
+          <w:bCs/>
+          <w:sz w:val="24"/>
+          <w:szCs w:val="24"/>
+        </w:rPr>
+        <w:t></w:t>
+      </w:r>
+      <w:r>
+        <w:rPr>
+          <w:rFonts w:ascii="GWIPA" w:hAnsi="GWIPA" w:cs="Times New Roman"/>
+          <w:bCs/>
+          <w:sz w:val="24"/>
+          <w:szCs w:val="24"/>
+        </w:rPr>
+        <w:t></w:t>
+      </w:r>
+      <w:r>
+        <w:rPr>
+          <w:rFonts w:ascii="GWIPA" w:hAnsi="GWIPA" w:cs="Times New Roman"/>
+          <w:bCs/>
+          <w:sz w:val="24"/>
+          <w:szCs w:val="24"/>
+        </w:rPr>
+        <w:t></w:t>
+      </w:r>
+      <w:r>
+        <w:rPr>
+          <w:rFonts w:ascii="Times New Roman" w:hAnsi="Times New Roman" w:cs="Times New Roman" w:hint="eastAsia"/>
+          <w:b/>
+          <w:bCs/>
+          <w:sz w:val="24"/>
+          <w:szCs w:val="24"/>
+        </w:rPr>
+        <w:t>/</w:t>
+      </w:r>
+      <w:r>
+        <w:rPr>
+          <w:rFonts w:ascii="Times New Roman" w:hAnsi="Times New Roman" w:cs="Times New Roman" w:hint="eastAsia"/>
+          <w:b/>
+          <w:bCs/>
+          <w:sz w:val="24"/>
+          <w:szCs w:val="24"/>
+        </w:rPr>
+        <w:t xml:space="preserve"> </w:t>
+      </w:r>
+      <w:r>
+        <w:rPr>
+          <w:rFonts w:ascii="Times New Roman" w:hAnsi="Times New Roman" w:cs="Times New Roman"/>
+          <w:bCs/>
+          <w:sz w:val="24"/>
+          <w:szCs w:val="24"/>
+        </w:rPr>
+        <w:br/>
+      </w:r>
+      <w:r>
+        <w:rPr>
+          <w:rFonts w:ascii="Times New Roman" w:hAnsi="Times New Roman" w:cs="Times New Roman" w:hint="eastAsia"/>
+          <w:sz w:val="24"/>
+          <w:szCs w:val="24"/>
+        </w:rPr>
+        <w:t>[</w:t>
+      </w:r>
+      <w:r>
+        <w:rPr>
+          <w:rFonts w:ascii="Times New Roman" w:hAnsi="Times New Roman" w:cs="Times New Roman" w:hint="eastAsia"/>
+          <w:sz w:val="24"/>
+          <w:szCs w:val="24"/>
+        </w:rPr>
+        <w:t>n.</w:t>
+      </w:r>
+      <w:r>
+        <w:rPr>
+          <w:rFonts w:ascii="Times New Roman" w:hAnsi="Times New Roman" w:cs="Times New Roman" w:hint="eastAsia"/>
+          <w:sz w:val="24"/>
+          <w:szCs w:val="24"/>
+        </w:rPr>
+        <w:t xml:space="preserve">] </w:t>
+      </w:r>
+      <w:r>
+        <w:rPr>
+          <w:rFonts w:ascii="Times New Roman" w:hAnsi="Times New Roman" w:cs="Times New Roman" w:hint="eastAsia"/>
+          <w:sz w:val="24"/>
+          <w:szCs w:val="24"/>
+        </w:rPr>
+        <w:t>a priest or other Christian minister who is responsible for the religious needs of people in a priosn, hospital, etc. or in armed forces.</w:t>
+      </w:r>
+      <w:r>
+        <w:rPr>
+          <w:rFonts w:ascii="Times New Roman" w:hAnsi="Times New Roman" w:cs="Times New Roman"/>
+          <w:sz w:val="24"/>
+          <w:szCs w:val="24"/>
+        </w:rPr>
+        <w:br/>
+      </w:r>
+      <w:r>
+        <w:rPr>
+          <w:rFonts w:ascii="Times New Roman" w:hAnsi="Times New Roman" w:cs="Times New Roman" w:hint="eastAsia"/>
+          <w:sz w:val="24"/>
+          <w:szCs w:val="24"/>
+        </w:rPr>
+        <w:t>e.g. a resident chaplain.</w:t>
+      </w:r>
+    </w:p>
+    <w:p>
+      <w:pPr>
+        <w:rPr>
+          <w:rFonts w:ascii="Times New Roman" w:hAnsi="Times New Roman" w:cs="Times New Roman"/>
+          <w:b/>
+          <w:bCs/>
+          <w:i/>
+          <w:iCs/>
+          <w:sz w:val="24"/>
+          <w:szCs w:val="24"/>
+        </w:rPr>
+      </w:pPr>
+      <w:r>
+        <w:rPr>
+          <w:rFonts w:ascii="Times New Roman" w:hAnsi="Times New Roman" w:cs="Times New Roman"/>
+          <w:b/>
+          <w:bCs/>
+          <w:i/>
+          <w:iCs/>
+          <w:sz w:val="24"/>
+          <w:szCs w:val="24"/>
+        </w:rPr>
+        <w:t xml:space="preserve">Section </w:t>
+      </w:r>
+      <w:r>
+        <w:rPr>
+          <w:rFonts w:ascii="Times New Roman" w:hAnsi="Times New Roman" w:cs="Times New Roman" w:hint="eastAsia"/>
+          <w:b/>
+          <w:bCs/>
+          <w:i/>
+          <w:iCs/>
+          <w:sz w:val="24"/>
+          <w:szCs w:val="24"/>
+        </w:rPr>
+        <w:t>4</w:t>
+      </w:r>
+    </w:p>
+    <w:p>
+      <w:pPr>
+        <w:rPr>
+          <w:rFonts w:ascii="Times New Roman" w:hAnsi="Times New Roman" w:cs="Times New Roman" w:hint="eastAsia"/>
+          <w:sz w:val="24"/>
+          <w:szCs w:val="24"/>
+        </w:rPr>
+      </w:pPr>
+      <w:r>
+        <w:rPr>
+          <w:rFonts w:ascii="Times New Roman" w:hAnsi="Times New Roman" w:cs="Times New Roman" w:hint="eastAsia"/>
+          <w:b/>
+          <w:bCs/>
+          <w:sz w:val="24"/>
+          <w:szCs w:val="24"/>
+        </w:rPr>
+        <w:t xml:space="preserve">in accordance with </w:t>
+      </w:r>
+      <w:r>
+        <w:rPr>
+          <w:rFonts w:ascii="Times New Roman" w:hAnsi="Times New Roman" w:cs="Times New Roman" w:hint="eastAsia"/>
+          <w:b/>
+          <w:bCs/>
+          <w:sz w:val="24"/>
+          <w:szCs w:val="24"/>
+        </w:rPr>
+        <w:t xml:space="preserve"> </w:t>
+      </w:r>
+      <w:r>
+        <w:rPr>
+          <w:rFonts w:ascii="Times New Roman" w:hAnsi="Times New Roman" w:cs="Times New Roman"/>
+          <w:bCs/>
+          <w:sz w:val="24"/>
+          <w:szCs w:val="24"/>
+        </w:rPr>
+        <w:br/>
+      </w:r>
+      <w:r>
+        <w:rPr>
+          <w:rFonts w:ascii="Times New Roman" w:hAnsi="Times New Roman" w:cs="Times New Roman" w:hint="eastAsia"/>
+          <w:sz w:val="24"/>
+          <w:szCs w:val="24"/>
+        </w:rPr>
+        <w:t>[</w:t>
+      </w:r>
+      <w:r>
+        <w:rPr>
+          <w:rFonts w:ascii="Times New Roman" w:hAnsi="Times New Roman" w:cs="Times New Roman" w:hint="eastAsia"/>
+          <w:sz w:val="24"/>
+          <w:szCs w:val="24"/>
+        </w:rPr>
+        <w:t>idiom</w:t>
+      </w:r>
+      <w:r>
+        <w:rPr>
+          <w:rFonts w:ascii="Times New Roman" w:hAnsi="Times New Roman" w:cs="Times New Roman" w:hint="eastAsia"/>
+          <w:sz w:val="24"/>
+          <w:szCs w:val="24"/>
+        </w:rPr>
+        <w:t xml:space="preserve">] </w:t>
+      </w:r>
+      <w:r>
+        <w:rPr>
+          <w:rFonts w:ascii="Times New Roman" w:hAnsi="Times New Roman" w:cs="Times New Roman" w:hint="eastAsia"/>
+          <w:sz w:val="24"/>
+          <w:szCs w:val="24"/>
+        </w:rPr>
+        <w:t>(</w:t>
+      </w:r>
+      <w:r>
+        <w:rPr>
+          <w:rFonts w:ascii="Times New Roman" w:hAnsi="Times New Roman" w:cs="Times New Roman" w:hint="eastAsia"/>
+          <w:i/>
+          <w:sz w:val="24"/>
+          <w:szCs w:val="24"/>
+        </w:rPr>
+        <w:t>formal</w:t>
+      </w:r>
+      <w:r>
+        <w:rPr>
+          <w:rFonts w:ascii="Times New Roman" w:hAnsi="Times New Roman" w:cs="Times New Roman" w:hint="eastAsia"/>
+          <w:sz w:val="24"/>
+          <w:szCs w:val="24"/>
+        </w:rPr>
+        <w:t>) according to a rule or the way that somebody says that something should be done.</w:t>
+      </w:r>
+      <w:r>
+        <w:rPr>
+          <w:rFonts w:ascii="Times New Roman" w:hAnsi="Times New Roman" w:cs="Times New Roman"/>
+          <w:sz w:val="24"/>
+          <w:szCs w:val="24"/>
+        </w:rPr>
+        <w:br/>
+      </w:r>
+      <w:r>
+        <w:rPr>
+          <w:rFonts w:ascii="Times New Roman" w:hAnsi="Times New Roman" w:cs="Times New Roman" w:hint="eastAsia"/>
+          <w:sz w:val="24"/>
+          <w:szCs w:val="24"/>
+        </w:rPr>
+        <w:t>in accordance with legal requirements.</w:t>
+      </w:r>
+    </w:p>
+    <w:p>
+      <w:pPr>
+        <w:rPr>
+          <w:rFonts w:ascii="Times New Roman" w:hAnsi="Times New Roman" w:cs="Times New Roman" w:hint="eastAsia"/>
+          <w:sz w:val="24"/>
+          <w:szCs w:val="24"/>
+        </w:rPr>
+      </w:pPr>
+      <w:r>
+        <w:rPr>
+          <w:rFonts w:ascii="Times New Roman" w:hAnsi="Times New Roman" w:cs="Times New Roman" w:hint="eastAsia"/>
+          <w:b/>
+          <w:sz w:val="24"/>
+          <w:szCs w:val="24"/>
+        </w:rPr>
+        <w:t>serial</w:t>
+      </w:r>
+      <w:r>
+        <w:rPr>
+          <w:rFonts w:ascii="Times New Roman" w:hAnsi="Times New Roman" w:cs="Times New Roman"/>
+          <w:sz w:val="24"/>
+          <w:szCs w:val="24"/>
+        </w:rPr>
+        <w:br/>
+      </w:r>
+      <w:r>
+        <w:rPr>
+          <w:rFonts w:ascii="Times New Roman" w:hAnsi="Times New Roman" w:cs="Times New Roman" w:hint="eastAsia"/>
+          <w:sz w:val="24"/>
+          <w:szCs w:val="24"/>
+        </w:rPr>
+        <w:t>[n.] a stroy on televison or the radio, or a magazine, that is boradcast or published in serval seperate parts.</w:t>
+      </w:r>
+      <w:r>
+        <w:rPr>
+          <w:rFonts w:ascii="Times New Roman" w:hAnsi="Times New Roman" w:cs="Times New Roman" w:hint="eastAsia"/>
+          <w:sz w:val="24"/>
+          <w:szCs w:val="24"/>
+        </w:rPr>
+        <w:t xml:space="preserve">  (</w:t>
+      </w:r>
+      <w:r>
+        <w:rPr>
+          <w:rFonts w:ascii="Times New Roman" w:hAnsi="Times New Roman" w:cs="Times New Roman" w:hint="eastAsia"/>
+          <w:i/>
+          <w:sz w:val="24"/>
+          <w:szCs w:val="24"/>
+        </w:rPr>
+        <w:t>compare</w:t>
+      </w:r>
+      <w:r>
+        <w:rPr>
+          <w:rFonts w:ascii="Times New Roman" w:hAnsi="Times New Roman" w:cs="Times New Roman" w:hint="eastAsia"/>
+          <w:sz w:val="24"/>
+          <w:szCs w:val="24"/>
+        </w:rPr>
+        <w:t xml:space="preserve">) </w:t>
+      </w:r>
+      <w:r>
+        <w:rPr>
+          <w:rFonts w:ascii="Times New Roman" w:hAnsi="Times New Roman" w:cs="Times New Roman" w:hint="eastAsia"/>
+          <w:b/>
+          <w:sz w:val="24"/>
+          <w:szCs w:val="24"/>
+        </w:rPr>
+        <w:t>series</w:t>
+      </w:r>
+      <w:r>
+        <w:rPr>
+          <w:rFonts w:ascii="Times New Roman" w:hAnsi="Times New Roman" w:cs="Times New Roman"/>
+          <w:sz w:val="24"/>
+          <w:szCs w:val="24"/>
+        </w:rPr>
+        <w:br/>
+      </w:r>
+      <w:r>
+        <w:rPr>
+          <w:rFonts w:ascii="Times New Roman" w:hAnsi="Times New Roman" w:cs="Times New Roman" w:hint="eastAsia"/>
+          <w:sz w:val="24"/>
+          <w:szCs w:val="24"/>
+        </w:rPr>
+        <w:t>e.g. crime serials</w:t>
+      </w:r>
+      <w:r>
+        <w:rPr>
+          <w:rFonts w:ascii="Times New Roman" w:hAnsi="Times New Roman" w:cs="Times New Roman"/>
+          <w:sz w:val="24"/>
+          <w:szCs w:val="24"/>
+        </w:rPr>
+        <w:br/>
+      </w:r>
+      <w:r>
+        <w:rPr>
+          <w:rFonts w:ascii="Times New Roman" w:hAnsi="Times New Roman" w:cs="Times New Roman" w:hint="eastAsia"/>
+          <w:sz w:val="24"/>
+          <w:szCs w:val="24"/>
+        </w:rPr>
+        <w:t xml:space="preserve">[adj.] </w:t>
+      </w:r>
+      <w:r>
+        <w:rPr>
+          <w:rFonts w:ascii="Times New Roman" w:hAnsi="Times New Roman" w:cs="Times New Roman"/>
+          <w:sz w:val="24"/>
+          <w:szCs w:val="24"/>
+        </w:rPr>
+        <w:br/>
+      </w:r>
+      <w:r>
+        <w:rPr>
+          <w:rFonts w:ascii="Times New Roman" w:hAnsi="Times New Roman" w:cs="Times New Roman" w:hint="eastAsia"/>
+          <w:sz w:val="24"/>
+          <w:szCs w:val="24"/>
+        </w:rPr>
+        <w:t>1, arranged in series.</w:t>
+      </w:r>
+      <w:r>
+        <w:rPr>
+          <w:rFonts w:ascii="Times New Roman" w:hAnsi="Times New Roman" w:cs="Times New Roman"/>
+          <w:sz w:val="24"/>
+          <w:szCs w:val="24"/>
+        </w:rPr>
+        <w:br/>
+      </w:r>
+      <w:r>
+        <w:rPr>
+          <w:rFonts w:ascii="Times New Roman" w:hAnsi="Times New Roman" w:cs="Times New Roman" w:hint="eastAsia"/>
+          <w:sz w:val="24"/>
+          <w:szCs w:val="24"/>
+        </w:rPr>
+        <w:t>2, doing the the same thing in the same way serval times.</w:t>
+      </w:r>
+      <w:r>
+        <w:rPr>
+          <w:rFonts w:ascii="Times New Roman" w:hAnsi="Times New Roman" w:cs="Times New Roman"/>
+          <w:sz w:val="24"/>
+          <w:szCs w:val="24"/>
+        </w:rPr>
+        <w:br/>
+      </w:r>
+      <w:r>
+        <w:rPr>
+          <w:rFonts w:ascii="Times New Roman" w:hAnsi="Times New Roman" w:cs="Times New Roman" w:hint="eastAsia"/>
+          <w:sz w:val="24"/>
+          <w:szCs w:val="24"/>
+        </w:rPr>
+        <w:t>a serial rapist.</w:t>
+      </w:r>
+    </w:p>
+    <w:p>
+      <w:pPr>
+        <w:rPr>
+          <w:rFonts w:ascii="Times New Roman" w:hAnsi="Times New Roman" w:cs="Times New Roman" w:hint="eastAsia"/>
+          <w:sz w:val="24"/>
+          <w:szCs w:val="24"/>
+        </w:rPr>
+      </w:pPr>
+      <w:r>
+        <w:rPr>
+          <w:rFonts w:ascii="Times New Roman" w:hAnsi="Times New Roman" w:cs="Times New Roman" w:hint="eastAsia"/>
+          <w:b/>
+          <w:sz w:val="24"/>
+          <w:szCs w:val="24"/>
+        </w:rPr>
+        <w:t>concentration</w:t>
+      </w:r>
+      <w:r>
+        <w:rPr>
+          <w:rFonts w:ascii="Times New Roman" w:hAnsi="Times New Roman" w:cs="Times New Roman"/>
+          <w:sz w:val="24"/>
+          <w:szCs w:val="24"/>
+        </w:rPr>
+        <w:br/>
+      </w:r>
+      <w:r>
+        <w:rPr>
+          <w:rFonts w:ascii="Times New Roman" w:hAnsi="Times New Roman" w:cs="Times New Roman" w:hint="eastAsia"/>
+          <w:sz w:val="24"/>
+          <w:szCs w:val="24"/>
+        </w:rPr>
+        <w:t>1. [U.] the ability to concentrate.</w:t>
+      </w:r>
+      <w:r>
+        <w:rPr>
+          <w:rFonts w:ascii="Times New Roman" w:hAnsi="Times New Roman" w:cs="Times New Roman"/>
+          <w:sz w:val="24"/>
+          <w:szCs w:val="24"/>
+        </w:rPr>
+        <w:br/>
+      </w:r>
+      <w:r>
+        <w:rPr>
+          <w:rFonts w:ascii="Times New Roman" w:hAnsi="Times New Roman" w:cs="Times New Roman" w:hint="eastAsia"/>
+          <w:sz w:val="24"/>
+          <w:szCs w:val="24"/>
+        </w:rPr>
+        <w:t>2. [C.U.] the amount of a substance in a liquid or in another substance.  (</w:t>
+      </w:r>
+      <w:r>
+        <w:rPr>
+          <w:rFonts w:ascii="Times New Roman" w:hAnsi="Times New Roman" w:cs="Times New Roman" w:hint="eastAsia"/>
+          <w:sz w:val="24"/>
+          <w:szCs w:val="24"/>
+        </w:rPr>
+        <w:t>浓度含量</w:t>
+      </w:r>
+      <w:r>
+        <w:rPr>
+          <w:rFonts w:ascii="Times New Roman" w:hAnsi="Times New Roman" w:cs="Times New Roman" w:hint="eastAsia"/>
+          <w:sz w:val="24"/>
+          <w:szCs w:val="24"/>
+        </w:rPr>
+        <w:t>)</w:t>
+      </w:r>
+      <w:r>
+        <w:rPr>
+          <w:rFonts w:ascii="Times New Roman" w:hAnsi="Times New Roman" w:cs="Times New Roman"/>
+          <w:sz w:val="24"/>
+          <w:szCs w:val="24"/>
+        </w:rPr>
+        <w:br/>
+      </w:r>
+      <w:r>
+        <w:rPr>
+          <w:rFonts w:ascii="Times New Roman" w:hAnsi="Times New Roman" w:cs="Times New Roman" w:hint="eastAsia"/>
+          <w:sz w:val="24"/>
+          <w:szCs w:val="24"/>
+        </w:rPr>
+        <w:t xml:space="preserve">glucose concentrations in the blood. </w:t>
+      </w:r>
+    </w:p>
+    <w:p>
+      <w:pPr>
+        <w:rPr>
+          <w:rFonts w:ascii="Times New Roman" w:hAnsi="Times New Roman" w:cs="Times New Roman"/>
+          <w:sz w:val="24"/>
+          <w:szCs w:val="24"/>
+        </w:rPr>
+      </w:pPr>
       <w:bookmarkStart w:id="0" w:name="_GoBack"/>
+      <w:r>
+        <w:rPr>
+          <w:rFonts w:ascii="Times New Roman" w:hAnsi="Times New Roman" w:cs="Times New Roman" w:hint="eastAsia"/>
+          <w:b/>
+          <w:sz w:val="24"/>
+          <w:szCs w:val="24"/>
+        </w:rPr>
+        <w:t>loophole</w:t>
+      </w:r>
       <w:bookmarkEnd w:id="0"/>
       <w:r>
         <w:rPr>
-          <w:rFonts w:ascii="Times New Roman" w:hAnsi="Times New Roman" w:cs="Times New Roman" w:hint="eastAsia"/>
-          <w:sz w:val="24"/>
-          <w:szCs w:val="24"/>
-        </w:rPr>
-        <w:t xml:space="preserve"> most hotels.</w:t>
-      </w:r>
-    </w:p>
-    <w:p>
-      <w:pPr>
-        <w:rPr>
-          <w:rFonts w:ascii="华文宋体" w:eastAsia="华文宋体" w:hAnsi="华文宋体" w:cs="Times New Roman"/>
-          <w:sz w:val="24"/>
-          <w:szCs w:val="24"/>
-        </w:rPr>
-      </w:pPr>
+          <w:rFonts w:ascii="Times New Roman" w:hAnsi="Times New Roman" w:cs="Times New Roman"/>
+          <w:sz w:val="24"/>
+          <w:szCs w:val="24"/>
+        </w:rPr>
+        <w:br/>
+      </w:r>
+      <w:r>
+        <w:rPr>
+          <w:rFonts w:ascii="Times New Roman" w:hAnsi="Times New Roman" w:cs="Times New Roman" w:hint="eastAsia"/>
+          <w:sz w:val="24"/>
+          <w:szCs w:val="24"/>
+        </w:rPr>
+        <w:t>[n.] a mistake in a law, contract, et. that allow somebody to circumvent it to legally do something bad.</w:t>
+      </w:r>
     </w:p>
     <w:p>
       <w:pPr>
@@ -1236,6 +1836,7 @@
           <w:sz w:val="28"/>
           <w:szCs w:val="28"/>
         </w:rPr>
+        <w:lastRenderedPageBreak/>
         <w:t>Test 1</w:t>
       </w:r>
     </w:p>
@@ -1712,7 +2313,6 @@
           <w:sz w:val="24"/>
           <w:szCs w:val="24"/>
         </w:rPr>
-        <w:lastRenderedPageBreak/>
         <w:t>prospectus</w:t>
       </w:r>
       <w:r>
@@ -1914,6 +2514,7 @@
           <w:b/>
           <w:bCs/>
         </w:rPr>
+        <w:lastRenderedPageBreak/>
         <w:t>booklet</w:t>
       </w:r>
       <w:r>
@@ -2436,7 +3037,6 @@
           <w:sz w:val="28"/>
           <w:szCs w:val="28"/>
         </w:rPr>
-        <w:lastRenderedPageBreak/>
         <w:t>Section 2</w:t>
       </w:r>
     </w:p>
@@ -2820,6 +3420,7 @@
           <w:sz w:val="24"/>
           <w:szCs w:val="24"/>
         </w:rPr>
+        <w:lastRenderedPageBreak/>
         <w:t>exceed</w:t>
       </w:r>
       <w:r>
@@ -3591,7 +4192,6 @@
           <w:sz w:val="24"/>
           <w:szCs w:val="24"/>
         </w:rPr>
-        <w:lastRenderedPageBreak/>
         <w:t>session</w:t>
       </w:r>
       <w:r>
@@ -3974,6 +4574,7 @@
           <w:sz w:val="24"/>
           <w:szCs w:val="24"/>
         </w:rPr>
+        <w:lastRenderedPageBreak/>
         <w:t>muddle</w:t>
       </w:r>
       <w:r>
@@ -4943,7 +5544,6 @@
           <w:sz w:val="28"/>
           <w:szCs w:val="24"/>
         </w:rPr>
-        <w:lastRenderedPageBreak/>
         <w:t xml:space="preserve">Section </w:t>
       </w:r>
       <w:r>
@@ -5920,7 +6520,6 @@
           <w:sz w:val="24"/>
           <w:szCs w:val="24"/>
         </w:rPr>
-        <w:lastRenderedPageBreak/>
         <w:t xml:space="preserve">let </w:t>
       </w:r>
       <w:r>
@@ -6239,7 +6838,16 @@
           <w:sz w:val="24"/>
           <w:szCs w:val="24"/>
         </w:rPr>
-        <w:t>[n.C.] a flat, usually square, pieced of baked clay, carpet or other material that is used in rows for covering walls and floors.</w:t>
+        <w:t xml:space="preserve">[n.C.] a flat, usually square, pieced of baked clay, carpet or other material that is used </w:t>
+      </w:r>
+      <w:r>
+        <w:rPr>
+          <w:rFonts w:ascii="Times New Roman" w:eastAsia="华文宋体" w:hAnsi="Times New Roman" w:cs="Times New Roman" w:hint="eastAsia"/>
+          <w:sz w:val="24"/>
+          <w:szCs w:val="24"/>
+        </w:rPr>
+        <w:lastRenderedPageBreak/>
+        <w:t>in rows for covering walls and floors.</w:t>
       </w:r>
       <w:r>
         <w:rPr>
@@ -6649,238 +7257,870 @@
           <w:sz w:val="24"/>
           <w:szCs w:val="24"/>
         </w:rPr>
+        <w:t>hunter-gatherer</w:t>
+      </w:r>
+      <w:r>
+        <w:rPr>
+          <w:rFonts w:ascii="Times New Roman" w:eastAsia="华文宋体" w:hAnsi="Times New Roman" w:cs="Times New Roman"/>
+          <w:sz w:val="24"/>
+          <w:szCs w:val="24"/>
+        </w:rPr>
+        <w:br/>
+      </w:r>
+      <w:r>
+        <w:rPr>
+          <w:rFonts w:ascii="Times New Roman" w:eastAsia="华文宋体" w:hAnsi="Times New Roman" w:cs="Times New Roman" w:hint="eastAsia"/>
+          <w:sz w:val="24"/>
+          <w:szCs w:val="24"/>
+        </w:rPr>
+        <w:t>a number of a group of people who do not live in one place but move around and live by hunting, fishing and gathering plants</w:t>
+      </w:r>
+    </w:p>
+    <w:p>
+      <w:pPr>
+        <w:rPr>
+          <w:rFonts w:ascii="Times New Roman" w:eastAsia="华文宋体" w:hAnsi="Times New Roman" w:cs="Times New Roman"/>
+          <w:sz w:val="24"/>
+          <w:szCs w:val="24"/>
+        </w:rPr>
+      </w:pPr>
+      <w:r>
+        <w:rPr>
+          <w:rFonts w:ascii="Times New Roman" w:eastAsia="华文宋体" w:hAnsi="Times New Roman" w:cs="Times New Roman" w:hint="eastAsia"/>
+          <w:b/>
+          <w:sz w:val="24"/>
+          <w:szCs w:val="24"/>
+        </w:rPr>
+        <w:t>beforehand</w:t>
+      </w:r>
+      <w:r>
+        <w:rPr>
+          <w:rFonts w:ascii="Times New Roman" w:eastAsia="华文宋体" w:hAnsi="Times New Roman" w:cs="Times New Roman"/>
+          <w:b/>
+          <w:sz w:val="24"/>
+          <w:szCs w:val="24"/>
+        </w:rPr>
+        <w:br/>
+      </w:r>
+      <w:r>
+        <w:rPr>
+          <w:rFonts w:ascii="Times New Roman" w:eastAsia="华文宋体" w:hAnsi="Times New Roman" w:cs="Times New Roman" w:hint="eastAsia"/>
+          <w:sz w:val="24"/>
+          <w:szCs w:val="24"/>
+        </w:rPr>
+        <w:t>[adv.]</w:t>
+      </w:r>
+      <w:r>
+        <w:rPr>
+          <w:rFonts w:ascii="Times New Roman" w:eastAsia="华文宋体" w:hAnsi="Times New Roman" w:cs="Times New Roman"/>
+          <w:sz w:val="24"/>
+          <w:szCs w:val="24"/>
+        </w:rPr>
+        <w:br/>
+      </w:r>
+      <w:r>
+        <w:rPr>
+          <w:rFonts w:ascii="Times New Roman" w:eastAsia="华文宋体" w:hAnsi="Times New Roman" w:cs="Times New Roman" w:hint="eastAsia"/>
+          <w:sz w:val="24"/>
+          <w:szCs w:val="24"/>
+        </w:rPr>
+        <w:t>earlier; before something else happens or is done</w:t>
+      </w:r>
+      <w:r>
+        <w:rPr>
+          <w:rFonts w:ascii="Times New Roman" w:eastAsia="华文宋体" w:hAnsi="Times New Roman" w:cs="Times New Roman"/>
+          <w:sz w:val="24"/>
+          <w:szCs w:val="24"/>
+        </w:rPr>
+        <w:br/>
+      </w:r>
+      <w:r>
+        <w:rPr>
+          <w:rFonts w:ascii="Times New Roman" w:eastAsia="华文宋体" w:hAnsi="Times New Roman" w:cs="Times New Roman" w:hint="eastAsia"/>
+          <w:sz w:val="24"/>
+          <w:szCs w:val="24"/>
+        </w:rPr>
+        <w:t>I wish we</w:t>
+      </w:r>
+      <w:r>
+        <w:rPr>
+          <w:rFonts w:ascii="Times New Roman" w:eastAsia="华文宋体" w:hAnsi="Times New Roman" w:cs="Times New Roman"/>
+          <w:sz w:val="24"/>
+          <w:szCs w:val="24"/>
+        </w:rPr>
+        <w:t>’</w:t>
+      </w:r>
+      <w:r>
+        <w:rPr>
+          <w:rFonts w:ascii="Times New Roman" w:eastAsia="华文宋体" w:hAnsi="Times New Roman" w:cs="Times New Roman" w:hint="eastAsia"/>
+          <w:sz w:val="24"/>
+          <w:szCs w:val="24"/>
+        </w:rPr>
+        <w:t xml:space="preserve">d known about it </w:t>
+      </w:r>
+      <w:r>
+        <w:rPr>
+          <w:rFonts w:ascii="Times New Roman" w:eastAsia="华文宋体" w:hAnsi="Times New Roman" w:cs="Times New Roman" w:hint="eastAsia"/>
+          <w:sz w:val="24"/>
+          <w:szCs w:val="24"/>
+        </w:rPr>
+        <w:t>beforehand.</w:t>
+      </w:r>
+    </w:p>
+    <w:p>
+      <w:pPr>
+        <w:rPr>
+          <w:rFonts w:ascii="Times New Roman" w:eastAsia="华文宋体" w:hAnsi="Times New Roman" w:cs="Times New Roman"/>
+          <w:sz w:val="24"/>
+          <w:szCs w:val="24"/>
+        </w:rPr>
+      </w:pPr>
+      <w:r>
+        <w:rPr>
+          <w:rFonts w:ascii="Times New Roman" w:eastAsia="华文宋体" w:hAnsi="Times New Roman" w:cs="Times New Roman" w:hint="eastAsia"/>
+          <w:b/>
+          <w:sz w:val="24"/>
+          <w:szCs w:val="24"/>
+        </w:rPr>
+        <w:t xml:space="preserve">viable </w:t>
+      </w:r>
+      <w:r>
+        <w:rPr>
+          <w:rFonts w:ascii="Times New Roman" w:eastAsia="华文宋体" w:hAnsi="Times New Roman" w:cs="Times New Roman"/>
+          <w:b/>
+          <w:sz w:val="24"/>
+          <w:szCs w:val="24"/>
+        </w:rPr>
+        <w:br/>
+      </w:r>
+      <w:r>
+        <w:rPr>
+          <w:rFonts w:ascii="Times New Roman" w:eastAsia="华文宋体" w:hAnsi="Times New Roman" w:cs="Times New Roman" w:hint="eastAsia"/>
+          <w:sz w:val="24"/>
+          <w:szCs w:val="24"/>
+        </w:rPr>
+        <w:t xml:space="preserve">[adj.] capable of developing and surviving independently. </w:t>
+      </w:r>
+      <w:r>
+        <w:rPr>
+          <w:rFonts w:ascii="Times New Roman" w:eastAsia="华文宋体" w:hAnsi="Times New Roman" w:cs="Times New Roman"/>
+          <w:sz w:val="24"/>
+          <w:szCs w:val="24"/>
+        </w:rPr>
+        <w:br/>
+      </w:r>
+      <w:r>
+        <w:rPr>
+          <w:rFonts w:ascii="Times New Roman" w:eastAsia="华文宋体" w:hAnsi="Times New Roman" w:cs="Times New Roman" w:hint="eastAsia"/>
+          <w:sz w:val="24"/>
+          <w:szCs w:val="24"/>
+        </w:rPr>
+        <w:t xml:space="preserve">to establish a viable population. </w:t>
+      </w:r>
+    </w:p>
+    <w:p>
+      <w:pPr>
+        <w:rPr>
+          <w:rFonts w:ascii="Times New Roman" w:eastAsia="华文宋体" w:hAnsi="Times New Roman" w:cs="Times New Roman"/>
+          <w:sz w:val="24"/>
+          <w:szCs w:val="24"/>
+        </w:rPr>
+      </w:pPr>
+      <w:r>
+        <w:rPr>
+          <w:rFonts w:ascii="Times New Roman" w:eastAsia="华文宋体" w:hAnsi="Times New Roman" w:cs="Times New Roman" w:hint="eastAsia"/>
+          <w:b/>
+          <w:sz w:val="24"/>
+          <w:szCs w:val="24"/>
+        </w:rPr>
+        <w:t>sufficient</w:t>
+      </w:r>
+      <w:r>
+        <w:rPr>
+          <w:rFonts w:ascii="Times New Roman" w:eastAsia="华文宋体" w:hAnsi="Times New Roman" w:cs="Times New Roman"/>
+          <w:sz w:val="24"/>
+          <w:szCs w:val="24"/>
+        </w:rPr>
+        <w:br/>
+      </w:r>
+      <w:r>
+        <w:rPr>
+          <w:rFonts w:ascii="Times New Roman" w:eastAsia="华文宋体" w:hAnsi="Times New Roman" w:cs="Times New Roman" w:hint="eastAsia"/>
+          <w:sz w:val="24"/>
+          <w:szCs w:val="24"/>
+        </w:rPr>
+        <w:t>[adj.] enough for a particular purpose.</w:t>
+      </w:r>
+      <w:r>
+        <w:rPr>
+          <w:rFonts w:ascii="Times New Roman" w:eastAsia="华文宋体" w:hAnsi="Times New Roman" w:cs="Times New Roman"/>
+          <w:sz w:val="24"/>
+          <w:szCs w:val="24"/>
+        </w:rPr>
+        <w:br/>
+      </w:r>
+      <w:r>
+        <w:rPr>
+          <w:rFonts w:ascii="Times New Roman" w:eastAsia="华文宋体" w:hAnsi="Times New Roman" w:cs="Times New Roman" w:hint="eastAsia"/>
+          <w:sz w:val="24"/>
+          <w:szCs w:val="24"/>
+        </w:rPr>
+        <w:t>e.g. a sufficient number of men and women were transported to Ireland.</w:t>
+      </w:r>
+    </w:p>
+    <w:p>
+      <w:pPr>
+        <w:rPr>
+          <w:rFonts w:ascii="Times New Roman" w:eastAsia="华文宋体" w:hAnsi="Times New Roman" w:cs="Times New Roman"/>
+          <w:sz w:val="24"/>
+          <w:szCs w:val="24"/>
+        </w:rPr>
+      </w:pPr>
+      <w:r>
+        <w:rPr>
+          <w:rFonts w:ascii="Times New Roman" w:eastAsia="华文宋体" w:hAnsi="Times New Roman" w:cs="Times New Roman" w:hint="eastAsia"/>
+          <w:b/>
+          <w:sz w:val="24"/>
+          <w:szCs w:val="24"/>
+        </w:rPr>
+        <w:t>descend</w:t>
+      </w:r>
+      <w:r>
+        <w:rPr>
+          <w:rFonts w:ascii="Times New Roman" w:eastAsia="华文宋体" w:hAnsi="Times New Roman" w:cs="Times New Roman"/>
+          <w:sz w:val="24"/>
+          <w:szCs w:val="24"/>
+        </w:rPr>
+        <w:br/>
+      </w:r>
+      <w:r>
+        <w:rPr>
+          <w:rFonts w:ascii="Times New Roman" w:eastAsia="华文宋体" w:hAnsi="Times New Roman" w:cs="Times New Roman" w:hint="eastAsia"/>
+          <w:sz w:val="24"/>
+          <w:szCs w:val="24"/>
+        </w:rPr>
+        <w:t xml:space="preserve">[vt.] </w:t>
+      </w:r>
+      <w:r>
+        <w:rPr>
+          <w:rFonts w:ascii="Times New Roman" w:eastAsia="华文宋体" w:hAnsi="Times New Roman" w:cs="Times New Roman" w:hint="eastAsia"/>
+          <w:sz w:val="24"/>
+          <w:szCs w:val="24"/>
+        </w:rPr>
+        <w:t xml:space="preserve">be a blood relative of </w:t>
+      </w:r>
+    </w:p>
+    <w:p>
+      <w:pPr>
+        <w:rPr>
+          <w:rFonts w:ascii="Times New Roman" w:eastAsia="华文宋体" w:hAnsi="Times New Roman" w:cs="Times New Roman"/>
+          <w:sz w:val="24"/>
+          <w:szCs w:val="24"/>
+        </w:rPr>
+      </w:pPr>
+      <w:r>
+        <w:rPr>
+          <w:rFonts w:ascii="Times New Roman" w:eastAsia="华文宋体" w:hAnsi="Times New Roman" w:cs="Times New Roman" w:hint="eastAsia"/>
+          <w:b/>
+          <w:sz w:val="24"/>
+          <w:szCs w:val="24"/>
+        </w:rPr>
         <w:lastRenderedPageBreak/>
-        <w:t>hunter-gatherer</w:t>
-      </w:r>
-      <w:r>
-        <w:rPr>
-          <w:rFonts w:ascii="Times New Roman" w:eastAsia="华文宋体" w:hAnsi="Times New Roman" w:cs="Times New Roman"/>
-          <w:sz w:val="24"/>
-          <w:szCs w:val="24"/>
-        </w:rPr>
-        <w:br/>
-      </w:r>
-      <w:r>
-        <w:rPr>
-          <w:rFonts w:ascii="Times New Roman" w:eastAsia="华文宋体" w:hAnsi="Times New Roman" w:cs="Times New Roman" w:hint="eastAsia"/>
-          <w:sz w:val="24"/>
-          <w:szCs w:val="24"/>
-        </w:rPr>
-        <w:t>a number of a group of people who do not live in one place but move around and live by hunting, fishing and gathering plants</w:t>
-      </w:r>
-    </w:p>
-    <w:p>
-      <w:pPr>
-        <w:rPr>
-          <w:rFonts w:ascii="Times New Roman" w:eastAsia="华文宋体" w:hAnsi="Times New Roman" w:cs="Times New Roman"/>
-          <w:sz w:val="24"/>
-          <w:szCs w:val="24"/>
-        </w:rPr>
-      </w:pPr>
-      <w:r>
-        <w:rPr>
-          <w:rFonts w:ascii="Times New Roman" w:eastAsia="华文宋体" w:hAnsi="Times New Roman" w:cs="Times New Roman" w:hint="eastAsia"/>
-          <w:b/>
-          <w:sz w:val="24"/>
-          <w:szCs w:val="24"/>
-        </w:rPr>
-        <w:t>beforehand</w:t>
-      </w:r>
-      <w:r>
-        <w:rPr>
-          <w:rFonts w:ascii="Times New Roman" w:eastAsia="华文宋体" w:hAnsi="Times New Roman" w:cs="Times New Roman"/>
-          <w:b/>
-          <w:sz w:val="24"/>
-          <w:szCs w:val="24"/>
-        </w:rPr>
-        <w:br/>
-      </w:r>
-      <w:r>
-        <w:rPr>
-          <w:rFonts w:ascii="Times New Roman" w:eastAsia="华文宋体" w:hAnsi="Times New Roman" w:cs="Times New Roman" w:hint="eastAsia"/>
-          <w:sz w:val="24"/>
-          <w:szCs w:val="24"/>
-        </w:rPr>
-        <w:t>[adv.]</w:t>
-      </w:r>
-      <w:r>
-        <w:rPr>
-          <w:rFonts w:ascii="Times New Roman" w:eastAsia="华文宋体" w:hAnsi="Times New Roman" w:cs="Times New Roman"/>
-          <w:sz w:val="24"/>
-          <w:szCs w:val="24"/>
-        </w:rPr>
-        <w:br/>
-      </w:r>
-      <w:r>
-        <w:rPr>
-          <w:rFonts w:ascii="Times New Roman" w:eastAsia="华文宋体" w:hAnsi="Times New Roman" w:cs="Times New Roman" w:hint="eastAsia"/>
-          <w:sz w:val="24"/>
-          <w:szCs w:val="24"/>
-        </w:rPr>
-        <w:t>earlier; before something else happens or is done</w:t>
-      </w:r>
-      <w:r>
-        <w:rPr>
-          <w:rFonts w:ascii="Times New Roman" w:eastAsia="华文宋体" w:hAnsi="Times New Roman" w:cs="Times New Roman"/>
-          <w:sz w:val="24"/>
-          <w:szCs w:val="24"/>
-        </w:rPr>
-        <w:br/>
-      </w:r>
-      <w:r>
-        <w:rPr>
-          <w:rFonts w:ascii="Times New Roman" w:eastAsia="华文宋体" w:hAnsi="Times New Roman" w:cs="Times New Roman" w:hint="eastAsia"/>
-          <w:sz w:val="24"/>
-          <w:szCs w:val="24"/>
-        </w:rPr>
-        <w:t>I wish we</w:t>
-      </w:r>
-      <w:r>
-        <w:rPr>
-          <w:rFonts w:ascii="Times New Roman" w:eastAsia="华文宋体" w:hAnsi="Times New Roman" w:cs="Times New Roman"/>
-          <w:sz w:val="24"/>
-          <w:szCs w:val="24"/>
-        </w:rPr>
-        <w:t>’</w:t>
-      </w:r>
-      <w:r>
-        <w:rPr>
-          <w:rFonts w:ascii="Times New Roman" w:eastAsia="华文宋体" w:hAnsi="Times New Roman" w:cs="Times New Roman" w:hint="eastAsia"/>
-          <w:sz w:val="24"/>
-          <w:szCs w:val="24"/>
-        </w:rPr>
-        <w:t xml:space="preserve">d known about it </w:t>
-      </w:r>
-      <w:r>
-        <w:rPr>
-          <w:rFonts w:ascii="Times New Roman" w:eastAsia="华文宋体" w:hAnsi="Times New Roman" w:cs="Times New Roman" w:hint="eastAsia"/>
-          <w:sz w:val="24"/>
-          <w:szCs w:val="24"/>
-        </w:rPr>
-        <w:t>beforehand.</w:t>
-      </w:r>
-    </w:p>
-    <w:p>
-      <w:pPr>
-        <w:rPr>
-          <w:rFonts w:ascii="Times New Roman" w:eastAsia="华文宋体" w:hAnsi="Times New Roman" w:cs="Times New Roman"/>
-          <w:sz w:val="24"/>
-          <w:szCs w:val="24"/>
-        </w:rPr>
-      </w:pPr>
-      <w:r>
-        <w:rPr>
-          <w:rFonts w:ascii="Times New Roman" w:eastAsia="华文宋体" w:hAnsi="Times New Roman" w:cs="Times New Roman" w:hint="eastAsia"/>
-          <w:b/>
-          <w:sz w:val="24"/>
-          <w:szCs w:val="24"/>
-        </w:rPr>
-        <w:t xml:space="preserve">viable </w:t>
-      </w:r>
-      <w:r>
-        <w:rPr>
-          <w:rFonts w:ascii="Times New Roman" w:eastAsia="华文宋体" w:hAnsi="Times New Roman" w:cs="Times New Roman"/>
-          <w:b/>
-          <w:sz w:val="24"/>
-          <w:szCs w:val="24"/>
-        </w:rPr>
-        <w:br/>
-      </w:r>
-      <w:r>
-        <w:rPr>
-          <w:rFonts w:ascii="Times New Roman" w:eastAsia="华文宋体" w:hAnsi="Times New Roman" w:cs="Times New Roman" w:hint="eastAsia"/>
-          <w:sz w:val="24"/>
-          <w:szCs w:val="24"/>
-        </w:rPr>
-        <w:t xml:space="preserve">[adj.] capable of developing and surviving independently. </w:t>
-      </w:r>
-      <w:r>
-        <w:rPr>
-          <w:rFonts w:ascii="Times New Roman" w:eastAsia="华文宋体" w:hAnsi="Times New Roman" w:cs="Times New Roman"/>
-          <w:sz w:val="24"/>
-          <w:szCs w:val="24"/>
-        </w:rPr>
-        <w:br/>
-      </w:r>
-      <w:r>
-        <w:rPr>
-          <w:rFonts w:ascii="Times New Roman" w:eastAsia="华文宋体" w:hAnsi="Times New Roman" w:cs="Times New Roman" w:hint="eastAsia"/>
-          <w:sz w:val="24"/>
-          <w:szCs w:val="24"/>
-        </w:rPr>
-        <w:t xml:space="preserve">to establish a viable population. </w:t>
-      </w:r>
-    </w:p>
-    <w:p>
-      <w:pPr>
-        <w:rPr>
-          <w:rFonts w:ascii="Times New Roman" w:eastAsia="华文宋体" w:hAnsi="Times New Roman" w:cs="Times New Roman"/>
-          <w:sz w:val="24"/>
-          <w:szCs w:val="24"/>
-        </w:rPr>
-      </w:pPr>
-      <w:r>
-        <w:rPr>
-          <w:rFonts w:ascii="Times New Roman" w:eastAsia="华文宋体" w:hAnsi="Times New Roman" w:cs="Times New Roman" w:hint="eastAsia"/>
-          <w:b/>
-          <w:sz w:val="24"/>
-          <w:szCs w:val="24"/>
-        </w:rPr>
-        <w:t>sufficient</w:t>
-      </w:r>
-      <w:r>
-        <w:rPr>
-          <w:rFonts w:ascii="Times New Roman" w:eastAsia="华文宋体" w:hAnsi="Times New Roman" w:cs="Times New Roman"/>
-          <w:sz w:val="24"/>
-          <w:szCs w:val="24"/>
-        </w:rPr>
-        <w:br/>
-      </w:r>
-      <w:r>
-        <w:rPr>
-          <w:rFonts w:ascii="Times New Roman" w:eastAsia="华文宋体" w:hAnsi="Times New Roman" w:cs="Times New Roman" w:hint="eastAsia"/>
-          <w:sz w:val="24"/>
-          <w:szCs w:val="24"/>
-        </w:rPr>
-        <w:t>[adj.] enough for a particular purpose.</w:t>
-      </w:r>
-      <w:r>
-        <w:rPr>
-          <w:rFonts w:ascii="Times New Roman" w:eastAsia="华文宋体" w:hAnsi="Times New Roman" w:cs="Times New Roman"/>
-          <w:sz w:val="24"/>
-          <w:szCs w:val="24"/>
-        </w:rPr>
-        <w:br/>
-      </w:r>
-      <w:r>
-        <w:rPr>
-          <w:rFonts w:ascii="Times New Roman" w:eastAsia="华文宋体" w:hAnsi="Times New Roman" w:cs="Times New Roman" w:hint="eastAsia"/>
-          <w:sz w:val="24"/>
-          <w:szCs w:val="24"/>
-        </w:rPr>
-        <w:t>e.g. a sufficient number of men and women were transported to Ireland.</w:t>
-      </w:r>
-    </w:p>
-    <w:p>
-      <w:pPr>
-        <w:rPr>
-          <w:rFonts w:ascii="Times New Roman" w:eastAsia="华文宋体" w:hAnsi="Times New Roman" w:cs="Times New Roman"/>
-          <w:sz w:val="24"/>
-          <w:szCs w:val="24"/>
-        </w:rPr>
-      </w:pPr>
-      <w:r>
-        <w:rPr>
-          <w:rFonts w:ascii="Times New Roman" w:eastAsia="华文宋体" w:hAnsi="Times New Roman" w:cs="Times New Roman" w:hint="eastAsia"/>
-          <w:b/>
-          <w:sz w:val="24"/>
-          <w:szCs w:val="24"/>
-        </w:rPr>
-        <w:t>descend</w:t>
-      </w:r>
-      <w:r>
-        <w:rPr>
-          <w:rFonts w:ascii="Times New Roman" w:eastAsia="华文宋体" w:hAnsi="Times New Roman" w:cs="Times New Roman"/>
+        <w:t>plough</w:t>
+      </w:r>
+      <w:r>
+        <w:rPr>
+          <w:rFonts w:ascii="Times New Roman" w:eastAsia="华文宋体" w:hAnsi="Times New Roman" w:cs="Times New Roman" w:hint="eastAsia"/>
+          <w:sz w:val="24"/>
+          <w:szCs w:val="24"/>
+        </w:rPr>
+        <w:t xml:space="preserve"> /</w:t>
+      </w:r>
+      <w:r>
+        <w:rPr>
+          <w:rFonts w:ascii="GWIPA" w:eastAsia="华文宋体" w:hAnsi="GWIPA" w:cs="Times New Roman"/>
+          <w:sz w:val="24"/>
+          <w:szCs w:val="24"/>
+        </w:rPr>
+        <w:t></w:t>
+      </w:r>
+      <w:r>
+        <w:rPr>
+          <w:rFonts w:ascii="GWIPA" w:eastAsia="华文宋体" w:hAnsi="GWIPA" w:cs="Times New Roman"/>
+          <w:sz w:val="24"/>
+          <w:szCs w:val="24"/>
+        </w:rPr>
+        <w:t></w:t>
+      </w:r>
+      <w:r>
+        <w:rPr>
+          <w:rFonts w:ascii="GWIPA" w:eastAsia="华文宋体" w:hAnsi="GWIPA" w:cs="Times New Roman"/>
+          <w:sz w:val="24"/>
+          <w:szCs w:val="24"/>
+        </w:rPr>
+        <w:t></w:t>
+      </w:r>
+      <w:r>
+        <w:rPr>
+          <w:rFonts w:ascii="GWIPA" w:eastAsia="华文宋体" w:hAnsi="GWIPA" w:cs="Times New Roman"/>
+          <w:sz w:val="24"/>
+          <w:szCs w:val="24"/>
+        </w:rPr>
+        <w:t></w:t>
+      </w:r>
+      <w:r>
+        <w:rPr>
+          <w:rFonts w:ascii="Times New Roman" w:eastAsia="华文宋体" w:hAnsi="Times New Roman" w:cs="Times New Roman" w:hint="eastAsia"/>
+          <w:sz w:val="24"/>
+          <w:szCs w:val="24"/>
+        </w:rPr>
+        <w:t>/</w:t>
+      </w:r>
+      <w:r>
+        <w:rPr>
+          <w:rFonts w:ascii="Times New Roman" w:eastAsia="华文宋体" w:hAnsi="Times New Roman" w:cs="Times New Roman"/>
+          <w:sz w:val="24"/>
+          <w:szCs w:val="24"/>
+        </w:rPr>
+        <w:br/>
+      </w:r>
+      <w:r>
+        <w:rPr>
+          <w:rFonts w:ascii="Times New Roman" w:eastAsia="华文宋体" w:hAnsi="Times New Roman" w:cs="Times New Roman" w:hint="eastAsia"/>
+          <w:sz w:val="24"/>
+          <w:szCs w:val="24"/>
+        </w:rPr>
+        <w:t xml:space="preserve">[n.] a large piece of farming equipment with one or serval curved blades to dig and trun over soil. </w:t>
+      </w:r>
+      <w:r>
+        <w:rPr>
+          <w:rFonts w:ascii="Times New Roman" w:eastAsia="华文宋体" w:hAnsi="Times New Roman" w:cs="Times New Roman"/>
+          <w:sz w:val="24"/>
+          <w:szCs w:val="24"/>
+        </w:rPr>
+        <w:br/>
+      </w:r>
+      <w:r>
+        <w:rPr>
+          <w:rFonts w:ascii="Times New Roman" w:eastAsia="华文宋体" w:hAnsi="Times New Roman" w:cs="Times New Roman" w:hint="eastAsia"/>
+          <w:sz w:val="24"/>
+          <w:szCs w:val="24"/>
+        </w:rPr>
+        <w:t>[vt.vi.] to dig and trun over a field or other area of land with a plough.</w:t>
+      </w:r>
+    </w:p>
+    <w:p>
+      <w:pPr>
+        <w:rPr>
+          <w:rFonts w:ascii="Times New Roman" w:eastAsia="华文宋体" w:hAnsi="Times New Roman" w:cs="Times New Roman"/>
+          <w:sz w:val="24"/>
+          <w:szCs w:val="24"/>
+        </w:rPr>
+      </w:pPr>
+      <w:r>
+        <w:rPr>
+          <w:rFonts w:ascii="Times New Roman" w:eastAsia="华文宋体" w:hAnsi="Times New Roman" w:cs="Times New Roman" w:hint="eastAsia"/>
+          <w:b/>
+          <w:sz w:val="24"/>
+          <w:szCs w:val="24"/>
+        </w:rPr>
+        <w:t>excavation</w:t>
+      </w:r>
+      <w:r>
+        <w:rPr>
+          <w:rFonts w:ascii="Times New Roman" w:eastAsia="华文宋体" w:hAnsi="Times New Roman" w:cs="Times New Roman" w:hint="eastAsia"/>
+          <w:sz w:val="24"/>
+          <w:szCs w:val="24"/>
+        </w:rPr>
+        <w:t xml:space="preserve"> /</w:t>
+      </w:r>
+      <w:r>
+        <w:rPr>
+          <w:rFonts w:ascii="GWIPA" w:eastAsia="华文宋体" w:hAnsi="GWIPA" w:cs="Times New Roman"/>
+          <w:sz w:val="24"/>
+          <w:szCs w:val="24"/>
+        </w:rPr>
+        <w:t></w:t>
+      </w:r>
+      <w:r>
+        <w:rPr>
+          <w:rFonts w:ascii="GWIPA" w:eastAsia="华文宋体" w:hAnsi="GWIPA" w:cs="Times New Roman"/>
+          <w:sz w:val="24"/>
+          <w:szCs w:val="24"/>
+        </w:rPr>
+        <w:t></w:t>
+      </w:r>
+      <w:r>
+        <w:rPr>
+          <w:rFonts w:ascii="GWIPA" w:eastAsia="华文宋体" w:hAnsi="GWIPA" w:cs="Times New Roman"/>
+          <w:sz w:val="24"/>
+          <w:szCs w:val="24"/>
+        </w:rPr>
+        <w:t></w:t>
+      </w:r>
+      <w:r>
+        <w:rPr>
+          <w:rFonts w:ascii="GWIPA" w:eastAsia="华文宋体" w:hAnsi="GWIPA" w:cs="Times New Roman"/>
+          <w:sz w:val="24"/>
+          <w:szCs w:val="24"/>
+        </w:rPr>
+        <w:t></w:t>
+      </w:r>
+      <w:r>
+        <w:rPr>
+          <w:rFonts w:ascii="GWIPA" w:eastAsia="华文宋体" w:hAnsi="GWIPA" w:cs="Times New Roman"/>
+          <w:sz w:val="24"/>
+          <w:szCs w:val="24"/>
+        </w:rPr>
+        <w:t></w:t>
+      </w:r>
+      <w:r>
+        <w:rPr>
+          <w:rFonts w:ascii="GWIPA" w:eastAsia="华文宋体" w:hAnsi="GWIPA" w:cs="Times New Roman"/>
+          <w:sz w:val="24"/>
+          <w:szCs w:val="24"/>
+        </w:rPr>
+        <w:t></w:t>
+      </w:r>
+      <w:r>
+        <w:rPr>
+          <w:rFonts w:ascii="GWIPA" w:eastAsia="华文宋体" w:hAnsi="GWIPA" w:cs="Times New Roman"/>
+          <w:sz w:val="24"/>
+          <w:szCs w:val="24"/>
+        </w:rPr>
+        <w:t></w:t>
+      </w:r>
+      <w:r>
+        <w:rPr>
+          <w:rFonts w:ascii="GWIPA" w:eastAsia="华文宋体" w:hAnsi="GWIPA" w:cs="Times New Roman"/>
+          <w:sz w:val="24"/>
+          <w:szCs w:val="24"/>
+        </w:rPr>
+        <w:t></w:t>
+      </w:r>
+      <w:r>
+        <w:rPr>
+          <w:rFonts w:ascii="GWIPA" w:eastAsia="华文宋体" w:hAnsi="GWIPA" w:cs="Times New Roman"/>
+          <w:sz w:val="24"/>
+          <w:szCs w:val="24"/>
+        </w:rPr>
+        <w:t></w:t>
+      </w:r>
+      <w:r>
+        <w:rPr>
+          <w:rFonts w:ascii="GWIPA" w:eastAsia="华文宋体" w:hAnsi="GWIPA" w:cs="Times New Roman"/>
+          <w:sz w:val="24"/>
+          <w:szCs w:val="24"/>
+        </w:rPr>
+        <w:t></w:t>
+      </w:r>
+      <w:r>
+        <w:rPr>
+          <w:rFonts w:ascii="GWIPA" w:eastAsia="华文宋体" w:hAnsi="GWIPA" w:cs="Times New Roman"/>
+          <w:sz w:val="24"/>
+          <w:szCs w:val="24"/>
+        </w:rPr>
+        <w:t></w:t>
+      </w:r>
+      <w:r>
+        <w:rPr>
+          <w:rFonts w:ascii="GWIPA" w:eastAsia="华文宋体" w:hAnsi="GWIPA" w:cs="Times New Roman"/>
+          <w:sz w:val="24"/>
+          <w:szCs w:val="24"/>
+        </w:rPr>
+        <w:t></w:t>
+      </w:r>
+      <w:r>
+        <w:rPr>
+          <w:rFonts w:ascii="Times New Roman" w:eastAsia="华文宋体" w:hAnsi="Times New Roman" w:cs="Times New Roman" w:hint="eastAsia"/>
+          <w:sz w:val="24"/>
+          <w:szCs w:val="24"/>
+        </w:rPr>
+        <w:t>/</w:t>
+      </w:r>
+      <w:r>
+        <w:rPr>
+          <w:rFonts w:ascii="Times New Roman" w:eastAsia="华文宋体" w:hAnsi="Times New Roman" w:cs="Times New Roman"/>
+          <w:sz w:val="24"/>
+          <w:szCs w:val="24"/>
+        </w:rPr>
+        <w:br/>
+      </w:r>
+      <w:r>
+        <w:rPr>
+          <w:rFonts w:ascii="Times New Roman" w:eastAsia="华文宋体" w:hAnsi="Times New Roman" w:cs="Times New Roman" w:hint="eastAsia"/>
+          <w:sz w:val="24"/>
+          <w:szCs w:val="24"/>
+        </w:rPr>
+        <w:t>[n.] the activity of diggin</w:t>
+      </w:r>
+      <w:r>
+        <w:rPr>
+          <w:rFonts w:ascii="Times New Roman" w:eastAsia="华文宋体" w:hAnsi="Times New Roman" w:cs="Times New Roman" w:hint="eastAsia"/>
+          <w:sz w:val="24"/>
+          <w:szCs w:val="24"/>
+        </w:rPr>
+        <w:t>g</w:t>
+      </w:r>
+      <w:r>
+        <w:rPr>
+          <w:rFonts w:ascii="Times New Roman" w:eastAsia="华文宋体" w:hAnsi="Times New Roman" w:cs="Times New Roman" w:hint="eastAsia"/>
+          <w:sz w:val="24"/>
+          <w:szCs w:val="24"/>
+        </w:rPr>
+        <w:t xml:space="preserve"> in the ground to look for old buildings or objects that have been buried for a long time.</w:t>
+      </w:r>
+    </w:p>
+    <w:p>
+      <w:pPr>
+        <w:rPr>
+          <w:rFonts w:ascii="Times New Roman" w:eastAsia="华文宋体" w:hAnsi="Times New Roman" w:cs="Times New Roman"/>
+          <w:sz w:val="24"/>
+          <w:szCs w:val="24"/>
+        </w:rPr>
+      </w:pPr>
+      <w:r>
+        <w:rPr>
+          <w:rFonts w:ascii="Times New Roman" w:eastAsia="华文宋体" w:hAnsi="Times New Roman" w:cs="Times New Roman" w:hint="eastAsia"/>
+          <w:b/>
+          <w:sz w:val="24"/>
+          <w:szCs w:val="24"/>
+        </w:rPr>
+        <w:t xml:space="preserve">husbandry </w:t>
+      </w:r>
+      <w:r>
+        <w:rPr>
+          <w:rFonts w:ascii="Times New Roman" w:eastAsia="华文宋体" w:hAnsi="Times New Roman" w:cs="Times New Roman"/>
+          <w:sz w:val="24"/>
+          <w:szCs w:val="24"/>
+        </w:rPr>
+        <w:br/>
+      </w:r>
+      <w:r>
+        <w:rPr>
+          <w:rFonts w:ascii="Times New Roman" w:eastAsia="华文宋体" w:hAnsi="Times New Roman" w:cs="Times New Roman" w:hint="eastAsia"/>
+          <w:sz w:val="24"/>
+          <w:szCs w:val="24"/>
+        </w:rPr>
+        <w:t>[n.] farming, especially when done carefully and well.</w:t>
+      </w:r>
+      <w:r>
+        <w:rPr>
+          <w:rFonts w:ascii="Times New Roman" w:eastAsia="华文宋体" w:hAnsi="Times New Roman" w:cs="Times New Roman"/>
+          <w:sz w:val="24"/>
+          <w:szCs w:val="24"/>
+        </w:rPr>
+        <w:br/>
+      </w:r>
+      <w:r>
+        <w:rPr>
+          <w:rFonts w:ascii="Times New Roman" w:eastAsia="华文宋体" w:hAnsi="Times New Roman" w:cs="Times New Roman" w:hint="eastAsia"/>
+          <w:sz w:val="24"/>
+          <w:szCs w:val="24"/>
+        </w:rPr>
+        <w:t>animal/crop husbandry.</w:t>
+      </w:r>
+    </w:p>
+    <w:p>
+      <w:pPr>
+        <w:rPr>
+          <w:rFonts w:ascii="Times New Roman" w:eastAsia="华文宋体" w:hAnsi="Times New Roman" w:cs="Times New Roman"/>
+          <w:sz w:val="24"/>
+          <w:szCs w:val="24"/>
+        </w:rPr>
+      </w:pPr>
+      <w:r>
+        <w:rPr>
+          <w:rFonts w:ascii="Times New Roman" w:eastAsia="华文宋体" w:hAnsi="Times New Roman" w:cs="Times New Roman" w:hint="eastAsia"/>
+          <w:b/>
+          <w:sz w:val="24"/>
+          <w:szCs w:val="24"/>
+        </w:rPr>
+        <w:t>quarry</w:t>
+      </w:r>
+      <w:r>
+        <w:rPr>
+          <w:rFonts w:ascii="Times New Roman" w:eastAsia="华文宋体" w:hAnsi="Times New Roman" w:cs="Times New Roman" w:hint="eastAsia"/>
+          <w:sz w:val="24"/>
+          <w:szCs w:val="24"/>
+        </w:rPr>
+        <w:t xml:space="preserve"> /</w:t>
+      </w:r>
+      <w:r>
+        <w:rPr>
+          <w:rFonts w:ascii="GWIPA" w:eastAsia="华文宋体" w:hAnsi="GWIPA" w:cs="Times New Roman"/>
+          <w:sz w:val="24"/>
+          <w:szCs w:val="24"/>
+        </w:rPr>
+        <w:t></w:t>
+      </w:r>
+      <w:r>
+        <w:rPr>
+          <w:rFonts w:ascii="GWIPA" w:eastAsia="华文宋体" w:hAnsi="GWIPA" w:cs="Times New Roman"/>
+          <w:sz w:val="24"/>
+          <w:szCs w:val="24"/>
+        </w:rPr>
+        <w:t></w:t>
+      </w:r>
+      <w:r>
+        <w:rPr>
+          <w:rFonts w:ascii="GWIPA" w:eastAsia="华文宋体" w:hAnsi="GWIPA" w:cs="Times New Roman"/>
+          <w:sz w:val="24"/>
+          <w:szCs w:val="24"/>
+        </w:rPr>
+        <w:t></w:t>
+      </w:r>
+      <w:r>
+        <w:rPr>
+          <w:rFonts w:ascii="GWIPA" w:eastAsia="华文宋体" w:hAnsi="GWIPA" w:cs="Times New Roman"/>
+          <w:sz w:val="24"/>
+          <w:szCs w:val="24"/>
+        </w:rPr>
+        <w:t></w:t>
+      </w:r>
+      <w:r>
+        <w:rPr>
+          <w:rFonts w:ascii="GWIPA" w:eastAsia="华文宋体" w:hAnsi="GWIPA" w:cs="Times New Roman"/>
+          <w:sz w:val="24"/>
+          <w:szCs w:val="24"/>
+        </w:rPr>
+        <w:t></w:t>
+      </w:r>
+      <w:r>
+        <w:rPr>
+          <w:rFonts w:ascii="GWIPA" w:eastAsia="华文宋体" w:hAnsi="GWIPA" w:cs="Times New Roman"/>
+          <w:sz w:val="24"/>
+          <w:szCs w:val="24"/>
+        </w:rPr>
+        <w:t></w:t>
+      </w:r>
+      <w:r>
+        <w:rPr>
+          <w:rFonts w:ascii="GWIPA" w:eastAsia="华文宋体" w:hAnsi="GWIPA" w:cs="Times New Roman"/>
+          <w:sz w:val="24"/>
+          <w:szCs w:val="24"/>
+        </w:rPr>
+        <w:t></w:t>
+      </w:r>
+      <w:r>
+        <w:rPr>
+          <w:rFonts w:ascii="GWIPA" w:eastAsia="华文宋体" w:hAnsi="GWIPA" w:cs="Times New Roman"/>
+          <w:sz w:val="24"/>
+          <w:szCs w:val="24"/>
+        </w:rPr>
+        <w:br/>
+      </w:r>
+      <w:r>
+        <w:rPr>
+          <w:rFonts w:ascii="Times New Roman" w:eastAsia="华文宋体" w:hAnsi="Times New Roman" w:cs="Times New Roman" w:hint="eastAsia"/>
+          <w:sz w:val="24"/>
+          <w:szCs w:val="24"/>
+        </w:rPr>
+        <w:t>[C.] a place where large amounts of stone, etc. are dug out of the ground.</w:t>
+      </w:r>
+      <w:r>
+        <w:rPr>
+          <w:rFonts w:ascii="Times New Roman" w:eastAsia="华文宋体" w:hAnsi="Times New Roman" w:cs="Times New Roman"/>
+          <w:sz w:val="24"/>
+          <w:szCs w:val="24"/>
+        </w:rPr>
+        <w:br/>
+      </w:r>
+      <w:r>
+        <w:rPr>
+          <w:rFonts w:ascii="Times New Roman" w:eastAsia="华文宋体" w:hAnsi="Times New Roman" w:cs="Times New Roman" w:hint="eastAsia"/>
+          <w:sz w:val="24"/>
+          <w:szCs w:val="24"/>
+        </w:rPr>
+        <w:t>a slate quarry.</w:t>
+      </w:r>
+    </w:p>
+    <w:p>
+      <w:pPr>
+        <w:rPr>
+          <w:rFonts w:ascii="Times New Roman" w:eastAsia="华文宋体" w:hAnsi="Times New Roman" w:cs="Times New Roman"/>
+          <w:sz w:val="24"/>
+          <w:szCs w:val="24"/>
+        </w:rPr>
+      </w:pPr>
+      <w:r>
+        <w:rPr>
+          <w:rFonts w:ascii="Times New Roman" w:eastAsia="华文宋体" w:hAnsi="Times New Roman" w:cs="Times New Roman" w:hint="eastAsia"/>
+          <w:b/>
+          <w:sz w:val="24"/>
+          <w:szCs w:val="24"/>
+        </w:rPr>
+        <w:t>sheer</w:t>
+      </w:r>
+      <w:r>
+        <w:rPr>
+          <w:rFonts w:ascii="Times New Roman" w:eastAsia="华文宋体" w:hAnsi="Times New Roman" w:cs="Times New Roman"/>
+          <w:sz w:val="24"/>
+          <w:szCs w:val="24"/>
+        </w:rPr>
+        <w:br/>
+      </w:r>
+      <w:r>
+        <w:rPr>
+          <w:rFonts w:ascii="Times New Roman" w:eastAsia="华文宋体" w:hAnsi="Times New Roman" w:cs="Times New Roman" w:hint="eastAsia"/>
+          <w:sz w:val="24"/>
+          <w:szCs w:val="24"/>
+        </w:rPr>
+        <w:t>[adj.] used to emphasize the size, degree or amount of sth.</w:t>
+      </w:r>
+      <w:r>
+        <w:rPr>
+          <w:rFonts w:ascii="Times New Roman" w:eastAsia="华文宋体" w:hAnsi="Times New Roman" w:cs="Times New Roman" w:hint="eastAsia"/>
+          <w:sz w:val="24"/>
+          <w:szCs w:val="24"/>
+        </w:rPr>
+        <w:t xml:space="preserve"> </w:t>
+      </w:r>
+      <w:r>
+        <w:rPr>
+          <w:rFonts w:ascii="Times New Roman" w:eastAsia="华文宋体" w:hAnsi="Times New Roman" w:cs="Times New Roman" w:hint="eastAsia"/>
+          <w:sz w:val="24"/>
+          <w:szCs w:val="24"/>
+        </w:rPr>
+        <w:t>(</w:t>
+      </w:r>
+      <w:r>
+        <w:rPr>
+          <w:rFonts w:ascii="Times New Roman" w:eastAsia="华文宋体" w:hAnsi="Times New Roman" w:cs="Times New Roman" w:hint="eastAsia"/>
+          <w:sz w:val="24"/>
+          <w:szCs w:val="24"/>
+        </w:rPr>
+        <w:t>As far as I know, t</w:t>
+      </w:r>
+      <w:r>
+        <w:rPr>
+          <w:rFonts w:ascii="Times New Roman" w:eastAsia="华文宋体" w:hAnsi="Times New Roman" w:cs="Times New Roman" w:hint="eastAsia"/>
+          <w:sz w:val="24"/>
+          <w:szCs w:val="24"/>
+        </w:rPr>
+        <w:t>here is non any coordinated Chinese words to it.)</w:t>
+      </w:r>
+      <w:r>
+        <w:rPr>
+          <w:rFonts w:ascii="Times New Roman" w:eastAsia="华文宋体" w:hAnsi="Times New Roman" w:cs="Times New Roman"/>
+          <w:sz w:val="24"/>
+          <w:szCs w:val="24"/>
+        </w:rPr>
+        <w:br/>
+      </w:r>
+      <w:r>
+        <w:rPr>
+          <w:rFonts w:ascii="Times New Roman" w:eastAsia="华文宋体" w:hAnsi="Times New Roman" w:cs="Times New Roman" w:hint="eastAsia"/>
+          <w:b/>
+          <w:sz w:val="24"/>
+          <w:szCs w:val="24"/>
+        </w:rPr>
+        <w:t>sheer volume</w:t>
+      </w:r>
+      <w:r>
+        <w:rPr>
+          <w:rFonts w:ascii="Times New Roman" w:eastAsia="华文宋体" w:hAnsi="Times New Roman" w:cs="Times New Roman" w:hint="eastAsia"/>
+          <w:sz w:val="24"/>
+          <w:szCs w:val="24"/>
+        </w:rPr>
+        <w:t xml:space="preserve"> of animal</w:t>
+      </w:r>
+      <w:r>
+        <w:rPr>
+          <w:rFonts w:ascii="Times New Roman" w:eastAsia="华文宋体" w:hAnsi="Times New Roman" w:cs="Times New Roman" w:hint="eastAsia"/>
+          <w:sz w:val="24"/>
+          <w:szCs w:val="24"/>
+        </w:rPr>
+        <w:t>.</w:t>
+      </w:r>
+      <w:r>
+        <w:rPr>
+          <w:rFonts w:ascii="Times New Roman" w:eastAsia="华文宋体" w:hAnsi="Times New Roman" w:cs="Times New Roman"/>
+          <w:sz w:val="24"/>
+          <w:szCs w:val="24"/>
+        </w:rPr>
+        <w:br/>
+      </w:r>
+      <w:r>
+        <w:rPr>
+          <w:rFonts w:ascii="Times New Roman" w:eastAsia="华文宋体" w:hAnsi="Times New Roman" w:cs="Times New Roman" w:hint="eastAsia"/>
+          <w:sz w:val="24"/>
+          <w:szCs w:val="24"/>
+        </w:rPr>
+        <w:t xml:space="preserve">The area is under threat from the sheer number of tourists using it. </w:t>
+      </w:r>
+    </w:p>
+    <w:p>
+      <w:pPr>
+        <w:rPr>
+          <w:rFonts w:ascii="Times New Roman" w:eastAsia="华文宋体" w:hAnsi="Times New Roman" w:cs="Times New Roman"/>
+          <w:sz w:val="24"/>
+          <w:szCs w:val="24"/>
+        </w:rPr>
+      </w:pPr>
+      <w:r>
+        <w:rPr>
+          <w:rFonts w:ascii="Times New Roman" w:eastAsia="华文宋体" w:hAnsi="Times New Roman" w:cs="Times New Roman" w:hint="eastAsia"/>
+          <w:b/>
+          <w:sz w:val="24"/>
+          <w:szCs w:val="24"/>
+        </w:rPr>
+        <w:t xml:space="preserve">retain </w:t>
+      </w:r>
+      <w:r>
+        <w:rPr>
+          <w:rFonts w:ascii="Times New Roman" w:eastAsia="华文宋体" w:hAnsi="Times New Roman" w:cs="Times New Roman"/>
+          <w:sz w:val="24"/>
+          <w:szCs w:val="24"/>
+        </w:rPr>
+        <w:br/>
+      </w:r>
+      <w:r>
+        <w:rPr>
+          <w:rFonts w:ascii="Times New Roman" w:eastAsia="华文宋体" w:hAnsi="Times New Roman" w:cs="Times New Roman" w:hint="eastAsia"/>
+          <w:sz w:val="24"/>
+          <w:szCs w:val="24"/>
+        </w:rPr>
+        <w:t>[vt.] to keep something.</w:t>
+      </w:r>
+      <w:r>
+        <w:rPr>
+          <w:rFonts w:ascii="Times New Roman" w:eastAsia="华文宋体" w:hAnsi="Times New Roman" w:cs="Times New Roman"/>
+          <w:sz w:val="24"/>
+          <w:szCs w:val="24"/>
+        </w:rPr>
+        <w:br/>
+      </w:r>
+      <w:r>
+        <w:rPr>
+          <w:rFonts w:ascii="Times New Roman" w:eastAsia="华文宋体" w:hAnsi="Times New Roman" w:cs="Times New Roman" w:hint="eastAsia"/>
+          <w:sz w:val="24"/>
+          <w:szCs w:val="24"/>
+        </w:rPr>
+        <w:t xml:space="preserve">This would have helped the pots to retain water. </w:t>
+      </w:r>
+    </w:p>
+    <w:p>
+      <w:pPr>
+        <w:rPr>
+          <w:rFonts w:ascii="Times New Roman" w:eastAsia="华文宋体" w:hAnsi="Times New Roman" w:cs="Times New Roman"/>
+          <w:sz w:val="24"/>
+          <w:szCs w:val="24"/>
+        </w:rPr>
+      </w:pPr>
+      <w:r>
+        <w:rPr>
+          <w:rFonts w:ascii="Times New Roman" w:eastAsia="华文宋体" w:hAnsi="Times New Roman" w:cs="Times New Roman" w:hint="eastAsia"/>
+          <w:b/>
+          <w:sz w:val="24"/>
+          <w:szCs w:val="24"/>
+        </w:rPr>
+        <w:t xml:space="preserve">glaze </w:t>
+      </w:r>
+      <w:r>
+        <w:rPr>
+          <w:rFonts w:ascii="Times New Roman" w:eastAsia="华文宋体" w:hAnsi="Times New Roman" w:cs="Times New Roman"/>
+          <w:b/>
           <w:sz w:val="24"/>
           <w:szCs w:val="24"/>
         </w:rPr>
@@ -6900,638 +8140,6 @@
           <w:sz w:val="24"/>
           <w:szCs w:val="24"/>
         </w:rPr>
-        <w:t xml:space="preserve">be a blood relative of </w:t>
-      </w:r>
-    </w:p>
-    <w:p>
-      <w:pPr>
-        <w:rPr>
-          <w:rFonts w:ascii="Times New Roman" w:eastAsia="华文宋体" w:hAnsi="Times New Roman" w:cs="Times New Roman"/>
-          <w:sz w:val="24"/>
-          <w:szCs w:val="24"/>
-        </w:rPr>
-      </w:pPr>
-      <w:r>
-        <w:rPr>
-          <w:rFonts w:ascii="Times New Roman" w:eastAsia="华文宋体" w:hAnsi="Times New Roman" w:cs="Times New Roman" w:hint="eastAsia"/>
-          <w:b/>
-          <w:sz w:val="24"/>
-          <w:szCs w:val="24"/>
-        </w:rPr>
-        <w:t>plough</w:t>
-      </w:r>
-      <w:r>
-        <w:rPr>
-          <w:rFonts w:ascii="Times New Roman" w:eastAsia="华文宋体" w:hAnsi="Times New Roman" w:cs="Times New Roman" w:hint="eastAsia"/>
-          <w:sz w:val="24"/>
-          <w:szCs w:val="24"/>
-        </w:rPr>
-        <w:t xml:space="preserve"> /</w:t>
-      </w:r>
-      <w:r>
-        <w:rPr>
-          <w:rFonts w:ascii="GWIPA" w:eastAsia="华文宋体" w:hAnsi="GWIPA" w:cs="Times New Roman"/>
-          <w:sz w:val="24"/>
-          <w:szCs w:val="24"/>
-        </w:rPr>
-        <w:t></w:t>
-      </w:r>
-      <w:r>
-        <w:rPr>
-          <w:rFonts w:ascii="GWIPA" w:eastAsia="华文宋体" w:hAnsi="GWIPA" w:cs="Times New Roman"/>
-          <w:sz w:val="24"/>
-          <w:szCs w:val="24"/>
-        </w:rPr>
-        <w:t></w:t>
-      </w:r>
-      <w:r>
-        <w:rPr>
-          <w:rFonts w:ascii="GWIPA" w:eastAsia="华文宋体" w:hAnsi="GWIPA" w:cs="Times New Roman"/>
-          <w:sz w:val="24"/>
-          <w:szCs w:val="24"/>
-        </w:rPr>
-        <w:t></w:t>
-      </w:r>
-      <w:r>
-        <w:rPr>
-          <w:rFonts w:ascii="GWIPA" w:eastAsia="华文宋体" w:hAnsi="GWIPA" w:cs="Times New Roman"/>
-          <w:sz w:val="24"/>
-          <w:szCs w:val="24"/>
-        </w:rPr>
-        <w:t></w:t>
-      </w:r>
-      <w:r>
-        <w:rPr>
-          <w:rFonts w:ascii="Times New Roman" w:eastAsia="华文宋体" w:hAnsi="Times New Roman" w:cs="Times New Roman" w:hint="eastAsia"/>
-          <w:sz w:val="24"/>
-          <w:szCs w:val="24"/>
-        </w:rPr>
-        <w:t>/</w:t>
-      </w:r>
-      <w:r>
-        <w:rPr>
-          <w:rFonts w:ascii="Times New Roman" w:eastAsia="华文宋体" w:hAnsi="Times New Roman" w:cs="Times New Roman"/>
-          <w:sz w:val="24"/>
-          <w:szCs w:val="24"/>
-        </w:rPr>
-        <w:br/>
-      </w:r>
-      <w:r>
-        <w:rPr>
-          <w:rFonts w:ascii="Times New Roman" w:eastAsia="华文宋体" w:hAnsi="Times New Roman" w:cs="Times New Roman" w:hint="eastAsia"/>
-          <w:sz w:val="24"/>
-          <w:szCs w:val="24"/>
-        </w:rPr>
-        <w:t xml:space="preserve">[n.] a large piece of farming equipment with one or serval curved blades to dig and trun over soil. </w:t>
-      </w:r>
-      <w:r>
-        <w:rPr>
-          <w:rFonts w:ascii="Times New Roman" w:eastAsia="华文宋体" w:hAnsi="Times New Roman" w:cs="Times New Roman"/>
-          <w:sz w:val="24"/>
-          <w:szCs w:val="24"/>
-        </w:rPr>
-        <w:br/>
-      </w:r>
-      <w:r>
-        <w:rPr>
-          <w:rFonts w:ascii="Times New Roman" w:eastAsia="华文宋体" w:hAnsi="Times New Roman" w:cs="Times New Roman" w:hint="eastAsia"/>
-          <w:sz w:val="24"/>
-          <w:szCs w:val="24"/>
-        </w:rPr>
-        <w:t>[vt.vi.] to dig and trun over a field or other area of land with a plough.</w:t>
-      </w:r>
-    </w:p>
-    <w:p>
-      <w:pPr>
-        <w:rPr>
-          <w:rFonts w:ascii="Times New Roman" w:eastAsia="华文宋体" w:hAnsi="Times New Roman" w:cs="Times New Roman"/>
-          <w:sz w:val="24"/>
-          <w:szCs w:val="24"/>
-        </w:rPr>
-      </w:pPr>
-      <w:r>
-        <w:rPr>
-          <w:rFonts w:ascii="Times New Roman" w:eastAsia="华文宋体" w:hAnsi="Times New Roman" w:cs="Times New Roman" w:hint="eastAsia"/>
-          <w:b/>
-          <w:sz w:val="24"/>
-          <w:szCs w:val="24"/>
-        </w:rPr>
-        <w:t>excavation</w:t>
-      </w:r>
-      <w:r>
-        <w:rPr>
-          <w:rFonts w:ascii="Times New Roman" w:eastAsia="华文宋体" w:hAnsi="Times New Roman" w:cs="Times New Roman" w:hint="eastAsia"/>
-          <w:sz w:val="24"/>
-          <w:szCs w:val="24"/>
-        </w:rPr>
-        <w:t xml:space="preserve"> /</w:t>
-      </w:r>
-      <w:r>
-        <w:rPr>
-          <w:rFonts w:ascii="GWIPA" w:eastAsia="华文宋体" w:hAnsi="GWIPA" w:cs="Times New Roman"/>
-          <w:sz w:val="24"/>
-          <w:szCs w:val="24"/>
-        </w:rPr>
-        <w:t></w:t>
-      </w:r>
-      <w:r>
-        <w:rPr>
-          <w:rFonts w:ascii="GWIPA" w:eastAsia="华文宋体" w:hAnsi="GWIPA" w:cs="Times New Roman"/>
-          <w:sz w:val="24"/>
-          <w:szCs w:val="24"/>
-        </w:rPr>
-        <w:t></w:t>
-      </w:r>
-      <w:r>
-        <w:rPr>
-          <w:rFonts w:ascii="GWIPA" w:eastAsia="华文宋体" w:hAnsi="GWIPA" w:cs="Times New Roman"/>
-          <w:sz w:val="24"/>
-          <w:szCs w:val="24"/>
-        </w:rPr>
-        <w:t></w:t>
-      </w:r>
-      <w:r>
-        <w:rPr>
-          <w:rFonts w:ascii="GWIPA" w:eastAsia="华文宋体" w:hAnsi="GWIPA" w:cs="Times New Roman"/>
-          <w:sz w:val="24"/>
-          <w:szCs w:val="24"/>
-        </w:rPr>
-        <w:t></w:t>
-      </w:r>
-      <w:r>
-        <w:rPr>
-          <w:rFonts w:ascii="GWIPA" w:eastAsia="华文宋体" w:hAnsi="GWIPA" w:cs="Times New Roman"/>
-          <w:sz w:val="24"/>
-          <w:szCs w:val="24"/>
-        </w:rPr>
-        <w:t></w:t>
-      </w:r>
-      <w:r>
-        <w:rPr>
-          <w:rFonts w:ascii="GWIPA" w:eastAsia="华文宋体" w:hAnsi="GWIPA" w:cs="Times New Roman"/>
-          <w:sz w:val="24"/>
-          <w:szCs w:val="24"/>
-        </w:rPr>
-        <w:t></w:t>
-      </w:r>
-      <w:r>
-        <w:rPr>
-          <w:rFonts w:ascii="GWIPA" w:eastAsia="华文宋体" w:hAnsi="GWIPA" w:cs="Times New Roman"/>
-          <w:sz w:val="24"/>
-          <w:szCs w:val="24"/>
-        </w:rPr>
-        <w:t></w:t>
-      </w:r>
-      <w:r>
-        <w:rPr>
-          <w:rFonts w:ascii="GWIPA" w:eastAsia="华文宋体" w:hAnsi="GWIPA" w:cs="Times New Roman"/>
-          <w:sz w:val="24"/>
-          <w:szCs w:val="24"/>
-        </w:rPr>
-        <w:t></w:t>
-      </w:r>
-      <w:r>
-        <w:rPr>
-          <w:rFonts w:ascii="GWIPA" w:eastAsia="华文宋体" w:hAnsi="GWIPA" w:cs="Times New Roman"/>
-          <w:sz w:val="24"/>
-          <w:szCs w:val="24"/>
-        </w:rPr>
-        <w:t></w:t>
-      </w:r>
-      <w:r>
-        <w:rPr>
-          <w:rFonts w:ascii="GWIPA" w:eastAsia="华文宋体" w:hAnsi="GWIPA" w:cs="Times New Roman"/>
-          <w:sz w:val="24"/>
-          <w:szCs w:val="24"/>
-        </w:rPr>
-        <w:t></w:t>
-      </w:r>
-      <w:r>
-        <w:rPr>
-          <w:rFonts w:ascii="GWIPA" w:eastAsia="华文宋体" w:hAnsi="GWIPA" w:cs="Times New Roman"/>
-          <w:sz w:val="24"/>
-          <w:szCs w:val="24"/>
-        </w:rPr>
-        <w:t></w:t>
-      </w:r>
-      <w:r>
-        <w:rPr>
-          <w:rFonts w:ascii="GWIPA" w:eastAsia="华文宋体" w:hAnsi="GWIPA" w:cs="Times New Roman"/>
-          <w:sz w:val="24"/>
-          <w:szCs w:val="24"/>
-        </w:rPr>
-        <w:t></w:t>
-      </w:r>
-      <w:r>
-        <w:rPr>
-          <w:rFonts w:ascii="Times New Roman" w:eastAsia="华文宋体" w:hAnsi="Times New Roman" w:cs="Times New Roman" w:hint="eastAsia"/>
-          <w:sz w:val="24"/>
-          <w:szCs w:val="24"/>
-        </w:rPr>
-        <w:t>/</w:t>
-      </w:r>
-      <w:r>
-        <w:rPr>
-          <w:rFonts w:ascii="Times New Roman" w:eastAsia="华文宋体" w:hAnsi="Times New Roman" w:cs="Times New Roman"/>
-          <w:sz w:val="24"/>
-          <w:szCs w:val="24"/>
-        </w:rPr>
-        <w:br/>
-      </w:r>
-      <w:r>
-        <w:rPr>
-          <w:rFonts w:ascii="Times New Roman" w:eastAsia="华文宋体" w:hAnsi="Times New Roman" w:cs="Times New Roman" w:hint="eastAsia"/>
-          <w:sz w:val="24"/>
-          <w:szCs w:val="24"/>
-        </w:rPr>
-        <w:t>[n.] the activity of diggin</w:t>
-      </w:r>
-      <w:r>
-        <w:rPr>
-          <w:rFonts w:ascii="Times New Roman" w:eastAsia="华文宋体" w:hAnsi="Times New Roman" w:cs="Times New Roman" w:hint="eastAsia"/>
-          <w:sz w:val="24"/>
-          <w:szCs w:val="24"/>
-        </w:rPr>
-        <w:t>g</w:t>
-      </w:r>
-      <w:r>
-        <w:rPr>
-          <w:rFonts w:ascii="Times New Roman" w:eastAsia="华文宋体" w:hAnsi="Times New Roman" w:cs="Times New Roman" w:hint="eastAsia"/>
-          <w:sz w:val="24"/>
-          <w:szCs w:val="24"/>
-        </w:rPr>
-        <w:t xml:space="preserve"> in the ground to look for old buildings or objects that have been buried for a long time.</w:t>
-      </w:r>
-    </w:p>
-    <w:p>
-      <w:pPr>
-        <w:rPr>
-          <w:rFonts w:ascii="Times New Roman" w:eastAsia="华文宋体" w:hAnsi="Times New Roman" w:cs="Times New Roman"/>
-          <w:sz w:val="24"/>
-          <w:szCs w:val="24"/>
-        </w:rPr>
-      </w:pPr>
-      <w:r>
-        <w:rPr>
-          <w:rFonts w:ascii="Times New Roman" w:eastAsia="华文宋体" w:hAnsi="Times New Roman" w:cs="Times New Roman" w:hint="eastAsia"/>
-          <w:b/>
-          <w:sz w:val="24"/>
-          <w:szCs w:val="24"/>
-        </w:rPr>
-        <w:t xml:space="preserve">husbandry </w:t>
-      </w:r>
-      <w:r>
-        <w:rPr>
-          <w:rFonts w:ascii="Times New Roman" w:eastAsia="华文宋体" w:hAnsi="Times New Roman" w:cs="Times New Roman"/>
-          <w:sz w:val="24"/>
-          <w:szCs w:val="24"/>
-        </w:rPr>
-        <w:br/>
-      </w:r>
-      <w:r>
-        <w:rPr>
-          <w:rFonts w:ascii="Times New Roman" w:eastAsia="华文宋体" w:hAnsi="Times New Roman" w:cs="Times New Roman" w:hint="eastAsia"/>
-          <w:sz w:val="24"/>
-          <w:szCs w:val="24"/>
-        </w:rPr>
-        <w:t>[n.] farming, especially when done carefully and well.</w:t>
-      </w:r>
-      <w:r>
-        <w:rPr>
-          <w:rFonts w:ascii="Times New Roman" w:eastAsia="华文宋体" w:hAnsi="Times New Roman" w:cs="Times New Roman"/>
-          <w:sz w:val="24"/>
-          <w:szCs w:val="24"/>
-        </w:rPr>
-        <w:br/>
-      </w:r>
-      <w:r>
-        <w:rPr>
-          <w:rFonts w:ascii="Times New Roman" w:eastAsia="华文宋体" w:hAnsi="Times New Roman" w:cs="Times New Roman" w:hint="eastAsia"/>
-          <w:sz w:val="24"/>
-          <w:szCs w:val="24"/>
-        </w:rPr>
-        <w:t>animal/crop husbandry.</w:t>
-      </w:r>
-    </w:p>
-    <w:p>
-      <w:pPr>
-        <w:rPr>
-          <w:rFonts w:ascii="Times New Roman" w:eastAsia="华文宋体" w:hAnsi="Times New Roman" w:cs="Times New Roman"/>
-          <w:sz w:val="24"/>
-          <w:szCs w:val="24"/>
-        </w:rPr>
-      </w:pPr>
-      <w:r>
-        <w:rPr>
-          <w:rFonts w:ascii="Times New Roman" w:eastAsia="华文宋体" w:hAnsi="Times New Roman" w:cs="Times New Roman" w:hint="eastAsia"/>
-          <w:b/>
-          <w:sz w:val="24"/>
-          <w:szCs w:val="24"/>
-        </w:rPr>
-        <w:t>quarry</w:t>
-      </w:r>
-      <w:r>
-        <w:rPr>
-          <w:rFonts w:ascii="Times New Roman" w:eastAsia="华文宋体" w:hAnsi="Times New Roman" w:cs="Times New Roman" w:hint="eastAsia"/>
-          <w:sz w:val="24"/>
-          <w:szCs w:val="24"/>
-        </w:rPr>
-        <w:t xml:space="preserve"> /</w:t>
-      </w:r>
-      <w:r>
-        <w:rPr>
-          <w:rFonts w:ascii="GWIPA" w:eastAsia="华文宋体" w:hAnsi="GWIPA" w:cs="Times New Roman"/>
-          <w:sz w:val="24"/>
-          <w:szCs w:val="24"/>
-        </w:rPr>
-        <w:t></w:t>
-      </w:r>
-      <w:r>
-        <w:rPr>
-          <w:rFonts w:ascii="GWIPA" w:eastAsia="华文宋体" w:hAnsi="GWIPA" w:cs="Times New Roman"/>
-          <w:sz w:val="24"/>
-          <w:szCs w:val="24"/>
-        </w:rPr>
-        <w:t></w:t>
-      </w:r>
-      <w:r>
-        <w:rPr>
-          <w:rFonts w:ascii="GWIPA" w:eastAsia="华文宋体" w:hAnsi="GWIPA" w:cs="Times New Roman"/>
-          <w:sz w:val="24"/>
-          <w:szCs w:val="24"/>
-        </w:rPr>
-        <w:t></w:t>
-      </w:r>
-      <w:r>
-        <w:rPr>
-          <w:rFonts w:ascii="GWIPA" w:eastAsia="华文宋体" w:hAnsi="GWIPA" w:cs="Times New Roman"/>
-          <w:sz w:val="24"/>
-          <w:szCs w:val="24"/>
-        </w:rPr>
-        <w:t></w:t>
-      </w:r>
-      <w:r>
-        <w:rPr>
-          <w:rFonts w:ascii="GWIPA" w:eastAsia="华文宋体" w:hAnsi="GWIPA" w:cs="Times New Roman"/>
-          <w:sz w:val="24"/>
-          <w:szCs w:val="24"/>
-        </w:rPr>
-        <w:t></w:t>
-      </w:r>
-      <w:r>
-        <w:rPr>
-          <w:rFonts w:ascii="GWIPA" w:eastAsia="华文宋体" w:hAnsi="GWIPA" w:cs="Times New Roman"/>
-          <w:sz w:val="24"/>
-          <w:szCs w:val="24"/>
-        </w:rPr>
-        <w:t></w:t>
-      </w:r>
-      <w:r>
-        <w:rPr>
-          <w:rFonts w:ascii="GWIPA" w:eastAsia="华文宋体" w:hAnsi="GWIPA" w:cs="Times New Roman"/>
-          <w:sz w:val="24"/>
-          <w:szCs w:val="24"/>
-        </w:rPr>
-        <w:t></w:t>
-      </w:r>
-      <w:r>
-        <w:rPr>
-          <w:rFonts w:ascii="GWIPA" w:eastAsia="华文宋体" w:hAnsi="GWIPA" w:cs="Times New Roman"/>
-          <w:sz w:val="24"/>
-          <w:szCs w:val="24"/>
-        </w:rPr>
-        <w:br/>
-      </w:r>
-      <w:r>
-        <w:rPr>
-          <w:rFonts w:ascii="Times New Roman" w:eastAsia="华文宋体" w:hAnsi="Times New Roman" w:cs="Times New Roman" w:hint="eastAsia"/>
-          <w:sz w:val="24"/>
-          <w:szCs w:val="24"/>
-        </w:rPr>
-        <w:t>[C.] a place where large amounts of stone, etc. are dug out of the ground.</w:t>
-      </w:r>
-      <w:r>
-        <w:rPr>
-          <w:rFonts w:ascii="Times New Roman" w:eastAsia="华文宋体" w:hAnsi="Times New Roman" w:cs="Times New Roman"/>
-          <w:sz w:val="24"/>
-          <w:szCs w:val="24"/>
-        </w:rPr>
-        <w:br/>
-      </w:r>
-      <w:r>
-        <w:rPr>
-          <w:rFonts w:ascii="Times New Roman" w:eastAsia="华文宋体" w:hAnsi="Times New Roman" w:cs="Times New Roman" w:hint="eastAsia"/>
-          <w:sz w:val="24"/>
-          <w:szCs w:val="24"/>
-        </w:rPr>
-        <w:t>a slate quarry.</w:t>
-      </w:r>
-    </w:p>
-    <w:p>
-      <w:pPr>
-        <w:rPr>
-          <w:rFonts w:ascii="Times New Roman" w:eastAsia="华文宋体" w:hAnsi="Times New Roman" w:cs="Times New Roman"/>
-          <w:sz w:val="24"/>
-          <w:szCs w:val="24"/>
-        </w:rPr>
-      </w:pPr>
-      <w:r>
-        <w:rPr>
-          <w:rFonts w:ascii="Times New Roman" w:eastAsia="华文宋体" w:hAnsi="Times New Roman" w:cs="Times New Roman" w:hint="eastAsia"/>
-          <w:b/>
-          <w:sz w:val="24"/>
-          <w:szCs w:val="24"/>
-        </w:rPr>
-        <w:t>sheer</w:t>
-      </w:r>
-      <w:r>
-        <w:rPr>
-          <w:rFonts w:ascii="Times New Roman" w:eastAsia="华文宋体" w:hAnsi="Times New Roman" w:cs="Times New Roman"/>
-          <w:sz w:val="24"/>
-          <w:szCs w:val="24"/>
-        </w:rPr>
-        <w:br/>
-      </w:r>
-      <w:r>
-        <w:rPr>
-          <w:rFonts w:ascii="Times New Roman" w:eastAsia="华文宋体" w:hAnsi="Times New Roman" w:cs="Times New Roman" w:hint="eastAsia"/>
-          <w:sz w:val="24"/>
-          <w:szCs w:val="24"/>
-        </w:rPr>
-        <w:t>[adj.] used to emphasize the size, degree or amount of sth.</w:t>
-      </w:r>
-      <w:r>
-        <w:rPr>
-          <w:rFonts w:ascii="Times New Roman" w:eastAsia="华文宋体" w:hAnsi="Times New Roman" w:cs="Times New Roman" w:hint="eastAsia"/>
-          <w:sz w:val="24"/>
-          <w:szCs w:val="24"/>
-        </w:rPr>
-        <w:t xml:space="preserve"> </w:t>
-      </w:r>
-      <w:r>
-        <w:rPr>
-          <w:rFonts w:ascii="Times New Roman" w:eastAsia="华文宋体" w:hAnsi="Times New Roman" w:cs="Times New Roman" w:hint="eastAsia"/>
-          <w:sz w:val="24"/>
-          <w:szCs w:val="24"/>
-        </w:rPr>
-        <w:t>(</w:t>
-      </w:r>
-      <w:r>
-        <w:rPr>
-          <w:rFonts w:ascii="Times New Roman" w:eastAsia="华文宋体" w:hAnsi="Times New Roman" w:cs="Times New Roman" w:hint="eastAsia"/>
-          <w:sz w:val="24"/>
-          <w:szCs w:val="24"/>
-        </w:rPr>
-        <w:t>As far as I know, t</w:t>
-      </w:r>
-      <w:r>
-        <w:rPr>
-          <w:rFonts w:ascii="Times New Roman" w:eastAsia="华文宋体" w:hAnsi="Times New Roman" w:cs="Times New Roman" w:hint="eastAsia"/>
-          <w:sz w:val="24"/>
-          <w:szCs w:val="24"/>
-        </w:rPr>
-        <w:t>here is non any coordinated Chinese words to it.)</w:t>
-      </w:r>
-      <w:r>
-        <w:rPr>
-          <w:rFonts w:ascii="Times New Roman" w:eastAsia="华文宋体" w:hAnsi="Times New Roman" w:cs="Times New Roman"/>
-          <w:sz w:val="24"/>
-          <w:szCs w:val="24"/>
-        </w:rPr>
-        <w:br/>
-      </w:r>
-      <w:r>
-        <w:rPr>
-          <w:rFonts w:ascii="Times New Roman" w:eastAsia="华文宋体" w:hAnsi="Times New Roman" w:cs="Times New Roman" w:hint="eastAsia"/>
-          <w:b/>
-          <w:sz w:val="24"/>
-          <w:szCs w:val="24"/>
-        </w:rPr>
-        <w:t>sheer volume</w:t>
-      </w:r>
-      <w:r>
-        <w:rPr>
-          <w:rFonts w:ascii="Times New Roman" w:eastAsia="华文宋体" w:hAnsi="Times New Roman" w:cs="Times New Roman" w:hint="eastAsia"/>
-          <w:sz w:val="24"/>
-          <w:szCs w:val="24"/>
-        </w:rPr>
-        <w:t xml:space="preserve"> of animal</w:t>
-      </w:r>
-      <w:r>
-        <w:rPr>
-          <w:rFonts w:ascii="Times New Roman" w:eastAsia="华文宋体" w:hAnsi="Times New Roman" w:cs="Times New Roman" w:hint="eastAsia"/>
-          <w:sz w:val="24"/>
-          <w:szCs w:val="24"/>
-        </w:rPr>
-        <w:t>.</w:t>
-      </w:r>
-      <w:r>
-        <w:rPr>
-          <w:rFonts w:ascii="Times New Roman" w:eastAsia="华文宋体" w:hAnsi="Times New Roman" w:cs="Times New Roman"/>
-          <w:sz w:val="24"/>
-          <w:szCs w:val="24"/>
-        </w:rPr>
-        <w:br/>
-      </w:r>
-      <w:r>
-        <w:rPr>
-          <w:rFonts w:ascii="Times New Roman" w:eastAsia="华文宋体" w:hAnsi="Times New Roman" w:cs="Times New Roman" w:hint="eastAsia"/>
-          <w:sz w:val="24"/>
-          <w:szCs w:val="24"/>
-        </w:rPr>
-        <w:t xml:space="preserve">The area is under threat from the sheer number of tourists using it. </w:t>
-      </w:r>
-    </w:p>
-    <w:p>
-      <w:pPr>
-        <w:rPr>
-          <w:rFonts w:ascii="Times New Roman" w:eastAsia="华文宋体" w:hAnsi="Times New Roman" w:cs="Times New Roman"/>
-          <w:sz w:val="24"/>
-          <w:szCs w:val="24"/>
-        </w:rPr>
-      </w:pPr>
-      <w:r>
-        <w:rPr>
-          <w:rFonts w:ascii="Times New Roman" w:eastAsia="华文宋体" w:hAnsi="Times New Roman" w:cs="Times New Roman" w:hint="eastAsia"/>
-          <w:b/>
-          <w:sz w:val="24"/>
-          <w:szCs w:val="24"/>
-        </w:rPr>
-        <w:t xml:space="preserve">retain </w:t>
-      </w:r>
-      <w:r>
-        <w:rPr>
-          <w:rFonts w:ascii="Times New Roman" w:eastAsia="华文宋体" w:hAnsi="Times New Roman" w:cs="Times New Roman"/>
-          <w:sz w:val="24"/>
-          <w:szCs w:val="24"/>
-        </w:rPr>
-        <w:br/>
-      </w:r>
-      <w:r>
-        <w:rPr>
-          <w:rFonts w:ascii="Times New Roman" w:eastAsia="华文宋体" w:hAnsi="Times New Roman" w:cs="Times New Roman" w:hint="eastAsia"/>
-          <w:sz w:val="24"/>
-          <w:szCs w:val="24"/>
-        </w:rPr>
-        <w:t>[vt.] to keep something.</w:t>
-      </w:r>
-      <w:r>
-        <w:rPr>
-          <w:rFonts w:ascii="Times New Roman" w:eastAsia="华文宋体" w:hAnsi="Times New Roman" w:cs="Times New Roman"/>
-          <w:sz w:val="24"/>
-          <w:szCs w:val="24"/>
-        </w:rPr>
-        <w:br/>
-      </w:r>
-      <w:r>
-        <w:rPr>
-          <w:rFonts w:ascii="Times New Roman" w:eastAsia="华文宋体" w:hAnsi="Times New Roman" w:cs="Times New Roman" w:hint="eastAsia"/>
-          <w:sz w:val="24"/>
-          <w:szCs w:val="24"/>
-        </w:rPr>
-        <w:t xml:space="preserve">This would have helped the pots to retain water. </w:t>
-      </w:r>
-    </w:p>
-    <w:p>
-      <w:pPr>
-        <w:rPr>
-          <w:rFonts w:ascii="Times New Roman" w:eastAsia="华文宋体" w:hAnsi="Times New Roman" w:cs="Times New Roman"/>
-          <w:sz w:val="24"/>
-          <w:szCs w:val="24"/>
-        </w:rPr>
-      </w:pPr>
-      <w:r>
-        <w:rPr>
-          <w:rFonts w:ascii="Times New Roman" w:eastAsia="华文宋体" w:hAnsi="Times New Roman" w:cs="Times New Roman" w:hint="eastAsia"/>
-          <w:b/>
-          <w:sz w:val="24"/>
-          <w:szCs w:val="24"/>
-        </w:rPr>
-        <w:t xml:space="preserve">glaze </w:t>
-      </w:r>
-      <w:r>
-        <w:rPr>
-          <w:rFonts w:ascii="Times New Roman" w:eastAsia="华文宋体" w:hAnsi="Times New Roman" w:cs="Times New Roman"/>
-          <w:b/>
-          <w:sz w:val="24"/>
-          <w:szCs w:val="24"/>
-        </w:rPr>
-        <w:br/>
-      </w:r>
-      <w:r>
-        <w:rPr>
-          <w:rFonts w:ascii="Times New Roman" w:eastAsia="华文宋体" w:hAnsi="Times New Roman" w:cs="Times New Roman" w:hint="eastAsia"/>
-          <w:sz w:val="24"/>
-          <w:szCs w:val="24"/>
-        </w:rPr>
-        <w:t xml:space="preserve">[vt.] </w:t>
-      </w:r>
-      <w:r>
-        <w:rPr>
-          <w:rFonts w:ascii="Times New Roman" w:eastAsia="华文宋体" w:hAnsi="Times New Roman" w:cs="Times New Roman" w:hint="eastAsia"/>
-          <w:sz w:val="24"/>
-          <w:szCs w:val="24"/>
-        </w:rPr>
         <w:t>上釉；上光</w:t>
       </w:r>
     </w:p>
@@ -7550,7 +8158,6 @@
           <w:sz w:val="24"/>
           <w:szCs w:val="24"/>
         </w:rPr>
-        <w:lastRenderedPageBreak/>
         <w:t xml:space="preserve">stitch </w:t>
       </w:r>
       <w:r>
@@ -7773,6 +8380,7 @@
           <w:sz w:val="24"/>
           <w:szCs w:val="24"/>
         </w:rPr>
+        <w:lastRenderedPageBreak/>
         <w:t>overdue</w:t>
       </w:r>
       <w:r>
@@ -8970,7 +9578,7 @@
   <a:extraClrSchemeLst/>
   <a:extLst>
     <a:ext uri="{05A4C25C-085E-4340-85A3-A5531E510DB2}">
-      <thm15:themeFamily xmlns="" xmlns:thm15="http://schemas.microsoft.com/office/thememl/2012/main" name="Office Theme" id="{62F939B6-93AF-4DB8-9C6B-D6C7DFDC589F}" vid="{4A3C46E8-61CC-4603-A589-7422A47A8E4A}"/>
+      <thm15:themeFamily xmlns:thm15="http://schemas.microsoft.com/office/thememl/2012/main" xmlns="" name="Office Theme" id="{62F939B6-93AF-4DB8-9C6B-D6C7DFDC589F}" vid="{4A3C46E8-61CC-4603-A589-7422A47A8E4A}"/>
     </a:ext>
   </a:extLst>
 </a:theme>

--- a/IELTS Notes/Vocabulary of IELTS Test/Vocabulary of Listening Test.docx
+++ b/IELTS Notes/Vocabulary of IELTS Test/Vocabulary of Listening Test.docx
@@ -1310,58 +1310,24 @@
           <w:sz w:val="24"/>
           <w:szCs w:val="24"/>
         </w:rPr>
-        <w:t>/</w:t>
-      </w:r>
-      <w:r>
-        <w:rPr>
-          <w:rFonts w:ascii="Times New Roman" w:hAnsi="Times New Roman" w:cs="Times New Roman" w:hint="eastAsia"/>
-          <w:b/>
-          <w:bCs/>
-          <w:sz w:val="24"/>
-          <w:szCs w:val="24"/>
-        </w:rPr>
-        <w:t xml:space="preserve"> </w:t>
-      </w:r>
-      <w:r>
-        <w:rPr>
-          <w:rFonts w:ascii="Times New Roman" w:hAnsi="Times New Roman" w:cs="Times New Roman"/>
-          <w:bCs/>
-          <w:sz w:val="24"/>
-          <w:szCs w:val="24"/>
-        </w:rPr>
-        <w:br/>
-      </w:r>
-      <w:r>
-        <w:rPr>
-          <w:rFonts w:ascii="Times New Roman" w:hAnsi="Times New Roman" w:cs="Times New Roman" w:hint="eastAsia"/>
-          <w:sz w:val="24"/>
-          <w:szCs w:val="24"/>
-        </w:rPr>
-        <w:t>[</w:t>
-      </w:r>
-      <w:r>
-        <w:rPr>
-          <w:rFonts w:ascii="Times New Roman" w:hAnsi="Times New Roman" w:cs="Times New Roman" w:hint="eastAsia"/>
-          <w:sz w:val="24"/>
-          <w:szCs w:val="24"/>
-        </w:rPr>
-        <w:t>n.</w:t>
-      </w:r>
-      <w:r>
-        <w:rPr>
-          <w:rFonts w:ascii="Times New Roman" w:hAnsi="Times New Roman" w:cs="Times New Roman" w:hint="eastAsia"/>
-          <w:sz w:val="24"/>
-          <w:szCs w:val="24"/>
-        </w:rPr>
-        <w:t xml:space="preserve">] </w:t>
-      </w:r>
-      <w:r>
-        <w:rPr>
-          <w:rFonts w:ascii="Times New Roman" w:hAnsi="Times New Roman" w:cs="Times New Roman" w:hint="eastAsia"/>
-          <w:sz w:val="24"/>
-          <w:szCs w:val="24"/>
-        </w:rPr>
-        <w:t>a priest or other Christian minister who is responsible for the religious needs of people in a priosn, hospital, etc. or in armed forces.</w:t>
+        <w:t xml:space="preserve">/ </w:t>
+      </w:r>
+      <w:r>
+        <w:rPr>
+          <w:rFonts w:ascii="Times New Roman" w:hAnsi="Times New Roman" w:cs="Times New Roman"/>
+          <w:bCs/>
+          <w:sz w:val="24"/>
+          <w:szCs w:val="24"/>
+        </w:rPr>
+        <w:br/>
+      </w:r>
+      <w:r>
+        <w:rPr>
+          <w:rFonts w:ascii="Times New Roman" w:hAnsi="Times New Roman" w:cs="Times New Roman" w:hint="eastAsia"/>
+          <w:sz w:val="24"/>
+          <w:szCs w:val="24"/>
+        </w:rPr>
+        <w:t>[n.] a priest or other Christian minister who is responsible for the religious needs of people in a priosn, hospital, etc. or in armed forces.</w:t>
       </w:r>
       <w:r>
         <w:rPr>
@@ -1420,26 +1386,496 @@
     <w:p>
       <w:pPr>
         <w:rPr>
-          <w:rFonts w:ascii="Times New Roman" w:hAnsi="Times New Roman" w:cs="Times New Roman" w:hint="eastAsia"/>
-          <w:sz w:val="24"/>
-          <w:szCs w:val="24"/>
-        </w:rPr>
-      </w:pPr>
-      <w:r>
-        <w:rPr>
-          <w:rFonts w:ascii="Times New Roman" w:hAnsi="Times New Roman" w:cs="Times New Roman" w:hint="eastAsia"/>
-          <w:b/>
-          <w:bCs/>
-          <w:sz w:val="24"/>
-          <w:szCs w:val="24"/>
-        </w:rPr>
-        <w:t xml:space="preserve">in accordance with </w:t>
-      </w:r>
-      <w:r>
-        <w:rPr>
-          <w:rFonts w:ascii="Times New Roman" w:hAnsi="Times New Roman" w:cs="Times New Roman" w:hint="eastAsia"/>
-          <w:b/>
-          <w:bCs/>
+          <w:rFonts w:ascii="Times New Roman" w:hAnsi="Times New Roman" w:cs="Times New Roman"/>
+          <w:sz w:val="24"/>
+          <w:szCs w:val="24"/>
+        </w:rPr>
+      </w:pPr>
+      <w:r>
+        <w:rPr>
+          <w:rFonts w:ascii="Times New Roman" w:hAnsi="Times New Roman" w:cs="Times New Roman" w:hint="eastAsia"/>
+          <w:b/>
+          <w:bCs/>
+          <w:sz w:val="24"/>
+          <w:szCs w:val="24"/>
+        </w:rPr>
+        <w:t xml:space="preserve">in accordance with  </w:t>
+      </w:r>
+      <w:r>
+        <w:rPr>
+          <w:rFonts w:ascii="Times New Roman" w:hAnsi="Times New Roman" w:cs="Times New Roman"/>
+          <w:bCs/>
+          <w:sz w:val="24"/>
+          <w:szCs w:val="24"/>
+        </w:rPr>
+        <w:br/>
+      </w:r>
+      <w:r>
+        <w:rPr>
+          <w:rFonts w:ascii="Times New Roman" w:hAnsi="Times New Roman" w:cs="Times New Roman" w:hint="eastAsia"/>
+          <w:sz w:val="24"/>
+          <w:szCs w:val="24"/>
+        </w:rPr>
+        <w:t>[idiom] (</w:t>
+      </w:r>
+      <w:r>
+        <w:rPr>
+          <w:rFonts w:ascii="Times New Roman" w:hAnsi="Times New Roman" w:cs="Times New Roman" w:hint="eastAsia"/>
+          <w:i/>
+          <w:sz w:val="24"/>
+          <w:szCs w:val="24"/>
+        </w:rPr>
+        <w:t>formal</w:t>
+      </w:r>
+      <w:r>
+        <w:rPr>
+          <w:rFonts w:ascii="Times New Roman" w:hAnsi="Times New Roman" w:cs="Times New Roman" w:hint="eastAsia"/>
+          <w:sz w:val="24"/>
+          <w:szCs w:val="24"/>
+        </w:rPr>
+        <w:t>) according to a rule or the way that somebody says that something should be done.</w:t>
+      </w:r>
+      <w:r>
+        <w:rPr>
+          <w:rFonts w:ascii="Times New Roman" w:hAnsi="Times New Roman" w:cs="Times New Roman"/>
+          <w:sz w:val="24"/>
+          <w:szCs w:val="24"/>
+        </w:rPr>
+        <w:br/>
+      </w:r>
+      <w:r>
+        <w:rPr>
+          <w:rFonts w:ascii="Times New Roman" w:hAnsi="Times New Roman" w:cs="Times New Roman" w:hint="eastAsia"/>
+          <w:sz w:val="24"/>
+          <w:szCs w:val="24"/>
+        </w:rPr>
+        <w:t>in accordance with legal requirements.</w:t>
+      </w:r>
+    </w:p>
+    <w:p>
+      <w:pPr>
+        <w:rPr>
+          <w:rFonts w:ascii="Times New Roman" w:hAnsi="Times New Roman" w:cs="Times New Roman"/>
+          <w:sz w:val="24"/>
+          <w:szCs w:val="24"/>
+        </w:rPr>
+      </w:pPr>
+      <w:r>
+        <w:rPr>
+          <w:rFonts w:ascii="Times New Roman" w:hAnsi="Times New Roman" w:cs="Times New Roman" w:hint="eastAsia"/>
+          <w:b/>
+          <w:sz w:val="24"/>
+          <w:szCs w:val="24"/>
+        </w:rPr>
+        <w:t>serial</w:t>
+      </w:r>
+      <w:r>
+        <w:rPr>
+          <w:rFonts w:ascii="Times New Roman" w:hAnsi="Times New Roman" w:cs="Times New Roman"/>
+          <w:sz w:val="24"/>
+          <w:szCs w:val="24"/>
+        </w:rPr>
+        <w:br/>
+      </w:r>
+      <w:r>
+        <w:rPr>
+          <w:rFonts w:ascii="Times New Roman" w:hAnsi="Times New Roman" w:cs="Times New Roman" w:hint="eastAsia"/>
+          <w:sz w:val="24"/>
+          <w:szCs w:val="24"/>
+        </w:rPr>
+        <w:t>[n.] a stroy on televison or the radio, or a magazine, that is boradcast or published in serval seperate parts.</w:t>
+      </w:r>
+      <w:r>
+        <w:rPr>
+          <w:rFonts w:ascii="Times New Roman" w:hAnsi="Times New Roman" w:cs="Times New Roman" w:hint="eastAsia"/>
+          <w:sz w:val="24"/>
+          <w:szCs w:val="24"/>
+        </w:rPr>
+        <w:t xml:space="preserve">  (</w:t>
+      </w:r>
+      <w:r>
+        <w:rPr>
+          <w:rFonts w:ascii="Times New Roman" w:hAnsi="Times New Roman" w:cs="Times New Roman" w:hint="eastAsia"/>
+          <w:i/>
+          <w:sz w:val="24"/>
+          <w:szCs w:val="24"/>
+        </w:rPr>
+        <w:t>compare</w:t>
+      </w:r>
+      <w:r>
+        <w:rPr>
+          <w:rFonts w:ascii="Times New Roman" w:hAnsi="Times New Roman" w:cs="Times New Roman" w:hint="eastAsia"/>
+          <w:sz w:val="24"/>
+          <w:szCs w:val="24"/>
+        </w:rPr>
+        <w:t xml:space="preserve">) </w:t>
+      </w:r>
+      <w:r>
+        <w:rPr>
+          <w:rFonts w:ascii="Times New Roman" w:hAnsi="Times New Roman" w:cs="Times New Roman" w:hint="eastAsia"/>
+          <w:b/>
+          <w:sz w:val="24"/>
+          <w:szCs w:val="24"/>
+        </w:rPr>
+        <w:t>series</w:t>
+      </w:r>
+      <w:r>
+        <w:rPr>
+          <w:rFonts w:ascii="Times New Roman" w:hAnsi="Times New Roman" w:cs="Times New Roman"/>
+          <w:sz w:val="24"/>
+          <w:szCs w:val="24"/>
+        </w:rPr>
+        <w:br/>
+      </w:r>
+      <w:r>
+        <w:rPr>
+          <w:rFonts w:ascii="Times New Roman" w:hAnsi="Times New Roman" w:cs="Times New Roman" w:hint="eastAsia"/>
+          <w:sz w:val="24"/>
+          <w:szCs w:val="24"/>
+        </w:rPr>
+        <w:t>e.g. crime serials</w:t>
+      </w:r>
+      <w:r>
+        <w:rPr>
+          <w:rFonts w:ascii="Times New Roman" w:hAnsi="Times New Roman" w:cs="Times New Roman"/>
+          <w:sz w:val="24"/>
+          <w:szCs w:val="24"/>
+        </w:rPr>
+        <w:br/>
+      </w:r>
+      <w:r>
+        <w:rPr>
+          <w:rFonts w:ascii="Times New Roman" w:hAnsi="Times New Roman" w:cs="Times New Roman" w:hint="eastAsia"/>
+          <w:sz w:val="24"/>
+          <w:szCs w:val="24"/>
+        </w:rPr>
+        <w:t xml:space="preserve">[adj.] </w:t>
+      </w:r>
+      <w:r>
+        <w:rPr>
+          <w:rFonts w:ascii="Times New Roman" w:hAnsi="Times New Roman" w:cs="Times New Roman"/>
+          <w:sz w:val="24"/>
+          <w:szCs w:val="24"/>
+        </w:rPr>
+        <w:br/>
+      </w:r>
+      <w:r>
+        <w:rPr>
+          <w:rFonts w:ascii="Times New Roman" w:hAnsi="Times New Roman" w:cs="Times New Roman" w:hint="eastAsia"/>
+          <w:sz w:val="24"/>
+          <w:szCs w:val="24"/>
+        </w:rPr>
+        <w:t>1, arranged in series.</w:t>
+      </w:r>
+      <w:r>
+        <w:rPr>
+          <w:rFonts w:ascii="Times New Roman" w:hAnsi="Times New Roman" w:cs="Times New Roman"/>
+          <w:sz w:val="24"/>
+          <w:szCs w:val="24"/>
+        </w:rPr>
+        <w:br/>
+      </w:r>
+      <w:r>
+        <w:rPr>
+          <w:rFonts w:ascii="Times New Roman" w:hAnsi="Times New Roman" w:cs="Times New Roman" w:hint="eastAsia"/>
+          <w:sz w:val="24"/>
+          <w:szCs w:val="24"/>
+        </w:rPr>
+        <w:t>2, doing the the same thing in the same way serval times.</w:t>
+      </w:r>
+      <w:r>
+        <w:rPr>
+          <w:rFonts w:ascii="Times New Roman" w:hAnsi="Times New Roman" w:cs="Times New Roman"/>
+          <w:sz w:val="24"/>
+          <w:szCs w:val="24"/>
+        </w:rPr>
+        <w:br/>
+      </w:r>
+      <w:r>
+        <w:rPr>
+          <w:rFonts w:ascii="Times New Roman" w:hAnsi="Times New Roman" w:cs="Times New Roman" w:hint="eastAsia"/>
+          <w:sz w:val="24"/>
+          <w:szCs w:val="24"/>
+        </w:rPr>
+        <w:t>a serial rapist.</w:t>
+      </w:r>
+    </w:p>
+    <w:p>
+      <w:pPr>
+        <w:rPr>
+          <w:rFonts w:ascii="Times New Roman" w:hAnsi="Times New Roman" w:cs="Times New Roman"/>
+          <w:sz w:val="24"/>
+          <w:szCs w:val="24"/>
+        </w:rPr>
+      </w:pPr>
+      <w:r>
+        <w:rPr>
+          <w:rFonts w:ascii="Times New Roman" w:hAnsi="Times New Roman" w:cs="Times New Roman" w:hint="eastAsia"/>
+          <w:b/>
+          <w:sz w:val="24"/>
+          <w:szCs w:val="24"/>
+        </w:rPr>
+        <w:t>concentration</w:t>
+      </w:r>
+      <w:r>
+        <w:rPr>
+          <w:rFonts w:ascii="Times New Roman" w:hAnsi="Times New Roman" w:cs="Times New Roman"/>
+          <w:sz w:val="24"/>
+          <w:szCs w:val="24"/>
+        </w:rPr>
+        <w:br/>
+      </w:r>
+      <w:r>
+        <w:rPr>
+          <w:rFonts w:ascii="Times New Roman" w:hAnsi="Times New Roman" w:cs="Times New Roman" w:hint="eastAsia"/>
+          <w:sz w:val="24"/>
+          <w:szCs w:val="24"/>
+        </w:rPr>
+        <w:t>1. [U.] the ability to concentrate.</w:t>
+      </w:r>
+      <w:r>
+        <w:rPr>
+          <w:rFonts w:ascii="Times New Roman" w:hAnsi="Times New Roman" w:cs="Times New Roman"/>
+          <w:sz w:val="24"/>
+          <w:szCs w:val="24"/>
+        </w:rPr>
+        <w:br/>
+      </w:r>
+      <w:r>
+        <w:rPr>
+          <w:rFonts w:ascii="Times New Roman" w:hAnsi="Times New Roman" w:cs="Times New Roman" w:hint="eastAsia"/>
+          <w:sz w:val="24"/>
+          <w:szCs w:val="24"/>
+        </w:rPr>
+        <w:t>2. [C.U.] the amount of a substance in a liquid or in another substance.  (</w:t>
+      </w:r>
+      <w:r>
+        <w:rPr>
+          <w:rFonts w:ascii="Times New Roman" w:hAnsi="Times New Roman" w:cs="Times New Roman" w:hint="eastAsia"/>
+          <w:sz w:val="24"/>
+          <w:szCs w:val="24"/>
+        </w:rPr>
+        <w:t>浓度含量</w:t>
+      </w:r>
+      <w:r>
+        <w:rPr>
+          <w:rFonts w:ascii="Times New Roman" w:hAnsi="Times New Roman" w:cs="Times New Roman" w:hint="eastAsia"/>
+          <w:sz w:val="24"/>
+          <w:szCs w:val="24"/>
+        </w:rPr>
+        <w:t>)</w:t>
+      </w:r>
+      <w:r>
+        <w:rPr>
+          <w:rFonts w:ascii="Times New Roman" w:hAnsi="Times New Roman" w:cs="Times New Roman"/>
+          <w:sz w:val="24"/>
+          <w:szCs w:val="24"/>
+        </w:rPr>
+        <w:br/>
+      </w:r>
+      <w:r>
+        <w:rPr>
+          <w:rFonts w:ascii="Times New Roman" w:hAnsi="Times New Roman" w:cs="Times New Roman" w:hint="eastAsia"/>
+          <w:sz w:val="24"/>
+          <w:szCs w:val="24"/>
+        </w:rPr>
+        <w:t xml:space="preserve">glucose concentrations in the blood. </w:t>
+      </w:r>
+    </w:p>
+    <w:p>
+      <w:pPr>
+        <w:rPr>
+          <w:rFonts w:ascii="Times New Roman" w:hAnsi="Times New Roman" w:cs="Times New Roman"/>
+          <w:sz w:val="24"/>
+          <w:szCs w:val="24"/>
+        </w:rPr>
+      </w:pPr>
+      <w:r>
+        <w:rPr>
+          <w:rFonts w:ascii="Times New Roman" w:hAnsi="Times New Roman" w:cs="Times New Roman" w:hint="eastAsia"/>
+          <w:b/>
+          <w:sz w:val="24"/>
+          <w:szCs w:val="24"/>
+        </w:rPr>
+        <w:t>loophole</w:t>
+      </w:r>
+      <w:r>
+        <w:rPr>
+          <w:rFonts w:ascii="Times New Roman" w:hAnsi="Times New Roman" w:cs="Times New Roman"/>
+          <w:sz w:val="24"/>
+          <w:szCs w:val="24"/>
+        </w:rPr>
+        <w:br/>
+      </w:r>
+      <w:r>
+        <w:rPr>
+          <w:rFonts w:ascii="Times New Roman" w:hAnsi="Times New Roman" w:cs="Times New Roman" w:hint="eastAsia"/>
+          <w:sz w:val="24"/>
+          <w:szCs w:val="24"/>
+        </w:rPr>
+        <w:t>[n.] a mistake in a law, contract, et. that allow somebody to circumvent it to legally do something bad.</w:t>
+      </w:r>
+    </w:p>
+    <w:p>
+      <w:pPr>
+        <w:outlineLvl w:val="2"/>
+        <w:rPr>
+          <w:rFonts w:ascii="Times New Roman" w:hAnsi="Times New Roman" w:cs="Times New Roman"/>
+          <w:b/>
+          <w:bCs/>
+          <w:i/>
+          <w:iCs/>
+          <w:sz w:val="24"/>
+          <w:szCs w:val="24"/>
+        </w:rPr>
+      </w:pPr>
+      <w:r>
+        <w:rPr>
+          <w:rFonts w:ascii="Times New Roman" w:hAnsi="Times New Roman" w:cs="Times New Roman"/>
+          <w:b/>
+          <w:bCs/>
+          <w:sz w:val="28"/>
+          <w:szCs w:val="28"/>
+        </w:rPr>
+        <w:t xml:space="preserve">Test </w:t>
+      </w:r>
+      <w:r>
+        <w:rPr>
+          <w:rFonts w:ascii="Times New Roman" w:hAnsi="Times New Roman" w:cs="Times New Roman" w:hint="eastAsia"/>
+          <w:b/>
+          <w:bCs/>
+          <w:sz w:val="28"/>
+          <w:szCs w:val="28"/>
+        </w:rPr>
+        <w:t>3</w:t>
+      </w:r>
+    </w:p>
+    <w:p>
+      <w:pPr>
+        <w:rPr>
+          <w:rFonts w:ascii="Times New Roman" w:hAnsi="Times New Roman" w:cs="Times New Roman"/>
+          <w:b/>
+          <w:bCs/>
+          <w:i/>
+          <w:iCs/>
+          <w:sz w:val="24"/>
+          <w:szCs w:val="24"/>
+        </w:rPr>
+      </w:pPr>
+      <w:r>
+        <w:rPr>
+          <w:rFonts w:ascii="Times New Roman" w:hAnsi="Times New Roman" w:cs="Times New Roman"/>
+          <w:b/>
+          <w:bCs/>
+          <w:i/>
+          <w:iCs/>
+          <w:sz w:val="24"/>
+          <w:szCs w:val="24"/>
+        </w:rPr>
+        <w:t xml:space="preserve">Section </w:t>
+      </w:r>
+      <w:r>
+        <w:rPr>
+          <w:rFonts w:ascii="Times New Roman" w:hAnsi="Times New Roman" w:cs="Times New Roman" w:hint="eastAsia"/>
+          <w:b/>
+          <w:bCs/>
+          <w:i/>
+          <w:iCs/>
+          <w:sz w:val="24"/>
+          <w:szCs w:val="24"/>
+        </w:rPr>
+        <w:t>1</w:t>
+      </w:r>
+    </w:p>
+    <w:p>
+      <w:pPr>
+        <w:rPr>
+          <w:rFonts w:ascii="Times New Roman" w:hAnsi="Times New Roman" w:cs="Times New Roman" w:hint="eastAsia"/>
+          <w:sz w:val="24"/>
+          <w:szCs w:val="24"/>
+        </w:rPr>
+      </w:pPr>
+      <w:r>
+        <w:rPr>
+          <w:rFonts w:ascii="Times New Roman" w:hAnsi="Times New Roman" w:cs="Times New Roman" w:hint="eastAsia"/>
+          <w:b/>
+          <w:bCs/>
+          <w:sz w:val="24"/>
+          <w:szCs w:val="24"/>
+        </w:rPr>
+        <w:lastRenderedPageBreak/>
+        <w:t xml:space="preserve">particular </w:t>
+      </w:r>
+      <w:r>
+        <w:rPr>
+          <w:rFonts w:ascii="Times New Roman" w:hAnsi="Times New Roman" w:cs="Times New Roman"/>
+          <w:bCs/>
+          <w:sz w:val="24"/>
+          <w:szCs w:val="24"/>
+        </w:rPr>
+        <w:br/>
+      </w:r>
+      <w:r>
+        <w:rPr>
+          <w:rFonts w:ascii="Times New Roman" w:hAnsi="Times New Roman" w:cs="Times New Roman" w:hint="eastAsia"/>
+          <w:sz w:val="24"/>
+          <w:szCs w:val="24"/>
+        </w:rPr>
+        <w:t xml:space="preserve">[n.C.] </w:t>
+      </w:r>
+      <w:r>
+        <w:rPr>
+          <w:rFonts w:ascii="Times New Roman" w:hAnsi="Times New Roman" w:cs="Times New Roman" w:hint="eastAsia"/>
+          <w:sz w:val="24"/>
+          <w:szCs w:val="24"/>
+        </w:rPr>
+        <w:t>(</w:t>
+      </w:r>
+      <w:r>
+        <w:rPr>
+          <w:rFonts w:ascii="Times New Roman" w:hAnsi="Times New Roman" w:cs="Times New Roman" w:hint="eastAsia"/>
+          <w:i/>
+          <w:sz w:val="24"/>
+          <w:szCs w:val="24"/>
+        </w:rPr>
+        <w:t>formal</w:t>
+      </w:r>
+      <w:r>
+        <w:rPr>
+          <w:rFonts w:ascii="Times New Roman" w:hAnsi="Times New Roman" w:cs="Times New Roman" w:hint="eastAsia"/>
+          <w:sz w:val="24"/>
+          <w:szCs w:val="24"/>
+        </w:rPr>
+        <w:t xml:space="preserve">) </w:t>
+      </w:r>
+      <w:r>
+        <w:rPr>
+          <w:rFonts w:ascii="Times New Roman" w:hAnsi="Times New Roman" w:cs="Times New Roman" w:hint="eastAsia"/>
+          <w:sz w:val="24"/>
+          <w:szCs w:val="24"/>
+        </w:rPr>
+        <w:t>(</w:t>
+      </w:r>
+      <w:r>
+        <w:rPr>
+          <w:rFonts w:ascii="Times New Roman" w:hAnsi="Times New Roman" w:cs="Times New Roman" w:hint="eastAsia"/>
+          <w:i/>
+          <w:sz w:val="24"/>
+          <w:szCs w:val="24"/>
+        </w:rPr>
+        <w:t>usually plural</w:t>
+      </w:r>
+      <w:r>
+        <w:rPr>
+          <w:rFonts w:ascii="Times New Roman" w:hAnsi="Times New Roman" w:cs="Times New Roman" w:hint="eastAsia"/>
+          <w:sz w:val="24"/>
+          <w:szCs w:val="24"/>
+        </w:rPr>
+        <w:t>)</w:t>
+      </w:r>
+      <w:r>
+        <w:rPr>
+          <w:rFonts w:ascii="Times New Roman" w:hAnsi="Times New Roman" w:cs="Times New Roman" w:hint="eastAsia"/>
           <w:sz w:val="24"/>
           <w:szCs w:val="24"/>
         </w:rPr>
@@ -1447,307 +1883,27 @@
       </w:r>
       <w:r>
         <w:rPr>
-          <w:rFonts w:ascii="Times New Roman" w:hAnsi="Times New Roman" w:cs="Times New Roman"/>
-          <w:bCs/>
-          <w:sz w:val="24"/>
-          <w:szCs w:val="24"/>
-        </w:rPr>
-        <w:br/>
-      </w:r>
-      <w:r>
-        <w:rPr>
-          <w:rFonts w:ascii="Times New Roman" w:hAnsi="Times New Roman" w:cs="Times New Roman" w:hint="eastAsia"/>
-          <w:sz w:val="24"/>
-          <w:szCs w:val="24"/>
-        </w:rPr>
-        <w:t>[</w:t>
-      </w:r>
-      <w:r>
-        <w:rPr>
-          <w:rFonts w:ascii="Times New Roman" w:hAnsi="Times New Roman" w:cs="Times New Roman" w:hint="eastAsia"/>
-          <w:sz w:val="24"/>
-          <w:szCs w:val="24"/>
-        </w:rPr>
-        <w:t>idiom</w:t>
-      </w:r>
-      <w:r>
-        <w:rPr>
-          <w:rFonts w:ascii="Times New Roman" w:hAnsi="Times New Roman" w:cs="Times New Roman" w:hint="eastAsia"/>
-          <w:sz w:val="24"/>
-          <w:szCs w:val="24"/>
-        </w:rPr>
-        <w:t xml:space="preserve">] </w:t>
-      </w:r>
-      <w:r>
-        <w:rPr>
-          <w:rFonts w:ascii="Times New Roman" w:hAnsi="Times New Roman" w:cs="Times New Roman" w:hint="eastAsia"/>
-          <w:sz w:val="24"/>
-          <w:szCs w:val="24"/>
-        </w:rPr>
-        <w:t>(</w:t>
-      </w:r>
-      <w:r>
-        <w:rPr>
-          <w:rFonts w:ascii="Times New Roman" w:hAnsi="Times New Roman" w:cs="Times New Roman" w:hint="eastAsia"/>
-          <w:i/>
-          <w:sz w:val="24"/>
-          <w:szCs w:val="24"/>
-        </w:rPr>
-        <w:t>formal</w:t>
-      </w:r>
-      <w:r>
-        <w:rPr>
-          <w:rFonts w:ascii="Times New Roman" w:hAnsi="Times New Roman" w:cs="Times New Roman" w:hint="eastAsia"/>
-          <w:sz w:val="24"/>
-          <w:szCs w:val="24"/>
-        </w:rPr>
-        <w:t>) according to a rule or the way that somebody says that something should be done.</w:t>
-      </w:r>
-      <w:r>
-        <w:rPr>
-          <w:rFonts w:ascii="Times New Roman" w:hAnsi="Times New Roman" w:cs="Times New Roman"/>
-          <w:sz w:val="24"/>
-          <w:szCs w:val="24"/>
-        </w:rPr>
-        <w:br/>
-      </w:r>
-      <w:r>
-        <w:rPr>
-          <w:rFonts w:ascii="Times New Roman" w:hAnsi="Times New Roman" w:cs="Times New Roman" w:hint="eastAsia"/>
-          <w:sz w:val="24"/>
-          <w:szCs w:val="24"/>
-        </w:rPr>
-        <w:t>in accordance with legal requirements.</w:t>
-      </w:r>
-    </w:p>
-    <w:p>
-      <w:pPr>
-        <w:rPr>
-          <w:rFonts w:ascii="Times New Roman" w:hAnsi="Times New Roman" w:cs="Times New Roman" w:hint="eastAsia"/>
-          <w:sz w:val="24"/>
-          <w:szCs w:val="24"/>
-        </w:rPr>
-      </w:pPr>
-      <w:r>
-        <w:rPr>
-          <w:rFonts w:ascii="Times New Roman" w:hAnsi="Times New Roman" w:cs="Times New Roman" w:hint="eastAsia"/>
-          <w:b/>
-          <w:sz w:val="24"/>
-          <w:szCs w:val="24"/>
-        </w:rPr>
-        <w:t>serial</w:t>
-      </w:r>
-      <w:r>
-        <w:rPr>
-          <w:rFonts w:ascii="Times New Roman" w:hAnsi="Times New Roman" w:cs="Times New Roman"/>
-          <w:sz w:val="24"/>
-          <w:szCs w:val="24"/>
-        </w:rPr>
-        <w:br/>
-      </w:r>
-      <w:r>
-        <w:rPr>
-          <w:rFonts w:ascii="Times New Roman" w:hAnsi="Times New Roman" w:cs="Times New Roman" w:hint="eastAsia"/>
-          <w:sz w:val="24"/>
-          <w:szCs w:val="24"/>
-        </w:rPr>
-        <w:t>[n.] a stroy on televison or the radio, or a magazine, that is boradcast or published in serval seperate parts.</w:t>
-      </w:r>
-      <w:r>
-        <w:rPr>
-          <w:rFonts w:ascii="Times New Roman" w:hAnsi="Times New Roman" w:cs="Times New Roman" w:hint="eastAsia"/>
-          <w:sz w:val="24"/>
-          <w:szCs w:val="24"/>
-        </w:rPr>
-        <w:t xml:space="preserve">  (</w:t>
-      </w:r>
-      <w:r>
-        <w:rPr>
-          <w:rFonts w:ascii="Times New Roman" w:hAnsi="Times New Roman" w:cs="Times New Roman" w:hint="eastAsia"/>
-          <w:i/>
-          <w:sz w:val="24"/>
-          <w:szCs w:val="24"/>
-        </w:rPr>
-        <w:t>compare</w:t>
-      </w:r>
-      <w:r>
-        <w:rPr>
-          <w:rFonts w:ascii="Times New Roman" w:hAnsi="Times New Roman" w:cs="Times New Roman" w:hint="eastAsia"/>
-          <w:sz w:val="24"/>
-          <w:szCs w:val="24"/>
-        </w:rPr>
-        <w:t xml:space="preserve">) </w:t>
-      </w:r>
-      <w:r>
-        <w:rPr>
-          <w:rFonts w:ascii="Times New Roman" w:hAnsi="Times New Roman" w:cs="Times New Roman" w:hint="eastAsia"/>
-          <w:b/>
-          <w:sz w:val="24"/>
-          <w:szCs w:val="24"/>
-        </w:rPr>
-        <w:t>series</w:t>
-      </w:r>
-      <w:r>
-        <w:rPr>
-          <w:rFonts w:ascii="Times New Roman" w:hAnsi="Times New Roman" w:cs="Times New Roman"/>
-          <w:sz w:val="24"/>
-          <w:szCs w:val="24"/>
-        </w:rPr>
-        <w:br/>
-      </w:r>
-      <w:r>
-        <w:rPr>
-          <w:rFonts w:ascii="Times New Roman" w:hAnsi="Times New Roman" w:cs="Times New Roman" w:hint="eastAsia"/>
-          <w:sz w:val="24"/>
-          <w:szCs w:val="24"/>
-        </w:rPr>
-        <w:t>e.g. crime serials</w:t>
-      </w:r>
-      <w:r>
-        <w:rPr>
-          <w:rFonts w:ascii="Times New Roman" w:hAnsi="Times New Roman" w:cs="Times New Roman"/>
-          <w:sz w:val="24"/>
-          <w:szCs w:val="24"/>
-        </w:rPr>
-        <w:br/>
-      </w:r>
-      <w:r>
-        <w:rPr>
-          <w:rFonts w:ascii="Times New Roman" w:hAnsi="Times New Roman" w:cs="Times New Roman" w:hint="eastAsia"/>
-          <w:sz w:val="24"/>
-          <w:szCs w:val="24"/>
-        </w:rPr>
-        <w:t xml:space="preserve">[adj.] </w:t>
-      </w:r>
-      <w:r>
-        <w:rPr>
-          <w:rFonts w:ascii="Times New Roman" w:hAnsi="Times New Roman" w:cs="Times New Roman"/>
-          <w:sz w:val="24"/>
-          <w:szCs w:val="24"/>
-        </w:rPr>
-        <w:br/>
-      </w:r>
-      <w:r>
-        <w:rPr>
-          <w:rFonts w:ascii="Times New Roman" w:hAnsi="Times New Roman" w:cs="Times New Roman" w:hint="eastAsia"/>
-          <w:sz w:val="24"/>
-          <w:szCs w:val="24"/>
-        </w:rPr>
-        <w:t>1, arranged in series.</w:t>
-      </w:r>
-      <w:r>
-        <w:rPr>
-          <w:rFonts w:ascii="Times New Roman" w:hAnsi="Times New Roman" w:cs="Times New Roman"/>
-          <w:sz w:val="24"/>
-          <w:szCs w:val="24"/>
-        </w:rPr>
-        <w:br/>
-      </w:r>
-      <w:r>
-        <w:rPr>
-          <w:rFonts w:ascii="Times New Roman" w:hAnsi="Times New Roman" w:cs="Times New Roman" w:hint="eastAsia"/>
-          <w:sz w:val="24"/>
-          <w:szCs w:val="24"/>
-        </w:rPr>
-        <w:t>2, doing the the same thing in the same way serval times.</w:t>
-      </w:r>
-      <w:r>
-        <w:rPr>
-          <w:rFonts w:ascii="Times New Roman" w:hAnsi="Times New Roman" w:cs="Times New Roman"/>
-          <w:sz w:val="24"/>
-          <w:szCs w:val="24"/>
-        </w:rPr>
-        <w:br/>
-      </w:r>
-      <w:r>
-        <w:rPr>
-          <w:rFonts w:ascii="Times New Roman" w:hAnsi="Times New Roman" w:cs="Times New Roman" w:hint="eastAsia"/>
-          <w:sz w:val="24"/>
-          <w:szCs w:val="24"/>
-        </w:rPr>
-        <w:t>a serial rapist.</w:t>
-      </w:r>
-    </w:p>
-    <w:p>
-      <w:pPr>
-        <w:rPr>
-          <w:rFonts w:ascii="Times New Roman" w:hAnsi="Times New Roman" w:cs="Times New Roman" w:hint="eastAsia"/>
-          <w:sz w:val="24"/>
-          <w:szCs w:val="24"/>
-        </w:rPr>
-      </w:pPr>
-      <w:r>
-        <w:rPr>
-          <w:rFonts w:ascii="Times New Roman" w:hAnsi="Times New Roman" w:cs="Times New Roman" w:hint="eastAsia"/>
-          <w:b/>
-          <w:sz w:val="24"/>
-          <w:szCs w:val="24"/>
-        </w:rPr>
-        <w:t>concentration</w:t>
-      </w:r>
-      <w:r>
-        <w:rPr>
-          <w:rFonts w:ascii="Times New Roman" w:hAnsi="Times New Roman" w:cs="Times New Roman"/>
-          <w:sz w:val="24"/>
-          <w:szCs w:val="24"/>
-        </w:rPr>
-        <w:br/>
-      </w:r>
-      <w:r>
-        <w:rPr>
-          <w:rFonts w:ascii="Times New Roman" w:hAnsi="Times New Roman" w:cs="Times New Roman" w:hint="eastAsia"/>
-          <w:sz w:val="24"/>
-          <w:szCs w:val="24"/>
-        </w:rPr>
-        <w:t>1. [U.] the ability to concentrate.</w:t>
-      </w:r>
-      <w:r>
-        <w:rPr>
-          <w:rFonts w:ascii="Times New Roman" w:hAnsi="Times New Roman" w:cs="Times New Roman"/>
-          <w:sz w:val="24"/>
-          <w:szCs w:val="24"/>
-        </w:rPr>
-        <w:br/>
-      </w:r>
-      <w:r>
-        <w:rPr>
-          <w:rFonts w:ascii="Times New Roman" w:hAnsi="Times New Roman" w:cs="Times New Roman" w:hint="eastAsia"/>
-          <w:sz w:val="24"/>
-          <w:szCs w:val="24"/>
-        </w:rPr>
-        <w:t>2. [C.U.] the amount of a substance in a liquid or in another substance.  (</w:t>
-      </w:r>
-      <w:r>
-        <w:rPr>
-          <w:rFonts w:ascii="Times New Roman" w:hAnsi="Times New Roman" w:cs="Times New Roman" w:hint="eastAsia"/>
-          <w:sz w:val="24"/>
-          <w:szCs w:val="24"/>
-        </w:rPr>
-        <w:t>浓度含量</w:t>
-      </w:r>
-      <w:r>
-        <w:rPr>
-          <w:rFonts w:ascii="Times New Roman" w:hAnsi="Times New Roman" w:cs="Times New Roman" w:hint="eastAsia"/>
-          <w:sz w:val="24"/>
-          <w:szCs w:val="24"/>
-        </w:rPr>
-        <w:t>)</w:t>
-      </w:r>
-      <w:r>
-        <w:rPr>
-          <w:rFonts w:ascii="Times New Roman" w:hAnsi="Times New Roman" w:cs="Times New Roman"/>
-          <w:sz w:val="24"/>
-          <w:szCs w:val="24"/>
-        </w:rPr>
-        <w:br/>
-      </w:r>
-      <w:r>
-        <w:rPr>
-          <w:rFonts w:ascii="Times New Roman" w:hAnsi="Times New Roman" w:cs="Times New Roman" w:hint="eastAsia"/>
-          <w:sz w:val="24"/>
-          <w:szCs w:val="24"/>
-        </w:rPr>
-        <w:t xml:space="preserve">glucose concentrations in the blood. </w:t>
+          <w:rFonts w:ascii="Times New Roman" w:hAnsi="Times New Roman" w:cs="Times New Roman" w:hint="eastAsia"/>
+          <w:sz w:val="24"/>
+          <w:szCs w:val="24"/>
+        </w:rPr>
+        <w:t>a fact or detail, especially one that is officially written down.</w:t>
+      </w:r>
+      <w:r>
+        <w:rPr>
+          <w:rFonts w:ascii="Times New Roman" w:hAnsi="Times New Roman" w:cs="Times New Roman"/>
+          <w:sz w:val="24"/>
+          <w:szCs w:val="24"/>
+        </w:rPr>
+        <w:br/>
+      </w:r>
+      <w:r>
+        <w:rPr>
+          <w:rFonts w:ascii="Times New Roman" w:hAnsi="Times New Roman" w:cs="Times New Roman" w:hint="eastAsia"/>
+          <w:sz w:val="24"/>
+          <w:szCs w:val="24"/>
+        </w:rPr>
+        <w:t>The police officer took down all the particulars of burglary.</w:t>
       </w:r>
     </w:p>
     <w:p>
@@ -1766,7 +1922,7 @@
           <w:sz w:val="24"/>
           <w:szCs w:val="24"/>
         </w:rPr>
-        <w:t>loophole</w:t>
+        <w:t>twin room</w:t>
       </w:r>
       <w:bookmarkEnd w:id="0"/>
       <w:r>
@@ -1783,17 +1939,8 @@
           <w:sz w:val="24"/>
           <w:szCs w:val="24"/>
         </w:rPr>
-        <w:t>[n.] a mistake in a law, contract, et. that allow somebody to circumvent it to legally do something bad.</w:t>
-      </w:r>
-    </w:p>
-    <w:p>
-      <w:pPr>
-        <w:rPr>
-          <w:rFonts w:ascii="华文宋体" w:eastAsia="华文宋体" w:hAnsi="华文宋体" w:cs="Times New Roman"/>
-          <w:sz w:val="24"/>
-          <w:szCs w:val="24"/>
-        </w:rPr>
-      </w:pPr>
+        <w:t>[] a room has two single beds</w:t>
+      </w:r>
     </w:p>
     <w:p>
       <w:pPr>
@@ -1836,7 +1983,6 @@
           <w:sz w:val="28"/>
           <w:szCs w:val="28"/>
         </w:rPr>
-        <w:lastRenderedPageBreak/>
         <w:t>Test 1</w:t>
       </w:r>
     </w:p>
@@ -2514,7 +2660,6 @@
           <w:b/>
           <w:bCs/>
         </w:rPr>
-        <w:lastRenderedPageBreak/>
         <w:t>booklet</w:t>
       </w:r>
       <w:r>
@@ -3176,6 +3321,7 @@
           <w:sz w:val="24"/>
           <w:szCs w:val="24"/>
         </w:rPr>
+        <w:lastRenderedPageBreak/>
         <w:t>liaise</w:t>
       </w:r>
       <w:r>
@@ -3420,7 +3566,6 @@
           <w:sz w:val="24"/>
           <w:szCs w:val="24"/>
         </w:rPr>
-        <w:lastRenderedPageBreak/>
         <w:t>exceed</w:t>
       </w:r>
       <w:r>
@@ -4452,6 +4597,7 @@
           <w:sz w:val="24"/>
           <w:szCs w:val="24"/>
         </w:rPr>
+        <w:lastRenderedPageBreak/>
         <w:t>a foregone conclusion</w:t>
       </w:r>
       <w:r>
@@ -4574,7 +4720,6 @@
           <w:sz w:val="24"/>
           <w:szCs w:val="24"/>
         </w:rPr>
-        <w:lastRenderedPageBreak/>
         <w:t>muddle</w:t>
       </w:r>
       <w:r>
@@ -5744,6 +5889,7 @@
           <w:sz w:val="24"/>
           <w:szCs w:val="24"/>
         </w:rPr>
+        <w:lastRenderedPageBreak/>
         <w:t>Provided you warn the refectory in advance, it won</w:t>
       </w:r>
       <w:r>
@@ -6683,6 +6829,7 @@
           <w:sz w:val="24"/>
           <w:szCs w:val="24"/>
         </w:rPr>
+        <w:lastRenderedPageBreak/>
         <w:t>mullioned</w:t>
       </w:r>
       <w:r>
@@ -6838,16 +6985,7 @@
           <w:sz w:val="24"/>
           <w:szCs w:val="24"/>
         </w:rPr>
-        <w:t xml:space="preserve">[n.C.] a flat, usually square, pieced of baked clay, carpet or other material that is used </w:t>
-      </w:r>
-      <w:r>
-        <w:rPr>
-          <w:rFonts w:ascii="Times New Roman" w:eastAsia="华文宋体" w:hAnsi="Times New Roman" w:cs="Times New Roman" w:hint="eastAsia"/>
-          <w:sz w:val="24"/>
-          <w:szCs w:val="24"/>
-        </w:rPr>
-        <w:lastRenderedPageBreak/>
-        <w:t>in rows for covering walls and floors.</w:t>
+        <w:t>[n.C.] a flat, usually square, pieced of baked clay, carpet or other material that is used in rows for covering walls and floors.</w:t>
       </w:r>
       <w:r>
         <w:rPr>
@@ -7382,6 +7520,7 @@
           <w:sz w:val="24"/>
           <w:szCs w:val="24"/>
         </w:rPr>
+        <w:lastRenderedPageBreak/>
         <w:t xml:space="preserve">viable </w:t>
       </w:r>
       <w:r>
@@ -7525,7 +7664,6 @@
           <w:sz w:val="24"/>
           <w:szCs w:val="24"/>
         </w:rPr>
-        <w:lastRenderedPageBreak/>
         <w:t>plough</w:t>
       </w:r>
       <w:r>
@@ -8380,7 +8518,6 @@
           <w:sz w:val="24"/>
           <w:szCs w:val="24"/>
         </w:rPr>
-        <w:lastRenderedPageBreak/>
         <w:t>overdue</w:t>
       </w:r>
       <w:r>

--- a/IELTS Notes/Vocabulary of IELTS Test/Vocabulary of Listening Test.docx
+++ b/IELTS Notes/Vocabulary of IELTS Test/Vocabulary of Listening Test.docx
@@ -1790,7 +1790,7 @@
     <w:p>
       <w:pPr>
         <w:rPr>
-          <w:rFonts w:ascii="Times New Roman" w:hAnsi="Times New Roman" w:cs="Times New Roman" w:hint="eastAsia"/>
+          <w:rFonts w:ascii="Times New Roman" w:hAnsi="Times New Roman" w:cs="Times New Roman"/>
           <w:sz w:val="24"/>
           <w:szCs w:val="24"/>
         </w:rPr>
@@ -1909,38 +1909,376 @@
     <w:p>
       <w:pPr>
         <w:rPr>
-          <w:rFonts w:ascii="Times New Roman" w:hAnsi="Times New Roman" w:cs="Times New Roman"/>
-          <w:sz w:val="24"/>
-          <w:szCs w:val="24"/>
-        </w:rPr>
-      </w:pPr>
+          <w:rFonts w:ascii="Times New Roman" w:hAnsi="Times New Roman" w:cs="Times New Roman" w:hint="eastAsia"/>
+          <w:sz w:val="24"/>
+          <w:szCs w:val="24"/>
+        </w:rPr>
+      </w:pPr>
+      <w:r>
+        <w:rPr>
+          <w:rFonts w:ascii="Times New Roman" w:hAnsi="Times New Roman" w:cs="Times New Roman" w:hint="eastAsia"/>
+          <w:b/>
+          <w:sz w:val="24"/>
+          <w:szCs w:val="24"/>
+        </w:rPr>
+        <w:t>twin room</w:t>
+      </w:r>
+      <w:r>
+        <w:rPr>
+          <w:rFonts w:ascii="Times New Roman" w:hAnsi="Times New Roman" w:cs="Times New Roman"/>
+          <w:sz w:val="24"/>
+          <w:szCs w:val="24"/>
+        </w:rPr>
+        <w:br/>
+      </w:r>
+      <w:r>
+        <w:rPr>
+          <w:rFonts w:ascii="Times New Roman" w:hAnsi="Times New Roman" w:cs="Times New Roman" w:hint="eastAsia"/>
+          <w:sz w:val="24"/>
+          <w:szCs w:val="24"/>
+        </w:rPr>
+        <w:t>[] a room has two single beds</w:t>
+      </w:r>
+    </w:p>
+    <w:p>
+      <w:pPr>
+        <w:rPr>
+          <w:rFonts w:ascii="Times New Roman" w:hAnsi="Times New Roman" w:cs="Times New Roman" w:hint="eastAsia"/>
+          <w:sz w:val="24"/>
+          <w:szCs w:val="24"/>
+        </w:rPr>
+      </w:pPr>
+    </w:p>
+    <w:p>
+      <w:pPr>
+        <w:rPr>
+          <w:rFonts w:ascii="Times New Roman" w:hAnsi="Times New Roman" w:cs="Times New Roman" w:hint="eastAsia"/>
+          <w:b/>
+          <w:bCs/>
+          <w:i/>
+          <w:iCs/>
+          <w:sz w:val="28"/>
+          <w:szCs w:val="24"/>
+        </w:rPr>
+      </w:pPr>
+      <w:r>
+        <w:rPr>
+          <w:rFonts w:ascii="Times New Roman" w:hAnsi="Times New Roman" w:cs="Times New Roman" w:hint="eastAsia"/>
+          <w:b/>
+          <w:bCs/>
+          <w:i/>
+          <w:iCs/>
+          <w:sz w:val="28"/>
+          <w:szCs w:val="24"/>
+        </w:rPr>
+        <w:t>S</w:t>
+      </w:r>
+      <w:r>
+        <w:rPr>
+          <w:rFonts w:ascii="Times New Roman" w:hAnsi="Times New Roman" w:cs="Times New Roman" w:hint="eastAsia"/>
+          <w:b/>
+          <w:bCs/>
+          <w:i/>
+          <w:iCs/>
+          <w:sz w:val="28"/>
+          <w:szCs w:val="24"/>
+        </w:rPr>
+        <w:t>ection 2</w:t>
+      </w:r>
+    </w:p>
+    <w:p>
+      <w:pPr>
+        <w:rPr>
+          <w:rFonts w:ascii="Times New Roman" w:hAnsi="Times New Roman" w:cs="Times New Roman" w:hint="eastAsia"/>
+          <w:sz w:val="24"/>
+          <w:szCs w:val="24"/>
+        </w:rPr>
+      </w:pPr>
+      <w:r>
+        <w:rPr>
+          <w:rFonts w:ascii="Times New Roman" w:hAnsi="Times New Roman" w:cs="Times New Roman" w:hint="eastAsia"/>
+          <w:b/>
+          <w:sz w:val="24"/>
+          <w:szCs w:val="24"/>
+        </w:rPr>
+        <w:t>what is in store</w:t>
+      </w:r>
+      <w:r>
+        <w:rPr>
+          <w:rFonts w:ascii="Times New Roman" w:hAnsi="Times New Roman" w:cs="Times New Roman"/>
+          <w:sz w:val="24"/>
+          <w:szCs w:val="24"/>
+        </w:rPr>
+        <w:br/>
+      </w:r>
+      <w:r>
+        <w:rPr>
+          <w:rFonts w:ascii="Times New Roman" w:hAnsi="Times New Roman" w:cs="Times New Roman" w:hint="eastAsia"/>
+          <w:sz w:val="24"/>
+          <w:szCs w:val="24"/>
+        </w:rPr>
+        <w:t>[idiom] that which is awaiting or ahead of; that which is going to happen</w:t>
+      </w:r>
+    </w:p>
+    <w:p>
+      <w:pPr>
+        <w:rPr>
+          <w:rFonts w:ascii="Times New Roman" w:hAnsi="Times New Roman" w:cs="Times New Roman" w:hint="eastAsia"/>
+          <w:sz w:val="24"/>
+          <w:szCs w:val="24"/>
+        </w:rPr>
+      </w:pPr>
+      <w:r>
+        <w:rPr>
+          <w:rFonts w:ascii="Times New Roman" w:hAnsi="Times New Roman" w:cs="Times New Roman" w:hint="eastAsia"/>
+          <w:b/>
+          <w:sz w:val="24"/>
+          <w:szCs w:val="24"/>
+        </w:rPr>
+        <w:t>sensational</w:t>
+      </w:r>
+      <w:r>
+        <w:rPr>
+          <w:rFonts w:ascii="Times New Roman" w:hAnsi="Times New Roman" w:cs="Times New Roman"/>
+          <w:sz w:val="24"/>
+          <w:szCs w:val="24"/>
+        </w:rPr>
+        <w:br/>
+      </w:r>
+      <w:r>
+        <w:rPr>
+          <w:rFonts w:ascii="Times New Roman" w:hAnsi="Times New Roman" w:cs="Times New Roman" w:hint="eastAsia"/>
+          <w:sz w:val="24"/>
+          <w:szCs w:val="24"/>
+        </w:rPr>
+        <w:t xml:space="preserve">1. </w:t>
+      </w:r>
+      <w:r>
+        <w:rPr>
+          <w:rFonts w:ascii="Times New Roman" w:hAnsi="Times New Roman" w:cs="Times New Roman" w:hint="eastAsia"/>
+          <w:sz w:val="24"/>
+          <w:szCs w:val="24"/>
+        </w:rPr>
+        <w:t>[adj.] causing great surprise, excitement, or interest.</w:t>
+      </w:r>
+      <w:r>
+        <w:rPr>
+          <w:rFonts w:ascii="Times New Roman" w:hAnsi="Times New Roman" w:cs="Times New Roman"/>
+          <w:sz w:val="24"/>
+          <w:szCs w:val="24"/>
+        </w:rPr>
+        <w:br/>
+      </w:r>
+      <w:r>
+        <w:rPr>
+          <w:rFonts w:ascii="Times New Roman" w:hAnsi="Times New Roman" w:cs="Times New Roman" w:hint="eastAsia"/>
+          <w:sz w:val="24"/>
+          <w:szCs w:val="24"/>
+        </w:rPr>
+        <w:t xml:space="preserve">The result was a sensational 4-1 vitory. </w:t>
+      </w:r>
+    </w:p>
+    <w:p>
+      <w:pPr>
+        <w:rPr>
+          <w:rFonts w:ascii="Times New Roman" w:hAnsi="Times New Roman" w:cs="Times New Roman" w:hint="eastAsia"/>
+          <w:sz w:val="24"/>
+          <w:szCs w:val="24"/>
+        </w:rPr>
+      </w:pPr>
+      <w:r>
+        <w:rPr>
+          <w:rFonts w:ascii="Times New Roman" w:hAnsi="Times New Roman" w:cs="Times New Roman" w:hint="eastAsia"/>
+          <w:sz w:val="24"/>
+          <w:szCs w:val="24"/>
+        </w:rPr>
+        <w:t>2. [adj.] (of newpaper, etc.) trying to get your interest by presenting facts or events as more worse or shocking than they really are.</w:t>
+      </w:r>
+      <w:r>
+        <w:rPr>
+          <w:rFonts w:ascii="Times New Roman" w:hAnsi="Times New Roman" w:cs="Times New Roman"/>
+          <w:sz w:val="24"/>
+          <w:szCs w:val="24"/>
+        </w:rPr>
+        <w:br/>
+      </w:r>
+      <w:r>
+        <w:rPr>
+          <w:rFonts w:ascii="Times New Roman" w:hAnsi="Times New Roman" w:cs="Times New Roman" w:hint="eastAsia"/>
+          <w:sz w:val="24"/>
+          <w:szCs w:val="24"/>
+        </w:rPr>
+        <w:t xml:space="preserve">e.g. sensational news stories. </w:t>
+      </w:r>
+    </w:p>
+    <w:p>
+      <w:pPr>
+        <w:rPr>
+          <w:rFonts w:ascii="Times New Roman" w:hAnsi="Times New Roman" w:cs="Times New Roman" w:hint="eastAsia"/>
+          <w:sz w:val="24"/>
+          <w:szCs w:val="24"/>
+        </w:rPr>
+      </w:pPr>
+      <w:r>
+        <w:rPr>
+          <w:rFonts w:ascii="Times New Roman" w:hAnsi="Times New Roman" w:cs="Times New Roman" w:hint="eastAsia"/>
+          <w:b/>
+          <w:sz w:val="24"/>
+          <w:szCs w:val="24"/>
+        </w:rPr>
+        <w:t>canvas</w:t>
+      </w:r>
+      <w:r>
+        <w:rPr>
+          <w:rFonts w:ascii="Times New Roman" w:hAnsi="Times New Roman" w:cs="Times New Roman" w:hint="eastAsia"/>
+          <w:b/>
+          <w:sz w:val="24"/>
+          <w:szCs w:val="24"/>
+        </w:rPr>
+        <w:t xml:space="preserve"> /</w:t>
+      </w:r>
+      <w:r>
+        <w:rPr>
+          <w:rFonts w:ascii="GWIPA" w:hAnsi="GWIPA" w:cs="Times New Roman"/>
+          <w:sz w:val="24"/>
+          <w:szCs w:val="24"/>
+        </w:rPr>
+        <w:t></w:t>
+      </w:r>
+      <w:r>
+        <w:rPr>
+          <w:rFonts w:ascii="GWIPA" w:hAnsi="GWIPA" w:cs="Times New Roman"/>
+          <w:sz w:val="24"/>
+          <w:szCs w:val="24"/>
+        </w:rPr>
+        <w:t></w:t>
+      </w:r>
+      <w:r>
+        <w:rPr>
+          <w:rFonts w:ascii="GWIPA" w:hAnsi="GWIPA" w:cs="Times New Roman"/>
+          <w:sz w:val="24"/>
+          <w:szCs w:val="24"/>
+        </w:rPr>
+        <w:t></w:t>
+      </w:r>
+      <w:r>
+        <w:rPr>
+          <w:rFonts w:ascii="GWIPA" w:hAnsi="GWIPA" w:cs="Times New Roman"/>
+          <w:sz w:val="24"/>
+          <w:szCs w:val="24"/>
+        </w:rPr>
+        <w:t></w:t>
+      </w:r>
+      <w:r>
+        <w:rPr>
+          <w:rFonts w:ascii="GWIPA" w:hAnsi="GWIPA" w:cs="Times New Roman"/>
+          <w:sz w:val="24"/>
+          <w:szCs w:val="24"/>
+        </w:rPr>
+        <w:t></w:t>
+      </w:r>
+      <w:r>
+        <w:rPr>
+          <w:rFonts w:ascii="GWIPA" w:hAnsi="GWIPA" w:cs="Times New Roman"/>
+          <w:sz w:val="24"/>
+          <w:szCs w:val="24"/>
+        </w:rPr>
+        <w:t></w:t>
+      </w:r>
+      <w:r>
+        <w:rPr>
+          <w:rFonts w:ascii="GWIPA" w:hAnsi="GWIPA" w:cs="Times New Roman"/>
+          <w:sz w:val="24"/>
+          <w:szCs w:val="24"/>
+        </w:rPr>
+        <w:t></w:t>
+      </w:r>
+      <w:r>
+        <w:rPr>
+          <w:rFonts w:ascii="Times New Roman" w:hAnsi="Times New Roman" w:cs="Times New Roman" w:hint="eastAsia"/>
+          <w:b/>
+          <w:sz w:val="24"/>
+          <w:szCs w:val="24"/>
+        </w:rPr>
+        <w:t>/</w:t>
+      </w:r>
+      <w:r>
+        <w:rPr>
+          <w:rFonts w:ascii="Times New Roman" w:hAnsi="Times New Roman" w:cs="Times New Roman"/>
+          <w:sz w:val="24"/>
+          <w:szCs w:val="24"/>
+        </w:rPr>
+        <w:br/>
+      </w:r>
+      <w:r>
+        <w:rPr>
+          <w:rFonts w:ascii="Times New Roman" w:hAnsi="Times New Roman" w:cs="Times New Roman" w:hint="eastAsia"/>
+          <w:sz w:val="24"/>
+          <w:szCs w:val="24"/>
+        </w:rPr>
+        <w:t xml:space="preserve">[n.] </w:t>
+      </w:r>
+      <w:r>
+        <w:rPr>
+          <w:rFonts w:ascii="Times New Roman" w:hAnsi="Times New Roman" w:cs="Times New Roman" w:hint="eastAsia"/>
+          <w:sz w:val="24"/>
+          <w:szCs w:val="24"/>
+        </w:rPr>
+        <w:t>帆布；画板</w:t>
+      </w:r>
+    </w:p>
+    <w:p>
+      <w:pPr>
+        <w:rPr>
+          <w:rFonts w:ascii="Times New Roman" w:hAnsi="Times New Roman" w:cs="Times New Roman"/>
+          <w:sz w:val="24"/>
+          <w:szCs w:val="24"/>
+        </w:rPr>
+      </w:pPr>
+      <w:r>
+        <w:rPr>
+          <w:rFonts w:ascii="Times New Roman" w:hAnsi="Times New Roman" w:cs="Times New Roman" w:hint="eastAsia"/>
+          <w:b/>
+          <w:sz w:val="24"/>
+          <w:szCs w:val="24"/>
+        </w:rPr>
+        <w:t>formation dancing</w:t>
+      </w:r>
+      <w:r>
+        <w:rPr>
+          <w:rFonts w:ascii="Times New Roman" w:hAnsi="Times New Roman" w:cs="Times New Roman"/>
+          <w:b/>
+          <w:sz w:val="24"/>
+          <w:szCs w:val="24"/>
+        </w:rPr>
+        <w:br/>
+      </w:r>
+      <w:r>
+        <w:rPr>
+          <w:rFonts w:ascii="Times New Roman" w:hAnsi="Times New Roman" w:cs="Times New Roman" w:hint="eastAsia"/>
+          <w:sz w:val="24"/>
+          <w:szCs w:val="24"/>
+        </w:rPr>
+        <w:t xml:space="preserve">[compound words] the </w:t>
+      </w:r>
+      <w:r>
+        <w:rPr>
+          <w:rFonts w:ascii="Times New Roman" w:hAnsi="Times New Roman" w:cs="Times New Roman" w:hint="eastAsia"/>
+          <w:sz w:val="24"/>
+          <w:szCs w:val="24"/>
+        </w:rPr>
+        <w:t>activity of performing a dance as part of a group that consits of serval couples.</w:t>
+      </w:r>
+      <w:r>
+        <w:rPr>
+          <w:rFonts w:ascii="Times New Roman" w:hAnsi="Times New Roman" w:cs="Times New Roman" w:hint="eastAsia"/>
+          <w:sz w:val="24"/>
+          <w:szCs w:val="24"/>
+        </w:rPr>
+        <w:t xml:space="preserve"> </w:t>
+      </w:r>
       <w:bookmarkStart w:id="0" w:name="_GoBack"/>
-      <w:r>
-        <w:rPr>
-          <w:rFonts w:ascii="Times New Roman" w:hAnsi="Times New Roman" w:cs="Times New Roman" w:hint="eastAsia"/>
-          <w:b/>
-          <w:sz w:val="24"/>
-          <w:szCs w:val="24"/>
-        </w:rPr>
-        <w:t>twin room</w:t>
-      </w:r>
       <w:bookmarkEnd w:id="0"/>
-      <w:r>
-        <w:rPr>
-          <w:rFonts w:ascii="Times New Roman" w:hAnsi="Times New Roman" w:cs="Times New Roman"/>
-          <w:sz w:val="24"/>
-          <w:szCs w:val="24"/>
-        </w:rPr>
-        <w:br/>
-      </w:r>
-      <w:r>
-        <w:rPr>
-          <w:rFonts w:ascii="Times New Roman" w:hAnsi="Times New Roman" w:cs="Times New Roman" w:hint="eastAsia"/>
-          <w:sz w:val="24"/>
-          <w:szCs w:val="24"/>
-        </w:rPr>
-        <w:t>[] a room has two single beds</w:t>
-      </w:r>
     </w:p>
     <w:p>
       <w:pPr>
@@ -2296,6 +2634,7 @@
           <w:sz w:val="24"/>
           <w:szCs w:val="24"/>
         </w:rPr>
+        <w:lastRenderedPageBreak/>
         <w:t>rust</w:t>
       </w:r>
       <w:r>
@@ -2882,6 +3221,7 @@
           <w:sz w:val="24"/>
           <w:szCs w:val="24"/>
         </w:rPr>
+        <w:lastRenderedPageBreak/>
         <w:t>automatic</w:t>
       </w:r>
       <w:r>
@@ -3321,7 +3661,6 @@
           <w:sz w:val="24"/>
           <w:szCs w:val="24"/>
         </w:rPr>
-        <w:lastRenderedPageBreak/>
         <w:t>liaise</w:t>
       </w:r>
       <w:r>
@@ -4013,6 +4352,7 @@
           <w:sz w:val="24"/>
           <w:szCs w:val="24"/>
         </w:rPr>
+        <w:lastRenderedPageBreak/>
         <w:t>soil conditioner</w:t>
       </w:r>
       <w:r>
@@ -4597,7 +4937,6 @@
           <w:sz w:val="24"/>
           <w:szCs w:val="24"/>
         </w:rPr>
-        <w:lastRenderedPageBreak/>
         <w:t>a foregone conclusion</w:t>
       </w:r>
       <w:r>
@@ -5054,6 +5393,7 @@
           <w:sz w:val="24"/>
           <w:szCs w:val="24"/>
         </w:rPr>
+        <w:lastRenderedPageBreak/>
         <w:t xml:space="preserve">foyer </w:t>
       </w:r>
       <w:r>
@@ -5889,7 +6229,6 @@
           <w:sz w:val="24"/>
           <w:szCs w:val="24"/>
         </w:rPr>
-        <w:lastRenderedPageBreak/>
         <w:t>Provided you warn the refectory in advance, it won</w:t>
       </w:r>
       <w:r>
@@ -6414,6 +6753,7 @@
           <w:sz w:val="24"/>
           <w:szCs w:val="24"/>
         </w:rPr>
+        <w:lastRenderedPageBreak/>
         <w:t>acclaim</w:t>
       </w:r>
       <w:r>
@@ -6829,7 +7169,6 @@
           <w:sz w:val="24"/>
           <w:szCs w:val="24"/>
         </w:rPr>
-        <w:lastRenderedPageBreak/>
         <w:t>mullioned</w:t>
       </w:r>
       <w:r>
@@ -7250,6 +7589,7 @@
           <w:sz w:val="28"/>
           <w:szCs w:val="24"/>
         </w:rPr>
+        <w:lastRenderedPageBreak/>
         <w:t>Section 3</w:t>
       </w:r>
     </w:p>
@@ -7520,623 +7860,631 @@
           <w:sz w:val="24"/>
           <w:szCs w:val="24"/>
         </w:rPr>
+        <w:t xml:space="preserve">viable </w:t>
+      </w:r>
+      <w:r>
+        <w:rPr>
+          <w:rFonts w:ascii="Times New Roman" w:eastAsia="华文宋体" w:hAnsi="Times New Roman" w:cs="Times New Roman"/>
+          <w:b/>
+          <w:sz w:val="24"/>
+          <w:szCs w:val="24"/>
+        </w:rPr>
+        <w:br/>
+      </w:r>
+      <w:r>
+        <w:rPr>
+          <w:rFonts w:ascii="Times New Roman" w:eastAsia="华文宋体" w:hAnsi="Times New Roman" w:cs="Times New Roman" w:hint="eastAsia"/>
+          <w:sz w:val="24"/>
+          <w:szCs w:val="24"/>
+        </w:rPr>
+        <w:t xml:space="preserve">[adj.] capable of developing and surviving independently. </w:t>
+      </w:r>
+      <w:r>
+        <w:rPr>
+          <w:rFonts w:ascii="Times New Roman" w:eastAsia="华文宋体" w:hAnsi="Times New Roman" w:cs="Times New Roman"/>
+          <w:sz w:val="24"/>
+          <w:szCs w:val="24"/>
+        </w:rPr>
+        <w:br/>
+      </w:r>
+      <w:r>
+        <w:rPr>
+          <w:rFonts w:ascii="Times New Roman" w:eastAsia="华文宋体" w:hAnsi="Times New Roman" w:cs="Times New Roman" w:hint="eastAsia"/>
+          <w:sz w:val="24"/>
+          <w:szCs w:val="24"/>
+        </w:rPr>
+        <w:t xml:space="preserve">to establish a viable population. </w:t>
+      </w:r>
+    </w:p>
+    <w:p>
+      <w:pPr>
+        <w:rPr>
+          <w:rFonts w:ascii="Times New Roman" w:eastAsia="华文宋体" w:hAnsi="Times New Roman" w:cs="Times New Roman"/>
+          <w:sz w:val="24"/>
+          <w:szCs w:val="24"/>
+        </w:rPr>
+      </w:pPr>
+      <w:r>
+        <w:rPr>
+          <w:rFonts w:ascii="Times New Roman" w:eastAsia="华文宋体" w:hAnsi="Times New Roman" w:cs="Times New Roman" w:hint="eastAsia"/>
+          <w:b/>
+          <w:sz w:val="24"/>
+          <w:szCs w:val="24"/>
+        </w:rPr>
+        <w:t>sufficient</w:t>
+      </w:r>
+      <w:r>
+        <w:rPr>
+          <w:rFonts w:ascii="Times New Roman" w:eastAsia="华文宋体" w:hAnsi="Times New Roman" w:cs="Times New Roman"/>
+          <w:sz w:val="24"/>
+          <w:szCs w:val="24"/>
+        </w:rPr>
+        <w:br/>
+      </w:r>
+      <w:r>
+        <w:rPr>
+          <w:rFonts w:ascii="Times New Roman" w:eastAsia="华文宋体" w:hAnsi="Times New Roman" w:cs="Times New Roman" w:hint="eastAsia"/>
+          <w:sz w:val="24"/>
+          <w:szCs w:val="24"/>
+        </w:rPr>
+        <w:t>[adj.] enough for a particular purpose.</w:t>
+      </w:r>
+      <w:r>
+        <w:rPr>
+          <w:rFonts w:ascii="Times New Roman" w:eastAsia="华文宋体" w:hAnsi="Times New Roman" w:cs="Times New Roman"/>
+          <w:sz w:val="24"/>
+          <w:szCs w:val="24"/>
+        </w:rPr>
+        <w:br/>
+      </w:r>
+      <w:r>
+        <w:rPr>
+          <w:rFonts w:ascii="Times New Roman" w:eastAsia="华文宋体" w:hAnsi="Times New Roman" w:cs="Times New Roman" w:hint="eastAsia"/>
+          <w:sz w:val="24"/>
+          <w:szCs w:val="24"/>
+        </w:rPr>
+        <w:t>e.g. a sufficient number of men and women were transported to Ireland.</w:t>
+      </w:r>
+    </w:p>
+    <w:p>
+      <w:pPr>
+        <w:rPr>
+          <w:rFonts w:ascii="Times New Roman" w:eastAsia="华文宋体" w:hAnsi="Times New Roman" w:cs="Times New Roman"/>
+          <w:sz w:val="24"/>
+          <w:szCs w:val="24"/>
+        </w:rPr>
+      </w:pPr>
+      <w:r>
+        <w:rPr>
+          <w:rFonts w:ascii="Times New Roman" w:eastAsia="华文宋体" w:hAnsi="Times New Roman" w:cs="Times New Roman" w:hint="eastAsia"/>
+          <w:b/>
+          <w:sz w:val="24"/>
+          <w:szCs w:val="24"/>
+        </w:rPr>
+        <w:t>descend</w:t>
+      </w:r>
+      <w:r>
+        <w:rPr>
+          <w:rFonts w:ascii="Times New Roman" w:eastAsia="华文宋体" w:hAnsi="Times New Roman" w:cs="Times New Roman"/>
+          <w:sz w:val="24"/>
+          <w:szCs w:val="24"/>
+        </w:rPr>
+        <w:br/>
+      </w:r>
+      <w:r>
+        <w:rPr>
+          <w:rFonts w:ascii="Times New Roman" w:eastAsia="华文宋体" w:hAnsi="Times New Roman" w:cs="Times New Roman" w:hint="eastAsia"/>
+          <w:sz w:val="24"/>
+          <w:szCs w:val="24"/>
+        </w:rPr>
+        <w:t xml:space="preserve">[vt.] </w:t>
+      </w:r>
+      <w:r>
+        <w:rPr>
+          <w:rFonts w:ascii="Times New Roman" w:eastAsia="华文宋体" w:hAnsi="Times New Roman" w:cs="Times New Roman" w:hint="eastAsia"/>
+          <w:sz w:val="24"/>
+          <w:szCs w:val="24"/>
+        </w:rPr>
+        <w:t xml:space="preserve">be a blood relative of </w:t>
+      </w:r>
+    </w:p>
+    <w:p>
+      <w:pPr>
+        <w:rPr>
+          <w:rFonts w:ascii="Times New Roman" w:eastAsia="华文宋体" w:hAnsi="Times New Roman" w:cs="Times New Roman"/>
+          <w:sz w:val="24"/>
+          <w:szCs w:val="24"/>
+        </w:rPr>
+      </w:pPr>
+      <w:r>
+        <w:rPr>
+          <w:rFonts w:ascii="Times New Roman" w:eastAsia="华文宋体" w:hAnsi="Times New Roman" w:cs="Times New Roman" w:hint="eastAsia"/>
+          <w:b/>
+          <w:sz w:val="24"/>
+          <w:szCs w:val="24"/>
+        </w:rPr>
+        <w:t>plough</w:t>
+      </w:r>
+      <w:r>
+        <w:rPr>
+          <w:rFonts w:ascii="Times New Roman" w:eastAsia="华文宋体" w:hAnsi="Times New Roman" w:cs="Times New Roman" w:hint="eastAsia"/>
+          <w:sz w:val="24"/>
+          <w:szCs w:val="24"/>
+        </w:rPr>
+        <w:t xml:space="preserve"> /</w:t>
+      </w:r>
+      <w:r>
+        <w:rPr>
+          <w:rFonts w:ascii="GWIPA" w:eastAsia="华文宋体" w:hAnsi="GWIPA" w:cs="Times New Roman"/>
+          <w:sz w:val="24"/>
+          <w:szCs w:val="24"/>
+        </w:rPr>
+        <w:t></w:t>
+      </w:r>
+      <w:r>
+        <w:rPr>
+          <w:rFonts w:ascii="GWIPA" w:eastAsia="华文宋体" w:hAnsi="GWIPA" w:cs="Times New Roman"/>
+          <w:sz w:val="24"/>
+          <w:szCs w:val="24"/>
+        </w:rPr>
+        <w:t></w:t>
+      </w:r>
+      <w:r>
+        <w:rPr>
+          <w:rFonts w:ascii="GWIPA" w:eastAsia="华文宋体" w:hAnsi="GWIPA" w:cs="Times New Roman"/>
+          <w:sz w:val="24"/>
+          <w:szCs w:val="24"/>
+        </w:rPr>
+        <w:t></w:t>
+      </w:r>
+      <w:r>
+        <w:rPr>
+          <w:rFonts w:ascii="GWIPA" w:eastAsia="华文宋体" w:hAnsi="GWIPA" w:cs="Times New Roman"/>
+          <w:sz w:val="24"/>
+          <w:szCs w:val="24"/>
+        </w:rPr>
+        <w:t></w:t>
+      </w:r>
+      <w:r>
+        <w:rPr>
+          <w:rFonts w:ascii="Times New Roman" w:eastAsia="华文宋体" w:hAnsi="Times New Roman" w:cs="Times New Roman" w:hint="eastAsia"/>
+          <w:sz w:val="24"/>
+          <w:szCs w:val="24"/>
+        </w:rPr>
+        <w:t>/</w:t>
+      </w:r>
+      <w:r>
+        <w:rPr>
+          <w:rFonts w:ascii="Times New Roman" w:eastAsia="华文宋体" w:hAnsi="Times New Roman" w:cs="Times New Roman"/>
+          <w:sz w:val="24"/>
+          <w:szCs w:val="24"/>
+        </w:rPr>
+        <w:br/>
+      </w:r>
+      <w:r>
+        <w:rPr>
+          <w:rFonts w:ascii="Times New Roman" w:eastAsia="华文宋体" w:hAnsi="Times New Roman" w:cs="Times New Roman" w:hint="eastAsia"/>
+          <w:sz w:val="24"/>
+          <w:szCs w:val="24"/>
+        </w:rPr>
+        <w:t xml:space="preserve">[n.] a large piece of farming equipment with one or serval curved blades to dig and trun over soil. </w:t>
+      </w:r>
+      <w:r>
+        <w:rPr>
+          <w:rFonts w:ascii="Times New Roman" w:eastAsia="华文宋体" w:hAnsi="Times New Roman" w:cs="Times New Roman"/>
+          <w:sz w:val="24"/>
+          <w:szCs w:val="24"/>
+        </w:rPr>
+        <w:br/>
+      </w:r>
+      <w:r>
+        <w:rPr>
+          <w:rFonts w:ascii="Times New Roman" w:eastAsia="华文宋体" w:hAnsi="Times New Roman" w:cs="Times New Roman" w:hint="eastAsia"/>
+          <w:sz w:val="24"/>
+          <w:szCs w:val="24"/>
+        </w:rPr>
+        <w:t>[vt.vi.] to dig and trun over a field or other area of land with a plough.</w:t>
+      </w:r>
+    </w:p>
+    <w:p>
+      <w:pPr>
+        <w:rPr>
+          <w:rFonts w:ascii="Times New Roman" w:eastAsia="华文宋体" w:hAnsi="Times New Roman" w:cs="Times New Roman"/>
+          <w:sz w:val="24"/>
+          <w:szCs w:val="24"/>
+        </w:rPr>
+      </w:pPr>
+      <w:r>
+        <w:rPr>
+          <w:rFonts w:ascii="Times New Roman" w:eastAsia="华文宋体" w:hAnsi="Times New Roman" w:cs="Times New Roman" w:hint="eastAsia"/>
+          <w:b/>
+          <w:sz w:val="24"/>
+          <w:szCs w:val="24"/>
+        </w:rPr>
+        <w:t>excavation</w:t>
+      </w:r>
+      <w:r>
+        <w:rPr>
+          <w:rFonts w:ascii="Times New Roman" w:eastAsia="华文宋体" w:hAnsi="Times New Roman" w:cs="Times New Roman" w:hint="eastAsia"/>
+          <w:sz w:val="24"/>
+          <w:szCs w:val="24"/>
+        </w:rPr>
+        <w:t xml:space="preserve"> /</w:t>
+      </w:r>
+      <w:r>
+        <w:rPr>
+          <w:rFonts w:ascii="GWIPA" w:eastAsia="华文宋体" w:hAnsi="GWIPA" w:cs="Times New Roman"/>
+          <w:sz w:val="24"/>
+          <w:szCs w:val="24"/>
+        </w:rPr>
+        <w:t></w:t>
+      </w:r>
+      <w:r>
+        <w:rPr>
+          <w:rFonts w:ascii="GWIPA" w:eastAsia="华文宋体" w:hAnsi="GWIPA" w:cs="Times New Roman"/>
+          <w:sz w:val="24"/>
+          <w:szCs w:val="24"/>
+        </w:rPr>
+        <w:t></w:t>
+      </w:r>
+      <w:r>
+        <w:rPr>
+          <w:rFonts w:ascii="GWIPA" w:eastAsia="华文宋体" w:hAnsi="GWIPA" w:cs="Times New Roman"/>
+          <w:sz w:val="24"/>
+          <w:szCs w:val="24"/>
+        </w:rPr>
+        <w:t></w:t>
+      </w:r>
+      <w:r>
+        <w:rPr>
+          <w:rFonts w:ascii="GWIPA" w:eastAsia="华文宋体" w:hAnsi="GWIPA" w:cs="Times New Roman"/>
+          <w:sz w:val="24"/>
+          <w:szCs w:val="24"/>
+        </w:rPr>
+        <w:t></w:t>
+      </w:r>
+      <w:r>
+        <w:rPr>
+          <w:rFonts w:ascii="GWIPA" w:eastAsia="华文宋体" w:hAnsi="GWIPA" w:cs="Times New Roman"/>
+          <w:sz w:val="24"/>
+          <w:szCs w:val="24"/>
+        </w:rPr>
+        <w:t></w:t>
+      </w:r>
+      <w:r>
+        <w:rPr>
+          <w:rFonts w:ascii="GWIPA" w:eastAsia="华文宋体" w:hAnsi="GWIPA" w:cs="Times New Roman"/>
+          <w:sz w:val="24"/>
+          <w:szCs w:val="24"/>
+        </w:rPr>
+        <w:t></w:t>
+      </w:r>
+      <w:r>
+        <w:rPr>
+          <w:rFonts w:ascii="GWIPA" w:eastAsia="华文宋体" w:hAnsi="GWIPA" w:cs="Times New Roman"/>
+          <w:sz w:val="24"/>
+          <w:szCs w:val="24"/>
+        </w:rPr>
+        <w:t></w:t>
+      </w:r>
+      <w:r>
+        <w:rPr>
+          <w:rFonts w:ascii="GWIPA" w:eastAsia="华文宋体" w:hAnsi="GWIPA" w:cs="Times New Roman"/>
+          <w:sz w:val="24"/>
+          <w:szCs w:val="24"/>
+        </w:rPr>
+        <w:t></w:t>
+      </w:r>
+      <w:r>
+        <w:rPr>
+          <w:rFonts w:ascii="GWIPA" w:eastAsia="华文宋体" w:hAnsi="GWIPA" w:cs="Times New Roman"/>
+          <w:sz w:val="24"/>
+          <w:szCs w:val="24"/>
+        </w:rPr>
+        <w:t></w:t>
+      </w:r>
+      <w:r>
+        <w:rPr>
+          <w:rFonts w:ascii="GWIPA" w:eastAsia="华文宋体" w:hAnsi="GWIPA" w:cs="Times New Roman"/>
+          <w:sz w:val="24"/>
+          <w:szCs w:val="24"/>
+        </w:rPr>
+        <w:t></w:t>
+      </w:r>
+      <w:r>
+        <w:rPr>
+          <w:rFonts w:ascii="GWIPA" w:eastAsia="华文宋体" w:hAnsi="GWIPA" w:cs="Times New Roman"/>
+          <w:sz w:val="24"/>
+          <w:szCs w:val="24"/>
+        </w:rPr>
+        <w:t></w:t>
+      </w:r>
+      <w:r>
+        <w:rPr>
+          <w:rFonts w:ascii="GWIPA" w:eastAsia="华文宋体" w:hAnsi="GWIPA" w:cs="Times New Roman"/>
+          <w:sz w:val="24"/>
+          <w:szCs w:val="24"/>
+        </w:rPr>
+        <w:t></w:t>
+      </w:r>
+      <w:r>
+        <w:rPr>
+          <w:rFonts w:ascii="Times New Roman" w:eastAsia="华文宋体" w:hAnsi="Times New Roman" w:cs="Times New Roman" w:hint="eastAsia"/>
+          <w:sz w:val="24"/>
+          <w:szCs w:val="24"/>
+        </w:rPr>
+        <w:t>/</w:t>
+      </w:r>
+      <w:r>
+        <w:rPr>
+          <w:rFonts w:ascii="Times New Roman" w:eastAsia="华文宋体" w:hAnsi="Times New Roman" w:cs="Times New Roman"/>
+          <w:sz w:val="24"/>
+          <w:szCs w:val="24"/>
+        </w:rPr>
+        <w:br/>
+      </w:r>
+      <w:r>
+        <w:rPr>
+          <w:rFonts w:ascii="Times New Roman" w:eastAsia="华文宋体" w:hAnsi="Times New Roman" w:cs="Times New Roman" w:hint="eastAsia"/>
+          <w:sz w:val="24"/>
+          <w:szCs w:val="24"/>
+        </w:rPr>
+        <w:t>[n.] the activity of diggin</w:t>
+      </w:r>
+      <w:r>
+        <w:rPr>
+          <w:rFonts w:ascii="Times New Roman" w:eastAsia="华文宋体" w:hAnsi="Times New Roman" w:cs="Times New Roman" w:hint="eastAsia"/>
+          <w:sz w:val="24"/>
+          <w:szCs w:val="24"/>
+        </w:rPr>
+        <w:t>g</w:t>
+      </w:r>
+      <w:r>
+        <w:rPr>
+          <w:rFonts w:ascii="Times New Roman" w:eastAsia="华文宋体" w:hAnsi="Times New Roman" w:cs="Times New Roman" w:hint="eastAsia"/>
+          <w:sz w:val="24"/>
+          <w:szCs w:val="24"/>
+        </w:rPr>
+        <w:t xml:space="preserve"> in the ground to look for old buildings or objects that have been buried for a long time.</w:t>
+      </w:r>
+    </w:p>
+    <w:p>
+      <w:pPr>
+        <w:rPr>
+          <w:rFonts w:ascii="Times New Roman" w:eastAsia="华文宋体" w:hAnsi="Times New Roman" w:cs="Times New Roman"/>
+          <w:sz w:val="24"/>
+          <w:szCs w:val="24"/>
+        </w:rPr>
+      </w:pPr>
+      <w:r>
+        <w:rPr>
+          <w:rFonts w:ascii="Times New Roman" w:eastAsia="华文宋体" w:hAnsi="Times New Roman" w:cs="Times New Roman" w:hint="eastAsia"/>
+          <w:b/>
+          <w:sz w:val="24"/>
+          <w:szCs w:val="24"/>
+        </w:rPr>
+        <w:t xml:space="preserve">husbandry </w:t>
+      </w:r>
+      <w:r>
+        <w:rPr>
+          <w:rFonts w:ascii="Times New Roman" w:eastAsia="华文宋体" w:hAnsi="Times New Roman" w:cs="Times New Roman"/>
+          <w:sz w:val="24"/>
+          <w:szCs w:val="24"/>
+        </w:rPr>
+        <w:br/>
+      </w:r>
+      <w:r>
+        <w:rPr>
+          <w:rFonts w:ascii="Times New Roman" w:eastAsia="华文宋体" w:hAnsi="Times New Roman" w:cs="Times New Roman" w:hint="eastAsia"/>
+          <w:sz w:val="24"/>
+          <w:szCs w:val="24"/>
+        </w:rPr>
+        <w:t>[n.] farming, especially when done carefully and well.</w:t>
+      </w:r>
+      <w:r>
+        <w:rPr>
+          <w:rFonts w:ascii="Times New Roman" w:eastAsia="华文宋体" w:hAnsi="Times New Roman" w:cs="Times New Roman"/>
+          <w:sz w:val="24"/>
+          <w:szCs w:val="24"/>
+        </w:rPr>
+        <w:br/>
+      </w:r>
+      <w:r>
+        <w:rPr>
+          <w:rFonts w:ascii="Times New Roman" w:eastAsia="华文宋体" w:hAnsi="Times New Roman" w:cs="Times New Roman" w:hint="eastAsia"/>
+          <w:sz w:val="24"/>
+          <w:szCs w:val="24"/>
+        </w:rPr>
+        <w:t>animal/crop husbandry.</w:t>
+      </w:r>
+    </w:p>
+    <w:p>
+      <w:pPr>
+        <w:rPr>
+          <w:rFonts w:ascii="Times New Roman" w:eastAsia="华文宋体" w:hAnsi="Times New Roman" w:cs="Times New Roman"/>
+          <w:sz w:val="24"/>
+          <w:szCs w:val="24"/>
+        </w:rPr>
+      </w:pPr>
+      <w:r>
+        <w:rPr>
+          <w:rFonts w:ascii="Times New Roman" w:eastAsia="华文宋体" w:hAnsi="Times New Roman" w:cs="Times New Roman" w:hint="eastAsia"/>
+          <w:b/>
+          <w:sz w:val="24"/>
+          <w:szCs w:val="24"/>
+        </w:rPr>
+        <w:t>quarry</w:t>
+      </w:r>
+      <w:r>
+        <w:rPr>
+          <w:rFonts w:ascii="Times New Roman" w:eastAsia="华文宋体" w:hAnsi="Times New Roman" w:cs="Times New Roman" w:hint="eastAsia"/>
+          <w:sz w:val="24"/>
+          <w:szCs w:val="24"/>
+        </w:rPr>
+        <w:t xml:space="preserve"> /</w:t>
+      </w:r>
+      <w:r>
+        <w:rPr>
+          <w:rFonts w:ascii="GWIPA" w:eastAsia="华文宋体" w:hAnsi="GWIPA" w:cs="Times New Roman"/>
+          <w:sz w:val="24"/>
+          <w:szCs w:val="24"/>
+        </w:rPr>
+        <w:t></w:t>
+      </w:r>
+      <w:r>
+        <w:rPr>
+          <w:rFonts w:ascii="GWIPA" w:eastAsia="华文宋体" w:hAnsi="GWIPA" w:cs="Times New Roman"/>
+          <w:sz w:val="24"/>
+          <w:szCs w:val="24"/>
+        </w:rPr>
+        <w:t></w:t>
+      </w:r>
+      <w:r>
+        <w:rPr>
+          <w:rFonts w:ascii="GWIPA" w:eastAsia="华文宋体" w:hAnsi="GWIPA" w:cs="Times New Roman"/>
+          <w:sz w:val="24"/>
+          <w:szCs w:val="24"/>
+        </w:rPr>
+        <w:t></w:t>
+      </w:r>
+      <w:r>
+        <w:rPr>
+          <w:rFonts w:ascii="GWIPA" w:eastAsia="华文宋体" w:hAnsi="GWIPA" w:cs="Times New Roman"/>
+          <w:sz w:val="24"/>
+          <w:szCs w:val="24"/>
+        </w:rPr>
+        <w:t></w:t>
+      </w:r>
+      <w:r>
+        <w:rPr>
+          <w:rFonts w:ascii="GWIPA" w:eastAsia="华文宋体" w:hAnsi="GWIPA" w:cs="Times New Roman"/>
+          <w:sz w:val="24"/>
+          <w:szCs w:val="24"/>
+        </w:rPr>
+        <w:t></w:t>
+      </w:r>
+      <w:r>
+        <w:rPr>
+          <w:rFonts w:ascii="GWIPA" w:eastAsia="华文宋体" w:hAnsi="GWIPA" w:cs="Times New Roman"/>
+          <w:sz w:val="24"/>
+          <w:szCs w:val="24"/>
+        </w:rPr>
+        <w:t></w:t>
+      </w:r>
+      <w:r>
+        <w:rPr>
+          <w:rFonts w:ascii="GWIPA" w:eastAsia="华文宋体" w:hAnsi="GWIPA" w:cs="Times New Roman"/>
+          <w:sz w:val="24"/>
+          <w:szCs w:val="24"/>
+        </w:rPr>
+        <w:t></w:t>
+      </w:r>
+      <w:r>
+        <w:rPr>
+          <w:rFonts w:ascii="GWIPA" w:eastAsia="华文宋体" w:hAnsi="GWIPA" w:cs="Times New Roman"/>
+          <w:sz w:val="24"/>
+          <w:szCs w:val="24"/>
+        </w:rPr>
+        <w:br/>
+      </w:r>
+      <w:r>
+        <w:rPr>
+          <w:rFonts w:ascii="Times New Roman" w:eastAsia="华文宋体" w:hAnsi="Times New Roman" w:cs="Times New Roman" w:hint="eastAsia"/>
+          <w:sz w:val="24"/>
+          <w:szCs w:val="24"/>
+        </w:rPr>
+        <w:t>[C.] a place where large amounts of stone, etc. are dug out of the ground.</w:t>
+      </w:r>
+      <w:r>
+        <w:rPr>
+          <w:rFonts w:ascii="Times New Roman" w:eastAsia="华文宋体" w:hAnsi="Times New Roman" w:cs="Times New Roman"/>
+          <w:sz w:val="24"/>
+          <w:szCs w:val="24"/>
+        </w:rPr>
+        <w:br/>
+      </w:r>
+      <w:r>
+        <w:rPr>
+          <w:rFonts w:ascii="Times New Roman" w:eastAsia="华文宋体" w:hAnsi="Times New Roman" w:cs="Times New Roman" w:hint="eastAsia"/>
+          <w:sz w:val="24"/>
+          <w:szCs w:val="24"/>
+        </w:rPr>
+        <w:t>a slate quarry.</w:t>
+      </w:r>
+    </w:p>
+    <w:p>
+      <w:pPr>
+        <w:rPr>
+          <w:rFonts w:ascii="Times New Roman" w:eastAsia="华文宋体" w:hAnsi="Times New Roman" w:cs="Times New Roman"/>
+          <w:sz w:val="24"/>
+          <w:szCs w:val="24"/>
+        </w:rPr>
+      </w:pPr>
+      <w:r>
+        <w:rPr>
+          <w:rFonts w:ascii="Times New Roman" w:eastAsia="华文宋体" w:hAnsi="Times New Roman" w:cs="Times New Roman" w:hint="eastAsia"/>
+          <w:b/>
+          <w:sz w:val="24"/>
+          <w:szCs w:val="24"/>
+        </w:rPr>
+        <w:t>sheer</w:t>
+      </w:r>
+      <w:r>
+        <w:rPr>
+          <w:rFonts w:ascii="Times New Roman" w:eastAsia="华文宋体" w:hAnsi="Times New Roman" w:cs="Times New Roman"/>
+          <w:sz w:val="24"/>
+          <w:szCs w:val="24"/>
+        </w:rPr>
+        <w:br/>
+      </w:r>
+      <w:r>
+        <w:rPr>
+          <w:rFonts w:ascii="Times New Roman" w:eastAsia="华文宋体" w:hAnsi="Times New Roman" w:cs="Times New Roman" w:hint="eastAsia"/>
+          <w:sz w:val="24"/>
+          <w:szCs w:val="24"/>
+        </w:rPr>
+        <w:t>[adj.] used to emphasize the size, degree or amount of sth.</w:t>
+      </w:r>
+      <w:r>
+        <w:rPr>
+          <w:rFonts w:ascii="Times New Roman" w:eastAsia="华文宋体" w:hAnsi="Times New Roman" w:cs="Times New Roman" w:hint="eastAsia"/>
+          <w:sz w:val="24"/>
+          <w:szCs w:val="24"/>
+        </w:rPr>
+        <w:t xml:space="preserve"> </w:t>
+      </w:r>
+      <w:r>
+        <w:rPr>
+          <w:rFonts w:ascii="Times New Roman" w:eastAsia="华文宋体" w:hAnsi="Times New Roman" w:cs="Times New Roman" w:hint="eastAsia"/>
+          <w:sz w:val="24"/>
+          <w:szCs w:val="24"/>
+        </w:rPr>
+        <w:t>(</w:t>
+      </w:r>
+      <w:r>
+        <w:rPr>
+          <w:rFonts w:ascii="Times New Roman" w:eastAsia="华文宋体" w:hAnsi="Times New Roman" w:cs="Times New Roman" w:hint="eastAsia"/>
+          <w:sz w:val="24"/>
+          <w:szCs w:val="24"/>
+        </w:rPr>
+        <w:t>As far as I know, t</w:t>
+      </w:r>
+      <w:r>
+        <w:rPr>
+          <w:rFonts w:ascii="Times New Roman" w:eastAsia="华文宋体" w:hAnsi="Times New Roman" w:cs="Times New Roman" w:hint="eastAsia"/>
+          <w:sz w:val="24"/>
+          <w:szCs w:val="24"/>
+        </w:rPr>
+        <w:t xml:space="preserve">here is </w:t>
+      </w:r>
+      <w:r>
+        <w:rPr>
+          <w:rFonts w:ascii="Times New Roman" w:eastAsia="华文宋体" w:hAnsi="Times New Roman" w:cs="Times New Roman" w:hint="eastAsia"/>
+          <w:sz w:val="24"/>
+          <w:szCs w:val="24"/>
+        </w:rPr>
         <w:lastRenderedPageBreak/>
-        <w:t xml:space="preserve">viable </w:t>
-      </w:r>
-      <w:r>
-        <w:rPr>
-          <w:rFonts w:ascii="Times New Roman" w:eastAsia="华文宋体" w:hAnsi="Times New Roman" w:cs="Times New Roman"/>
-          <w:b/>
-          <w:sz w:val="24"/>
-          <w:szCs w:val="24"/>
-        </w:rPr>
-        <w:br/>
-      </w:r>
-      <w:r>
-        <w:rPr>
-          <w:rFonts w:ascii="Times New Roman" w:eastAsia="华文宋体" w:hAnsi="Times New Roman" w:cs="Times New Roman" w:hint="eastAsia"/>
-          <w:sz w:val="24"/>
-          <w:szCs w:val="24"/>
-        </w:rPr>
-        <w:t xml:space="preserve">[adj.] capable of developing and surviving independently. </w:t>
-      </w:r>
-      <w:r>
-        <w:rPr>
-          <w:rFonts w:ascii="Times New Roman" w:eastAsia="华文宋体" w:hAnsi="Times New Roman" w:cs="Times New Roman"/>
-          <w:sz w:val="24"/>
-          <w:szCs w:val="24"/>
-        </w:rPr>
-        <w:br/>
-      </w:r>
-      <w:r>
-        <w:rPr>
-          <w:rFonts w:ascii="Times New Roman" w:eastAsia="华文宋体" w:hAnsi="Times New Roman" w:cs="Times New Roman" w:hint="eastAsia"/>
-          <w:sz w:val="24"/>
-          <w:szCs w:val="24"/>
-        </w:rPr>
-        <w:t xml:space="preserve">to establish a viable population. </w:t>
-      </w:r>
-    </w:p>
-    <w:p>
-      <w:pPr>
-        <w:rPr>
-          <w:rFonts w:ascii="Times New Roman" w:eastAsia="华文宋体" w:hAnsi="Times New Roman" w:cs="Times New Roman"/>
-          <w:sz w:val="24"/>
-          <w:szCs w:val="24"/>
-        </w:rPr>
-      </w:pPr>
-      <w:r>
-        <w:rPr>
-          <w:rFonts w:ascii="Times New Roman" w:eastAsia="华文宋体" w:hAnsi="Times New Roman" w:cs="Times New Roman" w:hint="eastAsia"/>
-          <w:b/>
-          <w:sz w:val="24"/>
-          <w:szCs w:val="24"/>
-        </w:rPr>
-        <w:t>sufficient</w:t>
-      </w:r>
-      <w:r>
-        <w:rPr>
-          <w:rFonts w:ascii="Times New Roman" w:eastAsia="华文宋体" w:hAnsi="Times New Roman" w:cs="Times New Roman"/>
-          <w:sz w:val="24"/>
-          <w:szCs w:val="24"/>
-        </w:rPr>
-        <w:br/>
-      </w:r>
-      <w:r>
-        <w:rPr>
-          <w:rFonts w:ascii="Times New Roman" w:eastAsia="华文宋体" w:hAnsi="Times New Roman" w:cs="Times New Roman" w:hint="eastAsia"/>
-          <w:sz w:val="24"/>
-          <w:szCs w:val="24"/>
-        </w:rPr>
-        <w:t>[adj.] enough for a particular purpose.</w:t>
-      </w:r>
-      <w:r>
-        <w:rPr>
-          <w:rFonts w:ascii="Times New Roman" w:eastAsia="华文宋体" w:hAnsi="Times New Roman" w:cs="Times New Roman"/>
-          <w:sz w:val="24"/>
-          <w:szCs w:val="24"/>
-        </w:rPr>
-        <w:br/>
-      </w:r>
-      <w:r>
-        <w:rPr>
-          <w:rFonts w:ascii="Times New Roman" w:eastAsia="华文宋体" w:hAnsi="Times New Roman" w:cs="Times New Roman" w:hint="eastAsia"/>
-          <w:sz w:val="24"/>
-          <w:szCs w:val="24"/>
-        </w:rPr>
-        <w:t>e.g. a sufficient number of men and women were transported to Ireland.</w:t>
-      </w:r>
-    </w:p>
-    <w:p>
-      <w:pPr>
-        <w:rPr>
-          <w:rFonts w:ascii="Times New Roman" w:eastAsia="华文宋体" w:hAnsi="Times New Roman" w:cs="Times New Roman"/>
-          <w:sz w:val="24"/>
-          <w:szCs w:val="24"/>
-        </w:rPr>
-      </w:pPr>
-      <w:r>
-        <w:rPr>
-          <w:rFonts w:ascii="Times New Roman" w:eastAsia="华文宋体" w:hAnsi="Times New Roman" w:cs="Times New Roman" w:hint="eastAsia"/>
-          <w:b/>
-          <w:sz w:val="24"/>
-          <w:szCs w:val="24"/>
-        </w:rPr>
-        <w:t>descend</w:t>
-      </w:r>
-      <w:r>
-        <w:rPr>
-          <w:rFonts w:ascii="Times New Roman" w:eastAsia="华文宋体" w:hAnsi="Times New Roman" w:cs="Times New Roman"/>
-          <w:sz w:val="24"/>
-          <w:szCs w:val="24"/>
-        </w:rPr>
-        <w:br/>
-      </w:r>
-      <w:r>
-        <w:rPr>
-          <w:rFonts w:ascii="Times New Roman" w:eastAsia="华文宋体" w:hAnsi="Times New Roman" w:cs="Times New Roman" w:hint="eastAsia"/>
-          <w:sz w:val="24"/>
-          <w:szCs w:val="24"/>
-        </w:rPr>
-        <w:t xml:space="preserve">[vt.] </w:t>
-      </w:r>
-      <w:r>
-        <w:rPr>
-          <w:rFonts w:ascii="Times New Roman" w:eastAsia="华文宋体" w:hAnsi="Times New Roman" w:cs="Times New Roman" w:hint="eastAsia"/>
-          <w:sz w:val="24"/>
-          <w:szCs w:val="24"/>
-        </w:rPr>
-        <w:t xml:space="preserve">be a blood relative of </w:t>
-      </w:r>
-    </w:p>
-    <w:p>
-      <w:pPr>
-        <w:rPr>
-          <w:rFonts w:ascii="Times New Roman" w:eastAsia="华文宋体" w:hAnsi="Times New Roman" w:cs="Times New Roman"/>
-          <w:sz w:val="24"/>
-          <w:szCs w:val="24"/>
-        </w:rPr>
-      </w:pPr>
-      <w:r>
-        <w:rPr>
-          <w:rFonts w:ascii="Times New Roman" w:eastAsia="华文宋体" w:hAnsi="Times New Roman" w:cs="Times New Roman" w:hint="eastAsia"/>
-          <w:b/>
-          <w:sz w:val="24"/>
-          <w:szCs w:val="24"/>
-        </w:rPr>
-        <w:t>plough</w:t>
-      </w:r>
-      <w:r>
-        <w:rPr>
-          <w:rFonts w:ascii="Times New Roman" w:eastAsia="华文宋体" w:hAnsi="Times New Roman" w:cs="Times New Roman" w:hint="eastAsia"/>
-          <w:sz w:val="24"/>
-          <w:szCs w:val="24"/>
-        </w:rPr>
-        <w:t xml:space="preserve"> /</w:t>
-      </w:r>
-      <w:r>
-        <w:rPr>
-          <w:rFonts w:ascii="GWIPA" w:eastAsia="华文宋体" w:hAnsi="GWIPA" w:cs="Times New Roman"/>
-          <w:sz w:val="24"/>
-          <w:szCs w:val="24"/>
-        </w:rPr>
-        <w:t></w:t>
-      </w:r>
-      <w:r>
-        <w:rPr>
-          <w:rFonts w:ascii="GWIPA" w:eastAsia="华文宋体" w:hAnsi="GWIPA" w:cs="Times New Roman"/>
-          <w:sz w:val="24"/>
-          <w:szCs w:val="24"/>
-        </w:rPr>
-        <w:t></w:t>
-      </w:r>
-      <w:r>
-        <w:rPr>
-          <w:rFonts w:ascii="GWIPA" w:eastAsia="华文宋体" w:hAnsi="GWIPA" w:cs="Times New Roman"/>
-          <w:sz w:val="24"/>
-          <w:szCs w:val="24"/>
-        </w:rPr>
-        <w:t></w:t>
-      </w:r>
-      <w:r>
-        <w:rPr>
-          <w:rFonts w:ascii="GWIPA" w:eastAsia="华文宋体" w:hAnsi="GWIPA" w:cs="Times New Roman"/>
-          <w:sz w:val="24"/>
-          <w:szCs w:val="24"/>
-        </w:rPr>
-        <w:t></w:t>
-      </w:r>
-      <w:r>
-        <w:rPr>
-          <w:rFonts w:ascii="Times New Roman" w:eastAsia="华文宋体" w:hAnsi="Times New Roman" w:cs="Times New Roman" w:hint="eastAsia"/>
-          <w:sz w:val="24"/>
-          <w:szCs w:val="24"/>
-        </w:rPr>
-        <w:t>/</w:t>
-      </w:r>
-      <w:r>
-        <w:rPr>
-          <w:rFonts w:ascii="Times New Roman" w:eastAsia="华文宋体" w:hAnsi="Times New Roman" w:cs="Times New Roman"/>
-          <w:sz w:val="24"/>
-          <w:szCs w:val="24"/>
-        </w:rPr>
-        <w:br/>
-      </w:r>
-      <w:r>
-        <w:rPr>
-          <w:rFonts w:ascii="Times New Roman" w:eastAsia="华文宋体" w:hAnsi="Times New Roman" w:cs="Times New Roman" w:hint="eastAsia"/>
-          <w:sz w:val="24"/>
-          <w:szCs w:val="24"/>
-        </w:rPr>
-        <w:t xml:space="preserve">[n.] a large piece of farming equipment with one or serval curved blades to dig and trun over soil. </w:t>
-      </w:r>
-      <w:r>
-        <w:rPr>
-          <w:rFonts w:ascii="Times New Roman" w:eastAsia="华文宋体" w:hAnsi="Times New Roman" w:cs="Times New Roman"/>
-          <w:sz w:val="24"/>
-          <w:szCs w:val="24"/>
-        </w:rPr>
-        <w:br/>
-      </w:r>
-      <w:r>
-        <w:rPr>
-          <w:rFonts w:ascii="Times New Roman" w:eastAsia="华文宋体" w:hAnsi="Times New Roman" w:cs="Times New Roman" w:hint="eastAsia"/>
-          <w:sz w:val="24"/>
-          <w:szCs w:val="24"/>
-        </w:rPr>
-        <w:t>[vt.vi.] to dig and trun over a field or other area of land with a plough.</w:t>
-      </w:r>
-    </w:p>
-    <w:p>
-      <w:pPr>
-        <w:rPr>
-          <w:rFonts w:ascii="Times New Roman" w:eastAsia="华文宋体" w:hAnsi="Times New Roman" w:cs="Times New Roman"/>
-          <w:sz w:val="24"/>
-          <w:szCs w:val="24"/>
-        </w:rPr>
-      </w:pPr>
-      <w:r>
-        <w:rPr>
-          <w:rFonts w:ascii="Times New Roman" w:eastAsia="华文宋体" w:hAnsi="Times New Roman" w:cs="Times New Roman" w:hint="eastAsia"/>
-          <w:b/>
-          <w:sz w:val="24"/>
-          <w:szCs w:val="24"/>
-        </w:rPr>
-        <w:t>excavation</w:t>
-      </w:r>
-      <w:r>
-        <w:rPr>
-          <w:rFonts w:ascii="Times New Roman" w:eastAsia="华文宋体" w:hAnsi="Times New Roman" w:cs="Times New Roman" w:hint="eastAsia"/>
-          <w:sz w:val="24"/>
-          <w:szCs w:val="24"/>
-        </w:rPr>
-        <w:t xml:space="preserve"> /</w:t>
-      </w:r>
-      <w:r>
-        <w:rPr>
-          <w:rFonts w:ascii="GWIPA" w:eastAsia="华文宋体" w:hAnsi="GWIPA" w:cs="Times New Roman"/>
-          <w:sz w:val="24"/>
-          <w:szCs w:val="24"/>
-        </w:rPr>
-        <w:t></w:t>
-      </w:r>
-      <w:r>
-        <w:rPr>
-          <w:rFonts w:ascii="GWIPA" w:eastAsia="华文宋体" w:hAnsi="GWIPA" w:cs="Times New Roman"/>
-          <w:sz w:val="24"/>
-          <w:szCs w:val="24"/>
-        </w:rPr>
-        <w:t></w:t>
-      </w:r>
-      <w:r>
-        <w:rPr>
-          <w:rFonts w:ascii="GWIPA" w:eastAsia="华文宋体" w:hAnsi="GWIPA" w:cs="Times New Roman"/>
-          <w:sz w:val="24"/>
-          <w:szCs w:val="24"/>
-        </w:rPr>
-        <w:t></w:t>
-      </w:r>
-      <w:r>
-        <w:rPr>
-          <w:rFonts w:ascii="GWIPA" w:eastAsia="华文宋体" w:hAnsi="GWIPA" w:cs="Times New Roman"/>
-          <w:sz w:val="24"/>
-          <w:szCs w:val="24"/>
-        </w:rPr>
-        <w:t></w:t>
-      </w:r>
-      <w:r>
-        <w:rPr>
-          <w:rFonts w:ascii="GWIPA" w:eastAsia="华文宋体" w:hAnsi="GWIPA" w:cs="Times New Roman"/>
-          <w:sz w:val="24"/>
-          <w:szCs w:val="24"/>
-        </w:rPr>
-        <w:t></w:t>
-      </w:r>
-      <w:r>
-        <w:rPr>
-          <w:rFonts w:ascii="GWIPA" w:eastAsia="华文宋体" w:hAnsi="GWIPA" w:cs="Times New Roman"/>
-          <w:sz w:val="24"/>
-          <w:szCs w:val="24"/>
-        </w:rPr>
-        <w:t></w:t>
-      </w:r>
-      <w:r>
-        <w:rPr>
-          <w:rFonts w:ascii="GWIPA" w:eastAsia="华文宋体" w:hAnsi="GWIPA" w:cs="Times New Roman"/>
-          <w:sz w:val="24"/>
-          <w:szCs w:val="24"/>
-        </w:rPr>
-        <w:t></w:t>
-      </w:r>
-      <w:r>
-        <w:rPr>
-          <w:rFonts w:ascii="GWIPA" w:eastAsia="华文宋体" w:hAnsi="GWIPA" w:cs="Times New Roman"/>
-          <w:sz w:val="24"/>
-          <w:szCs w:val="24"/>
-        </w:rPr>
-        <w:t></w:t>
-      </w:r>
-      <w:r>
-        <w:rPr>
-          <w:rFonts w:ascii="GWIPA" w:eastAsia="华文宋体" w:hAnsi="GWIPA" w:cs="Times New Roman"/>
-          <w:sz w:val="24"/>
-          <w:szCs w:val="24"/>
-        </w:rPr>
-        <w:t></w:t>
-      </w:r>
-      <w:r>
-        <w:rPr>
-          <w:rFonts w:ascii="GWIPA" w:eastAsia="华文宋体" w:hAnsi="GWIPA" w:cs="Times New Roman"/>
-          <w:sz w:val="24"/>
-          <w:szCs w:val="24"/>
-        </w:rPr>
-        <w:t></w:t>
-      </w:r>
-      <w:r>
-        <w:rPr>
-          <w:rFonts w:ascii="GWIPA" w:eastAsia="华文宋体" w:hAnsi="GWIPA" w:cs="Times New Roman"/>
-          <w:sz w:val="24"/>
-          <w:szCs w:val="24"/>
-        </w:rPr>
-        <w:t></w:t>
-      </w:r>
-      <w:r>
-        <w:rPr>
-          <w:rFonts w:ascii="GWIPA" w:eastAsia="华文宋体" w:hAnsi="GWIPA" w:cs="Times New Roman"/>
-          <w:sz w:val="24"/>
-          <w:szCs w:val="24"/>
-        </w:rPr>
-        <w:t></w:t>
-      </w:r>
-      <w:r>
-        <w:rPr>
-          <w:rFonts w:ascii="Times New Roman" w:eastAsia="华文宋体" w:hAnsi="Times New Roman" w:cs="Times New Roman" w:hint="eastAsia"/>
-          <w:sz w:val="24"/>
-          <w:szCs w:val="24"/>
-        </w:rPr>
-        <w:t>/</w:t>
-      </w:r>
-      <w:r>
-        <w:rPr>
-          <w:rFonts w:ascii="Times New Roman" w:eastAsia="华文宋体" w:hAnsi="Times New Roman" w:cs="Times New Roman"/>
-          <w:sz w:val="24"/>
-          <w:szCs w:val="24"/>
-        </w:rPr>
-        <w:br/>
-      </w:r>
-      <w:r>
-        <w:rPr>
-          <w:rFonts w:ascii="Times New Roman" w:eastAsia="华文宋体" w:hAnsi="Times New Roman" w:cs="Times New Roman" w:hint="eastAsia"/>
-          <w:sz w:val="24"/>
-          <w:szCs w:val="24"/>
-        </w:rPr>
-        <w:t>[n.] the activity of diggin</w:t>
-      </w:r>
-      <w:r>
-        <w:rPr>
-          <w:rFonts w:ascii="Times New Roman" w:eastAsia="华文宋体" w:hAnsi="Times New Roman" w:cs="Times New Roman" w:hint="eastAsia"/>
-          <w:sz w:val="24"/>
-          <w:szCs w:val="24"/>
-        </w:rPr>
-        <w:t>g</w:t>
-      </w:r>
-      <w:r>
-        <w:rPr>
-          <w:rFonts w:ascii="Times New Roman" w:eastAsia="华文宋体" w:hAnsi="Times New Roman" w:cs="Times New Roman" w:hint="eastAsia"/>
-          <w:sz w:val="24"/>
-          <w:szCs w:val="24"/>
-        </w:rPr>
-        <w:t xml:space="preserve"> in the ground to look for old buildings or objects that have been buried for a long time.</w:t>
-      </w:r>
-    </w:p>
-    <w:p>
-      <w:pPr>
-        <w:rPr>
-          <w:rFonts w:ascii="Times New Roman" w:eastAsia="华文宋体" w:hAnsi="Times New Roman" w:cs="Times New Roman"/>
-          <w:sz w:val="24"/>
-          <w:szCs w:val="24"/>
-        </w:rPr>
-      </w:pPr>
-      <w:r>
-        <w:rPr>
-          <w:rFonts w:ascii="Times New Roman" w:eastAsia="华文宋体" w:hAnsi="Times New Roman" w:cs="Times New Roman" w:hint="eastAsia"/>
-          <w:b/>
-          <w:sz w:val="24"/>
-          <w:szCs w:val="24"/>
-        </w:rPr>
-        <w:t xml:space="preserve">husbandry </w:t>
-      </w:r>
-      <w:r>
-        <w:rPr>
-          <w:rFonts w:ascii="Times New Roman" w:eastAsia="华文宋体" w:hAnsi="Times New Roman" w:cs="Times New Roman"/>
-          <w:sz w:val="24"/>
-          <w:szCs w:val="24"/>
-        </w:rPr>
-        <w:br/>
-      </w:r>
-      <w:r>
-        <w:rPr>
-          <w:rFonts w:ascii="Times New Roman" w:eastAsia="华文宋体" w:hAnsi="Times New Roman" w:cs="Times New Roman" w:hint="eastAsia"/>
-          <w:sz w:val="24"/>
-          <w:szCs w:val="24"/>
-        </w:rPr>
-        <w:t>[n.] farming, especially when done carefully and well.</w:t>
-      </w:r>
-      <w:r>
-        <w:rPr>
-          <w:rFonts w:ascii="Times New Roman" w:eastAsia="华文宋体" w:hAnsi="Times New Roman" w:cs="Times New Roman"/>
-          <w:sz w:val="24"/>
-          <w:szCs w:val="24"/>
-        </w:rPr>
-        <w:br/>
-      </w:r>
-      <w:r>
-        <w:rPr>
-          <w:rFonts w:ascii="Times New Roman" w:eastAsia="华文宋体" w:hAnsi="Times New Roman" w:cs="Times New Roman" w:hint="eastAsia"/>
-          <w:sz w:val="24"/>
-          <w:szCs w:val="24"/>
-        </w:rPr>
-        <w:t>animal/crop husbandry.</w:t>
-      </w:r>
-    </w:p>
-    <w:p>
-      <w:pPr>
-        <w:rPr>
-          <w:rFonts w:ascii="Times New Roman" w:eastAsia="华文宋体" w:hAnsi="Times New Roman" w:cs="Times New Roman"/>
-          <w:sz w:val="24"/>
-          <w:szCs w:val="24"/>
-        </w:rPr>
-      </w:pPr>
-      <w:r>
-        <w:rPr>
-          <w:rFonts w:ascii="Times New Roman" w:eastAsia="华文宋体" w:hAnsi="Times New Roman" w:cs="Times New Roman" w:hint="eastAsia"/>
-          <w:b/>
-          <w:sz w:val="24"/>
-          <w:szCs w:val="24"/>
-        </w:rPr>
-        <w:t>quarry</w:t>
-      </w:r>
-      <w:r>
-        <w:rPr>
-          <w:rFonts w:ascii="Times New Roman" w:eastAsia="华文宋体" w:hAnsi="Times New Roman" w:cs="Times New Roman" w:hint="eastAsia"/>
-          <w:sz w:val="24"/>
-          <w:szCs w:val="24"/>
-        </w:rPr>
-        <w:t xml:space="preserve"> /</w:t>
-      </w:r>
-      <w:r>
-        <w:rPr>
-          <w:rFonts w:ascii="GWIPA" w:eastAsia="华文宋体" w:hAnsi="GWIPA" w:cs="Times New Roman"/>
-          <w:sz w:val="24"/>
-          <w:szCs w:val="24"/>
-        </w:rPr>
-        <w:t></w:t>
-      </w:r>
-      <w:r>
-        <w:rPr>
-          <w:rFonts w:ascii="GWIPA" w:eastAsia="华文宋体" w:hAnsi="GWIPA" w:cs="Times New Roman"/>
-          <w:sz w:val="24"/>
-          <w:szCs w:val="24"/>
-        </w:rPr>
-        <w:t></w:t>
-      </w:r>
-      <w:r>
-        <w:rPr>
-          <w:rFonts w:ascii="GWIPA" w:eastAsia="华文宋体" w:hAnsi="GWIPA" w:cs="Times New Roman"/>
-          <w:sz w:val="24"/>
-          <w:szCs w:val="24"/>
-        </w:rPr>
-        <w:t></w:t>
-      </w:r>
-      <w:r>
-        <w:rPr>
-          <w:rFonts w:ascii="GWIPA" w:eastAsia="华文宋体" w:hAnsi="GWIPA" w:cs="Times New Roman"/>
-          <w:sz w:val="24"/>
-          <w:szCs w:val="24"/>
-        </w:rPr>
-        <w:t></w:t>
-      </w:r>
-      <w:r>
-        <w:rPr>
-          <w:rFonts w:ascii="GWIPA" w:eastAsia="华文宋体" w:hAnsi="GWIPA" w:cs="Times New Roman"/>
-          <w:sz w:val="24"/>
-          <w:szCs w:val="24"/>
-        </w:rPr>
-        <w:t></w:t>
-      </w:r>
-      <w:r>
-        <w:rPr>
-          <w:rFonts w:ascii="GWIPA" w:eastAsia="华文宋体" w:hAnsi="GWIPA" w:cs="Times New Roman"/>
-          <w:sz w:val="24"/>
-          <w:szCs w:val="24"/>
-        </w:rPr>
-        <w:t></w:t>
-      </w:r>
-      <w:r>
-        <w:rPr>
-          <w:rFonts w:ascii="GWIPA" w:eastAsia="华文宋体" w:hAnsi="GWIPA" w:cs="Times New Roman"/>
-          <w:sz w:val="24"/>
-          <w:szCs w:val="24"/>
-        </w:rPr>
-        <w:t></w:t>
-      </w:r>
-      <w:r>
-        <w:rPr>
-          <w:rFonts w:ascii="GWIPA" w:eastAsia="华文宋体" w:hAnsi="GWIPA" w:cs="Times New Roman"/>
-          <w:sz w:val="24"/>
-          <w:szCs w:val="24"/>
-        </w:rPr>
-        <w:br/>
-      </w:r>
-      <w:r>
-        <w:rPr>
-          <w:rFonts w:ascii="Times New Roman" w:eastAsia="华文宋体" w:hAnsi="Times New Roman" w:cs="Times New Roman" w:hint="eastAsia"/>
-          <w:sz w:val="24"/>
-          <w:szCs w:val="24"/>
-        </w:rPr>
-        <w:t>[C.] a place where large amounts of stone, etc. are dug out of the ground.</w:t>
-      </w:r>
-      <w:r>
-        <w:rPr>
-          <w:rFonts w:ascii="Times New Roman" w:eastAsia="华文宋体" w:hAnsi="Times New Roman" w:cs="Times New Roman"/>
-          <w:sz w:val="24"/>
-          <w:szCs w:val="24"/>
-        </w:rPr>
-        <w:br/>
-      </w:r>
-      <w:r>
-        <w:rPr>
-          <w:rFonts w:ascii="Times New Roman" w:eastAsia="华文宋体" w:hAnsi="Times New Roman" w:cs="Times New Roman" w:hint="eastAsia"/>
-          <w:sz w:val="24"/>
-          <w:szCs w:val="24"/>
-        </w:rPr>
-        <w:t>a slate quarry.</w:t>
-      </w:r>
-    </w:p>
-    <w:p>
-      <w:pPr>
-        <w:rPr>
-          <w:rFonts w:ascii="Times New Roman" w:eastAsia="华文宋体" w:hAnsi="Times New Roman" w:cs="Times New Roman"/>
-          <w:sz w:val="24"/>
-          <w:szCs w:val="24"/>
-        </w:rPr>
-      </w:pPr>
-      <w:r>
-        <w:rPr>
-          <w:rFonts w:ascii="Times New Roman" w:eastAsia="华文宋体" w:hAnsi="Times New Roman" w:cs="Times New Roman" w:hint="eastAsia"/>
-          <w:b/>
-          <w:sz w:val="24"/>
-          <w:szCs w:val="24"/>
-        </w:rPr>
-        <w:t>sheer</w:t>
-      </w:r>
-      <w:r>
-        <w:rPr>
-          <w:rFonts w:ascii="Times New Roman" w:eastAsia="华文宋体" w:hAnsi="Times New Roman" w:cs="Times New Roman"/>
-          <w:sz w:val="24"/>
-          <w:szCs w:val="24"/>
-        </w:rPr>
-        <w:br/>
-      </w:r>
-      <w:r>
-        <w:rPr>
-          <w:rFonts w:ascii="Times New Roman" w:eastAsia="华文宋体" w:hAnsi="Times New Roman" w:cs="Times New Roman" w:hint="eastAsia"/>
-          <w:sz w:val="24"/>
-          <w:szCs w:val="24"/>
-        </w:rPr>
-        <w:t>[adj.] used to emphasize the size, degree or amount of sth.</w:t>
-      </w:r>
-      <w:r>
-        <w:rPr>
-          <w:rFonts w:ascii="Times New Roman" w:eastAsia="华文宋体" w:hAnsi="Times New Roman" w:cs="Times New Roman" w:hint="eastAsia"/>
-          <w:sz w:val="24"/>
-          <w:szCs w:val="24"/>
-        </w:rPr>
-        <w:t xml:space="preserve"> </w:t>
-      </w:r>
-      <w:r>
-        <w:rPr>
-          <w:rFonts w:ascii="Times New Roman" w:eastAsia="华文宋体" w:hAnsi="Times New Roman" w:cs="Times New Roman" w:hint="eastAsia"/>
-          <w:sz w:val="24"/>
-          <w:szCs w:val="24"/>
-        </w:rPr>
-        <w:t>(</w:t>
-      </w:r>
-      <w:r>
-        <w:rPr>
-          <w:rFonts w:ascii="Times New Roman" w:eastAsia="华文宋体" w:hAnsi="Times New Roman" w:cs="Times New Roman" w:hint="eastAsia"/>
-          <w:sz w:val="24"/>
-          <w:szCs w:val="24"/>
-        </w:rPr>
-        <w:t>As far as I know, t</w:t>
-      </w:r>
-      <w:r>
-        <w:rPr>
-          <w:rFonts w:ascii="Times New Roman" w:eastAsia="华文宋体" w:hAnsi="Times New Roman" w:cs="Times New Roman" w:hint="eastAsia"/>
-          <w:sz w:val="24"/>
-          <w:szCs w:val="24"/>
-        </w:rPr>
-        <w:t>here is non any coordinated Chinese words to it.)</w:t>
+        <w:t>non any coordinated Chinese words to it.)</w:t>
       </w:r>
       <w:r>
         <w:rPr>
@@ -9715,7 +10063,7 @@
   <a:extraClrSchemeLst/>
   <a:extLst>
     <a:ext uri="{05A4C25C-085E-4340-85A3-A5531E510DB2}">
-      <thm15:themeFamily xmlns:thm15="http://schemas.microsoft.com/office/thememl/2012/main" xmlns="" name="Office Theme" id="{62F939B6-93AF-4DB8-9C6B-D6C7DFDC589F}" vid="{4A3C46E8-61CC-4603-A589-7422A47A8E4A}"/>
+      <thm15:themeFamily xmlns="" xmlns:thm15="http://schemas.microsoft.com/office/thememl/2012/main" name="Office Theme" id="{62F939B6-93AF-4DB8-9C6B-D6C7DFDC589F}" vid="{4A3C46E8-61CC-4603-A589-7422A47A8E4A}"/>
     </a:ext>
   </a:extLst>
 </a:theme>

--- a/IELTS Notes/Vocabulary of IELTS Test/Vocabulary of Listening Test.docx
+++ b/IELTS Notes/Vocabulary of IELTS Test/Vocabulary of Listening Test.docx
@@ -1909,7 +1909,7 @@
     <w:p>
       <w:pPr>
         <w:rPr>
-          <w:rFonts w:ascii="Times New Roman" w:hAnsi="Times New Roman" w:cs="Times New Roman" w:hint="eastAsia"/>
+          <w:rFonts w:ascii="Times New Roman" w:hAnsi="Times New Roman" w:cs="Times New Roman"/>
           <w:sz w:val="24"/>
           <w:szCs w:val="24"/>
         </w:rPr>
@@ -1943,16 +1943,16 @@
     <w:p>
       <w:pPr>
         <w:rPr>
-          <w:rFonts w:ascii="Times New Roman" w:hAnsi="Times New Roman" w:cs="Times New Roman" w:hint="eastAsia"/>
-          <w:sz w:val="24"/>
-          <w:szCs w:val="24"/>
-        </w:rPr>
-      </w:pPr>
-    </w:p>
-    <w:p>
-      <w:pPr>
-        <w:rPr>
-          <w:rFonts w:ascii="Times New Roman" w:hAnsi="Times New Roman" w:cs="Times New Roman" w:hint="eastAsia"/>
+          <w:rFonts w:ascii="Times New Roman" w:hAnsi="Times New Roman" w:cs="Times New Roman"/>
+          <w:sz w:val="24"/>
+          <w:szCs w:val="24"/>
+        </w:rPr>
+      </w:pPr>
+    </w:p>
+    <w:p>
+      <w:pPr>
+        <w:rPr>
+          <w:rFonts w:ascii="Times New Roman" w:hAnsi="Times New Roman" w:cs="Times New Roman"/>
           <w:b/>
           <w:bCs/>
           <w:i/>
@@ -1989,7 +1989,7 @@
     <w:p>
       <w:pPr>
         <w:rPr>
-          <w:rFonts w:ascii="Times New Roman" w:hAnsi="Times New Roman" w:cs="Times New Roman" w:hint="eastAsia"/>
+          <w:rFonts w:ascii="Times New Roman" w:hAnsi="Times New Roman" w:cs="Times New Roman"/>
           <w:sz w:val="24"/>
           <w:szCs w:val="24"/>
         </w:rPr>
@@ -2023,7 +2023,7 @@
     <w:p>
       <w:pPr>
         <w:rPr>
-          <w:rFonts w:ascii="Times New Roman" w:hAnsi="Times New Roman" w:cs="Times New Roman" w:hint="eastAsia"/>
+          <w:rFonts w:ascii="Times New Roman" w:hAnsi="Times New Roman" w:cs="Times New Roman"/>
           <w:sz w:val="24"/>
           <w:szCs w:val="24"/>
         </w:rPr>
@@ -2081,7 +2081,7 @@
     <w:p>
       <w:pPr>
         <w:rPr>
-          <w:rFonts w:ascii="Times New Roman" w:hAnsi="Times New Roman" w:cs="Times New Roman" w:hint="eastAsia"/>
+          <w:rFonts w:ascii="Times New Roman" w:hAnsi="Times New Roman" w:cs="Times New Roman"/>
           <w:sz w:val="24"/>
           <w:szCs w:val="24"/>
         </w:rPr>
@@ -2114,7 +2114,7 @@
     <w:p>
       <w:pPr>
         <w:rPr>
-          <w:rFonts w:ascii="Times New Roman" w:hAnsi="Times New Roman" w:cs="Times New Roman" w:hint="eastAsia"/>
+          <w:rFonts w:ascii="Times New Roman" w:hAnsi="Times New Roman" w:cs="Times New Roman"/>
           <w:sz w:val="24"/>
           <w:szCs w:val="24"/>
         </w:rPr>
@@ -2230,7 +2230,7 @@
     <w:p>
       <w:pPr>
         <w:rPr>
-          <w:rFonts w:ascii="Times New Roman" w:hAnsi="Times New Roman" w:cs="Times New Roman"/>
+          <w:rFonts w:ascii="Times New Roman" w:hAnsi="Times New Roman" w:cs="Times New Roman" w:hint="eastAsia"/>
           <w:sz w:val="24"/>
           <w:szCs w:val="24"/>
         </w:rPr>
@@ -2276,12 +2276,301 @@
           <w:szCs w:val="24"/>
         </w:rPr>
         <w:t xml:space="preserve"> </w:t>
+      </w:r>
+    </w:p>
+    <w:p>
+      <w:pPr>
+        <w:rPr>
+          <w:rFonts w:ascii="Times New Roman" w:hAnsi="Times New Roman" w:cs="Times New Roman" w:hint="eastAsia"/>
+          <w:sz w:val="24"/>
+          <w:szCs w:val="24"/>
+        </w:rPr>
+      </w:pPr>
+      <w:r>
+        <w:rPr>
+          <w:rFonts w:ascii="Times New Roman" w:hAnsi="Times New Roman" w:cs="Times New Roman" w:hint="eastAsia"/>
+          <w:sz w:val="24"/>
+          <w:szCs w:val="24"/>
+        </w:rPr>
+        <w:t>Section 3</w:t>
+      </w:r>
+    </w:p>
+    <w:p>
+      <w:pPr>
+        <w:rPr>
+          <w:rFonts w:ascii="Times New Roman" w:hAnsi="Times New Roman" w:cs="Times New Roman" w:hint="eastAsia"/>
+          <w:sz w:val="24"/>
+          <w:szCs w:val="24"/>
+        </w:rPr>
+      </w:pPr>
+      <w:r>
+        <w:rPr>
+          <w:rFonts w:ascii="Times New Roman" w:hAnsi="Times New Roman" w:cs="Times New Roman" w:hint="eastAsia"/>
+          <w:b/>
+          <w:sz w:val="24"/>
+          <w:szCs w:val="24"/>
+        </w:rPr>
+        <w:t>refer to</w:t>
+      </w:r>
+      <w:r>
+        <w:rPr>
+          <w:rFonts w:ascii="Times New Roman" w:hAnsi="Times New Roman" w:cs="Times New Roman"/>
+          <w:sz w:val="24"/>
+          <w:szCs w:val="24"/>
+        </w:rPr>
+        <w:br/>
+      </w:r>
+      <w:r>
+        <w:rPr>
+          <w:rFonts w:ascii="Times New Roman" w:hAnsi="Times New Roman" w:cs="Times New Roman" w:hint="eastAsia"/>
+          <w:sz w:val="24"/>
+          <w:szCs w:val="24"/>
+        </w:rPr>
+        <w:t xml:space="preserve">[phrasal verb] </w:t>
+      </w:r>
+      <w:r>
+        <w:rPr>
+          <w:rFonts w:ascii="Times New Roman" w:hAnsi="Times New Roman" w:cs="Times New Roman" w:hint="eastAsia"/>
+          <w:sz w:val="24"/>
+          <w:szCs w:val="24"/>
+        </w:rPr>
+        <w:t>to send sb/sth to sb/sth for help, advice or decision.</w:t>
+      </w:r>
+      <w:r>
+        <w:rPr>
+          <w:rFonts w:ascii="Times New Roman" w:hAnsi="Times New Roman" w:cs="Times New Roman"/>
+          <w:sz w:val="24"/>
+          <w:szCs w:val="24"/>
+        </w:rPr>
+        <w:br/>
+      </w:r>
+      <w:r>
+        <w:rPr>
+          <w:rFonts w:ascii="Times New Roman" w:hAnsi="Times New Roman" w:cs="Times New Roman" w:hint="eastAsia"/>
+          <w:sz w:val="24"/>
+          <w:szCs w:val="24"/>
+        </w:rPr>
+        <w:t xml:space="preserve">I have been refered to you. </w:t>
+      </w:r>
+    </w:p>
+    <w:p>
+      <w:pPr>
+        <w:rPr>
+          <w:rFonts w:ascii="Times New Roman" w:hAnsi="Times New Roman" w:cs="Times New Roman" w:hint="eastAsia"/>
+          <w:sz w:val="24"/>
+          <w:szCs w:val="24"/>
+        </w:rPr>
+      </w:pPr>
+      <w:r>
+        <w:rPr>
+          <w:rFonts w:ascii="Times New Roman" w:hAnsi="Times New Roman" w:cs="Times New Roman" w:hint="eastAsia"/>
+          <w:b/>
+          <w:sz w:val="24"/>
+          <w:szCs w:val="24"/>
+        </w:rPr>
+        <w:t>enquire</w:t>
+      </w:r>
+      <w:r>
+        <w:rPr>
+          <w:rFonts w:ascii="Times New Roman" w:hAnsi="Times New Roman" w:cs="Times New Roman" w:hint="eastAsia"/>
+          <w:sz w:val="24"/>
+          <w:szCs w:val="24"/>
+        </w:rPr>
+        <w:t xml:space="preserve">  (</w:t>
+      </w:r>
+      <w:r>
+        <w:rPr>
+          <w:rFonts w:ascii="Times New Roman" w:hAnsi="Times New Roman" w:cs="Times New Roman" w:hint="eastAsia"/>
+          <w:b/>
+          <w:sz w:val="24"/>
+          <w:szCs w:val="24"/>
+        </w:rPr>
+        <w:t>inquire</w:t>
+      </w:r>
+      <w:r>
+        <w:rPr>
+          <w:rFonts w:ascii="Times New Roman" w:hAnsi="Times New Roman" w:cs="Times New Roman" w:hint="eastAsia"/>
+          <w:sz w:val="24"/>
+          <w:szCs w:val="24"/>
+        </w:rPr>
+        <w:t xml:space="preserve"> (NAmE, BrE))</w:t>
+      </w:r>
+      <w:r>
+        <w:rPr>
+          <w:rFonts w:ascii="Times New Roman" w:hAnsi="Times New Roman" w:cs="Times New Roman"/>
+          <w:sz w:val="24"/>
+          <w:szCs w:val="24"/>
+        </w:rPr>
+        <w:br/>
+      </w:r>
+      <w:r>
+        <w:rPr>
+          <w:rFonts w:ascii="Times New Roman" w:hAnsi="Times New Roman" w:cs="Times New Roman" w:hint="eastAsia"/>
+          <w:sz w:val="24"/>
+          <w:szCs w:val="24"/>
+        </w:rPr>
+        <w:t xml:space="preserve">[vt.] (especially BrE) (rather </w:t>
+      </w:r>
+      <w:r>
+        <w:rPr>
+          <w:rFonts w:ascii="Times New Roman" w:hAnsi="Times New Roman" w:cs="Times New Roman" w:hint="eastAsia"/>
+          <w:i/>
+          <w:sz w:val="24"/>
+          <w:szCs w:val="24"/>
+        </w:rPr>
+        <w:t>formal</w:t>
+      </w:r>
+      <w:r>
+        <w:rPr>
+          <w:rFonts w:ascii="Times New Roman" w:hAnsi="Times New Roman" w:cs="Times New Roman" w:hint="eastAsia"/>
+          <w:sz w:val="24"/>
+          <w:szCs w:val="24"/>
+        </w:rPr>
+        <w:t>) to ask sb for information</w:t>
+      </w:r>
+      <w:r>
+        <w:rPr>
+          <w:rFonts w:ascii="Times New Roman" w:hAnsi="Times New Roman" w:cs="Times New Roman" w:hint="eastAsia"/>
+          <w:sz w:val="24"/>
+          <w:szCs w:val="24"/>
+        </w:rPr>
+        <w:t>.</w:t>
+      </w:r>
+      <w:r>
+        <w:rPr>
+          <w:rFonts w:ascii="Times New Roman" w:hAnsi="Times New Roman" w:cs="Times New Roman"/>
+          <w:sz w:val="24"/>
+          <w:szCs w:val="24"/>
+        </w:rPr>
+        <w:br/>
+      </w:r>
+      <w:r>
+        <w:rPr>
+          <w:rFonts w:ascii="Times New Roman" w:hAnsi="Times New Roman" w:cs="Times New Roman" w:hint="eastAsia"/>
+          <w:sz w:val="24"/>
+          <w:szCs w:val="24"/>
+        </w:rPr>
+        <w:t>He enquired her name.</w:t>
+      </w:r>
+      <w:r>
+        <w:rPr>
+          <w:rFonts w:ascii="Times New Roman" w:hAnsi="Times New Roman" w:cs="Times New Roman"/>
+          <w:sz w:val="24"/>
+          <w:szCs w:val="24"/>
+        </w:rPr>
+        <w:br/>
+      </w:r>
+      <w:r>
+        <w:rPr>
+          <w:rFonts w:ascii="Times New Roman" w:hAnsi="Times New Roman" w:cs="Times New Roman" w:hint="eastAsia"/>
+          <w:b/>
+          <w:sz w:val="24"/>
+          <w:szCs w:val="24"/>
+        </w:rPr>
+        <w:t>enquiry</w:t>
+      </w:r>
+      <w:r>
+        <w:rPr>
+          <w:rFonts w:ascii="Times New Roman" w:hAnsi="Times New Roman" w:cs="Times New Roman" w:hint="eastAsia"/>
+          <w:sz w:val="24"/>
+          <w:szCs w:val="24"/>
+        </w:rPr>
+        <w:t xml:space="preserve">  (</w:t>
+      </w:r>
+      <w:r>
+        <w:rPr>
+          <w:rFonts w:ascii="Times New Roman" w:hAnsi="Times New Roman" w:cs="Times New Roman" w:hint="eastAsia"/>
+          <w:b/>
+          <w:sz w:val="24"/>
+          <w:szCs w:val="24"/>
+        </w:rPr>
+        <w:t>inquiry</w:t>
+      </w:r>
+      <w:r>
+        <w:rPr>
+          <w:rFonts w:ascii="Times New Roman" w:hAnsi="Times New Roman" w:cs="Times New Roman" w:hint="eastAsia"/>
+          <w:sz w:val="24"/>
+          <w:szCs w:val="24"/>
+        </w:rPr>
+        <w:t>)</w:t>
+      </w:r>
+      <w:r>
+        <w:rPr>
+          <w:rFonts w:ascii="Times New Roman" w:hAnsi="Times New Roman" w:cs="Times New Roman"/>
+          <w:sz w:val="24"/>
+          <w:szCs w:val="24"/>
+        </w:rPr>
+        <w:br/>
+      </w:r>
+      <w:r>
+        <w:rPr>
+          <w:rFonts w:ascii="Times New Roman" w:hAnsi="Times New Roman" w:cs="Times New Roman" w:hint="eastAsia"/>
+          <w:sz w:val="24"/>
+          <w:szCs w:val="24"/>
+        </w:rPr>
+        <w:t>[n.]</w:t>
+      </w:r>
+      <w:r>
+        <w:rPr>
+          <w:rFonts w:ascii="Times New Roman" w:hAnsi="Times New Roman" w:cs="Times New Roman" w:hint="eastAsia"/>
+          <w:sz w:val="24"/>
+          <w:szCs w:val="24"/>
+        </w:rPr>
+        <w:t xml:space="preserve"> </w:t>
+      </w:r>
+    </w:p>
+    <w:p>
+      <w:pPr>
+        <w:rPr>
+          <w:rFonts w:ascii="Times New Roman" w:hAnsi="Times New Roman" w:cs="Times New Roman" w:hint="eastAsia"/>
+          <w:sz w:val="24"/>
+        </w:rPr>
+      </w:pPr>
+      <w:r>
+        <w:rPr>
+          <w:rFonts w:ascii="Times New Roman" w:hAnsi="Times New Roman" w:cs="Times New Roman"/>
+          <w:b/>
+          <w:sz w:val="24"/>
+        </w:rPr>
+        <w:t>refrsher course</w:t>
+      </w:r>
+      <w:r>
+        <w:rPr>
+          <w:rFonts w:ascii="Times New Roman" w:hAnsi="Times New Roman" w:cs="Times New Roman" w:hint="eastAsia"/>
+          <w:sz w:val="24"/>
+        </w:rPr>
+        <w:br/>
+        <w:t>[n.] a short period of training to imporve your skills or to teach you about new ideas and developments about your job.</w:t>
+      </w:r>
+    </w:p>
+    <w:p>
+      <w:pPr>
+        <w:rPr>
+          <w:rFonts w:ascii="Times New Roman" w:hAnsi="Times New Roman" w:cs="Times New Roman"/>
+          <w:sz w:val="24"/>
+        </w:rPr>
+      </w:pPr>
+      <w:r>
+        <w:rPr>
+          <w:rFonts w:ascii="Times New Roman" w:hAnsi="Times New Roman" w:cs="Times New Roman" w:hint="eastAsia"/>
+          <w:sz w:val="24"/>
+        </w:rPr>
+        <w:t>procrastination</w:t>
       </w:r>
       <w:bookmarkStart w:id="0" w:name="_GoBack"/>
       <w:bookmarkEnd w:id="0"/>
     </w:p>
     <w:p>
       <w:pPr>
+        <w:rPr>
+          <w:rFonts w:ascii="Times New Roman" w:hAnsi="Times New Roman" w:cs="Times New Roman"/>
+          <w:sz w:val="24"/>
+          <w:szCs w:val="24"/>
+        </w:rPr>
+      </w:pPr>
+    </w:p>
+    <w:p>
+      <w:pPr>
         <w:outlineLvl w:val="1"/>
         <w:rPr>
           <w:rFonts w:ascii="Times New Roman" w:hAnsi="Times New Roman" w:cs="Times New Roman"/>
@@ -2346,6 +2635,7 @@
           <w:sz w:val="24"/>
           <w:szCs w:val="24"/>
         </w:rPr>
+        <w:lastRenderedPageBreak/>
         <w:t>Section 1</w:t>
       </w:r>
     </w:p>
@@ -2634,7 +2924,6 @@
           <w:sz w:val="24"/>
           <w:szCs w:val="24"/>
         </w:rPr>
-        <w:lastRenderedPageBreak/>
         <w:t>rust</w:t>
       </w:r>
       <w:r>
@@ -3026,6 +3315,7 @@
           <w:b/>
           <w:bCs/>
         </w:rPr>
+        <w:lastRenderedPageBreak/>
         <w:t>nominal</w:t>
       </w:r>
       <w:r>
@@ -3221,7 +3511,6 @@
           <w:sz w:val="24"/>
           <w:szCs w:val="24"/>
         </w:rPr>
-        <w:lastRenderedPageBreak/>
         <w:t>automatic</w:t>
       </w:r>
       <w:r>
@@ -3978,6 +4267,7 @@
           <w:sz w:val="28"/>
           <w:szCs w:val="28"/>
         </w:rPr>
+        <w:lastRenderedPageBreak/>
         <w:t>Section 4</w:t>
       </w:r>
     </w:p>
@@ -4352,7 +4642,6 @@
           <w:sz w:val="24"/>
           <w:szCs w:val="24"/>
         </w:rPr>
-        <w:lastRenderedPageBreak/>
         <w:t>soil conditioner</w:t>
       </w:r>
       <w:r>
@@ -5118,6 +5407,7 @@
           <w:sz w:val="24"/>
           <w:szCs w:val="24"/>
         </w:rPr>
+        <w:lastRenderedPageBreak/>
         <w:t>phase sth out</w:t>
       </w:r>
       <w:r>
@@ -5393,7 +5683,6 @@
           <w:sz w:val="24"/>
           <w:szCs w:val="24"/>
         </w:rPr>
-        <w:lastRenderedPageBreak/>
         <w:t xml:space="preserve">foyer </w:t>
       </w:r>
       <w:r>
@@ -6345,6 +6634,7 @@
           <w:sz w:val="24"/>
           <w:szCs w:val="24"/>
         </w:rPr>
+        <w:lastRenderedPageBreak/>
         <w:t>leatlet</w:t>
       </w:r>
       <w:r>
@@ -6753,7 +7043,6 @@
           <w:sz w:val="24"/>
           <w:szCs w:val="24"/>
         </w:rPr>
-        <w:lastRenderedPageBreak/>
         <w:t>acclaim</w:t>
       </w:r>
       <w:r>
@@ -7398,6 +7687,7 @@
           <w:sz w:val="24"/>
           <w:szCs w:val="24"/>
         </w:rPr>
+        <w:lastRenderedPageBreak/>
         <w:t>chimney stack</w:t>
       </w:r>
       <w:r>
@@ -7589,7 +7879,6 @@
           <w:sz w:val="28"/>
           <w:szCs w:val="24"/>
         </w:rPr>
-        <w:lastRenderedPageBreak/>
         <w:t>Section 3</w:t>
       </w:r>
     </w:p>
@@ -8067,7 +8356,16 @@
           <w:sz w:val="24"/>
           <w:szCs w:val="24"/>
         </w:rPr>
-        <w:t xml:space="preserve">[n.] a large piece of farming equipment with one or serval curved blades to dig and trun over soil. </w:t>
+        <w:t xml:space="preserve">[n.] a large piece of farming equipment with one or serval curved blades to dig and </w:t>
+      </w:r>
+      <w:r>
+        <w:rPr>
+          <w:rFonts w:ascii="Times New Roman" w:eastAsia="华文宋体" w:hAnsi="Times New Roman" w:cs="Times New Roman" w:hint="eastAsia"/>
+          <w:sz w:val="24"/>
+          <w:szCs w:val="24"/>
+        </w:rPr>
+        <w:lastRenderedPageBreak/>
+        <w:t xml:space="preserve">trun over soil. </w:t>
       </w:r>
       <w:r>
         <w:rPr>
@@ -8475,16 +8773,7 @@
           <w:sz w:val="24"/>
           <w:szCs w:val="24"/>
         </w:rPr>
-        <w:t xml:space="preserve">here is </w:t>
-      </w:r>
-      <w:r>
-        <w:rPr>
-          <w:rFonts w:ascii="Times New Roman" w:eastAsia="华文宋体" w:hAnsi="Times New Roman" w:cs="Times New Roman" w:hint="eastAsia"/>
-          <w:sz w:val="24"/>
-          <w:szCs w:val="24"/>
-        </w:rPr>
-        <w:lastRenderedPageBreak/>
-        <w:t>non any coordinated Chinese words to it.)</w:t>
+        <w:t>here is non any coordinated Chinese words to it.)</w:t>
       </w:r>
       <w:r>
         <w:rPr>
@@ -8899,6 +9188,7 @@
           <w:sz w:val="24"/>
           <w:szCs w:val="24"/>
         </w:rPr>
+        <w:lastRenderedPageBreak/>
         <w:t>an overdue library book.</w:t>
       </w:r>
     </w:p>
@@ -10063,7 +10353,7 @@
   <a:extraClrSchemeLst/>
   <a:extLst>
     <a:ext uri="{05A4C25C-085E-4340-85A3-A5531E510DB2}">
-      <thm15:themeFamily xmlns="" xmlns:thm15="http://schemas.microsoft.com/office/thememl/2012/main" name="Office Theme" id="{62F939B6-93AF-4DB8-9C6B-D6C7DFDC589F}" vid="{4A3C46E8-61CC-4603-A589-7422A47A8E4A}"/>
+      <thm15:themeFamily xmlns:thm15="http://schemas.microsoft.com/office/thememl/2012/main" xmlns="" name="Office Theme" id="{62F939B6-93AF-4DB8-9C6B-D6C7DFDC589F}" vid="{4A3C46E8-61CC-4603-A589-7422A47A8E4A}"/>
     </a:ext>
   </a:extLst>
 </a:theme>

--- a/IELTS Notes/Vocabulary of IELTS Test/Vocabulary of Listening Test.docx
+++ b/IELTS Notes/Vocabulary of IELTS Test/Vocabulary of Listening Test.docx
@@ -2230,7 +2230,7 @@
     <w:p>
       <w:pPr>
         <w:rPr>
-          <w:rFonts w:ascii="Times New Roman" w:hAnsi="Times New Roman" w:cs="Times New Roman" w:hint="eastAsia"/>
+          <w:rFonts w:ascii="Times New Roman" w:hAnsi="Times New Roman" w:cs="Times New Roman"/>
           <w:sz w:val="24"/>
           <w:szCs w:val="24"/>
         </w:rPr>
@@ -2281,15 +2281,23 @@
     <w:p>
       <w:pPr>
         <w:rPr>
-          <w:rFonts w:ascii="Times New Roman" w:hAnsi="Times New Roman" w:cs="Times New Roman" w:hint="eastAsia"/>
-          <w:sz w:val="24"/>
-          <w:szCs w:val="24"/>
-        </w:rPr>
-      </w:pPr>
-      <w:r>
-        <w:rPr>
-          <w:rFonts w:ascii="Times New Roman" w:hAnsi="Times New Roman" w:cs="Times New Roman" w:hint="eastAsia"/>
-          <w:sz w:val="24"/>
+          <w:rFonts w:ascii="Times New Roman" w:hAnsi="Times New Roman" w:cs="Times New Roman"/>
+          <w:b/>
+          <w:bCs/>
+          <w:i/>
+          <w:iCs/>
+          <w:sz w:val="28"/>
+          <w:szCs w:val="24"/>
+        </w:rPr>
+      </w:pPr>
+      <w:r>
+        <w:rPr>
+          <w:rFonts w:ascii="Times New Roman" w:hAnsi="Times New Roman" w:cs="Times New Roman" w:hint="eastAsia"/>
+          <w:b/>
+          <w:bCs/>
+          <w:i/>
+          <w:iCs/>
+          <w:sz w:val="28"/>
           <w:szCs w:val="24"/>
         </w:rPr>
         <w:t>Section 3</w:t>
@@ -2298,7 +2306,7 @@
     <w:p>
       <w:pPr>
         <w:rPr>
-          <w:rFonts w:ascii="Times New Roman" w:hAnsi="Times New Roman" w:cs="Times New Roman" w:hint="eastAsia"/>
+          <w:rFonts w:ascii="Times New Roman" w:hAnsi="Times New Roman" w:cs="Times New Roman"/>
           <w:sz w:val="24"/>
           <w:szCs w:val="24"/>
         </w:rPr>
@@ -2356,7 +2364,7 @@
     <w:p>
       <w:pPr>
         <w:rPr>
-          <w:rFonts w:ascii="Times New Roman" w:hAnsi="Times New Roman" w:cs="Times New Roman" w:hint="eastAsia"/>
+          <w:rFonts w:ascii="Times New Roman" w:hAnsi="Times New Roman" w:cs="Times New Roman"/>
           <w:sz w:val="24"/>
           <w:szCs w:val="24"/>
         </w:rPr>
@@ -2522,7 +2530,7 @@
     <w:p>
       <w:pPr>
         <w:rPr>
-          <w:rFonts w:ascii="Times New Roman" w:hAnsi="Times New Roman" w:cs="Times New Roman" w:hint="eastAsia"/>
+          <w:rFonts w:ascii="Times New Roman" w:hAnsi="Times New Roman" w:cs="Times New Roman"/>
           <w:sz w:val="24"/>
         </w:rPr>
       </w:pPr>
@@ -2546,19 +2554,504 @@
     <w:p>
       <w:pPr>
         <w:rPr>
-          <w:rFonts w:ascii="Times New Roman" w:hAnsi="Times New Roman" w:cs="Times New Roman"/>
-          <w:sz w:val="24"/>
-        </w:rPr>
-      </w:pPr>
-      <w:r>
-        <w:rPr>
-          <w:rFonts w:ascii="Times New Roman" w:hAnsi="Times New Roman" w:cs="Times New Roman" w:hint="eastAsia"/>
+          <w:rFonts w:ascii="Times New Roman" w:hAnsi="Times New Roman" w:cs="Times New Roman" w:hint="eastAsia"/>
+          <w:sz w:val="24"/>
+        </w:rPr>
+      </w:pPr>
+      <w:r>
+        <w:rPr>
+          <w:rFonts w:ascii="Times New Roman" w:hAnsi="Times New Roman" w:cs="Times New Roman" w:hint="eastAsia"/>
+          <w:b/>
+          <w:sz w:val="24"/>
+        </w:rPr>
+        <w:t>procrastinate</w:t>
+      </w:r>
+      <w:r>
+        <w:rPr>
+          <w:rFonts w:ascii="Times New Roman" w:hAnsi="Times New Roman" w:cs="Times New Roman" w:hint="eastAsia"/>
+          <w:sz w:val="24"/>
+        </w:rPr>
+        <w:t xml:space="preserve"> /</w:t>
+      </w:r>
+      <w:r>
+        <w:rPr>
+          <w:rFonts w:ascii="GWIPA" w:hAnsi="GWIPA" w:cs="Times New Roman"/>
+          <w:sz w:val="24"/>
+        </w:rPr>
+        <w:t></w:t>
+      </w:r>
+      <w:r>
+        <w:rPr>
+          <w:rFonts w:ascii="GWIPA" w:hAnsi="GWIPA" w:cs="Times New Roman"/>
+          <w:sz w:val="24"/>
+        </w:rPr>
+        <w:t></w:t>
+      </w:r>
+      <w:r>
+        <w:rPr>
+          <w:rFonts w:ascii="GWIPA" w:hAnsi="GWIPA" w:cs="Times New Roman"/>
+          <w:sz w:val="24"/>
+        </w:rPr>
+        <w:t></w:t>
+      </w:r>
+      <w:r>
+        <w:rPr>
+          <w:rFonts w:ascii="GWIPA" w:hAnsi="GWIPA" w:cs="Times New Roman"/>
+          <w:sz w:val="24"/>
+        </w:rPr>
+        <w:t></w:t>
+      </w:r>
+      <w:r>
+        <w:rPr>
+          <w:rFonts w:ascii="GWIPA" w:hAnsi="GWIPA" w:cs="Times New Roman"/>
+          <w:sz w:val="24"/>
+        </w:rPr>
+        <w:t></w:t>
+      </w:r>
+      <w:r>
+        <w:rPr>
+          <w:rFonts w:ascii="GWIPA" w:hAnsi="GWIPA" w:cs="Times New Roman"/>
+          <w:sz w:val="24"/>
+        </w:rPr>
+        <w:t></w:t>
+      </w:r>
+      <w:r>
+        <w:rPr>
+          <w:rFonts w:ascii="GWIPA" w:hAnsi="GWIPA" w:cs="Times New Roman"/>
+          <w:sz w:val="24"/>
+        </w:rPr>
+        <w:t></w:t>
+      </w:r>
+      <w:r>
+        <w:rPr>
+          <w:rFonts w:ascii="GWIPA" w:hAnsi="GWIPA" w:cs="Times New Roman"/>
+          <w:sz w:val="24"/>
+        </w:rPr>
+        <w:t></w:t>
+      </w:r>
+      <w:r>
+        <w:rPr>
+          <w:rFonts w:ascii="GWIPA" w:hAnsi="GWIPA" w:cs="Times New Roman"/>
+          <w:sz w:val="24"/>
+        </w:rPr>
+        <w:t></w:t>
+      </w:r>
+      <w:r>
+        <w:rPr>
+          <w:rFonts w:ascii="GWIPA" w:hAnsi="GWIPA" w:cs="Times New Roman"/>
+          <w:sz w:val="24"/>
+        </w:rPr>
+        <w:t></w:t>
+      </w:r>
+      <w:r>
+        <w:rPr>
+          <w:rFonts w:ascii="GWIPA" w:hAnsi="GWIPA" w:cs="Times New Roman"/>
+          <w:sz w:val="24"/>
+        </w:rPr>
+        <w:t></w:t>
+      </w:r>
+      <w:r>
+        <w:rPr>
+          <w:rFonts w:ascii="GWIPA" w:hAnsi="GWIPA" w:cs="Times New Roman"/>
+          <w:sz w:val="24"/>
+        </w:rPr>
+        <w:t></w:t>
+      </w:r>
+      <w:r>
+        <w:rPr>
+          <w:rFonts w:ascii="GWIPA" w:hAnsi="GWIPA" w:cs="Times New Roman"/>
+          <w:sz w:val="24"/>
+        </w:rPr>
+        <w:t></w:t>
+      </w:r>
+      <w:r>
+        <w:rPr>
+          <w:rFonts w:ascii="GWIPA" w:hAnsi="GWIPA" w:cs="Times New Roman"/>
+          <w:sz w:val="24"/>
+        </w:rPr>
+        <w:t></w:t>
+      </w:r>
+      <w:r>
+        <w:rPr>
+          <w:rFonts w:ascii="GWIPA" w:hAnsi="GWIPA" w:cs="Times New Roman"/>
+          <w:sz w:val="24"/>
+        </w:rPr>
+        <w:t></w:t>
+      </w:r>
+      <w:r>
+        <w:rPr>
+          <w:rFonts w:ascii="Times New Roman" w:hAnsi="Times New Roman" w:cs="Times New Roman" w:hint="eastAsia"/>
+          <w:sz w:val="24"/>
+        </w:rPr>
+        <w:t>/</w:t>
+      </w:r>
+      <w:r>
+        <w:rPr>
+          <w:rFonts w:ascii="Times New Roman" w:hAnsi="Times New Roman" w:cs="Times New Roman"/>
+          <w:sz w:val="24"/>
+        </w:rPr>
+        <w:br/>
+      </w:r>
+      <w:r>
+        <w:rPr>
+          <w:rFonts w:ascii="Times New Roman" w:hAnsi="Times New Roman" w:cs="Times New Roman" w:hint="eastAsia"/>
+          <w:sz w:val="24"/>
+        </w:rPr>
+        <w:t>[vi.]  (</w:t>
+      </w:r>
+      <w:r>
+        <w:rPr>
+          <w:rFonts w:ascii="Times New Roman" w:hAnsi="Times New Roman" w:cs="Times New Roman" w:hint="eastAsia"/>
+          <w:i/>
+          <w:sz w:val="24"/>
+        </w:rPr>
+        <w:t>fromal, disapproving</w:t>
+      </w:r>
+      <w:r>
+        <w:rPr>
+          <w:rFonts w:ascii="Times New Roman" w:hAnsi="Times New Roman" w:cs="Times New Roman" w:hint="eastAsia"/>
+          <w:sz w:val="24"/>
+        </w:rPr>
+        <w:t>) to delay doing sth that you should do, usually because you do not want to do it.</w:t>
+      </w:r>
+      <w:r>
+        <w:rPr>
+          <w:rFonts w:ascii="Times New Roman" w:hAnsi="Times New Roman" w:cs="Times New Roman"/>
+          <w:sz w:val="24"/>
+        </w:rPr>
+        <w:br/>
+      </w:r>
+      <w:r>
+        <w:rPr>
+          <w:rFonts w:ascii="Times New Roman" w:hAnsi="Times New Roman" w:cs="Times New Roman" w:hint="eastAsia"/>
+          <w:b/>
           <w:sz w:val="24"/>
         </w:rPr>
         <w:t>procrastination</w:t>
       </w:r>
+      <w:r>
+        <w:rPr>
+          <w:rFonts w:ascii="Times New Roman" w:hAnsi="Times New Roman" w:cs="Times New Roman"/>
+          <w:b/>
+          <w:sz w:val="24"/>
+        </w:rPr>
+        <w:br/>
+      </w:r>
+      <w:r>
+        <w:rPr>
+          <w:rFonts w:ascii="Times New Roman" w:hAnsi="Times New Roman" w:cs="Times New Roman" w:hint="eastAsia"/>
+          <w:sz w:val="24"/>
+        </w:rPr>
+        <w:t>[n.</w:t>
+      </w:r>
+      <w:r>
+        <w:rPr>
+          <w:rFonts w:ascii="Times New Roman" w:hAnsi="Times New Roman" w:cs="Times New Roman" w:hint="eastAsia"/>
+          <w:sz w:val="24"/>
+        </w:rPr>
+        <w:t>U.</w:t>
+      </w:r>
+      <w:r>
+        <w:rPr>
+          <w:rFonts w:ascii="Times New Roman" w:hAnsi="Times New Roman" w:cs="Times New Roman" w:hint="eastAsia"/>
+          <w:sz w:val="24"/>
+        </w:rPr>
+        <w:t>]</w:t>
+      </w:r>
+    </w:p>
+    <w:p>
+      <w:pPr>
+        <w:rPr>
+          <w:rFonts w:ascii="Times New Roman" w:hAnsi="Times New Roman" w:cs="Times New Roman" w:hint="eastAsia"/>
+          <w:b/>
+          <w:bCs/>
+          <w:i/>
+          <w:iCs/>
+          <w:sz w:val="28"/>
+          <w:szCs w:val="24"/>
+        </w:rPr>
+      </w:pPr>
+      <w:r>
+        <w:rPr>
+          <w:rFonts w:ascii="Times New Roman" w:hAnsi="Times New Roman" w:cs="Times New Roman" w:hint="eastAsia"/>
+          <w:b/>
+          <w:bCs/>
+          <w:i/>
+          <w:iCs/>
+          <w:sz w:val="28"/>
+          <w:szCs w:val="24"/>
+        </w:rPr>
+        <w:lastRenderedPageBreak/>
+        <w:t>Section 4</w:t>
+      </w:r>
+    </w:p>
+    <w:p>
+      <w:pPr>
+        <w:rPr>
+          <w:rFonts w:ascii="Times New Roman" w:hAnsi="Times New Roman" w:cs="Times New Roman" w:hint="eastAsia"/>
+          <w:sz w:val="24"/>
+        </w:rPr>
+      </w:pPr>
+      <w:r>
+        <w:rPr>
+          <w:rFonts w:ascii="Times New Roman" w:hAnsi="Times New Roman" w:cs="Times New Roman" w:hint="eastAsia"/>
+          <w:b/>
+          <w:sz w:val="24"/>
+        </w:rPr>
+        <w:t>premise</w:t>
+      </w:r>
+      <w:r>
+        <w:rPr>
+          <w:rFonts w:ascii="Times New Roman" w:hAnsi="Times New Roman" w:cs="Times New Roman" w:hint="eastAsia"/>
+          <w:sz w:val="24"/>
+        </w:rPr>
+        <w:t xml:space="preserve"> /</w:t>
+      </w:r>
+      <w:r>
+        <w:rPr>
+          <w:rFonts w:ascii="GWIPA" w:hAnsi="GWIPA" w:cs="Times New Roman"/>
+          <w:sz w:val="24"/>
+        </w:rPr>
+        <w:t></w:t>
+      </w:r>
+      <w:r>
+        <w:rPr>
+          <w:rFonts w:ascii="GWIPA" w:hAnsi="GWIPA" w:cs="Times New Roman"/>
+          <w:sz w:val="24"/>
+        </w:rPr>
+        <w:t></w:t>
+      </w:r>
+      <w:r>
+        <w:rPr>
+          <w:rFonts w:ascii="GWIPA" w:hAnsi="GWIPA" w:cs="Times New Roman"/>
+          <w:sz w:val="24"/>
+        </w:rPr>
+        <w:t></w:t>
+      </w:r>
+      <w:r>
+        <w:rPr>
+          <w:rFonts w:ascii="GWIPA" w:hAnsi="GWIPA" w:cs="Times New Roman"/>
+          <w:sz w:val="24"/>
+        </w:rPr>
+        <w:t></w:t>
+      </w:r>
+      <w:r>
+        <w:rPr>
+          <w:rFonts w:ascii="GWIPA" w:hAnsi="GWIPA" w:cs="Times New Roman"/>
+          <w:sz w:val="24"/>
+        </w:rPr>
+        <w:t></w:t>
+      </w:r>
+      <w:r>
+        <w:rPr>
+          <w:rFonts w:ascii="GWIPA" w:hAnsi="GWIPA" w:cs="Times New Roman"/>
+          <w:sz w:val="24"/>
+        </w:rPr>
+        <w:t></w:t>
+      </w:r>
+      <w:r>
+        <w:rPr>
+          <w:rFonts w:ascii="GWIPA" w:hAnsi="GWIPA" w:cs="Times New Roman"/>
+          <w:sz w:val="24"/>
+        </w:rPr>
+        <w:t></w:t>
+      </w:r>
+      <w:r>
+        <w:rPr>
+          <w:rFonts w:ascii="Times New Roman" w:hAnsi="Times New Roman" w:cs="Times New Roman" w:hint="eastAsia"/>
+          <w:sz w:val="24"/>
+        </w:rPr>
+        <w:t>/</w:t>
+      </w:r>
+      <w:r>
+        <w:rPr>
+          <w:rFonts w:ascii="Times New Roman" w:hAnsi="Times New Roman" w:cs="Times New Roman"/>
+          <w:sz w:val="24"/>
+        </w:rPr>
+        <w:br/>
+      </w:r>
+      <w:r>
+        <w:rPr>
+          <w:rFonts w:ascii="Times New Roman" w:hAnsi="Times New Roman" w:cs="Times New Roman" w:hint="eastAsia"/>
+          <w:sz w:val="24"/>
+        </w:rPr>
+        <w:t xml:space="preserve">[n.C.] a </w:t>
+      </w:r>
+      <w:r>
+        <w:rPr>
+          <w:rFonts w:ascii="Times New Roman" w:hAnsi="Times New Roman" w:cs="Times New Roman"/>
+          <w:sz w:val="24"/>
+        </w:rPr>
+        <w:t>statement</w:t>
+      </w:r>
+      <w:r>
+        <w:rPr>
+          <w:rFonts w:ascii="Times New Roman" w:hAnsi="Times New Roman" w:cs="Times New Roman" w:hint="eastAsia"/>
+          <w:sz w:val="24"/>
+        </w:rPr>
+        <w:t xml:space="preserve"> or an idea that  forms the basis for a reasonable line of argument.</w:t>
+      </w:r>
+      <w:r>
+        <w:rPr>
+          <w:rFonts w:ascii="Times New Roman" w:hAnsi="Times New Roman" w:cs="Times New Roman"/>
+          <w:sz w:val="24"/>
+        </w:rPr>
+        <w:br/>
+      </w:r>
+      <w:r>
+        <w:rPr>
+          <w:rFonts w:ascii="Times New Roman" w:hAnsi="Times New Roman" w:cs="Times New Roman" w:hint="eastAsia"/>
+          <w:sz w:val="24"/>
+        </w:rPr>
+        <w:t>the basic premise of her argument.</w:t>
+      </w:r>
+    </w:p>
+    <w:p>
+      <w:pPr>
+        <w:rPr>
+          <w:rFonts w:ascii="Times New Roman" w:hAnsi="Times New Roman" w:cs="Times New Roman" w:hint="eastAsia"/>
+          <w:sz w:val="24"/>
+        </w:rPr>
+      </w:pPr>
+      <w:r>
+        <w:rPr>
+          <w:rFonts w:ascii="Times New Roman" w:hAnsi="Times New Roman" w:cs="Times New Roman" w:hint="eastAsia"/>
+          <w:b/>
+          <w:sz w:val="24"/>
+        </w:rPr>
+        <w:t>collate</w:t>
+      </w:r>
+      <w:r>
+        <w:rPr>
+          <w:rFonts w:ascii="Times New Roman" w:hAnsi="Times New Roman" w:cs="Times New Roman" w:hint="eastAsia"/>
+          <w:sz w:val="24"/>
+        </w:rPr>
+        <w:t xml:space="preserve"> /</w:t>
+      </w:r>
+      <w:r>
+        <w:rPr>
+          <w:rFonts w:ascii="GWIPA" w:hAnsi="GWIPA" w:cs="Times New Roman"/>
+          <w:sz w:val="24"/>
+        </w:rPr>
+        <w:t></w:t>
+      </w:r>
+      <w:r>
+        <w:rPr>
+          <w:rFonts w:ascii="GWIPA" w:hAnsi="GWIPA" w:cs="Times New Roman"/>
+          <w:sz w:val="24"/>
+        </w:rPr>
+        <w:t></w:t>
+      </w:r>
+      <w:r>
+        <w:rPr>
+          <w:rFonts w:ascii="GWIPA" w:hAnsi="GWIPA" w:cs="Times New Roman"/>
+          <w:sz w:val="24"/>
+        </w:rPr>
+        <w:t></w:t>
+      </w:r>
+      <w:r>
+        <w:rPr>
+          <w:rFonts w:ascii="GWIPA" w:hAnsi="GWIPA" w:cs="Times New Roman"/>
+          <w:sz w:val="24"/>
+        </w:rPr>
+        <w:t></w:t>
+      </w:r>
+      <w:r>
+        <w:rPr>
+          <w:rFonts w:ascii="GWIPA" w:hAnsi="GWIPA" w:cs="Times New Roman"/>
+          <w:sz w:val="24"/>
+        </w:rPr>
+        <w:t></w:t>
+      </w:r>
+      <w:r>
+        <w:rPr>
+          <w:rFonts w:ascii="GWIPA" w:hAnsi="GWIPA" w:cs="Times New Roman"/>
+          <w:sz w:val="24"/>
+        </w:rPr>
+        <w:t></w:t>
+      </w:r>
+      <w:r>
+        <w:rPr>
+          <w:rFonts w:ascii="GWIPA" w:hAnsi="GWIPA" w:cs="Times New Roman"/>
+          <w:sz w:val="24"/>
+        </w:rPr>
+        <w:t></w:t>
+      </w:r>
+      <w:r>
+        <w:rPr>
+          <w:rFonts w:ascii="Times New Roman" w:hAnsi="Times New Roman" w:cs="Times New Roman" w:hint="eastAsia"/>
+          <w:sz w:val="24"/>
+        </w:rPr>
+        <w:t>/</w:t>
+      </w:r>
+      <w:r>
+        <w:rPr>
+          <w:rFonts w:ascii="Times New Roman" w:hAnsi="Times New Roman" w:cs="Times New Roman"/>
+          <w:sz w:val="24"/>
+        </w:rPr>
+        <w:br/>
+      </w:r>
+      <w:r>
+        <w:rPr>
+          <w:rFonts w:ascii="Times New Roman" w:hAnsi="Times New Roman" w:cs="Times New Roman" w:hint="eastAsia"/>
+          <w:sz w:val="24"/>
+        </w:rPr>
+        <w:t xml:space="preserve">[vt.] to collect information together from different sources in order to examine or compare it. </w:t>
+      </w:r>
+      <w:r>
+        <w:rPr>
+          <w:rFonts w:ascii="Times New Roman" w:hAnsi="Times New Roman" w:cs="Times New Roman"/>
+          <w:sz w:val="24"/>
+        </w:rPr>
+        <w:br/>
+      </w:r>
+      <w:r>
+        <w:rPr>
+          <w:rFonts w:ascii="Times New Roman" w:hAnsi="Times New Roman" w:cs="Times New Roman" w:hint="eastAsia"/>
+          <w:sz w:val="24"/>
+        </w:rPr>
+        <w:t>to collate data / information / figures</w:t>
+      </w:r>
+    </w:p>
+    <w:p>
+      <w:pPr>
+        <w:rPr>
+          <w:rFonts w:ascii="Times New Roman" w:hAnsi="Times New Roman" w:cs="Times New Roman" w:hint="eastAsia"/>
+          <w:sz w:val="24"/>
+        </w:rPr>
+      </w:pPr>
       <w:bookmarkStart w:id="0" w:name="_GoBack"/>
+      <w:r>
+        <w:rPr>
+          <w:rFonts w:ascii="Times New Roman" w:hAnsi="Times New Roman" w:cs="Times New Roman" w:hint="eastAsia"/>
+          <w:b/>
+          <w:sz w:val="24"/>
+        </w:rPr>
+        <w:t>respondent</w:t>
+      </w:r>
       <w:bookmarkEnd w:id="0"/>
+      <w:r>
+        <w:rPr>
+          <w:rFonts w:ascii="Times New Roman" w:hAnsi="Times New Roman" w:cs="Times New Roman"/>
+          <w:sz w:val="24"/>
+        </w:rPr>
+        <w:br/>
+      </w:r>
+      <w:r>
+        <w:rPr>
+          <w:rFonts w:ascii="Times New Roman" w:hAnsi="Times New Roman" w:cs="Times New Roman" w:hint="eastAsia"/>
+          <w:sz w:val="24"/>
+        </w:rPr>
+        <w:t>[C.] a person who answers questions, especially in a survey.</w:t>
+      </w:r>
+    </w:p>
+    <w:p>
+      <w:pPr>
+        <w:rPr>
+          <w:rFonts w:ascii="Times New Roman" w:hAnsi="Times New Roman" w:cs="Times New Roman" w:hint="eastAsia"/>
+          <w:sz w:val="24"/>
+        </w:rPr>
+      </w:pPr>
     </w:p>
     <w:p>
       <w:pPr>
@@ -2635,7 +3128,6 @@
           <w:sz w:val="24"/>
           <w:szCs w:val="24"/>
         </w:rPr>
-        <w:lastRenderedPageBreak/>
         <w:t>Section 1</w:t>
       </w:r>
     </w:p>
@@ -3087,6 +3579,7 @@
           <w:sz w:val="24"/>
           <w:szCs w:val="24"/>
         </w:rPr>
+        <w:lastRenderedPageBreak/>
         <w:t>prospectus</w:t>
       </w:r>
       <w:r>
@@ -3315,7 +3808,6 @@
           <w:b/>
           <w:bCs/>
         </w:rPr>
-        <w:lastRenderedPageBreak/>
         <w:t>nominal</w:t>
       </w:r>
       <w:r>
@@ -3811,6 +4303,7 @@
           <w:sz w:val="28"/>
           <w:szCs w:val="28"/>
         </w:rPr>
+        <w:lastRenderedPageBreak/>
         <w:t>Section 2</w:t>
       </w:r>
     </w:p>
@@ -4267,7 +4760,6 @@
           <w:sz w:val="28"/>
           <w:szCs w:val="28"/>
         </w:rPr>
-        <w:lastRenderedPageBreak/>
         <w:t>Section 4</w:t>
       </w:r>
     </w:p>
@@ -4966,6 +5458,7 @@
           <w:sz w:val="24"/>
           <w:szCs w:val="24"/>
         </w:rPr>
+        <w:lastRenderedPageBreak/>
         <w:t>session</w:t>
       </w:r>
       <w:r>
@@ -5407,7 +5900,6 @@
           <w:sz w:val="24"/>
           <w:szCs w:val="24"/>
         </w:rPr>
-        <w:lastRenderedPageBreak/>
         <w:t>phase sth out</w:t>
       </w:r>
       <w:r>
@@ -6318,6 +6810,7 @@
           <w:sz w:val="28"/>
           <w:szCs w:val="24"/>
         </w:rPr>
+        <w:lastRenderedPageBreak/>
         <w:t xml:space="preserve">Section </w:t>
       </w:r>
       <w:r>
@@ -6634,7 +7127,6 @@
           <w:sz w:val="24"/>
           <w:szCs w:val="24"/>
         </w:rPr>
-        <w:lastRenderedPageBreak/>
         <w:t>leatlet</w:t>
       </w:r>
       <w:r>
@@ -7295,6 +7787,7 @@
           <w:sz w:val="24"/>
           <w:szCs w:val="24"/>
         </w:rPr>
+        <w:lastRenderedPageBreak/>
         <w:t xml:space="preserve">let </w:t>
       </w:r>
       <w:r>
@@ -7487,7 +7980,6 @@
       <w:r>
         <w:rPr>
           <w:noProof/>
-          <w:lang w:val="en-US"/>
         </w:rPr>
         <w:drawing>
           <wp:inline distT="0" distB="0" distL="0" distR="0" wp14:anchorId="16869201" wp14:editId="3E9F70CD">
@@ -7687,7 +8179,6 @@
           <w:sz w:val="24"/>
           <w:szCs w:val="24"/>
         </w:rPr>
-        <w:lastRenderedPageBreak/>
         <w:t>chimney stack</w:t>
       </w:r>
       <w:r>
@@ -8024,6 +8515,7 @@
           <w:sz w:val="24"/>
           <w:szCs w:val="24"/>
         </w:rPr>
+        <w:lastRenderedPageBreak/>
         <w:t>hunter-gatherer</w:t>
       </w:r>
       <w:r>
@@ -8356,583 +8848,575 @@
           <w:sz w:val="24"/>
           <w:szCs w:val="24"/>
         </w:rPr>
-        <w:t xml:space="preserve">[n.] a large piece of farming equipment with one or serval curved blades to dig and </w:t>
-      </w:r>
-      <w:r>
-        <w:rPr>
-          <w:rFonts w:ascii="Times New Roman" w:eastAsia="华文宋体" w:hAnsi="Times New Roman" w:cs="Times New Roman" w:hint="eastAsia"/>
+        <w:t xml:space="preserve">[n.] a large piece of farming equipment with one or serval curved blades to dig and trun over soil. </w:t>
+      </w:r>
+      <w:r>
+        <w:rPr>
+          <w:rFonts w:ascii="Times New Roman" w:eastAsia="华文宋体" w:hAnsi="Times New Roman" w:cs="Times New Roman"/>
+          <w:sz w:val="24"/>
+          <w:szCs w:val="24"/>
+        </w:rPr>
+        <w:br/>
+      </w:r>
+      <w:r>
+        <w:rPr>
+          <w:rFonts w:ascii="Times New Roman" w:eastAsia="华文宋体" w:hAnsi="Times New Roman" w:cs="Times New Roman" w:hint="eastAsia"/>
+          <w:sz w:val="24"/>
+          <w:szCs w:val="24"/>
+        </w:rPr>
+        <w:t>[vt.vi.] to dig and trun over a field or other area of land with a plough.</w:t>
+      </w:r>
+    </w:p>
+    <w:p>
+      <w:pPr>
+        <w:rPr>
+          <w:rFonts w:ascii="Times New Roman" w:eastAsia="华文宋体" w:hAnsi="Times New Roman" w:cs="Times New Roman"/>
+          <w:sz w:val="24"/>
+          <w:szCs w:val="24"/>
+        </w:rPr>
+      </w:pPr>
+      <w:r>
+        <w:rPr>
+          <w:rFonts w:ascii="Times New Roman" w:eastAsia="华文宋体" w:hAnsi="Times New Roman" w:cs="Times New Roman" w:hint="eastAsia"/>
+          <w:b/>
+          <w:sz w:val="24"/>
+          <w:szCs w:val="24"/>
+        </w:rPr>
+        <w:t>excavation</w:t>
+      </w:r>
+      <w:r>
+        <w:rPr>
+          <w:rFonts w:ascii="Times New Roman" w:eastAsia="华文宋体" w:hAnsi="Times New Roman" w:cs="Times New Roman" w:hint="eastAsia"/>
+          <w:sz w:val="24"/>
+          <w:szCs w:val="24"/>
+        </w:rPr>
+        <w:t xml:space="preserve"> /</w:t>
+      </w:r>
+      <w:r>
+        <w:rPr>
+          <w:rFonts w:ascii="GWIPA" w:eastAsia="华文宋体" w:hAnsi="GWIPA" w:cs="Times New Roman"/>
+          <w:sz w:val="24"/>
+          <w:szCs w:val="24"/>
+        </w:rPr>
+        <w:t></w:t>
+      </w:r>
+      <w:r>
+        <w:rPr>
+          <w:rFonts w:ascii="GWIPA" w:eastAsia="华文宋体" w:hAnsi="GWIPA" w:cs="Times New Roman"/>
+          <w:sz w:val="24"/>
+          <w:szCs w:val="24"/>
+        </w:rPr>
+        <w:t></w:t>
+      </w:r>
+      <w:r>
+        <w:rPr>
+          <w:rFonts w:ascii="GWIPA" w:eastAsia="华文宋体" w:hAnsi="GWIPA" w:cs="Times New Roman"/>
+          <w:sz w:val="24"/>
+          <w:szCs w:val="24"/>
+        </w:rPr>
+        <w:t></w:t>
+      </w:r>
+      <w:r>
+        <w:rPr>
+          <w:rFonts w:ascii="GWIPA" w:eastAsia="华文宋体" w:hAnsi="GWIPA" w:cs="Times New Roman"/>
+          <w:sz w:val="24"/>
+          <w:szCs w:val="24"/>
+        </w:rPr>
+        <w:t></w:t>
+      </w:r>
+      <w:r>
+        <w:rPr>
+          <w:rFonts w:ascii="GWIPA" w:eastAsia="华文宋体" w:hAnsi="GWIPA" w:cs="Times New Roman"/>
+          <w:sz w:val="24"/>
+          <w:szCs w:val="24"/>
+        </w:rPr>
+        <w:t></w:t>
+      </w:r>
+      <w:r>
+        <w:rPr>
+          <w:rFonts w:ascii="GWIPA" w:eastAsia="华文宋体" w:hAnsi="GWIPA" w:cs="Times New Roman"/>
+          <w:sz w:val="24"/>
+          <w:szCs w:val="24"/>
+        </w:rPr>
+        <w:t></w:t>
+      </w:r>
+      <w:r>
+        <w:rPr>
+          <w:rFonts w:ascii="GWIPA" w:eastAsia="华文宋体" w:hAnsi="GWIPA" w:cs="Times New Roman"/>
+          <w:sz w:val="24"/>
+          <w:szCs w:val="24"/>
+        </w:rPr>
+        <w:t></w:t>
+      </w:r>
+      <w:r>
+        <w:rPr>
+          <w:rFonts w:ascii="GWIPA" w:eastAsia="华文宋体" w:hAnsi="GWIPA" w:cs="Times New Roman"/>
+          <w:sz w:val="24"/>
+          <w:szCs w:val="24"/>
+        </w:rPr>
+        <w:t></w:t>
+      </w:r>
+      <w:r>
+        <w:rPr>
+          <w:rFonts w:ascii="GWIPA" w:eastAsia="华文宋体" w:hAnsi="GWIPA" w:cs="Times New Roman"/>
+          <w:sz w:val="24"/>
+          <w:szCs w:val="24"/>
+        </w:rPr>
+        <w:t></w:t>
+      </w:r>
+      <w:r>
+        <w:rPr>
+          <w:rFonts w:ascii="GWIPA" w:eastAsia="华文宋体" w:hAnsi="GWIPA" w:cs="Times New Roman"/>
+          <w:sz w:val="24"/>
+          <w:szCs w:val="24"/>
+        </w:rPr>
+        <w:t></w:t>
+      </w:r>
+      <w:r>
+        <w:rPr>
+          <w:rFonts w:ascii="GWIPA" w:eastAsia="华文宋体" w:hAnsi="GWIPA" w:cs="Times New Roman"/>
+          <w:sz w:val="24"/>
+          <w:szCs w:val="24"/>
+        </w:rPr>
+        <w:t></w:t>
+      </w:r>
+      <w:r>
+        <w:rPr>
+          <w:rFonts w:ascii="GWIPA" w:eastAsia="华文宋体" w:hAnsi="GWIPA" w:cs="Times New Roman"/>
+          <w:sz w:val="24"/>
+          <w:szCs w:val="24"/>
+        </w:rPr>
+        <w:t></w:t>
+      </w:r>
+      <w:r>
+        <w:rPr>
+          <w:rFonts w:ascii="Times New Roman" w:eastAsia="华文宋体" w:hAnsi="Times New Roman" w:cs="Times New Roman" w:hint="eastAsia"/>
+          <w:sz w:val="24"/>
+          <w:szCs w:val="24"/>
+        </w:rPr>
+        <w:t>/</w:t>
+      </w:r>
+      <w:r>
+        <w:rPr>
+          <w:rFonts w:ascii="Times New Roman" w:eastAsia="华文宋体" w:hAnsi="Times New Roman" w:cs="Times New Roman"/>
+          <w:sz w:val="24"/>
+          <w:szCs w:val="24"/>
+        </w:rPr>
+        <w:br/>
+      </w:r>
+      <w:r>
+        <w:rPr>
+          <w:rFonts w:ascii="Times New Roman" w:eastAsia="华文宋体" w:hAnsi="Times New Roman" w:cs="Times New Roman" w:hint="eastAsia"/>
+          <w:sz w:val="24"/>
+          <w:szCs w:val="24"/>
+        </w:rPr>
+        <w:t>[n.] the activity of diggin</w:t>
+      </w:r>
+      <w:r>
+        <w:rPr>
+          <w:rFonts w:ascii="Times New Roman" w:eastAsia="华文宋体" w:hAnsi="Times New Roman" w:cs="Times New Roman" w:hint="eastAsia"/>
+          <w:sz w:val="24"/>
+          <w:szCs w:val="24"/>
+        </w:rPr>
+        <w:t>g</w:t>
+      </w:r>
+      <w:r>
+        <w:rPr>
+          <w:rFonts w:ascii="Times New Roman" w:eastAsia="华文宋体" w:hAnsi="Times New Roman" w:cs="Times New Roman" w:hint="eastAsia"/>
+          <w:sz w:val="24"/>
+          <w:szCs w:val="24"/>
+        </w:rPr>
+        <w:t xml:space="preserve"> in the ground to look for old buildings or objects that have been buried for a long time.</w:t>
+      </w:r>
+    </w:p>
+    <w:p>
+      <w:pPr>
+        <w:rPr>
+          <w:rFonts w:ascii="Times New Roman" w:eastAsia="华文宋体" w:hAnsi="Times New Roman" w:cs="Times New Roman"/>
+          <w:sz w:val="24"/>
+          <w:szCs w:val="24"/>
+        </w:rPr>
+      </w:pPr>
+      <w:r>
+        <w:rPr>
+          <w:rFonts w:ascii="Times New Roman" w:eastAsia="华文宋体" w:hAnsi="Times New Roman" w:cs="Times New Roman" w:hint="eastAsia"/>
+          <w:b/>
+          <w:sz w:val="24"/>
+          <w:szCs w:val="24"/>
+        </w:rPr>
+        <w:t xml:space="preserve">husbandry </w:t>
+      </w:r>
+      <w:r>
+        <w:rPr>
+          <w:rFonts w:ascii="Times New Roman" w:eastAsia="华文宋体" w:hAnsi="Times New Roman" w:cs="Times New Roman"/>
+          <w:sz w:val="24"/>
+          <w:szCs w:val="24"/>
+        </w:rPr>
+        <w:br/>
+      </w:r>
+      <w:r>
+        <w:rPr>
+          <w:rFonts w:ascii="Times New Roman" w:eastAsia="华文宋体" w:hAnsi="Times New Roman" w:cs="Times New Roman" w:hint="eastAsia"/>
+          <w:sz w:val="24"/>
+          <w:szCs w:val="24"/>
+        </w:rPr>
+        <w:t>[n.] farming, especially when done carefully and well.</w:t>
+      </w:r>
+      <w:r>
+        <w:rPr>
+          <w:rFonts w:ascii="Times New Roman" w:eastAsia="华文宋体" w:hAnsi="Times New Roman" w:cs="Times New Roman"/>
+          <w:sz w:val="24"/>
+          <w:szCs w:val="24"/>
+        </w:rPr>
+        <w:br/>
+      </w:r>
+      <w:r>
+        <w:rPr>
+          <w:rFonts w:ascii="Times New Roman" w:eastAsia="华文宋体" w:hAnsi="Times New Roman" w:cs="Times New Roman" w:hint="eastAsia"/>
+          <w:sz w:val="24"/>
+          <w:szCs w:val="24"/>
+        </w:rPr>
+        <w:t>animal/crop husbandry.</w:t>
+      </w:r>
+    </w:p>
+    <w:p>
+      <w:pPr>
+        <w:rPr>
+          <w:rFonts w:ascii="Times New Roman" w:eastAsia="华文宋体" w:hAnsi="Times New Roman" w:cs="Times New Roman"/>
+          <w:sz w:val="24"/>
+          <w:szCs w:val="24"/>
+        </w:rPr>
+      </w:pPr>
+      <w:r>
+        <w:rPr>
+          <w:rFonts w:ascii="Times New Roman" w:eastAsia="华文宋体" w:hAnsi="Times New Roman" w:cs="Times New Roman" w:hint="eastAsia"/>
+          <w:b/>
+          <w:sz w:val="24"/>
+          <w:szCs w:val="24"/>
+        </w:rPr>
+        <w:t>quarry</w:t>
+      </w:r>
+      <w:r>
+        <w:rPr>
+          <w:rFonts w:ascii="Times New Roman" w:eastAsia="华文宋体" w:hAnsi="Times New Roman" w:cs="Times New Roman" w:hint="eastAsia"/>
+          <w:sz w:val="24"/>
+          <w:szCs w:val="24"/>
+        </w:rPr>
+        <w:t xml:space="preserve"> /</w:t>
+      </w:r>
+      <w:r>
+        <w:rPr>
+          <w:rFonts w:ascii="GWIPA" w:eastAsia="华文宋体" w:hAnsi="GWIPA" w:cs="Times New Roman"/>
+          <w:sz w:val="24"/>
+          <w:szCs w:val="24"/>
+        </w:rPr>
+        <w:t></w:t>
+      </w:r>
+      <w:r>
+        <w:rPr>
+          <w:rFonts w:ascii="GWIPA" w:eastAsia="华文宋体" w:hAnsi="GWIPA" w:cs="Times New Roman"/>
+          <w:sz w:val="24"/>
+          <w:szCs w:val="24"/>
+        </w:rPr>
+        <w:t></w:t>
+      </w:r>
+      <w:r>
+        <w:rPr>
+          <w:rFonts w:ascii="GWIPA" w:eastAsia="华文宋体" w:hAnsi="GWIPA" w:cs="Times New Roman"/>
+          <w:sz w:val="24"/>
+          <w:szCs w:val="24"/>
+        </w:rPr>
+        <w:t></w:t>
+      </w:r>
+      <w:r>
+        <w:rPr>
+          <w:rFonts w:ascii="GWIPA" w:eastAsia="华文宋体" w:hAnsi="GWIPA" w:cs="Times New Roman"/>
+          <w:sz w:val="24"/>
+          <w:szCs w:val="24"/>
+        </w:rPr>
+        <w:t></w:t>
+      </w:r>
+      <w:r>
+        <w:rPr>
+          <w:rFonts w:ascii="GWIPA" w:eastAsia="华文宋体" w:hAnsi="GWIPA" w:cs="Times New Roman"/>
+          <w:sz w:val="24"/>
+          <w:szCs w:val="24"/>
+        </w:rPr>
+        <w:t></w:t>
+      </w:r>
+      <w:r>
+        <w:rPr>
+          <w:rFonts w:ascii="GWIPA" w:eastAsia="华文宋体" w:hAnsi="GWIPA" w:cs="Times New Roman"/>
+          <w:sz w:val="24"/>
+          <w:szCs w:val="24"/>
+        </w:rPr>
+        <w:t></w:t>
+      </w:r>
+      <w:r>
+        <w:rPr>
+          <w:rFonts w:ascii="GWIPA" w:eastAsia="华文宋体" w:hAnsi="GWIPA" w:cs="Times New Roman"/>
+          <w:sz w:val="24"/>
+          <w:szCs w:val="24"/>
+        </w:rPr>
+        <w:t></w:t>
+      </w:r>
+      <w:r>
+        <w:rPr>
+          <w:rFonts w:ascii="GWIPA" w:eastAsia="华文宋体" w:hAnsi="GWIPA" w:cs="Times New Roman"/>
+          <w:sz w:val="24"/>
+          <w:szCs w:val="24"/>
+        </w:rPr>
+        <w:br/>
+      </w:r>
+      <w:r>
+        <w:rPr>
+          <w:rFonts w:ascii="Times New Roman" w:eastAsia="华文宋体" w:hAnsi="Times New Roman" w:cs="Times New Roman" w:hint="eastAsia"/>
+          <w:sz w:val="24"/>
+          <w:szCs w:val="24"/>
+        </w:rPr>
+        <w:t>[C.] a place where large amounts of stone, etc. are dug out of the ground.</w:t>
+      </w:r>
+      <w:r>
+        <w:rPr>
+          <w:rFonts w:ascii="Times New Roman" w:eastAsia="华文宋体" w:hAnsi="Times New Roman" w:cs="Times New Roman"/>
+          <w:sz w:val="24"/>
+          <w:szCs w:val="24"/>
+        </w:rPr>
+        <w:br/>
+      </w:r>
+      <w:r>
+        <w:rPr>
+          <w:rFonts w:ascii="Times New Roman" w:eastAsia="华文宋体" w:hAnsi="Times New Roman" w:cs="Times New Roman" w:hint="eastAsia"/>
+          <w:sz w:val="24"/>
+          <w:szCs w:val="24"/>
+        </w:rPr>
+        <w:t>a slate quarry.</w:t>
+      </w:r>
+    </w:p>
+    <w:p>
+      <w:pPr>
+        <w:rPr>
+          <w:rFonts w:ascii="Times New Roman" w:eastAsia="华文宋体" w:hAnsi="Times New Roman" w:cs="Times New Roman"/>
+          <w:sz w:val="24"/>
+          <w:szCs w:val="24"/>
+        </w:rPr>
+      </w:pPr>
+      <w:r>
+        <w:rPr>
+          <w:rFonts w:ascii="Times New Roman" w:eastAsia="华文宋体" w:hAnsi="Times New Roman" w:cs="Times New Roman" w:hint="eastAsia"/>
+          <w:b/>
+          <w:sz w:val="24"/>
+          <w:szCs w:val="24"/>
+        </w:rPr>
+        <w:t>sheer</w:t>
+      </w:r>
+      <w:r>
+        <w:rPr>
+          <w:rFonts w:ascii="Times New Roman" w:eastAsia="华文宋体" w:hAnsi="Times New Roman" w:cs="Times New Roman"/>
+          <w:sz w:val="24"/>
+          <w:szCs w:val="24"/>
+        </w:rPr>
+        <w:br/>
+      </w:r>
+      <w:r>
+        <w:rPr>
+          <w:rFonts w:ascii="Times New Roman" w:eastAsia="华文宋体" w:hAnsi="Times New Roman" w:cs="Times New Roman" w:hint="eastAsia"/>
+          <w:sz w:val="24"/>
+          <w:szCs w:val="24"/>
+        </w:rPr>
+        <w:t>[adj.] used to emphasize the size, degree or amount of sth.</w:t>
+      </w:r>
+      <w:r>
+        <w:rPr>
+          <w:rFonts w:ascii="Times New Roman" w:eastAsia="华文宋体" w:hAnsi="Times New Roman" w:cs="Times New Roman" w:hint="eastAsia"/>
+          <w:sz w:val="24"/>
+          <w:szCs w:val="24"/>
+        </w:rPr>
+        <w:t xml:space="preserve"> </w:t>
+      </w:r>
+      <w:r>
+        <w:rPr>
+          <w:rFonts w:ascii="Times New Roman" w:eastAsia="华文宋体" w:hAnsi="Times New Roman" w:cs="Times New Roman" w:hint="eastAsia"/>
+          <w:sz w:val="24"/>
+          <w:szCs w:val="24"/>
+        </w:rPr>
+        <w:t>(</w:t>
+      </w:r>
+      <w:r>
+        <w:rPr>
+          <w:rFonts w:ascii="Times New Roman" w:eastAsia="华文宋体" w:hAnsi="Times New Roman" w:cs="Times New Roman" w:hint="eastAsia"/>
+          <w:sz w:val="24"/>
+          <w:szCs w:val="24"/>
+        </w:rPr>
+        <w:t>As far as I know, t</w:t>
+      </w:r>
+      <w:r>
+        <w:rPr>
+          <w:rFonts w:ascii="Times New Roman" w:eastAsia="华文宋体" w:hAnsi="Times New Roman" w:cs="Times New Roman" w:hint="eastAsia"/>
+          <w:sz w:val="24"/>
+          <w:szCs w:val="24"/>
+        </w:rPr>
+        <w:t>here is non any coordinated Chinese words to it.)</w:t>
+      </w:r>
+      <w:r>
+        <w:rPr>
+          <w:rFonts w:ascii="Times New Roman" w:eastAsia="华文宋体" w:hAnsi="Times New Roman" w:cs="Times New Roman"/>
+          <w:sz w:val="24"/>
+          <w:szCs w:val="24"/>
+        </w:rPr>
+        <w:br/>
+      </w:r>
+      <w:r>
+        <w:rPr>
+          <w:rFonts w:ascii="Times New Roman" w:eastAsia="华文宋体" w:hAnsi="Times New Roman" w:cs="Times New Roman" w:hint="eastAsia"/>
+          <w:b/>
+          <w:sz w:val="24"/>
+          <w:szCs w:val="24"/>
+        </w:rPr>
+        <w:t>sheer volume</w:t>
+      </w:r>
+      <w:r>
+        <w:rPr>
+          <w:rFonts w:ascii="Times New Roman" w:eastAsia="华文宋体" w:hAnsi="Times New Roman" w:cs="Times New Roman" w:hint="eastAsia"/>
+          <w:sz w:val="24"/>
+          <w:szCs w:val="24"/>
+        </w:rPr>
+        <w:t xml:space="preserve"> of animal</w:t>
+      </w:r>
+      <w:r>
+        <w:rPr>
+          <w:rFonts w:ascii="Times New Roman" w:eastAsia="华文宋体" w:hAnsi="Times New Roman" w:cs="Times New Roman" w:hint="eastAsia"/>
+          <w:sz w:val="24"/>
+          <w:szCs w:val="24"/>
+        </w:rPr>
+        <w:t>.</w:t>
+      </w:r>
+      <w:r>
+        <w:rPr>
+          <w:rFonts w:ascii="Times New Roman" w:eastAsia="华文宋体" w:hAnsi="Times New Roman" w:cs="Times New Roman"/>
+          <w:sz w:val="24"/>
+          <w:szCs w:val="24"/>
+        </w:rPr>
+        <w:br/>
+      </w:r>
+      <w:r>
+        <w:rPr>
+          <w:rFonts w:ascii="Times New Roman" w:eastAsia="华文宋体" w:hAnsi="Times New Roman" w:cs="Times New Roman" w:hint="eastAsia"/>
+          <w:sz w:val="24"/>
+          <w:szCs w:val="24"/>
+        </w:rPr>
+        <w:t xml:space="preserve">The area is under threat from the sheer number of tourists using it. </w:t>
+      </w:r>
+    </w:p>
+    <w:p>
+      <w:pPr>
+        <w:rPr>
+          <w:rFonts w:ascii="Times New Roman" w:eastAsia="华文宋体" w:hAnsi="Times New Roman" w:cs="Times New Roman"/>
+          <w:sz w:val="24"/>
+          <w:szCs w:val="24"/>
+        </w:rPr>
+      </w:pPr>
+      <w:r>
+        <w:rPr>
+          <w:rFonts w:ascii="Times New Roman" w:eastAsia="华文宋体" w:hAnsi="Times New Roman" w:cs="Times New Roman" w:hint="eastAsia"/>
+          <w:b/>
+          <w:sz w:val="24"/>
+          <w:szCs w:val="24"/>
+        </w:rPr>
+        <w:t xml:space="preserve">retain </w:t>
+      </w:r>
+      <w:r>
+        <w:rPr>
+          <w:rFonts w:ascii="Times New Roman" w:eastAsia="华文宋体" w:hAnsi="Times New Roman" w:cs="Times New Roman"/>
+          <w:sz w:val="24"/>
+          <w:szCs w:val="24"/>
+        </w:rPr>
+        <w:br/>
+      </w:r>
+      <w:r>
+        <w:rPr>
+          <w:rFonts w:ascii="Times New Roman" w:eastAsia="华文宋体" w:hAnsi="Times New Roman" w:cs="Times New Roman" w:hint="eastAsia"/>
+          <w:sz w:val="24"/>
+          <w:szCs w:val="24"/>
+        </w:rPr>
+        <w:t>[vt.] to keep something.</w:t>
+      </w:r>
+      <w:r>
+        <w:rPr>
+          <w:rFonts w:ascii="Times New Roman" w:eastAsia="华文宋体" w:hAnsi="Times New Roman" w:cs="Times New Roman"/>
+          <w:sz w:val="24"/>
+          <w:szCs w:val="24"/>
+        </w:rPr>
+        <w:br/>
+      </w:r>
+      <w:r>
+        <w:rPr>
+          <w:rFonts w:ascii="Times New Roman" w:eastAsia="华文宋体" w:hAnsi="Times New Roman" w:cs="Times New Roman" w:hint="eastAsia"/>
+          <w:sz w:val="24"/>
+          <w:szCs w:val="24"/>
+        </w:rPr>
+        <w:t xml:space="preserve">This would have helped the pots to retain water. </w:t>
+      </w:r>
+    </w:p>
+    <w:p>
+      <w:pPr>
+        <w:rPr>
+          <w:rFonts w:ascii="Times New Roman" w:eastAsia="华文宋体" w:hAnsi="Times New Roman" w:cs="Times New Roman"/>
+          <w:sz w:val="24"/>
+          <w:szCs w:val="24"/>
+        </w:rPr>
+      </w:pPr>
+      <w:r>
+        <w:rPr>
+          <w:rFonts w:ascii="Times New Roman" w:eastAsia="华文宋体" w:hAnsi="Times New Roman" w:cs="Times New Roman" w:hint="eastAsia"/>
+          <w:b/>
+          <w:sz w:val="24"/>
+          <w:szCs w:val="24"/>
+        </w:rPr>
+        <w:t xml:space="preserve">glaze </w:t>
+      </w:r>
+      <w:r>
+        <w:rPr>
+          <w:rFonts w:ascii="Times New Roman" w:eastAsia="华文宋体" w:hAnsi="Times New Roman" w:cs="Times New Roman"/>
+          <w:b/>
+          <w:sz w:val="24"/>
+          <w:szCs w:val="24"/>
+        </w:rPr>
+        <w:br/>
+      </w:r>
+      <w:r>
+        <w:rPr>
+          <w:rFonts w:ascii="Times New Roman" w:eastAsia="华文宋体" w:hAnsi="Times New Roman" w:cs="Times New Roman" w:hint="eastAsia"/>
+          <w:sz w:val="24"/>
+          <w:szCs w:val="24"/>
+        </w:rPr>
+        <w:t xml:space="preserve">[vt.] </w:t>
+      </w:r>
+      <w:r>
+        <w:rPr>
+          <w:rFonts w:ascii="Times New Roman" w:eastAsia="华文宋体" w:hAnsi="Times New Roman" w:cs="Times New Roman" w:hint="eastAsia"/>
+          <w:sz w:val="24"/>
+          <w:szCs w:val="24"/>
+        </w:rPr>
+        <w:t>上釉；上光</w:t>
+      </w:r>
+    </w:p>
+    <w:p>
+      <w:pPr>
+        <w:rPr>
+          <w:rFonts w:ascii="Times New Roman" w:eastAsia="华文宋体" w:hAnsi="Times New Roman" w:cs="Times New Roman"/>
+          <w:sz w:val="24"/>
+          <w:szCs w:val="24"/>
+        </w:rPr>
+      </w:pPr>
+      <w:r>
+        <w:rPr>
+          <w:rFonts w:ascii="Times New Roman" w:eastAsia="华文宋体" w:hAnsi="Times New Roman" w:cs="Times New Roman" w:hint="eastAsia"/>
+          <w:b/>
           <w:sz w:val="24"/>
           <w:szCs w:val="24"/>
         </w:rPr>
         <w:lastRenderedPageBreak/>
-        <w:t xml:space="preserve">trun over soil. </w:t>
-      </w:r>
-      <w:r>
-        <w:rPr>
-          <w:rFonts w:ascii="Times New Roman" w:eastAsia="华文宋体" w:hAnsi="Times New Roman" w:cs="Times New Roman"/>
-          <w:sz w:val="24"/>
-          <w:szCs w:val="24"/>
-        </w:rPr>
-        <w:br/>
-      </w:r>
-      <w:r>
-        <w:rPr>
-          <w:rFonts w:ascii="Times New Roman" w:eastAsia="华文宋体" w:hAnsi="Times New Roman" w:cs="Times New Roman" w:hint="eastAsia"/>
-          <w:sz w:val="24"/>
-          <w:szCs w:val="24"/>
-        </w:rPr>
-        <w:t>[vt.vi.] to dig and trun over a field or other area of land with a plough.</w:t>
-      </w:r>
-    </w:p>
-    <w:p>
-      <w:pPr>
-        <w:rPr>
-          <w:rFonts w:ascii="Times New Roman" w:eastAsia="华文宋体" w:hAnsi="Times New Roman" w:cs="Times New Roman"/>
-          <w:sz w:val="24"/>
-          <w:szCs w:val="24"/>
-        </w:rPr>
-      </w:pPr>
-      <w:r>
-        <w:rPr>
-          <w:rFonts w:ascii="Times New Roman" w:eastAsia="华文宋体" w:hAnsi="Times New Roman" w:cs="Times New Roman" w:hint="eastAsia"/>
-          <w:b/>
-          <w:sz w:val="24"/>
-          <w:szCs w:val="24"/>
-        </w:rPr>
-        <w:t>excavation</w:t>
-      </w:r>
-      <w:r>
-        <w:rPr>
-          <w:rFonts w:ascii="Times New Roman" w:eastAsia="华文宋体" w:hAnsi="Times New Roman" w:cs="Times New Roman" w:hint="eastAsia"/>
-          <w:sz w:val="24"/>
-          <w:szCs w:val="24"/>
-        </w:rPr>
-        <w:t xml:space="preserve"> /</w:t>
-      </w:r>
-      <w:r>
-        <w:rPr>
-          <w:rFonts w:ascii="GWIPA" w:eastAsia="华文宋体" w:hAnsi="GWIPA" w:cs="Times New Roman"/>
-          <w:sz w:val="24"/>
-          <w:szCs w:val="24"/>
-        </w:rPr>
-        <w:t></w:t>
-      </w:r>
-      <w:r>
-        <w:rPr>
-          <w:rFonts w:ascii="GWIPA" w:eastAsia="华文宋体" w:hAnsi="GWIPA" w:cs="Times New Roman"/>
-          <w:sz w:val="24"/>
-          <w:szCs w:val="24"/>
-        </w:rPr>
-        <w:t></w:t>
-      </w:r>
-      <w:r>
-        <w:rPr>
-          <w:rFonts w:ascii="GWIPA" w:eastAsia="华文宋体" w:hAnsi="GWIPA" w:cs="Times New Roman"/>
-          <w:sz w:val="24"/>
-          <w:szCs w:val="24"/>
-        </w:rPr>
-        <w:t></w:t>
-      </w:r>
-      <w:r>
-        <w:rPr>
-          <w:rFonts w:ascii="GWIPA" w:eastAsia="华文宋体" w:hAnsi="GWIPA" w:cs="Times New Roman"/>
-          <w:sz w:val="24"/>
-          <w:szCs w:val="24"/>
-        </w:rPr>
-        <w:t></w:t>
-      </w:r>
-      <w:r>
-        <w:rPr>
-          <w:rFonts w:ascii="GWIPA" w:eastAsia="华文宋体" w:hAnsi="GWIPA" w:cs="Times New Roman"/>
-          <w:sz w:val="24"/>
-          <w:szCs w:val="24"/>
-        </w:rPr>
-        <w:t></w:t>
-      </w:r>
-      <w:r>
-        <w:rPr>
-          <w:rFonts w:ascii="GWIPA" w:eastAsia="华文宋体" w:hAnsi="GWIPA" w:cs="Times New Roman"/>
-          <w:sz w:val="24"/>
-          <w:szCs w:val="24"/>
-        </w:rPr>
-        <w:t></w:t>
-      </w:r>
-      <w:r>
-        <w:rPr>
-          <w:rFonts w:ascii="GWIPA" w:eastAsia="华文宋体" w:hAnsi="GWIPA" w:cs="Times New Roman"/>
-          <w:sz w:val="24"/>
-          <w:szCs w:val="24"/>
-        </w:rPr>
-        <w:t></w:t>
-      </w:r>
-      <w:r>
-        <w:rPr>
-          <w:rFonts w:ascii="GWIPA" w:eastAsia="华文宋体" w:hAnsi="GWIPA" w:cs="Times New Roman"/>
-          <w:sz w:val="24"/>
-          <w:szCs w:val="24"/>
-        </w:rPr>
-        <w:t></w:t>
-      </w:r>
-      <w:r>
-        <w:rPr>
-          <w:rFonts w:ascii="GWIPA" w:eastAsia="华文宋体" w:hAnsi="GWIPA" w:cs="Times New Roman"/>
-          <w:sz w:val="24"/>
-          <w:szCs w:val="24"/>
-        </w:rPr>
-        <w:t></w:t>
-      </w:r>
-      <w:r>
-        <w:rPr>
-          <w:rFonts w:ascii="GWIPA" w:eastAsia="华文宋体" w:hAnsi="GWIPA" w:cs="Times New Roman"/>
-          <w:sz w:val="24"/>
-          <w:szCs w:val="24"/>
-        </w:rPr>
-        <w:t></w:t>
-      </w:r>
-      <w:r>
-        <w:rPr>
-          <w:rFonts w:ascii="GWIPA" w:eastAsia="华文宋体" w:hAnsi="GWIPA" w:cs="Times New Roman"/>
-          <w:sz w:val="24"/>
-          <w:szCs w:val="24"/>
-        </w:rPr>
-        <w:t></w:t>
-      </w:r>
-      <w:r>
-        <w:rPr>
-          <w:rFonts w:ascii="GWIPA" w:eastAsia="华文宋体" w:hAnsi="GWIPA" w:cs="Times New Roman"/>
-          <w:sz w:val="24"/>
-          <w:szCs w:val="24"/>
-        </w:rPr>
-        <w:t></w:t>
-      </w:r>
-      <w:r>
-        <w:rPr>
-          <w:rFonts w:ascii="Times New Roman" w:eastAsia="华文宋体" w:hAnsi="Times New Roman" w:cs="Times New Roman" w:hint="eastAsia"/>
-          <w:sz w:val="24"/>
-          <w:szCs w:val="24"/>
-        </w:rPr>
-        <w:t>/</w:t>
-      </w:r>
-      <w:r>
-        <w:rPr>
-          <w:rFonts w:ascii="Times New Roman" w:eastAsia="华文宋体" w:hAnsi="Times New Roman" w:cs="Times New Roman"/>
-          <w:sz w:val="24"/>
-          <w:szCs w:val="24"/>
-        </w:rPr>
-        <w:br/>
-      </w:r>
-      <w:r>
-        <w:rPr>
-          <w:rFonts w:ascii="Times New Roman" w:eastAsia="华文宋体" w:hAnsi="Times New Roman" w:cs="Times New Roman" w:hint="eastAsia"/>
-          <w:sz w:val="24"/>
-          <w:szCs w:val="24"/>
-        </w:rPr>
-        <w:t>[n.] the activity of diggin</w:t>
-      </w:r>
-      <w:r>
-        <w:rPr>
-          <w:rFonts w:ascii="Times New Roman" w:eastAsia="华文宋体" w:hAnsi="Times New Roman" w:cs="Times New Roman" w:hint="eastAsia"/>
-          <w:sz w:val="24"/>
-          <w:szCs w:val="24"/>
-        </w:rPr>
-        <w:t>g</w:t>
-      </w:r>
-      <w:r>
-        <w:rPr>
-          <w:rFonts w:ascii="Times New Roman" w:eastAsia="华文宋体" w:hAnsi="Times New Roman" w:cs="Times New Roman" w:hint="eastAsia"/>
-          <w:sz w:val="24"/>
-          <w:szCs w:val="24"/>
-        </w:rPr>
-        <w:t xml:space="preserve"> in the ground to look for old buildings or objects that have been buried for a long time.</w:t>
-      </w:r>
-    </w:p>
-    <w:p>
-      <w:pPr>
-        <w:rPr>
-          <w:rFonts w:ascii="Times New Roman" w:eastAsia="华文宋体" w:hAnsi="Times New Roman" w:cs="Times New Roman"/>
-          <w:sz w:val="24"/>
-          <w:szCs w:val="24"/>
-        </w:rPr>
-      </w:pPr>
-      <w:r>
-        <w:rPr>
-          <w:rFonts w:ascii="Times New Roman" w:eastAsia="华文宋体" w:hAnsi="Times New Roman" w:cs="Times New Roman" w:hint="eastAsia"/>
-          <w:b/>
-          <w:sz w:val="24"/>
-          <w:szCs w:val="24"/>
-        </w:rPr>
-        <w:t xml:space="preserve">husbandry </w:t>
-      </w:r>
-      <w:r>
-        <w:rPr>
-          <w:rFonts w:ascii="Times New Roman" w:eastAsia="华文宋体" w:hAnsi="Times New Roman" w:cs="Times New Roman"/>
-          <w:sz w:val="24"/>
-          <w:szCs w:val="24"/>
-        </w:rPr>
-        <w:br/>
-      </w:r>
-      <w:r>
-        <w:rPr>
-          <w:rFonts w:ascii="Times New Roman" w:eastAsia="华文宋体" w:hAnsi="Times New Roman" w:cs="Times New Roman" w:hint="eastAsia"/>
-          <w:sz w:val="24"/>
-          <w:szCs w:val="24"/>
-        </w:rPr>
-        <w:t>[n.] farming, especially when done carefully and well.</w:t>
-      </w:r>
-      <w:r>
-        <w:rPr>
-          <w:rFonts w:ascii="Times New Roman" w:eastAsia="华文宋体" w:hAnsi="Times New Roman" w:cs="Times New Roman"/>
-          <w:sz w:val="24"/>
-          <w:szCs w:val="24"/>
-        </w:rPr>
-        <w:br/>
-      </w:r>
-      <w:r>
-        <w:rPr>
-          <w:rFonts w:ascii="Times New Roman" w:eastAsia="华文宋体" w:hAnsi="Times New Roman" w:cs="Times New Roman" w:hint="eastAsia"/>
-          <w:sz w:val="24"/>
-          <w:szCs w:val="24"/>
-        </w:rPr>
-        <w:t>animal/crop husbandry.</w:t>
-      </w:r>
-    </w:p>
-    <w:p>
-      <w:pPr>
-        <w:rPr>
-          <w:rFonts w:ascii="Times New Roman" w:eastAsia="华文宋体" w:hAnsi="Times New Roman" w:cs="Times New Roman"/>
-          <w:sz w:val="24"/>
-          <w:szCs w:val="24"/>
-        </w:rPr>
-      </w:pPr>
-      <w:r>
-        <w:rPr>
-          <w:rFonts w:ascii="Times New Roman" w:eastAsia="华文宋体" w:hAnsi="Times New Roman" w:cs="Times New Roman" w:hint="eastAsia"/>
-          <w:b/>
-          <w:sz w:val="24"/>
-          <w:szCs w:val="24"/>
-        </w:rPr>
-        <w:t>quarry</w:t>
-      </w:r>
-      <w:r>
-        <w:rPr>
-          <w:rFonts w:ascii="Times New Roman" w:eastAsia="华文宋体" w:hAnsi="Times New Roman" w:cs="Times New Roman" w:hint="eastAsia"/>
-          <w:sz w:val="24"/>
-          <w:szCs w:val="24"/>
-        </w:rPr>
-        <w:t xml:space="preserve"> /</w:t>
-      </w:r>
-      <w:r>
-        <w:rPr>
-          <w:rFonts w:ascii="GWIPA" w:eastAsia="华文宋体" w:hAnsi="GWIPA" w:cs="Times New Roman"/>
-          <w:sz w:val="24"/>
-          <w:szCs w:val="24"/>
-        </w:rPr>
-        <w:t></w:t>
-      </w:r>
-      <w:r>
-        <w:rPr>
-          <w:rFonts w:ascii="GWIPA" w:eastAsia="华文宋体" w:hAnsi="GWIPA" w:cs="Times New Roman"/>
-          <w:sz w:val="24"/>
-          <w:szCs w:val="24"/>
-        </w:rPr>
-        <w:t></w:t>
-      </w:r>
-      <w:r>
-        <w:rPr>
-          <w:rFonts w:ascii="GWIPA" w:eastAsia="华文宋体" w:hAnsi="GWIPA" w:cs="Times New Roman"/>
-          <w:sz w:val="24"/>
-          <w:szCs w:val="24"/>
-        </w:rPr>
-        <w:t></w:t>
-      </w:r>
-      <w:r>
-        <w:rPr>
-          <w:rFonts w:ascii="GWIPA" w:eastAsia="华文宋体" w:hAnsi="GWIPA" w:cs="Times New Roman"/>
-          <w:sz w:val="24"/>
-          <w:szCs w:val="24"/>
-        </w:rPr>
-        <w:t></w:t>
-      </w:r>
-      <w:r>
-        <w:rPr>
-          <w:rFonts w:ascii="GWIPA" w:eastAsia="华文宋体" w:hAnsi="GWIPA" w:cs="Times New Roman"/>
-          <w:sz w:val="24"/>
-          <w:szCs w:val="24"/>
-        </w:rPr>
-        <w:t></w:t>
-      </w:r>
-      <w:r>
-        <w:rPr>
-          <w:rFonts w:ascii="GWIPA" w:eastAsia="华文宋体" w:hAnsi="GWIPA" w:cs="Times New Roman"/>
-          <w:sz w:val="24"/>
-          <w:szCs w:val="24"/>
-        </w:rPr>
-        <w:t></w:t>
-      </w:r>
-      <w:r>
-        <w:rPr>
-          <w:rFonts w:ascii="GWIPA" w:eastAsia="华文宋体" w:hAnsi="GWIPA" w:cs="Times New Roman"/>
-          <w:sz w:val="24"/>
-          <w:szCs w:val="24"/>
-        </w:rPr>
-        <w:t></w:t>
-      </w:r>
-      <w:r>
-        <w:rPr>
-          <w:rFonts w:ascii="GWIPA" w:eastAsia="华文宋体" w:hAnsi="GWIPA" w:cs="Times New Roman"/>
-          <w:sz w:val="24"/>
-          <w:szCs w:val="24"/>
-        </w:rPr>
-        <w:br/>
-      </w:r>
-      <w:r>
-        <w:rPr>
-          <w:rFonts w:ascii="Times New Roman" w:eastAsia="华文宋体" w:hAnsi="Times New Roman" w:cs="Times New Roman" w:hint="eastAsia"/>
-          <w:sz w:val="24"/>
-          <w:szCs w:val="24"/>
-        </w:rPr>
-        <w:t>[C.] a place where large amounts of stone, etc. are dug out of the ground.</w:t>
-      </w:r>
-      <w:r>
-        <w:rPr>
-          <w:rFonts w:ascii="Times New Roman" w:eastAsia="华文宋体" w:hAnsi="Times New Roman" w:cs="Times New Roman"/>
-          <w:sz w:val="24"/>
-          <w:szCs w:val="24"/>
-        </w:rPr>
-        <w:br/>
-      </w:r>
-      <w:r>
-        <w:rPr>
-          <w:rFonts w:ascii="Times New Roman" w:eastAsia="华文宋体" w:hAnsi="Times New Roman" w:cs="Times New Roman" w:hint="eastAsia"/>
-          <w:sz w:val="24"/>
-          <w:szCs w:val="24"/>
-        </w:rPr>
-        <w:t>a slate quarry.</w:t>
-      </w:r>
-    </w:p>
-    <w:p>
-      <w:pPr>
-        <w:rPr>
-          <w:rFonts w:ascii="Times New Roman" w:eastAsia="华文宋体" w:hAnsi="Times New Roman" w:cs="Times New Roman"/>
-          <w:sz w:val="24"/>
-          <w:szCs w:val="24"/>
-        </w:rPr>
-      </w:pPr>
-      <w:r>
-        <w:rPr>
-          <w:rFonts w:ascii="Times New Roman" w:eastAsia="华文宋体" w:hAnsi="Times New Roman" w:cs="Times New Roman" w:hint="eastAsia"/>
-          <w:b/>
-          <w:sz w:val="24"/>
-          <w:szCs w:val="24"/>
-        </w:rPr>
-        <w:t>sheer</w:t>
-      </w:r>
-      <w:r>
-        <w:rPr>
-          <w:rFonts w:ascii="Times New Roman" w:eastAsia="华文宋体" w:hAnsi="Times New Roman" w:cs="Times New Roman"/>
-          <w:sz w:val="24"/>
-          <w:szCs w:val="24"/>
-        </w:rPr>
-        <w:br/>
-      </w:r>
-      <w:r>
-        <w:rPr>
-          <w:rFonts w:ascii="Times New Roman" w:eastAsia="华文宋体" w:hAnsi="Times New Roman" w:cs="Times New Roman" w:hint="eastAsia"/>
-          <w:sz w:val="24"/>
-          <w:szCs w:val="24"/>
-        </w:rPr>
-        <w:t>[adj.] used to emphasize the size, degree or amount of sth.</w:t>
-      </w:r>
-      <w:r>
-        <w:rPr>
-          <w:rFonts w:ascii="Times New Roman" w:eastAsia="华文宋体" w:hAnsi="Times New Roman" w:cs="Times New Roman" w:hint="eastAsia"/>
-          <w:sz w:val="24"/>
-          <w:szCs w:val="24"/>
-        </w:rPr>
-        <w:t xml:space="preserve"> </w:t>
-      </w:r>
-      <w:r>
-        <w:rPr>
-          <w:rFonts w:ascii="Times New Roman" w:eastAsia="华文宋体" w:hAnsi="Times New Roman" w:cs="Times New Roman" w:hint="eastAsia"/>
-          <w:sz w:val="24"/>
-          <w:szCs w:val="24"/>
-        </w:rPr>
-        <w:t>(</w:t>
-      </w:r>
-      <w:r>
-        <w:rPr>
-          <w:rFonts w:ascii="Times New Roman" w:eastAsia="华文宋体" w:hAnsi="Times New Roman" w:cs="Times New Roman" w:hint="eastAsia"/>
-          <w:sz w:val="24"/>
-          <w:szCs w:val="24"/>
-        </w:rPr>
-        <w:t>As far as I know, t</w:t>
-      </w:r>
-      <w:r>
-        <w:rPr>
-          <w:rFonts w:ascii="Times New Roman" w:eastAsia="华文宋体" w:hAnsi="Times New Roman" w:cs="Times New Roman" w:hint="eastAsia"/>
-          <w:sz w:val="24"/>
-          <w:szCs w:val="24"/>
-        </w:rPr>
-        <w:t>here is non any coordinated Chinese words to it.)</w:t>
-      </w:r>
-      <w:r>
-        <w:rPr>
-          <w:rFonts w:ascii="Times New Roman" w:eastAsia="华文宋体" w:hAnsi="Times New Roman" w:cs="Times New Roman"/>
-          <w:sz w:val="24"/>
-          <w:szCs w:val="24"/>
-        </w:rPr>
-        <w:br/>
-      </w:r>
-      <w:r>
-        <w:rPr>
-          <w:rFonts w:ascii="Times New Roman" w:eastAsia="华文宋体" w:hAnsi="Times New Roman" w:cs="Times New Roman" w:hint="eastAsia"/>
-          <w:b/>
-          <w:sz w:val="24"/>
-          <w:szCs w:val="24"/>
-        </w:rPr>
-        <w:t>sheer volume</w:t>
-      </w:r>
-      <w:r>
-        <w:rPr>
-          <w:rFonts w:ascii="Times New Roman" w:eastAsia="华文宋体" w:hAnsi="Times New Roman" w:cs="Times New Roman" w:hint="eastAsia"/>
-          <w:sz w:val="24"/>
-          <w:szCs w:val="24"/>
-        </w:rPr>
-        <w:t xml:space="preserve"> of animal</w:t>
-      </w:r>
-      <w:r>
-        <w:rPr>
-          <w:rFonts w:ascii="Times New Roman" w:eastAsia="华文宋体" w:hAnsi="Times New Roman" w:cs="Times New Roman" w:hint="eastAsia"/>
-          <w:sz w:val="24"/>
-          <w:szCs w:val="24"/>
-        </w:rPr>
-        <w:t>.</w:t>
-      </w:r>
-      <w:r>
-        <w:rPr>
-          <w:rFonts w:ascii="Times New Roman" w:eastAsia="华文宋体" w:hAnsi="Times New Roman" w:cs="Times New Roman"/>
-          <w:sz w:val="24"/>
-          <w:szCs w:val="24"/>
-        </w:rPr>
-        <w:br/>
-      </w:r>
-      <w:r>
-        <w:rPr>
-          <w:rFonts w:ascii="Times New Roman" w:eastAsia="华文宋体" w:hAnsi="Times New Roman" w:cs="Times New Roman" w:hint="eastAsia"/>
-          <w:sz w:val="24"/>
-          <w:szCs w:val="24"/>
-        </w:rPr>
-        <w:t xml:space="preserve">The area is under threat from the sheer number of tourists using it. </w:t>
-      </w:r>
-    </w:p>
-    <w:p>
-      <w:pPr>
-        <w:rPr>
-          <w:rFonts w:ascii="Times New Roman" w:eastAsia="华文宋体" w:hAnsi="Times New Roman" w:cs="Times New Roman"/>
-          <w:sz w:val="24"/>
-          <w:szCs w:val="24"/>
-        </w:rPr>
-      </w:pPr>
-      <w:r>
-        <w:rPr>
-          <w:rFonts w:ascii="Times New Roman" w:eastAsia="华文宋体" w:hAnsi="Times New Roman" w:cs="Times New Roman" w:hint="eastAsia"/>
-          <w:b/>
-          <w:sz w:val="24"/>
-          <w:szCs w:val="24"/>
-        </w:rPr>
-        <w:t xml:space="preserve">retain </w:t>
-      </w:r>
-      <w:r>
-        <w:rPr>
-          <w:rFonts w:ascii="Times New Roman" w:eastAsia="华文宋体" w:hAnsi="Times New Roman" w:cs="Times New Roman"/>
-          <w:sz w:val="24"/>
-          <w:szCs w:val="24"/>
-        </w:rPr>
-        <w:br/>
-      </w:r>
-      <w:r>
-        <w:rPr>
-          <w:rFonts w:ascii="Times New Roman" w:eastAsia="华文宋体" w:hAnsi="Times New Roman" w:cs="Times New Roman" w:hint="eastAsia"/>
-          <w:sz w:val="24"/>
-          <w:szCs w:val="24"/>
-        </w:rPr>
-        <w:t>[vt.] to keep something.</w:t>
-      </w:r>
-      <w:r>
-        <w:rPr>
-          <w:rFonts w:ascii="Times New Roman" w:eastAsia="华文宋体" w:hAnsi="Times New Roman" w:cs="Times New Roman"/>
-          <w:sz w:val="24"/>
-          <w:szCs w:val="24"/>
-        </w:rPr>
-        <w:br/>
-      </w:r>
-      <w:r>
-        <w:rPr>
-          <w:rFonts w:ascii="Times New Roman" w:eastAsia="华文宋体" w:hAnsi="Times New Roman" w:cs="Times New Roman" w:hint="eastAsia"/>
-          <w:sz w:val="24"/>
-          <w:szCs w:val="24"/>
-        </w:rPr>
-        <w:t xml:space="preserve">This would have helped the pots to retain water. </w:t>
-      </w:r>
-    </w:p>
-    <w:p>
-      <w:pPr>
-        <w:rPr>
-          <w:rFonts w:ascii="Times New Roman" w:eastAsia="华文宋体" w:hAnsi="Times New Roman" w:cs="Times New Roman"/>
-          <w:sz w:val="24"/>
-          <w:szCs w:val="24"/>
-        </w:rPr>
-      </w:pPr>
-      <w:r>
-        <w:rPr>
-          <w:rFonts w:ascii="Times New Roman" w:eastAsia="华文宋体" w:hAnsi="Times New Roman" w:cs="Times New Roman" w:hint="eastAsia"/>
-          <w:b/>
-          <w:sz w:val="24"/>
-          <w:szCs w:val="24"/>
-        </w:rPr>
-        <w:t xml:space="preserve">glaze </w:t>
-      </w:r>
-      <w:r>
-        <w:rPr>
-          <w:rFonts w:ascii="Times New Roman" w:eastAsia="华文宋体" w:hAnsi="Times New Roman" w:cs="Times New Roman"/>
-          <w:b/>
-          <w:sz w:val="24"/>
-          <w:szCs w:val="24"/>
-        </w:rPr>
-        <w:br/>
-      </w:r>
-      <w:r>
-        <w:rPr>
-          <w:rFonts w:ascii="Times New Roman" w:eastAsia="华文宋体" w:hAnsi="Times New Roman" w:cs="Times New Roman" w:hint="eastAsia"/>
-          <w:sz w:val="24"/>
-          <w:szCs w:val="24"/>
-        </w:rPr>
-        <w:t xml:space="preserve">[vt.] </w:t>
-      </w:r>
-      <w:r>
-        <w:rPr>
-          <w:rFonts w:ascii="Times New Roman" w:eastAsia="华文宋体" w:hAnsi="Times New Roman" w:cs="Times New Roman" w:hint="eastAsia"/>
-          <w:sz w:val="24"/>
-          <w:szCs w:val="24"/>
-        </w:rPr>
-        <w:t>上釉；上光</w:t>
-      </w:r>
-    </w:p>
-    <w:p>
-      <w:pPr>
-        <w:rPr>
-          <w:rFonts w:ascii="Times New Roman" w:eastAsia="华文宋体" w:hAnsi="Times New Roman" w:cs="Times New Roman"/>
-          <w:sz w:val="24"/>
-          <w:szCs w:val="24"/>
-        </w:rPr>
-      </w:pPr>
-      <w:r>
-        <w:rPr>
-          <w:rFonts w:ascii="Times New Roman" w:eastAsia="华文宋体" w:hAnsi="Times New Roman" w:cs="Times New Roman" w:hint="eastAsia"/>
-          <w:b/>
-          <w:sz w:val="24"/>
-          <w:szCs w:val="24"/>
-        </w:rPr>
         <w:t xml:space="preserve">stitch </w:t>
       </w:r>
       <w:r>
@@ -9188,7 +9672,6 @@
           <w:sz w:val="24"/>
           <w:szCs w:val="24"/>
         </w:rPr>
-        <w:lastRenderedPageBreak/>
         <w:t>an overdue library book.</w:t>
       </w:r>
     </w:p>
@@ -10353,7 +10836,7 @@
   <a:extraClrSchemeLst/>
   <a:extLst>
     <a:ext uri="{05A4C25C-085E-4340-85A3-A5531E510DB2}">
-      <thm15:themeFamily xmlns:thm15="http://schemas.microsoft.com/office/thememl/2012/main" xmlns="" name="Office Theme" id="{62F939B6-93AF-4DB8-9C6B-D6C7DFDC589F}" vid="{4A3C46E8-61CC-4603-A589-7422A47A8E4A}"/>
+      <thm15:themeFamily xmlns="" xmlns:thm15="http://schemas.microsoft.com/office/thememl/2012/main" name="Office Theme" id="{62F939B6-93AF-4DB8-9C6B-D6C7DFDC589F}" vid="{4A3C46E8-61CC-4603-A589-7422A47A8E4A}"/>
     </a:ext>
   </a:extLst>
 </a:theme>

--- a/IELTS Notes/Vocabulary of IELTS Test/Vocabulary of Listening Test.docx
+++ b/IELTS Notes/Vocabulary of IELTS Test/Vocabulary of Listening Test.docx
@@ -2554,7 +2554,7 @@
     <w:p>
       <w:pPr>
         <w:rPr>
-          <w:rFonts w:ascii="Times New Roman" w:hAnsi="Times New Roman" w:cs="Times New Roman" w:hint="eastAsia"/>
+          <w:rFonts w:ascii="Times New Roman" w:hAnsi="Times New Roman" w:cs="Times New Roman"/>
           <w:sz w:val="24"/>
         </w:rPr>
       </w:pPr>
@@ -2762,7 +2762,7 @@
     <w:p>
       <w:pPr>
         <w:rPr>
-          <w:rFonts w:ascii="Times New Roman" w:hAnsi="Times New Roman" w:cs="Times New Roman" w:hint="eastAsia"/>
+          <w:rFonts w:ascii="Times New Roman" w:hAnsi="Times New Roman" w:cs="Times New Roman"/>
           <w:b/>
           <w:bCs/>
           <w:i/>
@@ -2788,7 +2788,7 @@
     <w:p>
       <w:pPr>
         <w:rPr>
-          <w:rFonts w:ascii="Times New Roman" w:hAnsi="Times New Roman" w:cs="Times New Roman" w:hint="eastAsia"/>
+          <w:rFonts w:ascii="Times New Roman" w:hAnsi="Times New Roman" w:cs="Times New Roman"/>
           <w:sz w:val="24"/>
         </w:rPr>
       </w:pPr>
@@ -2909,7 +2909,7 @@
     <w:p>
       <w:pPr>
         <w:rPr>
-          <w:rFonts w:ascii="Times New Roman" w:hAnsi="Times New Roman" w:cs="Times New Roman" w:hint="eastAsia"/>
+          <w:rFonts w:ascii="Times New Roman" w:hAnsi="Times New Roman" w:cs="Times New Roman"/>
           <w:sz w:val="24"/>
         </w:rPr>
       </w:pPr>
@@ -3016,42 +3016,1522 @@
     <w:p>
       <w:pPr>
         <w:rPr>
-          <w:rFonts w:ascii="Times New Roman" w:hAnsi="Times New Roman" w:cs="Times New Roman" w:hint="eastAsia"/>
-          <w:sz w:val="24"/>
+          <w:rFonts w:ascii="Times New Roman" w:hAnsi="Times New Roman" w:cs="Times New Roman"/>
+          <w:sz w:val="24"/>
+        </w:rPr>
+      </w:pPr>
+      <w:r>
+        <w:rPr>
+          <w:rFonts w:ascii="Times New Roman" w:hAnsi="Times New Roman" w:cs="Times New Roman" w:hint="eastAsia"/>
+          <w:b/>
+          <w:sz w:val="24"/>
+        </w:rPr>
+        <w:t>respondent</w:t>
+      </w:r>
+      <w:r>
+        <w:rPr>
+          <w:rFonts w:ascii="Times New Roman" w:hAnsi="Times New Roman" w:cs="Times New Roman"/>
+          <w:sz w:val="24"/>
+        </w:rPr>
+        <w:br/>
+      </w:r>
+      <w:r>
+        <w:rPr>
+          <w:rFonts w:ascii="Times New Roman" w:hAnsi="Times New Roman" w:cs="Times New Roman" w:hint="eastAsia"/>
+          <w:sz w:val="24"/>
+        </w:rPr>
+        <w:t>[C.] a person who answers questions, especially in a survey.</w:t>
+      </w:r>
+    </w:p>
+    <w:p>
+      <w:pPr>
+        <w:outlineLvl w:val="2"/>
+        <w:rPr>
+          <w:rFonts w:ascii="Times New Roman" w:hAnsi="Times New Roman" w:cs="Times New Roman"/>
+          <w:b/>
+          <w:bCs/>
+          <w:sz w:val="28"/>
+          <w:szCs w:val="28"/>
+        </w:rPr>
+      </w:pPr>
+      <w:r>
+        <w:rPr>
+          <w:rFonts w:ascii="Times New Roman" w:hAnsi="Times New Roman" w:cs="Times New Roman"/>
+          <w:b/>
+          <w:bCs/>
+          <w:sz w:val="28"/>
+          <w:szCs w:val="28"/>
+        </w:rPr>
+        <w:t xml:space="preserve">Test </w:t>
+      </w:r>
+      <w:r>
+        <w:rPr>
+          <w:rFonts w:ascii="Times New Roman" w:hAnsi="Times New Roman" w:cs="Times New Roman" w:hint="eastAsia"/>
+          <w:b/>
+          <w:bCs/>
+          <w:sz w:val="28"/>
+          <w:szCs w:val="28"/>
+        </w:rPr>
+        <w:t>4</w:t>
+      </w:r>
+    </w:p>
+    <w:p>
+      <w:pPr>
+        <w:rPr>
+          <w:rFonts w:ascii="Times New Roman" w:hAnsi="Times New Roman" w:cs="Times New Roman"/>
+          <w:b/>
+          <w:bCs/>
+          <w:i/>
+          <w:iCs/>
+          <w:sz w:val="24"/>
+          <w:szCs w:val="24"/>
+        </w:rPr>
+      </w:pPr>
+      <w:r>
+        <w:rPr>
+          <w:rFonts w:ascii="Times New Roman" w:hAnsi="Times New Roman" w:cs="Times New Roman"/>
+          <w:b/>
+          <w:bCs/>
+          <w:i/>
+          <w:iCs/>
+          <w:sz w:val="24"/>
+          <w:szCs w:val="24"/>
+        </w:rPr>
+        <w:t xml:space="preserve">Section </w:t>
+      </w:r>
+      <w:r>
+        <w:rPr>
+          <w:rFonts w:ascii="Times New Roman" w:hAnsi="Times New Roman" w:cs="Times New Roman" w:hint="eastAsia"/>
+          <w:b/>
+          <w:bCs/>
+          <w:i/>
+          <w:iCs/>
+          <w:sz w:val="24"/>
+          <w:szCs w:val="24"/>
+        </w:rPr>
+        <w:t>2</w:t>
+      </w:r>
+    </w:p>
+    <w:p>
+      <w:pPr>
+        <w:rPr>
+          <w:rFonts w:ascii="Times New Roman" w:eastAsia="华文宋体" w:hAnsi="Times New Roman" w:cs="Times New Roman"/>
+          <w:sz w:val="24"/>
+          <w:szCs w:val="24"/>
+        </w:rPr>
+      </w:pPr>
+      <w:r>
+        <w:rPr>
+          <w:rFonts w:ascii="Times New Roman" w:hAnsi="Times New Roman" w:cs="Times New Roman" w:hint="eastAsia"/>
+          <w:b/>
+          <w:bCs/>
+          <w:sz w:val="24"/>
+          <w:szCs w:val="24"/>
+        </w:rPr>
+        <w:t xml:space="preserve">dicerning </w:t>
+      </w:r>
+      <w:r>
+        <w:rPr>
+          <w:rFonts w:ascii="Times New Roman" w:hAnsi="Times New Roman" w:cs="Times New Roman" w:hint="eastAsia"/>
+          <w:bCs/>
+          <w:sz w:val="24"/>
+          <w:szCs w:val="24"/>
+        </w:rPr>
+        <w:t>/</w:t>
+      </w:r>
+      <w:r>
+        <w:rPr>
+          <w:rFonts w:ascii="GWIPA" w:hAnsi="GWIPA" w:cs="Times New Roman"/>
+          <w:bCs/>
+          <w:sz w:val="24"/>
+          <w:szCs w:val="24"/>
+        </w:rPr>
+        <w:t></w:t>
+      </w:r>
+      <w:r>
+        <w:rPr>
+          <w:rFonts w:ascii="GWIPA" w:hAnsi="GWIPA" w:cs="Times New Roman"/>
+          <w:bCs/>
+          <w:sz w:val="24"/>
+          <w:szCs w:val="24"/>
+        </w:rPr>
+        <w:t></w:t>
+      </w:r>
+      <w:r>
+        <w:rPr>
+          <w:rFonts w:ascii="GWIPA" w:hAnsi="GWIPA" w:cs="Times New Roman"/>
+          <w:bCs/>
+          <w:sz w:val="24"/>
+          <w:szCs w:val="24"/>
+        </w:rPr>
+        <w:t></w:t>
+      </w:r>
+      <w:r>
+        <w:rPr>
+          <w:rFonts w:ascii="GWIPA" w:hAnsi="GWIPA" w:cs="Times New Roman"/>
+          <w:bCs/>
+          <w:sz w:val="24"/>
+          <w:szCs w:val="24"/>
+        </w:rPr>
+        <w:t></w:t>
+      </w:r>
+      <w:r>
+        <w:rPr>
+          <w:rFonts w:ascii="GWIPA" w:hAnsi="GWIPA" w:cs="Times New Roman"/>
+          <w:bCs/>
+          <w:sz w:val="24"/>
+          <w:szCs w:val="24"/>
+        </w:rPr>
+        <w:t></w:t>
+      </w:r>
+      <w:r>
+        <w:rPr>
+          <w:rFonts w:ascii="GWIPA" w:hAnsi="GWIPA" w:cs="Times New Roman"/>
+          <w:bCs/>
+          <w:sz w:val="24"/>
+          <w:szCs w:val="24"/>
+        </w:rPr>
+        <w:t></w:t>
+      </w:r>
+      <w:r>
+        <w:rPr>
+          <w:rFonts w:ascii="GWIPA" w:hAnsi="GWIPA" w:cs="Times New Roman"/>
+          <w:bCs/>
+          <w:sz w:val="24"/>
+          <w:szCs w:val="24"/>
+        </w:rPr>
+        <w:t></w:t>
+      </w:r>
+      <w:r>
+        <w:rPr>
+          <w:rFonts w:ascii="GWIPA" w:hAnsi="GWIPA" w:cs="Times New Roman"/>
+          <w:bCs/>
+          <w:sz w:val="24"/>
+          <w:szCs w:val="24"/>
+        </w:rPr>
+        <w:t></w:t>
+      </w:r>
+      <w:r>
+        <w:rPr>
+          <w:rFonts w:ascii="GWIPA" w:hAnsi="GWIPA" w:cs="Times New Roman"/>
+          <w:bCs/>
+          <w:sz w:val="24"/>
+          <w:szCs w:val="24"/>
+        </w:rPr>
+        <w:t></w:t>
+      </w:r>
+      <w:r>
+        <w:rPr>
+          <w:rFonts w:ascii="Times New Roman" w:hAnsi="Times New Roman" w:cs="Times New Roman" w:hint="eastAsia"/>
+          <w:bCs/>
+          <w:sz w:val="24"/>
+          <w:szCs w:val="24"/>
+        </w:rPr>
+        <w:t>/</w:t>
+      </w:r>
+      <w:r>
+        <w:rPr>
+          <w:rFonts w:ascii="Times New Roman" w:hAnsi="Times New Roman" w:cs="Times New Roman"/>
+          <w:sz w:val="24"/>
+          <w:szCs w:val="24"/>
+        </w:rPr>
+        <w:br/>
+      </w:r>
+      <w:r>
+        <w:rPr>
+          <w:rFonts w:ascii="Times New Roman" w:hAnsi="Times New Roman" w:cs="Times New Roman" w:hint="eastAsia"/>
+          <w:sz w:val="24"/>
+          <w:szCs w:val="24"/>
+        </w:rPr>
+        <w:t>[</w:t>
+      </w:r>
+      <w:r>
+        <w:rPr>
+          <w:rFonts w:ascii="Times New Roman" w:hAnsi="Times New Roman" w:cs="Times New Roman" w:hint="eastAsia"/>
+          <w:sz w:val="24"/>
+          <w:szCs w:val="24"/>
+        </w:rPr>
+        <w:t>adj</w:t>
+      </w:r>
+      <w:r>
+        <w:rPr>
+          <w:rFonts w:ascii="Times New Roman" w:hAnsi="Times New Roman" w:cs="Times New Roman" w:hint="eastAsia"/>
+          <w:sz w:val="24"/>
+          <w:szCs w:val="24"/>
+        </w:rPr>
+        <w:t>.]</w:t>
+      </w:r>
+      <w:r>
+        <w:rPr>
+          <w:rFonts w:ascii="Times New Roman" w:hAnsi="Times New Roman" w:cs="Times New Roman"/>
+          <w:sz w:val="24"/>
+          <w:szCs w:val="24"/>
+        </w:rPr>
+        <w:t xml:space="preserve"> </w:t>
+      </w:r>
+      <w:r>
+        <w:rPr>
+          <w:rFonts w:ascii="Times New Roman" w:eastAsia="华文宋体" w:hAnsi="Times New Roman" w:cs="Times New Roman"/>
+          <w:sz w:val="24"/>
+          <w:szCs w:val="24"/>
+        </w:rPr>
+        <w:t>(</w:t>
+      </w:r>
+      <w:r>
+        <w:rPr>
+          <w:rFonts w:ascii="Times New Roman" w:eastAsia="华文宋体" w:hAnsi="Times New Roman" w:cs="Times New Roman"/>
+          <w:i/>
+          <w:sz w:val="24"/>
+          <w:szCs w:val="24"/>
+        </w:rPr>
+        <w:t>app</w:t>
+      </w:r>
+      <w:r>
+        <w:rPr>
+          <w:rFonts w:ascii="Times New Roman" w:eastAsia="华文宋体" w:hAnsi="Times New Roman" w:cs="Times New Roman" w:hint="eastAsia"/>
+          <w:i/>
+          <w:sz w:val="24"/>
+          <w:szCs w:val="24"/>
+        </w:rPr>
+        <w:t>roving</w:t>
+      </w:r>
+      <w:r>
+        <w:rPr>
+          <w:rFonts w:ascii="Times New Roman" w:eastAsia="华文宋体" w:hAnsi="Times New Roman" w:cs="Times New Roman"/>
+          <w:sz w:val="24"/>
+          <w:szCs w:val="24"/>
+        </w:rPr>
+        <w:t>)</w:t>
+      </w:r>
+      <w:r>
+        <w:rPr>
+          <w:rFonts w:ascii="Times New Roman" w:eastAsia="华文宋体" w:hAnsi="Times New Roman" w:cs="Times New Roman" w:hint="eastAsia"/>
+          <w:sz w:val="24"/>
+          <w:szCs w:val="24"/>
+        </w:rPr>
+        <w:t xml:space="preserve"> able to show good judgement about the quality of sb/sth.</w:t>
+      </w:r>
+      <w:r>
+        <w:rPr>
+          <w:rFonts w:ascii="Times New Roman" w:eastAsia="华文宋体" w:hAnsi="Times New Roman" w:cs="Times New Roman"/>
+          <w:sz w:val="24"/>
+          <w:szCs w:val="24"/>
+        </w:rPr>
+        <w:br/>
+      </w:r>
+      <w:r>
+        <w:rPr>
+          <w:rFonts w:ascii="Times New Roman" w:eastAsia="华文宋体" w:hAnsi="Times New Roman" w:cs="Times New Roman" w:hint="eastAsia"/>
+          <w:sz w:val="24"/>
+          <w:szCs w:val="24"/>
+        </w:rPr>
+        <w:t>The discerning customer will recognise this as a high quallity product.</w:t>
+      </w:r>
+    </w:p>
+    <w:p>
+      <w:pPr>
+        <w:rPr>
+          <w:rFonts w:ascii="Times New Roman" w:eastAsia="华文宋体" w:hAnsi="Times New Roman" w:cs="Times New Roman"/>
+          <w:sz w:val="24"/>
+          <w:szCs w:val="24"/>
+        </w:rPr>
+      </w:pPr>
+      <w:r>
+        <w:rPr>
+          <w:rFonts w:ascii="Times New Roman" w:eastAsia="华文宋体" w:hAnsi="Times New Roman" w:cs="Times New Roman" w:hint="eastAsia"/>
+          <w:b/>
+          <w:sz w:val="24"/>
+          <w:szCs w:val="24"/>
+        </w:rPr>
+        <w:t>cater for</w:t>
+      </w:r>
+      <w:r>
+        <w:rPr>
+          <w:rFonts w:ascii="Times New Roman" w:eastAsia="华文宋体" w:hAnsi="Times New Roman" w:cs="Times New Roman" w:hint="eastAsia"/>
+          <w:b/>
+          <w:sz w:val="24"/>
+          <w:szCs w:val="24"/>
+        </w:rPr>
+        <w:t xml:space="preserve"> sb/sth</w:t>
+      </w:r>
+      <w:r>
+        <w:rPr>
+          <w:rFonts w:ascii="Times New Roman" w:eastAsia="华文宋体" w:hAnsi="Times New Roman" w:cs="Times New Roman"/>
+          <w:sz w:val="24"/>
+          <w:szCs w:val="24"/>
+        </w:rPr>
+        <w:br/>
+      </w:r>
+      <w:r>
+        <w:rPr>
+          <w:rFonts w:ascii="Times New Roman" w:eastAsia="华文宋体" w:hAnsi="Times New Roman" w:cs="Times New Roman" w:hint="eastAsia"/>
+          <w:sz w:val="24"/>
+          <w:szCs w:val="24"/>
+        </w:rPr>
+        <w:t>(</w:t>
+      </w:r>
+      <w:r>
+        <w:rPr>
+          <w:rFonts w:ascii="Times New Roman" w:eastAsia="华文宋体" w:hAnsi="Times New Roman" w:cs="Times New Roman" w:hint="eastAsia"/>
+          <w:i/>
+          <w:sz w:val="24"/>
+          <w:szCs w:val="24"/>
+        </w:rPr>
+        <w:t>phrasal verb</w:t>
+      </w:r>
+      <w:r>
+        <w:rPr>
+          <w:rFonts w:ascii="Times New Roman" w:eastAsia="华文宋体" w:hAnsi="Times New Roman" w:cs="Times New Roman" w:hint="eastAsia"/>
+          <w:sz w:val="24"/>
+          <w:szCs w:val="24"/>
+        </w:rPr>
+        <w:t xml:space="preserve">) to provide the things that a particular person or situation needs or wants. </w:t>
+      </w:r>
+      <w:r>
+        <w:rPr>
+          <w:rFonts w:ascii="Times New Roman" w:eastAsia="华文宋体" w:hAnsi="Times New Roman" w:cs="Times New Roman"/>
+          <w:sz w:val="24"/>
+          <w:szCs w:val="24"/>
+        </w:rPr>
+        <w:br/>
+      </w:r>
+      <w:r>
+        <w:rPr>
+          <w:rFonts w:ascii="Times New Roman" w:eastAsia="华文宋体" w:hAnsi="Times New Roman" w:cs="Times New Roman" w:hint="eastAsia"/>
+          <w:sz w:val="24"/>
+          <w:szCs w:val="24"/>
+        </w:rPr>
+        <w:t xml:space="preserve">Each day we offer three operate walks catering for all skills and fitness levels. </w:t>
+      </w:r>
+    </w:p>
+    <w:p>
+      <w:pPr>
+        <w:rPr>
+          <w:rFonts w:ascii="Times New Roman" w:hAnsi="Times New Roman" w:cs="Times New Roman"/>
+          <w:b/>
+          <w:bCs/>
+          <w:i/>
+          <w:iCs/>
+          <w:sz w:val="24"/>
+          <w:szCs w:val="24"/>
+        </w:rPr>
+      </w:pPr>
+      <w:r>
+        <w:rPr>
+          <w:rFonts w:ascii="Times New Roman" w:hAnsi="Times New Roman" w:cs="Times New Roman" w:hint="eastAsia"/>
+          <w:b/>
+          <w:bCs/>
+          <w:i/>
+          <w:iCs/>
+          <w:sz w:val="24"/>
+          <w:szCs w:val="24"/>
+        </w:rPr>
+        <w:t>Section 3</w:t>
+      </w:r>
+    </w:p>
+    <w:p>
+      <w:pPr>
+        <w:rPr>
+          <w:rFonts w:ascii="Times New Roman" w:eastAsia="华文宋体" w:hAnsi="Times New Roman" w:cs="Times New Roman"/>
+          <w:sz w:val="24"/>
+          <w:szCs w:val="24"/>
+        </w:rPr>
+      </w:pPr>
+      <w:r>
+        <w:rPr>
+          <w:rFonts w:ascii="Times New Roman" w:eastAsia="华文宋体" w:hAnsi="Times New Roman" w:cs="Times New Roman" w:hint="eastAsia"/>
+          <w:b/>
+          <w:sz w:val="24"/>
+          <w:szCs w:val="24"/>
+        </w:rPr>
+        <w:t>hovercraft</w:t>
+      </w:r>
+      <w:r>
+        <w:rPr>
+          <w:rFonts w:ascii="Times New Roman" w:eastAsia="华文宋体" w:hAnsi="Times New Roman" w:cs="Times New Roman" w:hint="eastAsia"/>
+          <w:sz w:val="24"/>
+          <w:szCs w:val="24"/>
+        </w:rPr>
+        <w:t xml:space="preserve"> [n.] </w:t>
+      </w:r>
+      <w:r>
+        <w:rPr>
+          <w:rFonts w:ascii="Times New Roman" w:eastAsia="华文宋体" w:hAnsi="Times New Roman" w:cs="Times New Roman" w:hint="eastAsia"/>
+          <w:sz w:val="24"/>
+          <w:szCs w:val="24"/>
+        </w:rPr>
+        <w:t>气垫船</w:t>
+      </w:r>
+      <w:r>
+        <w:rPr>
+          <w:rFonts w:ascii="Times New Roman" w:eastAsia="华文宋体" w:hAnsi="Times New Roman" w:cs="Times New Roman" w:hint="eastAsia"/>
+          <w:sz w:val="24"/>
+          <w:szCs w:val="24"/>
+        </w:rPr>
+        <w:t xml:space="preserve"> </w:t>
+      </w:r>
+    </w:p>
+    <w:p>
+      <w:pPr>
+        <w:rPr>
+          <w:rFonts w:ascii="Times New Roman" w:eastAsia="华文宋体" w:hAnsi="Times New Roman" w:cs="Times New Roman"/>
+          <w:sz w:val="24"/>
+          <w:szCs w:val="24"/>
+        </w:rPr>
+      </w:pPr>
+      <w:r>
+        <w:rPr>
+          <w:rFonts w:ascii="Times New Roman" w:eastAsia="华文宋体" w:hAnsi="Times New Roman" w:cs="Times New Roman" w:hint="eastAsia"/>
+          <w:b/>
+          <w:sz w:val="24"/>
+          <w:szCs w:val="24"/>
+        </w:rPr>
+        <w:t>cushion</w:t>
+      </w:r>
+      <w:r>
+        <w:rPr>
+          <w:rFonts w:ascii="Times New Roman" w:eastAsia="华文宋体" w:hAnsi="Times New Roman" w:cs="Times New Roman"/>
+          <w:sz w:val="24"/>
+          <w:szCs w:val="24"/>
+        </w:rPr>
+        <w:br/>
+      </w:r>
+      <w:r>
+        <w:rPr>
+          <w:rFonts w:ascii="Times New Roman" w:eastAsia="华文宋体" w:hAnsi="Times New Roman" w:cs="Times New Roman" w:hint="eastAsia"/>
+          <w:sz w:val="24"/>
+          <w:szCs w:val="24"/>
+        </w:rPr>
+        <w:t>1. [n.] (</w:t>
+      </w:r>
+      <w:r>
+        <w:rPr>
+          <w:rFonts w:ascii="Times New Roman" w:eastAsia="华文宋体" w:hAnsi="Times New Roman" w:cs="Times New Roman" w:hint="eastAsia"/>
+          <w:sz w:val="24"/>
+          <w:szCs w:val="24"/>
+        </w:rPr>
+        <w:t>=</w:t>
+      </w:r>
+      <w:r>
+        <w:rPr>
+          <w:rFonts w:ascii="Times New Roman" w:eastAsia="华文宋体" w:hAnsi="Times New Roman" w:cs="Times New Roman" w:hint="eastAsia"/>
+          <w:sz w:val="24"/>
+          <w:szCs w:val="24"/>
+        </w:rPr>
+        <w:t xml:space="preserve"> </w:t>
+      </w:r>
+      <w:r>
+        <w:rPr>
+          <w:rFonts w:ascii="Times New Roman" w:eastAsia="华文宋体" w:hAnsi="Times New Roman" w:cs="Times New Roman" w:hint="eastAsia"/>
+          <w:i/>
+          <w:sz w:val="24"/>
+          <w:szCs w:val="24"/>
+        </w:rPr>
+        <w:t>AmE</w:t>
+      </w:r>
+      <w:r>
+        <w:rPr>
+          <w:rFonts w:ascii="Times New Roman" w:eastAsia="华文宋体" w:hAnsi="Times New Roman" w:cs="Times New Roman" w:hint="eastAsia"/>
+          <w:i/>
+          <w:sz w:val="24"/>
+          <w:szCs w:val="24"/>
+        </w:rPr>
+        <w:t xml:space="preserve"> also</w:t>
+      </w:r>
+      <w:r>
+        <w:rPr>
+          <w:rFonts w:ascii="Times New Roman" w:eastAsia="华文宋体" w:hAnsi="Times New Roman" w:cs="Times New Roman" w:hint="eastAsia"/>
+          <w:sz w:val="24"/>
+          <w:szCs w:val="24"/>
+        </w:rPr>
+        <w:t xml:space="preserve"> </w:t>
+      </w:r>
+      <w:r>
+        <w:rPr>
+          <w:rFonts w:ascii="Times New Roman" w:eastAsia="华文宋体" w:hAnsi="Times New Roman" w:cs="Times New Roman" w:hint="eastAsia"/>
+          <w:b/>
+          <w:sz w:val="24"/>
+          <w:szCs w:val="24"/>
+        </w:rPr>
+        <w:t>pillow</w:t>
+      </w:r>
+      <w:r>
+        <w:rPr>
+          <w:rFonts w:ascii="Times New Roman" w:eastAsia="华文宋体" w:hAnsi="Times New Roman" w:cs="Times New Roman" w:hint="eastAsia"/>
+          <w:sz w:val="24"/>
+          <w:szCs w:val="24"/>
+        </w:rPr>
+        <w:t>)</w:t>
+      </w:r>
+      <w:r>
+        <w:rPr>
+          <w:rFonts w:ascii="Times New Roman" w:eastAsia="华文宋体" w:hAnsi="Times New Roman" w:cs="Times New Roman" w:hint="eastAsia"/>
+          <w:sz w:val="24"/>
+          <w:szCs w:val="24"/>
+        </w:rPr>
+        <w:t xml:space="preserve"> a cloth bag filled with soft material or feathers that is used, for example, to make seats more comfortable. </w:t>
+      </w:r>
+    </w:p>
+    <w:p>
+      <w:pPr>
+        <w:rPr>
+          <w:rFonts w:ascii="Times New Roman" w:eastAsia="华文宋体" w:hAnsi="Times New Roman" w:cs="Times New Roman"/>
+          <w:sz w:val="24"/>
+          <w:szCs w:val="24"/>
+        </w:rPr>
+      </w:pPr>
+      <w:r>
+        <w:rPr>
+          <w:rFonts w:ascii="Times New Roman" w:eastAsia="华文宋体" w:hAnsi="Times New Roman" w:cs="Times New Roman" w:hint="eastAsia"/>
+          <w:sz w:val="24"/>
+          <w:szCs w:val="24"/>
+        </w:rPr>
+        <w:t>2. [n.] a lary of something between two surfaced that keeps them apart.</w:t>
+      </w:r>
+      <w:r>
+        <w:rPr>
+          <w:rFonts w:ascii="Times New Roman" w:eastAsia="华文宋体" w:hAnsi="Times New Roman" w:cs="Times New Roman"/>
+          <w:sz w:val="24"/>
+          <w:szCs w:val="24"/>
+        </w:rPr>
+        <w:br/>
+      </w:r>
+      <w:r>
+        <w:rPr>
+          <w:rFonts w:ascii="Times New Roman" w:eastAsia="华文宋体" w:hAnsi="Times New Roman" w:cs="Times New Roman" w:hint="eastAsia"/>
+          <w:sz w:val="24"/>
+          <w:szCs w:val="24"/>
+        </w:rPr>
+        <w:t>A hovercraft rides on a cushion of air.</w:t>
+      </w:r>
+    </w:p>
+    <w:p>
+      <w:pPr>
+        <w:rPr>
+          <w:rFonts w:ascii="Times New Roman" w:eastAsia="华文宋体" w:hAnsi="Times New Roman" w:cs="Times New Roman"/>
+          <w:sz w:val="24"/>
+          <w:szCs w:val="24"/>
+        </w:rPr>
+      </w:pPr>
+      <w:r>
+        <w:rPr>
+          <w:rFonts w:ascii="Times New Roman" w:eastAsia="华文宋体" w:hAnsi="Times New Roman" w:cs="Times New Roman" w:hint="eastAsia"/>
+          <w:b/>
+          <w:sz w:val="24"/>
+          <w:szCs w:val="24"/>
+        </w:rPr>
+        <w:t>sulphate</w:t>
+      </w:r>
+      <w:r>
+        <w:rPr>
+          <w:rFonts w:ascii="Times New Roman" w:eastAsia="华文宋体" w:hAnsi="Times New Roman" w:cs="Times New Roman" w:hint="eastAsia"/>
+          <w:sz w:val="24"/>
+          <w:szCs w:val="24"/>
+        </w:rPr>
+        <w:t xml:space="preserve"> /</w:t>
+      </w:r>
+      <w:r>
+        <w:rPr>
+          <w:rFonts w:ascii="GWIPA" w:eastAsia="华文宋体" w:hAnsi="GWIPA" w:cs="Times New Roman"/>
+          <w:sz w:val="24"/>
+          <w:szCs w:val="24"/>
+        </w:rPr>
+        <w:t></w:t>
+      </w:r>
+      <w:r>
+        <w:rPr>
+          <w:rFonts w:ascii="GWIPA" w:eastAsia="华文宋体" w:hAnsi="GWIPA" w:cs="Times New Roman"/>
+          <w:sz w:val="24"/>
+          <w:szCs w:val="24"/>
+        </w:rPr>
+        <w:t></w:t>
+      </w:r>
+      <w:r>
+        <w:rPr>
+          <w:rFonts w:ascii="GWIPA" w:eastAsia="华文宋体" w:hAnsi="GWIPA" w:cs="Times New Roman"/>
+          <w:sz w:val="24"/>
+          <w:szCs w:val="24"/>
+        </w:rPr>
+        <w:t></w:t>
+      </w:r>
+      <w:r>
+        <w:rPr>
+          <w:rFonts w:ascii="GWIPA" w:eastAsia="华文宋体" w:hAnsi="GWIPA" w:cs="Times New Roman"/>
+          <w:sz w:val="24"/>
+          <w:szCs w:val="24"/>
+        </w:rPr>
+        <w:t></w:t>
+      </w:r>
+      <w:r>
+        <w:rPr>
+          <w:rFonts w:ascii="GWIPA" w:eastAsia="华文宋体" w:hAnsi="GWIPA" w:cs="Times New Roman"/>
+          <w:sz w:val="24"/>
+          <w:szCs w:val="24"/>
+        </w:rPr>
+        <w:t></w:t>
+      </w:r>
+      <w:r>
+        <w:rPr>
+          <w:rFonts w:ascii="GWIPA" w:eastAsia="华文宋体" w:hAnsi="GWIPA" w:cs="Times New Roman"/>
+          <w:sz w:val="24"/>
+          <w:szCs w:val="24"/>
+        </w:rPr>
+        <w:t></w:t>
+      </w:r>
+      <w:r>
+        <w:rPr>
+          <w:rFonts w:ascii="GWIPA" w:eastAsia="华文宋体" w:hAnsi="GWIPA" w:cs="Times New Roman"/>
+          <w:sz w:val="24"/>
+          <w:szCs w:val="24"/>
+        </w:rPr>
+        <w:t></w:t>
+      </w:r>
+      <w:r>
+        <w:rPr>
+          <w:rFonts w:ascii="GWIPA" w:eastAsia="华文宋体" w:hAnsi="GWIPA" w:cs="Times New Roman"/>
+          <w:sz w:val="24"/>
+          <w:szCs w:val="24"/>
+        </w:rPr>
+        <w:t></w:t>
+      </w:r>
+      <w:r>
+        <w:rPr>
+          <w:rFonts w:ascii="Times New Roman" w:eastAsia="华文宋体" w:hAnsi="Times New Roman" w:cs="Times New Roman" w:hint="eastAsia"/>
+          <w:sz w:val="24"/>
+          <w:szCs w:val="24"/>
+        </w:rPr>
+        <w:t>/</w:t>
+      </w:r>
+      <w:r>
+        <w:rPr>
+          <w:rFonts w:ascii="Times New Roman" w:eastAsia="华文宋体" w:hAnsi="Times New Roman" w:cs="Times New Roman"/>
+          <w:sz w:val="24"/>
+          <w:szCs w:val="24"/>
+        </w:rPr>
+        <w:br/>
+      </w:r>
+      <w:r>
+        <w:rPr>
+          <w:rFonts w:ascii="Times New Roman" w:eastAsia="华文宋体" w:hAnsi="Times New Roman" w:cs="Times New Roman" w:hint="eastAsia"/>
+          <w:sz w:val="24"/>
+          <w:szCs w:val="24"/>
+        </w:rPr>
+        <w:t xml:space="preserve">[C.U.] </w:t>
+      </w:r>
+      <w:r>
+        <w:rPr>
+          <w:rFonts w:ascii="Times New Roman" w:eastAsia="华文宋体" w:hAnsi="Times New Roman" w:cs="Times New Roman" w:hint="eastAsia"/>
+          <w:sz w:val="24"/>
+          <w:szCs w:val="24"/>
+        </w:rPr>
+        <w:t>硫酸盐</w:t>
+      </w:r>
+      <w:r>
+        <w:rPr>
+          <w:rFonts w:ascii="Times New Roman" w:eastAsia="华文宋体" w:hAnsi="Times New Roman" w:cs="Times New Roman" w:hint="eastAsia"/>
+          <w:sz w:val="24"/>
+          <w:szCs w:val="24"/>
+        </w:rPr>
+        <w:t xml:space="preserve"> </w:t>
+      </w:r>
+      <w:r>
+        <w:rPr>
+          <w:rFonts w:ascii="Times New Roman" w:eastAsia="华文宋体" w:hAnsi="Times New Roman" w:cs="Times New Roman"/>
+          <w:sz w:val="24"/>
+          <w:szCs w:val="24"/>
+        </w:rPr>
+        <w:br/>
+        <w:t>co</w:t>
+      </w:r>
+      <w:r>
+        <w:rPr>
+          <w:rFonts w:ascii="Times New Roman" w:eastAsia="华文宋体" w:hAnsi="Times New Roman" w:cs="Times New Roman" w:hint="eastAsia"/>
+          <w:sz w:val="24"/>
+          <w:szCs w:val="24"/>
+        </w:rPr>
+        <w:t xml:space="preserve">pper sulphate: </w:t>
+      </w:r>
+      <w:r>
+        <w:rPr>
+          <w:rFonts w:ascii="Times New Roman" w:eastAsia="华文宋体" w:hAnsi="Times New Roman" w:cs="Times New Roman" w:hint="eastAsia"/>
+          <w:sz w:val="24"/>
+          <w:szCs w:val="24"/>
+        </w:rPr>
+        <w:t>硫酸铜</w:t>
+      </w:r>
+    </w:p>
+    <w:p>
+      <w:pPr>
+        <w:rPr>
+          <w:rFonts w:ascii="Times New Roman" w:eastAsia="华文宋体" w:hAnsi="Times New Roman" w:cs="Times New Roman"/>
+          <w:sz w:val="24"/>
+          <w:szCs w:val="24"/>
+        </w:rPr>
+      </w:pPr>
+      <w:r>
+        <w:rPr>
+          <w:rFonts w:ascii="Times New Roman" w:eastAsia="华文宋体" w:hAnsi="Times New Roman" w:cs="Times New Roman" w:hint="eastAsia"/>
+          <w:b/>
+          <w:sz w:val="24"/>
+          <w:szCs w:val="24"/>
+        </w:rPr>
+        <w:t>amplifier</w:t>
+      </w:r>
+      <w:r>
+        <w:rPr>
+          <w:rFonts w:ascii="Times New Roman" w:eastAsia="华文宋体" w:hAnsi="Times New Roman" w:cs="Times New Roman" w:hint="eastAsia"/>
+          <w:sz w:val="24"/>
+          <w:szCs w:val="24"/>
+        </w:rPr>
+        <w:t xml:space="preserve"> /</w:t>
+      </w:r>
+      <w:r>
+        <w:rPr>
+          <w:rFonts w:ascii="GWIPA" w:eastAsia="华文宋体" w:hAnsi="GWIPA" w:cs="Times New Roman"/>
+          <w:sz w:val="24"/>
+          <w:szCs w:val="24"/>
+        </w:rPr>
+        <w:t></w:t>
+      </w:r>
+      <w:r>
+        <w:rPr>
+          <w:rFonts w:ascii="GWIPA" w:eastAsia="华文宋体" w:hAnsi="GWIPA" w:cs="Times New Roman"/>
+          <w:sz w:val="24"/>
+          <w:szCs w:val="24"/>
+        </w:rPr>
+        <w:t></w:t>
+      </w:r>
+      <w:r>
+        <w:rPr>
+          <w:rFonts w:ascii="GWIPA" w:eastAsia="华文宋体" w:hAnsi="GWIPA" w:cs="Times New Roman"/>
+          <w:sz w:val="24"/>
+          <w:szCs w:val="24"/>
+        </w:rPr>
+        <w:t></w:t>
+      </w:r>
+      <w:r>
+        <w:rPr>
+          <w:rFonts w:ascii="GWIPA" w:eastAsia="华文宋体" w:hAnsi="GWIPA" w:cs="Times New Roman"/>
+          <w:sz w:val="24"/>
+          <w:szCs w:val="24"/>
+        </w:rPr>
+        <w:t></w:t>
+      </w:r>
+      <w:r>
+        <w:rPr>
+          <w:rFonts w:ascii="GWIPA" w:eastAsia="华文宋体" w:hAnsi="GWIPA" w:cs="Times New Roman"/>
+          <w:sz w:val="24"/>
+          <w:szCs w:val="24"/>
+        </w:rPr>
+        <w:t></w:t>
+      </w:r>
+      <w:r>
+        <w:rPr>
+          <w:rFonts w:ascii="GWIPA" w:eastAsia="华文宋体" w:hAnsi="GWIPA" w:cs="Times New Roman"/>
+          <w:sz w:val="24"/>
+          <w:szCs w:val="24"/>
+        </w:rPr>
+        <w:t></w:t>
+      </w:r>
+      <w:r>
+        <w:rPr>
+          <w:rFonts w:ascii="GWIPA" w:eastAsia="华文宋体" w:hAnsi="GWIPA" w:cs="Times New Roman"/>
+          <w:sz w:val="24"/>
+          <w:szCs w:val="24"/>
+        </w:rPr>
+        <w:t></w:t>
+      </w:r>
+      <w:r>
+        <w:rPr>
+          <w:rFonts w:ascii="GWIPA" w:eastAsia="华文宋体" w:hAnsi="GWIPA" w:cs="Times New Roman"/>
+          <w:sz w:val="24"/>
+          <w:szCs w:val="24"/>
+        </w:rPr>
+        <w:t></w:t>
+      </w:r>
+      <w:r>
+        <w:rPr>
+          <w:rFonts w:ascii="GWIPA" w:eastAsia="华文宋体" w:hAnsi="GWIPA" w:cs="Times New Roman"/>
+          <w:sz w:val="24"/>
+          <w:szCs w:val="24"/>
+        </w:rPr>
+        <w:t></w:t>
+      </w:r>
+      <w:r>
+        <w:rPr>
+          <w:rFonts w:ascii="GWIPA" w:eastAsia="华文宋体" w:hAnsi="GWIPA" w:cs="Times New Roman"/>
+          <w:sz w:val="24"/>
+          <w:szCs w:val="24"/>
+        </w:rPr>
+        <w:t></w:t>
+      </w:r>
+      <w:r>
+        <w:rPr>
+          <w:rFonts w:ascii="Times New Roman" w:eastAsia="华文宋体" w:hAnsi="Times New Roman" w:cs="Times New Roman" w:hint="eastAsia"/>
+          <w:sz w:val="24"/>
+          <w:szCs w:val="24"/>
+        </w:rPr>
+        <w:t>/</w:t>
+      </w:r>
+      <w:r>
+        <w:rPr>
+          <w:rFonts w:ascii="Times New Roman" w:eastAsia="华文宋体" w:hAnsi="Times New Roman" w:cs="Times New Roman"/>
+          <w:sz w:val="24"/>
+          <w:szCs w:val="24"/>
+        </w:rPr>
+        <w:br/>
+      </w:r>
+      <w:r>
+        <w:rPr>
+          <w:rFonts w:ascii="Times New Roman" w:eastAsia="华文宋体" w:hAnsi="Times New Roman" w:cs="Times New Roman" w:hint="eastAsia"/>
+          <w:sz w:val="24"/>
+          <w:szCs w:val="24"/>
+        </w:rPr>
+        <w:t xml:space="preserve">[n.] an electrical device or piece of equipment that makes sounds or radio singals louder. </w:t>
+      </w:r>
+    </w:p>
+    <w:p>
+      <w:pPr>
+        <w:rPr>
+          <w:rFonts w:ascii="Times New Roman" w:eastAsia="华文宋体" w:hAnsi="Times New Roman" w:cs="Times New Roman"/>
+          <w:sz w:val="24"/>
+          <w:szCs w:val="24"/>
+        </w:rPr>
+      </w:pPr>
+      <w:r>
+        <w:rPr>
+          <w:rFonts w:ascii="Times New Roman" w:eastAsia="华文宋体" w:hAnsi="Times New Roman" w:cs="Times New Roman" w:hint="eastAsia"/>
+          <w:b/>
+          <w:sz w:val="24"/>
+          <w:szCs w:val="24"/>
+        </w:rPr>
+        <w:t>sound</w:t>
+      </w:r>
+      <w:r>
+        <w:rPr>
+          <w:rFonts w:ascii="Times New Roman" w:eastAsia="华文宋体" w:hAnsi="Times New Roman" w:cs="Times New Roman" w:hint="eastAsia"/>
+          <w:b/>
+          <w:sz w:val="24"/>
+          <w:szCs w:val="24"/>
+        </w:rPr>
+        <w:t xml:space="preserve">   (</w:t>
+      </w:r>
+      <w:r>
+        <w:rPr>
+          <w:rFonts w:ascii="Times New Roman" w:eastAsia="华文宋体" w:hAnsi="Times New Roman" w:cs="Times New Roman" w:hint="eastAsia"/>
+          <w:b/>
+          <w:sz w:val="24"/>
+          <w:szCs w:val="24"/>
+        </w:rPr>
+        <w:t>the sound of something</w:t>
+      </w:r>
+      <w:r>
+        <w:rPr>
+          <w:rFonts w:ascii="Times New Roman" w:eastAsia="华文宋体" w:hAnsi="Times New Roman" w:cs="Times New Roman" w:hint="eastAsia"/>
+          <w:b/>
+          <w:sz w:val="24"/>
+          <w:szCs w:val="24"/>
+        </w:rPr>
+        <w:t xml:space="preserve">) </w:t>
+      </w:r>
+      <w:r>
+        <w:rPr>
+          <w:rFonts w:ascii="Times New Roman" w:eastAsia="华文宋体" w:hAnsi="Times New Roman" w:cs="Times New Roman"/>
+          <w:b/>
+          <w:sz w:val="24"/>
+          <w:szCs w:val="24"/>
+        </w:rPr>
+        <w:br/>
+      </w:r>
+      <w:r>
+        <w:rPr>
+          <w:rFonts w:ascii="Times New Roman" w:eastAsia="华文宋体" w:hAnsi="Times New Roman" w:cs="Times New Roman" w:hint="eastAsia"/>
+          <w:sz w:val="24"/>
+          <w:szCs w:val="24"/>
+        </w:rPr>
+        <w:t>[n.] (= impression) the idea or impresison that you get of sb/sth from what somebody says or what you read.</w:t>
+      </w:r>
+      <w:r>
+        <w:rPr>
+          <w:rFonts w:ascii="Times New Roman" w:eastAsia="华文宋体" w:hAnsi="Times New Roman" w:cs="Times New Roman"/>
+          <w:sz w:val="24"/>
+          <w:szCs w:val="24"/>
+        </w:rPr>
+        <w:br/>
+      </w:r>
+      <w:r>
+        <w:rPr>
+          <w:rFonts w:ascii="Times New Roman" w:eastAsia="华文宋体" w:hAnsi="Times New Roman" w:cs="Times New Roman" w:hint="eastAsia"/>
+          <w:sz w:val="24"/>
+          <w:szCs w:val="24"/>
+        </w:rPr>
+        <w:t>I don</w:t>
+      </w:r>
+      <w:r>
+        <w:rPr>
+          <w:rFonts w:ascii="Times New Roman" w:eastAsia="华文宋体" w:hAnsi="Times New Roman" w:cs="Times New Roman"/>
+          <w:sz w:val="24"/>
+          <w:szCs w:val="24"/>
+        </w:rPr>
+        <w:t>’</w:t>
+      </w:r>
+      <w:r>
+        <w:rPr>
+          <w:rFonts w:ascii="Times New Roman" w:eastAsia="华文宋体" w:hAnsi="Times New Roman" w:cs="Times New Roman" w:hint="eastAsia"/>
+          <w:sz w:val="24"/>
+          <w:szCs w:val="24"/>
+        </w:rPr>
+        <w:t xml:space="preserve">t like the sound of this experiment at all. </w:t>
+      </w:r>
+    </w:p>
+    <w:p>
+      <w:pPr>
+        <w:rPr>
+          <w:rFonts w:ascii="Times New Roman" w:eastAsia="华文宋体" w:hAnsi="Times New Roman" w:cs="Times New Roman" w:hint="eastAsia"/>
+          <w:sz w:val="24"/>
+          <w:szCs w:val="24"/>
+        </w:rPr>
+      </w:pPr>
+      <w:r>
+        <w:rPr>
+          <w:rFonts w:ascii="Times New Roman" w:eastAsia="华文宋体" w:hAnsi="Times New Roman" w:cs="Times New Roman" w:hint="eastAsia"/>
+          <w:b/>
+          <w:sz w:val="24"/>
+          <w:szCs w:val="24"/>
+        </w:rPr>
+        <w:lastRenderedPageBreak/>
+        <w:t xml:space="preserve">tame </w:t>
+      </w:r>
+      <w:r>
+        <w:rPr>
+          <w:rFonts w:ascii="Times New Roman" w:eastAsia="华文宋体" w:hAnsi="Times New Roman" w:cs="Times New Roman"/>
+          <w:sz w:val="24"/>
+          <w:szCs w:val="24"/>
+        </w:rPr>
+        <w:br/>
+      </w:r>
+      <w:r>
+        <w:rPr>
+          <w:rFonts w:ascii="Times New Roman" w:eastAsia="华文宋体" w:hAnsi="Times New Roman" w:cs="Times New Roman" w:hint="eastAsia"/>
+          <w:sz w:val="24"/>
+          <w:szCs w:val="24"/>
+        </w:rPr>
+        <w:t>[adj.] (</w:t>
+      </w:r>
+      <w:r>
+        <w:rPr>
+          <w:rFonts w:ascii="Times New Roman" w:eastAsia="华文宋体" w:hAnsi="Times New Roman" w:cs="Times New Roman" w:hint="eastAsia"/>
+          <w:i/>
+          <w:sz w:val="24"/>
+          <w:szCs w:val="24"/>
+        </w:rPr>
+        <w:t>informal</w:t>
+      </w:r>
+      <w:r>
+        <w:rPr>
+          <w:rFonts w:ascii="Times New Roman" w:eastAsia="华文宋体" w:hAnsi="Times New Roman" w:cs="Times New Roman" w:hint="eastAsia"/>
+          <w:sz w:val="24"/>
+          <w:szCs w:val="24"/>
+        </w:rPr>
+        <w:t>) not interesting or exciting.</w:t>
+      </w:r>
+    </w:p>
+    <w:p>
+      <w:pPr>
+        <w:rPr>
+          <w:rFonts w:ascii="Times New Roman" w:hAnsi="Times New Roman" w:cs="Times New Roman" w:hint="eastAsia"/>
+          <w:b/>
+          <w:bCs/>
+          <w:i/>
+          <w:iCs/>
+          <w:sz w:val="24"/>
+          <w:szCs w:val="24"/>
+        </w:rPr>
+      </w:pPr>
+      <w:r>
+        <w:rPr>
+          <w:rFonts w:ascii="Times New Roman" w:hAnsi="Times New Roman" w:cs="Times New Roman" w:hint="eastAsia"/>
+          <w:b/>
+          <w:bCs/>
+          <w:i/>
+          <w:iCs/>
+          <w:sz w:val="24"/>
+          <w:szCs w:val="24"/>
+        </w:rPr>
+        <w:t>S</w:t>
+      </w:r>
+      <w:r>
+        <w:rPr>
+          <w:rFonts w:ascii="Times New Roman" w:hAnsi="Times New Roman" w:cs="Times New Roman" w:hint="eastAsia"/>
+          <w:b/>
+          <w:bCs/>
+          <w:i/>
+          <w:iCs/>
+          <w:sz w:val="24"/>
+          <w:szCs w:val="24"/>
+        </w:rPr>
+        <w:t>ection 4</w:t>
+      </w:r>
+    </w:p>
+    <w:p>
+      <w:pPr>
+        <w:rPr>
+          <w:rFonts w:ascii="Times New Roman" w:eastAsia="华文宋体" w:hAnsi="Times New Roman" w:cs="Times New Roman" w:hint="eastAsia"/>
+          <w:sz w:val="24"/>
+          <w:szCs w:val="24"/>
+        </w:rPr>
+      </w:pPr>
+      <w:r>
+        <w:rPr>
+          <w:rFonts w:ascii="Times New Roman" w:eastAsia="华文宋体" w:hAnsi="Times New Roman" w:cs="Times New Roman" w:hint="eastAsia"/>
+          <w:b/>
+          <w:sz w:val="24"/>
+          <w:szCs w:val="24"/>
+        </w:rPr>
+        <w:t>cartilage</w:t>
+      </w:r>
+      <w:r>
+        <w:rPr>
+          <w:rFonts w:ascii="Times New Roman" w:eastAsia="华文宋体" w:hAnsi="Times New Roman" w:cs="Times New Roman" w:hint="eastAsia"/>
+          <w:sz w:val="24"/>
+          <w:szCs w:val="24"/>
+        </w:rPr>
+        <w:t xml:space="preserve"> /</w:t>
+      </w:r>
+      <w:r>
+        <w:rPr>
+          <w:rFonts w:ascii="GWIPA" w:eastAsia="华文宋体" w:hAnsi="GWIPA" w:cs="Times New Roman"/>
+          <w:sz w:val="24"/>
+          <w:szCs w:val="24"/>
+        </w:rPr>
+        <w:t></w:t>
+      </w:r>
+      <w:r>
+        <w:rPr>
+          <w:rFonts w:ascii="GWIPA" w:eastAsia="华文宋体" w:hAnsi="GWIPA" w:cs="Times New Roman"/>
+          <w:sz w:val="24"/>
+          <w:szCs w:val="24"/>
+        </w:rPr>
+        <w:t></w:t>
+      </w:r>
+      <w:r>
+        <w:rPr>
+          <w:rFonts w:ascii="GWIPA" w:eastAsia="华文宋体" w:hAnsi="GWIPA" w:cs="Times New Roman"/>
+          <w:sz w:val="24"/>
+          <w:szCs w:val="24"/>
+        </w:rPr>
+        <w:t></w:t>
+      </w:r>
+      <w:r>
+        <w:rPr>
+          <w:rFonts w:ascii="GWIPA" w:eastAsia="华文宋体" w:hAnsi="GWIPA" w:cs="Times New Roman"/>
+          <w:sz w:val="24"/>
+          <w:szCs w:val="24"/>
+        </w:rPr>
+        <w:t></w:t>
+      </w:r>
+      <w:r>
+        <w:rPr>
+          <w:rFonts w:ascii="GWIPA" w:eastAsia="华文宋体" w:hAnsi="GWIPA" w:cs="Times New Roman"/>
+          <w:sz w:val="24"/>
+          <w:szCs w:val="24"/>
+        </w:rPr>
+        <w:t></w:t>
+      </w:r>
+      <w:r>
+        <w:rPr>
+          <w:rFonts w:ascii="GWIPA" w:eastAsia="华文宋体" w:hAnsi="GWIPA" w:cs="Times New Roman"/>
+          <w:sz w:val="24"/>
+          <w:szCs w:val="24"/>
+        </w:rPr>
+        <w:t></w:t>
+      </w:r>
+      <w:r>
+        <w:rPr>
+          <w:rFonts w:ascii="GWIPA" w:eastAsia="华文宋体" w:hAnsi="GWIPA" w:cs="Times New Roman"/>
+          <w:sz w:val="24"/>
+          <w:szCs w:val="24"/>
+        </w:rPr>
+        <w:t></w:t>
+      </w:r>
+      <w:r>
+        <w:rPr>
+          <w:rFonts w:ascii="GWIPA" w:eastAsia="华文宋体" w:hAnsi="GWIPA" w:cs="Times New Roman"/>
+          <w:sz w:val="24"/>
+          <w:szCs w:val="24"/>
+        </w:rPr>
+        <w:t></w:t>
+      </w:r>
+      <w:r>
+        <w:rPr>
+          <w:rFonts w:ascii="GWIPA" w:eastAsia="华文宋体" w:hAnsi="GWIPA" w:cs="Times New Roman"/>
+          <w:sz w:val="24"/>
+          <w:szCs w:val="24"/>
+        </w:rPr>
+        <w:t></w:t>
+      </w:r>
+      <w:r>
+        <w:rPr>
+          <w:rFonts w:ascii="GWIPA" w:eastAsia="华文宋体" w:hAnsi="GWIPA" w:cs="Times New Roman"/>
+          <w:sz w:val="24"/>
+          <w:szCs w:val="24"/>
+        </w:rPr>
+        <w:t></w:t>
+      </w:r>
+      <w:r>
+        <w:rPr>
+          <w:rFonts w:ascii="Times New Roman" w:eastAsia="华文宋体" w:hAnsi="Times New Roman" w:cs="Times New Roman" w:hint="eastAsia"/>
+          <w:sz w:val="24"/>
+          <w:szCs w:val="24"/>
+        </w:rPr>
+        <w:t>/</w:t>
+      </w:r>
+      <w:r>
+        <w:rPr>
+          <w:rFonts w:ascii="Times New Roman" w:eastAsia="华文宋体" w:hAnsi="Times New Roman" w:cs="Times New Roman"/>
+          <w:sz w:val="24"/>
+          <w:szCs w:val="24"/>
+        </w:rPr>
+        <w:br/>
+      </w:r>
+      <w:r>
+        <w:rPr>
+          <w:rFonts w:ascii="Times New Roman" w:eastAsia="华文宋体" w:hAnsi="Times New Roman" w:cs="Times New Roman" w:hint="eastAsia"/>
+          <w:sz w:val="24"/>
+          <w:szCs w:val="24"/>
+        </w:rPr>
+        <w:t xml:space="preserve">[U.C.] </w:t>
+      </w:r>
+      <w:r>
+        <w:rPr>
+          <w:rFonts w:ascii="Times New Roman" w:eastAsia="华文宋体" w:hAnsi="Times New Roman" w:cs="Times New Roman" w:hint="eastAsia"/>
+          <w:sz w:val="24"/>
+          <w:szCs w:val="24"/>
+        </w:rPr>
+        <w:t>软骨</w:t>
+      </w:r>
+      <w:r>
+        <w:rPr>
+          <w:rFonts w:ascii="Times New Roman" w:eastAsia="华文宋体" w:hAnsi="Times New Roman" w:cs="Times New Roman" w:hint="eastAsia"/>
+          <w:sz w:val="24"/>
+          <w:szCs w:val="24"/>
+        </w:rPr>
+        <w:t xml:space="preserve"> </w:t>
+      </w:r>
+    </w:p>
+    <w:p>
+      <w:pPr>
+        <w:rPr>
+          <w:rFonts w:ascii="Times New Roman" w:eastAsia="华文宋体" w:hAnsi="Times New Roman" w:cs="Times New Roman" w:hint="eastAsia"/>
+          <w:sz w:val="24"/>
+          <w:szCs w:val="24"/>
+        </w:rPr>
+      </w:pPr>
+      <w:r>
+        <w:rPr>
+          <w:rFonts w:ascii="Times New Roman" w:eastAsia="华文宋体" w:hAnsi="Times New Roman" w:cs="Times New Roman" w:hint="eastAsia"/>
+          <w:b/>
+          <w:sz w:val="24"/>
+          <w:szCs w:val="24"/>
+        </w:rPr>
+        <w:t>pliable</w:t>
+      </w:r>
+      <w:r>
+        <w:rPr>
+          <w:rFonts w:ascii="Times New Roman" w:eastAsia="华文宋体" w:hAnsi="Times New Roman" w:cs="Times New Roman"/>
+          <w:sz w:val="24"/>
+          <w:szCs w:val="24"/>
+        </w:rPr>
+        <w:br/>
+      </w:r>
+      <w:r>
+        <w:rPr>
+          <w:rFonts w:ascii="Times New Roman" w:eastAsia="华文宋体" w:hAnsi="Times New Roman" w:cs="Times New Roman" w:hint="eastAsia"/>
+          <w:sz w:val="24"/>
+          <w:szCs w:val="24"/>
+        </w:rPr>
+        <w:t>[adj.] easy to bend without breaking.</w:t>
+      </w:r>
+      <w:r>
+        <w:rPr>
+          <w:rFonts w:ascii="Times New Roman" w:eastAsia="华文宋体" w:hAnsi="Times New Roman" w:cs="Times New Roman"/>
+          <w:sz w:val="24"/>
+          <w:szCs w:val="24"/>
+        </w:rPr>
+        <w:br/>
+      </w:r>
+      <w:r>
+        <w:rPr>
+          <w:rFonts w:ascii="Times New Roman" w:eastAsia="华文宋体" w:hAnsi="Times New Roman" w:cs="Times New Roman" w:hint="eastAsia"/>
+          <w:sz w:val="24"/>
+          <w:szCs w:val="24"/>
+        </w:rPr>
+        <w:t>The shark has firm, pliable skeleton made of cartilage.</w:t>
+      </w:r>
+    </w:p>
+    <w:p>
+      <w:pPr>
+        <w:rPr>
+          <w:rFonts w:ascii="Times New Roman" w:eastAsia="华文宋体" w:hAnsi="Times New Roman" w:cs="Times New Roman" w:hint="eastAsia"/>
+          <w:sz w:val="24"/>
+          <w:szCs w:val="24"/>
+        </w:rPr>
+      </w:pPr>
+      <w:r>
+        <w:rPr>
+          <w:rFonts w:ascii="Times New Roman" w:eastAsia="华文宋体" w:hAnsi="Times New Roman" w:cs="Times New Roman" w:hint="eastAsia"/>
+          <w:b/>
+          <w:sz w:val="24"/>
+          <w:szCs w:val="24"/>
+        </w:rPr>
+        <w:t>scale</w:t>
+      </w:r>
+      <w:r>
+        <w:rPr>
+          <w:rFonts w:ascii="Times New Roman" w:eastAsia="华文宋体" w:hAnsi="Times New Roman" w:cs="Times New Roman"/>
+          <w:sz w:val="24"/>
+          <w:szCs w:val="24"/>
+        </w:rPr>
+        <w:br/>
+      </w:r>
+      <w:r>
+        <w:rPr>
+          <w:rFonts w:ascii="Times New Roman" w:eastAsia="华文宋体" w:hAnsi="Times New Roman" w:cs="Times New Roman" w:hint="eastAsia"/>
+          <w:sz w:val="24"/>
+          <w:szCs w:val="24"/>
+        </w:rPr>
+        <w:t>[C.] any of the thin plates of hard materials that cover the skin of many fish and reptiles</w:t>
+      </w:r>
+      <w:r>
+        <w:rPr>
+          <w:rFonts w:ascii="Times New Roman" w:eastAsia="华文宋体" w:hAnsi="Times New Roman" w:cs="Times New Roman" w:hint="eastAsia"/>
+          <w:sz w:val="24"/>
+          <w:szCs w:val="24"/>
+        </w:rPr>
+        <w:t>.</w:t>
+      </w:r>
+      <w:r>
+        <w:rPr>
+          <w:rFonts w:ascii="Times New Roman" w:eastAsia="华文宋体" w:hAnsi="Times New Roman" w:cs="Times New Roman" w:hint="eastAsia"/>
+          <w:sz w:val="24"/>
+          <w:szCs w:val="24"/>
+        </w:rPr>
+        <w:t xml:space="preserve"> </w:t>
+      </w:r>
+    </w:p>
+    <w:p>
+      <w:pPr>
+        <w:rPr>
+          <w:rFonts w:ascii="Times New Roman" w:eastAsia="华文宋体" w:hAnsi="Times New Roman" w:cs="Times New Roman" w:hint="eastAsia"/>
+          <w:sz w:val="24"/>
+          <w:szCs w:val="24"/>
+        </w:rPr>
+      </w:pPr>
+      <w:r>
+        <w:rPr>
+          <w:rFonts w:ascii="Times New Roman" w:eastAsia="华文宋体" w:hAnsi="Times New Roman" w:cs="Times New Roman" w:hint="eastAsia"/>
+          <w:b/>
+          <w:sz w:val="24"/>
+          <w:szCs w:val="24"/>
+        </w:rPr>
+        <w:t>barb</w:t>
+      </w:r>
+      <w:r>
+        <w:rPr>
+          <w:rFonts w:ascii="Times New Roman" w:eastAsia="华文宋体" w:hAnsi="Times New Roman" w:cs="Times New Roman"/>
+          <w:sz w:val="24"/>
+          <w:szCs w:val="24"/>
+        </w:rPr>
+        <w:br/>
+      </w:r>
+      <w:r>
+        <w:rPr>
+          <w:rFonts w:ascii="Times New Roman" w:eastAsia="华文宋体" w:hAnsi="Times New Roman" w:cs="Times New Roman" w:hint="eastAsia"/>
+          <w:sz w:val="24"/>
+          <w:szCs w:val="24"/>
+        </w:rPr>
+        <w:t xml:space="preserve">[n.] the point of an arrow or a hook that is curved backwards to make it difficult to pull out. </w:t>
+      </w:r>
+    </w:p>
+    <w:p>
+      <w:pPr>
+        <w:rPr>
+          <w:rFonts w:ascii="Times New Roman" w:eastAsia="华文宋体" w:hAnsi="Times New Roman" w:cs="Times New Roman"/>
+          <w:sz w:val="24"/>
+          <w:szCs w:val="24"/>
         </w:rPr>
       </w:pPr>
       <w:bookmarkStart w:id="0" w:name="_GoBack"/>
       <w:r>
         <w:rPr>
-          <w:rFonts w:ascii="Times New Roman" w:hAnsi="Times New Roman" w:cs="Times New Roman" w:hint="eastAsia"/>
-          <w:b/>
-          <w:sz w:val="24"/>
-        </w:rPr>
-        <w:t>respondent</w:t>
+          <w:rFonts w:ascii="Times New Roman" w:eastAsia="华文宋体" w:hAnsi="Times New Roman" w:cs="Times New Roman" w:hint="eastAsia"/>
+          <w:b/>
+          <w:sz w:val="24"/>
+          <w:szCs w:val="24"/>
+        </w:rPr>
+        <w:t>scavenge</w:t>
+      </w:r>
+      <w:r>
+        <w:rPr>
+          <w:rFonts w:ascii="Times New Roman" w:eastAsia="华文宋体" w:hAnsi="Times New Roman" w:cs="Times New Roman" w:hint="eastAsia"/>
+          <w:sz w:val="24"/>
+          <w:szCs w:val="24"/>
+        </w:rPr>
+        <w:t xml:space="preserve"> </w:t>
       </w:r>
       <w:bookmarkEnd w:id="0"/>
       <w:r>
         <w:rPr>
-          <w:rFonts w:ascii="Times New Roman" w:hAnsi="Times New Roman" w:cs="Times New Roman"/>
-          <w:sz w:val="24"/>
-        </w:rPr>
-        <w:br/>
-      </w:r>
-      <w:r>
-        <w:rPr>
-          <w:rFonts w:ascii="Times New Roman" w:hAnsi="Times New Roman" w:cs="Times New Roman" w:hint="eastAsia"/>
-          <w:sz w:val="24"/>
-        </w:rPr>
-        <w:t>[C.] a person who answers questions, especially in a survey.</w:t>
-      </w:r>
-    </w:p>
-    <w:p>
-      <w:pPr>
-        <w:rPr>
-          <w:rFonts w:ascii="Times New Roman" w:hAnsi="Times New Roman" w:cs="Times New Roman" w:hint="eastAsia"/>
-          <w:sz w:val="24"/>
-        </w:rPr>
-      </w:pPr>
+          <w:rFonts w:ascii="Times New Roman" w:eastAsia="华文宋体" w:hAnsi="Times New Roman" w:cs="Times New Roman" w:hint="eastAsia"/>
+          <w:sz w:val="24"/>
+          <w:szCs w:val="24"/>
+        </w:rPr>
+        <w:t>/</w:t>
+      </w:r>
+      <w:r>
+        <w:rPr>
+          <w:rFonts w:ascii="GWIPA" w:eastAsia="华文宋体" w:hAnsi="GWIPA" w:cs="Times New Roman"/>
+          <w:sz w:val="24"/>
+          <w:szCs w:val="24"/>
+        </w:rPr>
+        <w:t></w:t>
+      </w:r>
+      <w:r>
+        <w:rPr>
+          <w:rFonts w:ascii="GWIPA" w:eastAsia="华文宋体" w:hAnsi="GWIPA" w:cs="Times New Roman"/>
+          <w:sz w:val="24"/>
+          <w:szCs w:val="24"/>
+        </w:rPr>
+        <w:t></w:t>
+      </w:r>
+      <w:r>
+        <w:rPr>
+          <w:rFonts w:ascii="GWIPA" w:eastAsia="华文宋体" w:hAnsi="GWIPA" w:cs="Times New Roman"/>
+          <w:sz w:val="24"/>
+          <w:szCs w:val="24"/>
+        </w:rPr>
+        <w:t></w:t>
+      </w:r>
+      <w:r>
+        <w:rPr>
+          <w:rFonts w:ascii="GWIPA" w:eastAsia="华文宋体" w:hAnsi="GWIPA" w:cs="Times New Roman"/>
+          <w:sz w:val="24"/>
+          <w:szCs w:val="24"/>
+        </w:rPr>
+        <w:t></w:t>
+      </w:r>
+      <w:r>
+        <w:rPr>
+          <w:rFonts w:ascii="GWIPA" w:eastAsia="华文宋体" w:hAnsi="GWIPA" w:cs="Times New Roman"/>
+          <w:sz w:val="24"/>
+          <w:szCs w:val="24"/>
+        </w:rPr>
+        <w:t></w:t>
+      </w:r>
+      <w:r>
+        <w:rPr>
+          <w:rFonts w:ascii="GWIPA" w:eastAsia="华文宋体" w:hAnsi="GWIPA" w:cs="Times New Roman"/>
+          <w:sz w:val="24"/>
+          <w:szCs w:val="24"/>
+        </w:rPr>
+        <w:t></w:t>
+      </w:r>
+      <w:r>
+        <w:rPr>
+          <w:rFonts w:ascii="GWIPA" w:eastAsia="华文宋体" w:hAnsi="GWIPA" w:cs="Times New Roman"/>
+          <w:sz w:val="24"/>
+          <w:szCs w:val="24"/>
+        </w:rPr>
+        <w:t></w:t>
+      </w:r>
+      <w:r>
+        <w:rPr>
+          <w:rFonts w:ascii="GWIPA" w:eastAsia="华文宋体" w:hAnsi="GWIPA" w:cs="Times New Roman"/>
+          <w:sz w:val="24"/>
+          <w:szCs w:val="24"/>
+        </w:rPr>
+        <w:t></w:t>
+      </w:r>
+      <w:r>
+        <w:rPr>
+          <w:rFonts w:ascii="GWIPA" w:eastAsia="华文宋体" w:hAnsi="GWIPA" w:cs="Times New Roman"/>
+          <w:sz w:val="24"/>
+          <w:szCs w:val="24"/>
+        </w:rPr>
+        <w:t></w:t>
+      </w:r>
+      <w:r>
+        <w:rPr>
+          <w:rFonts w:ascii="Times New Roman" w:eastAsia="华文宋体" w:hAnsi="Times New Roman" w:cs="Times New Roman" w:hint="eastAsia"/>
+          <w:sz w:val="24"/>
+          <w:szCs w:val="24"/>
+        </w:rPr>
+        <w:t>/</w:t>
+      </w:r>
+      <w:r>
+        <w:rPr>
+          <w:rFonts w:ascii="Times New Roman" w:eastAsia="华文宋体" w:hAnsi="Times New Roman" w:cs="Times New Roman"/>
+          <w:sz w:val="24"/>
+          <w:szCs w:val="24"/>
+        </w:rPr>
+        <w:br/>
+      </w:r>
+      <w:r>
+        <w:rPr>
+          <w:rFonts w:ascii="Times New Roman" w:eastAsia="华文宋体" w:hAnsi="Times New Roman" w:cs="Times New Roman" w:hint="eastAsia"/>
+          <w:sz w:val="24"/>
+          <w:szCs w:val="24"/>
+        </w:rPr>
+        <w:t>[vt.]</w:t>
+      </w:r>
+      <w:r>
+        <w:rPr>
+          <w:rFonts w:ascii="Times New Roman" w:eastAsia="华文宋体" w:hAnsi="Times New Roman" w:cs="Times New Roman" w:hint="eastAsia"/>
+          <w:sz w:val="24"/>
+          <w:szCs w:val="24"/>
+        </w:rPr>
+        <w:t xml:space="preserve"> (of a person, an animal or a bird) to search through waste for things that can be used or eaten.</w:t>
+      </w:r>
+      <w:r>
+        <w:rPr>
+          <w:rFonts w:ascii="Times New Roman" w:eastAsia="华文宋体" w:hAnsi="Times New Roman" w:cs="Times New Roman" w:hint="eastAsia"/>
+          <w:sz w:val="24"/>
+          <w:szCs w:val="24"/>
+        </w:rPr>
+        <w:t xml:space="preserve"> </w:t>
+      </w:r>
+      <w:r>
+        <w:rPr>
+          <w:rFonts w:ascii="Times New Roman" w:eastAsia="华文宋体" w:hAnsi="Times New Roman" w:cs="Times New Roman"/>
+          <w:sz w:val="24"/>
+          <w:szCs w:val="24"/>
+        </w:rPr>
+        <w:br/>
+      </w:r>
+      <w:r>
+        <w:rPr>
+          <w:rFonts w:ascii="Times New Roman" w:eastAsia="华文宋体" w:hAnsi="Times New Roman" w:cs="Times New Roman" w:hint="eastAsia"/>
+          <w:sz w:val="24"/>
+          <w:szCs w:val="24"/>
+        </w:rPr>
+        <w:t>Much of their furniture was scavenge from othe people</w:t>
+      </w:r>
+      <w:r>
+        <w:rPr>
+          <w:rFonts w:ascii="Times New Roman" w:eastAsia="华文宋体" w:hAnsi="Times New Roman" w:cs="Times New Roman"/>
+          <w:sz w:val="24"/>
+          <w:szCs w:val="24"/>
+        </w:rPr>
+        <w:t>’</w:t>
+      </w:r>
+      <w:r>
+        <w:rPr>
+          <w:rFonts w:ascii="Times New Roman" w:eastAsia="华文宋体" w:hAnsi="Times New Roman" w:cs="Times New Roman" w:hint="eastAsia"/>
+          <w:sz w:val="24"/>
+          <w:szCs w:val="24"/>
+        </w:rPr>
+        <w:t>s grabage.</w:t>
+      </w:r>
     </w:p>
     <w:p>
       <w:pPr>
@@ -3432,7 +4912,16 @@
           <w:sz w:val="24"/>
           <w:szCs w:val="24"/>
         </w:rPr>
-        <w:t>[n.] a reddish-brown substance that is formed on some metals by the action of water and air.</w:t>
+        <w:t xml:space="preserve">[n.] a reddish-brown substance that is formed on some metals by the action of water </w:t>
+      </w:r>
+      <w:r>
+        <w:rPr>
+          <w:rFonts w:ascii="Times New Roman" w:hAnsi="Times New Roman" w:cs="Times New Roman" w:hint="eastAsia"/>
+          <w:sz w:val="24"/>
+          <w:szCs w:val="24"/>
+        </w:rPr>
+        <w:lastRenderedPageBreak/>
+        <w:t>and air.</w:t>
       </w:r>
       <w:r>
         <w:rPr>
@@ -3579,7 +5068,6 @@
           <w:sz w:val="24"/>
           <w:szCs w:val="24"/>
         </w:rPr>
-        <w:lastRenderedPageBreak/>
         <w:t>prospectus</w:t>
       </w:r>
       <w:r>
@@ -4062,6 +5550,7 @@
           <w:sz w:val="24"/>
           <w:szCs w:val="24"/>
         </w:rPr>
+        <w:lastRenderedPageBreak/>
         <w:t>I</w:t>
       </w:r>
       <w:r>
@@ -4303,7 +5792,6 @@
           <w:sz w:val="28"/>
           <w:szCs w:val="28"/>
         </w:rPr>
-        <w:lastRenderedPageBreak/>
         <w:t>Section 2</w:t>
       </w:r>
     </w:p>
@@ -5171,6 +6659,7 @@
           <w:sz w:val="24"/>
           <w:szCs w:val="24"/>
         </w:rPr>
+        <w:lastRenderedPageBreak/>
         <w:t>vend</w:t>
       </w:r>
       <w:r>
@@ -5458,7 +6947,6 @@
           <w:sz w:val="24"/>
           <w:szCs w:val="24"/>
         </w:rPr>
-        <w:lastRenderedPageBreak/>
         <w:t>session</w:t>
       </w:r>
       <w:r>
@@ -6435,6 +7923,7 @@
           <w:sz w:val="24"/>
           <w:szCs w:val="24"/>
         </w:rPr>
+        <w:lastRenderedPageBreak/>
         <w:t>premises</w:t>
       </w:r>
       <w:r>
@@ -6810,7 +8299,6 @@
           <w:sz w:val="28"/>
           <w:szCs w:val="24"/>
         </w:rPr>
-        <w:lastRenderedPageBreak/>
         <w:t xml:space="preserve">Section </w:t>
       </w:r>
       <w:r>
@@ -7585,6 +9073,7 @@
           <w:sz w:val="24"/>
           <w:szCs w:val="24"/>
         </w:rPr>
+        <w:lastRenderedPageBreak/>
         <w:t>aquarium</w:t>
       </w:r>
       <w:r>
@@ -7787,7 +9276,6 @@
           <w:sz w:val="24"/>
           <w:szCs w:val="24"/>
         </w:rPr>
-        <w:lastRenderedPageBreak/>
         <w:t xml:space="preserve">let </w:t>
       </w:r>
       <w:r>
@@ -8388,6 +9876,7 @@
           <w:sz w:val="24"/>
           <w:szCs w:val="24"/>
         </w:rPr>
+        <w:lastRenderedPageBreak/>
         <w:t>on a roll</w:t>
       </w:r>
       <w:r>
@@ -8515,238 +10004,870 @@
           <w:sz w:val="24"/>
           <w:szCs w:val="24"/>
         </w:rPr>
+        <w:t>hunter-gatherer</w:t>
+      </w:r>
+      <w:r>
+        <w:rPr>
+          <w:rFonts w:ascii="Times New Roman" w:eastAsia="华文宋体" w:hAnsi="Times New Roman" w:cs="Times New Roman"/>
+          <w:sz w:val="24"/>
+          <w:szCs w:val="24"/>
+        </w:rPr>
+        <w:br/>
+      </w:r>
+      <w:r>
+        <w:rPr>
+          <w:rFonts w:ascii="Times New Roman" w:eastAsia="华文宋体" w:hAnsi="Times New Roman" w:cs="Times New Roman" w:hint="eastAsia"/>
+          <w:sz w:val="24"/>
+          <w:szCs w:val="24"/>
+        </w:rPr>
+        <w:t>a number of a group of people who do not live in one place but move around and live by hunting, fishing and gathering plants</w:t>
+      </w:r>
+    </w:p>
+    <w:p>
+      <w:pPr>
+        <w:rPr>
+          <w:rFonts w:ascii="Times New Roman" w:eastAsia="华文宋体" w:hAnsi="Times New Roman" w:cs="Times New Roman"/>
+          <w:sz w:val="24"/>
+          <w:szCs w:val="24"/>
+        </w:rPr>
+      </w:pPr>
+      <w:r>
+        <w:rPr>
+          <w:rFonts w:ascii="Times New Roman" w:eastAsia="华文宋体" w:hAnsi="Times New Roman" w:cs="Times New Roman" w:hint="eastAsia"/>
+          <w:b/>
+          <w:sz w:val="24"/>
+          <w:szCs w:val="24"/>
+        </w:rPr>
+        <w:t>beforehand</w:t>
+      </w:r>
+      <w:r>
+        <w:rPr>
+          <w:rFonts w:ascii="Times New Roman" w:eastAsia="华文宋体" w:hAnsi="Times New Roman" w:cs="Times New Roman"/>
+          <w:b/>
+          <w:sz w:val="24"/>
+          <w:szCs w:val="24"/>
+        </w:rPr>
+        <w:br/>
+      </w:r>
+      <w:r>
+        <w:rPr>
+          <w:rFonts w:ascii="Times New Roman" w:eastAsia="华文宋体" w:hAnsi="Times New Roman" w:cs="Times New Roman" w:hint="eastAsia"/>
+          <w:sz w:val="24"/>
+          <w:szCs w:val="24"/>
+        </w:rPr>
+        <w:t>[adv.]</w:t>
+      </w:r>
+      <w:r>
+        <w:rPr>
+          <w:rFonts w:ascii="Times New Roman" w:eastAsia="华文宋体" w:hAnsi="Times New Roman" w:cs="Times New Roman"/>
+          <w:sz w:val="24"/>
+          <w:szCs w:val="24"/>
+        </w:rPr>
+        <w:br/>
+      </w:r>
+      <w:r>
+        <w:rPr>
+          <w:rFonts w:ascii="Times New Roman" w:eastAsia="华文宋体" w:hAnsi="Times New Roman" w:cs="Times New Roman" w:hint="eastAsia"/>
+          <w:sz w:val="24"/>
+          <w:szCs w:val="24"/>
+        </w:rPr>
+        <w:t>earlier; before something else happens or is done</w:t>
+      </w:r>
+      <w:r>
+        <w:rPr>
+          <w:rFonts w:ascii="Times New Roman" w:eastAsia="华文宋体" w:hAnsi="Times New Roman" w:cs="Times New Roman"/>
+          <w:sz w:val="24"/>
+          <w:szCs w:val="24"/>
+        </w:rPr>
+        <w:br/>
+      </w:r>
+      <w:r>
+        <w:rPr>
+          <w:rFonts w:ascii="Times New Roman" w:eastAsia="华文宋体" w:hAnsi="Times New Roman" w:cs="Times New Roman" w:hint="eastAsia"/>
+          <w:sz w:val="24"/>
+          <w:szCs w:val="24"/>
+        </w:rPr>
+        <w:t>I wish we</w:t>
+      </w:r>
+      <w:r>
+        <w:rPr>
+          <w:rFonts w:ascii="Times New Roman" w:eastAsia="华文宋体" w:hAnsi="Times New Roman" w:cs="Times New Roman"/>
+          <w:sz w:val="24"/>
+          <w:szCs w:val="24"/>
+        </w:rPr>
+        <w:t>’</w:t>
+      </w:r>
+      <w:r>
+        <w:rPr>
+          <w:rFonts w:ascii="Times New Roman" w:eastAsia="华文宋体" w:hAnsi="Times New Roman" w:cs="Times New Roman" w:hint="eastAsia"/>
+          <w:sz w:val="24"/>
+          <w:szCs w:val="24"/>
+        </w:rPr>
+        <w:t xml:space="preserve">d known about it </w:t>
+      </w:r>
+      <w:r>
+        <w:rPr>
+          <w:rFonts w:ascii="Times New Roman" w:eastAsia="华文宋体" w:hAnsi="Times New Roman" w:cs="Times New Roman" w:hint="eastAsia"/>
+          <w:sz w:val="24"/>
+          <w:szCs w:val="24"/>
+        </w:rPr>
+        <w:t>beforehand.</w:t>
+      </w:r>
+    </w:p>
+    <w:p>
+      <w:pPr>
+        <w:rPr>
+          <w:rFonts w:ascii="Times New Roman" w:eastAsia="华文宋体" w:hAnsi="Times New Roman" w:cs="Times New Roman"/>
+          <w:sz w:val="24"/>
+          <w:szCs w:val="24"/>
+        </w:rPr>
+      </w:pPr>
+      <w:r>
+        <w:rPr>
+          <w:rFonts w:ascii="Times New Roman" w:eastAsia="华文宋体" w:hAnsi="Times New Roman" w:cs="Times New Roman" w:hint="eastAsia"/>
+          <w:b/>
+          <w:sz w:val="24"/>
+          <w:szCs w:val="24"/>
+        </w:rPr>
+        <w:t xml:space="preserve">viable </w:t>
+      </w:r>
+      <w:r>
+        <w:rPr>
+          <w:rFonts w:ascii="Times New Roman" w:eastAsia="华文宋体" w:hAnsi="Times New Roman" w:cs="Times New Roman"/>
+          <w:b/>
+          <w:sz w:val="24"/>
+          <w:szCs w:val="24"/>
+        </w:rPr>
+        <w:br/>
+      </w:r>
+      <w:r>
+        <w:rPr>
+          <w:rFonts w:ascii="Times New Roman" w:eastAsia="华文宋体" w:hAnsi="Times New Roman" w:cs="Times New Roman" w:hint="eastAsia"/>
+          <w:sz w:val="24"/>
+          <w:szCs w:val="24"/>
+        </w:rPr>
+        <w:t xml:space="preserve">[adj.] capable of developing and surviving independently. </w:t>
+      </w:r>
+      <w:r>
+        <w:rPr>
+          <w:rFonts w:ascii="Times New Roman" w:eastAsia="华文宋体" w:hAnsi="Times New Roman" w:cs="Times New Roman"/>
+          <w:sz w:val="24"/>
+          <w:szCs w:val="24"/>
+        </w:rPr>
+        <w:br/>
+      </w:r>
+      <w:r>
+        <w:rPr>
+          <w:rFonts w:ascii="Times New Roman" w:eastAsia="华文宋体" w:hAnsi="Times New Roman" w:cs="Times New Roman" w:hint="eastAsia"/>
+          <w:sz w:val="24"/>
+          <w:szCs w:val="24"/>
+        </w:rPr>
+        <w:t xml:space="preserve">to establish a viable population. </w:t>
+      </w:r>
+    </w:p>
+    <w:p>
+      <w:pPr>
+        <w:rPr>
+          <w:rFonts w:ascii="Times New Roman" w:eastAsia="华文宋体" w:hAnsi="Times New Roman" w:cs="Times New Roman"/>
+          <w:sz w:val="24"/>
+          <w:szCs w:val="24"/>
+        </w:rPr>
+      </w:pPr>
+      <w:r>
+        <w:rPr>
+          <w:rFonts w:ascii="Times New Roman" w:eastAsia="华文宋体" w:hAnsi="Times New Roman" w:cs="Times New Roman" w:hint="eastAsia"/>
+          <w:b/>
+          <w:sz w:val="24"/>
+          <w:szCs w:val="24"/>
+        </w:rPr>
+        <w:t>sufficient</w:t>
+      </w:r>
+      <w:r>
+        <w:rPr>
+          <w:rFonts w:ascii="Times New Roman" w:eastAsia="华文宋体" w:hAnsi="Times New Roman" w:cs="Times New Roman"/>
+          <w:sz w:val="24"/>
+          <w:szCs w:val="24"/>
+        </w:rPr>
+        <w:br/>
+      </w:r>
+      <w:r>
+        <w:rPr>
+          <w:rFonts w:ascii="Times New Roman" w:eastAsia="华文宋体" w:hAnsi="Times New Roman" w:cs="Times New Roman" w:hint="eastAsia"/>
+          <w:sz w:val="24"/>
+          <w:szCs w:val="24"/>
+        </w:rPr>
+        <w:t>[adj.] enough for a particular purpose.</w:t>
+      </w:r>
+      <w:r>
+        <w:rPr>
+          <w:rFonts w:ascii="Times New Roman" w:eastAsia="华文宋体" w:hAnsi="Times New Roman" w:cs="Times New Roman"/>
+          <w:sz w:val="24"/>
+          <w:szCs w:val="24"/>
+        </w:rPr>
+        <w:br/>
+      </w:r>
+      <w:r>
+        <w:rPr>
+          <w:rFonts w:ascii="Times New Roman" w:eastAsia="华文宋体" w:hAnsi="Times New Roman" w:cs="Times New Roman" w:hint="eastAsia"/>
+          <w:sz w:val="24"/>
+          <w:szCs w:val="24"/>
+        </w:rPr>
+        <w:t>e.g. a sufficient number of men and women were transported to Ireland.</w:t>
+      </w:r>
+    </w:p>
+    <w:p>
+      <w:pPr>
+        <w:rPr>
+          <w:rFonts w:ascii="Times New Roman" w:eastAsia="华文宋体" w:hAnsi="Times New Roman" w:cs="Times New Roman"/>
+          <w:sz w:val="24"/>
+          <w:szCs w:val="24"/>
+        </w:rPr>
+      </w:pPr>
+      <w:r>
+        <w:rPr>
+          <w:rFonts w:ascii="Times New Roman" w:eastAsia="华文宋体" w:hAnsi="Times New Roman" w:cs="Times New Roman" w:hint="eastAsia"/>
+          <w:b/>
+          <w:sz w:val="24"/>
+          <w:szCs w:val="24"/>
+        </w:rPr>
+        <w:t>descend</w:t>
+      </w:r>
+      <w:r>
+        <w:rPr>
+          <w:rFonts w:ascii="Times New Roman" w:eastAsia="华文宋体" w:hAnsi="Times New Roman" w:cs="Times New Roman"/>
+          <w:sz w:val="24"/>
+          <w:szCs w:val="24"/>
+        </w:rPr>
+        <w:br/>
+      </w:r>
+      <w:r>
+        <w:rPr>
+          <w:rFonts w:ascii="Times New Roman" w:eastAsia="华文宋体" w:hAnsi="Times New Roman" w:cs="Times New Roman" w:hint="eastAsia"/>
+          <w:sz w:val="24"/>
+          <w:szCs w:val="24"/>
+        </w:rPr>
+        <w:t xml:space="preserve">[vt.] </w:t>
+      </w:r>
+      <w:r>
+        <w:rPr>
+          <w:rFonts w:ascii="Times New Roman" w:eastAsia="华文宋体" w:hAnsi="Times New Roman" w:cs="Times New Roman" w:hint="eastAsia"/>
+          <w:sz w:val="24"/>
+          <w:szCs w:val="24"/>
+        </w:rPr>
+        <w:t xml:space="preserve">be a blood relative of </w:t>
+      </w:r>
+    </w:p>
+    <w:p>
+      <w:pPr>
+        <w:rPr>
+          <w:rFonts w:ascii="Times New Roman" w:eastAsia="华文宋体" w:hAnsi="Times New Roman" w:cs="Times New Roman"/>
+          <w:sz w:val="24"/>
+          <w:szCs w:val="24"/>
+        </w:rPr>
+      </w:pPr>
+      <w:r>
+        <w:rPr>
+          <w:rFonts w:ascii="Times New Roman" w:eastAsia="华文宋体" w:hAnsi="Times New Roman" w:cs="Times New Roman" w:hint="eastAsia"/>
+          <w:b/>
+          <w:sz w:val="24"/>
+          <w:szCs w:val="24"/>
+        </w:rPr>
+        <w:t>plough</w:t>
+      </w:r>
+      <w:r>
+        <w:rPr>
+          <w:rFonts w:ascii="Times New Roman" w:eastAsia="华文宋体" w:hAnsi="Times New Roman" w:cs="Times New Roman" w:hint="eastAsia"/>
+          <w:sz w:val="24"/>
+          <w:szCs w:val="24"/>
+        </w:rPr>
+        <w:t xml:space="preserve"> /</w:t>
+      </w:r>
+      <w:r>
+        <w:rPr>
+          <w:rFonts w:ascii="GWIPA" w:eastAsia="华文宋体" w:hAnsi="GWIPA" w:cs="Times New Roman"/>
+          <w:sz w:val="24"/>
+          <w:szCs w:val="24"/>
+        </w:rPr>
+        <w:t></w:t>
+      </w:r>
+      <w:r>
+        <w:rPr>
+          <w:rFonts w:ascii="GWIPA" w:eastAsia="华文宋体" w:hAnsi="GWIPA" w:cs="Times New Roman"/>
+          <w:sz w:val="24"/>
+          <w:szCs w:val="24"/>
+        </w:rPr>
+        <w:t></w:t>
+      </w:r>
+      <w:r>
+        <w:rPr>
+          <w:rFonts w:ascii="GWIPA" w:eastAsia="华文宋体" w:hAnsi="GWIPA" w:cs="Times New Roman"/>
+          <w:sz w:val="24"/>
+          <w:szCs w:val="24"/>
+        </w:rPr>
+        <w:t></w:t>
+      </w:r>
+      <w:r>
+        <w:rPr>
+          <w:rFonts w:ascii="GWIPA" w:eastAsia="华文宋体" w:hAnsi="GWIPA" w:cs="Times New Roman"/>
+          <w:sz w:val="24"/>
+          <w:szCs w:val="24"/>
+        </w:rPr>
+        <w:t></w:t>
+      </w:r>
+      <w:r>
+        <w:rPr>
+          <w:rFonts w:ascii="Times New Roman" w:eastAsia="华文宋体" w:hAnsi="Times New Roman" w:cs="Times New Roman" w:hint="eastAsia"/>
+          <w:sz w:val="24"/>
+          <w:szCs w:val="24"/>
+        </w:rPr>
+        <w:t>/</w:t>
+      </w:r>
+      <w:r>
+        <w:rPr>
+          <w:rFonts w:ascii="Times New Roman" w:eastAsia="华文宋体" w:hAnsi="Times New Roman" w:cs="Times New Roman"/>
+          <w:sz w:val="24"/>
+          <w:szCs w:val="24"/>
+        </w:rPr>
+        <w:br/>
+      </w:r>
+      <w:r>
+        <w:rPr>
+          <w:rFonts w:ascii="Times New Roman" w:eastAsia="华文宋体" w:hAnsi="Times New Roman" w:cs="Times New Roman" w:hint="eastAsia"/>
+          <w:sz w:val="24"/>
+          <w:szCs w:val="24"/>
+        </w:rPr>
+        <w:t xml:space="preserve">[n.] a large piece of farming equipment with one or serval curved blades to dig and trun over soil. </w:t>
+      </w:r>
+      <w:r>
+        <w:rPr>
+          <w:rFonts w:ascii="Times New Roman" w:eastAsia="华文宋体" w:hAnsi="Times New Roman" w:cs="Times New Roman"/>
+          <w:sz w:val="24"/>
+          <w:szCs w:val="24"/>
+        </w:rPr>
+        <w:br/>
+      </w:r>
+      <w:r>
+        <w:rPr>
+          <w:rFonts w:ascii="Times New Roman" w:eastAsia="华文宋体" w:hAnsi="Times New Roman" w:cs="Times New Roman" w:hint="eastAsia"/>
+          <w:sz w:val="24"/>
+          <w:szCs w:val="24"/>
+        </w:rPr>
+        <w:t>[vt.vi.] to dig and trun over a field or other area of land with a plough.</w:t>
+      </w:r>
+    </w:p>
+    <w:p>
+      <w:pPr>
+        <w:rPr>
+          <w:rFonts w:ascii="Times New Roman" w:eastAsia="华文宋体" w:hAnsi="Times New Roman" w:cs="Times New Roman"/>
+          <w:sz w:val="24"/>
+          <w:szCs w:val="24"/>
+        </w:rPr>
+      </w:pPr>
+      <w:r>
+        <w:rPr>
+          <w:rFonts w:ascii="Times New Roman" w:eastAsia="华文宋体" w:hAnsi="Times New Roman" w:cs="Times New Roman" w:hint="eastAsia"/>
+          <w:b/>
+          <w:sz w:val="24"/>
+          <w:szCs w:val="24"/>
+        </w:rPr>
+        <w:t>excavation</w:t>
+      </w:r>
+      <w:r>
+        <w:rPr>
+          <w:rFonts w:ascii="Times New Roman" w:eastAsia="华文宋体" w:hAnsi="Times New Roman" w:cs="Times New Roman" w:hint="eastAsia"/>
+          <w:sz w:val="24"/>
+          <w:szCs w:val="24"/>
+        </w:rPr>
+        <w:t xml:space="preserve"> /</w:t>
+      </w:r>
+      <w:r>
+        <w:rPr>
+          <w:rFonts w:ascii="GWIPA" w:eastAsia="华文宋体" w:hAnsi="GWIPA" w:cs="Times New Roman"/>
+          <w:sz w:val="24"/>
+          <w:szCs w:val="24"/>
+        </w:rPr>
+        <w:t></w:t>
+      </w:r>
+      <w:r>
+        <w:rPr>
+          <w:rFonts w:ascii="GWIPA" w:eastAsia="华文宋体" w:hAnsi="GWIPA" w:cs="Times New Roman"/>
+          <w:sz w:val="24"/>
+          <w:szCs w:val="24"/>
+        </w:rPr>
+        <w:t></w:t>
+      </w:r>
+      <w:r>
+        <w:rPr>
+          <w:rFonts w:ascii="GWIPA" w:eastAsia="华文宋体" w:hAnsi="GWIPA" w:cs="Times New Roman"/>
+          <w:sz w:val="24"/>
+          <w:szCs w:val="24"/>
+        </w:rPr>
+        <w:t></w:t>
+      </w:r>
+      <w:r>
+        <w:rPr>
+          <w:rFonts w:ascii="GWIPA" w:eastAsia="华文宋体" w:hAnsi="GWIPA" w:cs="Times New Roman"/>
+          <w:sz w:val="24"/>
+          <w:szCs w:val="24"/>
+        </w:rPr>
+        <w:t></w:t>
+      </w:r>
+      <w:r>
+        <w:rPr>
+          <w:rFonts w:ascii="GWIPA" w:eastAsia="华文宋体" w:hAnsi="GWIPA" w:cs="Times New Roman"/>
+          <w:sz w:val="24"/>
+          <w:szCs w:val="24"/>
+        </w:rPr>
+        <w:t></w:t>
+      </w:r>
+      <w:r>
+        <w:rPr>
+          <w:rFonts w:ascii="GWIPA" w:eastAsia="华文宋体" w:hAnsi="GWIPA" w:cs="Times New Roman"/>
+          <w:sz w:val="24"/>
+          <w:szCs w:val="24"/>
+        </w:rPr>
+        <w:t></w:t>
+      </w:r>
+      <w:r>
+        <w:rPr>
+          <w:rFonts w:ascii="GWIPA" w:eastAsia="华文宋体" w:hAnsi="GWIPA" w:cs="Times New Roman"/>
+          <w:sz w:val="24"/>
+          <w:szCs w:val="24"/>
+        </w:rPr>
+        <w:t></w:t>
+      </w:r>
+      <w:r>
+        <w:rPr>
+          <w:rFonts w:ascii="GWIPA" w:eastAsia="华文宋体" w:hAnsi="GWIPA" w:cs="Times New Roman"/>
+          <w:sz w:val="24"/>
+          <w:szCs w:val="24"/>
+        </w:rPr>
+        <w:t></w:t>
+      </w:r>
+      <w:r>
+        <w:rPr>
+          <w:rFonts w:ascii="GWIPA" w:eastAsia="华文宋体" w:hAnsi="GWIPA" w:cs="Times New Roman"/>
+          <w:sz w:val="24"/>
+          <w:szCs w:val="24"/>
+        </w:rPr>
+        <w:t></w:t>
+      </w:r>
+      <w:r>
+        <w:rPr>
+          <w:rFonts w:ascii="GWIPA" w:eastAsia="华文宋体" w:hAnsi="GWIPA" w:cs="Times New Roman"/>
+          <w:sz w:val="24"/>
+          <w:szCs w:val="24"/>
+        </w:rPr>
+        <w:t></w:t>
+      </w:r>
+      <w:r>
+        <w:rPr>
+          <w:rFonts w:ascii="GWIPA" w:eastAsia="华文宋体" w:hAnsi="GWIPA" w:cs="Times New Roman"/>
+          <w:sz w:val="24"/>
+          <w:szCs w:val="24"/>
+        </w:rPr>
+        <w:t></w:t>
+      </w:r>
+      <w:r>
+        <w:rPr>
+          <w:rFonts w:ascii="GWIPA" w:eastAsia="华文宋体" w:hAnsi="GWIPA" w:cs="Times New Roman"/>
+          <w:sz w:val="24"/>
+          <w:szCs w:val="24"/>
+        </w:rPr>
+        <w:t></w:t>
+      </w:r>
+      <w:r>
+        <w:rPr>
+          <w:rFonts w:ascii="Times New Roman" w:eastAsia="华文宋体" w:hAnsi="Times New Roman" w:cs="Times New Roman" w:hint="eastAsia"/>
+          <w:sz w:val="24"/>
+          <w:szCs w:val="24"/>
+        </w:rPr>
+        <w:t>/</w:t>
+      </w:r>
+      <w:r>
+        <w:rPr>
+          <w:rFonts w:ascii="Times New Roman" w:eastAsia="华文宋体" w:hAnsi="Times New Roman" w:cs="Times New Roman"/>
+          <w:sz w:val="24"/>
+          <w:szCs w:val="24"/>
+        </w:rPr>
+        <w:br/>
+      </w:r>
+      <w:r>
+        <w:rPr>
+          <w:rFonts w:ascii="Times New Roman" w:eastAsia="华文宋体" w:hAnsi="Times New Roman" w:cs="Times New Roman" w:hint="eastAsia"/>
+          <w:sz w:val="24"/>
+          <w:szCs w:val="24"/>
+        </w:rPr>
+        <w:t>[n.] the activity of diggin</w:t>
+      </w:r>
+      <w:r>
+        <w:rPr>
+          <w:rFonts w:ascii="Times New Roman" w:eastAsia="华文宋体" w:hAnsi="Times New Roman" w:cs="Times New Roman" w:hint="eastAsia"/>
+          <w:sz w:val="24"/>
+          <w:szCs w:val="24"/>
+        </w:rPr>
+        <w:t>g</w:t>
+      </w:r>
+      <w:r>
+        <w:rPr>
+          <w:rFonts w:ascii="Times New Roman" w:eastAsia="华文宋体" w:hAnsi="Times New Roman" w:cs="Times New Roman" w:hint="eastAsia"/>
+          <w:sz w:val="24"/>
+          <w:szCs w:val="24"/>
+        </w:rPr>
+        <w:t xml:space="preserve"> in the ground to look for old buildings or objects that have been buried for a long time.</w:t>
+      </w:r>
+    </w:p>
+    <w:p>
+      <w:pPr>
+        <w:rPr>
+          <w:rFonts w:ascii="Times New Roman" w:eastAsia="华文宋体" w:hAnsi="Times New Roman" w:cs="Times New Roman"/>
+          <w:sz w:val="24"/>
+          <w:szCs w:val="24"/>
+        </w:rPr>
+      </w:pPr>
+      <w:r>
+        <w:rPr>
+          <w:rFonts w:ascii="Times New Roman" w:eastAsia="华文宋体" w:hAnsi="Times New Roman" w:cs="Times New Roman" w:hint="eastAsia"/>
+          <w:b/>
+          <w:sz w:val="24"/>
+          <w:szCs w:val="24"/>
+        </w:rPr>
+        <w:t xml:space="preserve">husbandry </w:t>
+      </w:r>
+      <w:r>
+        <w:rPr>
+          <w:rFonts w:ascii="Times New Roman" w:eastAsia="华文宋体" w:hAnsi="Times New Roman" w:cs="Times New Roman"/>
+          <w:sz w:val="24"/>
+          <w:szCs w:val="24"/>
+        </w:rPr>
+        <w:br/>
+      </w:r>
+      <w:r>
+        <w:rPr>
+          <w:rFonts w:ascii="Times New Roman" w:eastAsia="华文宋体" w:hAnsi="Times New Roman" w:cs="Times New Roman" w:hint="eastAsia"/>
+          <w:sz w:val="24"/>
+          <w:szCs w:val="24"/>
+        </w:rPr>
+        <w:t>[n.] farming, especially when done carefully and well.</w:t>
+      </w:r>
+      <w:r>
+        <w:rPr>
+          <w:rFonts w:ascii="Times New Roman" w:eastAsia="华文宋体" w:hAnsi="Times New Roman" w:cs="Times New Roman"/>
+          <w:sz w:val="24"/>
+          <w:szCs w:val="24"/>
+        </w:rPr>
+        <w:br/>
+      </w:r>
+      <w:r>
+        <w:rPr>
+          <w:rFonts w:ascii="Times New Roman" w:eastAsia="华文宋体" w:hAnsi="Times New Roman" w:cs="Times New Roman" w:hint="eastAsia"/>
+          <w:sz w:val="24"/>
+          <w:szCs w:val="24"/>
+        </w:rPr>
+        <w:t>animal/crop husbandry.</w:t>
+      </w:r>
+    </w:p>
+    <w:p>
+      <w:pPr>
+        <w:rPr>
+          <w:rFonts w:ascii="Times New Roman" w:eastAsia="华文宋体" w:hAnsi="Times New Roman" w:cs="Times New Roman"/>
+          <w:sz w:val="24"/>
+          <w:szCs w:val="24"/>
+        </w:rPr>
+      </w:pPr>
+      <w:r>
+        <w:rPr>
+          <w:rFonts w:ascii="Times New Roman" w:eastAsia="华文宋体" w:hAnsi="Times New Roman" w:cs="Times New Roman" w:hint="eastAsia"/>
+          <w:b/>
+          <w:sz w:val="24"/>
+          <w:szCs w:val="24"/>
+        </w:rPr>
+        <w:t>quarry</w:t>
+      </w:r>
+      <w:r>
+        <w:rPr>
+          <w:rFonts w:ascii="Times New Roman" w:eastAsia="华文宋体" w:hAnsi="Times New Roman" w:cs="Times New Roman" w:hint="eastAsia"/>
+          <w:sz w:val="24"/>
+          <w:szCs w:val="24"/>
+        </w:rPr>
+        <w:t xml:space="preserve"> /</w:t>
+      </w:r>
+      <w:r>
+        <w:rPr>
+          <w:rFonts w:ascii="GWIPA" w:eastAsia="华文宋体" w:hAnsi="GWIPA" w:cs="Times New Roman"/>
+          <w:sz w:val="24"/>
+          <w:szCs w:val="24"/>
+        </w:rPr>
+        <w:t></w:t>
+      </w:r>
+      <w:r>
+        <w:rPr>
+          <w:rFonts w:ascii="GWIPA" w:eastAsia="华文宋体" w:hAnsi="GWIPA" w:cs="Times New Roman"/>
+          <w:sz w:val="24"/>
+          <w:szCs w:val="24"/>
+        </w:rPr>
+        <w:t></w:t>
+      </w:r>
+      <w:r>
+        <w:rPr>
+          <w:rFonts w:ascii="GWIPA" w:eastAsia="华文宋体" w:hAnsi="GWIPA" w:cs="Times New Roman"/>
+          <w:sz w:val="24"/>
+          <w:szCs w:val="24"/>
+        </w:rPr>
+        <w:t></w:t>
+      </w:r>
+      <w:r>
+        <w:rPr>
+          <w:rFonts w:ascii="GWIPA" w:eastAsia="华文宋体" w:hAnsi="GWIPA" w:cs="Times New Roman"/>
+          <w:sz w:val="24"/>
+          <w:szCs w:val="24"/>
+        </w:rPr>
+        <w:t></w:t>
+      </w:r>
+      <w:r>
+        <w:rPr>
+          <w:rFonts w:ascii="GWIPA" w:eastAsia="华文宋体" w:hAnsi="GWIPA" w:cs="Times New Roman"/>
+          <w:sz w:val="24"/>
+          <w:szCs w:val="24"/>
+        </w:rPr>
+        <w:t></w:t>
+      </w:r>
+      <w:r>
+        <w:rPr>
+          <w:rFonts w:ascii="GWIPA" w:eastAsia="华文宋体" w:hAnsi="GWIPA" w:cs="Times New Roman"/>
+          <w:sz w:val="24"/>
+          <w:szCs w:val="24"/>
+        </w:rPr>
+        <w:t></w:t>
+      </w:r>
+      <w:r>
+        <w:rPr>
+          <w:rFonts w:ascii="GWIPA" w:eastAsia="华文宋体" w:hAnsi="GWIPA" w:cs="Times New Roman"/>
+          <w:sz w:val="24"/>
+          <w:szCs w:val="24"/>
+        </w:rPr>
+        <w:t></w:t>
+      </w:r>
+      <w:r>
+        <w:rPr>
+          <w:rFonts w:ascii="GWIPA" w:eastAsia="华文宋体" w:hAnsi="GWIPA" w:cs="Times New Roman"/>
+          <w:sz w:val="24"/>
+          <w:szCs w:val="24"/>
+        </w:rPr>
+        <w:br/>
+      </w:r>
+      <w:r>
+        <w:rPr>
+          <w:rFonts w:ascii="Times New Roman" w:eastAsia="华文宋体" w:hAnsi="Times New Roman" w:cs="Times New Roman" w:hint="eastAsia"/>
+          <w:sz w:val="24"/>
+          <w:szCs w:val="24"/>
+        </w:rPr>
+        <w:t>[C.] a place where large amounts of stone, etc. are dug out of the ground.</w:t>
+      </w:r>
+      <w:r>
+        <w:rPr>
+          <w:rFonts w:ascii="Times New Roman" w:eastAsia="华文宋体" w:hAnsi="Times New Roman" w:cs="Times New Roman"/>
+          <w:sz w:val="24"/>
+          <w:szCs w:val="24"/>
+        </w:rPr>
+        <w:br/>
+      </w:r>
+      <w:r>
+        <w:rPr>
+          <w:rFonts w:ascii="Times New Roman" w:eastAsia="华文宋体" w:hAnsi="Times New Roman" w:cs="Times New Roman" w:hint="eastAsia"/>
+          <w:sz w:val="24"/>
+          <w:szCs w:val="24"/>
+        </w:rPr>
+        <w:t>a slate quarry.</w:t>
+      </w:r>
+    </w:p>
+    <w:p>
+      <w:pPr>
+        <w:rPr>
+          <w:rFonts w:ascii="Times New Roman" w:eastAsia="华文宋体" w:hAnsi="Times New Roman" w:cs="Times New Roman"/>
+          <w:sz w:val="24"/>
+          <w:szCs w:val="24"/>
+        </w:rPr>
+      </w:pPr>
+      <w:r>
+        <w:rPr>
+          <w:rFonts w:ascii="Times New Roman" w:eastAsia="华文宋体" w:hAnsi="Times New Roman" w:cs="Times New Roman" w:hint="eastAsia"/>
+          <w:b/>
+          <w:sz w:val="24"/>
+          <w:szCs w:val="24"/>
+        </w:rPr>
+        <w:t>sheer</w:t>
+      </w:r>
+      <w:r>
+        <w:rPr>
+          <w:rFonts w:ascii="Times New Roman" w:eastAsia="华文宋体" w:hAnsi="Times New Roman" w:cs="Times New Roman"/>
+          <w:sz w:val="24"/>
+          <w:szCs w:val="24"/>
+        </w:rPr>
+        <w:br/>
+      </w:r>
+      <w:r>
+        <w:rPr>
+          <w:rFonts w:ascii="Times New Roman" w:eastAsia="华文宋体" w:hAnsi="Times New Roman" w:cs="Times New Roman" w:hint="eastAsia"/>
+          <w:sz w:val="24"/>
+          <w:szCs w:val="24"/>
+        </w:rPr>
+        <w:t>[adj.] used to emphasize the size, degree or amount of sth.</w:t>
+      </w:r>
+      <w:r>
+        <w:rPr>
+          <w:rFonts w:ascii="Times New Roman" w:eastAsia="华文宋体" w:hAnsi="Times New Roman" w:cs="Times New Roman" w:hint="eastAsia"/>
+          <w:sz w:val="24"/>
+          <w:szCs w:val="24"/>
+        </w:rPr>
+        <w:t xml:space="preserve"> </w:t>
+      </w:r>
+      <w:r>
+        <w:rPr>
+          <w:rFonts w:ascii="Times New Roman" w:eastAsia="华文宋体" w:hAnsi="Times New Roman" w:cs="Times New Roman" w:hint="eastAsia"/>
+          <w:sz w:val="24"/>
+          <w:szCs w:val="24"/>
+        </w:rPr>
+        <w:t>(</w:t>
+      </w:r>
+      <w:r>
+        <w:rPr>
+          <w:rFonts w:ascii="Times New Roman" w:eastAsia="华文宋体" w:hAnsi="Times New Roman" w:cs="Times New Roman" w:hint="eastAsia"/>
+          <w:sz w:val="24"/>
+          <w:szCs w:val="24"/>
+        </w:rPr>
+        <w:t>As far as I know, t</w:t>
+      </w:r>
+      <w:r>
+        <w:rPr>
+          <w:rFonts w:ascii="Times New Roman" w:eastAsia="华文宋体" w:hAnsi="Times New Roman" w:cs="Times New Roman" w:hint="eastAsia"/>
+          <w:sz w:val="24"/>
+          <w:szCs w:val="24"/>
+        </w:rPr>
+        <w:t>here is non any coordinated Chinese words to it.)</w:t>
+      </w:r>
+      <w:r>
+        <w:rPr>
+          <w:rFonts w:ascii="Times New Roman" w:eastAsia="华文宋体" w:hAnsi="Times New Roman" w:cs="Times New Roman"/>
+          <w:sz w:val="24"/>
+          <w:szCs w:val="24"/>
+        </w:rPr>
+        <w:br/>
+      </w:r>
+      <w:r>
+        <w:rPr>
+          <w:rFonts w:ascii="Times New Roman" w:eastAsia="华文宋体" w:hAnsi="Times New Roman" w:cs="Times New Roman" w:hint="eastAsia"/>
+          <w:b/>
+          <w:sz w:val="24"/>
+          <w:szCs w:val="24"/>
+        </w:rPr>
         <w:lastRenderedPageBreak/>
-        <w:t>hunter-gatherer</w:t>
-      </w:r>
-      <w:r>
-        <w:rPr>
-          <w:rFonts w:ascii="Times New Roman" w:eastAsia="华文宋体" w:hAnsi="Times New Roman" w:cs="Times New Roman"/>
-          <w:sz w:val="24"/>
-          <w:szCs w:val="24"/>
-        </w:rPr>
-        <w:br/>
-      </w:r>
-      <w:r>
-        <w:rPr>
-          <w:rFonts w:ascii="Times New Roman" w:eastAsia="华文宋体" w:hAnsi="Times New Roman" w:cs="Times New Roman" w:hint="eastAsia"/>
-          <w:sz w:val="24"/>
-          <w:szCs w:val="24"/>
-        </w:rPr>
-        <w:t>a number of a group of people who do not live in one place but move around and live by hunting, fishing and gathering plants</w:t>
-      </w:r>
-    </w:p>
-    <w:p>
-      <w:pPr>
-        <w:rPr>
-          <w:rFonts w:ascii="Times New Roman" w:eastAsia="华文宋体" w:hAnsi="Times New Roman" w:cs="Times New Roman"/>
-          <w:sz w:val="24"/>
-          <w:szCs w:val="24"/>
-        </w:rPr>
-      </w:pPr>
-      <w:r>
-        <w:rPr>
-          <w:rFonts w:ascii="Times New Roman" w:eastAsia="华文宋体" w:hAnsi="Times New Roman" w:cs="Times New Roman" w:hint="eastAsia"/>
-          <w:b/>
-          <w:sz w:val="24"/>
-          <w:szCs w:val="24"/>
-        </w:rPr>
-        <w:t>beforehand</w:t>
-      </w:r>
-      <w:r>
-        <w:rPr>
-          <w:rFonts w:ascii="Times New Roman" w:eastAsia="华文宋体" w:hAnsi="Times New Roman" w:cs="Times New Roman"/>
-          <w:b/>
-          <w:sz w:val="24"/>
-          <w:szCs w:val="24"/>
-        </w:rPr>
-        <w:br/>
-      </w:r>
-      <w:r>
-        <w:rPr>
-          <w:rFonts w:ascii="Times New Roman" w:eastAsia="华文宋体" w:hAnsi="Times New Roman" w:cs="Times New Roman" w:hint="eastAsia"/>
-          <w:sz w:val="24"/>
-          <w:szCs w:val="24"/>
-        </w:rPr>
-        <w:t>[adv.]</w:t>
-      </w:r>
-      <w:r>
-        <w:rPr>
-          <w:rFonts w:ascii="Times New Roman" w:eastAsia="华文宋体" w:hAnsi="Times New Roman" w:cs="Times New Roman"/>
-          <w:sz w:val="24"/>
-          <w:szCs w:val="24"/>
-        </w:rPr>
-        <w:br/>
-      </w:r>
-      <w:r>
-        <w:rPr>
-          <w:rFonts w:ascii="Times New Roman" w:eastAsia="华文宋体" w:hAnsi="Times New Roman" w:cs="Times New Roman" w:hint="eastAsia"/>
-          <w:sz w:val="24"/>
-          <w:szCs w:val="24"/>
-        </w:rPr>
-        <w:t>earlier; before something else happens or is done</w:t>
-      </w:r>
-      <w:r>
-        <w:rPr>
-          <w:rFonts w:ascii="Times New Roman" w:eastAsia="华文宋体" w:hAnsi="Times New Roman" w:cs="Times New Roman"/>
-          <w:sz w:val="24"/>
-          <w:szCs w:val="24"/>
-        </w:rPr>
-        <w:br/>
-      </w:r>
-      <w:r>
-        <w:rPr>
-          <w:rFonts w:ascii="Times New Roman" w:eastAsia="华文宋体" w:hAnsi="Times New Roman" w:cs="Times New Roman" w:hint="eastAsia"/>
-          <w:sz w:val="24"/>
-          <w:szCs w:val="24"/>
-        </w:rPr>
-        <w:t>I wish we</w:t>
-      </w:r>
-      <w:r>
-        <w:rPr>
-          <w:rFonts w:ascii="Times New Roman" w:eastAsia="华文宋体" w:hAnsi="Times New Roman" w:cs="Times New Roman"/>
-          <w:sz w:val="24"/>
-          <w:szCs w:val="24"/>
-        </w:rPr>
-        <w:t>’</w:t>
-      </w:r>
-      <w:r>
-        <w:rPr>
-          <w:rFonts w:ascii="Times New Roman" w:eastAsia="华文宋体" w:hAnsi="Times New Roman" w:cs="Times New Roman" w:hint="eastAsia"/>
-          <w:sz w:val="24"/>
-          <w:szCs w:val="24"/>
-        </w:rPr>
-        <w:t xml:space="preserve">d known about it </w:t>
-      </w:r>
-      <w:r>
-        <w:rPr>
-          <w:rFonts w:ascii="Times New Roman" w:eastAsia="华文宋体" w:hAnsi="Times New Roman" w:cs="Times New Roman" w:hint="eastAsia"/>
-          <w:sz w:val="24"/>
-          <w:szCs w:val="24"/>
-        </w:rPr>
-        <w:t>beforehand.</w:t>
-      </w:r>
-    </w:p>
-    <w:p>
-      <w:pPr>
-        <w:rPr>
-          <w:rFonts w:ascii="Times New Roman" w:eastAsia="华文宋体" w:hAnsi="Times New Roman" w:cs="Times New Roman"/>
-          <w:sz w:val="24"/>
-          <w:szCs w:val="24"/>
-        </w:rPr>
-      </w:pPr>
-      <w:r>
-        <w:rPr>
-          <w:rFonts w:ascii="Times New Roman" w:eastAsia="华文宋体" w:hAnsi="Times New Roman" w:cs="Times New Roman" w:hint="eastAsia"/>
-          <w:b/>
-          <w:sz w:val="24"/>
-          <w:szCs w:val="24"/>
-        </w:rPr>
-        <w:t xml:space="preserve">viable </w:t>
-      </w:r>
-      <w:r>
-        <w:rPr>
-          <w:rFonts w:ascii="Times New Roman" w:eastAsia="华文宋体" w:hAnsi="Times New Roman" w:cs="Times New Roman"/>
-          <w:b/>
-          <w:sz w:val="24"/>
-          <w:szCs w:val="24"/>
-        </w:rPr>
-        <w:br/>
-      </w:r>
-      <w:r>
-        <w:rPr>
-          <w:rFonts w:ascii="Times New Roman" w:eastAsia="华文宋体" w:hAnsi="Times New Roman" w:cs="Times New Roman" w:hint="eastAsia"/>
-          <w:sz w:val="24"/>
-          <w:szCs w:val="24"/>
-        </w:rPr>
-        <w:t xml:space="preserve">[adj.] capable of developing and surviving independently. </w:t>
-      </w:r>
-      <w:r>
-        <w:rPr>
-          <w:rFonts w:ascii="Times New Roman" w:eastAsia="华文宋体" w:hAnsi="Times New Roman" w:cs="Times New Roman"/>
-          <w:sz w:val="24"/>
-          <w:szCs w:val="24"/>
-        </w:rPr>
-        <w:br/>
-      </w:r>
-      <w:r>
-        <w:rPr>
-          <w:rFonts w:ascii="Times New Roman" w:eastAsia="华文宋体" w:hAnsi="Times New Roman" w:cs="Times New Roman" w:hint="eastAsia"/>
-          <w:sz w:val="24"/>
-          <w:szCs w:val="24"/>
-        </w:rPr>
-        <w:t xml:space="preserve">to establish a viable population. </w:t>
-      </w:r>
-    </w:p>
-    <w:p>
-      <w:pPr>
-        <w:rPr>
-          <w:rFonts w:ascii="Times New Roman" w:eastAsia="华文宋体" w:hAnsi="Times New Roman" w:cs="Times New Roman"/>
-          <w:sz w:val="24"/>
-          <w:szCs w:val="24"/>
-        </w:rPr>
-      </w:pPr>
-      <w:r>
-        <w:rPr>
-          <w:rFonts w:ascii="Times New Roman" w:eastAsia="华文宋体" w:hAnsi="Times New Roman" w:cs="Times New Roman" w:hint="eastAsia"/>
-          <w:b/>
-          <w:sz w:val="24"/>
-          <w:szCs w:val="24"/>
-        </w:rPr>
-        <w:t>sufficient</w:t>
-      </w:r>
-      <w:r>
-        <w:rPr>
-          <w:rFonts w:ascii="Times New Roman" w:eastAsia="华文宋体" w:hAnsi="Times New Roman" w:cs="Times New Roman"/>
-          <w:sz w:val="24"/>
-          <w:szCs w:val="24"/>
-        </w:rPr>
-        <w:br/>
-      </w:r>
-      <w:r>
-        <w:rPr>
-          <w:rFonts w:ascii="Times New Roman" w:eastAsia="华文宋体" w:hAnsi="Times New Roman" w:cs="Times New Roman" w:hint="eastAsia"/>
-          <w:sz w:val="24"/>
-          <w:szCs w:val="24"/>
-        </w:rPr>
-        <w:t>[adj.] enough for a particular purpose.</w:t>
-      </w:r>
-      <w:r>
-        <w:rPr>
-          <w:rFonts w:ascii="Times New Roman" w:eastAsia="华文宋体" w:hAnsi="Times New Roman" w:cs="Times New Roman"/>
-          <w:sz w:val="24"/>
-          <w:szCs w:val="24"/>
-        </w:rPr>
-        <w:br/>
-      </w:r>
-      <w:r>
-        <w:rPr>
-          <w:rFonts w:ascii="Times New Roman" w:eastAsia="华文宋体" w:hAnsi="Times New Roman" w:cs="Times New Roman" w:hint="eastAsia"/>
-          <w:sz w:val="24"/>
-          <w:szCs w:val="24"/>
-        </w:rPr>
-        <w:t>e.g. a sufficient number of men and women were transported to Ireland.</w:t>
-      </w:r>
-    </w:p>
-    <w:p>
-      <w:pPr>
-        <w:rPr>
-          <w:rFonts w:ascii="Times New Roman" w:eastAsia="华文宋体" w:hAnsi="Times New Roman" w:cs="Times New Roman"/>
-          <w:sz w:val="24"/>
-          <w:szCs w:val="24"/>
-        </w:rPr>
-      </w:pPr>
-      <w:r>
-        <w:rPr>
-          <w:rFonts w:ascii="Times New Roman" w:eastAsia="华文宋体" w:hAnsi="Times New Roman" w:cs="Times New Roman" w:hint="eastAsia"/>
-          <w:b/>
-          <w:sz w:val="24"/>
-          <w:szCs w:val="24"/>
-        </w:rPr>
-        <w:t>descend</w:t>
-      </w:r>
-      <w:r>
-        <w:rPr>
-          <w:rFonts w:ascii="Times New Roman" w:eastAsia="华文宋体" w:hAnsi="Times New Roman" w:cs="Times New Roman"/>
+        <w:t>sheer volume</w:t>
+      </w:r>
+      <w:r>
+        <w:rPr>
+          <w:rFonts w:ascii="Times New Roman" w:eastAsia="华文宋体" w:hAnsi="Times New Roman" w:cs="Times New Roman" w:hint="eastAsia"/>
+          <w:sz w:val="24"/>
+          <w:szCs w:val="24"/>
+        </w:rPr>
+        <w:t xml:space="preserve"> of animal</w:t>
+      </w:r>
+      <w:r>
+        <w:rPr>
+          <w:rFonts w:ascii="Times New Roman" w:eastAsia="华文宋体" w:hAnsi="Times New Roman" w:cs="Times New Roman" w:hint="eastAsia"/>
+          <w:sz w:val="24"/>
+          <w:szCs w:val="24"/>
+        </w:rPr>
+        <w:t>.</w:t>
+      </w:r>
+      <w:r>
+        <w:rPr>
+          <w:rFonts w:ascii="Times New Roman" w:eastAsia="华文宋体" w:hAnsi="Times New Roman" w:cs="Times New Roman"/>
+          <w:sz w:val="24"/>
+          <w:szCs w:val="24"/>
+        </w:rPr>
+        <w:br/>
+      </w:r>
+      <w:r>
+        <w:rPr>
+          <w:rFonts w:ascii="Times New Roman" w:eastAsia="华文宋体" w:hAnsi="Times New Roman" w:cs="Times New Roman" w:hint="eastAsia"/>
+          <w:sz w:val="24"/>
+          <w:szCs w:val="24"/>
+        </w:rPr>
+        <w:t xml:space="preserve">The area is under threat from the sheer number of tourists using it. </w:t>
+      </w:r>
+    </w:p>
+    <w:p>
+      <w:pPr>
+        <w:rPr>
+          <w:rFonts w:ascii="Times New Roman" w:eastAsia="华文宋体" w:hAnsi="Times New Roman" w:cs="Times New Roman"/>
+          <w:sz w:val="24"/>
+          <w:szCs w:val="24"/>
+        </w:rPr>
+      </w:pPr>
+      <w:r>
+        <w:rPr>
+          <w:rFonts w:ascii="Times New Roman" w:eastAsia="华文宋体" w:hAnsi="Times New Roman" w:cs="Times New Roman" w:hint="eastAsia"/>
+          <w:b/>
+          <w:sz w:val="24"/>
+          <w:szCs w:val="24"/>
+        </w:rPr>
+        <w:t xml:space="preserve">retain </w:t>
+      </w:r>
+      <w:r>
+        <w:rPr>
+          <w:rFonts w:ascii="Times New Roman" w:eastAsia="华文宋体" w:hAnsi="Times New Roman" w:cs="Times New Roman"/>
+          <w:sz w:val="24"/>
+          <w:szCs w:val="24"/>
+        </w:rPr>
+        <w:br/>
+      </w:r>
+      <w:r>
+        <w:rPr>
+          <w:rFonts w:ascii="Times New Roman" w:eastAsia="华文宋体" w:hAnsi="Times New Roman" w:cs="Times New Roman" w:hint="eastAsia"/>
+          <w:sz w:val="24"/>
+          <w:szCs w:val="24"/>
+        </w:rPr>
+        <w:t>[vt.] to keep something.</w:t>
+      </w:r>
+      <w:r>
+        <w:rPr>
+          <w:rFonts w:ascii="Times New Roman" w:eastAsia="华文宋体" w:hAnsi="Times New Roman" w:cs="Times New Roman"/>
+          <w:sz w:val="24"/>
+          <w:szCs w:val="24"/>
+        </w:rPr>
+        <w:br/>
+      </w:r>
+      <w:r>
+        <w:rPr>
+          <w:rFonts w:ascii="Times New Roman" w:eastAsia="华文宋体" w:hAnsi="Times New Roman" w:cs="Times New Roman" w:hint="eastAsia"/>
+          <w:sz w:val="24"/>
+          <w:szCs w:val="24"/>
+        </w:rPr>
+        <w:t xml:space="preserve">This would have helped the pots to retain water. </w:t>
+      </w:r>
+    </w:p>
+    <w:p>
+      <w:pPr>
+        <w:rPr>
+          <w:rFonts w:ascii="Times New Roman" w:eastAsia="华文宋体" w:hAnsi="Times New Roman" w:cs="Times New Roman"/>
+          <w:sz w:val="24"/>
+          <w:szCs w:val="24"/>
+        </w:rPr>
+      </w:pPr>
+      <w:r>
+        <w:rPr>
+          <w:rFonts w:ascii="Times New Roman" w:eastAsia="华文宋体" w:hAnsi="Times New Roman" w:cs="Times New Roman" w:hint="eastAsia"/>
+          <w:b/>
+          <w:sz w:val="24"/>
+          <w:szCs w:val="24"/>
+        </w:rPr>
+        <w:t xml:space="preserve">glaze </w:t>
+      </w:r>
+      <w:r>
+        <w:rPr>
+          <w:rFonts w:ascii="Times New Roman" w:eastAsia="华文宋体" w:hAnsi="Times New Roman" w:cs="Times New Roman"/>
+          <w:b/>
           <w:sz w:val="24"/>
           <w:szCs w:val="24"/>
         </w:rPr>
@@ -8766,638 +10887,6 @@
           <w:sz w:val="24"/>
           <w:szCs w:val="24"/>
         </w:rPr>
-        <w:t xml:space="preserve">be a blood relative of </w:t>
-      </w:r>
-    </w:p>
-    <w:p>
-      <w:pPr>
-        <w:rPr>
-          <w:rFonts w:ascii="Times New Roman" w:eastAsia="华文宋体" w:hAnsi="Times New Roman" w:cs="Times New Roman"/>
-          <w:sz w:val="24"/>
-          <w:szCs w:val="24"/>
-        </w:rPr>
-      </w:pPr>
-      <w:r>
-        <w:rPr>
-          <w:rFonts w:ascii="Times New Roman" w:eastAsia="华文宋体" w:hAnsi="Times New Roman" w:cs="Times New Roman" w:hint="eastAsia"/>
-          <w:b/>
-          <w:sz w:val="24"/>
-          <w:szCs w:val="24"/>
-        </w:rPr>
-        <w:t>plough</w:t>
-      </w:r>
-      <w:r>
-        <w:rPr>
-          <w:rFonts w:ascii="Times New Roman" w:eastAsia="华文宋体" w:hAnsi="Times New Roman" w:cs="Times New Roman" w:hint="eastAsia"/>
-          <w:sz w:val="24"/>
-          <w:szCs w:val="24"/>
-        </w:rPr>
-        <w:t xml:space="preserve"> /</w:t>
-      </w:r>
-      <w:r>
-        <w:rPr>
-          <w:rFonts w:ascii="GWIPA" w:eastAsia="华文宋体" w:hAnsi="GWIPA" w:cs="Times New Roman"/>
-          <w:sz w:val="24"/>
-          <w:szCs w:val="24"/>
-        </w:rPr>
-        <w:t></w:t>
-      </w:r>
-      <w:r>
-        <w:rPr>
-          <w:rFonts w:ascii="GWIPA" w:eastAsia="华文宋体" w:hAnsi="GWIPA" w:cs="Times New Roman"/>
-          <w:sz w:val="24"/>
-          <w:szCs w:val="24"/>
-        </w:rPr>
-        <w:t></w:t>
-      </w:r>
-      <w:r>
-        <w:rPr>
-          <w:rFonts w:ascii="GWIPA" w:eastAsia="华文宋体" w:hAnsi="GWIPA" w:cs="Times New Roman"/>
-          <w:sz w:val="24"/>
-          <w:szCs w:val="24"/>
-        </w:rPr>
-        <w:t></w:t>
-      </w:r>
-      <w:r>
-        <w:rPr>
-          <w:rFonts w:ascii="GWIPA" w:eastAsia="华文宋体" w:hAnsi="GWIPA" w:cs="Times New Roman"/>
-          <w:sz w:val="24"/>
-          <w:szCs w:val="24"/>
-        </w:rPr>
-        <w:t></w:t>
-      </w:r>
-      <w:r>
-        <w:rPr>
-          <w:rFonts w:ascii="Times New Roman" w:eastAsia="华文宋体" w:hAnsi="Times New Roman" w:cs="Times New Roman" w:hint="eastAsia"/>
-          <w:sz w:val="24"/>
-          <w:szCs w:val="24"/>
-        </w:rPr>
-        <w:t>/</w:t>
-      </w:r>
-      <w:r>
-        <w:rPr>
-          <w:rFonts w:ascii="Times New Roman" w:eastAsia="华文宋体" w:hAnsi="Times New Roman" w:cs="Times New Roman"/>
-          <w:sz w:val="24"/>
-          <w:szCs w:val="24"/>
-        </w:rPr>
-        <w:br/>
-      </w:r>
-      <w:r>
-        <w:rPr>
-          <w:rFonts w:ascii="Times New Roman" w:eastAsia="华文宋体" w:hAnsi="Times New Roman" w:cs="Times New Roman" w:hint="eastAsia"/>
-          <w:sz w:val="24"/>
-          <w:szCs w:val="24"/>
-        </w:rPr>
-        <w:t xml:space="preserve">[n.] a large piece of farming equipment with one or serval curved blades to dig and trun over soil. </w:t>
-      </w:r>
-      <w:r>
-        <w:rPr>
-          <w:rFonts w:ascii="Times New Roman" w:eastAsia="华文宋体" w:hAnsi="Times New Roman" w:cs="Times New Roman"/>
-          <w:sz w:val="24"/>
-          <w:szCs w:val="24"/>
-        </w:rPr>
-        <w:br/>
-      </w:r>
-      <w:r>
-        <w:rPr>
-          <w:rFonts w:ascii="Times New Roman" w:eastAsia="华文宋体" w:hAnsi="Times New Roman" w:cs="Times New Roman" w:hint="eastAsia"/>
-          <w:sz w:val="24"/>
-          <w:szCs w:val="24"/>
-        </w:rPr>
-        <w:t>[vt.vi.] to dig and trun over a field or other area of land with a plough.</w:t>
-      </w:r>
-    </w:p>
-    <w:p>
-      <w:pPr>
-        <w:rPr>
-          <w:rFonts w:ascii="Times New Roman" w:eastAsia="华文宋体" w:hAnsi="Times New Roman" w:cs="Times New Roman"/>
-          <w:sz w:val="24"/>
-          <w:szCs w:val="24"/>
-        </w:rPr>
-      </w:pPr>
-      <w:r>
-        <w:rPr>
-          <w:rFonts w:ascii="Times New Roman" w:eastAsia="华文宋体" w:hAnsi="Times New Roman" w:cs="Times New Roman" w:hint="eastAsia"/>
-          <w:b/>
-          <w:sz w:val="24"/>
-          <w:szCs w:val="24"/>
-        </w:rPr>
-        <w:t>excavation</w:t>
-      </w:r>
-      <w:r>
-        <w:rPr>
-          <w:rFonts w:ascii="Times New Roman" w:eastAsia="华文宋体" w:hAnsi="Times New Roman" w:cs="Times New Roman" w:hint="eastAsia"/>
-          <w:sz w:val="24"/>
-          <w:szCs w:val="24"/>
-        </w:rPr>
-        <w:t xml:space="preserve"> /</w:t>
-      </w:r>
-      <w:r>
-        <w:rPr>
-          <w:rFonts w:ascii="GWIPA" w:eastAsia="华文宋体" w:hAnsi="GWIPA" w:cs="Times New Roman"/>
-          <w:sz w:val="24"/>
-          <w:szCs w:val="24"/>
-        </w:rPr>
-        <w:t></w:t>
-      </w:r>
-      <w:r>
-        <w:rPr>
-          <w:rFonts w:ascii="GWIPA" w:eastAsia="华文宋体" w:hAnsi="GWIPA" w:cs="Times New Roman"/>
-          <w:sz w:val="24"/>
-          <w:szCs w:val="24"/>
-        </w:rPr>
-        <w:t></w:t>
-      </w:r>
-      <w:r>
-        <w:rPr>
-          <w:rFonts w:ascii="GWIPA" w:eastAsia="华文宋体" w:hAnsi="GWIPA" w:cs="Times New Roman"/>
-          <w:sz w:val="24"/>
-          <w:szCs w:val="24"/>
-        </w:rPr>
-        <w:t></w:t>
-      </w:r>
-      <w:r>
-        <w:rPr>
-          <w:rFonts w:ascii="GWIPA" w:eastAsia="华文宋体" w:hAnsi="GWIPA" w:cs="Times New Roman"/>
-          <w:sz w:val="24"/>
-          <w:szCs w:val="24"/>
-        </w:rPr>
-        <w:t></w:t>
-      </w:r>
-      <w:r>
-        <w:rPr>
-          <w:rFonts w:ascii="GWIPA" w:eastAsia="华文宋体" w:hAnsi="GWIPA" w:cs="Times New Roman"/>
-          <w:sz w:val="24"/>
-          <w:szCs w:val="24"/>
-        </w:rPr>
-        <w:t></w:t>
-      </w:r>
-      <w:r>
-        <w:rPr>
-          <w:rFonts w:ascii="GWIPA" w:eastAsia="华文宋体" w:hAnsi="GWIPA" w:cs="Times New Roman"/>
-          <w:sz w:val="24"/>
-          <w:szCs w:val="24"/>
-        </w:rPr>
-        <w:t></w:t>
-      </w:r>
-      <w:r>
-        <w:rPr>
-          <w:rFonts w:ascii="GWIPA" w:eastAsia="华文宋体" w:hAnsi="GWIPA" w:cs="Times New Roman"/>
-          <w:sz w:val="24"/>
-          <w:szCs w:val="24"/>
-        </w:rPr>
-        <w:t></w:t>
-      </w:r>
-      <w:r>
-        <w:rPr>
-          <w:rFonts w:ascii="GWIPA" w:eastAsia="华文宋体" w:hAnsi="GWIPA" w:cs="Times New Roman"/>
-          <w:sz w:val="24"/>
-          <w:szCs w:val="24"/>
-        </w:rPr>
-        <w:t></w:t>
-      </w:r>
-      <w:r>
-        <w:rPr>
-          <w:rFonts w:ascii="GWIPA" w:eastAsia="华文宋体" w:hAnsi="GWIPA" w:cs="Times New Roman"/>
-          <w:sz w:val="24"/>
-          <w:szCs w:val="24"/>
-        </w:rPr>
-        <w:t></w:t>
-      </w:r>
-      <w:r>
-        <w:rPr>
-          <w:rFonts w:ascii="GWIPA" w:eastAsia="华文宋体" w:hAnsi="GWIPA" w:cs="Times New Roman"/>
-          <w:sz w:val="24"/>
-          <w:szCs w:val="24"/>
-        </w:rPr>
-        <w:t></w:t>
-      </w:r>
-      <w:r>
-        <w:rPr>
-          <w:rFonts w:ascii="GWIPA" w:eastAsia="华文宋体" w:hAnsi="GWIPA" w:cs="Times New Roman"/>
-          <w:sz w:val="24"/>
-          <w:szCs w:val="24"/>
-        </w:rPr>
-        <w:t></w:t>
-      </w:r>
-      <w:r>
-        <w:rPr>
-          <w:rFonts w:ascii="GWIPA" w:eastAsia="华文宋体" w:hAnsi="GWIPA" w:cs="Times New Roman"/>
-          <w:sz w:val="24"/>
-          <w:szCs w:val="24"/>
-        </w:rPr>
-        <w:t></w:t>
-      </w:r>
-      <w:r>
-        <w:rPr>
-          <w:rFonts w:ascii="Times New Roman" w:eastAsia="华文宋体" w:hAnsi="Times New Roman" w:cs="Times New Roman" w:hint="eastAsia"/>
-          <w:sz w:val="24"/>
-          <w:szCs w:val="24"/>
-        </w:rPr>
-        <w:t>/</w:t>
-      </w:r>
-      <w:r>
-        <w:rPr>
-          <w:rFonts w:ascii="Times New Roman" w:eastAsia="华文宋体" w:hAnsi="Times New Roman" w:cs="Times New Roman"/>
-          <w:sz w:val="24"/>
-          <w:szCs w:val="24"/>
-        </w:rPr>
-        <w:br/>
-      </w:r>
-      <w:r>
-        <w:rPr>
-          <w:rFonts w:ascii="Times New Roman" w:eastAsia="华文宋体" w:hAnsi="Times New Roman" w:cs="Times New Roman" w:hint="eastAsia"/>
-          <w:sz w:val="24"/>
-          <w:szCs w:val="24"/>
-        </w:rPr>
-        <w:t>[n.] the activity of diggin</w:t>
-      </w:r>
-      <w:r>
-        <w:rPr>
-          <w:rFonts w:ascii="Times New Roman" w:eastAsia="华文宋体" w:hAnsi="Times New Roman" w:cs="Times New Roman" w:hint="eastAsia"/>
-          <w:sz w:val="24"/>
-          <w:szCs w:val="24"/>
-        </w:rPr>
-        <w:t>g</w:t>
-      </w:r>
-      <w:r>
-        <w:rPr>
-          <w:rFonts w:ascii="Times New Roman" w:eastAsia="华文宋体" w:hAnsi="Times New Roman" w:cs="Times New Roman" w:hint="eastAsia"/>
-          <w:sz w:val="24"/>
-          <w:szCs w:val="24"/>
-        </w:rPr>
-        <w:t xml:space="preserve"> in the ground to look for old buildings or objects that have been buried for a long time.</w:t>
-      </w:r>
-    </w:p>
-    <w:p>
-      <w:pPr>
-        <w:rPr>
-          <w:rFonts w:ascii="Times New Roman" w:eastAsia="华文宋体" w:hAnsi="Times New Roman" w:cs="Times New Roman"/>
-          <w:sz w:val="24"/>
-          <w:szCs w:val="24"/>
-        </w:rPr>
-      </w:pPr>
-      <w:r>
-        <w:rPr>
-          <w:rFonts w:ascii="Times New Roman" w:eastAsia="华文宋体" w:hAnsi="Times New Roman" w:cs="Times New Roman" w:hint="eastAsia"/>
-          <w:b/>
-          <w:sz w:val="24"/>
-          <w:szCs w:val="24"/>
-        </w:rPr>
-        <w:t xml:space="preserve">husbandry </w:t>
-      </w:r>
-      <w:r>
-        <w:rPr>
-          <w:rFonts w:ascii="Times New Roman" w:eastAsia="华文宋体" w:hAnsi="Times New Roman" w:cs="Times New Roman"/>
-          <w:sz w:val="24"/>
-          <w:szCs w:val="24"/>
-        </w:rPr>
-        <w:br/>
-      </w:r>
-      <w:r>
-        <w:rPr>
-          <w:rFonts w:ascii="Times New Roman" w:eastAsia="华文宋体" w:hAnsi="Times New Roman" w:cs="Times New Roman" w:hint="eastAsia"/>
-          <w:sz w:val="24"/>
-          <w:szCs w:val="24"/>
-        </w:rPr>
-        <w:t>[n.] farming, especially when done carefully and well.</w:t>
-      </w:r>
-      <w:r>
-        <w:rPr>
-          <w:rFonts w:ascii="Times New Roman" w:eastAsia="华文宋体" w:hAnsi="Times New Roman" w:cs="Times New Roman"/>
-          <w:sz w:val="24"/>
-          <w:szCs w:val="24"/>
-        </w:rPr>
-        <w:br/>
-      </w:r>
-      <w:r>
-        <w:rPr>
-          <w:rFonts w:ascii="Times New Roman" w:eastAsia="华文宋体" w:hAnsi="Times New Roman" w:cs="Times New Roman" w:hint="eastAsia"/>
-          <w:sz w:val="24"/>
-          <w:szCs w:val="24"/>
-        </w:rPr>
-        <w:t>animal/crop husbandry.</w:t>
-      </w:r>
-    </w:p>
-    <w:p>
-      <w:pPr>
-        <w:rPr>
-          <w:rFonts w:ascii="Times New Roman" w:eastAsia="华文宋体" w:hAnsi="Times New Roman" w:cs="Times New Roman"/>
-          <w:sz w:val="24"/>
-          <w:szCs w:val="24"/>
-        </w:rPr>
-      </w:pPr>
-      <w:r>
-        <w:rPr>
-          <w:rFonts w:ascii="Times New Roman" w:eastAsia="华文宋体" w:hAnsi="Times New Roman" w:cs="Times New Roman" w:hint="eastAsia"/>
-          <w:b/>
-          <w:sz w:val="24"/>
-          <w:szCs w:val="24"/>
-        </w:rPr>
-        <w:t>quarry</w:t>
-      </w:r>
-      <w:r>
-        <w:rPr>
-          <w:rFonts w:ascii="Times New Roman" w:eastAsia="华文宋体" w:hAnsi="Times New Roman" w:cs="Times New Roman" w:hint="eastAsia"/>
-          <w:sz w:val="24"/>
-          <w:szCs w:val="24"/>
-        </w:rPr>
-        <w:t xml:space="preserve"> /</w:t>
-      </w:r>
-      <w:r>
-        <w:rPr>
-          <w:rFonts w:ascii="GWIPA" w:eastAsia="华文宋体" w:hAnsi="GWIPA" w:cs="Times New Roman"/>
-          <w:sz w:val="24"/>
-          <w:szCs w:val="24"/>
-        </w:rPr>
-        <w:t></w:t>
-      </w:r>
-      <w:r>
-        <w:rPr>
-          <w:rFonts w:ascii="GWIPA" w:eastAsia="华文宋体" w:hAnsi="GWIPA" w:cs="Times New Roman"/>
-          <w:sz w:val="24"/>
-          <w:szCs w:val="24"/>
-        </w:rPr>
-        <w:t></w:t>
-      </w:r>
-      <w:r>
-        <w:rPr>
-          <w:rFonts w:ascii="GWIPA" w:eastAsia="华文宋体" w:hAnsi="GWIPA" w:cs="Times New Roman"/>
-          <w:sz w:val="24"/>
-          <w:szCs w:val="24"/>
-        </w:rPr>
-        <w:t></w:t>
-      </w:r>
-      <w:r>
-        <w:rPr>
-          <w:rFonts w:ascii="GWIPA" w:eastAsia="华文宋体" w:hAnsi="GWIPA" w:cs="Times New Roman"/>
-          <w:sz w:val="24"/>
-          <w:szCs w:val="24"/>
-        </w:rPr>
-        <w:t></w:t>
-      </w:r>
-      <w:r>
-        <w:rPr>
-          <w:rFonts w:ascii="GWIPA" w:eastAsia="华文宋体" w:hAnsi="GWIPA" w:cs="Times New Roman"/>
-          <w:sz w:val="24"/>
-          <w:szCs w:val="24"/>
-        </w:rPr>
-        <w:t></w:t>
-      </w:r>
-      <w:r>
-        <w:rPr>
-          <w:rFonts w:ascii="GWIPA" w:eastAsia="华文宋体" w:hAnsi="GWIPA" w:cs="Times New Roman"/>
-          <w:sz w:val="24"/>
-          <w:szCs w:val="24"/>
-        </w:rPr>
-        <w:t></w:t>
-      </w:r>
-      <w:r>
-        <w:rPr>
-          <w:rFonts w:ascii="GWIPA" w:eastAsia="华文宋体" w:hAnsi="GWIPA" w:cs="Times New Roman"/>
-          <w:sz w:val="24"/>
-          <w:szCs w:val="24"/>
-        </w:rPr>
-        <w:t></w:t>
-      </w:r>
-      <w:r>
-        <w:rPr>
-          <w:rFonts w:ascii="GWIPA" w:eastAsia="华文宋体" w:hAnsi="GWIPA" w:cs="Times New Roman"/>
-          <w:sz w:val="24"/>
-          <w:szCs w:val="24"/>
-        </w:rPr>
-        <w:br/>
-      </w:r>
-      <w:r>
-        <w:rPr>
-          <w:rFonts w:ascii="Times New Roman" w:eastAsia="华文宋体" w:hAnsi="Times New Roman" w:cs="Times New Roman" w:hint="eastAsia"/>
-          <w:sz w:val="24"/>
-          <w:szCs w:val="24"/>
-        </w:rPr>
-        <w:t>[C.] a place where large amounts of stone, etc. are dug out of the ground.</w:t>
-      </w:r>
-      <w:r>
-        <w:rPr>
-          <w:rFonts w:ascii="Times New Roman" w:eastAsia="华文宋体" w:hAnsi="Times New Roman" w:cs="Times New Roman"/>
-          <w:sz w:val="24"/>
-          <w:szCs w:val="24"/>
-        </w:rPr>
-        <w:br/>
-      </w:r>
-      <w:r>
-        <w:rPr>
-          <w:rFonts w:ascii="Times New Roman" w:eastAsia="华文宋体" w:hAnsi="Times New Roman" w:cs="Times New Roman" w:hint="eastAsia"/>
-          <w:sz w:val="24"/>
-          <w:szCs w:val="24"/>
-        </w:rPr>
-        <w:t>a slate quarry.</w:t>
-      </w:r>
-    </w:p>
-    <w:p>
-      <w:pPr>
-        <w:rPr>
-          <w:rFonts w:ascii="Times New Roman" w:eastAsia="华文宋体" w:hAnsi="Times New Roman" w:cs="Times New Roman"/>
-          <w:sz w:val="24"/>
-          <w:szCs w:val="24"/>
-        </w:rPr>
-      </w:pPr>
-      <w:r>
-        <w:rPr>
-          <w:rFonts w:ascii="Times New Roman" w:eastAsia="华文宋体" w:hAnsi="Times New Roman" w:cs="Times New Roman" w:hint="eastAsia"/>
-          <w:b/>
-          <w:sz w:val="24"/>
-          <w:szCs w:val="24"/>
-        </w:rPr>
-        <w:t>sheer</w:t>
-      </w:r>
-      <w:r>
-        <w:rPr>
-          <w:rFonts w:ascii="Times New Roman" w:eastAsia="华文宋体" w:hAnsi="Times New Roman" w:cs="Times New Roman"/>
-          <w:sz w:val="24"/>
-          <w:szCs w:val="24"/>
-        </w:rPr>
-        <w:br/>
-      </w:r>
-      <w:r>
-        <w:rPr>
-          <w:rFonts w:ascii="Times New Roman" w:eastAsia="华文宋体" w:hAnsi="Times New Roman" w:cs="Times New Roman" w:hint="eastAsia"/>
-          <w:sz w:val="24"/>
-          <w:szCs w:val="24"/>
-        </w:rPr>
-        <w:t>[adj.] used to emphasize the size, degree or amount of sth.</w:t>
-      </w:r>
-      <w:r>
-        <w:rPr>
-          <w:rFonts w:ascii="Times New Roman" w:eastAsia="华文宋体" w:hAnsi="Times New Roman" w:cs="Times New Roman" w:hint="eastAsia"/>
-          <w:sz w:val="24"/>
-          <w:szCs w:val="24"/>
-        </w:rPr>
-        <w:t xml:space="preserve"> </w:t>
-      </w:r>
-      <w:r>
-        <w:rPr>
-          <w:rFonts w:ascii="Times New Roman" w:eastAsia="华文宋体" w:hAnsi="Times New Roman" w:cs="Times New Roman" w:hint="eastAsia"/>
-          <w:sz w:val="24"/>
-          <w:szCs w:val="24"/>
-        </w:rPr>
-        <w:t>(</w:t>
-      </w:r>
-      <w:r>
-        <w:rPr>
-          <w:rFonts w:ascii="Times New Roman" w:eastAsia="华文宋体" w:hAnsi="Times New Roman" w:cs="Times New Roman" w:hint="eastAsia"/>
-          <w:sz w:val="24"/>
-          <w:szCs w:val="24"/>
-        </w:rPr>
-        <w:t>As far as I know, t</w:t>
-      </w:r>
-      <w:r>
-        <w:rPr>
-          <w:rFonts w:ascii="Times New Roman" w:eastAsia="华文宋体" w:hAnsi="Times New Roman" w:cs="Times New Roman" w:hint="eastAsia"/>
-          <w:sz w:val="24"/>
-          <w:szCs w:val="24"/>
-        </w:rPr>
-        <w:t>here is non any coordinated Chinese words to it.)</w:t>
-      </w:r>
-      <w:r>
-        <w:rPr>
-          <w:rFonts w:ascii="Times New Roman" w:eastAsia="华文宋体" w:hAnsi="Times New Roman" w:cs="Times New Roman"/>
-          <w:sz w:val="24"/>
-          <w:szCs w:val="24"/>
-        </w:rPr>
-        <w:br/>
-      </w:r>
-      <w:r>
-        <w:rPr>
-          <w:rFonts w:ascii="Times New Roman" w:eastAsia="华文宋体" w:hAnsi="Times New Roman" w:cs="Times New Roman" w:hint="eastAsia"/>
-          <w:b/>
-          <w:sz w:val="24"/>
-          <w:szCs w:val="24"/>
-        </w:rPr>
-        <w:t>sheer volume</w:t>
-      </w:r>
-      <w:r>
-        <w:rPr>
-          <w:rFonts w:ascii="Times New Roman" w:eastAsia="华文宋体" w:hAnsi="Times New Roman" w:cs="Times New Roman" w:hint="eastAsia"/>
-          <w:sz w:val="24"/>
-          <w:szCs w:val="24"/>
-        </w:rPr>
-        <w:t xml:space="preserve"> of animal</w:t>
-      </w:r>
-      <w:r>
-        <w:rPr>
-          <w:rFonts w:ascii="Times New Roman" w:eastAsia="华文宋体" w:hAnsi="Times New Roman" w:cs="Times New Roman" w:hint="eastAsia"/>
-          <w:sz w:val="24"/>
-          <w:szCs w:val="24"/>
-        </w:rPr>
-        <w:t>.</w:t>
-      </w:r>
-      <w:r>
-        <w:rPr>
-          <w:rFonts w:ascii="Times New Roman" w:eastAsia="华文宋体" w:hAnsi="Times New Roman" w:cs="Times New Roman"/>
-          <w:sz w:val="24"/>
-          <w:szCs w:val="24"/>
-        </w:rPr>
-        <w:br/>
-      </w:r>
-      <w:r>
-        <w:rPr>
-          <w:rFonts w:ascii="Times New Roman" w:eastAsia="华文宋体" w:hAnsi="Times New Roman" w:cs="Times New Roman" w:hint="eastAsia"/>
-          <w:sz w:val="24"/>
-          <w:szCs w:val="24"/>
-        </w:rPr>
-        <w:t xml:space="preserve">The area is under threat from the sheer number of tourists using it. </w:t>
-      </w:r>
-    </w:p>
-    <w:p>
-      <w:pPr>
-        <w:rPr>
-          <w:rFonts w:ascii="Times New Roman" w:eastAsia="华文宋体" w:hAnsi="Times New Roman" w:cs="Times New Roman"/>
-          <w:sz w:val="24"/>
-          <w:szCs w:val="24"/>
-        </w:rPr>
-      </w:pPr>
-      <w:r>
-        <w:rPr>
-          <w:rFonts w:ascii="Times New Roman" w:eastAsia="华文宋体" w:hAnsi="Times New Roman" w:cs="Times New Roman" w:hint="eastAsia"/>
-          <w:b/>
-          <w:sz w:val="24"/>
-          <w:szCs w:val="24"/>
-        </w:rPr>
-        <w:t xml:space="preserve">retain </w:t>
-      </w:r>
-      <w:r>
-        <w:rPr>
-          <w:rFonts w:ascii="Times New Roman" w:eastAsia="华文宋体" w:hAnsi="Times New Roman" w:cs="Times New Roman"/>
-          <w:sz w:val="24"/>
-          <w:szCs w:val="24"/>
-        </w:rPr>
-        <w:br/>
-      </w:r>
-      <w:r>
-        <w:rPr>
-          <w:rFonts w:ascii="Times New Roman" w:eastAsia="华文宋体" w:hAnsi="Times New Roman" w:cs="Times New Roman" w:hint="eastAsia"/>
-          <w:sz w:val="24"/>
-          <w:szCs w:val="24"/>
-        </w:rPr>
-        <w:t>[vt.] to keep something.</w:t>
-      </w:r>
-      <w:r>
-        <w:rPr>
-          <w:rFonts w:ascii="Times New Roman" w:eastAsia="华文宋体" w:hAnsi="Times New Roman" w:cs="Times New Roman"/>
-          <w:sz w:val="24"/>
-          <w:szCs w:val="24"/>
-        </w:rPr>
-        <w:br/>
-      </w:r>
-      <w:r>
-        <w:rPr>
-          <w:rFonts w:ascii="Times New Roman" w:eastAsia="华文宋体" w:hAnsi="Times New Roman" w:cs="Times New Roman" w:hint="eastAsia"/>
-          <w:sz w:val="24"/>
-          <w:szCs w:val="24"/>
-        </w:rPr>
-        <w:t xml:space="preserve">This would have helped the pots to retain water. </w:t>
-      </w:r>
-    </w:p>
-    <w:p>
-      <w:pPr>
-        <w:rPr>
-          <w:rFonts w:ascii="Times New Roman" w:eastAsia="华文宋体" w:hAnsi="Times New Roman" w:cs="Times New Roman"/>
-          <w:sz w:val="24"/>
-          <w:szCs w:val="24"/>
-        </w:rPr>
-      </w:pPr>
-      <w:r>
-        <w:rPr>
-          <w:rFonts w:ascii="Times New Roman" w:eastAsia="华文宋体" w:hAnsi="Times New Roman" w:cs="Times New Roman" w:hint="eastAsia"/>
-          <w:b/>
-          <w:sz w:val="24"/>
-          <w:szCs w:val="24"/>
-        </w:rPr>
-        <w:t xml:space="preserve">glaze </w:t>
-      </w:r>
-      <w:r>
-        <w:rPr>
-          <w:rFonts w:ascii="Times New Roman" w:eastAsia="华文宋体" w:hAnsi="Times New Roman" w:cs="Times New Roman"/>
-          <w:b/>
-          <w:sz w:val="24"/>
-          <w:szCs w:val="24"/>
-        </w:rPr>
-        <w:br/>
-      </w:r>
-      <w:r>
-        <w:rPr>
-          <w:rFonts w:ascii="Times New Roman" w:eastAsia="华文宋体" w:hAnsi="Times New Roman" w:cs="Times New Roman" w:hint="eastAsia"/>
-          <w:sz w:val="24"/>
-          <w:szCs w:val="24"/>
-        </w:rPr>
-        <w:t xml:space="preserve">[vt.] </w:t>
-      </w:r>
-      <w:r>
-        <w:rPr>
-          <w:rFonts w:ascii="Times New Roman" w:eastAsia="华文宋体" w:hAnsi="Times New Roman" w:cs="Times New Roman" w:hint="eastAsia"/>
-          <w:sz w:val="24"/>
-          <w:szCs w:val="24"/>
-        </w:rPr>
         <w:t>上釉；上光</w:t>
       </w:r>
     </w:p>
@@ -9416,7 +10905,6 @@
           <w:sz w:val="24"/>
           <w:szCs w:val="24"/>
         </w:rPr>
-        <w:lastRenderedPageBreak/>
         <w:t xml:space="preserve">stitch </w:t>
       </w:r>
       <w:r>
@@ -10836,7 +12324,7 @@
   <a:extraClrSchemeLst/>
   <a:extLst>
     <a:ext uri="{05A4C25C-085E-4340-85A3-A5531E510DB2}">
-      <thm15:themeFamily xmlns="" xmlns:thm15="http://schemas.microsoft.com/office/thememl/2012/main" name="Office Theme" id="{62F939B6-93AF-4DB8-9C6B-D6C7DFDC589F}" vid="{4A3C46E8-61CC-4603-A589-7422A47A8E4A}"/>
+      <thm15:themeFamily xmlns:thm15="http://schemas.microsoft.com/office/thememl/2012/main" xmlns="" name="Office Theme" id="{62F939B6-93AF-4DB8-9C6B-D6C7DFDC589F}" vid="{4A3C46E8-61CC-4603-A589-7422A47A8E4A}"/>
     </a:ext>
   </a:extLst>
 </a:theme>
